--- a/Opleverset_Project_5-6/Verslagen/Requirement analyse.docx
+++ b/Opleverset_Project_5-6/Verslagen/Requirement analyse.docx
@@ -38,6 +38,9 @@
     <w:p/>
     <w:p>
       <w:r>
+        <w:rPr>
+          <w:noProof/>
+        </w:rPr>
         <w:drawing>
           <wp:inline distT="0" distB="0" distL="0" distR="0" wp14:anchorId="129720BA" wp14:editId="445DCC66">
             <wp:extent cx="5247409" cy="3492667"/>
@@ -111,21 +114,10 @@
       </w:r>
     </w:p>
     <w:p>
-      <w:pPr>
-        <w:rPr>
-          <w:lang w:val="nl-NL"/>
-        </w:rPr>
-      </w:pPr>
-      <w:r>
-        <w:rPr>
-          <w:lang w:val="nl-NL"/>
-        </w:rPr>
+      <w:r>
         <w:t>Fabio Wolthuis</w:t>
       </w:r>
       <w:r>
-        <w:rPr>
-          <w:lang w:val="nl-NL"/>
-        </w:rPr>
         <w:tab/>
         <w:t>1093379</w:t>
       </w:r>
@@ -152,6 +144,16 @@
     </w:p>
     <w:sdt>
       <w:sdtPr>
+        <w:rPr>
+          <w:rFonts w:asciiTheme="minorHAnsi" w:eastAsiaTheme="minorHAnsi" w:hAnsiTheme="minorHAnsi" w:cstheme="minorBidi"/>
+          <w:b w:val="0"/>
+          <w:bCs w:val="0"/>
+          <w:color w:val="auto"/>
+          <w:kern w:val="2"/>
+          <w:sz w:val="24"/>
+          <w:szCs w:val="24"/>
+          <w14:ligatures w14:val="standardContextual"/>
+        </w:rPr>
         <w:id w:val="-770232012"/>
         <w:docPartObj>
           <w:docPartGallery w:val="Table of Contents"/>
@@ -160,19 +162,13 @@
       </w:sdtPr>
       <w:sdtEndPr>
         <w:rPr>
-          <w:rFonts w:asciiTheme="minorHAnsi" w:eastAsiaTheme="minorHAnsi" w:hAnsiTheme="minorHAnsi" w:cstheme="minorBidi"/>
           <w:noProof/>
-          <w:color w:val="auto"/>
-          <w:kern w:val="2"/>
-          <w:sz w:val="24"/>
-          <w:szCs w:val="24"/>
-          <w14:ligatures w14:val="standardContextual"/>
         </w:rPr>
       </w:sdtEndPr>
       <w:sdtContent>
         <w:p>
           <w:pPr>
-            <w:pStyle w:val="TOCHeading"/>
+            <w:pStyle w:val="Kopvaninhoudsopgave"/>
           </w:pPr>
           <w:proofErr w:type="spellStart"/>
           <w:r>
@@ -182,7 +178,7 @@
         </w:p>
         <w:p>
           <w:pPr>
-            <w:pStyle w:val="TOC1"/>
+            <w:pStyle w:val="Inhopg1"/>
             <w:tabs>
               <w:tab w:val="right" w:leader="dot" w:pos="9350"/>
             </w:tabs>
@@ -270,7 +266,7 @@
         </w:p>
         <w:p>
           <w:pPr>
-            <w:pStyle w:val="TOC1"/>
+            <w:pStyle w:val="Inhopg1"/>
             <w:tabs>
               <w:tab w:val="right" w:leader="dot" w:pos="9350"/>
             </w:tabs>
@@ -341,7 +337,7 @@
         </w:p>
         <w:p>
           <w:pPr>
-            <w:pStyle w:val="TOC1"/>
+            <w:pStyle w:val="Inhopg1"/>
             <w:tabs>
               <w:tab w:val="right" w:leader="dot" w:pos="9350"/>
             </w:tabs>
@@ -412,7 +408,7 @@
         </w:p>
         <w:p>
           <w:pPr>
-            <w:pStyle w:val="TOC2"/>
+            <w:pStyle w:val="Inhopg2"/>
             <w:tabs>
               <w:tab w:val="right" w:leader="dot" w:pos="9350"/>
             </w:tabs>
@@ -485,7 +481,7 @@
         </w:p>
         <w:p>
           <w:pPr>
-            <w:pStyle w:val="TOC2"/>
+            <w:pStyle w:val="Inhopg2"/>
             <w:tabs>
               <w:tab w:val="right" w:leader="dot" w:pos="9350"/>
             </w:tabs>
@@ -558,7 +554,7 @@
         </w:p>
         <w:p>
           <w:pPr>
-            <w:pStyle w:val="TOC2"/>
+            <w:pStyle w:val="Inhopg2"/>
             <w:tabs>
               <w:tab w:val="right" w:leader="dot" w:pos="9350"/>
             </w:tabs>
@@ -577,21 +573,7 @@
                 <w:rStyle w:val="Hyperlink"/>
                 <w:noProof/>
               </w:rPr>
-              <w:t>RQ03: Afsta</w:t>
-            </w:r>
-            <w:r>
-              <w:rPr>
-                <w:rStyle w:val="Hyperlink"/>
-                <w:noProof/>
-              </w:rPr>
-              <w:t>n</w:t>
-            </w:r>
-            <w:r>
-              <w:rPr>
-                <w:rStyle w:val="Hyperlink"/>
-                <w:noProof/>
-              </w:rPr>
-              <w:t>dsmeting (Functioneel (Prioriteit P1))</w:t>
+              <w:t>RQ03: Afstandsmeting (Functioneel (Prioriteit P1))</w:t>
             </w:r>
             <w:r>
               <w:rPr>
@@ -645,7 +627,7 @@
         </w:p>
         <w:p>
           <w:pPr>
-            <w:pStyle w:val="TOC2"/>
+            <w:pStyle w:val="Inhopg2"/>
             <w:tabs>
               <w:tab w:val="right" w:leader="dot" w:pos="9350"/>
             </w:tabs>
@@ -718,7 +700,7 @@
         </w:p>
         <w:p>
           <w:pPr>
-            <w:pStyle w:val="TOC2"/>
+            <w:pStyle w:val="Inhopg2"/>
             <w:tabs>
               <w:tab w:val="right" w:leader="dot" w:pos="9350"/>
             </w:tabs>
@@ -791,7 +773,7 @@
         </w:p>
         <w:p>
           <w:pPr>
-            <w:pStyle w:val="TOC2"/>
+            <w:pStyle w:val="Inhopg2"/>
             <w:tabs>
               <w:tab w:val="right" w:leader="dot" w:pos="9350"/>
             </w:tabs>
@@ -864,7 +846,7 @@
         </w:p>
         <w:p>
           <w:pPr>
-            <w:pStyle w:val="TOC2"/>
+            <w:pStyle w:val="Inhopg2"/>
             <w:tabs>
               <w:tab w:val="right" w:leader="dot" w:pos="9350"/>
             </w:tabs>
@@ -937,7 +919,7 @@
         </w:p>
         <w:p>
           <w:pPr>
-            <w:pStyle w:val="TOC2"/>
+            <w:pStyle w:val="Inhopg2"/>
             <w:tabs>
               <w:tab w:val="right" w:leader="dot" w:pos="9350"/>
             </w:tabs>
@@ -1010,7 +992,7 @@
         </w:p>
         <w:p>
           <w:pPr>
-            <w:pStyle w:val="TOC2"/>
+            <w:pStyle w:val="Inhopg2"/>
             <w:tabs>
               <w:tab w:val="right" w:leader="dot" w:pos="9350"/>
             </w:tabs>
@@ -1083,7 +1065,7 @@
         </w:p>
         <w:p>
           <w:pPr>
-            <w:pStyle w:val="TOC2"/>
+            <w:pStyle w:val="Inhopg2"/>
             <w:tabs>
               <w:tab w:val="right" w:leader="dot" w:pos="9350"/>
             </w:tabs>
@@ -1525,7 +1507,7 @@
     </w:p>
     <w:tbl>
       <w:tblPr>
-        <w:tblStyle w:val="TableGrid"/>
+        <w:tblStyle w:val="Tabelraster"/>
         <w:tblW w:w="0" w:type="auto"/>
         <w:tblLook w:val="04A0" w:firstRow="1" w:lastRow="0" w:firstColumn="1" w:lastColumn="0" w:noHBand="0" w:noVBand="1"/>
       </w:tblPr>
@@ -1539,7 +1521,7 @@
           </w:tcPr>
           <w:tbl>
             <w:tblPr>
-              <w:tblStyle w:val="TableGridLight"/>
+              <w:tblStyle w:val="Tabelrasterlicht"/>
               <w:tblW w:w="0" w:type="auto"/>
               <w:tblLook w:val="04A0" w:firstRow="1" w:lastRow="0" w:firstColumn="1" w:lastColumn="0" w:noHBand="0" w:noVBand="1"/>
             </w:tblPr>
@@ -1925,7 +1907,7 @@
     </w:p>
     <w:p>
       <w:pPr>
-        <w:pStyle w:val="ListParagraph"/>
+        <w:pStyle w:val="Lijstalinea"/>
         <w:numPr>
           <w:ilvl w:val="0"/>
           <w:numId w:val="19"/>
@@ -1938,7 +1920,7 @@
         <w:adjustRightInd w:val="0"/>
         <w:spacing w:after="0" w:line="240" w:lineRule="auto"/>
         <w:rPr>
-          <w:rFonts w:ascii="Helvetica Neue" w:hAnsi="Helvetica Neue" w:cs="Helvetica Neue"/>
+          <w:rFonts w:asciiTheme="majorHAnsi" w:hAnsiTheme="majorHAnsi" w:cs="Helvetica Neue"/>
           <w:b/>
           <w:bCs/>
           <w:color w:val="000000" w:themeColor="text1"/>
@@ -1950,7 +1932,7 @@
       </w:pPr>
       <w:r>
         <w:rPr>
-          <w:rFonts w:ascii="Helvetica Neue" w:hAnsi="Helvetica Neue" w:cs="Helvetica Neue"/>
+          <w:rFonts w:asciiTheme="majorHAnsi" w:hAnsiTheme="majorHAnsi" w:cs="Helvetica Neue"/>
           <w:b/>
           <w:bCs/>
           <w:color w:val="000000" w:themeColor="text1"/>
@@ -1963,7 +1945,7 @@
       </w:r>
       <w:r>
         <w:rPr>
-          <w:rFonts w:ascii="Helvetica Neue" w:hAnsi="Helvetica Neue" w:cs="Helvetica Neue"/>
+          <w:rFonts w:asciiTheme="majorHAnsi" w:hAnsiTheme="majorHAnsi" w:cs="Helvetica Neue"/>
           <w:b/>
           <w:bCs/>
           <w:color w:val="000000" w:themeColor="text1"/>
@@ -1985,7 +1967,7 @@
         <w:adjustRightInd w:val="0"/>
         <w:spacing w:after="0" w:line="240" w:lineRule="auto"/>
         <w:rPr>
-          <w:rFonts w:ascii="Helvetica Neue" w:hAnsi="Helvetica Neue" w:cs="Helvetica Neue"/>
+          <w:rFonts w:asciiTheme="majorHAnsi" w:hAnsiTheme="majorHAnsi" w:cs="Helvetica Neue"/>
           <w:b/>
           <w:bCs/>
           <w:color w:val="000000"/>
@@ -1996,34 +1978,16 @@
       </w:pPr>
       <w:r>
         <w:rPr>
-          <w:rFonts w:ascii="Helvetica Neue" w:hAnsi="Helvetica Neue" w:cs="Helvetica Neue"/>
-          <w:color w:val="000000"/>
-          <w:kern w:val="0"/>
-          <w:lang w:val="nl-NL"/>
-        </w:rPr>
-        <w:t>Er is nog geen definit</w:t>
-      </w:r>
-      <w:r>
-        <w:rPr>
-          <w:rFonts w:ascii="Helvetica Neue" w:hAnsi="Helvetica Neue" w:cs="Helvetica Neue"/>
-          <w:color w:val="000000"/>
-          <w:kern w:val="0"/>
-          <w:lang w:val="nl-NL"/>
-        </w:rPr>
-        <w:t>ieve keuze gemaakt uit de</w:t>
-      </w:r>
-      <w:r>
-        <w:rPr>
-          <w:rFonts w:ascii="Helvetica Neue" w:hAnsi="Helvetica Neue" w:cs="Helvetica Neue"/>
-          <w:color w:val="000000"/>
-          <w:kern w:val="0"/>
-          <w:lang w:val="nl-NL"/>
-        </w:rPr>
-        <w:t xml:space="preserve"> </w:t>
-      </w:r>
-      <w:r>
-        <w:rPr>
-          <w:rFonts w:ascii="Helvetica Neue" w:hAnsi="Helvetica Neue" w:cs="Helvetica Neue"/>
+          <w:rFonts w:asciiTheme="majorHAnsi" w:hAnsiTheme="majorHAnsi" w:cs="Helvetica Neue"/>
+          <w:color w:val="000000"/>
+          <w:kern w:val="0"/>
+          <w:lang w:val="nl-NL"/>
+        </w:rPr>
+        <w:t xml:space="preserve">Er is nog geen definitieve keuze gemaakt uit de </w:t>
+      </w:r>
+      <w:r>
+        <w:rPr>
+          <w:rFonts w:asciiTheme="majorHAnsi" w:hAnsiTheme="majorHAnsi" w:cs="Helvetica Neue"/>
           <w:b/>
           <w:bCs/>
           <w:color w:val="000000"/>
@@ -2035,7 +1999,7 @@
       <w:proofErr w:type="spellStart"/>
       <w:r>
         <w:rPr>
-          <w:rFonts w:ascii="Helvetica Neue" w:hAnsi="Helvetica Neue" w:cs="Helvetica Neue"/>
+          <w:rFonts w:asciiTheme="majorHAnsi" w:hAnsiTheme="majorHAnsi" w:cs="Helvetica Neue"/>
           <w:b/>
           <w:bCs/>
           <w:color w:val="000000"/>
@@ -2047,7 +2011,7 @@
       <w:proofErr w:type="spellEnd"/>
       <w:r>
         <w:rPr>
-          <w:rFonts w:ascii="Helvetica Neue" w:hAnsi="Helvetica Neue" w:cs="Helvetica Neue"/>
+          <w:rFonts w:asciiTheme="majorHAnsi" w:hAnsiTheme="majorHAnsi" w:cs="Helvetica Neue"/>
           <w:color w:val="000000"/>
           <w:kern w:val="0"/>
           <w:lang w:val="nl-NL"/>
@@ -2056,7 +2020,7 @@
       </w:r>
       <w:r>
         <w:rPr>
-          <w:rFonts w:ascii="Helvetica Neue" w:hAnsi="Helvetica Neue" w:cs="Helvetica Neue"/>
+          <w:rFonts w:asciiTheme="majorHAnsi" w:hAnsiTheme="majorHAnsi" w:cs="Helvetica Neue"/>
           <w:b/>
           <w:bCs/>
           <w:color w:val="000000"/>
@@ -2067,61 +2031,16 @@
       </w:r>
       <w:r>
         <w:rPr>
-          <w:rFonts w:ascii="Helvetica Neue" w:hAnsi="Helvetica Neue" w:cs="Helvetica Neue"/>
-          <w:color w:val="000000"/>
-          <w:kern w:val="0"/>
-          <w:lang w:val="nl-NL"/>
-        </w:rPr>
-        <w:t xml:space="preserve">. </w:t>
-      </w:r>
-      <w:r>
-        <w:rPr>
-          <w:rFonts w:ascii="Helvetica Neue" w:hAnsi="Helvetica Neue" w:cs="Helvetica Neue"/>
-          <w:color w:val="000000"/>
-          <w:kern w:val="0"/>
-          <w:lang w:val="nl-NL"/>
-        </w:rPr>
-        <w:t xml:space="preserve">Deze keuze wordt definitief na mate het testen van beide camera’s. </w:t>
-      </w:r>
-      <w:r>
-        <w:rPr>
-          <w:rFonts w:ascii="Helvetica Neue" w:hAnsi="Helvetica Neue" w:cs="Helvetica Neue"/>
-          <w:color w:val="000000"/>
-          <w:kern w:val="0"/>
-          <w:lang w:val="nl-NL"/>
-        </w:rPr>
-        <w:t>Eisen en</w:t>
-      </w:r>
-      <w:r>
-        <w:rPr>
-          <w:rFonts w:ascii="Helvetica Neue" w:hAnsi="Helvetica Neue" w:cs="Helvetica Neue"/>
-          <w:color w:val="000000"/>
-          <w:kern w:val="0"/>
-          <w:lang w:val="nl-NL"/>
-        </w:rPr>
-        <w:t xml:space="preserve"> de</w:t>
-      </w:r>
-      <w:r>
-        <w:rPr>
-          <w:rFonts w:ascii="Helvetica Neue" w:hAnsi="Helvetica Neue" w:cs="Helvetica Neue"/>
-          <w:color w:val="000000"/>
-          <w:kern w:val="0"/>
-          <w:lang w:val="nl-NL"/>
-        </w:rPr>
-        <w:t xml:space="preserve"> </w:t>
-      </w:r>
-      <w:r>
-        <w:rPr>
-          <w:rFonts w:ascii="Helvetica Neue" w:hAnsi="Helvetica Neue" w:cs="Helvetica Neue"/>
-          <w:color w:val="000000"/>
-          <w:kern w:val="0"/>
-          <w:lang w:val="nl-NL"/>
-        </w:rPr>
-        <w:t xml:space="preserve">specificaties van deze camera zijn terug te vinden in het document </w:t>
-      </w:r>
-      <w:r>
-        <w:rPr>
-          <w:rFonts w:ascii="Helvetica Neue" w:hAnsi="Helvetica Neue" w:cs="Helvetica Neue"/>
+          <w:rFonts w:asciiTheme="majorHAnsi" w:hAnsiTheme="majorHAnsi" w:cs="Helvetica Neue"/>
+          <w:color w:val="000000"/>
+          <w:kern w:val="0"/>
+          <w:lang w:val="nl-NL"/>
+        </w:rPr>
+        <w:t xml:space="preserve">. Deze keuze wordt definitief na mate het testen van beide camera’s. Eisen en de specificaties van deze camera zijn terug te vinden in het document </w:t>
+      </w:r>
+      <w:r>
+        <w:rPr>
+          <w:rFonts w:asciiTheme="majorHAnsi" w:hAnsiTheme="majorHAnsi" w:cs="Helvetica Neue"/>
           <w:b/>
           <w:bCs/>
           <w:color w:val="000000"/>
@@ -2129,19 +2048,7 @@
           <w:u w:val="single"/>
           <w:lang w:val="nl-NL"/>
         </w:rPr>
-        <w:t>Camera onderzoeksverslag</w:t>
-      </w:r>
-      <w:r>
-        <w:rPr>
-          <w:rFonts w:ascii="Helvetica Neue" w:hAnsi="Helvetica Neue" w:cs="Helvetica Neue"/>
-          <w:b/>
-          <w:bCs/>
-          <w:color w:val="000000"/>
-          <w:kern w:val="0"/>
-          <w:u w:val="single"/>
-          <w:lang w:val="nl-NL"/>
-        </w:rPr>
-        <w:t>.</w:t>
+        <w:t>Camera onderzoeksverslag.</w:t>
       </w:r>
     </w:p>
     <w:p>
@@ -2154,7 +2061,7 @@
         <w:adjustRightInd w:val="0"/>
         <w:spacing w:after="0" w:line="240" w:lineRule="auto"/>
         <w:rPr>
-          <w:rFonts w:ascii="Helvetica Neue" w:hAnsi="Helvetica Neue" w:cs="Helvetica Neue"/>
+          <w:rFonts w:asciiTheme="majorHAnsi" w:hAnsiTheme="majorHAnsi" w:cs="Helvetica Neue"/>
           <w:b/>
           <w:bCs/>
           <w:color w:val="000000"/>
@@ -2166,7 +2073,7 @@
     </w:p>
     <w:p>
       <w:pPr>
-        <w:pStyle w:val="ListParagraph"/>
+        <w:pStyle w:val="Lijstalinea"/>
         <w:numPr>
           <w:ilvl w:val="0"/>
           <w:numId w:val="19"/>
@@ -2179,17 +2086,17 @@
         <w:adjustRightInd w:val="0"/>
         <w:spacing w:after="0" w:line="240" w:lineRule="auto"/>
         <w:rPr>
-          <w:rFonts w:ascii="Helvetica Neue" w:hAnsi="Helvetica Neue" w:cs="Helvetica Neue"/>
-          <w:b/>
-          <w:bCs/>
-          <w:color w:val="000000"/>
-          <w:kern w:val="0"/>
-          <w:lang w:val="nl-NL"/>
-        </w:rPr>
-      </w:pPr>
-      <w:r>
-        <w:rPr>
-          <w:rFonts w:ascii="Helvetica Neue" w:hAnsi="Helvetica Neue" w:cs="Helvetica Neue"/>
+          <w:rFonts w:asciiTheme="majorHAnsi" w:hAnsiTheme="majorHAnsi" w:cs="Helvetica Neue"/>
+          <w:b/>
+          <w:bCs/>
+          <w:color w:val="000000"/>
+          <w:kern w:val="0"/>
+          <w:lang w:val="nl-NL"/>
+        </w:rPr>
+      </w:pPr>
+      <w:r>
+        <w:rPr>
+          <w:rFonts w:asciiTheme="majorHAnsi" w:hAnsiTheme="majorHAnsi" w:cs="Helvetica Neue"/>
           <w:b/>
           <w:bCs/>
           <w:color w:val="000000"/>
@@ -2209,7 +2116,7 @@
         <w:adjustRightInd w:val="0"/>
         <w:spacing w:after="0" w:line="240" w:lineRule="auto"/>
         <w:rPr>
-          <w:rFonts w:ascii="Helvetica Neue" w:hAnsi="Helvetica Neue" w:cs="Helvetica Neue"/>
+          <w:rFonts w:asciiTheme="majorHAnsi" w:hAnsiTheme="majorHAnsi" w:cs="Helvetica Neue"/>
           <w:b/>
           <w:bCs/>
           <w:color w:val="000000"/>
@@ -2220,25 +2127,16 @@
       </w:pPr>
       <w:r>
         <w:rPr>
-          <w:rFonts w:ascii="Helvetica Neue" w:hAnsi="Helvetica Neue" w:cs="Helvetica Neue"/>
-          <w:color w:val="000000"/>
-          <w:kern w:val="0"/>
-          <w:lang w:val="nl-NL"/>
-        </w:rPr>
-        <w:t>Voor de keuze in software is er gekozen voor het gebrui</w:t>
-      </w:r>
-      <w:r>
-        <w:rPr>
-          <w:rFonts w:ascii="Helvetica Neue" w:hAnsi="Helvetica Neue" w:cs="Helvetica Neue"/>
-          <w:color w:val="000000"/>
-          <w:kern w:val="0"/>
-          <w:lang w:val="nl-NL"/>
-        </w:rPr>
-        <w:t xml:space="preserve">k te maken van de taal </w:t>
-      </w:r>
-      <w:r>
-        <w:rPr>
-          <w:rFonts w:ascii="Helvetica Neue" w:hAnsi="Helvetica Neue" w:cs="Helvetica Neue"/>
+          <w:rFonts w:asciiTheme="majorHAnsi" w:hAnsiTheme="majorHAnsi" w:cs="Helvetica Neue"/>
+          <w:color w:val="000000"/>
+          <w:kern w:val="0"/>
+          <w:lang w:val="nl-NL"/>
+        </w:rPr>
+        <w:t xml:space="preserve">Voor de keuze in software is er gekozen voor het gebruik te maken van de taal </w:t>
+      </w:r>
+      <w:r>
+        <w:rPr>
+          <w:rFonts w:asciiTheme="majorHAnsi" w:hAnsiTheme="majorHAnsi" w:cs="Helvetica Neue"/>
           <w:b/>
           <w:bCs/>
           <w:color w:val="000000"/>
@@ -2249,7 +2147,7 @@
       </w:r>
       <w:r>
         <w:rPr>
-          <w:rFonts w:ascii="Helvetica Neue" w:hAnsi="Helvetica Neue" w:cs="Helvetica Neue"/>
+          <w:rFonts w:asciiTheme="majorHAnsi" w:hAnsiTheme="majorHAnsi" w:cs="Helvetica Neue"/>
           <w:color w:val="000000"/>
           <w:kern w:val="0"/>
           <w:lang w:val="nl-NL"/>
@@ -2259,7 +2157,7 @@
       <w:proofErr w:type="spellStart"/>
       <w:r>
         <w:rPr>
-          <w:rFonts w:ascii="Helvetica Neue" w:hAnsi="Helvetica Neue" w:cs="Helvetica Neue"/>
+          <w:rFonts w:asciiTheme="majorHAnsi" w:hAnsiTheme="majorHAnsi" w:cs="Helvetica Neue"/>
           <w:color w:val="000000"/>
           <w:kern w:val="0"/>
           <w:lang w:val="nl-NL"/>
@@ -2269,7 +2167,7 @@
       <w:proofErr w:type="spellEnd"/>
       <w:r>
         <w:rPr>
-          <w:rFonts w:ascii="Helvetica Neue" w:hAnsi="Helvetica Neue" w:cs="Helvetica Neue"/>
+          <w:rFonts w:asciiTheme="majorHAnsi" w:hAnsiTheme="majorHAnsi" w:cs="Helvetica Neue"/>
           <w:color w:val="000000"/>
           <w:kern w:val="0"/>
           <w:lang w:val="nl-NL"/>
@@ -2279,7 +2177,7 @@
       <w:proofErr w:type="spellStart"/>
       <w:r>
         <w:rPr>
-          <w:rFonts w:ascii="Helvetica Neue" w:hAnsi="Helvetica Neue" w:cs="Helvetica Neue"/>
+          <w:rFonts w:asciiTheme="majorHAnsi" w:hAnsiTheme="majorHAnsi" w:cs="Helvetica Neue"/>
           <w:b/>
           <w:bCs/>
           <w:color w:val="000000"/>
@@ -2291,52 +2189,16 @@
       <w:proofErr w:type="spellEnd"/>
       <w:r>
         <w:rPr>
-          <w:rFonts w:ascii="Helvetica Neue" w:hAnsi="Helvetica Neue" w:cs="Helvetica Neue"/>
-          <w:color w:val="000000"/>
-          <w:kern w:val="0"/>
-          <w:lang w:val="nl-NL"/>
-        </w:rPr>
-        <w:t xml:space="preserve">. </w:t>
-      </w:r>
-      <w:r>
-        <w:rPr>
-          <w:rFonts w:ascii="Helvetica Neue" w:hAnsi="Helvetica Neue" w:cs="Helvetica Neue"/>
-          <w:color w:val="000000"/>
-          <w:kern w:val="0"/>
-          <w:lang w:val="nl-NL"/>
-        </w:rPr>
-        <w:t>Eisen en</w:t>
-      </w:r>
-      <w:r>
-        <w:rPr>
-          <w:rFonts w:ascii="Helvetica Neue" w:hAnsi="Helvetica Neue" w:cs="Helvetica Neue"/>
-          <w:color w:val="000000"/>
-          <w:kern w:val="0"/>
-          <w:lang w:val="nl-NL"/>
-        </w:rPr>
-        <w:t xml:space="preserve"> de</w:t>
-      </w:r>
-      <w:r>
-        <w:rPr>
-          <w:rFonts w:ascii="Helvetica Neue" w:hAnsi="Helvetica Neue" w:cs="Helvetica Neue"/>
-          <w:color w:val="000000"/>
-          <w:kern w:val="0"/>
-          <w:lang w:val="nl-NL"/>
-        </w:rPr>
-        <w:t xml:space="preserve"> </w:t>
-      </w:r>
-      <w:r>
-        <w:rPr>
-          <w:rFonts w:ascii="Helvetica Neue" w:hAnsi="Helvetica Neue" w:cs="Helvetica Neue"/>
-          <w:color w:val="000000"/>
-          <w:kern w:val="0"/>
-          <w:lang w:val="nl-NL"/>
-        </w:rPr>
-        <w:t xml:space="preserve">specificaties van de software is terug te vinden in het document </w:t>
-      </w:r>
-      <w:r>
-        <w:rPr>
-          <w:rFonts w:ascii="Helvetica Neue" w:hAnsi="Helvetica Neue" w:cs="Helvetica Neue"/>
+          <w:rFonts w:asciiTheme="majorHAnsi" w:hAnsiTheme="majorHAnsi" w:cs="Helvetica Neue"/>
+          <w:color w:val="000000"/>
+          <w:kern w:val="0"/>
+          <w:lang w:val="nl-NL"/>
+        </w:rPr>
+        <w:t xml:space="preserve">. Eisen en de specificaties van de software is terug te vinden in het document </w:t>
+      </w:r>
+      <w:r>
+        <w:rPr>
+          <w:rFonts w:asciiTheme="majorHAnsi" w:hAnsiTheme="majorHAnsi" w:cs="Helvetica Neue"/>
           <w:b/>
           <w:bCs/>
           <w:color w:val="000000"/>
@@ -2344,62 +2206,38 @@
           <w:u w:val="single"/>
           <w:lang w:val="nl-NL"/>
         </w:rPr>
-        <w:t>Software</w:t>
-      </w:r>
-      <w:r>
-        <w:rPr>
-          <w:rFonts w:ascii="Helvetica Neue" w:hAnsi="Helvetica Neue" w:cs="Helvetica Neue"/>
-          <w:b/>
-          <w:bCs/>
-          <w:color w:val="000000"/>
-          <w:kern w:val="0"/>
-          <w:u w:val="single"/>
-          <w:lang w:val="nl-NL"/>
-        </w:rPr>
-        <w:t xml:space="preserve"> onderzoeksverslag</w:t>
-      </w:r>
-      <w:r>
-        <w:rPr>
-          <w:rFonts w:ascii="Helvetica Neue" w:hAnsi="Helvetica Neue" w:cs="Helvetica Neue"/>
-          <w:b/>
-          <w:bCs/>
-          <w:color w:val="000000"/>
-          <w:kern w:val="0"/>
-          <w:u w:val="single"/>
-          <w:lang w:val="nl-NL"/>
-        </w:rPr>
-        <w:t>.</w:t>
-      </w:r>
-    </w:p>
-    <w:p>
-      <w:pPr>
-        <w:rPr>
-          <w:rFonts w:ascii="Helvetica Neue" w:hAnsi="Helvetica Neue" w:cs="Helvetica Neue"/>
-          <w:color w:val="000000"/>
-          <w:kern w:val="0"/>
-          <w:lang w:val="nl-NL"/>
-        </w:rPr>
-      </w:pPr>
-    </w:p>
-    <w:p>
-      <w:pPr>
-        <w:pStyle w:val="ListParagraph"/>
+        <w:t>Software onderzoeksverslag.</w:t>
+      </w:r>
+    </w:p>
+    <w:p>
+      <w:pPr>
+        <w:rPr>
+          <w:rFonts w:asciiTheme="majorHAnsi" w:hAnsiTheme="majorHAnsi" w:cs="Helvetica Neue"/>
+          <w:color w:val="000000"/>
+          <w:kern w:val="0"/>
+          <w:lang w:val="nl-NL"/>
+        </w:rPr>
+      </w:pPr>
+    </w:p>
+    <w:p>
+      <w:pPr>
+        <w:pStyle w:val="Lijstalinea"/>
         <w:numPr>
           <w:ilvl w:val="0"/>
           <w:numId w:val="19"/>
         </w:numPr>
         <w:rPr>
-          <w:rFonts w:ascii="Helvetica Neue" w:hAnsi="Helvetica Neue" w:cs="Helvetica Neue"/>
-          <w:b/>
-          <w:bCs/>
-          <w:color w:val="000000"/>
-          <w:kern w:val="0"/>
-          <w:lang w:val="nl-NL"/>
-        </w:rPr>
-      </w:pPr>
-      <w:r>
-        <w:rPr>
-          <w:rFonts w:ascii="Helvetica Neue" w:hAnsi="Helvetica Neue" w:cs="Helvetica Neue"/>
+          <w:rFonts w:asciiTheme="majorHAnsi" w:hAnsiTheme="majorHAnsi" w:cs="Helvetica Neue"/>
+          <w:b/>
+          <w:bCs/>
+          <w:color w:val="000000"/>
+          <w:kern w:val="0"/>
+          <w:lang w:val="nl-NL"/>
+        </w:rPr>
+      </w:pPr>
+      <w:r>
+        <w:rPr>
+          <w:rFonts w:asciiTheme="majorHAnsi" w:hAnsiTheme="majorHAnsi" w:cs="Helvetica Neue"/>
           <w:b/>
           <w:bCs/>
           <w:color w:val="000000"/>
@@ -2412,64 +2250,59 @@
     <w:p>
       <w:pPr>
         <w:rPr>
-          <w:rFonts w:ascii="Helvetica Neue" w:hAnsi="Helvetica Neue" w:cs="Helvetica Neue"/>
-          <w:color w:val="000000"/>
-          <w:kern w:val="0"/>
-          <w:lang w:val="nl-NL"/>
-        </w:rPr>
-      </w:pPr>
-      <w:r>
-        <w:rPr>
-          <w:rFonts w:ascii="Helvetica Neue" w:hAnsi="Helvetica Neue" w:cs="Helvetica Neue"/>
-          <w:color w:val="000000"/>
-          <w:kern w:val="0"/>
-          <w:lang w:val="nl-NL"/>
-        </w:rPr>
-        <w:t xml:space="preserve">Voor de keuze in </w:t>
-      </w:r>
-      <w:r>
-        <w:rPr>
-          <w:rFonts w:ascii="Helvetica Neue" w:hAnsi="Helvetica Neue" w:cs="Helvetica Neue"/>
-          <w:color w:val="000000"/>
-          <w:kern w:val="0"/>
-          <w:lang w:val="nl-NL"/>
-        </w:rPr>
-        <w:t>Microcontroller</w:t>
-      </w:r>
-      <w:r>
-        <w:rPr>
-          <w:rFonts w:ascii="Helvetica Neue" w:hAnsi="Helvetica Neue" w:cs="Helvetica Neue"/>
-          <w:color w:val="000000"/>
-          <w:kern w:val="0"/>
-          <w:lang w:val="nl-NL"/>
-        </w:rPr>
-        <w:t xml:space="preserve"> is er gekozen voor het gebrui</w:t>
-      </w:r>
-      <w:r>
-        <w:rPr>
-          <w:rFonts w:ascii="Helvetica Neue" w:hAnsi="Helvetica Neue" w:cs="Helvetica Neue"/>
-          <w:color w:val="000000"/>
-          <w:kern w:val="0"/>
-          <w:lang w:val="nl-NL"/>
-        </w:rPr>
-        <w:t xml:space="preserve">k te maken van de </w:t>
+          <w:rFonts w:asciiTheme="majorHAnsi" w:hAnsiTheme="majorHAnsi" w:cs="Helvetica Neue"/>
+          <w:color w:val="000000"/>
+          <w:kern w:val="0"/>
+          <w:lang w:val="nl-NL"/>
+        </w:rPr>
+      </w:pPr>
+      <w:r>
+        <w:rPr>
+          <w:rFonts w:asciiTheme="majorHAnsi" w:hAnsiTheme="majorHAnsi" w:cs="Helvetica Neue"/>
+          <w:color w:val="000000"/>
+          <w:kern w:val="0"/>
+          <w:lang w:val="nl-NL"/>
+        </w:rPr>
+        <w:t xml:space="preserve">Voor de keuze in Microcontroller is er gekozen voor het gebruik te maken van de </w:t>
       </w:r>
       <w:proofErr w:type="spellStart"/>
       <w:r>
         <w:rPr>
-          <w:rFonts w:ascii="Helvetica Neue" w:hAnsi="Helvetica Neue" w:cs="Helvetica Neue"/>
-          <w:b/>
-          <w:bCs/>
-          <w:color w:val="000000"/>
-          <w:kern w:val="0"/>
-          <w:lang w:val="nl-NL"/>
-        </w:rPr>
-        <w:t>Rasberry</w:t>
+          <w:rFonts w:asciiTheme="majorHAnsi" w:hAnsiTheme="majorHAnsi" w:cs="Helvetica Neue"/>
+          <w:b/>
+          <w:bCs/>
+          <w:color w:val="000000"/>
+          <w:kern w:val="0"/>
+          <w:lang w:val="nl-NL"/>
+        </w:rPr>
+        <w:t>Ras</w:t>
+      </w:r>
+      <w:r>
+        <w:rPr>
+          <w:rFonts w:asciiTheme="majorHAnsi" w:hAnsiTheme="majorHAnsi" w:cs="Helvetica Neue"/>
+          <w:b/>
+          <w:bCs/>
+          <w:color w:val="000000"/>
+          <w:kern w:val="0"/>
+          <w:lang w:val="nl-NL"/>
+        </w:rPr>
+        <w:t>p</w:t>
+      </w:r>
+      <w:r>
+        <w:rPr>
+          <w:rFonts w:asciiTheme="majorHAnsi" w:hAnsiTheme="majorHAnsi" w:cs="Helvetica Neue"/>
+          <w:b/>
+          <w:bCs/>
+          <w:color w:val="000000"/>
+          <w:kern w:val="0"/>
+          <w:lang w:val="nl-NL"/>
+        </w:rPr>
+        <w:t>berry</w:t>
       </w:r>
       <w:proofErr w:type="spellEnd"/>
       <w:r>
         <w:rPr>
-          <w:rFonts w:ascii="Helvetica Neue" w:hAnsi="Helvetica Neue" w:cs="Helvetica Neue"/>
+          <w:rFonts w:asciiTheme="majorHAnsi" w:hAnsiTheme="majorHAnsi" w:cs="Helvetica Neue"/>
           <w:b/>
           <w:bCs/>
           <w:color w:val="000000"/>
@@ -2480,7 +2313,7 @@
       </w:r>
       <w:r>
         <w:rPr>
-          <w:rFonts w:ascii="Helvetica Neue" w:hAnsi="Helvetica Neue" w:cs="Helvetica Neue"/>
+          <w:rFonts w:asciiTheme="majorHAnsi" w:hAnsiTheme="majorHAnsi" w:cs="Helvetica Neue"/>
           <w:b/>
           <w:bCs/>
           <w:color w:val="000000"/>
@@ -2491,7 +2324,7 @@
       </w:r>
       <w:r>
         <w:rPr>
-          <w:rFonts w:ascii="Helvetica Neue" w:hAnsi="Helvetica Neue" w:cs="Helvetica Neue"/>
+          <w:rFonts w:asciiTheme="majorHAnsi" w:hAnsiTheme="majorHAnsi" w:cs="Helvetica Neue"/>
           <w:b/>
           <w:bCs/>
           <w:color w:val="000000"/>
@@ -2502,52 +2335,16 @@
       </w:r>
       <w:r>
         <w:rPr>
-          <w:rFonts w:ascii="Helvetica Neue" w:hAnsi="Helvetica Neue" w:cs="Helvetica Neue"/>
-          <w:color w:val="000000"/>
-          <w:kern w:val="0"/>
-          <w:lang w:val="nl-NL"/>
-        </w:rPr>
-        <w:t xml:space="preserve">. </w:t>
-      </w:r>
-      <w:r>
-        <w:rPr>
-          <w:rFonts w:ascii="Helvetica Neue" w:hAnsi="Helvetica Neue" w:cs="Helvetica Neue"/>
-          <w:color w:val="000000"/>
-          <w:kern w:val="0"/>
-          <w:lang w:val="nl-NL"/>
-        </w:rPr>
-        <w:t>Eisen en</w:t>
-      </w:r>
-      <w:r>
-        <w:rPr>
-          <w:rFonts w:ascii="Helvetica Neue" w:hAnsi="Helvetica Neue" w:cs="Helvetica Neue"/>
-          <w:color w:val="000000"/>
-          <w:kern w:val="0"/>
-          <w:lang w:val="nl-NL"/>
-        </w:rPr>
-        <w:t xml:space="preserve"> de</w:t>
-      </w:r>
-      <w:r>
-        <w:rPr>
-          <w:rFonts w:ascii="Helvetica Neue" w:hAnsi="Helvetica Neue" w:cs="Helvetica Neue"/>
-          <w:color w:val="000000"/>
-          <w:kern w:val="0"/>
-          <w:lang w:val="nl-NL"/>
-        </w:rPr>
-        <w:t xml:space="preserve"> </w:t>
-      </w:r>
-      <w:r>
-        <w:rPr>
-          <w:rFonts w:ascii="Helvetica Neue" w:hAnsi="Helvetica Neue" w:cs="Helvetica Neue"/>
-          <w:color w:val="000000"/>
-          <w:kern w:val="0"/>
-          <w:lang w:val="nl-NL"/>
-        </w:rPr>
-        <w:t xml:space="preserve">specificaties van de software is terug te vinden in het document </w:t>
-      </w:r>
-      <w:r>
-        <w:rPr>
-          <w:rFonts w:ascii="Helvetica Neue" w:hAnsi="Helvetica Neue" w:cs="Helvetica Neue"/>
+          <w:rFonts w:asciiTheme="majorHAnsi" w:hAnsiTheme="majorHAnsi" w:cs="Helvetica Neue"/>
+          <w:color w:val="000000"/>
+          <w:kern w:val="0"/>
+          <w:lang w:val="nl-NL"/>
+        </w:rPr>
+        <w:t xml:space="preserve">. Eisen en de specificaties van de software is terug te vinden in het document </w:t>
+      </w:r>
+      <w:r>
+        <w:rPr>
+          <w:rFonts w:asciiTheme="majorHAnsi" w:hAnsiTheme="majorHAnsi" w:cs="Helvetica Neue"/>
           <w:b/>
           <w:bCs/>
           <w:color w:val="000000"/>
@@ -2555,31 +2352,7 @@
           <w:u w:val="single"/>
           <w:lang w:val="nl-NL"/>
         </w:rPr>
-        <w:t>Microcontroller</w:t>
-      </w:r>
-      <w:r>
-        <w:rPr>
-          <w:rFonts w:ascii="Helvetica Neue" w:hAnsi="Helvetica Neue" w:cs="Helvetica Neue"/>
-          <w:b/>
-          <w:bCs/>
-          <w:color w:val="000000"/>
-          <w:kern w:val="0"/>
-          <w:u w:val="single"/>
-          <w:lang w:val="nl-NL"/>
-        </w:rPr>
-        <w:t xml:space="preserve"> onderzoeksverslag</w:t>
-      </w:r>
-      <w:r>
-        <w:rPr>
-          <w:rFonts w:ascii="Helvetica Neue" w:hAnsi="Helvetica Neue" w:cs="Helvetica Neue"/>
-          <w:b/>
-          <w:bCs/>
-          <w:color w:val="000000"/>
-          <w:kern w:val="0"/>
-          <w:u w:val="single"/>
-          <w:lang w:val="nl-NL"/>
-        </w:rPr>
-        <w:t>.</w:t>
+        <w:t>Microcontroller onderzoeksverslag.</w:t>
       </w:r>
     </w:p>
     <w:p>
@@ -2592,7 +2365,7 @@
         <w:adjustRightInd w:val="0"/>
         <w:spacing w:after="0" w:line="240" w:lineRule="auto"/>
         <w:rPr>
-          <w:rFonts w:ascii="Helvetica Neue" w:hAnsi="Helvetica Neue" w:cs="Helvetica Neue"/>
+          <w:rFonts w:asciiTheme="majorHAnsi" w:hAnsiTheme="majorHAnsi" w:cs="Helvetica Neue"/>
           <w:b/>
           <w:bCs/>
           <w:color w:val="000000"/>
@@ -2612,7 +2385,7 @@
         <w:adjustRightInd w:val="0"/>
         <w:spacing w:after="0" w:line="240" w:lineRule="auto"/>
         <w:rPr>
-          <w:rFonts w:ascii="Helvetica Neue" w:hAnsi="Helvetica Neue" w:cs="Helvetica Neue"/>
+          <w:rFonts w:asciiTheme="majorHAnsi" w:hAnsiTheme="majorHAnsi" w:cs="Helvetica Neue"/>
           <w:b/>
           <w:bCs/>
           <w:color w:val="000000"/>
@@ -2888,7 +2661,6 @@
         </w:rPr>
         <w:t xml:space="preserve"> </w:t>
       </w:r>
-      <w:proofErr w:type="spellStart"/>
       <w:r>
         <w:rPr>
           <w:rFonts w:ascii="Helvetica Neue" w:hAnsi="Helvetica Neue" w:cs="Helvetica Neue"/>
@@ -2899,9 +2671,8 @@
           <w:u w:val="single"/>
           <w:lang w:val="nl-NL"/>
         </w:rPr>
-        <w:t>UserStory</w:t>
-      </w:r>
-      <w:proofErr w:type="spellEnd"/>
+        <w:t>User</w:t>
+      </w:r>
       <w:r>
         <w:rPr>
           <w:rFonts w:ascii="Helvetica Neue" w:hAnsi="Helvetica Neue" w:cs="Helvetica Neue"/>
@@ -2912,7 +2683,19 @@
           <w:u w:val="single"/>
           <w:lang w:val="nl-NL"/>
         </w:rPr>
-        <w:t xml:space="preserve"> Nr. 1</w:t>
+        <w:t xml:space="preserve"> </w:t>
+      </w:r>
+      <w:r>
+        <w:rPr>
+          <w:rFonts w:ascii="Helvetica Neue" w:hAnsi="Helvetica Neue" w:cs="Helvetica Neue"/>
+          <w:b/>
+          <w:bCs/>
+          <w:color w:val="000000"/>
+          <w:kern w:val="0"/>
+          <w:u w:val="single"/>
+          <w:lang w:val="nl-NL"/>
+        </w:rPr>
+        <w:t>Story Nr. 1</w:t>
       </w:r>
       <w:r>
         <w:rPr>
@@ -3088,7 +2871,7 @@
     </w:p>
     <w:p>
       <w:pPr>
-        <w:pStyle w:val="ListParagraph"/>
+        <w:pStyle w:val="Lijstalinea"/>
         <w:numPr>
           <w:ilvl w:val="0"/>
           <w:numId w:val="19"/>
@@ -3171,7 +2954,7 @@
     </w:p>
     <w:p>
       <w:pPr>
-        <w:pStyle w:val="ListParagraph"/>
+        <w:pStyle w:val="Lijstalinea"/>
         <w:numPr>
           <w:ilvl w:val="0"/>
           <w:numId w:val="19"/>
@@ -3198,7 +2981,25 @@
           <w:kern w:val="0"/>
           <w:lang w:val="nl-NL"/>
         </w:rPr>
-        <w:t>Rasberry</w:t>
+        <w:t>Ras</w:t>
+      </w:r>
+      <w:r>
+        <w:rPr>
+          <w:rFonts w:ascii="Helvetica Neue" w:hAnsi="Helvetica Neue" w:cs="Helvetica Neue"/>
+          <w:color w:val="000000"/>
+          <w:kern w:val="0"/>
+          <w:lang w:val="nl-NL"/>
+        </w:rPr>
+        <w:t>p</w:t>
+      </w:r>
+      <w:r>
+        <w:rPr>
+          <w:rFonts w:ascii="Helvetica Neue" w:hAnsi="Helvetica Neue" w:cs="Helvetica Neue"/>
+          <w:color w:val="000000"/>
+          <w:kern w:val="0"/>
+          <w:lang w:val="nl-NL"/>
+        </w:rPr>
+        <w:t>berry</w:t>
       </w:r>
       <w:proofErr w:type="spellEnd"/>
       <w:r>
@@ -3213,7 +3014,7 @@
     </w:p>
     <w:p>
       <w:pPr>
-        <w:pStyle w:val="ListParagraph"/>
+        <w:pStyle w:val="Lijstalinea"/>
         <w:numPr>
           <w:ilvl w:val="0"/>
           <w:numId w:val="19"/>
@@ -3366,7 +3167,25 @@
           <w:kern w:val="0"/>
           <w:lang w:val="nl-NL"/>
         </w:rPr>
-        <w:t xml:space="preserve"> afmetingen en daarvan een correcte detectiekader overzetten met een nauwkeurigheid en vertraging die wordt waargenomen in normale lichtomstandigheden.</w:t>
+        <w:t xml:space="preserve"> </w:t>
+      </w:r>
+      <w:r>
+        <w:rPr>
+          <w:rFonts w:ascii="Helvetica Neue" w:hAnsi="Helvetica Neue" w:cs="Helvetica Neue"/>
+          <w:color w:val="000000"/>
+          <w:kern w:val="0"/>
+          <w:lang w:val="nl-NL"/>
+        </w:rPr>
+        <w:t>afstanden</w:t>
+      </w:r>
+      <w:r>
+        <w:rPr>
+          <w:rFonts w:ascii="Helvetica Neue" w:hAnsi="Helvetica Neue" w:cs="Helvetica Neue"/>
+          <w:color w:val="000000"/>
+          <w:kern w:val="0"/>
+          <w:lang w:val="nl-NL"/>
+        </w:rPr>
+        <w:t xml:space="preserve"> en daarvan een correcte detectiekader overzetten met een nauwkeurigheid en vertraging die wordt waargenomen in normale lichtomstandigheden.</w:t>
       </w:r>
     </w:p>
     <w:p>
@@ -3584,7 +3403,29 @@
           <w:kern w:val="0"/>
           <w:lang w:val="nl-NL"/>
         </w:rPr>
-        <w:t>Rasberry</w:t>
+        <w:t>Ras</w:t>
+      </w:r>
+      <w:r>
+        <w:rPr>
+          <w:rFonts w:ascii="Helvetica Neue" w:hAnsi="Helvetica Neue" w:cs="Helvetica Neue"/>
+          <w:i/>
+          <w:iCs/>
+          <w:color w:val="000000"/>
+          <w:kern w:val="0"/>
+          <w:lang w:val="nl-NL"/>
+        </w:rPr>
+        <w:t>p</w:t>
+      </w:r>
+      <w:r>
+        <w:rPr>
+          <w:rFonts w:ascii="Helvetica Neue" w:hAnsi="Helvetica Neue" w:cs="Helvetica Neue"/>
+          <w:i/>
+          <w:iCs/>
+          <w:color w:val="000000"/>
+          <w:kern w:val="0"/>
+          <w:lang w:val="nl-NL"/>
+        </w:rPr>
+        <w:t>berry</w:t>
       </w:r>
       <w:proofErr w:type="spellEnd"/>
       <w:r>
@@ -3655,7 +3496,6 @@
         </w:rPr>
         <w:t xml:space="preserve"> verwijst naar een eis van de opdrachtgever die is uitgewerkt in </w:t>
       </w:r>
-      <w:proofErr w:type="spellStart"/>
       <w:r>
         <w:rPr>
           <w:rFonts w:ascii="Helvetica Neue" w:hAnsi="Helvetica Neue" w:cs="Helvetica Neue"/>
@@ -3666,9 +3506,8 @@
           <w:u w:val="single"/>
           <w:lang w:val="nl-NL"/>
         </w:rPr>
-        <w:t>UserStory</w:t>
-      </w:r>
-      <w:proofErr w:type="spellEnd"/>
+        <w:t>User</w:t>
+      </w:r>
       <w:r>
         <w:rPr>
           <w:rFonts w:ascii="Helvetica Neue" w:hAnsi="Helvetica Neue" w:cs="Helvetica Neue"/>
@@ -3679,7 +3518,19 @@
           <w:u w:val="single"/>
           <w:lang w:val="nl-NL"/>
         </w:rPr>
-        <w:t xml:space="preserve"> Nr. </w:t>
+        <w:t xml:space="preserve"> </w:t>
+      </w:r>
+      <w:r>
+        <w:rPr>
+          <w:rFonts w:ascii="Helvetica Neue" w:hAnsi="Helvetica Neue" w:cs="Helvetica Neue"/>
+          <w:b/>
+          <w:bCs/>
+          <w:color w:val="000000"/>
+          <w:kern w:val="0"/>
+          <w:u w:val="single"/>
+          <w:lang w:val="nl-NL"/>
+        </w:rPr>
+        <w:t xml:space="preserve">Story Nr. </w:t>
       </w:r>
       <w:r>
         <w:rPr>
@@ -3784,7 +3635,7 @@
     </w:p>
     <w:p>
       <w:pPr>
-        <w:pStyle w:val="ListParagraph"/>
+        <w:pStyle w:val="Lijstalinea"/>
         <w:numPr>
           <w:ilvl w:val="0"/>
           <w:numId w:val="19"/>
@@ -3867,7 +3718,7 @@
     </w:p>
     <w:p>
       <w:pPr>
-        <w:pStyle w:val="ListParagraph"/>
+        <w:pStyle w:val="Lijstalinea"/>
         <w:numPr>
           <w:ilvl w:val="0"/>
           <w:numId w:val="19"/>
@@ -4005,7 +3856,6 @@
         <w:rPr>
           <w:color w:val="215E99" w:themeColor="text2" w:themeTint="BF"/>
         </w:rPr>
-        <w:lastRenderedPageBreak/>
         <w:t xml:space="preserve">RQ03: </w:t>
       </w:r>
       <w:r>
@@ -4137,7 +3987,6 @@
         </w:rPr>
         <w:t xml:space="preserve"> verwijst naar een eis van de opdrachtgever die is uitgewerkt in </w:t>
       </w:r>
-      <w:proofErr w:type="spellStart"/>
       <w:r>
         <w:rPr>
           <w:rFonts w:ascii="Helvetica Neue" w:hAnsi="Helvetica Neue" w:cs="Helvetica Neue"/>
@@ -4148,9 +3997,8 @@
           <w:u w:val="single"/>
           <w:lang w:val="nl-NL"/>
         </w:rPr>
-        <w:t>UserStory</w:t>
-      </w:r>
-      <w:proofErr w:type="spellEnd"/>
+        <w:t>User</w:t>
+      </w:r>
       <w:r>
         <w:rPr>
           <w:rFonts w:ascii="Helvetica Neue" w:hAnsi="Helvetica Neue" w:cs="Helvetica Neue"/>
@@ -4161,7 +4009,19 @@
           <w:u w:val="single"/>
           <w:lang w:val="nl-NL"/>
         </w:rPr>
-        <w:t xml:space="preserve"> Nr. </w:t>
+        <w:t xml:space="preserve">  </w:t>
+      </w:r>
+      <w:r>
+        <w:rPr>
+          <w:rFonts w:ascii="Helvetica Neue" w:hAnsi="Helvetica Neue" w:cs="Helvetica Neue"/>
+          <w:b/>
+          <w:bCs/>
+          <w:color w:val="000000"/>
+          <w:kern w:val="0"/>
+          <w:u w:val="single"/>
+          <w:lang w:val="nl-NL"/>
+        </w:rPr>
+        <w:t xml:space="preserve">Story Nr. </w:t>
       </w:r>
       <w:r>
         <w:rPr>
@@ -4263,7 +4123,7 @@
     </w:p>
     <w:p>
       <w:pPr>
-        <w:pStyle w:val="ListParagraph"/>
+        <w:pStyle w:val="Lijstalinea"/>
         <w:numPr>
           <w:ilvl w:val="0"/>
           <w:numId w:val="19"/>
@@ -4346,7 +4206,7 @@
     </w:p>
     <w:p>
       <w:pPr>
-        <w:pStyle w:val="ListParagraph"/>
+        <w:pStyle w:val="Lijstalinea"/>
         <w:numPr>
           <w:ilvl w:val="0"/>
           <w:numId w:val="19"/>
@@ -4373,7 +4233,25 @@
           <w:kern w:val="0"/>
           <w:lang w:val="nl-NL"/>
         </w:rPr>
-        <w:t>Rasberry</w:t>
+        <w:t>Ras</w:t>
+      </w:r>
+      <w:r>
+        <w:rPr>
+          <w:rFonts w:ascii="Helvetica Neue" w:hAnsi="Helvetica Neue" w:cs="Helvetica Neue"/>
+          <w:color w:val="000000"/>
+          <w:kern w:val="0"/>
+          <w:lang w:val="nl-NL"/>
+        </w:rPr>
+        <w:t>p</w:t>
+      </w:r>
+      <w:r>
+        <w:rPr>
+          <w:rFonts w:ascii="Helvetica Neue" w:hAnsi="Helvetica Neue" w:cs="Helvetica Neue"/>
+          <w:color w:val="000000"/>
+          <w:kern w:val="0"/>
+          <w:lang w:val="nl-NL"/>
+        </w:rPr>
+        <w:t>berry</w:t>
       </w:r>
       <w:proofErr w:type="spellEnd"/>
       <w:r>
@@ -4388,7 +4266,7 @@
     </w:p>
     <w:p>
       <w:pPr>
-        <w:pStyle w:val="ListParagraph"/>
+        <w:pStyle w:val="Lijstalinea"/>
         <w:numPr>
           <w:ilvl w:val="0"/>
           <w:numId w:val="19"/>
@@ -4780,7 +4658,6 @@
         </w:rPr>
         <w:t xml:space="preserve"> verwijst naar een eis van de opdrachtgever die is uitgewerkt in </w:t>
       </w:r>
-      <w:proofErr w:type="spellStart"/>
       <w:r>
         <w:rPr>
           <w:rFonts w:ascii="Helvetica Neue" w:hAnsi="Helvetica Neue" w:cs="Helvetica Neue"/>
@@ -4791,9 +4668,8 @@
           <w:u w:val="single"/>
           <w:lang w:val="nl-NL"/>
         </w:rPr>
-        <w:t>UserStory</w:t>
-      </w:r>
-      <w:proofErr w:type="spellEnd"/>
+        <w:t>User</w:t>
+      </w:r>
       <w:r>
         <w:rPr>
           <w:rFonts w:ascii="Helvetica Neue" w:hAnsi="Helvetica Neue" w:cs="Helvetica Neue"/>
@@ -4804,7 +4680,19 @@
           <w:u w:val="single"/>
           <w:lang w:val="nl-NL"/>
         </w:rPr>
-        <w:t xml:space="preserve"> Nr. </w:t>
+        <w:t xml:space="preserve"> </w:t>
+      </w:r>
+      <w:r>
+        <w:rPr>
+          <w:rFonts w:ascii="Helvetica Neue" w:hAnsi="Helvetica Neue" w:cs="Helvetica Neue"/>
+          <w:b/>
+          <w:bCs/>
+          <w:color w:val="000000"/>
+          <w:kern w:val="0"/>
+          <w:u w:val="single"/>
+          <w:lang w:val="nl-NL"/>
+        </w:rPr>
+        <w:t xml:space="preserve">Story Nr. </w:t>
       </w:r>
       <w:r>
         <w:rPr>
@@ -4906,7 +4794,7 @@
     </w:p>
     <w:p>
       <w:pPr>
-        <w:pStyle w:val="ListParagraph"/>
+        <w:pStyle w:val="Lijstalinea"/>
         <w:numPr>
           <w:ilvl w:val="0"/>
           <w:numId w:val="19"/>
@@ -4989,7 +4877,7 @@
     </w:p>
     <w:p>
       <w:pPr>
-        <w:pStyle w:val="ListParagraph"/>
+        <w:pStyle w:val="Lijstalinea"/>
         <w:numPr>
           <w:ilvl w:val="0"/>
           <w:numId w:val="19"/>
@@ -5015,12 +4903,13 @@
           <w:kern w:val="0"/>
           <w:lang w:val="nl-NL"/>
         </w:rPr>
+        <w:lastRenderedPageBreak/>
         <w:t>GUI</w:t>
       </w:r>
     </w:p>
     <w:p>
       <w:pPr>
-        <w:pStyle w:val="ListParagraph"/>
+        <w:pStyle w:val="Lijstalinea"/>
         <w:numPr>
           <w:ilvl w:val="0"/>
           <w:numId w:val="19"/>
@@ -5271,7 +5160,6 @@
         </w:rPr>
         <w:t xml:space="preserve"> verwijst naar een eis van de opdrachtgever die is uitgewerkt in </w:t>
       </w:r>
-      <w:proofErr w:type="spellStart"/>
       <w:r>
         <w:rPr>
           <w:rFonts w:ascii="Helvetica Neue" w:hAnsi="Helvetica Neue" w:cs="Helvetica Neue"/>
@@ -5282,9 +5170,8 @@
           <w:u w:val="single"/>
           <w:lang w:val="nl-NL"/>
         </w:rPr>
-        <w:t>UserStory</w:t>
-      </w:r>
-      <w:proofErr w:type="spellEnd"/>
+        <w:t>User</w:t>
+      </w:r>
       <w:r>
         <w:rPr>
           <w:rFonts w:ascii="Helvetica Neue" w:hAnsi="Helvetica Neue" w:cs="Helvetica Neue"/>
@@ -5295,7 +5182,19 @@
           <w:u w:val="single"/>
           <w:lang w:val="nl-NL"/>
         </w:rPr>
-        <w:t xml:space="preserve"> Nr. </w:t>
+        <w:t xml:space="preserve"> </w:t>
+      </w:r>
+      <w:r>
+        <w:rPr>
+          <w:rFonts w:ascii="Helvetica Neue" w:hAnsi="Helvetica Neue" w:cs="Helvetica Neue"/>
+          <w:b/>
+          <w:bCs/>
+          <w:color w:val="000000"/>
+          <w:kern w:val="0"/>
+          <w:u w:val="single"/>
+          <w:lang w:val="nl-NL"/>
+        </w:rPr>
+        <w:t xml:space="preserve">Story Nr. </w:t>
       </w:r>
       <w:r>
         <w:rPr>
@@ -5397,7 +5296,7 @@
     </w:p>
     <w:p>
       <w:pPr>
-        <w:pStyle w:val="ListParagraph"/>
+        <w:pStyle w:val="Lijstalinea"/>
         <w:numPr>
           <w:ilvl w:val="0"/>
           <w:numId w:val="19"/>
@@ -5480,7 +5379,7 @@
     </w:p>
     <w:p>
       <w:pPr>
-        <w:pStyle w:val="ListParagraph"/>
+        <w:pStyle w:val="Lijstalinea"/>
         <w:numPr>
           <w:ilvl w:val="0"/>
           <w:numId w:val="19"/>
@@ -5507,7 +5406,25 @@
           <w:kern w:val="0"/>
           <w:lang w:val="nl-NL"/>
         </w:rPr>
-        <w:t>Rasberry</w:t>
+        <w:t>Ras</w:t>
+      </w:r>
+      <w:r>
+        <w:rPr>
+          <w:rFonts w:ascii="Helvetica Neue" w:hAnsi="Helvetica Neue" w:cs="Helvetica Neue"/>
+          <w:color w:val="000000"/>
+          <w:kern w:val="0"/>
+          <w:lang w:val="nl-NL"/>
+        </w:rPr>
+        <w:t>p</w:t>
+      </w:r>
+      <w:r>
+        <w:rPr>
+          <w:rFonts w:ascii="Helvetica Neue" w:hAnsi="Helvetica Neue" w:cs="Helvetica Neue"/>
+          <w:color w:val="000000"/>
+          <w:kern w:val="0"/>
+          <w:lang w:val="nl-NL"/>
+        </w:rPr>
+        <w:t>berry</w:t>
       </w:r>
       <w:proofErr w:type="spellEnd"/>
       <w:r>
@@ -5522,7 +5439,7 @@
     </w:p>
     <w:p>
       <w:pPr>
-        <w:pStyle w:val="ListParagraph"/>
+        <w:pStyle w:val="Lijstalinea"/>
         <w:numPr>
           <w:ilvl w:val="0"/>
           <w:numId w:val="19"/>
@@ -5824,7 +5741,6 @@
         </w:rPr>
         <w:t xml:space="preserve"> verwijst naar een eis van de opdrachtgever die is uitgewerkt in </w:t>
       </w:r>
-      <w:proofErr w:type="spellStart"/>
       <w:r>
         <w:rPr>
           <w:rFonts w:ascii="Helvetica Neue" w:hAnsi="Helvetica Neue" w:cs="Helvetica Neue"/>
@@ -5835,9 +5751,8 @@
           <w:u w:val="single"/>
           <w:lang w:val="nl-NL"/>
         </w:rPr>
-        <w:t>UserStory</w:t>
-      </w:r>
-      <w:proofErr w:type="spellEnd"/>
+        <w:t>User</w:t>
+      </w:r>
       <w:r>
         <w:rPr>
           <w:rFonts w:ascii="Helvetica Neue" w:hAnsi="Helvetica Neue" w:cs="Helvetica Neue"/>
@@ -5848,7 +5763,19 @@
           <w:u w:val="single"/>
           <w:lang w:val="nl-NL"/>
         </w:rPr>
-        <w:t xml:space="preserve"> Nr. </w:t>
+        <w:t xml:space="preserve"> S</w:t>
+      </w:r>
+      <w:r>
+        <w:rPr>
+          <w:rFonts w:ascii="Helvetica Neue" w:hAnsi="Helvetica Neue" w:cs="Helvetica Neue"/>
+          <w:b/>
+          <w:bCs/>
+          <w:color w:val="000000"/>
+          <w:kern w:val="0"/>
+          <w:u w:val="single"/>
+          <w:lang w:val="nl-NL"/>
+        </w:rPr>
+        <w:t xml:space="preserve">tory Nr. </w:t>
       </w:r>
       <w:r>
         <w:rPr>
@@ -5950,7 +5877,7 @@
     </w:p>
     <w:p>
       <w:pPr>
-        <w:pStyle w:val="ListParagraph"/>
+        <w:pStyle w:val="Lijstalinea"/>
         <w:numPr>
           <w:ilvl w:val="0"/>
           <w:numId w:val="19"/>
@@ -5999,7 +5926,7 @@
     </w:p>
     <w:p>
       <w:pPr>
-        <w:pStyle w:val="ListParagraph"/>
+        <w:pStyle w:val="Lijstalinea"/>
         <w:numPr>
           <w:ilvl w:val="0"/>
           <w:numId w:val="19"/>
@@ -6074,7 +6001,6 @@
           <w:szCs w:val="28"/>
           <w:lang w:val="nl-NL"/>
         </w:rPr>
-        <w:lastRenderedPageBreak/>
         <w:t>-</w:t>
       </w:r>
     </w:p>
@@ -6496,7 +6422,6 @@
         </w:rPr>
         <w:t xml:space="preserve"> van de opdrachtgever die is uitgewerkt in </w:t>
       </w:r>
-      <w:proofErr w:type="spellStart"/>
       <w:r>
         <w:rPr>
           <w:rFonts w:ascii="Helvetica Neue" w:hAnsi="Helvetica Neue" w:cs="Helvetica Neue"/>
@@ -6507,9 +6432,8 @@
           <w:u w:val="single"/>
           <w:lang w:val="nl-NL"/>
         </w:rPr>
-        <w:t>UserStory</w:t>
-      </w:r>
-      <w:proofErr w:type="spellEnd"/>
+        <w:t>User</w:t>
+      </w:r>
       <w:r>
         <w:rPr>
           <w:rFonts w:ascii="Helvetica Neue" w:hAnsi="Helvetica Neue" w:cs="Helvetica Neue"/>
@@ -6520,7 +6444,19 @@
           <w:u w:val="single"/>
           <w:lang w:val="nl-NL"/>
         </w:rPr>
-        <w:t xml:space="preserve"> Nr. </w:t>
+        <w:t xml:space="preserve"> </w:t>
+      </w:r>
+      <w:r>
+        <w:rPr>
+          <w:rFonts w:ascii="Helvetica Neue" w:hAnsi="Helvetica Neue" w:cs="Helvetica Neue"/>
+          <w:b/>
+          <w:bCs/>
+          <w:color w:val="000000"/>
+          <w:kern w:val="0"/>
+          <w:u w:val="single"/>
+          <w:lang w:val="nl-NL"/>
+        </w:rPr>
+        <w:t xml:space="preserve">Story Nr. </w:t>
       </w:r>
       <w:r>
         <w:rPr>
@@ -6622,7 +6558,7 @@
     </w:p>
     <w:p>
       <w:pPr>
-        <w:pStyle w:val="ListParagraph"/>
+        <w:pStyle w:val="Lijstalinea"/>
         <w:numPr>
           <w:ilvl w:val="0"/>
           <w:numId w:val="19"/>
@@ -6705,7 +6641,7 @@
     </w:p>
     <w:p>
       <w:pPr>
-        <w:pStyle w:val="ListParagraph"/>
+        <w:pStyle w:val="Lijstalinea"/>
         <w:numPr>
           <w:ilvl w:val="0"/>
           <w:numId w:val="19"/>
@@ -6732,7 +6668,25 @@
           <w:kern w:val="0"/>
           <w:lang w:val="nl-NL"/>
         </w:rPr>
-        <w:t>Rasberry</w:t>
+        <w:t>Ras</w:t>
+      </w:r>
+      <w:r>
+        <w:rPr>
+          <w:rFonts w:ascii="Helvetica Neue" w:hAnsi="Helvetica Neue" w:cs="Helvetica Neue"/>
+          <w:color w:val="000000"/>
+          <w:kern w:val="0"/>
+          <w:lang w:val="nl-NL"/>
+        </w:rPr>
+        <w:t>p</w:t>
+      </w:r>
+      <w:r>
+        <w:rPr>
+          <w:rFonts w:ascii="Helvetica Neue" w:hAnsi="Helvetica Neue" w:cs="Helvetica Neue"/>
+          <w:color w:val="000000"/>
+          <w:kern w:val="0"/>
+          <w:lang w:val="nl-NL"/>
+        </w:rPr>
+        <w:t>berry</w:t>
       </w:r>
       <w:proofErr w:type="spellEnd"/>
       <w:r>
@@ -6747,7 +6701,7 @@
     </w:p>
     <w:p>
       <w:pPr>
-        <w:pStyle w:val="ListParagraph"/>
+        <w:pStyle w:val="Lijstalinea"/>
         <w:numPr>
           <w:ilvl w:val="0"/>
           <w:numId w:val="19"/>
@@ -7330,7 +7284,6 @@
         </w:rPr>
         <w:t xml:space="preserve"> van de opdrachtgever die is uitgewerkt in </w:t>
       </w:r>
-      <w:proofErr w:type="spellStart"/>
       <w:r>
         <w:rPr>
           <w:rFonts w:ascii="Helvetica Neue" w:hAnsi="Helvetica Neue" w:cs="Helvetica Neue"/>
@@ -7341,9 +7294,8 @@
           <w:u w:val="single"/>
           <w:lang w:val="nl-NL"/>
         </w:rPr>
-        <w:t>UserStory</w:t>
-      </w:r>
-      <w:proofErr w:type="spellEnd"/>
+        <w:t>User</w:t>
+      </w:r>
       <w:r>
         <w:rPr>
           <w:rFonts w:ascii="Helvetica Neue" w:hAnsi="Helvetica Neue" w:cs="Helvetica Neue"/>
@@ -7354,7 +7306,19 @@
           <w:u w:val="single"/>
           <w:lang w:val="nl-NL"/>
         </w:rPr>
-        <w:t xml:space="preserve"> Nr. </w:t>
+        <w:t xml:space="preserve"> </w:t>
+      </w:r>
+      <w:r>
+        <w:rPr>
+          <w:rFonts w:ascii="Helvetica Neue" w:hAnsi="Helvetica Neue" w:cs="Helvetica Neue"/>
+          <w:b/>
+          <w:bCs/>
+          <w:color w:val="000000"/>
+          <w:kern w:val="0"/>
+          <w:u w:val="single"/>
+          <w:lang w:val="nl-NL"/>
+        </w:rPr>
+        <w:t xml:space="preserve">Story Nr. </w:t>
       </w:r>
       <w:r>
         <w:rPr>
@@ -7466,7 +7430,7 @@
     </w:p>
     <w:p>
       <w:pPr>
-        <w:pStyle w:val="ListParagraph"/>
+        <w:pStyle w:val="Lijstalinea"/>
         <w:numPr>
           <w:ilvl w:val="0"/>
           <w:numId w:val="19"/>
@@ -7497,7 +7461,7 @@
     </w:p>
     <w:p>
       <w:pPr>
-        <w:pStyle w:val="ListParagraph"/>
+        <w:pStyle w:val="Lijstalinea"/>
         <w:numPr>
           <w:ilvl w:val="0"/>
           <w:numId w:val="19"/>
@@ -7524,7 +7488,25 @@
           <w:kern w:val="0"/>
           <w:lang w:val="nl-NL"/>
         </w:rPr>
-        <w:t>Rasberry</w:t>
+        <w:t>Ras</w:t>
+      </w:r>
+      <w:r>
+        <w:rPr>
+          <w:rFonts w:ascii="Helvetica Neue" w:hAnsi="Helvetica Neue" w:cs="Helvetica Neue"/>
+          <w:color w:val="000000"/>
+          <w:kern w:val="0"/>
+          <w:lang w:val="nl-NL"/>
+        </w:rPr>
+        <w:t>p</w:t>
+      </w:r>
+      <w:r>
+        <w:rPr>
+          <w:rFonts w:ascii="Helvetica Neue" w:hAnsi="Helvetica Neue" w:cs="Helvetica Neue"/>
+          <w:color w:val="000000"/>
+          <w:kern w:val="0"/>
+          <w:lang w:val="nl-NL"/>
+        </w:rPr>
+        <w:t>berry</w:t>
       </w:r>
       <w:proofErr w:type="spellEnd"/>
       <w:r>
@@ -7539,7 +7521,7 @@
     </w:p>
     <w:p>
       <w:pPr>
-        <w:pStyle w:val="ListParagraph"/>
+        <w:pStyle w:val="Lijstalinea"/>
         <w:numPr>
           <w:ilvl w:val="0"/>
           <w:numId w:val="19"/>
@@ -7649,7 +7631,7 @@
     </w:p>
     <w:p>
       <w:pPr>
-        <w:pStyle w:val="ListParagraph"/>
+        <w:pStyle w:val="Lijstalinea"/>
         <w:numPr>
           <w:ilvl w:val="0"/>
           <w:numId w:val="19"/>
@@ -8036,6 +8018,7 @@
           <w:kern w:val="0"/>
           <w:lang w:val="nl-NL"/>
         </w:rPr>
+        <w:lastRenderedPageBreak/>
         <w:t>De camera moet een object kunnen detecteren van 3 verschillende afmetingen en daarvan een correcte detectiekader overzetten met een nauwkeurigheid en vertraging die wordt waargenomen in normale lichtomstandigheden.</w:t>
       </w:r>
     </w:p>
@@ -8482,7 +8465,7 @@
     </w:p>
     <w:p>
       <w:pPr>
-        <w:pStyle w:val="ListParagraph"/>
+        <w:pStyle w:val="Lijstalinea"/>
         <w:numPr>
           <w:ilvl w:val="0"/>
           <w:numId w:val="19"/>
@@ -8513,7 +8496,7 @@
     </w:p>
     <w:p>
       <w:pPr>
-        <w:pStyle w:val="ListParagraph"/>
+        <w:pStyle w:val="Lijstalinea"/>
         <w:numPr>
           <w:ilvl w:val="0"/>
           <w:numId w:val="19"/>
@@ -8555,7 +8538,7 @@
     </w:p>
     <w:p>
       <w:pPr>
-        <w:pStyle w:val="ListParagraph"/>
+        <w:pStyle w:val="Lijstalinea"/>
         <w:numPr>
           <w:ilvl w:val="0"/>
           <w:numId w:val="19"/>
@@ -8665,7 +8648,7 @@
     </w:p>
     <w:p>
       <w:pPr>
-        <w:pStyle w:val="ListParagraph"/>
+        <w:pStyle w:val="Lijstalinea"/>
         <w:numPr>
           <w:ilvl w:val="0"/>
           <w:numId w:val="19"/>
@@ -9175,7 +9158,7 @@
     </w:p>
     <w:tbl>
       <w:tblPr>
-        <w:tblStyle w:val="TableGrid"/>
+        <w:tblStyle w:val="Tabelraster"/>
         <w:tblW w:w="0" w:type="auto"/>
         <w:tblLook w:val="04A0" w:firstRow="1" w:lastRow="0" w:firstColumn="1" w:lastColumn="0" w:noHBand="0" w:noVBand="1"/>
       </w:tblPr>
@@ -12603,16 +12586,16 @@
     <w:lsdException w:name="Unresolved Mention" w:semiHidden="1" w:unhideWhenUsed="1"/>
     <w:lsdException w:name="Smart Link" w:semiHidden="1" w:unhideWhenUsed="1"/>
   </w:latentStyles>
-  <w:style w:type="paragraph" w:default="1" w:styleId="Normal">
+  <w:style w:type="paragraph" w:default="1" w:styleId="Standaard">
     <w:name w:val="Normal"/>
     <w:qFormat/>
     <w:rsid w:val="00BF08FD"/>
   </w:style>
-  <w:style w:type="paragraph" w:styleId="Heading1">
+  <w:style w:type="paragraph" w:styleId="Kop1">
     <w:name w:val="heading 1"/>
-    <w:basedOn w:val="Normal"/>
-    <w:next w:val="Normal"/>
-    <w:link w:val="Heading1Char"/>
+    <w:basedOn w:val="Standaard"/>
+    <w:next w:val="Standaard"/>
+    <w:link w:val="Kop1Char"/>
     <w:uiPriority w:val="9"/>
     <w:qFormat/>
     <w:rsid w:val="00F52705"/>
@@ -12629,11 +12612,11 @@
       <w:szCs w:val="40"/>
     </w:rPr>
   </w:style>
-  <w:style w:type="paragraph" w:styleId="Heading2">
+  <w:style w:type="paragraph" w:styleId="Kop2">
     <w:name w:val="heading 2"/>
-    <w:basedOn w:val="Normal"/>
-    <w:next w:val="Normal"/>
-    <w:link w:val="Heading2Char"/>
+    <w:basedOn w:val="Standaard"/>
+    <w:next w:val="Standaard"/>
+    <w:link w:val="Kop2Char"/>
     <w:uiPriority w:val="9"/>
     <w:unhideWhenUsed/>
     <w:qFormat/>
@@ -12651,11 +12634,11 @@
       <w:szCs w:val="32"/>
     </w:rPr>
   </w:style>
-  <w:style w:type="paragraph" w:styleId="Heading3">
+  <w:style w:type="paragraph" w:styleId="Kop3">
     <w:name w:val="heading 3"/>
-    <w:basedOn w:val="Normal"/>
-    <w:next w:val="Normal"/>
-    <w:link w:val="Heading3Char"/>
+    <w:basedOn w:val="Standaard"/>
+    <w:next w:val="Standaard"/>
+    <w:link w:val="Kop3Char"/>
     <w:uiPriority w:val="9"/>
     <w:semiHidden/>
     <w:unhideWhenUsed/>
@@ -12674,11 +12657,11 @@
       <w:szCs w:val="28"/>
     </w:rPr>
   </w:style>
-  <w:style w:type="paragraph" w:styleId="Heading4">
+  <w:style w:type="paragraph" w:styleId="Kop4">
     <w:name w:val="heading 4"/>
-    <w:basedOn w:val="Normal"/>
-    <w:next w:val="Normal"/>
-    <w:link w:val="Heading4Char"/>
+    <w:basedOn w:val="Standaard"/>
+    <w:next w:val="Standaard"/>
+    <w:link w:val="Kop4Char"/>
     <w:uiPriority w:val="9"/>
     <w:semiHidden/>
     <w:unhideWhenUsed/>
@@ -12697,11 +12680,11 @@
       <w:color w:val="0F4761" w:themeColor="accent1" w:themeShade="BF"/>
     </w:rPr>
   </w:style>
-  <w:style w:type="paragraph" w:styleId="Heading5">
+  <w:style w:type="paragraph" w:styleId="Kop5">
     <w:name w:val="heading 5"/>
-    <w:basedOn w:val="Normal"/>
-    <w:next w:val="Normal"/>
-    <w:link w:val="Heading5Char"/>
+    <w:basedOn w:val="Standaard"/>
+    <w:next w:val="Standaard"/>
+    <w:link w:val="Kop5Char"/>
     <w:uiPriority w:val="9"/>
     <w:semiHidden/>
     <w:unhideWhenUsed/>
@@ -12718,11 +12701,11 @@
       <w:color w:val="0F4761" w:themeColor="accent1" w:themeShade="BF"/>
     </w:rPr>
   </w:style>
-  <w:style w:type="paragraph" w:styleId="Heading6">
+  <w:style w:type="paragraph" w:styleId="Kop6">
     <w:name w:val="heading 6"/>
-    <w:basedOn w:val="Normal"/>
-    <w:next w:val="Normal"/>
-    <w:link w:val="Heading6Char"/>
+    <w:basedOn w:val="Standaard"/>
+    <w:next w:val="Standaard"/>
+    <w:link w:val="Kop6Char"/>
     <w:uiPriority w:val="9"/>
     <w:semiHidden/>
     <w:unhideWhenUsed/>
@@ -12741,11 +12724,11 @@
       <w:color w:val="595959" w:themeColor="text1" w:themeTint="A6"/>
     </w:rPr>
   </w:style>
-  <w:style w:type="paragraph" w:styleId="Heading7">
+  <w:style w:type="paragraph" w:styleId="Kop7">
     <w:name w:val="heading 7"/>
-    <w:basedOn w:val="Normal"/>
-    <w:next w:val="Normal"/>
-    <w:link w:val="Heading7Char"/>
+    <w:basedOn w:val="Standaard"/>
+    <w:next w:val="Standaard"/>
+    <w:link w:val="Kop7Char"/>
     <w:uiPriority w:val="9"/>
     <w:semiHidden/>
     <w:unhideWhenUsed/>
@@ -12762,11 +12745,11 @@
       <w:color w:val="595959" w:themeColor="text1" w:themeTint="A6"/>
     </w:rPr>
   </w:style>
-  <w:style w:type="paragraph" w:styleId="Heading8">
+  <w:style w:type="paragraph" w:styleId="Kop8">
     <w:name w:val="heading 8"/>
-    <w:basedOn w:val="Normal"/>
-    <w:next w:val="Normal"/>
-    <w:link w:val="Heading8Char"/>
+    <w:basedOn w:val="Standaard"/>
+    <w:next w:val="Standaard"/>
+    <w:link w:val="Kop8Char"/>
     <w:uiPriority w:val="9"/>
     <w:semiHidden/>
     <w:unhideWhenUsed/>
@@ -12785,11 +12768,11 @@
       <w:color w:val="272727" w:themeColor="text1" w:themeTint="D8"/>
     </w:rPr>
   </w:style>
-  <w:style w:type="paragraph" w:styleId="Heading9">
+  <w:style w:type="paragraph" w:styleId="Kop9">
     <w:name w:val="heading 9"/>
-    <w:basedOn w:val="Normal"/>
-    <w:next w:val="Normal"/>
-    <w:link w:val="Heading9Char"/>
+    <w:basedOn w:val="Standaard"/>
+    <w:next w:val="Standaard"/>
+    <w:link w:val="Kop9Char"/>
     <w:uiPriority w:val="9"/>
     <w:semiHidden/>
     <w:unhideWhenUsed/>
@@ -12806,13 +12789,13 @@
       <w:color w:val="272727" w:themeColor="text1" w:themeTint="D8"/>
     </w:rPr>
   </w:style>
-  <w:style w:type="character" w:default="1" w:styleId="DefaultParagraphFont">
+  <w:style w:type="character" w:default="1" w:styleId="Standaardalinea-lettertype">
     <w:name w:val="Default Paragraph Font"/>
     <w:uiPriority w:val="1"/>
     <w:semiHidden/>
     <w:unhideWhenUsed/>
   </w:style>
-  <w:style w:type="table" w:default="1" w:styleId="TableNormal">
+  <w:style w:type="table" w:default="1" w:styleId="Standaardtabel">
     <w:name w:val="Normal Table"/>
     <w:uiPriority w:val="99"/>
     <w:semiHidden/>
@@ -12827,16 +12810,16 @@
       </w:tblCellMar>
     </w:tblPr>
   </w:style>
-  <w:style w:type="numbering" w:default="1" w:styleId="NoList">
+  <w:style w:type="numbering" w:default="1" w:styleId="Geenlijst">
     <w:name w:val="No List"/>
     <w:uiPriority w:val="99"/>
     <w:semiHidden/>
     <w:unhideWhenUsed/>
   </w:style>
-  <w:style w:type="character" w:customStyle="1" w:styleId="Heading1Char">
-    <w:name w:val="Heading 1 Char"/>
-    <w:basedOn w:val="DefaultParagraphFont"/>
-    <w:link w:val="Heading1"/>
+  <w:style w:type="character" w:customStyle="1" w:styleId="Kop1Char">
+    <w:name w:val="Kop 1 Char"/>
+    <w:basedOn w:val="Standaardalinea-lettertype"/>
+    <w:link w:val="Kop1"/>
     <w:uiPriority w:val="9"/>
     <w:rsid w:val="00F52705"/>
     <w:rPr>
@@ -12846,10 +12829,10 @@
       <w:szCs w:val="40"/>
     </w:rPr>
   </w:style>
-  <w:style w:type="character" w:customStyle="1" w:styleId="Heading2Char">
-    <w:name w:val="Heading 2 Char"/>
-    <w:basedOn w:val="DefaultParagraphFont"/>
-    <w:link w:val="Heading2"/>
+  <w:style w:type="character" w:customStyle="1" w:styleId="Kop2Char">
+    <w:name w:val="Kop 2 Char"/>
+    <w:basedOn w:val="Standaardalinea-lettertype"/>
+    <w:link w:val="Kop2"/>
     <w:uiPriority w:val="9"/>
     <w:rsid w:val="00F52705"/>
     <w:rPr>
@@ -12859,10 +12842,10 @@
       <w:szCs w:val="32"/>
     </w:rPr>
   </w:style>
-  <w:style w:type="character" w:customStyle="1" w:styleId="Heading3Char">
-    <w:name w:val="Heading 3 Char"/>
-    <w:basedOn w:val="DefaultParagraphFont"/>
-    <w:link w:val="Heading3"/>
+  <w:style w:type="character" w:customStyle="1" w:styleId="Kop3Char">
+    <w:name w:val="Kop 3 Char"/>
+    <w:basedOn w:val="Standaardalinea-lettertype"/>
+    <w:link w:val="Kop3"/>
     <w:uiPriority w:val="9"/>
     <w:semiHidden/>
     <w:rsid w:val="00F52705"/>
@@ -12873,10 +12856,10 @@
       <w:szCs w:val="28"/>
     </w:rPr>
   </w:style>
-  <w:style w:type="character" w:customStyle="1" w:styleId="Heading4Char">
-    <w:name w:val="Heading 4 Char"/>
-    <w:basedOn w:val="DefaultParagraphFont"/>
-    <w:link w:val="Heading4"/>
+  <w:style w:type="character" w:customStyle="1" w:styleId="Kop4Char">
+    <w:name w:val="Kop 4 Char"/>
+    <w:basedOn w:val="Standaardalinea-lettertype"/>
+    <w:link w:val="Kop4"/>
     <w:uiPriority w:val="9"/>
     <w:semiHidden/>
     <w:rsid w:val="00F52705"/>
@@ -12887,10 +12870,10 @@
       <w:color w:val="0F4761" w:themeColor="accent1" w:themeShade="BF"/>
     </w:rPr>
   </w:style>
-  <w:style w:type="character" w:customStyle="1" w:styleId="Heading5Char">
-    <w:name w:val="Heading 5 Char"/>
-    <w:basedOn w:val="DefaultParagraphFont"/>
-    <w:link w:val="Heading5"/>
+  <w:style w:type="character" w:customStyle="1" w:styleId="Kop5Char">
+    <w:name w:val="Kop 5 Char"/>
+    <w:basedOn w:val="Standaardalinea-lettertype"/>
+    <w:link w:val="Kop5"/>
     <w:uiPriority w:val="9"/>
     <w:semiHidden/>
     <w:rsid w:val="00F52705"/>
@@ -12899,10 +12882,10 @@
       <w:color w:val="0F4761" w:themeColor="accent1" w:themeShade="BF"/>
     </w:rPr>
   </w:style>
-  <w:style w:type="character" w:customStyle="1" w:styleId="Heading6Char">
-    <w:name w:val="Heading 6 Char"/>
-    <w:basedOn w:val="DefaultParagraphFont"/>
-    <w:link w:val="Heading6"/>
+  <w:style w:type="character" w:customStyle="1" w:styleId="Kop6Char">
+    <w:name w:val="Kop 6 Char"/>
+    <w:basedOn w:val="Standaardalinea-lettertype"/>
+    <w:link w:val="Kop6"/>
     <w:uiPriority w:val="9"/>
     <w:semiHidden/>
     <w:rsid w:val="00F52705"/>
@@ -12913,10 +12896,10 @@
       <w:color w:val="595959" w:themeColor="text1" w:themeTint="A6"/>
     </w:rPr>
   </w:style>
-  <w:style w:type="character" w:customStyle="1" w:styleId="Heading7Char">
-    <w:name w:val="Heading 7 Char"/>
-    <w:basedOn w:val="DefaultParagraphFont"/>
-    <w:link w:val="Heading7"/>
+  <w:style w:type="character" w:customStyle="1" w:styleId="Kop7Char">
+    <w:name w:val="Kop 7 Char"/>
+    <w:basedOn w:val="Standaardalinea-lettertype"/>
+    <w:link w:val="Kop7"/>
     <w:uiPriority w:val="9"/>
     <w:semiHidden/>
     <w:rsid w:val="00F52705"/>
@@ -12925,10 +12908,10 @@
       <w:color w:val="595959" w:themeColor="text1" w:themeTint="A6"/>
     </w:rPr>
   </w:style>
-  <w:style w:type="character" w:customStyle="1" w:styleId="Heading8Char">
-    <w:name w:val="Heading 8 Char"/>
-    <w:basedOn w:val="DefaultParagraphFont"/>
-    <w:link w:val="Heading8"/>
+  <w:style w:type="character" w:customStyle="1" w:styleId="Kop8Char">
+    <w:name w:val="Kop 8 Char"/>
+    <w:basedOn w:val="Standaardalinea-lettertype"/>
+    <w:link w:val="Kop8"/>
     <w:uiPriority w:val="9"/>
     <w:semiHidden/>
     <w:rsid w:val="00F52705"/>
@@ -12939,10 +12922,10 @@
       <w:color w:val="272727" w:themeColor="text1" w:themeTint="D8"/>
     </w:rPr>
   </w:style>
-  <w:style w:type="character" w:customStyle="1" w:styleId="Heading9Char">
-    <w:name w:val="Heading 9 Char"/>
-    <w:basedOn w:val="DefaultParagraphFont"/>
-    <w:link w:val="Heading9"/>
+  <w:style w:type="character" w:customStyle="1" w:styleId="Kop9Char">
+    <w:name w:val="Kop 9 Char"/>
+    <w:basedOn w:val="Standaardalinea-lettertype"/>
+    <w:link w:val="Kop9"/>
     <w:uiPriority w:val="9"/>
     <w:semiHidden/>
     <w:rsid w:val="00F52705"/>
@@ -12951,11 +12934,11 @@
       <w:color w:val="272727" w:themeColor="text1" w:themeTint="D8"/>
     </w:rPr>
   </w:style>
-  <w:style w:type="paragraph" w:styleId="Title">
+  <w:style w:type="paragraph" w:styleId="Titel">
     <w:name w:val="Title"/>
-    <w:basedOn w:val="Normal"/>
-    <w:next w:val="Normal"/>
-    <w:link w:val="TitleChar"/>
+    <w:basedOn w:val="Standaard"/>
+    <w:next w:val="Standaard"/>
+    <w:link w:val="TitelChar"/>
     <w:uiPriority w:val="10"/>
     <w:qFormat/>
     <w:rsid w:val="00F52705"/>
@@ -12971,10 +12954,10 @@
       <w:szCs w:val="56"/>
     </w:rPr>
   </w:style>
-  <w:style w:type="character" w:customStyle="1" w:styleId="TitleChar">
-    <w:name w:val="Title Char"/>
-    <w:basedOn w:val="DefaultParagraphFont"/>
-    <w:link w:val="Title"/>
+  <w:style w:type="character" w:customStyle="1" w:styleId="TitelChar">
+    <w:name w:val="Titel Char"/>
+    <w:basedOn w:val="Standaardalinea-lettertype"/>
+    <w:link w:val="Titel"/>
     <w:uiPriority w:val="10"/>
     <w:rsid w:val="00F52705"/>
     <w:rPr>
@@ -12985,11 +12968,11 @@
       <w:szCs w:val="56"/>
     </w:rPr>
   </w:style>
-  <w:style w:type="paragraph" w:styleId="Subtitle">
+  <w:style w:type="paragraph" w:styleId="Ondertitel">
     <w:name w:val="Subtitle"/>
-    <w:basedOn w:val="Normal"/>
-    <w:next w:val="Normal"/>
-    <w:link w:val="SubtitleChar"/>
+    <w:basedOn w:val="Standaard"/>
+    <w:next w:val="Standaard"/>
+    <w:link w:val="OndertitelChar"/>
     <w:uiPriority w:val="11"/>
     <w:qFormat/>
     <w:rsid w:val="00F52705"/>
@@ -13006,10 +12989,10 @@
       <w:szCs w:val="28"/>
     </w:rPr>
   </w:style>
-  <w:style w:type="character" w:customStyle="1" w:styleId="SubtitleChar">
-    <w:name w:val="Subtitle Char"/>
-    <w:basedOn w:val="DefaultParagraphFont"/>
-    <w:link w:val="Subtitle"/>
+  <w:style w:type="character" w:customStyle="1" w:styleId="OndertitelChar">
+    <w:name w:val="Ondertitel Char"/>
+    <w:basedOn w:val="Standaardalinea-lettertype"/>
+    <w:link w:val="Ondertitel"/>
     <w:uiPriority w:val="11"/>
     <w:rsid w:val="00F52705"/>
     <w:rPr>
@@ -13020,11 +13003,11 @@
       <w:szCs w:val="28"/>
     </w:rPr>
   </w:style>
-  <w:style w:type="paragraph" w:styleId="Quote">
+  <w:style w:type="paragraph" w:styleId="Citaat">
     <w:name w:val="Quote"/>
-    <w:basedOn w:val="Normal"/>
-    <w:next w:val="Normal"/>
-    <w:link w:val="QuoteChar"/>
+    <w:basedOn w:val="Standaard"/>
+    <w:next w:val="Standaard"/>
+    <w:link w:val="CitaatChar"/>
     <w:uiPriority w:val="29"/>
     <w:qFormat/>
     <w:rsid w:val="00F52705"/>
@@ -13038,10 +13021,10 @@
       <w:color w:val="404040" w:themeColor="text1" w:themeTint="BF"/>
     </w:rPr>
   </w:style>
-  <w:style w:type="character" w:customStyle="1" w:styleId="QuoteChar">
-    <w:name w:val="Quote Char"/>
-    <w:basedOn w:val="DefaultParagraphFont"/>
-    <w:link w:val="Quote"/>
+  <w:style w:type="character" w:customStyle="1" w:styleId="CitaatChar">
+    <w:name w:val="Citaat Char"/>
+    <w:basedOn w:val="Standaardalinea-lettertype"/>
+    <w:link w:val="Citaat"/>
     <w:uiPriority w:val="29"/>
     <w:rsid w:val="00F52705"/>
     <w:rPr>
@@ -13050,9 +13033,9 @@
       <w:color w:val="404040" w:themeColor="text1" w:themeTint="BF"/>
     </w:rPr>
   </w:style>
-  <w:style w:type="paragraph" w:styleId="ListParagraph">
+  <w:style w:type="paragraph" w:styleId="Lijstalinea">
     <w:name w:val="List Paragraph"/>
-    <w:basedOn w:val="Normal"/>
+    <w:basedOn w:val="Standaard"/>
     <w:uiPriority w:val="34"/>
     <w:qFormat/>
     <w:rsid w:val="00F52705"/>
@@ -13061,9 +13044,9 @@
       <w:contextualSpacing/>
     </w:pPr>
   </w:style>
-  <w:style w:type="character" w:styleId="IntenseEmphasis">
+  <w:style w:type="character" w:styleId="Intensievebenadrukking">
     <w:name w:val="Intense Emphasis"/>
-    <w:basedOn w:val="DefaultParagraphFont"/>
+    <w:basedOn w:val="Standaardalinea-lettertype"/>
     <w:uiPriority w:val="21"/>
     <w:qFormat/>
     <w:rsid w:val="00F52705"/>
@@ -13073,11 +13056,11 @@
       <w:color w:val="0F4761" w:themeColor="accent1" w:themeShade="BF"/>
     </w:rPr>
   </w:style>
-  <w:style w:type="paragraph" w:styleId="IntenseQuote">
+  <w:style w:type="paragraph" w:styleId="Duidelijkcitaat">
     <w:name w:val="Intense Quote"/>
-    <w:basedOn w:val="Normal"/>
-    <w:next w:val="Normal"/>
-    <w:link w:val="IntenseQuoteChar"/>
+    <w:basedOn w:val="Standaard"/>
+    <w:next w:val="Standaard"/>
+    <w:link w:val="DuidelijkcitaatChar"/>
     <w:uiPriority w:val="30"/>
     <w:qFormat/>
     <w:rsid w:val="00F52705"/>
@@ -13096,10 +13079,10 @@
       <w:color w:val="0F4761" w:themeColor="accent1" w:themeShade="BF"/>
     </w:rPr>
   </w:style>
-  <w:style w:type="character" w:customStyle="1" w:styleId="IntenseQuoteChar">
-    <w:name w:val="Intense Quote Char"/>
-    <w:basedOn w:val="DefaultParagraphFont"/>
-    <w:link w:val="IntenseQuote"/>
+  <w:style w:type="character" w:customStyle="1" w:styleId="DuidelijkcitaatChar">
+    <w:name w:val="Duidelijk citaat Char"/>
+    <w:basedOn w:val="Standaardalinea-lettertype"/>
+    <w:link w:val="Duidelijkcitaat"/>
     <w:uiPriority w:val="30"/>
     <w:rsid w:val="00F52705"/>
     <w:rPr>
@@ -13108,9 +13091,9 @@
       <w:color w:val="0F4761" w:themeColor="accent1" w:themeShade="BF"/>
     </w:rPr>
   </w:style>
-  <w:style w:type="character" w:styleId="IntenseReference">
+  <w:style w:type="character" w:styleId="Intensieveverwijzing">
     <w:name w:val="Intense Reference"/>
-    <w:basedOn w:val="DefaultParagraphFont"/>
+    <w:basedOn w:val="Standaardalinea-lettertype"/>
     <w:uiPriority w:val="32"/>
     <w:qFormat/>
     <w:rsid w:val="00F52705"/>
@@ -13122,9 +13105,9 @@
       <w:spacing w:val="5"/>
     </w:rPr>
   </w:style>
-  <w:style w:type="table" w:styleId="TableGrid">
+  <w:style w:type="table" w:styleId="Tabelraster">
     <w:name w:val="Table Grid"/>
-    <w:basedOn w:val="TableNormal"/>
+    <w:basedOn w:val="Standaardtabel"/>
     <w:uiPriority w:val="39"/>
     <w:rsid w:val="00F52705"/>
     <w:pPr>
@@ -13141,9 +13124,9 @@
       </w:tblBorders>
     </w:tblPr>
   </w:style>
-  <w:style w:type="table" w:styleId="TableGridLight">
+  <w:style w:type="table" w:styleId="Tabelrasterlicht">
     <w:name w:val="Grid Table Light"/>
-    <w:basedOn w:val="TableNormal"/>
+    <w:basedOn w:val="Standaardtabel"/>
     <w:uiPriority w:val="40"/>
     <w:rsid w:val="00D53FBC"/>
     <w:pPr>
@@ -13160,9 +13143,9 @@
       </w:tblBorders>
     </w:tblPr>
   </w:style>
-  <w:style w:type="table" w:styleId="PlainTable1">
+  <w:style w:type="table" w:styleId="Onopgemaaktetabel1">
     <w:name w:val="Plain Table 1"/>
-    <w:basedOn w:val="TableNormal"/>
+    <w:basedOn w:val="Standaardtabel"/>
     <w:uiPriority w:val="41"/>
     <w:rsid w:val="005D78C6"/>
     <w:pPr>
@@ -13223,9 +13206,9 @@
       </w:tcPr>
     </w:tblStylePr>
   </w:style>
-  <w:style w:type="table" w:styleId="PlainTable2">
+  <w:style w:type="table" w:styleId="Onopgemaaktetabel2">
     <w:name w:val="Plain Table 2"/>
-    <w:basedOn w:val="TableNormal"/>
+    <w:basedOn w:val="Standaardtabel"/>
     <w:uiPriority w:val="42"/>
     <w:rsid w:val="005D78C6"/>
     <w:pPr>
@@ -13303,9 +13286,9 @@
       </w:tcPr>
     </w:tblStylePr>
   </w:style>
-  <w:style w:type="table" w:styleId="PlainTable3">
+  <w:style w:type="table" w:styleId="Onopgemaaktetabel3">
     <w:name w:val="Plain Table 3"/>
-    <w:basedOn w:val="TableNormal"/>
+    <w:basedOn w:val="Standaardtabel"/>
     <w:uiPriority w:val="43"/>
     <w:rsid w:val="005D78C6"/>
     <w:pPr>
@@ -13396,9 +13379,9 @@
       </w:tcPr>
     </w:tblStylePr>
   </w:style>
-  <w:style w:type="table" w:styleId="PlainTable4">
+  <w:style w:type="table" w:styleId="Onopgemaaktetabel4">
     <w:name w:val="Plain Table 4"/>
-    <w:basedOn w:val="TableNormal"/>
+    <w:basedOn w:val="Standaardtabel"/>
     <w:uiPriority w:val="44"/>
     <w:rsid w:val="005D78C6"/>
     <w:pPr>
@@ -13445,9 +13428,9 @@
       </w:tcPr>
     </w:tblStylePr>
   </w:style>
-  <w:style w:type="table" w:styleId="PlainTable5">
+  <w:style w:type="table" w:styleId="Onopgemaaktetabel5">
     <w:name w:val="Plain Table 5"/>
-    <w:basedOn w:val="TableNormal"/>
+    <w:basedOn w:val="Standaardtabel"/>
     <w:uiPriority w:val="45"/>
     <w:rsid w:val="005D78C6"/>
     <w:pPr>
@@ -13565,9 +13548,9 @@
       </w:tcPr>
     </w:tblStylePr>
   </w:style>
-  <w:style w:type="table" w:styleId="GridTable1Light">
+  <w:style w:type="table" w:styleId="Rastertabel1licht">
     <w:name w:val="Grid Table 1 Light"/>
-    <w:basedOn w:val="TableNormal"/>
+    <w:basedOn w:val="Standaardtabel"/>
     <w:uiPriority w:val="46"/>
     <w:rsid w:val="005D78C6"/>
     <w:pPr>
@@ -13622,9 +13605,9 @@
       </w:rPr>
     </w:tblStylePr>
   </w:style>
-  <w:style w:type="table" w:styleId="GridTable1Light-Accent1">
+  <w:style w:type="table" w:styleId="Rastertabel1licht-Accent1">
     <w:name w:val="Grid Table 1 Light Accent 1"/>
-    <w:basedOn w:val="TableNormal"/>
+    <w:basedOn w:val="Standaardtabel"/>
     <w:uiPriority w:val="46"/>
     <w:rsid w:val="005D78C6"/>
     <w:pPr>
@@ -13679,9 +13662,9 @@
       </w:rPr>
     </w:tblStylePr>
   </w:style>
-  <w:style w:type="table" w:styleId="GridTable1Light-Accent2">
+  <w:style w:type="table" w:styleId="Rastertabel1licht-Accent2">
     <w:name w:val="Grid Table 1 Light Accent 2"/>
-    <w:basedOn w:val="TableNormal"/>
+    <w:basedOn w:val="Standaardtabel"/>
     <w:uiPriority w:val="46"/>
     <w:rsid w:val="005D78C6"/>
     <w:pPr>
@@ -13736,9 +13719,9 @@
       </w:rPr>
     </w:tblStylePr>
   </w:style>
-  <w:style w:type="table" w:styleId="GridTable3-Accent4">
+  <w:style w:type="table" w:styleId="Rastertabel3-Accent4">
     <w:name w:val="Grid Table 3 Accent 4"/>
-    <w:basedOn w:val="TableNormal"/>
+    <w:basedOn w:val="Standaardtabel"/>
     <w:uiPriority w:val="48"/>
     <w:rsid w:val="005D78C6"/>
     <w:pPr>
@@ -13872,9 +13855,9 @@
       </w:tcPr>
     </w:tblStylePr>
   </w:style>
-  <w:style w:type="table" w:styleId="GridTable5Dark">
+  <w:style w:type="table" w:styleId="Rastertabel5donker">
     <w:name w:val="Grid Table 5 Dark"/>
-    <w:basedOn w:val="TableNormal"/>
+    <w:basedOn w:val="Standaardtabel"/>
     <w:uiPriority w:val="50"/>
     <w:rsid w:val="005D78C6"/>
     <w:pPr>
@@ -13978,9 +13961,9 @@
       </w:tcPr>
     </w:tblStylePr>
   </w:style>
-  <w:style w:type="table" w:styleId="ListTable1Light">
+  <w:style w:type="table" w:styleId="Lijsttabel1licht">
     <w:name w:val="List Table 1 Light"/>
-    <w:basedOn w:val="TableNormal"/>
+    <w:basedOn w:val="Standaardtabel"/>
     <w:uiPriority w:val="46"/>
     <w:rsid w:val="005D78C6"/>
     <w:pPr>
@@ -14039,9 +14022,9 @@
       </w:tcPr>
     </w:tblStylePr>
   </w:style>
-  <w:style w:type="table" w:styleId="ListTable4">
+  <w:style w:type="table" w:styleId="Lijsttabel4">
     <w:name w:val="List Table 4"/>
-    <w:basedOn w:val="TableNormal"/>
+    <w:basedOn w:val="Standaardtabel"/>
     <w:uiPriority w:val="49"/>
     <w:rsid w:val="005D78C6"/>
     <w:pPr>
@@ -14113,9 +14096,9 @@
       </w:tcPr>
     </w:tblStylePr>
   </w:style>
-  <w:style w:type="table" w:styleId="ListTable5Dark">
+  <w:style w:type="table" w:styleId="Lijsttabel5donker">
     <w:name w:val="List Table 5 Dark"/>
-    <w:basedOn w:val="TableNormal"/>
+    <w:basedOn w:val="Standaardtabel"/>
     <w:uiPriority w:val="50"/>
     <w:rsid w:val="005D78C6"/>
     <w:pPr>
@@ -14247,9 +14230,9 @@
       </w:tcPr>
     </w:tblStylePr>
   </w:style>
-  <w:style w:type="table" w:styleId="ListTable5Dark-Accent1">
+  <w:style w:type="table" w:styleId="Lijsttabel5donker-Accent1">
     <w:name w:val="List Table 5 Dark Accent 1"/>
-    <w:basedOn w:val="TableNormal"/>
+    <w:basedOn w:val="Standaardtabel"/>
     <w:uiPriority w:val="50"/>
     <w:rsid w:val="005D78C6"/>
     <w:pPr>
@@ -14381,9 +14364,9 @@
       </w:tcPr>
     </w:tblStylePr>
   </w:style>
-  <w:style w:type="table" w:styleId="ListTable2">
+  <w:style w:type="table" w:styleId="Lijsttabel2">
     <w:name w:val="List Table 2"/>
-    <w:basedOn w:val="TableNormal"/>
+    <w:basedOn w:val="Standaardtabel"/>
     <w:uiPriority w:val="47"/>
     <w:rsid w:val="005D78C6"/>
     <w:pPr>
@@ -14435,9 +14418,9 @@
       </w:tcPr>
     </w:tblStylePr>
   </w:style>
-  <w:style w:type="table" w:styleId="GridTable4">
+  <w:style w:type="table" w:styleId="Rastertabel4">
     <w:name w:val="Grid Table 4"/>
-    <w:basedOn w:val="TableNormal"/>
+    <w:basedOn w:val="Standaardtabel"/>
     <w:uiPriority w:val="49"/>
     <w:rsid w:val="005D78C6"/>
     <w:pPr>
@@ -14525,8 +14508,8 @@
   </w:style>
   <w:style w:type="paragraph" w:customStyle="1" w:styleId="Style2">
     <w:name w:val="Style2"/>
-    <w:basedOn w:val="Heading1"/>
-    <w:next w:val="Normal"/>
+    <w:basedOn w:val="Kop1"/>
+    <w:next w:val="Standaard"/>
     <w:qFormat/>
     <w:rsid w:val="001A6124"/>
     <w:rPr>
@@ -14536,8 +14519,8 @@
   </w:style>
   <w:style w:type="paragraph" w:customStyle="1" w:styleId="Style3">
     <w:name w:val="Style3"/>
-    <w:basedOn w:val="Heading2"/>
-    <w:next w:val="Normal"/>
+    <w:basedOn w:val="Kop2"/>
+    <w:next w:val="Standaard"/>
     <w:qFormat/>
     <w:rsid w:val="001A6124"/>
     <w:rPr>
@@ -14546,10 +14529,10 @@
       <w:lang w:val="nl-NL"/>
     </w:rPr>
   </w:style>
-  <w:style w:type="paragraph" w:styleId="TOCHeading">
+  <w:style w:type="paragraph" w:styleId="Kopvaninhoudsopgave">
     <w:name w:val="TOC Heading"/>
-    <w:basedOn w:val="Heading1"/>
-    <w:next w:val="Normal"/>
+    <w:basedOn w:val="Kop1"/>
+    <w:next w:val="Standaard"/>
     <w:uiPriority w:val="39"/>
     <w:unhideWhenUsed/>
     <w:qFormat/>
@@ -14567,10 +14550,10 @@
       <w14:ligatures w14:val="none"/>
     </w:rPr>
   </w:style>
-  <w:style w:type="paragraph" w:styleId="TOC1">
+  <w:style w:type="paragraph" w:styleId="Inhopg1">
     <w:name w:val="toc 1"/>
-    <w:basedOn w:val="Normal"/>
-    <w:next w:val="Normal"/>
+    <w:basedOn w:val="Standaard"/>
+    <w:next w:val="Standaard"/>
     <w:autoRedefine/>
     <w:uiPriority w:val="39"/>
     <w:unhideWhenUsed/>
@@ -14585,10 +14568,10 @@
       <w:iCs/>
     </w:rPr>
   </w:style>
-  <w:style w:type="paragraph" w:styleId="TOC2">
+  <w:style w:type="paragraph" w:styleId="Inhopg2">
     <w:name w:val="toc 2"/>
-    <w:basedOn w:val="Normal"/>
-    <w:next w:val="Normal"/>
+    <w:basedOn w:val="Standaard"/>
+    <w:next w:val="Standaard"/>
     <w:autoRedefine/>
     <w:uiPriority w:val="39"/>
     <w:unhideWhenUsed/>
@@ -14606,7 +14589,7 @@
   </w:style>
   <w:style w:type="character" w:styleId="Hyperlink">
     <w:name w:val="Hyperlink"/>
-    <w:basedOn w:val="DefaultParagraphFont"/>
+    <w:basedOn w:val="Standaardalinea-lettertype"/>
     <w:uiPriority w:val="99"/>
     <w:unhideWhenUsed/>
     <w:rsid w:val="00957DC9"/>
@@ -14615,10 +14598,10 @@
       <w:u w:val="single"/>
     </w:rPr>
   </w:style>
-  <w:style w:type="paragraph" w:styleId="TOC3">
+  <w:style w:type="paragraph" w:styleId="Inhopg3">
     <w:name w:val="toc 3"/>
-    <w:basedOn w:val="Normal"/>
-    <w:next w:val="Normal"/>
+    <w:basedOn w:val="Standaard"/>
+    <w:next w:val="Standaard"/>
     <w:autoRedefine/>
     <w:uiPriority w:val="39"/>
     <w:unhideWhenUsed/>
@@ -14632,10 +14615,10 @@
       <w:szCs w:val="20"/>
     </w:rPr>
   </w:style>
-  <w:style w:type="paragraph" w:styleId="TOC4">
+  <w:style w:type="paragraph" w:styleId="Inhopg4">
     <w:name w:val="toc 4"/>
-    <w:basedOn w:val="Normal"/>
-    <w:next w:val="Normal"/>
+    <w:basedOn w:val="Standaard"/>
+    <w:next w:val="Standaard"/>
     <w:autoRedefine/>
     <w:uiPriority w:val="39"/>
     <w:semiHidden/>
@@ -14650,10 +14633,10 @@
       <w:szCs w:val="20"/>
     </w:rPr>
   </w:style>
-  <w:style w:type="paragraph" w:styleId="TOC5">
+  <w:style w:type="paragraph" w:styleId="Inhopg5">
     <w:name w:val="toc 5"/>
-    <w:basedOn w:val="Normal"/>
-    <w:next w:val="Normal"/>
+    <w:basedOn w:val="Standaard"/>
+    <w:next w:val="Standaard"/>
     <w:autoRedefine/>
     <w:uiPriority w:val="39"/>
     <w:semiHidden/>
@@ -14668,10 +14651,10 @@
       <w:szCs w:val="20"/>
     </w:rPr>
   </w:style>
-  <w:style w:type="paragraph" w:styleId="TOC6">
+  <w:style w:type="paragraph" w:styleId="Inhopg6">
     <w:name w:val="toc 6"/>
-    <w:basedOn w:val="Normal"/>
-    <w:next w:val="Normal"/>
+    <w:basedOn w:val="Standaard"/>
+    <w:next w:val="Standaard"/>
     <w:autoRedefine/>
     <w:uiPriority w:val="39"/>
     <w:semiHidden/>
@@ -14686,10 +14669,10 @@
       <w:szCs w:val="20"/>
     </w:rPr>
   </w:style>
-  <w:style w:type="paragraph" w:styleId="TOC7">
+  <w:style w:type="paragraph" w:styleId="Inhopg7">
     <w:name w:val="toc 7"/>
-    <w:basedOn w:val="Normal"/>
-    <w:next w:val="Normal"/>
+    <w:basedOn w:val="Standaard"/>
+    <w:next w:val="Standaard"/>
     <w:autoRedefine/>
     <w:uiPriority w:val="39"/>
     <w:semiHidden/>
@@ -14704,10 +14687,10 @@
       <w:szCs w:val="20"/>
     </w:rPr>
   </w:style>
-  <w:style w:type="paragraph" w:styleId="TOC8">
+  <w:style w:type="paragraph" w:styleId="Inhopg8">
     <w:name w:val="toc 8"/>
-    <w:basedOn w:val="Normal"/>
-    <w:next w:val="Normal"/>
+    <w:basedOn w:val="Standaard"/>
+    <w:next w:val="Standaard"/>
     <w:autoRedefine/>
     <w:uiPriority w:val="39"/>
     <w:semiHidden/>
@@ -14722,10 +14705,10 @@
       <w:szCs w:val="20"/>
     </w:rPr>
   </w:style>
-  <w:style w:type="paragraph" w:styleId="TOC9">
+  <w:style w:type="paragraph" w:styleId="Inhopg9">
     <w:name w:val="toc 9"/>
-    <w:basedOn w:val="Normal"/>
-    <w:next w:val="Normal"/>
+    <w:basedOn w:val="Standaard"/>
+    <w:next w:val="Standaard"/>
     <w:autoRedefine/>
     <w:uiPriority w:val="39"/>
     <w:semiHidden/>

--- a/Opleverset_Project_5-6/Verslagen/Requirement analyse.docx
+++ b/Opleverset_Project_5-6/Verslagen/Requirement analyse.docx
@@ -186,7 +186,10 @@
               <w:rFonts w:eastAsiaTheme="minorEastAsia"/>
               <w:b w:val="0"/>
               <w:bCs w:val="0"/>
+              <w:i w:val="0"/>
+              <w:iCs w:val="0"/>
               <w:noProof/>
+              <w:lang w:val="nl-NL" w:eastAsia="ko-KR"/>
             </w:rPr>
           </w:pPr>
           <w:r>
@@ -206,7 +209,7 @@
             </w:rPr>
             <w:fldChar w:fldCharType="separate"/>
           </w:r>
-          <w:hyperlink w:anchor="_Toc213702550" w:history="1">
+          <w:hyperlink w:anchor="_Toc213840402" w:history="1">
             <w:r>
               <w:rPr>
                 <w:rStyle w:val="Hyperlink"/>
@@ -233,7 +236,7 @@
                 <w:noProof/>
                 <w:webHidden/>
               </w:rPr>
-              <w:instrText xml:space="preserve"> PAGEREF _Toc213702550 \h </w:instrText>
+              <w:instrText xml:space="preserve"> PAGEREF _Toc213840402 \h </w:instrText>
             </w:r>
             <w:r>
               <w:rPr>
@@ -274,10 +277,13 @@
               <w:rFonts w:eastAsiaTheme="minorEastAsia"/>
               <w:b w:val="0"/>
               <w:bCs w:val="0"/>
+              <w:i w:val="0"/>
+              <w:iCs w:val="0"/>
               <w:noProof/>
+              <w:lang w:val="nl-NL" w:eastAsia="ko-KR"/>
             </w:rPr>
           </w:pPr>
-          <w:hyperlink w:anchor="_Toc213702551" w:history="1">
+          <w:hyperlink w:anchor="_Toc213840403" w:history="1">
             <w:r>
               <w:rPr>
                 <w:rStyle w:val="Hyperlink"/>
@@ -304,7 +310,7 @@
                 <w:noProof/>
                 <w:webHidden/>
               </w:rPr>
-              <w:instrText xml:space="preserve"> PAGEREF _Toc213702551 \h </w:instrText>
+              <w:instrText xml:space="preserve"> PAGEREF _Toc213840403 \h </w:instrText>
             </w:r>
             <w:r>
               <w:rPr>
@@ -345,10 +351,13 @@
               <w:rFonts w:eastAsiaTheme="minorEastAsia"/>
               <w:b w:val="0"/>
               <w:bCs w:val="0"/>
+              <w:i w:val="0"/>
+              <w:iCs w:val="0"/>
               <w:noProof/>
+              <w:lang w:val="nl-NL" w:eastAsia="ko-KR"/>
             </w:rPr>
           </w:pPr>
-          <w:hyperlink w:anchor="_Toc213702552" w:history="1">
+          <w:hyperlink w:anchor="_Toc213840404" w:history="1">
             <w:r>
               <w:rPr>
                 <w:rStyle w:val="Hyperlink"/>
@@ -375,7 +384,7 @@
                 <w:noProof/>
                 <w:webHidden/>
               </w:rPr>
-              <w:instrText xml:space="preserve"> PAGEREF _Toc213702552 \h </w:instrText>
+              <w:instrText xml:space="preserve"> PAGEREF _Toc213840404 \h </w:instrText>
             </w:r>
             <w:r>
               <w:rPr>
@@ -414,14 +423,15 @@
             </w:tabs>
             <w:rPr>
               <w:rFonts w:eastAsiaTheme="minorEastAsia"/>
-              <w:i/>
-              <w:iCs/>
+              <w:b w:val="0"/>
+              <w:bCs w:val="0"/>
               <w:noProof/>
               <w:sz w:val="24"/>
               <w:szCs w:val="24"/>
+              <w:lang w:val="nl-NL" w:eastAsia="ko-KR"/>
             </w:rPr>
           </w:pPr>
-          <w:hyperlink w:anchor="_Toc213702553" w:history="1">
+          <w:hyperlink w:anchor="_Toc213840405" w:history="1">
             <w:r>
               <w:rPr>
                 <w:rStyle w:val="Hyperlink"/>
@@ -448,7 +458,7 @@
                 <w:noProof/>
                 <w:webHidden/>
               </w:rPr>
-              <w:instrText xml:space="preserve"> PAGEREF _Toc213702553 \h </w:instrText>
+              <w:instrText xml:space="preserve"> PAGEREF _Toc213840405 \h </w:instrText>
             </w:r>
             <w:r>
               <w:rPr>
@@ -487,14 +497,15 @@
             </w:tabs>
             <w:rPr>
               <w:rFonts w:eastAsiaTheme="minorEastAsia"/>
-              <w:i/>
-              <w:iCs/>
+              <w:b w:val="0"/>
+              <w:bCs w:val="0"/>
               <w:noProof/>
               <w:sz w:val="24"/>
               <w:szCs w:val="24"/>
+              <w:lang w:val="nl-NL" w:eastAsia="ko-KR"/>
             </w:rPr>
           </w:pPr>
-          <w:hyperlink w:anchor="_Toc213702554" w:history="1">
+          <w:hyperlink w:anchor="_Toc213840406" w:history="1">
             <w:r>
               <w:rPr>
                 <w:rStyle w:val="Hyperlink"/>
@@ -521,7 +532,7 @@
                 <w:noProof/>
                 <w:webHidden/>
               </w:rPr>
-              <w:instrText xml:space="preserve"> PAGEREF _Toc213702554 \h </w:instrText>
+              <w:instrText xml:space="preserve"> PAGEREF _Toc213840406 \h </w:instrText>
             </w:r>
             <w:r>
               <w:rPr>
@@ -560,14 +571,15 @@
             </w:tabs>
             <w:rPr>
               <w:rFonts w:eastAsiaTheme="minorEastAsia"/>
-              <w:i/>
-              <w:iCs/>
+              <w:b w:val="0"/>
+              <w:bCs w:val="0"/>
               <w:noProof/>
               <w:sz w:val="24"/>
               <w:szCs w:val="24"/>
+              <w:lang w:val="nl-NL" w:eastAsia="ko-KR"/>
             </w:rPr>
           </w:pPr>
-          <w:hyperlink w:anchor="_Toc213702555" w:history="1">
+          <w:hyperlink w:anchor="_Toc213840407" w:history="1">
             <w:r>
               <w:rPr>
                 <w:rStyle w:val="Hyperlink"/>
@@ -594,7 +606,7 @@
                 <w:noProof/>
                 <w:webHidden/>
               </w:rPr>
-              <w:instrText xml:space="preserve"> PAGEREF _Toc213702555 \h </w:instrText>
+              <w:instrText xml:space="preserve"> PAGEREF _Toc213840407 \h </w:instrText>
             </w:r>
             <w:r>
               <w:rPr>
@@ -633,14 +645,15 @@
             </w:tabs>
             <w:rPr>
               <w:rFonts w:eastAsiaTheme="minorEastAsia"/>
-              <w:i/>
-              <w:iCs/>
+              <w:b w:val="0"/>
+              <w:bCs w:val="0"/>
               <w:noProof/>
               <w:sz w:val="24"/>
               <w:szCs w:val="24"/>
+              <w:lang w:val="nl-NL" w:eastAsia="ko-KR"/>
             </w:rPr>
           </w:pPr>
-          <w:hyperlink w:anchor="_Toc213702556" w:history="1">
+          <w:hyperlink w:anchor="_Toc213840408" w:history="1">
             <w:r>
               <w:rPr>
                 <w:rStyle w:val="Hyperlink"/>
@@ -667,7 +680,7 @@
                 <w:noProof/>
                 <w:webHidden/>
               </w:rPr>
-              <w:instrText xml:space="preserve"> PAGEREF _Toc213702556 \h </w:instrText>
+              <w:instrText xml:space="preserve"> PAGEREF _Toc213840408 \h </w:instrText>
             </w:r>
             <w:r>
               <w:rPr>
@@ -706,14 +719,15 @@
             </w:tabs>
             <w:rPr>
               <w:rFonts w:eastAsiaTheme="minorEastAsia"/>
-              <w:i/>
-              <w:iCs/>
+              <w:b w:val="0"/>
+              <w:bCs w:val="0"/>
               <w:noProof/>
               <w:sz w:val="24"/>
               <w:szCs w:val="24"/>
+              <w:lang w:val="nl-NL" w:eastAsia="ko-KR"/>
             </w:rPr>
           </w:pPr>
-          <w:hyperlink w:anchor="_Toc213702557" w:history="1">
+          <w:hyperlink w:anchor="_Toc213840409" w:history="1">
             <w:r>
               <w:rPr>
                 <w:rStyle w:val="Hyperlink"/>
@@ -740,7 +754,7 @@
                 <w:noProof/>
                 <w:webHidden/>
               </w:rPr>
-              <w:instrText xml:space="preserve"> PAGEREF _Toc213702557 \h </w:instrText>
+              <w:instrText xml:space="preserve"> PAGEREF _Toc213840409 \h </w:instrText>
             </w:r>
             <w:r>
               <w:rPr>
@@ -779,14 +793,15 @@
             </w:tabs>
             <w:rPr>
               <w:rFonts w:eastAsiaTheme="minorEastAsia"/>
-              <w:i/>
-              <w:iCs/>
+              <w:b w:val="0"/>
+              <w:bCs w:val="0"/>
               <w:noProof/>
               <w:sz w:val="24"/>
               <w:szCs w:val="24"/>
+              <w:lang w:val="nl-NL" w:eastAsia="ko-KR"/>
             </w:rPr>
           </w:pPr>
-          <w:hyperlink w:anchor="_Toc213702558" w:history="1">
+          <w:hyperlink w:anchor="_Toc213840410" w:history="1">
             <w:r>
               <w:rPr>
                 <w:rStyle w:val="Hyperlink"/>
@@ -813,7 +828,7 @@
                 <w:noProof/>
                 <w:webHidden/>
               </w:rPr>
-              <w:instrText xml:space="preserve"> PAGEREF _Toc213702558 \h </w:instrText>
+              <w:instrText xml:space="preserve"> PAGEREF _Toc213840410 \h </w:instrText>
             </w:r>
             <w:r>
               <w:rPr>
@@ -852,14 +867,15 @@
             </w:tabs>
             <w:rPr>
               <w:rFonts w:eastAsiaTheme="minorEastAsia"/>
-              <w:i/>
-              <w:iCs/>
+              <w:b w:val="0"/>
+              <w:bCs w:val="0"/>
               <w:noProof/>
               <w:sz w:val="24"/>
               <w:szCs w:val="24"/>
+              <w:lang w:val="nl-NL" w:eastAsia="ko-KR"/>
             </w:rPr>
           </w:pPr>
-          <w:hyperlink w:anchor="_Toc213702559" w:history="1">
+          <w:hyperlink w:anchor="_Toc213840411" w:history="1">
             <w:r>
               <w:rPr>
                 <w:rStyle w:val="Hyperlink"/>
@@ -886,7 +902,7 @@
                 <w:noProof/>
                 <w:webHidden/>
               </w:rPr>
-              <w:instrText xml:space="preserve"> PAGEREF _Toc213702559 \h </w:instrText>
+              <w:instrText xml:space="preserve"> PAGEREF _Toc213840411 \h </w:instrText>
             </w:r>
             <w:r>
               <w:rPr>
@@ -925,14 +941,15 @@
             </w:tabs>
             <w:rPr>
               <w:rFonts w:eastAsiaTheme="minorEastAsia"/>
-              <w:i/>
-              <w:iCs/>
+              <w:b w:val="0"/>
+              <w:bCs w:val="0"/>
               <w:noProof/>
               <w:sz w:val="24"/>
               <w:szCs w:val="24"/>
+              <w:lang w:val="nl-NL" w:eastAsia="ko-KR"/>
             </w:rPr>
           </w:pPr>
-          <w:hyperlink w:anchor="_Toc213702560" w:history="1">
+          <w:hyperlink w:anchor="_Toc213840412" w:history="1">
             <w:r>
               <w:rPr>
                 <w:rStyle w:val="Hyperlink"/>
@@ -959,7 +976,7 @@
                 <w:noProof/>
                 <w:webHidden/>
               </w:rPr>
-              <w:instrText xml:space="preserve"> PAGEREF _Toc213702560 \h </w:instrText>
+              <w:instrText xml:space="preserve"> PAGEREF _Toc213840412 \h </w:instrText>
             </w:r>
             <w:r>
               <w:rPr>
@@ -998,14 +1015,15 @@
             </w:tabs>
             <w:rPr>
               <w:rFonts w:eastAsiaTheme="minorEastAsia"/>
-              <w:i/>
-              <w:iCs/>
+              <w:b w:val="0"/>
+              <w:bCs w:val="0"/>
               <w:noProof/>
               <w:sz w:val="24"/>
               <w:szCs w:val="24"/>
+              <w:lang w:val="nl-NL" w:eastAsia="ko-KR"/>
             </w:rPr>
           </w:pPr>
-          <w:hyperlink w:anchor="_Toc213702561" w:history="1">
+          <w:hyperlink w:anchor="_Toc213840413" w:history="1">
             <w:r>
               <w:rPr>
                 <w:rStyle w:val="Hyperlink"/>
@@ -1032,7 +1050,7 @@
                 <w:noProof/>
                 <w:webHidden/>
               </w:rPr>
-              <w:instrText xml:space="preserve"> PAGEREF _Toc213702561 \h </w:instrText>
+              <w:instrText xml:space="preserve"> PAGEREF _Toc213840413 \h </w:instrText>
             </w:r>
             <w:r>
               <w:rPr>
@@ -1071,14 +1089,15 @@
             </w:tabs>
             <w:rPr>
               <w:rFonts w:eastAsiaTheme="minorEastAsia"/>
-              <w:i/>
-              <w:iCs/>
+              <w:b w:val="0"/>
+              <w:bCs w:val="0"/>
               <w:noProof/>
               <w:sz w:val="24"/>
               <w:szCs w:val="24"/>
+              <w:lang w:val="nl-NL" w:eastAsia="ko-KR"/>
             </w:rPr>
           </w:pPr>
-          <w:hyperlink w:anchor="_Toc213702562" w:history="1">
+          <w:hyperlink w:anchor="_Toc213840414" w:history="1">
             <w:r>
               <w:rPr>
                 <w:rStyle w:val="Hyperlink"/>
@@ -1105,7 +1124,7 @@
                 <w:noProof/>
                 <w:webHidden/>
               </w:rPr>
-              <w:instrText xml:space="preserve"> PAGEREF _Toc213702562 \h </w:instrText>
+              <w:instrText xml:space="preserve"> PAGEREF _Toc213840414 \h </w:instrText>
             </w:r>
             <w:r>
               <w:rPr>
@@ -1125,7 +1144,7 @@
                 <w:noProof/>
                 <w:webHidden/>
               </w:rPr>
-              <w:t>10</w:t>
+              <w:t>9</w:t>
             </w:r>
             <w:r>
               <w:rPr>
@@ -1152,7 +1171,6 @@
       <w:pPr>
         <w:pStyle w:val="Style2"/>
       </w:pPr>
-      <w:bookmarkStart w:id="0" w:name="_Toc213702550"/>
     </w:p>
     <w:p>
       <w:pPr>
@@ -1163,6 +1181,7 @@
       <w:pPr>
         <w:pStyle w:val="Style2"/>
       </w:pPr>
+      <w:bookmarkStart w:id="0" w:name="_Toc213840402"/>
       <w:r>
         <w:t>Inleiding</w:t>
       </w:r>
@@ -1176,6 +1195,7 @@
       </w:pPr>
       <w:r>
         <w:rPr>
+          <w:rFonts w:asciiTheme="majorHAnsi" w:hAnsiTheme="majorHAnsi"/>
           <w:lang w:val="nl-NL"/>
         </w:rPr>
         <w:t xml:space="preserve">In dit </w:t>
@@ -1183,12 +1203,14 @@
       <w:proofErr w:type="spellStart"/>
       <w:r>
         <w:rPr>
+          <w:rFonts w:asciiTheme="majorHAnsi" w:hAnsiTheme="majorHAnsi"/>
           <w:lang w:val="nl-NL"/>
         </w:rPr>
         <w:t>requirement</w:t>
       </w:r>
       <w:r>
         <w:rPr>
+          <w:rFonts w:asciiTheme="majorHAnsi" w:hAnsiTheme="majorHAnsi"/>
           <w:lang w:val="nl-NL"/>
         </w:rPr>
         <w:t>s</w:t>
@@ -1196,62 +1218,84 @@
       <w:proofErr w:type="spellEnd"/>
       <w:r>
         <w:rPr>
-          <w:lang w:val="nl-NL"/>
-        </w:rPr>
-        <w:t xml:space="preserve"> analyse z</w:t>
-      </w:r>
-      <w:r>
-        <w:rPr>
-          <w:lang w:val="nl-NL"/>
-        </w:rPr>
-        <w:t xml:space="preserve">ullen de </w:t>
-      </w:r>
-      <w:r>
-        <w:rPr>
+          <w:rFonts w:asciiTheme="majorHAnsi" w:hAnsiTheme="majorHAnsi"/>
+          <w:lang w:val="nl-NL"/>
+        </w:rPr>
+        <w:t xml:space="preserve"> analyse zullen de </w:t>
+      </w:r>
+      <w:r>
+        <w:rPr>
+          <w:rFonts w:asciiTheme="majorHAnsi" w:hAnsiTheme="majorHAnsi"/>
           <w:lang w:val="nl-NL"/>
         </w:rPr>
         <w:t>eisen</w:t>
       </w:r>
       <w:r>
         <w:rPr>
+          <w:rFonts w:asciiTheme="majorHAnsi" w:hAnsiTheme="majorHAnsi"/>
           <w:lang w:val="nl-NL"/>
         </w:rPr>
         <w:t xml:space="preserve"> behandeld worden voor het project: Het lokaliseren en detecteren van drones</w:t>
       </w:r>
       <w:r>
         <w:rPr>
+          <w:rFonts w:asciiTheme="majorHAnsi" w:hAnsiTheme="majorHAnsi"/>
           <w:lang w:val="nl-NL"/>
         </w:rPr>
         <w:t>. D</w:t>
       </w:r>
       <w:r>
         <w:rPr>
+          <w:rFonts w:asciiTheme="majorHAnsi" w:hAnsiTheme="majorHAnsi"/>
           <w:lang w:val="nl-NL"/>
         </w:rPr>
         <w:t xml:space="preserve">eze analyse zal de </w:t>
       </w:r>
       <w:r>
         <w:rPr>
+          <w:rFonts w:asciiTheme="majorHAnsi" w:hAnsiTheme="majorHAnsi"/>
           <w:b/>
           <w:bCs/>
           <w:u w:val="single"/>
           <w:lang w:val="nl-NL"/>
         </w:rPr>
-        <w:t xml:space="preserve">user </w:t>
+        <w:t>U</w:t>
+      </w:r>
+      <w:r>
+        <w:rPr>
+          <w:rFonts w:asciiTheme="majorHAnsi" w:hAnsiTheme="majorHAnsi"/>
+          <w:b/>
+          <w:bCs/>
+          <w:u w:val="single"/>
+          <w:lang w:val="nl-NL"/>
+        </w:rPr>
+        <w:t xml:space="preserve">ser </w:t>
       </w:r>
       <w:proofErr w:type="spellStart"/>
       <w:r>
         <w:rPr>
+          <w:rFonts w:asciiTheme="majorHAnsi" w:hAnsiTheme="majorHAnsi"/>
           <w:b/>
           <w:bCs/>
           <w:u w:val="single"/>
           <w:lang w:val="nl-NL"/>
         </w:rPr>
-        <w:t>stories</w:t>
+        <w:t>S</w:t>
+      </w:r>
+      <w:r>
+        <w:rPr>
+          <w:rFonts w:asciiTheme="majorHAnsi" w:hAnsiTheme="majorHAnsi"/>
+          <w:b/>
+          <w:bCs/>
+          <w:u w:val="single"/>
+          <w:lang w:val="nl-NL"/>
+        </w:rPr>
+        <w:t>tories</w:t>
       </w:r>
       <w:proofErr w:type="spellEnd"/>
       <w:r>
         <w:rPr>
+          <w:rFonts w:asciiTheme="majorHAnsi" w:hAnsiTheme="majorHAnsi"/>
           <w:b/>
           <w:bCs/>
           <w:u w:val="single"/>
@@ -1261,12 +1305,14 @@
       </w:r>
       <w:r>
         <w:rPr>
+          <w:rFonts w:asciiTheme="majorHAnsi" w:hAnsiTheme="majorHAnsi"/>
           <w:lang w:val="nl-NL"/>
         </w:rPr>
         <w:t>van de</w:t>
       </w:r>
       <w:r>
         <w:rPr>
+          <w:rFonts w:asciiTheme="majorHAnsi" w:hAnsiTheme="majorHAnsi"/>
           <w:b/>
           <w:bCs/>
           <w:u w:val="single"/>
@@ -1277,6 +1323,7 @@
       <w:proofErr w:type="spellStart"/>
       <w:r>
         <w:rPr>
+          <w:rFonts w:asciiTheme="majorHAnsi" w:hAnsiTheme="majorHAnsi"/>
           <w:b/>
           <w:bCs/>
           <w:u w:val="single"/>
@@ -1287,6 +1334,7 @@
       <w:proofErr w:type="spellEnd"/>
       <w:r>
         <w:rPr>
+          <w:rFonts w:asciiTheme="majorHAnsi" w:hAnsiTheme="majorHAnsi"/>
           <w:b/>
           <w:bCs/>
           <w:u w:val="single"/>
@@ -1296,12 +1344,14 @@
       </w:r>
       <w:r>
         <w:rPr>
+          <w:rFonts w:asciiTheme="majorHAnsi" w:hAnsiTheme="majorHAnsi"/>
           <w:lang w:val="nl-NL"/>
         </w:rPr>
         <w:t xml:space="preserve">(zie </w:t>
       </w:r>
       <w:r>
         <w:rPr>
+          <w:rFonts w:asciiTheme="majorHAnsi" w:hAnsiTheme="majorHAnsi"/>
           <w:b/>
           <w:bCs/>
           <w:u w:val="single"/>
@@ -1311,84 +1361,98 @@
       </w:r>
       <w:r>
         <w:rPr>
+          <w:rFonts w:asciiTheme="majorHAnsi" w:hAnsiTheme="majorHAnsi"/>
           <w:lang w:val="nl-NL"/>
         </w:rPr>
         <w:t xml:space="preserve">) </w:t>
       </w:r>
       <w:r>
         <w:rPr>
+          <w:rFonts w:asciiTheme="majorHAnsi" w:hAnsiTheme="majorHAnsi"/>
           <w:lang w:val="nl-NL"/>
         </w:rPr>
         <w:t>die zijn geconstrueerd na meerdere meetings met de opdrachtgever</w:t>
       </w:r>
       <w:r>
         <w:rPr>
+          <w:rFonts w:asciiTheme="majorHAnsi" w:hAnsiTheme="majorHAnsi"/>
           <w:lang w:val="nl-NL"/>
         </w:rPr>
         <w:t xml:space="preserve"> behandelen </w:t>
       </w:r>
       <w:r>
         <w:rPr>
+          <w:rFonts w:asciiTheme="majorHAnsi" w:hAnsiTheme="majorHAnsi"/>
           <w:lang w:val="nl-NL"/>
         </w:rPr>
         <w:t xml:space="preserve">om daarvan passende </w:t>
       </w:r>
       <w:r>
         <w:rPr>
+          <w:rFonts w:asciiTheme="majorHAnsi" w:hAnsiTheme="majorHAnsi"/>
           <w:lang w:val="nl-NL"/>
         </w:rPr>
         <w:t>eisen</w:t>
       </w:r>
       <w:r>
         <w:rPr>
+          <w:rFonts w:asciiTheme="majorHAnsi" w:hAnsiTheme="majorHAnsi"/>
           <w:lang w:val="nl-NL"/>
         </w:rPr>
         <w:t xml:space="preserve"> </w:t>
       </w:r>
       <w:r>
         <w:rPr>
+          <w:rFonts w:asciiTheme="majorHAnsi" w:hAnsiTheme="majorHAnsi"/>
           <w:lang w:val="nl-NL"/>
         </w:rPr>
         <w:t xml:space="preserve">op </w:t>
       </w:r>
       <w:r>
         <w:rPr>
+          <w:rFonts w:asciiTheme="majorHAnsi" w:hAnsiTheme="majorHAnsi"/>
           <w:lang w:val="nl-NL"/>
         </w:rPr>
         <w:t>te stellen</w:t>
       </w:r>
       <w:r>
         <w:rPr>
+          <w:rFonts w:asciiTheme="majorHAnsi" w:hAnsiTheme="majorHAnsi"/>
           <w:lang w:val="nl-NL"/>
         </w:rPr>
         <w:t xml:space="preserve">. </w:t>
       </w:r>
       <w:r>
         <w:rPr>
+          <w:rFonts w:asciiTheme="majorHAnsi" w:hAnsiTheme="majorHAnsi"/>
           <w:lang w:val="nl-NL"/>
         </w:rPr>
         <w:t xml:space="preserve">Deze analyse zal een Prioriteit systeem bevatten die de </w:t>
       </w:r>
       <w:r>
         <w:rPr>
+          <w:rFonts w:asciiTheme="majorHAnsi" w:hAnsiTheme="majorHAnsi"/>
           <w:lang w:val="nl-NL"/>
         </w:rPr>
         <w:t>eisen</w:t>
       </w:r>
       <w:r>
         <w:rPr>
+          <w:rFonts w:asciiTheme="majorHAnsi" w:hAnsiTheme="majorHAnsi"/>
           <w:lang w:val="nl-NL"/>
         </w:rPr>
         <w:t xml:space="preserve"> verdeeld in hoe belangrijk ze zijn voor het project waar</w:t>
       </w:r>
       <w:r>
         <w:rPr>
+          <w:rFonts w:asciiTheme="majorHAnsi" w:hAnsiTheme="majorHAnsi"/>
           <w:lang w:val="nl-NL"/>
         </w:rPr>
         <w:t>in</w:t>
       </w:r>
       <w:r>
         <w:rPr>
+          <w:rFonts w:asciiTheme="majorHAnsi" w:hAnsiTheme="majorHAnsi"/>
           <w:lang w:val="nl-NL"/>
         </w:rPr>
         <w:t xml:space="preserve"> het </w:t>
@@ -1396,30 +1460,35 @@
       <w:proofErr w:type="spellStart"/>
       <w:r>
         <w:rPr>
+          <w:rFonts w:asciiTheme="majorHAnsi" w:hAnsiTheme="majorHAnsi"/>
           <w:lang w:val="nl-NL"/>
         </w:rPr>
         <w:t>M</w:t>
       </w:r>
       <w:r>
         <w:rPr>
+          <w:rFonts w:asciiTheme="majorHAnsi" w:hAnsiTheme="majorHAnsi"/>
           <w:lang w:val="nl-NL"/>
         </w:rPr>
         <w:t>o</w:t>
       </w:r>
       <w:r>
         <w:rPr>
+          <w:rFonts w:asciiTheme="majorHAnsi" w:hAnsiTheme="majorHAnsi"/>
           <w:lang w:val="nl-NL"/>
         </w:rPr>
         <w:t>SC</w:t>
       </w:r>
       <w:r>
         <w:rPr>
+          <w:rFonts w:asciiTheme="majorHAnsi" w:hAnsiTheme="majorHAnsi"/>
           <w:lang w:val="nl-NL"/>
         </w:rPr>
         <w:t>o</w:t>
       </w:r>
       <w:r>
         <w:rPr>
+          <w:rFonts w:asciiTheme="majorHAnsi" w:hAnsiTheme="majorHAnsi"/>
           <w:lang w:val="nl-NL"/>
         </w:rPr>
         <w:t>W</w:t>
@@ -1427,42 +1496,49 @@
       <w:proofErr w:type="spellEnd"/>
       <w:r>
         <w:rPr>
+          <w:rFonts w:asciiTheme="majorHAnsi" w:hAnsiTheme="majorHAnsi"/>
           <w:lang w:val="nl-NL"/>
         </w:rPr>
         <w:t xml:space="preserve"> systeem wordt toegepast. Ook zullen de gekozen componenten voor het project aan het begin van de analyse </w:t>
       </w:r>
       <w:r>
         <w:rPr>
+          <w:rFonts w:asciiTheme="majorHAnsi" w:hAnsiTheme="majorHAnsi"/>
           <w:lang w:val="nl-NL"/>
         </w:rPr>
         <w:t>benoemd worden</w:t>
       </w:r>
       <w:r>
         <w:rPr>
+          <w:rFonts w:asciiTheme="majorHAnsi" w:hAnsiTheme="majorHAnsi"/>
           <w:lang w:val="nl-NL"/>
         </w:rPr>
         <w:t xml:space="preserve">, </w:t>
       </w:r>
       <w:r>
         <w:rPr>
+          <w:rFonts w:asciiTheme="majorHAnsi" w:hAnsiTheme="majorHAnsi"/>
           <w:lang w:val="nl-NL"/>
         </w:rPr>
         <w:t>eisen</w:t>
       </w:r>
       <w:r>
         <w:rPr>
+          <w:rFonts w:asciiTheme="majorHAnsi" w:hAnsiTheme="majorHAnsi"/>
           <w:lang w:val="nl-NL"/>
         </w:rPr>
         <w:t xml:space="preserve"> waarin er een aanpassing</w:t>
       </w:r>
       <w:r>
         <w:rPr>
+          <w:rFonts w:asciiTheme="majorHAnsi" w:hAnsiTheme="majorHAnsi"/>
           <w:lang w:val="nl-NL"/>
         </w:rPr>
         <w:t xml:space="preserve"> of toevoeging</w:t>
       </w:r>
       <w:r>
         <w:rPr>
+          <w:rFonts w:asciiTheme="majorHAnsi" w:hAnsiTheme="majorHAnsi"/>
           <w:lang w:val="nl-NL"/>
         </w:rPr>
         <w:t xml:space="preserve"> is van de componenten zal aangegeven worden in de </w:t>
@@ -1470,6 +1546,7 @@
       <w:proofErr w:type="spellStart"/>
       <w:r>
         <w:rPr>
+          <w:rFonts w:asciiTheme="majorHAnsi" w:hAnsiTheme="majorHAnsi"/>
           <w:lang w:val="nl-NL"/>
         </w:rPr>
         <w:t>requirements</w:t>
@@ -1477,6 +1554,7 @@
       <w:proofErr w:type="spellEnd"/>
       <w:r>
         <w:rPr>
+          <w:rFonts w:asciiTheme="majorHAnsi" w:hAnsiTheme="majorHAnsi"/>
           <w:lang w:val="nl-NL"/>
         </w:rPr>
         <w:t xml:space="preserve"> zelf</w:t>
@@ -1495,7 +1573,7 @@
           <w:color w:val="3A7C22" w:themeColor="accent6" w:themeShade="BF"/>
         </w:rPr>
       </w:pPr>
-      <w:bookmarkStart w:id="1" w:name="_Toc213702551"/>
+      <w:bookmarkStart w:id="1" w:name="_Toc213840403"/>
       <w:r>
         <w:rPr>
           <w:color w:val="3A7C22" w:themeColor="accent6" w:themeShade="BF"/>
@@ -1879,7 +1957,7 @@
           <w:color w:val="EB3D43"/>
         </w:rPr>
       </w:pPr>
-      <w:bookmarkStart w:id="2" w:name="_Toc213702552"/>
+      <w:bookmarkStart w:id="2" w:name="_Toc213840404"/>
       <w:r>
         <w:rPr>
           <w:color w:val="EB3D43"/>
@@ -2437,12 +2515,14 @@
       <w:pPr>
         <w:pStyle w:val="Style3"/>
         <w:rPr>
+          <w:rFonts w:asciiTheme="minorHAnsi" w:hAnsiTheme="minorHAnsi"/>
           <w:color w:val="215E99" w:themeColor="text2" w:themeTint="BF"/>
         </w:rPr>
       </w:pPr>
-      <w:bookmarkStart w:id="3" w:name="_Toc213702553"/>
-      <w:r>
-        <w:rPr>
+      <w:bookmarkStart w:id="3" w:name="_Toc213840405"/>
+      <w:r>
+        <w:rPr>
+          <w:rFonts w:asciiTheme="minorHAnsi" w:hAnsiTheme="minorHAnsi"/>
           <w:color w:val="215E99" w:themeColor="text2" w:themeTint="BF"/>
         </w:rPr>
         <w:lastRenderedPageBreak/>
@@ -2450,24 +2530,28 @@
       </w:r>
       <w:r>
         <w:rPr>
+          <w:rFonts w:asciiTheme="minorHAnsi" w:hAnsiTheme="minorHAnsi"/>
           <w:color w:val="215E99" w:themeColor="text2" w:themeTint="BF"/>
         </w:rPr>
         <w:t>Objectdetectie (</w:t>
       </w:r>
       <w:r>
         <w:rPr>
+          <w:rFonts w:asciiTheme="minorHAnsi" w:hAnsiTheme="minorHAnsi"/>
           <w:color w:val="215E99" w:themeColor="text2" w:themeTint="BF"/>
         </w:rPr>
         <w:t xml:space="preserve">Functioneel </w:t>
       </w:r>
       <w:r>
         <w:rPr>
+          <w:rFonts w:asciiTheme="minorHAnsi" w:hAnsiTheme="minorHAnsi"/>
           <w:color w:val="215E99" w:themeColor="text2" w:themeTint="BF"/>
         </w:rPr>
         <w:t>(Prioriteit P1)</w:t>
       </w:r>
       <w:r>
         <w:rPr>
+          <w:rFonts w:asciiTheme="minorHAnsi" w:hAnsiTheme="minorHAnsi"/>
           <w:color w:val="215E99" w:themeColor="text2" w:themeTint="BF"/>
         </w:rPr>
         <w:t>)</w:t>
@@ -2484,7 +2568,7 @@
         <w:adjustRightInd w:val="0"/>
         <w:spacing w:after="0" w:line="240" w:lineRule="auto"/>
         <w:rPr>
-          <w:rFonts w:ascii="Helvetica Neue" w:hAnsi="Helvetica Neue" w:cs="Helvetica Neue"/>
+          <w:rFonts w:cs="Helvetica Neue"/>
           <w:i/>
           <w:iCs/>
           <w:color w:val="000000"/>
@@ -2494,7 +2578,7 @@
       </w:pPr>
       <w:r>
         <w:rPr>
-          <w:rFonts w:ascii="Helvetica Neue" w:hAnsi="Helvetica Neue" w:cs="Helvetica Neue"/>
+          <w:rFonts w:cs="Helvetica Neue"/>
           <w:i/>
           <w:iCs/>
           <w:color w:val="000000"/>
@@ -2505,7 +2589,7 @@
       </w:r>
       <w:r>
         <w:rPr>
-          <w:rFonts w:ascii="Helvetica Neue" w:hAnsi="Helvetica Neue" w:cs="Helvetica Neue"/>
+          <w:rFonts w:cs="Helvetica Neue"/>
           <w:i/>
           <w:iCs/>
           <w:color w:val="000000"/>
@@ -2516,51 +2600,51 @@
       </w:r>
       <w:r>
         <w:rPr>
-          <w:rFonts w:ascii="Helvetica Neue" w:hAnsi="Helvetica Neue" w:cs="Helvetica Neue"/>
+          <w:rFonts w:cs="Helvetica Neue"/>
           <w:i/>
           <w:iCs/>
           <w:color w:val="000000"/>
           <w:kern w:val="0"/>
           <w:lang w:val="nl-NL"/>
         </w:rPr>
-        <w:t xml:space="preserve"> met een nauwkeurigheid van minimaal 90% en &lt;1s vertraging en bij normale </w:t>
-      </w:r>
-      <w:r>
-        <w:rPr>
-          <w:rFonts w:ascii="Helvetica Neue" w:hAnsi="Helvetica Neue" w:cs="Helvetica Neue"/>
+        <w:t xml:space="preserve"> met een nauwkeurigheid van minimaal 90%</w:t>
+      </w:r>
+      <w:r>
+        <w:rPr>
+          <w:rFonts w:cs="Helvetica Neue"/>
           <w:i/>
           <w:iCs/>
           <w:color w:val="000000"/>
           <w:kern w:val="0"/>
           <w:lang w:val="nl-NL"/>
         </w:rPr>
-        <w:t>lichtomstandigheden</w:t>
-      </w:r>
-      <w:r>
-        <w:rPr>
-          <w:rFonts w:ascii="Helvetica Neue" w:hAnsi="Helvetica Neue" w:cs="Helvetica Neue"/>
+        <w:t>, een</w:t>
+      </w:r>
+      <w:r>
+        <w:rPr>
+          <w:rFonts w:cs="Helvetica Neue"/>
           <w:i/>
           <w:iCs/>
           <w:color w:val="000000"/>
           <w:kern w:val="0"/>
           <w:lang w:val="nl-NL"/>
         </w:rPr>
-        <w:t xml:space="preserve"> (</w:t>
-      </w:r>
-      <w:r>
-        <w:rPr>
-          <w:rFonts w:ascii="Helvetica Neue" w:hAnsi="Helvetica Neue" w:cs="Helvetica Neue"/>
+        <w:t xml:space="preserve"> &lt;1s vertraging en bij normale </w:t>
+      </w:r>
+      <w:r>
+        <w:rPr>
+          <w:rFonts w:cs="Helvetica Neue"/>
           <w:i/>
           <w:iCs/>
           <w:color w:val="000000"/>
           <w:kern w:val="0"/>
           <w:lang w:val="nl-NL"/>
         </w:rPr>
-        <w:t>Tussen 12:00 en 15:00)</w:t>
-      </w:r>
-      <w:r>
-        <w:rPr>
-          <w:rFonts w:ascii="Helvetica Neue" w:hAnsi="Helvetica Neue" w:cs="Helvetica Neue"/>
+        <w:t>lichtomstandigheden (Tussen 12:00 en 15:00)</w:t>
+      </w:r>
+      <w:r>
+        <w:rPr>
+          <w:rFonts w:cs="Helvetica Neue"/>
           <w:i/>
           <w:iCs/>
           <w:color w:val="000000"/>
@@ -2571,7 +2655,7 @@
       </w:r>
       <w:r>
         <w:rPr>
-          <w:rFonts w:ascii="Helvetica Neue" w:hAnsi="Helvetica Neue" w:cs="Helvetica Neue"/>
+          <w:rFonts w:cs="Helvetica Neue"/>
           <w:i/>
           <w:iCs/>
           <w:color w:val="000000"/>
@@ -2591,7 +2675,7 @@
         <w:adjustRightInd w:val="0"/>
         <w:spacing w:after="0" w:line="240" w:lineRule="auto"/>
         <w:rPr>
-          <w:rFonts w:ascii="Helvetica Neue" w:hAnsi="Helvetica Neue" w:cs="Helvetica Neue"/>
+          <w:rFonts w:cs="Helvetica Neue"/>
           <w:color w:val="000000"/>
           <w:kern w:val="0"/>
           <w:lang w:val="nl-NL"/>
@@ -2608,15 +2692,15 @@
         <w:adjustRightInd w:val="0"/>
         <w:spacing w:after="0" w:line="240" w:lineRule="auto"/>
         <w:rPr>
-          <w:rFonts w:ascii="Helvetica Neue" w:hAnsi="Helvetica Neue" w:cs="Helvetica Neue"/>
-          <w:color w:val="000000"/>
-          <w:kern w:val="0"/>
-          <w:lang w:val="nl-NL"/>
-        </w:rPr>
-      </w:pPr>
-      <w:r>
-        <w:rPr>
-          <w:rFonts w:ascii="Helvetica Neue" w:hAnsi="Helvetica Neue" w:cs="Helvetica Neue"/>
+          <w:rFonts w:cs="Helvetica Neue"/>
+          <w:color w:val="000000"/>
+          <w:kern w:val="0"/>
+          <w:lang w:val="nl-NL"/>
+        </w:rPr>
+      </w:pPr>
+      <w:r>
+        <w:rPr>
+          <w:rFonts w:cs="Helvetica Neue"/>
           <w:color w:val="000000"/>
           <w:kern w:val="0"/>
           <w:lang w:val="nl-NL"/>
@@ -2626,7 +2710,7 @@
       <w:proofErr w:type="spellStart"/>
       <w:r>
         <w:rPr>
-          <w:rFonts w:ascii="Helvetica Neue" w:hAnsi="Helvetica Neue" w:cs="Helvetica Neue"/>
+          <w:rFonts w:cs="Helvetica Neue"/>
           <w:color w:val="000000"/>
           <w:kern w:val="0"/>
           <w:lang w:val="nl-NL"/>
@@ -2636,7 +2720,7 @@
       <w:proofErr w:type="spellEnd"/>
       <w:r>
         <w:rPr>
-          <w:rFonts w:ascii="Helvetica Neue" w:hAnsi="Helvetica Neue" w:cs="Helvetica Neue"/>
+          <w:rFonts w:cs="Helvetica Neue"/>
           <w:color w:val="000000"/>
           <w:kern w:val="0"/>
           <w:lang w:val="nl-NL"/>
@@ -2645,7 +2729,7 @@
       </w:r>
       <w:r>
         <w:rPr>
-          <w:rFonts w:ascii="Helvetica Neue" w:hAnsi="Helvetica Neue" w:cs="Helvetica Neue"/>
+          <w:rFonts w:cs="Helvetica Neue"/>
           <w:color w:val="000000"/>
           <w:kern w:val="0"/>
           <w:lang w:val="nl-NL"/>
@@ -2654,7 +2738,7 @@
       </w:r>
       <w:r>
         <w:rPr>
-          <w:rFonts w:ascii="Helvetica Neue" w:hAnsi="Helvetica Neue" w:cs="Helvetica Neue"/>
+          <w:rFonts w:cs="Helvetica Neue"/>
           <w:color w:val="000000"/>
           <w:kern w:val="0"/>
           <w:lang w:val="nl-NL"/>
@@ -2663,7 +2747,7 @@
       </w:r>
       <w:r>
         <w:rPr>
-          <w:rFonts w:ascii="Helvetica Neue" w:hAnsi="Helvetica Neue" w:cs="Helvetica Neue"/>
+          <w:rFonts w:cs="Helvetica Neue"/>
           <w:b/>
           <w:bCs/>
           <w:color w:val="000000"/>
@@ -2675,7 +2759,7 @@
       </w:r>
       <w:r>
         <w:rPr>
-          <w:rFonts w:ascii="Helvetica Neue" w:hAnsi="Helvetica Neue" w:cs="Helvetica Neue"/>
+          <w:rFonts w:cs="Helvetica Neue"/>
           <w:b/>
           <w:bCs/>
           <w:color w:val="000000"/>
@@ -2687,7 +2771,7 @@
       </w:r>
       <w:r>
         <w:rPr>
-          <w:rFonts w:ascii="Helvetica Neue" w:hAnsi="Helvetica Neue" w:cs="Helvetica Neue"/>
+          <w:rFonts w:cs="Helvetica Neue"/>
           <w:b/>
           <w:bCs/>
           <w:color w:val="000000"/>
@@ -2699,7 +2783,7 @@
       </w:r>
       <w:r>
         <w:rPr>
-          <w:rFonts w:ascii="Helvetica Neue" w:hAnsi="Helvetica Neue" w:cs="Helvetica Neue"/>
+          <w:rFonts w:cs="Helvetica Neue"/>
           <w:color w:val="000000"/>
           <w:kern w:val="0"/>
           <w:lang w:val="nl-NL"/>
@@ -2708,7 +2792,7 @@
       </w:r>
       <w:r>
         <w:rPr>
-          <w:rFonts w:ascii="Helvetica Neue" w:hAnsi="Helvetica Neue" w:cs="Helvetica Neue"/>
+          <w:rFonts w:cs="Helvetica Neue"/>
           <w:b/>
           <w:bCs/>
           <w:color w:val="000000"/>
@@ -2721,7 +2805,7 @@
       <w:proofErr w:type="spellStart"/>
       <w:r>
         <w:rPr>
-          <w:rFonts w:ascii="Helvetica Neue" w:hAnsi="Helvetica Neue" w:cs="Helvetica Neue"/>
+          <w:rFonts w:cs="Helvetica Neue"/>
           <w:b/>
           <w:bCs/>
           <w:color w:val="000000"/>
@@ -2734,7 +2818,7 @@
       <w:proofErr w:type="spellEnd"/>
       <w:r>
         <w:rPr>
-          <w:rFonts w:ascii="Helvetica Neue" w:hAnsi="Helvetica Neue" w:cs="Helvetica Neue"/>
+          <w:rFonts w:cs="Helvetica Neue"/>
           <w:color w:val="000000"/>
           <w:kern w:val="0"/>
           <w:lang w:val="nl-NL"/>
@@ -2743,7 +2827,7 @@
       </w:r>
       <w:r>
         <w:rPr>
-          <w:rFonts w:ascii="Helvetica Neue" w:hAnsi="Helvetica Neue" w:cs="Helvetica Neue"/>
+          <w:rFonts w:cs="Helvetica Neue"/>
           <w:color w:val="000000"/>
           <w:kern w:val="0"/>
           <w:lang w:val="nl-NL"/>
@@ -2752,7 +2836,7 @@
       </w:r>
       <w:r>
         <w:rPr>
-          <w:rFonts w:ascii="Helvetica Neue" w:hAnsi="Helvetica Neue" w:cs="Helvetica Neue"/>
+          <w:rFonts w:cs="Helvetica Neue"/>
           <w:color w:val="000000"/>
           <w:kern w:val="0"/>
           <w:lang w:val="nl-NL"/>
@@ -2761,7 +2845,7 @@
       </w:r>
       <w:r>
         <w:rPr>
-          <w:rFonts w:ascii="Helvetica Neue" w:hAnsi="Helvetica Neue" w:cs="Helvetica Neue"/>
+          <w:rFonts w:cs="Helvetica Neue"/>
           <w:color w:val="000000"/>
           <w:kern w:val="0"/>
           <w:lang w:val="nl-NL"/>
@@ -2770,7 +2854,7 @@
       </w:r>
       <w:r>
         <w:rPr>
-          <w:rFonts w:ascii="Helvetica Neue" w:hAnsi="Helvetica Neue" w:cs="Helvetica Neue"/>
+          <w:rFonts w:cs="Helvetica Neue"/>
           <w:color w:val="000000"/>
           <w:kern w:val="0"/>
           <w:lang w:val="nl-NL"/>
@@ -2779,7 +2863,7 @@
       </w:r>
       <w:r>
         <w:rPr>
-          <w:rFonts w:ascii="Helvetica Neue" w:hAnsi="Helvetica Neue" w:cs="Helvetica Neue"/>
+          <w:rFonts w:cs="Helvetica Neue"/>
           <w:color w:val="000000"/>
           <w:kern w:val="0"/>
           <w:lang w:val="nl-NL"/>
@@ -2788,7 +2872,7 @@
       </w:r>
       <w:r>
         <w:rPr>
-          <w:rFonts w:ascii="Helvetica Neue" w:hAnsi="Helvetica Neue" w:cs="Helvetica Neue"/>
+          <w:rFonts w:cs="Helvetica Neue"/>
           <w:color w:val="000000"/>
           <w:kern w:val="0"/>
           <w:lang w:val="nl-NL"/>
@@ -2797,7 +2881,7 @@
       </w:r>
       <w:r>
         <w:rPr>
-          <w:rFonts w:ascii="Helvetica Neue" w:hAnsi="Helvetica Neue" w:cs="Helvetica Neue"/>
+          <w:rFonts w:cs="Helvetica Neue"/>
           <w:color w:val="000000"/>
           <w:kern w:val="0"/>
           <w:lang w:val="nl-NL"/>
@@ -2806,7 +2890,7 @@
       </w:r>
       <w:r>
         <w:rPr>
-          <w:rFonts w:ascii="Helvetica Neue" w:hAnsi="Helvetica Neue" w:cs="Helvetica Neue"/>
+          <w:rFonts w:cs="Helvetica Neue"/>
           <w:color w:val="000000"/>
           <w:kern w:val="0"/>
           <w:lang w:val="nl-NL"/>
@@ -2824,7 +2908,7 @@
         <w:adjustRightInd w:val="0"/>
         <w:spacing w:after="0" w:line="240" w:lineRule="auto"/>
         <w:rPr>
-          <w:rFonts w:ascii="Helvetica Neue" w:hAnsi="Helvetica Neue" w:cs="Helvetica Neue"/>
+          <w:rFonts w:cs="Helvetica Neue"/>
           <w:b/>
           <w:bCs/>
           <w:color w:val="000000"/>
@@ -2845,7 +2929,7 @@
         <w:adjustRightInd w:val="0"/>
         <w:spacing w:after="0" w:line="240" w:lineRule="auto"/>
         <w:rPr>
-          <w:rFonts w:ascii="Helvetica Neue" w:hAnsi="Helvetica Neue" w:cs="Helvetica Neue"/>
+          <w:rFonts w:cs="Helvetica Neue"/>
           <w:b/>
           <w:bCs/>
           <w:color w:val="000000"/>
@@ -2857,7 +2941,7 @@
       </w:pPr>
       <w:r>
         <w:rPr>
-          <w:rFonts w:ascii="Helvetica Neue" w:hAnsi="Helvetica Neue" w:cs="Helvetica Neue"/>
+          <w:rFonts w:cs="Helvetica Neue"/>
           <w:b/>
           <w:bCs/>
           <w:color w:val="000000"/>
@@ -2884,14 +2968,14 @@
         <w:adjustRightInd w:val="0"/>
         <w:spacing w:after="0" w:line="240" w:lineRule="auto"/>
         <w:rPr>
-          <w:rFonts w:ascii="Helvetica Neue" w:hAnsi="Helvetica Neue" w:cs="Helvetica Neue"/>
-          <w:color w:val="000000"/>
-          <w:kern w:val="0"/>
-        </w:rPr>
-      </w:pPr>
-      <w:r>
-        <w:rPr>
-          <w:rFonts w:ascii="Helvetica Neue" w:hAnsi="Helvetica Neue" w:cs="Helvetica Neue"/>
+          <w:rFonts w:cs="Helvetica Neue"/>
+          <w:color w:val="000000"/>
+          <w:kern w:val="0"/>
+        </w:rPr>
+      </w:pPr>
+      <w:r>
+        <w:rPr>
+          <w:rFonts w:cs="Helvetica Neue"/>
           <w:color w:val="000000"/>
           <w:kern w:val="0"/>
         </w:rPr>
@@ -2900,7 +2984,7 @@
       <w:proofErr w:type="spellStart"/>
       <w:r>
         <w:rPr>
-          <w:rFonts w:ascii="Helvetica Neue" w:hAnsi="Helvetica Neue" w:cs="Helvetica Neue"/>
+          <w:rFonts w:cs="Helvetica Neue"/>
           <w:color w:val="000000"/>
           <w:kern w:val="0"/>
         </w:rPr>
@@ -2909,7 +2993,7 @@
       <w:proofErr w:type="spellEnd"/>
       <w:r>
         <w:rPr>
-          <w:rFonts w:ascii="Helvetica Neue" w:hAnsi="Helvetica Neue" w:cs="Helvetica Neue"/>
+          <w:rFonts w:cs="Helvetica Neue"/>
           <w:color w:val="000000"/>
           <w:kern w:val="0"/>
         </w:rPr>
@@ -2918,7 +3002,7 @@
       <w:proofErr w:type="spellStart"/>
       <w:r>
         <w:rPr>
-          <w:rFonts w:ascii="Helvetica Neue" w:hAnsi="Helvetica Neue" w:cs="Helvetica Neue"/>
+          <w:rFonts w:cs="Helvetica Neue"/>
           <w:color w:val="000000"/>
           <w:kern w:val="0"/>
         </w:rPr>
@@ -2927,7 +3011,7 @@
       <w:proofErr w:type="spellEnd"/>
       <w:r>
         <w:rPr>
-          <w:rFonts w:ascii="Helvetica Neue" w:hAnsi="Helvetica Neue" w:cs="Helvetica Neue"/>
+          <w:rFonts w:cs="Helvetica Neue"/>
           <w:color w:val="000000"/>
           <w:kern w:val="0"/>
         </w:rPr>
@@ -2936,7 +3020,7 @@
       <w:proofErr w:type="spellStart"/>
       <w:r>
         <w:rPr>
-          <w:rFonts w:ascii="Helvetica Neue" w:hAnsi="Helvetica Neue" w:cs="Helvetica Neue"/>
+          <w:rFonts w:cs="Helvetica Neue"/>
           <w:color w:val="000000"/>
           <w:kern w:val="0"/>
         </w:rPr>
@@ -2945,7 +3029,7 @@
       <w:proofErr w:type="spellEnd"/>
       <w:r>
         <w:rPr>
-          <w:rFonts w:ascii="Helvetica Neue" w:hAnsi="Helvetica Neue" w:cs="Helvetica Neue"/>
+          <w:rFonts w:cs="Helvetica Neue"/>
           <w:color w:val="000000"/>
           <w:kern w:val="0"/>
         </w:rPr>
@@ -2967,7 +3051,7 @@
         <w:adjustRightInd w:val="0"/>
         <w:spacing w:after="0" w:line="240" w:lineRule="auto"/>
         <w:rPr>
-          <w:rFonts w:ascii="Helvetica Neue" w:hAnsi="Helvetica Neue" w:cs="Helvetica Neue"/>
+          <w:rFonts w:cs="Helvetica Neue"/>
           <w:color w:val="000000"/>
           <w:kern w:val="0"/>
           <w:lang w:val="nl-NL"/>
@@ -2976,7 +3060,7 @@
       <w:proofErr w:type="spellStart"/>
       <w:r>
         <w:rPr>
-          <w:rFonts w:ascii="Helvetica Neue" w:hAnsi="Helvetica Neue" w:cs="Helvetica Neue"/>
+          <w:rFonts w:cs="Helvetica Neue"/>
           <w:color w:val="000000"/>
           <w:kern w:val="0"/>
           <w:lang w:val="nl-NL"/>
@@ -2985,7 +3069,7 @@
       </w:r>
       <w:r>
         <w:rPr>
-          <w:rFonts w:ascii="Helvetica Neue" w:hAnsi="Helvetica Neue" w:cs="Helvetica Neue"/>
+          <w:rFonts w:cs="Helvetica Neue"/>
           <w:color w:val="000000"/>
           <w:kern w:val="0"/>
           <w:lang w:val="nl-NL"/>
@@ -2994,7 +3078,7 @@
       </w:r>
       <w:r>
         <w:rPr>
-          <w:rFonts w:ascii="Helvetica Neue" w:hAnsi="Helvetica Neue" w:cs="Helvetica Neue"/>
+          <w:rFonts w:cs="Helvetica Neue"/>
           <w:color w:val="000000"/>
           <w:kern w:val="0"/>
           <w:lang w:val="nl-NL"/>
@@ -3004,7 +3088,7 @@
       <w:proofErr w:type="spellEnd"/>
       <w:r>
         <w:rPr>
-          <w:rFonts w:ascii="Helvetica Neue" w:hAnsi="Helvetica Neue" w:cs="Helvetica Neue"/>
+          <w:rFonts w:cs="Helvetica Neue"/>
           <w:color w:val="000000"/>
           <w:kern w:val="0"/>
           <w:lang w:val="nl-NL"/>
@@ -3027,15 +3111,15 @@
         <w:adjustRightInd w:val="0"/>
         <w:spacing w:after="0" w:line="240" w:lineRule="auto"/>
         <w:rPr>
-          <w:rFonts w:ascii="Helvetica Neue" w:hAnsi="Helvetica Neue" w:cs="Helvetica Neue"/>
-          <w:color w:val="000000"/>
-          <w:kern w:val="0"/>
-          <w:lang w:val="nl-NL"/>
-        </w:rPr>
-      </w:pPr>
-      <w:r>
-        <w:rPr>
-          <w:rFonts w:ascii="Helvetica Neue" w:hAnsi="Helvetica Neue" w:cs="Helvetica Neue"/>
+          <w:rFonts w:cs="Helvetica Neue"/>
+          <w:color w:val="000000"/>
+          <w:kern w:val="0"/>
+          <w:lang w:val="nl-NL"/>
+        </w:rPr>
+      </w:pPr>
+      <w:r>
+        <w:rPr>
+          <w:rFonts w:cs="Helvetica Neue"/>
           <w:color w:val="000000"/>
           <w:kern w:val="0"/>
           <w:lang w:val="nl-NL"/>
@@ -3045,7 +3129,7 @@
       <w:proofErr w:type="spellStart"/>
       <w:r>
         <w:rPr>
-          <w:rFonts w:ascii="Helvetica Neue" w:hAnsi="Helvetica Neue" w:cs="Helvetica Neue"/>
+          <w:rFonts w:cs="Helvetica Neue"/>
           <w:color w:val="000000"/>
           <w:kern w:val="0"/>
           <w:lang w:val="nl-NL"/>
@@ -3064,7 +3148,7 @@
         <w:adjustRightInd w:val="0"/>
         <w:spacing w:after="0" w:line="240" w:lineRule="auto"/>
         <w:rPr>
-          <w:rFonts w:ascii="Helvetica Neue" w:hAnsi="Helvetica Neue" w:cs="Helvetica Neue"/>
+          <w:rFonts w:cs="Helvetica Neue"/>
           <w:color w:val="000000"/>
           <w:kern w:val="0"/>
           <w:lang w:val="nl-NL"/>
@@ -3081,7 +3165,7 @@
         <w:adjustRightInd w:val="0"/>
         <w:spacing w:after="0" w:line="240" w:lineRule="auto"/>
         <w:rPr>
-          <w:rFonts w:ascii="Helvetica Neue" w:hAnsi="Helvetica Neue" w:cs="Helvetica Neue"/>
+          <w:rFonts w:cs="Helvetica Neue"/>
           <w:b/>
           <w:bCs/>
           <w:color w:val="000000"/>
@@ -3102,7 +3186,7 @@
         <w:adjustRightInd w:val="0"/>
         <w:spacing w:after="0" w:line="240" w:lineRule="auto"/>
         <w:rPr>
-          <w:rFonts w:ascii="Helvetica Neue" w:hAnsi="Helvetica Neue" w:cs="Helvetica Neue"/>
+          <w:rFonts w:cs="Helvetica Neue"/>
           <w:b/>
           <w:bCs/>
           <w:color w:val="000000"/>
@@ -3114,7 +3198,7 @@
       </w:pPr>
       <w:r>
         <w:rPr>
-          <w:rFonts w:ascii="Helvetica Neue" w:hAnsi="Helvetica Neue" w:cs="Helvetica Neue"/>
+          <w:rFonts w:cs="Helvetica Neue"/>
           <w:b/>
           <w:bCs/>
           <w:color w:val="000000"/>
@@ -3136,15 +3220,15 @@
         <w:adjustRightInd w:val="0"/>
         <w:spacing w:after="0" w:line="240" w:lineRule="auto"/>
         <w:rPr>
-          <w:rFonts w:ascii="Helvetica Neue" w:hAnsi="Helvetica Neue" w:cs="Helvetica Neue"/>
-          <w:color w:val="000000"/>
-          <w:kern w:val="0"/>
-          <w:lang w:val="nl-NL"/>
-        </w:rPr>
-      </w:pPr>
-      <w:r>
-        <w:rPr>
-          <w:rFonts w:ascii="Helvetica Neue" w:hAnsi="Helvetica Neue" w:cs="Helvetica Neue"/>
+          <w:rFonts w:cs="Helvetica Neue"/>
+          <w:color w:val="000000"/>
+          <w:kern w:val="0"/>
+          <w:lang w:val="nl-NL"/>
+        </w:rPr>
+      </w:pPr>
+      <w:r>
+        <w:rPr>
+          <w:rFonts w:cs="Helvetica Neue"/>
           <w:color w:val="000000"/>
           <w:kern w:val="0"/>
           <w:lang w:val="nl-NL"/>
@@ -3153,7 +3237,7 @@
       </w:r>
       <w:r>
         <w:rPr>
-          <w:rFonts w:ascii="Helvetica Neue" w:hAnsi="Helvetica Neue" w:cs="Helvetica Neue"/>
+          <w:rFonts w:cs="Helvetica Neue"/>
           <w:color w:val="000000"/>
           <w:kern w:val="0"/>
           <w:lang w:val="nl-NL"/>
@@ -3162,7 +3246,7 @@
       </w:r>
       <w:r>
         <w:rPr>
-          <w:rFonts w:ascii="Helvetica Neue" w:hAnsi="Helvetica Neue" w:cs="Helvetica Neue"/>
+          <w:rFonts w:cs="Helvetica Neue"/>
           <w:color w:val="000000"/>
           <w:kern w:val="0"/>
           <w:lang w:val="nl-NL"/>
@@ -3171,7 +3255,7 @@
       </w:r>
       <w:r>
         <w:rPr>
-          <w:rFonts w:ascii="Helvetica Neue" w:hAnsi="Helvetica Neue" w:cs="Helvetica Neue"/>
+          <w:rFonts w:cs="Helvetica Neue"/>
           <w:color w:val="000000"/>
           <w:kern w:val="0"/>
           <w:lang w:val="nl-NL"/>
@@ -3180,7 +3264,7 @@
       </w:r>
       <w:r>
         <w:rPr>
-          <w:rFonts w:ascii="Helvetica Neue" w:hAnsi="Helvetica Neue" w:cs="Helvetica Neue"/>
+          <w:rFonts w:cs="Helvetica Neue"/>
           <w:color w:val="000000"/>
           <w:kern w:val="0"/>
           <w:lang w:val="nl-NL"/>
@@ -3198,7 +3282,7 @@
         <w:adjustRightInd w:val="0"/>
         <w:spacing w:after="0" w:line="240" w:lineRule="auto"/>
         <w:rPr>
-          <w:rFonts w:ascii="Helvetica Neue" w:hAnsi="Helvetica Neue" w:cs="Helvetica Neue"/>
+          <w:rFonts w:cs="Helvetica Neue"/>
           <w:color w:val="000000"/>
           <w:kern w:val="0"/>
           <w:lang w:val="nl-NL"/>
@@ -3215,7 +3299,7 @@
         <w:adjustRightInd w:val="0"/>
         <w:spacing w:after="0" w:line="240" w:lineRule="auto"/>
         <w:rPr>
-          <w:rFonts w:ascii="Helvetica Neue" w:hAnsi="Helvetica Neue" w:cs="Helvetica Neue"/>
+          <w:rFonts w:cs="Helvetica Neue"/>
           <w:color w:val="000000"/>
           <w:kern w:val="0"/>
           <w:lang w:val="nl-NL"/>
@@ -3232,12 +3316,196 @@
         <w:adjustRightInd w:val="0"/>
         <w:spacing w:after="0" w:line="240" w:lineRule="auto"/>
         <w:rPr>
-          <w:rFonts w:ascii="Helvetica Neue" w:hAnsi="Helvetica Neue" w:cs="Helvetica Neue"/>
-          <w:color w:val="000000"/>
-          <w:kern w:val="0"/>
-          <w:lang w:val="nl-NL"/>
-        </w:rPr>
-      </w:pPr>
+          <w:rFonts w:cs="Helvetica Neue"/>
+          <w:b/>
+          <w:bCs/>
+          <w:color w:val="000000"/>
+          <w:kern w:val="0"/>
+          <w:sz w:val="28"/>
+          <w:szCs w:val="28"/>
+          <w:lang w:val="nl-NL"/>
+        </w:rPr>
+      </w:pPr>
+    </w:p>
+    <w:p>
+      <w:pPr>
+        <w:pStyle w:val="Style3"/>
+        <w:rPr>
+          <w:rFonts w:asciiTheme="minorHAnsi" w:hAnsiTheme="minorHAnsi"/>
+          <w:color w:val="215E99" w:themeColor="text2" w:themeTint="BF"/>
+        </w:rPr>
+      </w:pPr>
+      <w:bookmarkStart w:id="4" w:name="_Toc213840406"/>
+      <w:r>
+        <w:rPr>
+          <w:rFonts w:asciiTheme="minorHAnsi" w:hAnsiTheme="minorHAnsi"/>
+          <w:color w:val="215E99" w:themeColor="text2" w:themeTint="BF"/>
+        </w:rPr>
+        <w:t xml:space="preserve">RQ02: </w:t>
+      </w:r>
+      <w:r>
+        <w:rPr>
+          <w:rFonts w:asciiTheme="minorHAnsi" w:hAnsiTheme="minorHAnsi"/>
+          <w:color w:val="215E99" w:themeColor="text2" w:themeTint="BF"/>
+        </w:rPr>
+        <w:t>Gebruikersinterface (</w:t>
+      </w:r>
+      <w:r>
+        <w:rPr>
+          <w:rFonts w:asciiTheme="minorHAnsi" w:hAnsiTheme="minorHAnsi"/>
+          <w:color w:val="215E99" w:themeColor="text2" w:themeTint="BF"/>
+        </w:rPr>
+        <w:t xml:space="preserve">Functioneel </w:t>
+      </w:r>
+      <w:r>
+        <w:rPr>
+          <w:rFonts w:asciiTheme="minorHAnsi" w:hAnsiTheme="minorHAnsi"/>
+          <w:color w:val="215E99" w:themeColor="text2" w:themeTint="BF"/>
+        </w:rPr>
+        <w:t>(Prioriteit P1)</w:t>
+      </w:r>
+      <w:r>
+        <w:rPr>
+          <w:rFonts w:asciiTheme="minorHAnsi" w:hAnsiTheme="minorHAnsi"/>
+          <w:color w:val="215E99" w:themeColor="text2" w:themeTint="BF"/>
+        </w:rPr>
+        <w:t>)</w:t>
+      </w:r>
+      <w:bookmarkEnd w:id="4"/>
+    </w:p>
+    <w:p>
+      <w:pPr>
+        <w:rPr>
+          <w:i/>
+          <w:iCs/>
+          <w:lang w:val="nl-NL"/>
+        </w:rPr>
+      </w:pPr>
+      <w:r>
+        <w:rPr>
+          <w:rFonts w:cs="Helvetica Neue"/>
+          <w:i/>
+          <w:iCs/>
+          <w:color w:val="000000"/>
+          <w:kern w:val="0"/>
+          <w:lang w:val="nl-NL"/>
+        </w:rPr>
+        <w:t xml:space="preserve">Er wordt een </w:t>
+      </w:r>
+      <w:proofErr w:type="spellStart"/>
+      <w:r>
+        <w:rPr>
+          <w:rFonts w:cs="Helvetica Neue"/>
+          <w:i/>
+          <w:iCs/>
+          <w:color w:val="000000"/>
+          <w:kern w:val="0"/>
+          <w:lang w:val="nl-NL"/>
+        </w:rPr>
+        <w:t>Graphical</w:t>
+      </w:r>
+      <w:proofErr w:type="spellEnd"/>
+      <w:r>
+        <w:rPr>
+          <w:rFonts w:cs="Helvetica Neue"/>
+          <w:i/>
+          <w:iCs/>
+          <w:color w:val="000000"/>
+          <w:kern w:val="0"/>
+          <w:lang w:val="nl-NL"/>
+        </w:rPr>
+        <w:t xml:space="preserve"> User Interface (</w:t>
+      </w:r>
+      <w:r>
+        <w:rPr>
+          <w:rFonts w:cs="Helvetica Neue"/>
+          <w:i/>
+          <w:iCs/>
+          <w:color w:val="000000"/>
+          <w:kern w:val="0"/>
+          <w:lang w:val="nl-NL"/>
+        </w:rPr>
+        <w:t>GUI</w:t>
+      </w:r>
+      <w:r>
+        <w:rPr>
+          <w:rFonts w:cs="Helvetica Neue"/>
+          <w:i/>
+          <w:iCs/>
+          <w:color w:val="000000"/>
+          <w:kern w:val="0"/>
+          <w:lang w:val="nl-NL"/>
+        </w:rPr>
+        <w:t>)</w:t>
+      </w:r>
+      <w:r>
+        <w:rPr>
+          <w:rFonts w:cs="Helvetica Neue"/>
+          <w:i/>
+          <w:iCs/>
+          <w:color w:val="000000"/>
+          <w:kern w:val="0"/>
+          <w:lang w:val="nl-NL"/>
+        </w:rPr>
+        <w:t xml:space="preserve"> aangemaakt die de real-time beeld, afstand en positie kan laten zien door middel van de data van de </w:t>
+      </w:r>
+      <w:proofErr w:type="spellStart"/>
+      <w:r>
+        <w:rPr>
+          <w:rFonts w:cs="Helvetica Neue"/>
+          <w:i/>
+          <w:iCs/>
+          <w:color w:val="000000"/>
+          <w:kern w:val="0"/>
+          <w:lang w:val="nl-NL"/>
+        </w:rPr>
+        <w:t>Ras</w:t>
+      </w:r>
+      <w:r>
+        <w:rPr>
+          <w:rFonts w:cs="Helvetica Neue"/>
+          <w:i/>
+          <w:iCs/>
+          <w:color w:val="000000"/>
+          <w:kern w:val="0"/>
+          <w:lang w:val="nl-NL"/>
+        </w:rPr>
+        <w:t>p</w:t>
+      </w:r>
+      <w:r>
+        <w:rPr>
+          <w:rFonts w:cs="Helvetica Neue"/>
+          <w:i/>
+          <w:iCs/>
+          <w:color w:val="000000"/>
+          <w:kern w:val="0"/>
+          <w:lang w:val="nl-NL"/>
+        </w:rPr>
+        <w:t>berry</w:t>
+      </w:r>
+      <w:proofErr w:type="spellEnd"/>
+      <w:r>
+        <w:rPr>
+          <w:rFonts w:cs="Helvetica Neue"/>
+          <w:i/>
+          <w:iCs/>
+          <w:color w:val="000000"/>
+          <w:kern w:val="0"/>
+          <w:lang w:val="nl-NL"/>
+        </w:rPr>
+        <w:t xml:space="preserve"> Pi 5</w:t>
+      </w:r>
+      <w:r>
+        <w:rPr>
+          <w:rFonts w:cs="Helvetica Neue"/>
+          <w:i/>
+          <w:iCs/>
+          <w:color w:val="000000"/>
+          <w:kern w:val="0"/>
+          <w:lang w:val="nl-NL"/>
+        </w:rPr>
+        <w:t xml:space="preserve"> op te nemen.</w:t>
+      </w:r>
     </w:p>
     <w:p>
       <w:pPr>
@@ -3249,7 +3517,126 @@
         <w:adjustRightInd w:val="0"/>
         <w:spacing w:after="0" w:line="240" w:lineRule="auto"/>
         <w:rPr>
-          <w:rFonts w:ascii="Helvetica Neue" w:hAnsi="Helvetica Neue" w:cs="Helvetica Neue"/>
+          <w:rFonts w:cs="Helvetica Neue"/>
+          <w:color w:val="000000"/>
+          <w:kern w:val="0"/>
+          <w:lang w:val="nl-NL"/>
+        </w:rPr>
+      </w:pPr>
+      <w:r>
+        <w:rPr>
+          <w:rFonts w:cs="Helvetica Neue"/>
+          <w:color w:val="000000"/>
+          <w:kern w:val="0"/>
+          <w:lang w:val="nl-NL"/>
+        </w:rPr>
+        <w:t xml:space="preserve">Deze </w:t>
+      </w:r>
+      <w:proofErr w:type="spellStart"/>
+      <w:r>
+        <w:rPr>
+          <w:rFonts w:cs="Helvetica Neue"/>
+          <w:color w:val="000000"/>
+          <w:kern w:val="0"/>
+          <w:lang w:val="nl-NL"/>
+        </w:rPr>
+        <w:t>requirement</w:t>
+      </w:r>
+      <w:proofErr w:type="spellEnd"/>
+      <w:r>
+        <w:rPr>
+          <w:rFonts w:cs="Helvetica Neue"/>
+          <w:color w:val="000000"/>
+          <w:kern w:val="0"/>
+          <w:lang w:val="nl-NL"/>
+        </w:rPr>
+        <w:t xml:space="preserve"> verwijst naar een eis van de opdrachtgever die is uitgewerkt in </w:t>
+      </w:r>
+      <w:r>
+        <w:rPr>
+          <w:rFonts w:cs="Helvetica Neue"/>
+          <w:b/>
+          <w:bCs/>
+          <w:color w:val="000000"/>
+          <w:kern w:val="0"/>
+          <w:u w:val="single"/>
+          <w:lang w:val="nl-NL"/>
+        </w:rPr>
+        <w:t>User</w:t>
+      </w:r>
+      <w:r>
+        <w:rPr>
+          <w:rFonts w:cs="Helvetica Neue"/>
+          <w:b/>
+          <w:bCs/>
+          <w:color w:val="000000"/>
+          <w:kern w:val="0"/>
+          <w:u w:val="single"/>
+          <w:lang w:val="nl-NL"/>
+        </w:rPr>
+        <w:t xml:space="preserve"> </w:t>
+      </w:r>
+      <w:r>
+        <w:rPr>
+          <w:rFonts w:cs="Helvetica Neue"/>
+          <w:b/>
+          <w:bCs/>
+          <w:color w:val="000000"/>
+          <w:kern w:val="0"/>
+          <w:u w:val="single"/>
+          <w:lang w:val="nl-NL"/>
+        </w:rPr>
+        <w:t>Story Nr. 2</w:t>
+      </w:r>
+      <w:r>
+        <w:rPr>
+          <w:rFonts w:cs="Helvetica Neue"/>
+          <w:color w:val="000000"/>
+          <w:kern w:val="0"/>
+          <w:lang w:val="nl-NL"/>
+        </w:rPr>
+        <w:t xml:space="preserve"> in de </w:t>
+      </w:r>
+      <w:r>
+        <w:rPr>
+          <w:rFonts w:cs="Helvetica Neue"/>
+          <w:b/>
+          <w:bCs/>
+          <w:color w:val="000000"/>
+          <w:kern w:val="0"/>
+          <w:u w:val="single"/>
+          <w:lang w:val="nl-NL"/>
+        </w:rPr>
+        <w:t xml:space="preserve">Product </w:t>
+      </w:r>
+      <w:proofErr w:type="spellStart"/>
+      <w:r>
+        <w:rPr>
+          <w:rFonts w:cs="Helvetica Neue"/>
+          <w:b/>
+          <w:bCs/>
+          <w:color w:val="000000"/>
+          <w:kern w:val="0"/>
+          <w:u w:val="single"/>
+          <w:lang w:val="nl-NL"/>
+        </w:rPr>
+        <w:t>Backlog</w:t>
+      </w:r>
+      <w:proofErr w:type="spellEnd"/>
+      <w:r>
+        <w:rPr>
+          <w:rFonts w:cs="Helvetica Neue"/>
+          <w:color w:val="000000"/>
+          <w:kern w:val="0"/>
+          <w:lang w:val="nl-NL"/>
+        </w:rPr>
+        <w:t>, in het geval van financiële beperkingen was er een vrije keuze en was het budget te bepalen met de opdrachtgever.</w:t>
+      </w:r>
+    </w:p>
+    <w:p>
+      <w:pPr>
+        <w:rPr>
+          <w:rFonts w:cs="Helvetica Neue"/>
           <w:color w:val="000000"/>
           <w:kern w:val="0"/>
           <w:lang w:val="nl-NL"/>
@@ -3266,7 +3653,7 @@
         <w:adjustRightInd w:val="0"/>
         <w:spacing w:after="0" w:line="240" w:lineRule="auto"/>
         <w:rPr>
-          <w:rFonts w:ascii="Helvetica Neue" w:hAnsi="Helvetica Neue" w:cs="Helvetica Neue"/>
+          <w:rFonts w:cs="Helvetica Neue"/>
           <w:b/>
           <w:bCs/>
           <w:color w:val="000000"/>
@@ -3276,352 +3663,9 @@
           <w:lang w:val="nl-NL"/>
         </w:rPr>
       </w:pPr>
-    </w:p>
-    <w:p>
-      <w:pPr>
-        <w:pStyle w:val="Style3"/>
-        <w:rPr>
-          <w:color w:val="215E99" w:themeColor="text2" w:themeTint="BF"/>
-        </w:rPr>
-      </w:pPr>
-      <w:bookmarkStart w:id="4" w:name="_Toc213702554"/>
-      <w:r>
-        <w:rPr>
-          <w:color w:val="215E99" w:themeColor="text2" w:themeTint="BF"/>
-        </w:rPr>
-        <w:t xml:space="preserve">RQ02: </w:t>
-      </w:r>
-      <w:r>
-        <w:rPr>
-          <w:color w:val="215E99" w:themeColor="text2" w:themeTint="BF"/>
-        </w:rPr>
-        <w:t>Gebruikersinterface (</w:t>
-      </w:r>
-      <w:r>
-        <w:rPr>
-          <w:color w:val="215E99" w:themeColor="text2" w:themeTint="BF"/>
-        </w:rPr>
-        <w:t xml:space="preserve">Functioneel </w:t>
-      </w:r>
-      <w:r>
-        <w:rPr>
-          <w:color w:val="215E99" w:themeColor="text2" w:themeTint="BF"/>
-        </w:rPr>
-        <w:t>(Prioriteit P1)</w:t>
-      </w:r>
-      <w:r>
-        <w:rPr>
-          <w:color w:val="215E99" w:themeColor="text2" w:themeTint="BF"/>
-        </w:rPr>
-        <w:t>)</w:t>
-      </w:r>
-      <w:bookmarkEnd w:id="4"/>
-    </w:p>
-    <w:p>
-      <w:pPr>
-        <w:rPr>
-          <w:i/>
-          <w:iCs/>
-          <w:lang w:val="nl-NL"/>
-        </w:rPr>
-      </w:pPr>
-      <w:r>
-        <w:rPr>
-          <w:rFonts w:ascii="Helvetica Neue" w:hAnsi="Helvetica Neue" w:cs="Helvetica Neue"/>
-          <w:i/>
-          <w:iCs/>
-          <w:color w:val="000000"/>
-          <w:kern w:val="0"/>
-          <w:lang w:val="nl-NL"/>
-        </w:rPr>
-        <w:t xml:space="preserve">Er wordt een </w:t>
-      </w:r>
-      <w:proofErr w:type="spellStart"/>
-      <w:r>
-        <w:rPr>
-          <w:rFonts w:ascii="Helvetica Neue" w:hAnsi="Helvetica Neue" w:cs="Helvetica Neue"/>
-          <w:i/>
-          <w:iCs/>
-          <w:color w:val="000000"/>
-          <w:kern w:val="0"/>
-          <w:lang w:val="nl-NL"/>
-        </w:rPr>
-        <w:t>Graphical</w:t>
-      </w:r>
-      <w:proofErr w:type="spellEnd"/>
-      <w:r>
-        <w:rPr>
-          <w:rFonts w:ascii="Helvetica Neue" w:hAnsi="Helvetica Neue" w:cs="Helvetica Neue"/>
-          <w:i/>
-          <w:iCs/>
-          <w:color w:val="000000"/>
-          <w:kern w:val="0"/>
-          <w:lang w:val="nl-NL"/>
-        </w:rPr>
-        <w:t xml:space="preserve"> User Interface (</w:t>
-      </w:r>
-      <w:r>
-        <w:rPr>
-          <w:rFonts w:ascii="Helvetica Neue" w:hAnsi="Helvetica Neue" w:cs="Helvetica Neue"/>
-          <w:i/>
-          <w:iCs/>
-          <w:color w:val="000000"/>
-          <w:kern w:val="0"/>
-          <w:lang w:val="nl-NL"/>
-        </w:rPr>
-        <w:t>GUI</w:t>
-      </w:r>
-      <w:r>
-        <w:rPr>
-          <w:rFonts w:ascii="Helvetica Neue" w:hAnsi="Helvetica Neue" w:cs="Helvetica Neue"/>
-          <w:i/>
-          <w:iCs/>
-          <w:color w:val="000000"/>
-          <w:kern w:val="0"/>
-          <w:lang w:val="nl-NL"/>
-        </w:rPr>
-        <w:t>)</w:t>
-      </w:r>
-      <w:r>
-        <w:rPr>
-          <w:rFonts w:ascii="Helvetica Neue" w:hAnsi="Helvetica Neue" w:cs="Helvetica Neue"/>
-          <w:i/>
-          <w:iCs/>
-          <w:color w:val="000000"/>
-          <w:kern w:val="0"/>
-          <w:lang w:val="nl-NL"/>
-        </w:rPr>
-        <w:t xml:space="preserve"> aangemaakt die de real-time beeld, afstand en positie kan laten zien door middel van de data van de </w:t>
-      </w:r>
-      <w:proofErr w:type="spellStart"/>
-      <w:r>
-        <w:rPr>
-          <w:rFonts w:ascii="Helvetica Neue" w:hAnsi="Helvetica Neue" w:cs="Helvetica Neue"/>
-          <w:i/>
-          <w:iCs/>
-          <w:color w:val="000000"/>
-          <w:kern w:val="0"/>
-          <w:lang w:val="nl-NL"/>
-        </w:rPr>
-        <w:t>Ras</w:t>
-      </w:r>
-      <w:r>
-        <w:rPr>
-          <w:rFonts w:ascii="Helvetica Neue" w:hAnsi="Helvetica Neue" w:cs="Helvetica Neue"/>
-          <w:i/>
-          <w:iCs/>
-          <w:color w:val="000000"/>
-          <w:kern w:val="0"/>
-          <w:lang w:val="nl-NL"/>
-        </w:rPr>
-        <w:t>p</w:t>
-      </w:r>
-      <w:r>
-        <w:rPr>
-          <w:rFonts w:ascii="Helvetica Neue" w:hAnsi="Helvetica Neue" w:cs="Helvetica Neue"/>
-          <w:i/>
-          <w:iCs/>
-          <w:color w:val="000000"/>
-          <w:kern w:val="0"/>
-          <w:lang w:val="nl-NL"/>
-        </w:rPr>
-        <w:t>berry</w:t>
-      </w:r>
-      <w:proofErr w:type="spellEnd"/>
-      <w:r>
-        <w:rPr>
-          <w:rFonts w:ascii="Helvetica Neue" w:hAnsi="Helvetica Neue" w:cs="Helvetica Neue"/>
-          <w:i/>
-          <w:iCs/>
-          <w:color w:val="000000"/>
-          <w:kern w:val="0"/>
-          <w:lang w:val="nl-NL"/>
-        </w:rPr>
-        <w:t xml:space="preserve"> Pi 5</w:t>
-      </w:r>
-      <w:r>
-        <w:rPr>
-          <w:rFonts w:ascii="Helvetica Neue" w:hAnsi="Helvetica Neue" w:cs="Helvetica Neue"/>
-          <w:i/>
-          <w:iCs/>
-          <w:color w:val="000000"/>
-          <w:kern w:val="0"/>
-          <w:lang w:val="nl-NL"/>
-        </w:rPr>
-        <w:t xml:space="preserve"> op te nemen.</w:t>
-      </w:r>
-    </w:p>
-    <w:p>
-      <w:pPr>
-        <w:tabs>
-          <w:tab w:val="right" w:pos="9020"/>
-        </w:tabs>
-        <w:autoSpaceDE w:val="0"/>
-        <w:autoSpaceDN w:val="0"/>
-        <w:adjustRightInd w:val="0"/>
-        <w:spacing w:after="0" w:line="240" w:lineRule="auto"/>
-        <w:rPr>
-          <w:rFonts w:ascii="Helvetica Neue" w:hAnsi="Helvetica Neue" w:cs="Helvetica Neue"/>
-          <w:color w:val="000000"/>
-          <w:kern w:val="0"/>
-          <w:lang w:val="nl-NL"/>
-        </w:rPr>
-      </w:pPr>
-      <w:r>
-        <w:rPr>
-          <w:rFonts w:ascii="Helvetica Neue" w:hAnsi="Helvetica Neue" w:cs="Helvetica Neue"/>
-          <w:color w:val="000000"/>
-          <w:kern w:val="0"/>
-          <w:lang w:val="nl-NL"/>
-        </w:rPr>
-        <w:t xml:space="preserve">Deze </w:t>
-      </w:r>
-      <w:proofErr w:type="spellStart"/>
-      <w:r>
-        <w:rPr>
-          <w:rFonts w:ascii="Helvetica Neue" w:hAnsi="Helvetica Neue" w:cs="Helvetica Neue"/>
-          <w:color w:val="000000"/>
-          <w:kern w:val="0"/>
-          <w:lang w:val="nl-NL"/>
-        </w:rPr>
-        <w:t>requirement</w:t>
-      </w:r>
-      <w:proofErr w:type="spellEnd"/>
-      <w:r>
-        <w:rPr>
-          <w:rFonts w:ascii="Helvetica Neue" w:hAnsi="Helvetica Neue" w:cs="Helvetica Neue"/>
-          <w:color w:val="000000"/>
-          <w:kern w:val="0"/>
-          <w:lang w:val="nl-NL"/>
-        </w:rPr>
-        <w:t xml:space="preserve"> verwijst naar een eis van de opdrachtgever die is uitgewerkt in </w:t>
-      </w:r>
-      <w:r>
-        <w:rPr>
-          <w:rFonts w:ascii="Helvetica Neue" w:hAnsi="Helvetica Neue" w:cs="Helvetica Neue"/>
-          <w:b/>
-          <w:bCs/>
-          <w:color w:val="000000"/>
-          <w:kern w:val="0"/>
-          <w:u w:val="single"/>
-          <w:lang w:val="nl-NL"/>
-        </w:rPr>
-        <w:t>User</w:t>
-      </w:r>
-      <w:r>
-        <w:rPr>
-          <w:rFonts w:ascii="Helvetica Neue" w:hAnsi="Helvetica Neue" w:cs="Helvetica Neue"/>
-          <w:b/>
-          <w:bCs/>
-          <w:color w:val="000000"/>
-          <w:kern w:val="0"/>
-          <w:u w:val="single"/>
-          <w:lang w:val="nl-NL"/>
-        </w:rPr>
-        <w:t xml:space="preserve"> </w:t>
-      </w:r>
-      <w:r>
-        <w:rPr>
-          <w:rFonts w:ascii="Helvetica Neue" w:hAnsi="Helvetica Neue" w:cs="Helvetica Neue"/>
-          <w:b/>
-          <w:bCs/>
-          <w:color w:val="000000"/>
-          <w:kern w:val="0"/>
-          <w:u w:val="single"/>
-          <w:lang w:val="nl-NL"/>
-        </w:rPr>
-        <w:t xml:space="preserve">Story Nr. </w:t>
-      </w:r>
-      <w:r>
-        <w:rPr>
-          <w:rFonts w:ascii="Helvetica Neue" w:hAnsi="Helvetica Neue" w:cs="Helvetica Neue"/>
-          <w:b/>
-          <w:bCs/>
-          <w:color w:val="000000"/>
-          <w:kern w:val="0"/>
-          <w:u w:val="single"/>
-          <w:lang w:val="nl-NL"/>
-        </w:rPr>
-        <w:t>2</w:t>
-      </w:r>
-      <w:r>
-        <w:rPr>
-          <w:rFonts w:ascii="Helvetica Neue" w:hAnsi="Helvetica Neue" w:cs="Helvetica Neue"/>
-          <w:color w:val="000000"/>
-          <w:kern w:val="0"/>
-          <w:lang w:val="nl-NL"/>
-        </w:rPr>
-        <w:t xml:space="preserve"> in de </w:t>
-      </w:r>
-      <w:r>
-        <w:rPr>
-          <w:rFonts w:ascii="Helvetica Neue" w:hAnsi="Helvetica Neue" w:cs="Helvetica Neue"/>
-          <w:b/>
-          <w:bCs/>
-          <w:color w:val="000000"/>
-          <w:kern w:val="0"/>
-          <w:u w:val="single"/>
-          <w:lang w:val="nl-NL"/>
-        </w:rPr>
-        <w:t xml:space="preserve">Product </w:t>
-      </w:r>
-      <w:proofErr w:type="spellStart"/>
-      <w:r>
-        <w:rPr>
-          <w:rFonts w:ascii="Helvetica Neue" w:hAnsi="Helvetica Neue" w:cs="Helvetica Neue"/>
-          <w:b/>
-          <w:bCs/>
-          <w:color w:val="000000"/>
-          <w:kern w:val="0"/>
-          <w:u w:val="single"/>
-          <w:lang w:val="nl-NL"/>
-        </w:rPr>
-        <w:t>Backlog</w:t>
-      </w:r>
-      <w:proofErr w:type="spellEnd"/>
-      <w:r>
-        <w:rPr>
-          <w:rFonts w:ascii="Helvetica Neue" w:hAnsi="Helvetica Neue" w:cs="Helvetica Neue"/>
-          <w:color w:val="000000"/>
-          <w:kern w:val="0"/>
-          <w:lang w:val="nl-NL"/>
-        </w:rPr>
-        <w:t>, in het geval van financiële beperkingen was er een vrije keuze en was het budget te bepalen met de opdrachtgever.</w:t>
-      </w:r>
-    </w:p>
-    <w:p>
-      <w:pPr>
-        <w:rPr>
-          <w:rFonts w:ascii="Helvetica Neue" w:hAnsi="Helvetica Neue" w:cs="Helvetica Neue"/>
-          <w:color w:val="000000"/>
-          <w:kern w:val="0"/>
-          <w:lang w:val="nl-NL"/>
-        </w:rPr>
-      </w:pPr>
-    </w:p>
-    <w:p>
-      <w:pPr>
-        <w:tabs>
-          <w:tab w:val="right" w:pos="9020"/>
-        </w:tabs>
-        <w:autoSpaceDE w:val="0"/>
-        <w:autoSpaceDN w:val="0"/>
-        <w:adjustRightInd w:val="0"/>
-        <w:spacing w:after="0" w:line="240" w:lineRule="auto"/>
-        <w:rPr>
-          <w:rFonts w:ascii="Helvetica Neue" w:hAnsi="Helvetica Neue" w:cs="Helvetica Neue"/>
-          <w:b/>
-          <w:bCs/>
-          <w:color w:val="000000"/>
-          <w:kern w:val="0"/>
-          <w:sz w:val="28"/>
-          <w:szCs w:val="28"/>
-          <w:lang w:val="nl-NL"/>
-        </w:rPr>
-      </w:pPr>
-      <w:r>
-        <w:rPr>
-          <w:rFonts w:ascii="Helvetica Neue" w:hAnsi="Helvetica Neue" w:cs="Helvetica Neue"/>
+      <w:r>
+        <w:rPr>
+          <w:rFonts w:cs="Helvetica Neue"/>
           <w:b/>
           <w:bCs/>
           <w:color w:val="000000"/>
@@ -3648,68 +3692,67 @@
         <w:adjustRightInd w:val="0"/>
         <w:spacing w:after="0" w:line="240" w:lineRule="auto"/>
         <w:rPr>
-          <w:rFonts w:ascii="Helvetica Neue" w:hAnsi="Helvetica Neue" w:cs="Helvetica Neue"/>
-          <w:color w:val="000000"/>
-          <w:kern w:val="0"/>
-        </w:rPr>
-      </w:pPr>
-      <w:r>
-        <w:rPr>
-          <w:rFonts w:ascii="Helvetica Neue" w:hAnsi="Helvetica Neue" w:cs="Helvetica Neue"/>
+          <w:rFonts w:cs="Helvetica Neue"/>
+          <w:color w:val="000000"/>
+          <w:kern w:val="0"/>
+        </w:rPr>
+      </w:pPr>
+      <w:r>
+        <w:rPr>
+          <w:rFonts w:cs="Helvetica Neue"/>
           <w:color w:val="000000"/>
           <w:kern w:val="0"/>
         </w:rPr>
         <w:t xml:space="preserve">GUI </w:t>
       </w:r>
+      <w:r>
+        <w:rPr>
+          <w:rFonts w:cs="Helvetica Neue"/>
+          <w:color w:val="000000"/>
+          <w:kern w:val="0"/>
+          <w:lang w:val="nl-NL"/>
+        </w:rPr>
+        <w:t xml:space="preserve">gebouwd </w:t>
+      </w:r>
+      <w:r>
+        <w:rPr>
+          <w:rFonts w:cs="Helvetica Neue"/>
+          <w:color w:val="000000"/>
+          <w:kern w:val="0"/>
+        </w:rPr>
+        <w:t>in Python (</w:t>
+      </w:r>
       <w:proofErr w:type="spellStart"/>
       <w:r>
         <w:rPr>
-          <w:rFonts w:ascii="Helvetica Neue" w:hAnsi="Helvetica Neue" w:cs="Helvetica Neue"/>
-          <w:color w:val="000000"/>
-          <w:kern w:val="0"/>
-        </w:rPr>
-        <w:t>gebouwd</w:t>
+          <w:rFonts w:cs="Helvetica Neue"/>
+          <w:color w:val="000000"/>
+          <w:kern w:val="0"/>
+        </w:rPr>
+        <w:t>Tkinter</w:t>
       </w:r>
       <w:proofErr w:type="spellEnd"/>
       <w:r>
         <w:rPr>
-          <w:rFonts w:ascii="Helvetica Neue" w:hAnsi="Helvetica Neue" w:cs="Helvetica Neue"/>
-          <w:color w:val="000000"/>
-          <w:kern w:val="0"/>
-        </w:rPr>
-        <w:t xml:space="preserve"> in Python (</w:t>
+          <w:rFonts w:cs="Helvetica Neue"/>
+          <w:color w:val="000000"/>
+          <w:kern w:val="0"/>
+        </w:rPr>
+        <w:t xml:space="preserve">, </w:t>
       </w:r>
       <w:proofErr w:type="spellStart"/>
       <w:r>
         <w:rPr>
-          <w:rFonts w:ascii="Helvetica Neue" w:hAnsi="Helvetica Neue" w:cs="Helvetica Neue"/>
-          <w:color w:val="000000"/>
-          <w:kern w:val="0"/>
-        </w:rPr>
-        <w:t>Tkinter</w:t>
+          <w:rFonts w:cs="Helvetica Neue"/>
+          <w:color w:val="000000"/>
+          <w:kern w:val="0"/>
+        </w:rPr>
+        <w:t>PyQt</w:t>
       </w:r>
       <w:proofErr w:type="spellEnd"/>
       <w:r>
         <w:rPr>
-          <w:rFonts w:ascii="Helvetica Neue" w:hAnsi="Helvetica Neue" w:cs="Helvetica Neue"/>
-          <w:color w:val="000000"/>
-          <w:kern w:val="0"/>
-        </w:rPr>
-        <w:t xml:space="preserve">, </w:t>
-      </w:r>
-      <w:proofErr w:type="spellStart"/>
-      <w:r>
-        <w:rPr>
-          <w:rFonts w:ascii="Helvetica Neue" w:hAnsi="Helvetica Neue" w:cs="Helvetica Neue"/>
-          <w:color w:val="000000"/>
-          <w:kern w:val="0"/>
-        </w:rPr>
-        <w:t>PyQt</w:t>
-      </w:r>
-      <w:proofErr w:type="spellEnd"/>
-      <w:r>
-        <w:rPr>
-          <w:rFonts w:ascii="Helvetica Neue" w:hAnsi="Helvetica Neue" w:cs="Helvetica Neue"/>
+          <w:rFonts w:cs="Helvetica Neue"/>
           <w:color w:val="000000"/>
           <w:kern w:val="0"/>
         </w:rPr>
@@ -3731,15 +3774,15 @@
         <w:adjustRightInd w:val="0"/>
         <w:spacing w:after="0" w:line="240" w:lineRule="auto"/>
         <w:rPr>
-          <w:rFonts w:ascii="Helvetica Neue" w:hAnsi="Helvetica Neue" w:cs="Helvetica Neue"/>
-          <w:color w:val="000000"/>
-          <w:kern w:val="0"/>
-          <w:lang w:val="nl-NL"/>
-        </w:rPr>
-      </w:pPr>
-      <w:r>
-        <w:rPr>
-          <w:rFonts w:ascii="Helvetica Neue" w:hAnsi="Helvetica Neue" w:cs="Helvetica Neue"/>
+          <w:rFonts w:cs="Helvetica Neue"/>
+          <w:color w:val="000000"/>
+          <w:kern w:val="0"/>
+          <w:lang w:val="nl-NL"/>
+        </w:rPr>
+      </w:pPr>
+      <w:r>
+        <w:rPr>
+          <w:rFonts w:cs="Helvetica Neue"/>
           <w:color w:val="000000"/>
           <w:kern w:val="0"/>
           <w:lang w:val="nl-NL"/>
@@ -3757,7 +3800,7 @@
         <w:adjustRightInd w:val="0"/>
         <w:spacing w:after="0" w:line="240" w:lineRule="auto"/>
         <w:rPr>
-          <w:rFonts w:ascii="Helvetica Neue" w:hAnsi="Helvetica Neue" w:cs="Helvetica Neue"/>
+          <w:rFonts w:cs="Helvetica Neue"/>
           <w:color w:val="000000"/>
           <w:kern w:val="0"/>
           <w:lang w:val="nl-NL"/>
@@ -3774,15 +3817,15 @@
         <w:adjustRightInd w:val="0"/>
         <w:spacing w:after="0" w:line="240" w:lineRule="auto"/>
         <w:rPr>
-          <w:rFonts w:ascii="Helvetica Neue" w:hAnsi="Helvetica Neue" w:cs="Helvetica Neue"/>
-          <w:color w:val="000000"/>
-          <w:kern w:val="0"/>
-          <w:lang w:val="nl-NL"/>
-        </w:rPr>
-      </w:pPr>
-      <w:r>
-        <w:rPr>
-          <w:rFonts w:ascii="Helvetica Neue" w:hAnsi="Helvetica Neue" w:cs="Helvetica Neue"/>
+          <w:rFonts w:cs="Helvetica Neue"/>
+          <w:color w:val="000000"/>
+          <w:kern w:val="0"/>
+          <w:lang w:val="nl-NL"/>
+        </w:rPr>
+      </w:pPr>
+      <w:r>
+        <w:rPr>
+          <w:rFonts w:cs="Helvetica Neue"/>
           <w:b/>
           <w:bCs/>
           <w:color w:val="000000"/>
@@ -3793,7 +3836,7 @@
       </w:r>
       <w:r>
         <w:rPr>
-          <w:rFonts w:ascii="Helvetica Neue" w:hAnsi="Helvetica Neue" w:cs="Helvetica Neue"/>
+          <w:rFonts w:cs="Helvetica Neue"/>
           <w:color w:val="000000"/>
           <w:kern w:val="0"/>
           <w:lang w:val="nl-NL"/>
@@ -3811,12 +3854,125 @@
         <w:adjustRightInd w:val="0"/>
         <w:spacing w:after="0" w:line="240" w:lineRule="auto"/>
         <w:rPr>
-          <w:rFonts w:ascii="Helvetica Neue" w:hAnsi="Helvetica Neue" w:cs="Helvetica Neue"/>
-          <w:color w:val="000000"/>
-          <w:kern w:val="0"/>
-          <w:lang w:val="nl-NL"/>
-        </w:rPr>
-      </w:pPr>
+          <w:rFonts w:cs="Helvetica Neue"/>
+          <w:color w:val="000000"/>
+          <w:kern w:val="0"/>
+          <w:lang w:val="nl-NL"/>
+        </w:rPr>
+      </w:pPr>
+      <w:r>
+        <w:rPr>
+          <w:rFonts w:cs="Helvetica Neue"/>
+          <w:color w:val="000000"/>
+          <w:kern w:val="0"/>
+          <w:lang w:val="nl-NL"/>
+        </w:rPr>
+        <w:t>-</w:t>
+      </w:r>
+    </w:p>
+    <w:p>
+      <w:pPr>
+        <w:pStyle w:val="Style3"/>
+        <w:rPr>
+          <w:rFonts w:asciiTheme="minorHAnsi" w:hAnsiTheme="minorHAnsi"/>
+          <w:color w:val="215E99" w:themeColor="text2" w:themeTint="BF"/>
+        </w:rPr>
+      </w:pPr>
+      <w:bookmarkStart w:id="5" w:name="_Toc213840407"/>
+      <w:r>
+        <w:rPr>
+          <w:rFonts w:asciiTheme="minorHAnsi" w:hAnsiTheme="minorHAnsi"/>
+          <w:color w:val="215E99" w:themeColor="text2" w:themeTint="BF"/>
+        </w:rPr>
+        <w:lastRenderedPageBreak/>
+        <w:t xml:space="preserve">RQ03: </w:t>
+      </w:r>
+      <w:r>
+        <w:rPr>
+          <w:rFonts w:asciiTheme="minorHAnsi" w:hAnsiTheme="minorHAnsi"/>
+          <w:color w:val="215E99" w:themeColor="text2" w:themeTint="BF"/>
+        </w:rPr>
+        <w:t xml:space="preserve">Afstandsmeting (Functioneel </w:t>
+      </w:r>
+      <w:r>
+        <w:rPr>
+          <w:rFonts w:asciiTheme="minorHAnsi" w:hAnsiTheme="minorHAnsi"/>
+          <w:color w:val="215E99" w:themeColor="text2" w:themeTint="BF"/>
+        </w:rPr>
+        <w:t>(Prioriteit P1)</w:t>
+      </w:r>
+      <w:r>
+        <w:rPr>
+          <w:rFonts w:asciiTheme="minorHAnsi" w:hAnsiTheme="minorHAnsi"/>
+          <w:color w:val="215E99" w:themeColor="text2" w:themeTint="BF"/>
+        </w:rPr>
+        <w:t>)</w:t>
+      </w:r>
+      <w:bookmarkEnd w:id="5"/>
+    </w:p>
+    <w:p>
+      <w:pPr>
+        <w:rPr>
+          <w:i/>
+          <w:iCs/>
+          <w:lang w:val="nl-NL"/>
+        </w:rPr>
+      </w:pPr>
+      <w:r>
+        <w:rPr>
+          <w:rFonts w:cs="Helvetica Neue"/>
+          <w:i/>
+          <w:iCs/>
+          <w:color w:val="000000"/>
+          <w:kern w:val="0"/>
+          <w:lang w:val="nl-NL"/>
+        </w:rPr>
+        <w:t>De afstand van een drone</w:t>
+      </w:r>
+      <w:r>
+        <w:rPr>
+          <w:rFonts w:cs="Helvetica Neue"/>
+          <w:i/>
+          <w:iCs/>
+          <w:color w:val="000000"/>
+          <w:kern w:val="0"/>
+          <w:lang w:val="nl-NL"/>
+        </w:rPr>
+        <w:t xml:space="preserve"> tot</w:t>
+      </w:r>
+      <w:r>
+        <w:rPr>
+          <w:rFonts w:cs="Helvetica Neue"/>
+          <w:i/>
+          <w:iCs/>
+          <w:color w:val="000000"/>
+          <w:kern w:val="0"/>
+          <w:lang w:val="nl-NL"/>
+        </w:rPr>
+        <w:t xml:space="preserve"> kan bepaald worden met het gebruik van 2 camera’s door middel van stereovisie geometrie met een afwijking van ≤ 5cm en wordt</w:t>
+      </w:r>
+      <w:r>
+        <w:rPr>
+          <w:rFonts w:cs="Helvetica Neue"/>
+          <w:i/>
+          <w:iCs/>
+          <w:color w:val="000000"/>
+          <w:kern w:val="0"/>
+          <w:lang w:val="nl-NL"/>
+        </w:rPr>
+        <w:t xml:space="preserve"> real-time doorgestuurd en</w:t>
+      </w:r>
+      <w:r>
+        <w:rPr>
+          <w:rFonts w:cs="Helvetica Neue"/>
+          <w:i/>
+          <w:iCs/>
+          <w:color w:val="000000"/>
+          <w:kern w:val="0"/>
+          <w:lang w:val="nl-NL"/>
+        </w:rPr>
+        <w:t xml:space="preserve"> weergegeven in de GUI in meters.</w:t>
+      </w:r>
     </w:p>
     <w:p>
       <w:pPr>
@@ -3828,119 +3984,128 @@
         <w:adjustRightInd w:val="0"/>
         <w:spacing w:after="0" w:line="240" w:lineRule="auto"/>
         <w:rPr>
-          <w:rFonts w:ascii="Helvetica Neue" w:hAnsi="Helvetica Neue" w:cs="Helvetica Neue"/>
-          <w:color w:val="000000"/>
-          <w:kern w:val="0"/>
-          <w:lang w:val="nl-NL"/>
-        </w:rPr>
-      </w:pPr>
-      <w:r>
-        <w:rPr>
-          <w:rFonts w:ascii="Helvetica Neue" w:hAnsi="Helvetica Neue" w:cs="Helvetica Neue"/>
-          <w:color w:val="000000"/>
-          <w:kern w:val="0"/>
-          <w:lang w:val="nl-NL"/>
-        </w:rPr>
-        <w:t>-</w:t>
-      </w:r>
-    </w:p>
-    <w:p>
-      <w:pPr>
-        <w:pStyle w:val="Style3"/>
-        <w:rPr>
-          <w:color w:val="215E99" w:themeColor="text2" w:themeTint="BF"/>
-        </w:rPr>
-      </w:pPr>
-      <w:bookmarkStart w:id="5" w:name="_Toc213702555"/>
-      <w:r>
-        <w:rPr>
-          <w:color w:val="215E99" w:themeColor="text2" w:themeTint="BF"/>
-        </w:rPr>
-        <w:t xml:space="preserve">RQ03: </w:t>
-      </w:r>
-      <w:r>
-        <w:rPr>
-          <w:color w:val="215E99" w:themeColor="text2" w:themeTint="BF"/>
-        </w:rPr>
-        <w:t xml:space="preserve">Afstandsmeting (Functioneel </w:t>
-      </w:r>
-      <w:r>
-        <w:rPr>
-          <w:color w:val="215E99" w:themeColor="text2" w:themeTint="BF"/>
-        </w:rPr>
-        <w:t>(Prioriteit P1)</w:t>
-      </w:r>
-      <w:r>
-        <w:rPr>
-          <w:color w:val="215E99" w:themeColor="text2" w:themeTint="BF"/>
-        </w:rPr>
-        <w:t>)</w:t>
-      </w:r>
-      <w:bookmarkEnd w:id="5"/>
-    </w:p>
-    <w:p>
-      <w:pPr>
-        <w:rPr>
-          <w:i/>
-          <w:iCs/>
-          <w:lang w:val="nl-NL"/>
-        </w:rPr>
-      </w:pPr>
-      <w:r>
-        <w:rPr>
-          <w:rFonts w:ascii="Helvetica Neue" w:hAnsi="Helvetica Neue" w:cs="Helvetica Neue"/>
-          <w:i/>
-          <w:iCs/>
-          <w:color w:val="000000"/>
-          <w:kern w:val="0"/>
-          <w:lang w:val="nl-NL"/>
-        </w:rPr>
-        <w:t>De afstand van een drone</w:t>
-      </w:r>
-      <w:r>
-        <w:rPr>
-          <w:rFonts w:ascii="Helvetica Neue" w:hAnsi="Helvetica Neue" w:cs="Helvetica Neue"/>
-          <w:i/>
-          <w:iCs/>
-          <w:color w:val="000000"/>
-          <w:kern w:val="0"/>
-          <w:lang w:val="nl-NL"/>
-        </w:rPr>
-        <w:t xml:space="preserve"> tot</w:t>
-      </w:r>
-      <w:r>
-        <w:rPr>
-          <w:rFonts w:ascii="Helvetica Neue" w:hAnsi="Helvetica Neue" w:cs="Helvetica Neue"/>
-          <w:i/>
-          <w:iCs/>
-          <w:color w:val="000000"/>
-          <w:kern w:val="0"/>
-          <w:lang w:val="nl-NL"/>
-        </w:rPr>
-        <w:t xml:space="preserve"> kan bepaald worden met het gebruik van 2 camera’s door middel van stereovisie geometrie met een afwijking van ≤ 5cm en wordt</w:t>
-      </w:r>
-      <w:r>
-        <w:rPr>
-          <w:rFonts w:ascii="Helvetica Neue" w:hAnsi="Helvetica Neue" w:cs="Helvetica Neue"/>
-          <w:i/>
-          <w:iCs/>
-          <w:color w:val="000000"/>
-          <w:kern w:val="0"/>
-          <w:lang w:val="nl-NL"/>
-        </w:rPr>
-        <w:t xml:space="preserve"> real-time doorgestuurd en</w:t>
-      </w:r>
-      <w:r>
-        <w:rPr>
-          <w:rFonts w:ascii="Helvetica Neue" w:hAnsi="Helvetica Neue" w:cs="Helvetica Neue"/>
-          <w:i/>
-          <w:iCs/>
-          <w:color w:val="000000"/>
-          <w:kern w:val="0"/>
-          <w:lang w:val="nl-NL"/>
-        </w:rPr>
-        <w:t xml:space="preserve"> weergegeven in de GUI in meters.</w:t>
-      </w:r>
+          <w:rFonts w:cs="Helvetica Neue"/>
+          <w:color w:val="000000"/>
+          <w:kern w:val="0"/>
+          <w:lang w:val="nl-NL"/>
+        </w:rPr>
+      </w:pPr>
+      <w:r>
+        <w:rPr>
+          <w:rFonts w:cs="Helvetica Neue"/>
+          <w:color w:val="000000"/>
+          <w:kern w:val="0"/>
+          <w:lang w:val="nl-NL"/>
+        </w:rPr>
+        <w:t xml:space="preserve">Deze </w:t>
+      </w:r>
+      <w:proofErr w:type="spellStart"/>
+      <w:r>
+        <w:rPr>
+          <w:rFonts w:cs="Helvetica Neue"/>
+          <w:color w:val="000000"/>
+          <w:kern w:val="0"/>
+          <w:lang w:val="nl-NL"/>
+        </w:rPr>
+        <w:t>requirement</w:t>
+      </w:r>
+      <w:proofErr w:type="spellEnd"/>
+      <w:r>
+        <w:rPr>
+          <w:rFonts w:cs="Helvetica Neue"/>
+          <w:color w:val="000000"/>
+          <w:kern w:val="0"/>
+          <w:lang w:val="nl-NL"/>
+        </w:rPr>
+        <w:t xml:space="preserve"> verwijst naar een eis van de opdrachtgever die is uitgewerkt in </w:t>
+      </w:r>
+      <w:r>
+        <w:rPr>
+          <w:rFonts w:cs="Helvetica Neue"/>
+          <w:b/>
+          <w:bCs/>
+          <w:color w:val="000000"/>
+          <w:kern w:val="0"/>
+          <w:u w:val="single"/>
+          <w:lang w:val="nl-NL"/>
+        </w:rPr>
+        <w:t>User</w:t>
+      </w:r>
+      <w:r>
+        <w:rPr>
+          <w:rFonts w:cs="Helvetica Neue"/>
+          <w:b/>
+          <w:bCs/>
+          <w:color w:val="000000"/>
+          <w:kern w:val="0"/>
+          <w:u w:val="single"/>
+          <w:lang w:val="nl-NL"/>
+        </w:rPr>
+        <w:t xml:space="preserve">  </w:t>
+      </w:r>
+      <w:r>
+        <w:rPr>
+          <w:rFonts w:cs="Helvetica Neue"/>
+          <w:b/>
+          <w:bCs/>
+          <w:color w:val="000000"/>
+          <w:kern w:val="0"/>
+          <w:u w:val="single"/>
+          <w:lang w:val="nl-NL"/>
+        </w:rPr>
+        <w:t>Story Nr. 3</w:t>
+      </w:r>
+      <w:r>
+        <w:rPr>
+          <w:rFonts w:cs="Helvetica Neue"/>
+          <w:color w:val="000000"/>
+          <w:kern w:val="0"/>
+          <w:lang w:val="nl-NL"/>
+        </w:rPr>
+        <w:t xml:space="preserve"> in de </w:t>
+      </w:r>
+      <w:r>
+        <w:rPr>
+          <w:rFonts w:cs="Helvetica Neue"/>
+          <w:b/>
+          <w:bCs/>
+          <w:color w:val="000000"/>
+          <w:kern w:val="0"/>
+          <w:u w:val="single"/>
+          <w:lang w:val="nl-NL"/>
+        </w:rPr>
+        <w:t xml:space="preserve">Product </w:t>
+      </w:r>
+      <w:proofErr w:type="spellStart"/>
+      <w:r>
+        <w:rPr>
+          <w:rFonts w:cs="Helvetica Neue"/>
+          <w:b/>
+          <w:bCs/>
+          <w:color w:val="000000"/>
+          <w:kern w:val="0"/>
+          <w:u w:val="single"/>
+          <w:lang w:val="nl-NL"/>
+        </w:rPr>
+        <w:t>Backlog</w:t>
+      </w:r>
+      <w:proofErr w:type="spellEnd"/>
+      <w:r>
+        <w:rPr>
+          <w:rFonts w:cs="Helvetica Neue"/>
+          <w:color w:val="000000"/>
+          <w:kern w:val="0"/>
+          <w:lang w:val="nl-NL"/>
+        </w:rPr>
+        <w:t>, in het geval van financiële beperkingen was er een vrije keuze en was het budget te bepalen met de opdrachtgever.</w:t>
+      </w:r>
+    </w:p>
+    <w:p>
+      <w:pPr>
+        <w:rPr>
+          <w:lang w:val="nl-NL"/>
+        </w:rPr>
+      </w:pPr>
     </w:p>
     <w:p>
       <w:pPr>
@@ -3952,152 +4117,7 @@
         <w:adjustRightInd w:val="0"/>
         <w:spacing w:after="0" w:line="240" w:lineRule="auto"/>
         <w:rPr>
-          <w:rFonts w:ascii="Helvetica Neue" w:hAnsi="Helvetica Neue" w:cs="Helvetica Neue"/>
-          <w:color w:val="000000"/>
-          <w:kern w:val="0"/>
-          <w:lang w:val="nl-NL"/>
-        </w:rPr>
-      </w:pPr>
-      <w:r>
-        <w:rPr>
-          <w:rFonts w:ascii="Helvetica Neue" w:hAnsi="Helvetica Neue" w:cs="Helvetica Neue"/>
-          <w:color w:val="000000"/>
-          <w:kern w:val="0"/>
-          <w:lang w:val="nl-NL"/>
-        </w:rPr>
-        <w:t xml:space="preserve">Deze </w:t>
-      </w:r>
-      <w:proofErr w:type="spellStart"/>
-      <w:r>
-        <w:rPr>
-          <w:rFonts w:ascii="Helvetica Neue" w:hAnsi="Helvetica Neue" w:cs="Helvetica Neue"/>
-          <w:color w:val="000000"/>
-          <w:kern w:val="0"/>
-          <w:lang w:val="nl-NL"/>
-        </w:rPr>
-        <w:t>requirement</w:t>
-      </w:r>
-      <w:proofErr w:type="spellEnd"/>
-      <w:r>
-        <w:rPr>
-          <w:rFonts w:ascii="Helvetica Neue" w:hAnsi="Helvetica Neue" w:cs="Helvetica Neue"/>
-          <w:color w:val="000000"/>
-          <w:kern w:val="0"/>
-          <w:lang w:val="nl-NL"/>
-        </w:rPr>
-        <w:t xml:space="preserve"> verwijst naar een eis van de opdrachtgever die is uitgewerkt in </w:t>
-      </w:r>
-      <w:r>
-        <w:rPr>
-          <w:rFonts w:ascii="Helvetica Neue" w:hAnsi="Helvetica Neue" w:cs="Helvetica Neue"/>
-          <w:b/>
-          <w:bCs/>
-          <w:color w:val="000000"/>
-          <w:kern w:val="0"/>
-          <w:u w:val="single"/>
-          <w:lang w:val="nl-NL"/>
-        </w:rPr>
-        <w:t>User</w:t>
-      </w:r>
-      <w:r>
-        <w:rPr>
-          <w:rFonts w:ascii="Helvetica Neue" w:hAnsi="Helvetica Neue" w:cs="Helvetica Neue"/>
-          <w:b/>
-          <w:bCs/>
-          <w:color w:val="000000"/>
-          <w:kern w:val="0"/>
-          <w:u w:val="single"/>
-          <w:lang w:val="nl-NL"/>
-        </w:rPr>
-        <w:t xml:space="preserve">  </w:t>
-      </w:r>
-      <w:r>
-        <w:rPr>
-          <w:rFonts w:ascii="Helvetica Neue" w:hAnsi="Helvetica Neue" w:cs="Helvetica Neue"/>
-          <w:b/>
-          <w:bCs/>
-          <w:color w:val="000000"/>
-          <w:kern w:val="0"/>
-          <w:u w:val="single"/>
-          <w:lang w:val="nl-NL"/>
-        </w:rPr>
-        <w:t xml:space="preserve">Story Nr. </w:t>
-      </w:r>
-      <w:r>
-        <w:rPr>
-          <w:rFonts w:ascii="Helvetica Neue" w:hAnsi="Helvetica Neue" w:cs="Helvetica Neue"/>
-          <w:b/>
-          <w:bCs/>
-          <w:color w:val="000000"/>
-          <w:kern w:val="0"/>
-          <w:u w:val="single"/>
-          <w:lang w:val="nl-NL"/>
-        </w:rPr>
-        <w:t>3</w:t>
-      </w:r>
-      <w:r>
-        <w:rPr>
-          <w:rFonts w:ascii="Helvetica Neue" w:hAnsi="Helvetica Neue" w:cs="Helvetica Neue"/>
-          <w:color w:val="000000"/>
-          <w:kern w:val="0"/>
-          <w:lang w:val="nl-NL"/>
-        </w:rPr>
-        <w:t xml:space="preserve"> in de </w:t>
-      </w:r>
-      <w:r>
-        <w:rPr>
-          <w:rFonts w:ascii="Helvetica Neue" w:hAnsi="Helvetica Neue" w:cs="Helvetica Neue"/>
-          <w:b/>
-          <w:bCs/>
-          <w:color w:val="000000"/>
-          <w:kern w:val="0"/>
-          <w:u w:val="single"/>
-          <w:lang w:val="nl-NL"/>
-        </w:rPr>
-        <w:t xml:space="preserve">Product </w:t>
-      </w:r>
-      <w:proofErr w:type="spellStart"/>
-      <w:r>
-        <w:rPr>
-          <w:rFonts w:ascii="Helvetica Neue" w:hAnsi="Helvetica Neue" w:cs="Helvetica Neue"/>
-          <w:b/>
-          <w:bCs/>
-          <w:color w:val="000000"/>
-          <w:kern w:val="0"/>
-          <w:u w:val="single"/>
-          <w:lang w:val="nl-NL"/>
-        </w:rPr>
-        <w:t>Backlog</w:t>
-      </w:r>
-      <w:proofErr w:type="spellEnd"/>
-      <w:r>
-        <w:rPr>
-          <w:rFonts w:ascii="Helvetica Neue" w:hAnsi="Helvetica Neue" w:cs="Helvetica Neue"/>
-          <w:color w:val="000000"/>
-          <w:kern w:val="0"/>
-          <w:lang w:val="nl-NL"/>
-        </w:rPr>
-        <w:t>, in het geval van financiële beperkingen was er een vrije keuze en was het budget te bepalen met de opdrachtgever.</w:t>
-      </w:r>
-    </w:p>
-    <w:p>
-      <w:pPr>
-        <w:rPr>
-          <w:lang w:val="nl-NL"/>
-        </w:rPr>
-      </w:pPr>
-    </w:p>
-    <w:p>
-      <w:pPr>
-        <w:tabs>
-          <w:tab w:val="right" w:pos="9020"/>
-        </w:tabs>
-        <w:autoSpaceDE w:val="0"/>
-        <w:autoSpaceDN w:val="0"/>
-        <w:adjustRightInd w:val="0"/>
-        <w:spacing w:after="0" w:line="240" w:lineRule="auto"/>
-        <w:rPr>
-          <w:rFonts w:ascii="Helvetica Neue" w:hAnsi="Helvetica Neue" w:cs="Helvetica Neue"/>
+          <w:rFonts w:cs="Helvetica Neue"/>
           <w:b/>
           <w:bCs/>
           <w:color w:val="000000"/>
@@ -4109,7 +4129,7 @@
       </w:pPr>
       <w:r>
         <w:rPr>
-          <w:rFonts w:ascii="Helvetica Neue" w:hAnsi="Helvetica Neue" w:cs="Helvetica Neue"/>
+          <w:rFonts w:cs="Helvetica Neue"/>
           <w:b/>
           <w:bCs/>
           <w:color w:val="000000"/>
@@ -4136,14 +4156,14 @@
         <w:adjustRightInd w:val="0"/>
         <w:spacing w:after="0" w:line="240" w:lineRule="auto"/>
         <w:rPr>
-          <w:rFonts w:ascii="Helvetica Neue" w:hAnsi="Helvetica Neue" w:cs="Helvetica Neue"/>
-          <w:color w:val="000000"/>
-          <w:kern w:val="0"/>
-        </w:rPr>
-      </w:pPr>
-      <w:r>
-        <w:rPr>
-          <w:rFonts w:ascii="Helvetica Neue" w:hAnsi="Helvetica Neue" w:cs="Helvetica Neue"/>
+          <w:rFonts w:cs="Helvetica Neue"/>
+          <w:color w:val="000000"/>
+          <w:kern w:val="0"/>
+        </w:rPr>
+      </w:pPr>
+      <w:r>
+        <w:rPr>
+          <w:rFonts w:cs="Helvetica Neue"/>
           <w:color w:val="000000"/>
           <w:kern w:val="0"/>
         </w:rPr>
@@ -4152,7 +4172,7 @@
       <w:proofErr w:type="spellStart"/>
       <w:r>
         <w:rPr>
-          <w:rFonts w:ascii="Helvetica Neue" w:hAnsi="Helvetica Neue" w:cs="Helvetica Neue"/>
+          <w:rFonts w:cs="Helvetica Neue"/>
           <w:color w:val="000000"/>
           <w:kern w:val="0"/>
         </w:rPr>
@@ -4161,7 +4181,7 @@
       <w:proofErr w:type="spellEnd"/>
       <w:r>
         <w:rPr>
-          <w:rFonts w:ascii="Helvetica Neue" w:hAnsi="Helvetica Neue" w:cs="Helvetica Neue"/>
+          <w:rFonts w:cs="Helvetica Neue"/>
           <w:color w:val="000000"/>
           <w:kern w:val="0"/>
         </w:rPr>
@@ -4170,7 +4190,7 @@
       <w:proofErr w:type="spellStart"/>
       <w:r>
         <w:rPr>
-          <w:rFonts w:ascii="Helvetica Neue" w:hAnsi="Helvetica Neue" w:cs="Helvetica Neue"/>
+          <w:rFonts w:cs="Helvetica Neue"/>
           <w:color w:val="000000"/>
           <w:kern w:val="0"/>
         </w:rPr>
@@ -4179,7 +4199,7 @@
       <w:proofErr w:type="spellEnd"/>
       <w:r>
         <w:rPr>
-          <w:rFonts w:ascii="Helvetica Neue" w:hAnsi="Helvetica Neue" w:cs="Helvetica Neue"/>
+          <w:rFonts w:cs="Helvetica Neue"/>
           <w:color w:val="000000"/>
           <w:kern w:val="0"/>
         </w:rPr>
@@ -4188,7 +4208,7 @@
       <w:proofErr w:type="spellStart"/>
       <w:r>
         <w:rPr>
-          <w:rFonts w:ascii="Helvetica Neue" w:hAnsi="Helvetica Neue" w:cs="Helvetica Neue"/>
+          <w:rFonts w:cs="Helvetica Neue"/>
           <w:color w:val="000000"/>
           <w:kern w:val="0"/>
         </w:rPr>
@@ -4197,7 +4217,7 @@
       <w:proofErr w:type="spellEnd"/>
       <w:r>
         <w:rPr>
-          <w:rFonts w:ascii="Helvetica Neue" w:hAnsi="Helvetica Neue" w:cs="Helvetica Neue"/>
+          <w:rFonts w:cs="Helvetica Neue"/>
           <w:color w:val="000000"/>
           <w:kern w:val="0"/>
         </w:rPr>
@@ -4219,7 +4239,7 @@
         <w:adjustRightInd w:val="0"/>
         <w:spacing w:after="0" w:line="240" w:lineRule="auto"/>
         <w:rPr>
-          <w:rFonts w:ascii="Helvetica Neue" w:hAnsi="Helvetica Neue" w:cs="Helvetica Neue"/>
+          <w:rFonts w:cs="Helvetica Neue"/>
           <w:color w:val="000000"/>
           <w:kern w:val="0"/>
           <w:lang w:val="nl-NL"/>
@@ -4228,7 +4248,7 @@
       <w:proofErr w:type="spellStart"/>
       <w:r>
         <w:rPr>
-          <w:rFonts w:ascii="Helvetica Neue" w:hAnsi="Helvetica Neue" w:cs="Helvetica Neue"/>
+          <w:rFonts w:cs="Helvetica Neue"/>
           <w:color w:val="000000"/>
           <w:kern w:val="0"/>
           <w:lang w:val="nl-NL"/>
@@ -4237,7 +4257,7 @@
       </w:r>
       <w:r>
         <w:rPr>
-          <w:rFonts w:ascii="Helvetica Neue" w:hAnsi="Helvetica Neue" w:cs="Helvetica Neue"/>
+          <w:rFonts w:cs="Helvetica Neue"/>
           <w:color w:val="000000"/>
           <w:kern w:val="0"/>
           <w:lang w:val="nl-NL"/>
@@ -4246,7 +4266,7 @@
       </w:r>
       <w:r>
         <w:rPr>
-          <w:rFonts w:ascii="Helvetica Neue" w:hAnsi="Helvetica Neue" w:cs="Helvetica Neue"/>
+          <w:rFonts w:cs="Helvetica Neue"/>
           <w:color w:val="000000"/>
           <w:kern w:val="0"/>
           <w:lang w:val="nl-NL"/>
@@ -4256,7 +4276,7 @@
       <w:proofErr w:type="spellEnd"/>
       <w:r>
         <w:rPr>
-          <w:rFonts w:ascii="Helvetica Neue" w:hAnsi="Helvetica Neue" w:cs="Helvetica Neue"/>
+          <w:rFonts w:cs="Helvetica Neue"/>
           <w:color w:val="000000"/>
           <w:kern w:val="0"/>
           <w:lang w:val="nl-NL"/>
@@ -4279,15 +4299,15 @@
         <w:adjustRightInd w:val="0"/>
         <w:spacing w:after="0" w:line="240" w:lineRule="auto"/>
         <w:rPr>
-          <w:rFonts w:ascii="Helvetica Neue" w:hAnsi="Helvetica Neue" w:cs="Helvetica Neue"/>
-          <w:color w:val="000000"/>
-          <w:kern w:val="0"/>
-          <w:lang w:val="nl-NL"/>
-        </w:rPr>
-      </w:pPr>
-      <w:r>
-        <w:rPr>
-          <w:rFonts w:ascii="Helvetica Neue" w:hAnsi="Helvetica Neue" w:cs="Helvetica Neue"/>
+          <w:rFonts w:cs="Helvetica Neue"/>
+          <w:color w:val="000000"/>
+          <w:kern w:val="0"/>
+          <w:lang w:val="nl-NL"/>
+        </w:rPr>
+      </w:pPr>
+      <w:r>
+        <w:rPr>
+          <w:rFonts w:cs="Helvetica Neue"/>
           <w:color w:val="000000"/>
           <w:kern w:val="0"/>
           <w:lang w:val="nl-NL"/>
@@ -4297,7 +4317,7 @@
       <w:proofErr w:type="spellStart"/>
       <w:r>
         <w:rPr>
-          <w:rFonts w:ascii="Helvetica Neue" w:hAnsi="Helvetica Neue" w:cs="Helvetica Neue"/>
+          <w:rFonts w:cs="Helvetica Neue"/>
           <w:color w:val="000000"/>
           <w:kern w:val="0"/>
           <w:lang w:val="nl-NL"/>
@@ -4365,36 +4385,36 @@
     <w:p>
       <w:pPr>
         <w:pStyle w:val="Style3"/>
-      </w:pPr>
-      <w:bookmarkStart w:id="6" w:name="_Toc213702556"/>
-    </w:p>
-    <w:p>
-      <w:pPr>
-        <w:pStyle w:val="Style3"/>
-        <w:rPr>
+        <w:rPr>
+          <w:rFonts w:asciiTheme="minorHAnsi" w:hAnsiTheme="minorHAnsi"/>
           <w:color w:val="215E99" w:themeColor="text2" w:themeTint="BF"/>
         </w:rPr>
       </w:pPr>
-      <w:r>
-        <w:rPr>
+      <w:bookmarkStart w:id="6" w:name="_Toc213840408"/>
+      <w:r>
+        <w:rPr>
+          <w:rFonts w:asciiTheme="minorHAnsi" w:hAnsiTheme="minorHAnsi"/>
           <w:color w:val="215E99" w:themeColor="text2" w:themeTint="BF"/>
         </w:rPr>
         <w:t xml:space="preserve">RQ04: </w:t>
       </w:r>
       <w:r>
         <w:rPr>
+          <w:rFonts w:asciiTheme="minorHAnsi" w:hAnsiTheme="minorHAnsi"/>
           <w:color w:val="215E99" w:themeColor="text2" w:themeTint="BF"/>
         </w:rPr>
         <w:t xml:space="preserve">Locatie-weergave in 2D (Functioneel </w:t>
       </w:r>
       <w:r>
         <w:rPr>
+          <w:rFonts w:asciiTheme="minorHAnsi" w:hAnsiTheme="minorHAnsi"/>
           <w:color w:val="215E99" w:themeColor="text2" w:themeTint="BF"/>
         </w:rPr>
         <w:t>(Prioriteit P1)</w:t>
       </w:r>
       <w:r>
         <w:rPr>
+          <w:rFonts w:asciiTheme="minorHAnsi" w:hAnsiTheme="minorHAnsi"/>
           <w:color w:val="215E99" w:themeColor="text2" w:themeTint="BF"/>
         </w:rPr>
         <w:t>)</w:t>
@@ -4404,7 +4424,7 @@
     <w:p>
       <w:pPr>
         <w:rPr>
-          <w:rFonts w:ascii="Helvetica Neue" w:hAnsi="Helvetica Neue" w:cs="Helvetica Neue"/>
+          <w:rFonts w:cs="Helvetica Neue"/>
           <w:i/>
           <w:iCs/>
           <w:color w:val="000000"/>
@@ -4414,203 +4434,38 @@
       </w:pPr>
       <w:r>
         <w:rPr>
-          <w:rFonts w:ascii="Helvetica Neue" w:hAnsi="Helvetica Neue" w:cs="Helvetica Neue"/>
+          <w:rFonts w:cs="Helvetica Neue"/>
           <w:i/>
           <w:iCs/>
           <w:color w:val="000000"/>
           <w:kern w:val="0"/>
           <w:lang w:val="nl-NL"/>
         </w:rPr>
-        <w:t>In de GUI staat een 2D grafiek</w:t>
-      </w:r>
-      <w:r>
-        <w:rPr>
-          <w:rFonts w:ascii="Helvetica Neue" w:hAnsi="Helvetica Neue" w:cs="Helvetica Neue"/>
+        <w:t xml:space="preserve">In de GUI staat een 2D grafiek die bestaat uit lengte en breedte (x, y) die gebruik maakt van de feed van de 2 camera’s waarin de locatie van een bewegend object in </w:t>
+      </w:r>
+      <w:proofErr w:type="spellStart"/>
+      <w:r>
+        <w:rPr>
+          <w:rFonts w:cs="Helvetica Neue"/>
           <w:i/>
           <w:iCs/>
           <w:color w:val="000000"/>
           <w:kern w:val="0"/>
           <w:lang w:val="nl-NL"/>
         </w:rPr>
-        <w:t xml:space="preserve"> die bestaat uit lengte en breedte (x, y)</w:t>
-      </w:r>
-      <w:r>
-        <w:rPr>
-          <w:rFonts w:ascii="Helvetica Neue" w:hAnsi="Helvetica Neue" w:cs="Helvetica Neue"/>
+        <w:t>realtime</w:t>
+      </w:r>
+      <w:proofErr w:type="spellEnd"/>
+      <w:r>
+        <w:rPr>
+          <w:rFonts w:cs="Helvetica Neue"/>
           <w:i/>
           <w:iCs/>
           <w:color w:val="000000"/>
           <w:kern w:val="0"/>
           <w:lang w:val="nl-NL"/>
         </w:rPr>
-        <w:t xml:space="preserve"> die gebruik maakt van de feed van de 2 camera’s waarin de locatie van een </w:t>
-      </w:r>
-      <w:r>
-        <w:rPr>
-          <w:rFonts w:ascii="Helvetica Neue" w:hAnsi="Helvetica Neue" w:cs="Helvetica Neue"/>
-          <w:i/>
-          <w:iCs/>
-          <w:color w:val="000000"/>
-          <w:kern w:val="0"/>
-          <w:lang w:val="nl-NL"/>
-        </w:rPr>
-        <w:t xml:space="preserve">bewegend </w:t>
-      </w:r>
-      <w:r>
-        <w:rPr>
-          <w:rFonts w:ascii="Helvetica Neue" w:hAnsi="Helvetica Neue" w:cs="Helvetica Neue"/>
-          <w:i/>
-          <w:iCs/>
-          <w:color w:val="000000"/>
-          <w:kern w:val="0"/>
-          <w:lang w:val="nl-NL"/>
-        </w:rPr>
-        <w:t>object</w:t>
-      </w:r>
-      <w:r>
-        <w:rPr>
-          <w:rFonts w:ascii="Helvetica Neue" w:hAnsi="Helvetica Neue" w:cs="Helvetica Neue"/>
-          <w:i/>
-          <w:iCs/>
-          <w:color w:val="000000"/>
-          <w:kern w:val="0"/>
-          <w:lang w:val="nl-NL"/>
-        </w:rPr>
-        <w:t xml:space="preserve"> in </w:t>
-      </w:r>
-      <w:proofErr w:type="spellStart"/>
-      <w:r>
-        <w:rPr>
-          <w:rFonts w:ascii="Helvetica Neue" w:hAnsi="Helvetica Neue" w:cs="Helvetica Neue"/>
-          <w:i/>
-          <w:iCs/>
-          <w:color w:val="000000"/>
-          <w:kern w:val="0"/>
-          <w:lang w:val="nl-NL"/>
-        </w:rPr>
-        <w:t>realtime</w:t>
-      </w:r>
-      <w:proofErr w:type="spellEnd"/>
-      <w:r>
-        <w:rPr>
-          <w:rFonts w:ascii="Helvetica Neue" w:hAnsi="Helvetica Neue" w:cs="Helvetica Neue"/>
-          <w:i/>
-          <w:iCs/>
-          <w:color w:val="000000"/>
-          <w:kern w:val="0"/>
-          <w:lang w:val="nl-NL"/>
-        </w:rPr>
-        <w:t xml:space="preserve"> word</w:t>
-      </w:r>
-      <w:r>
-        <w:rPr>
-          <w:rFonts w:ascii="Helvetica Neue" w:hAnsi="Helvetica Neue" w:cs="Helvetica Neue"/>
-          <w:i/>
-          <w:iCs/>
-          <w:color w:val="000000"/>
-          <w:kern w:val="0"/>
-          <w:lang w:val="nl-NL"/>
-        </w:rPr>
-        <w:t>t</w:t>
-      </w:r>
-      <w:r>
-        <w:rPr>
-          <w:rFonts w:ascii="Helvetica Neue" w:hAnsi="Helvetica Neue" w:cs="Helvetica Neue"/>
-          <w:i/>
-          <w:iCs/>
-          <w:color w:val="000000"/>
-          <w:kern w:val="0"/>
-          <w:lang w:val="nl-NL"/>
-        </w:rPr>
-        <w:t xml:space="preserve"> weergegeven door</w:t>
-      </w:r>
-      <w:r>
-        <w:rPr>
-          <w:rFonts w:ascii="Helvetica Neue" w:hAnsi="Helvetica Neue" w:cs="Helvetica Neue"/>
-          <w:i/>
-          <w:iCs/>
-          <w:color w:val="000000"/>
-          <w:kern w:val="0"/>
-          <w:lang w:val="nl-NL"/>
-        </w:rPr>
-        <w:t xml:space="preserve"> het middelpunt te nemen van de detectiekader die over het object zit</w:t>
-      </w:r>
-      <w:r>
-        <w:rPr>
-          <w:rFonts w:ascii="Helvetica Neue" w:hAnsi="Helvetica Neue" w:cs="Helvetica Neue"/>
-          <w:i/>
-          <w:iCs/>
-          <w:color w:val="000000"/>
-          <w:kern w:val="0"/>
-          <w:lang w:val="nl-NL"/>
-        </w:rPr>
-        <w:t xml:space="preserve"> </w:t>
-      </w:r>
-      <w:r>
-        <w:rPr>
-          <w:rFonts w:ascii="Helvetica Neue" w:hAnsi="Helvetica Neue" w:cs="Helvetica Neue"/>
-          <w:i/>
-          <w:iCs/>
-          <w:color w:val="000000"/>
-          <w:kern w:val="0"/>
-          <w:lang w:val="nl-NL"/>
-        </w:rPr>
-        <w:t>en dat als</w:t>
-      </w:r>
-      <w:r>
-        <w:rPr>
-          <w:rFonts w:ascii="Helvetica Neue" w:hAnsi="Helvetica Neue" w:cs="Helvetica Neue"/>
-          <w:i/>
-          <w:iCs/>
-          <w:color w:val="000000"/>
-          <w:kern w:val="0"/>
-          <w:lang w:val="nl-NL"/>
-        </w:rPr>
-        <w:t xml:space="preserve"> constante punt weer te geven in de grafiek </w:t>
-      </w:r>
-      <w:r>
-        <w:rPr>
-          <w:rFonts w:ascii="Helvetica Neue" w:hAnsi="Helvetica Neue" w:cs="Helvetica Neue"/>
-          <w:i/>
-          <w:iCs/>
-          <w:color w:val="000000"/>
-          <w:kern w:val="0"/>
-          <w:lang w:val="nl-NL"/>
-        </w:rPr>
-        <w:t xml:space="preserve">waarvan de </w:t>
-      </w:r>
-      <w:r>
-        <w:rPr>
-          <w:rFonts w:ascii="Helvetica Neue" w:hAnsi="Helvetica Neue" w:cs="Helvetica Neue"/>
-          <w:i/>
-          <w:iCs/>
-          <w:color w:val="000000"/>
-          <w:kern w:val="0"/>
-          <w:lang w:val="nl-NL"/>
-        </w:rPr>
-        <w:t>positie elke 0,5s</w:t>
-      </w:r>
-      <w:r>
-        <w:rPr>
-          <w:rFonts w:ascii="Helvetica Neue" w:hAnsi="Helvetica Neue" w:cs="Helvetica Neue"/>
-          <w:i/>
-          <w:iCs/>
-          <w:color w:val="000000"/>
-          <w:kern w:val="0"/>
-          <w:lang w:val="nl-NL"/>
-        </w:rPr>
-        <w:t xml:space="preserve"> wordt</w:t>
-      </w:r>
-      <w:r>
-        <w:rPr>
-          <w:rFonts w:ascii="Helvetica Neue" w:hAnsi="Helvetica Neue" w:cs="Helvetica Neue"/>
-          <w:i/>
-          <w:iCs/>
-          <w:color w:val="000000"/>
-          <w:kern w:val="0"/>
-          <w:lang w:val="nl-NL"/>
-        </w:rPr>
-        <w:t xml:space="preserve"> bijgewerkt.</w:t>
+        <w:t xml:space="preserve"> wordt weergegeven door het middelpunt te nemen van de detectiekader die over het object zit en dat als constante punt weer te geven in de grafiek waarvan de positie elke 0,5s wordt bijgewerkt.</w:t>
       </w:r>
     </w:p>
     <w:p>
@@ -4623,15 +4478,15 @@
         <w:adjustRightInd w:val="0"/>
         <w:spacing w:after="0" w:line="240" w:lineRule="auto"/>
         <w:rPr>
-          <w:rFonts w:ascii="Helvetica Neue" w:hAnsi="Helvetica Neue" w:cs="Helvetica Neue"/>
-          <w:color w:val="000000"/>
-          <w:kern w:val="0"/>
-          <w:lang w:val="nl-NL"/>
-        </w:rPr>
-      </w:pPr>
-      <w:r>
-        <w:rPr>
-          <w:rFonts w:ascii="Helvetica Neue" w:hAnsi="Helvetica Neue" w:cs="Helvetica Neue"/>
+          <w:rFonts w:cs="Helvetica Neue"/>
+          <w:color w:val="000000"/>
+          <w:kern w:val="0"/>
+          <w:lang w:val="nl-NL"/>
+        </w:rPr>
+      </w:pPr>
+      <w:r>
+        <w:rPr>
+          <w:rFonts w:cs="Helvetica Neue"/>
           <w:color w:val="000000"/>
           <w:kern w:val="0"/>
           <w:lang w:val="nl-NL"/>
@@ -4641,7 +4496,7 @@
       <w:proofErr w:type="spellStart"/>
       <w:r>
         <w:rPr>
-          <w:rFonts w:ascii="Helvetica Neue" w:hAnsi="Helvetica Neue" w:cs="Helvetica Neue"/>
+          <w:rFonts w:cs="Helvetica Neue"/>
           <w:color w:val="000000"/>
           <w:kern w:val="0"/>
           <w:lang w:val="nl-NL"/>
@@ -4651,7 +4506,7 @@
       <w:proofErr w:type="spellEnd"/>
       <w:r>
         <w:rPr>
-          <w:rFonts w:ascii="Helvetica Neue" w:hAnsi="Helvetica Neue" w:cs="Helvetica Neue"/>
+          <w:rFonts w:cs="Helvetica Neue"/>
           <w:color w:val="000000"/>
           <w:kern w:val="0"/>
           <w:lang w:val="nl-NL"/>
@@ -4660,7 +4515,7 @@
       </w:r>
       <w:r>
         <w:rPr>
-          <w:rFonts w:ascii="Helvetica Neue" w:hAnsi="Helvetica Neue" w:cs="Helvetica Neue"/>
+          <w:rFonts w:cs="Helvetica Neue"/>
           <w:b/>
           <w:bCs/>
           <w:color w:val="000000"/>
@@ -4672,7 +4527,7 @@
       </w:r>
       <w:r>
         <w:rPr>
-          <w:rFonts w:ascii="Helvetica Neue" w:hAnsi="Helvetica Neue" w:cs="Helvetica Neue"/>
+          <w:rFonts w:cs="Helvetica Neue"/>
           <w:b/>
           <w:bCs/>
           <w:color w:val="000000"/>
@@ -4684,7 +4539,7 @@
       </w:r>
       <w:r>
         <w:rPr>
-          <w:rFonts w:ascii="Helvetica Neue" w:hAnsi="Helvetica Neue" w:cs="Helvetica Neue"/>
+          <w:rFonts w:cs="Helvetica Neue"/>
           <w:b/>
           <w:bCs/>
           <w:color w:val="000000"/>
@@ -4692,11 +4547,20 @@
           <w:u w:val="single"/>
           <w:lang w:val="nl-NL"/>
         </w:rPr>
-        <w:t xml:space="preserve">Story Nr. </w:t>
-      </w:r>
-      <w:r>
-        <w:rPr>
-          <w:rFonts w:ascii="Helvetica Neue" w:hAnsi="Helvetica Neue" w:cs="Helvetica Neue"/>
+        <w:t>Story Nr. 4</w:t>
+      </w:r>
+      <w:r>
+        <w:rPr>
+          <w:rFonts w:cs="Helvetica Neue"/>
+          <w:color w:val="000000"/>
+          <w:kern w:val="0"/>
+          <w:lang w:val="nl-NL"/>
+        </w:rPr>
+        <w:t xml:space="preserve"> in de </w:t>
+      </w:r>
+      <w:r>
+        <w:rPr>
+          <w:rFonts w:cs="Helvetica Neue"/>
           <w:b/>
           <w:bCs/>
           <w:color w:val="000000"/>
@@ -4704,20 +4568,12 @@
           <w:u w:val="single"/>
           <w:lang w:val="nl-NL"/>
         </w:rPr>
-        <w:t>4</w:t>
-      </w:r>
-      <w:r>
-        <w:rPr>
-          <w:rFonts w:ascii="Helvetica Neue" w:hAnsi="Helvetica Neue" w:cs="Helvetica Neue"/>
-          <w:color w:val="000000"/>
-          <w:kern w:val="0"/>
-          <w:lang w:val="nl-NL"/>
-        </w:rPr>
-        <w:t xml:space="preserve"> in de </w:t>
-      </w:r>
-      <w:r>
-        <w:rPr>
-          <w:rFonts w:ascii="Helvetica Neue" w:hAnsi="Helvetica Neue" w:cs="Helvetica Neue"/>
+        <w:t xml:space="preserve">Product </w:t>
+      </w:r>
+      <w:proofErr w:type="spellStart"/>
+      <w:r>
+        <w:rPr>
+          <w:rFonts w:cs="Helvetica Neue"/>
           <w:b/>
           <w:bCs/>
           <w:color w:val="000000"/>
@@ -4725,25 +4581,12 @@
           <w:u w:val="single"/>
           <w:lang w:val="nl-NL"/>
         </w:rPr>
-        <w:t xml:space="preserve">Product </w:t>
-      </w:r>
-      <w:proofErr w:type="spellStart"/>
-      <w:r>
-        <w:rPr>
-          <w:rFonts w:ascii="Helvetica Neue" w:hAnsi="Helvetica Neue" w:cs="Helvetica Neue"/>
-          <w:b/>
-          <w:bCs/>
-          <w:color w:val="000000"/>
-          <w:kern w:val="0"/>
-          <w:u w:val="single"/>
-          <w:lang w:val="nl-NL"/>
-        </w:rPr>
         <w:t>Backlog</w:t>
       </w:r>
       <w:proofErr w:type="spellEnd"/>
       <w:r>
         <w:rPr>
-          <w:rFonts w:ascii="Helvetica Neue" w:hAnsi="Helvetica Neue" w:cs="Helvetica Neue"/>
+          <w:rFonts w:cs="Helvetica Neue"/>
           <w:color w:val="000000"/>
           <w:kern w:val="0"/>
           <w:lang w:val="nl-NL"/>
@@ -4768,7 +4611,7 @@
         <w:adjustRightInd w:val="0"/>
         <w:spacing w:after="0" w:line="240" w:lineRule="auto"/>
         <w:rPr>
-          <w:rFonts w:ascii="Helvetica Neue" w:hAnsi="Helvetica Neue" w:cs="Helvetica Neue"/>
+          <w:rFonts w:cs="Helvetica Neue"/>
           <w:b/>
           <w:bCs/>
           <w:color w:val="000000"/>
@@ -4780,7 +4623,7 @@
       </w:pPr>
       <w:r>
         <w:rPr>
-          <w:rFonts w:ascii="Helvetica Neue" w:hAnsi="Helvetica Neue" w:cs="Helvetica Neue"/>
+          <w:rFonts w:cs="Helvetica Neue"/>
           <w:b/>
           <w:bCs/>
           <w:color w:val="000000"/>
@@ -4807,14 +4650,14 @@
         <w:adjustRightInd w:val="0"/>
         <w:spacing w:after="0" w:line="240" w:lineRule="auto"/>
         <w:rPr>
-          <w:rFonts w:ascii="Helvetica Neue" w:hAnsi="Helvetica Neue" w:cs="Helvetica Neue"/>
-          <w:color w:val="000000"/>
-          <w:kern w:val="0"/>
-        </w:rPr>
-      </w:pPr>
-      <w:r>
-        <w:rPr>
-          <w:rFonts w:ascii="Helvetica Neue" w:hAnsi="Helvetica Neue" w:cs="Helvetica Neue"/>
+          <w:rFonts w:cs="Helvetica Neue"/>
+          <w:color w:val="000000"/>
+          <w:kern w:val="0"/>
+        </w:rPr>
+      </w:pPr>
+      <w:r>
+        <w:rPr>
+          <w:rFonts w:cs="Helvetica Neue"/>
           <w:color w:val="000000"/>
           <w:kern w:val="0"/>
         </w:rPr>
@@ -4823,7 +4666,7 @@
       <w:proofErr w:type="spellStart"/>
       <w:r>
         <w:rPr>
-          <w:rFonts w:ascii="Helvetica Neue" w:hAnsi="Helvetica Neue" w:cs="Helvetica Neue"/>
+          <w:rFonts w:cs="Helvetica Neue"/>
           <w:color w:val="000000"/>
           <w:kern w:val="0"/>
         </w:rPr>
@@ -4832,7 +4675,7 @@
       <w:proofErr w:type="spellEnd"/>
       <w:r>
         <w:rPr>
-          <w:rFonts w:ascii="Helvetica Neue" w:hAnsi="Helvetica Neue" w:cs="Helvetica Neue"/>
+          <w:rFonts w:cs="Helvetica Neue"/>
           <w:color w:val="000000"/>
           <w:kern w:val="0"/>
         </w:rPr>
@@ -4841,7 +4684,7 @@
       <w:proofErr w:type="spellStart"/>
       <w:r>
         <w:rPr>
-          <w:rFonts w:ascii="Helvetica Neue" w:hAnsi="Helvetica Neue" w:cs="Helvetica Neue"/>
+          <w:rFonts w:cs="Helvetica Neue"/>
           <w:color w:val="000000"/>
           <w:kern w:val="0"/>
         </w:rPr>
@@ -4850,7 +4693,7 @@
       <w:proofErr w:type="spellEnd"/>
       <w:r>
         <w:rPr>
-          <w:rFonts w:ascii="Helvetica Neue" w:hAnsi="Helvetica Neue" w:cs="Helvetica Neue"/>
+          <w:rFonts w:cs="Helvetica Neue"/>
           <w:color w:val="000000"/>
           <w:kern w:val="0"/>
         </w:rPr>
@@ -4859,7 +4702,7 @@
       <w:proofErr w:type="spellStart"/>
       <w:r>
         <w:rPr>
-          <w:rFonts w:ascii="Helvetica Neue" w:hAnsi="Helvetica Neue" w:cs="Helvetica Neue"/>
+          <w:rFonts w:cs="Helvetica Neue"/>
           <w:color w:val="000000"/>
           <w:kern w:val="0"/>
         </w:rPr>
@@ -4868,7 +4711,7 @@
       <w:proofErr w:type="spellEnd"/>
       <w:r>
         <w:rPr>
-          <w:rFonts w:ascii="Helvetica Neue" w:hAnsi="Helvetica Neue" w:cs="Helvetica Neue"/>
+          <w:rFonts w:cs="Helvetica Neue"/>
           <w:color w:val="000000"/>
           <w:kern w:val="0"/>
         </w:rPr>
@@ -4890,20 +4733,19 @@
         <w:adjustRightInd w:val="0"/>
         <w:spacing w:after="0" w:line="240" w:lineRule="auto"/>
         <w:rPr>
-          <w:rFonts w:ascii="Helvetica Neue" w:hAnsi="Helvetica Neue" w:cs="Helvetica Neue"/>
-          <w:color w:val="000000"/>
-          <w:kern w:val="0"/>
-          <w:lang w:val="nl-NL"/>
-        </w:rPr>
-      </w:pPr>
-      <w:r>
-        <w:rPr>
-          <w:rFonts w:ascii="Helvetica Neue" w:hAnsi="Helvetica Neue" w:cs="Helvetica Neue"/>
-          <w:color w:val="000000"/>
-          <w:kern w:val="0"/>
-          <w:lang w:val="nl-NL"/>
-        </w:rPr>
-        <w:lastRenderedPageBreak/>
+          <w:rFonts w:cs="Helvetica Neue"/>
+          <w:color w:val="000000"/>
+          <w:kern w:val="0"/>
+          <w:lang w:val="nl-NL"/>
+        </w:rPr>
+      </w:pPr>
+      <w:r>
+        <w:rPr>
+          <w:rFonts w:cs="Helvetica Neue"/>
+          <w:color w:val="000000"/>
+          <w:kern w:val="0"/>
+          <w:lang w:val="nl-NL"/>
+        </w:rPr>
         <w:t>GUI</w:t>
       </w:r>
     </w:p>
@@ -4922,15 +4764,15 @@
         <w:adjustRightInd w:val="0"/>
         <w:spacing w:after="0" w:line="240" w:lineRule="auto"/>
         <w:rPr>
-          <w:rFonts w:ascii="Helvetica Neue" w:hAnsi="Helvetica Neue" w:cs="Helvetica Neue"/>
-          <w:color w:val="000000"/>
-          <w:kern w:val="0"/>
-          <w:lang w:val="nl-NL"/>
-        </w:rPr>
-      </w:pPr>
-      <w:r>
-        <w:rPr>
-          <w:rFonts w:ascii="Helvetica Neue" w:hAnsi="Helvetica Neue" w:cs="Helvetica Neue"/>
+          <w:rFonts w:cs="Helvetica Neue"/>
+          <w:color w:val="000000"/>
+          <w:kern w:val="0"/>
+          <w:lang w:val="nl-NL"/>
+        </w:rPr>
+      </w:pPr>
+      <w:r>
+        <w:rPr>
+          <w:rFonts w:cs="Helvetica Neue"/>
           <w:color w:val="000000"/>
           <w:kern w:val="0"/>
           <w:lang w:val="nl-NL"/>
@@ -4940,7 +4782,7 @@
       <w:proofErr w:type="spellStart"/>
       <w:r>
         <w:rPr>
-          <w:rFonts w:ascii="Helvetica Neue" w:hAnsi="Helvetica Neue" w:cs="Helvetica Neue"/>
+          <w:rFonts w:cs="Helvetica Neue"/>
           <w:color w:val="000000"/>
           <w:kern w:val="0"/>
           <w:lang w:val="nl-NL"/>
@@ -4975,29 +4817,52 @@
         <w:t>Test:</w:t>
       </w:r>
     </w:p>
-    <w:p/>
+    <w:p>
+      <w:pPr>
+        <w:rPr>
+          <w:b/>
+          <w:bCs/>
+          <w:sz w:val="28"/>
+          <w:szCs w:val="28"/>
+        </w:rPr>
+      </w:pPr>
+      <w:r>
+        <w:rPr>
+          <w:b/>
+          <w:bCs/>
+          <w:sz w:val="28"/>
+          <w:szCs w:val="28"/>
+        </w:rPr>
+        <w:t>-</w:t>
+      </w:r>
+    </w:p>
     <w:p>
       <w:pPr>
         <w:pStyle w:val="Style3"/>
         <w:rPr>
+          <w:rFonts w:asciiTheme="minorHAnsi" w:hAnsiTheme="minorHAnsi"/>
           <w:color w:val="215E99" w:themeColor="text2" w:themeTint="BF"/>
         </w:rPr>
       </w:pPr>
-      <w:bookmarkStart w:id="7" w:name="_Toc213702557"/>
-      <w:r>
-        <w:rPr>
+      <w:bookmarkStart w:id="7" w:name="_Toc213840409"/>
+      <w:r>
+        <w:rPr>
+          <w:rFonts w:asciiTheme="minorHAnsi" w:hAnsiTheme="minorHAnsi"/>
           <w:color w:val="215E99" w:themeColor="text2" w:themeTint="BF"/>
         </w:rPr>
+        <w:lastRenderedPageBreak/>
         <w:t>RQ05: Live camera-overzicht (Functioneel (Prioriteit P</w:t>
       </w:r>
       <w:r>
         <w:rPr>
+          <w:rFonts w:asciiTheme="minorHAnsi" w:hAnsiTheme="minorHAnsi"/>
           <w:color w:val="215E99" w:themeColor="text2" w:themeTint="BF"/>
         </w:rPr>
         <w:t>2</w:t>
       </w:r>
       <w:r>
         <w:rPr>
+          <w:rFonts w:asciiTheme="minorHAnsi" w:hAnsiTheme="minorHAnsi"/>
           <w:color w:val="215E99" w:themeColor="text2" w:themeTint="BF"/>
         </w:rPr>
         <w:t>))</w:t>
@@ -5007,7 +4872,7 @@
     <w:p>
       <w:pPr>
         <w:rPr>
-          <w:rFonts w:ascii="Helvetica Neue" w:hAnsi="Helvetica Neue" w:cs="Helvetica Neue"/>
+          <w:rFonts w:cs="Helvetica Neue"/>
           <w:i/>
           <w:iCs/>
           <w:color w:val="000000"/>
@@ -5017,7 +4882,7 @@
       </w:pPr>
       <w:r>
         <w:rPr>
-          <w:rFonts w:ascii="Helvetica Neue" w:hAnsi="Helvetica Neue" w:cs="Helvetica Neue"/>
+          <w:rFonts w:cs="Helvetica Neue"/>
           <w:i/>
           <w:iCs/>
           <w:color w:val="000000"/>
@@ -5028,7 +4893,7 @@
       </w:r>
       <w:r>
         <w:rPr>
-          <w:rFonts w:ascii="Helvetica Neue" w:hAnsi="Helvetica Neue" w:cs="Helvetica Neue"/>
+          <w:rFonts w:cs="Helvetica Neue"/>
           <w:i/>
           <w:iCs/>
           <w:color w:val="000000"/>
@@ -5039,7 +4904,7 @@
       </w:r>
       <w:r>
         <w:rPr>
-          <w:rFonts w:ascii="Helvetica Neue" w:hAnsi="Helvetica Neue" w:cs="Helvetica Neue"/>
+          <w:rFonts w:cs="Helvetica Neue"/>
           <w:i/>
           <w:iCs/>
           <w:color w:val="000000"/>
@@ -5050,7 +4915,7 @@
       </w:r>
       <w:r>
         <w:rPr>
-          <w:rFonts w:ascii="Helvetica Neue" w:hAnsi="Helvetica Neue" w:cs="Helvetica Neue"/>
+          <w:rFonts w:cs="Helvetica Neue"/>
           <w:i/>
           <w:iCs/>
           <w:color w:val="000000"/>
@@ -5061,7 +4926,7 @@
       </w:r>
       <w:r>
         <w:rPr>
-          <w:rFonts w:ascii="Helvetica Neue" w:hAnsi="Helvetica Neue" w:cs="Helvetica Neue"/>
+          <w:rFonts w:cs="Helvetica Neue"/>
           <w:i/>
           <w:iCs/>
           <w:color w:val="000000"/>
@@ -5072,7 +4937,7 @@
       </w:r>
       <w:r>
         <w:rPr>
-          <w:rFonts w:ascii="Helvetica Neue" w:hAnsi="Helvetica Neue" w:cs="Helvetica Neue"/>
+          <w:rFonts w:cs="Helvetica Neue"/>
           <w:i/>
           <w:iCs/>
           <w:color w:val="000000"/>
@@ -5083,7 +4948,7 @@
       </w:r>
       <w:r>
         <w:rPr>
-          <w:rFonts w:ascii="Helvetica Neue" w:hAnsi="Helvetica Neue" w:cs="Helvetica Neue"/>
+          <w:rFonts w:cs="Helvetica Neue"/>
           <w:i/>
           <w:iCs/>
           <w:color w:val="000000"/>
@@ -5094,7 +4959,7 @@
       </w:r>
       <w:r>
         <w:rPr>
-          <w:rFonts w:ascii="Helvetica Neue" w:hAnsi="Helvetica Neue" w:cs="Helvetica Neue"/>
+          <w:rFonts w:cs="Helvetica Neue"/>
           <w:i/>
           <w:iCs/>
           <w:color w:val="000000"/>
@@ -5105,7 +4970,7 @@
       </w:r>
       <w:r>
         <w:rPr>
-          <w:rFonts w:ascii="Helvetica Neue" w:hAnsi="Helvetica Neue" w:cs="Helvetica Neue"/>
+          <w:rFonts w:cs="Helvetica Neue"/>
           <w:i/>
           <w:iCs/>
           <w:color w:val="000000"/>
@@ -5125,15 +4990,15 @@
         <w:adjustRightInd w:val="0"/>
         <w:spacing w:after="0" w:line="240" w:lineRule="auto"/>
         <w:rPr>
-          <w:rFonts w:ascii="Helvetica Neue" w:hAnsi="Helvetica Neue" w:cs="Helvetica Neue"/>
-          <w:color w:val="000000"/>
-          <w:kern w:val="0"/>
-          <w:lang w:val="nl-NL"/>
-        </w:rPr>
-      </w:pPr>
-      <w:r>
-        <w:rPr>
-          <w:rFonts w:ascii="Helvetica Neue" w:hAnsi="Helvetica Neue" w:cs="Helvetica Neue"/>
+          <w:rFonts w:cs="Helvetica Neue"/>
+          <w:color w:val="000000"/>
+          <w:kern w:val="0"/>
+          <w:lang w:val="nl-NL"/>
+        </w:rPr>
+      </w:pPr>
+      <w:r>
+        <w:rPr>
+          <w:rFonts w:cs="Helvetica Neue"/>
           <w:color w:val="000000"/>
           <w:kern w:val="0"/>
           <w:lang w:val="nl-NL"/>
@@ -5143,7 +5008,7 @@
       <w:proofErr w:type="spellStart"/>
       <w:r>
         <w:rPr>
-          <w:rFonts w:ascii="Helvetica Neue" w:hAnsi="Helvetica Neue" w:cs="Helvetica Neue"/>
+          <w:rFonts w:cs="Helvetica Neue"/>
           <w:color w:val="000000"/>
           <w:kern w:val="0"/>
           <w:lang w:val="nl-NL"/>
@@ -5153,7 +5018,7 @@
       <w:proofErr w:type="spellEnd"/>
       <w:r>
         <w:rPr>
-          <w:rFonts w:ascii="Helvetica Neue" w:hAnsi="Helvetica Neue" w:cs="Helvetica Neue"/>
+          <w:rFonts w:cs="Helvetica Neue"/>
           <w:color w:val="000000"/>
           <w:kern w:val="0"/>
           <w:lang w:val="nl-NL"/>
@@ -5162,7 +5027,7 @@
       </w:r>
       <w:r>
         <w:rPr>
-          <w:rFonts w:ascii="Helvetica Neue" w:hAnsi="Helvetica Neue" w:cs="Helvetica Neue"/>
+          <w:rFonts w:cs="Helvetica Neue"/>
           <w:b/>
           <w:bCs/>
           <w:color w:val="000000"/>
@@ -5174,7 +5039,7 @@
       </w:r>
       <w:r>
         <w:rPr>
-          <w:rFonts w:ascii="Helvetica Neue" w:hAnsi="Helvetica Neue" w:cs="Helvetica Neue"/>
+          <w:rFonts w:cs="Helvetica Neue"/>
           <w:b/>
           <w:bCs/>
           <w:color w:val="000000"/>
@@ -5186,7 +5051,7 @@
       </w:r>
       <w:r>
         <w:rPr>
-          <w:rFonts w:ascii="Helvetica Neue" w:hAnsi="Helvetica Neue" w:cs="Helvetica Neue"/>
+          <w:rFonts w:cs="Helvetica Neue"/>
           <w:b/>
           <w:bCs/>
           <w:color w:val="000000"/>
@@ -5194,11 +5059,20 @@
           <w:u w:val="single"/>
           <w:lang w:val="nl-NL"/>
         </w:rPr>
-        <w:t xml:space="preserve">Story Nr. </w:t>
-      </w:r>
-      <w:r>
-        <w:rPr>
-          <w:rFonts w:ascii="Helvetica Neue" w:hAnsi="Helvetica Neue" w:cs="Helvetica Neue"/>
+        <w:t>Story Nr. 5</w:t>
+      </w:r>
+      <w:r>
+        <w:rPr>
+          <w:rFonts w:cs="Helvetica Neue"/>
+          <w:color w:val="000000"/>
+          <w:kern w:val="0"/>
+          <w:lang w:val="nl-NL"/>
+        </w:rPr>
+        <w:t xml:space="preserve"> in de </w:t>
+      </w:r>
+      <w:r>
+        <w:rPr>
+          <w:rFonts w:cs="Helvetica Neue"/>
           <w:b/>
           <w:bCs/>
           <w:color w:val="000000"/>
@@ -5206,20 +5080,12 @@
           <w:u w:val="single"/>
           <w:lang w:val="nl-NL"/>
         </w:rPr>
-        <w:t>5</w:t>
-      </w:r>
-      <w:r>
-        <w:rPr>
-          <w:rFonts w:ascii="Helvetica Neue" w:hAnsi="Helvetica Neue" w:cs="Helvetica Neue"/>
-          <w:color w:val="000000"/>
-          <w:kern w:val="0"/>
-          <w:lang w:val="nl-NL"/>
-        </w:rPr>
-        <w:t xml:space="preserve"> in de </w:t>
-      </w:r>
-      <w:r>
-        <w:rPr>
-          <w:rFonts w:ascii="Helvetica Neue" w:hAnsi="Helvetica Neue" w:cs="Helvetica Neue"/>
+        <w:t xml:space="preserve">Product </w:t>
+      </w:r>
+      <w:proofErr w:type="spellStart"/>
+      <w:r>
+        <w:rPr>
+          <w:rFonts w:cs="Helvetica Neue"/>
           <w:b/>
           <w:bCs/>
           <w:color w:val="000000"/>
@@ -5227,25 +5093,12 @@
           <w:u w:val="single"/>
           <w:lang w:val="nl-NL"/>
         </w:rPr>
-        <w:t xml:space="preserve">Product </w:t>
-      </w:r>
-      <w:proofErr w:type="spellStart"/>
-      <w:r>
-        <w:rPr>
-          <w:rFonts w:ascii="Helvetica Neue" w:hAnsi="Helvetica Neue" w:cs="Helvetica Neue"/>
-          <w:b/>
-          <w:bCs/>
-          <w:color w:val="000000"/>
-          <w:kern w:val="0"/>
-          <w:u w:val="single"/>
-          <w:lang w:val="nl-NL"/>
-        </w:rPr>
         <w:t>Backlog</w:t>
       </w:r>
       <w:proofErr w:type="spellEnd"/>
       <w:r>
         <w:rPr>
-          <w:rFonts w:ascii="Helvetica Neue" w:hAnsi="Helvetica Neue" w:cs="Helvetica Neue"/>
+          <w:rFonts w:cs="Helvetica Neue"/>
           <w:color w:val="000000"/>
           <w:kern w:val="0"/>
           <w:lang w:val="nl-NL"/>
@@ -5270,7 +5123,7 @@
         <w:adjustRightInd w:val="0"/>
         <w:spacing w:after="0" w:line="240" w:lineRule="auto"/>
         <w:rPr>
-          <w:rFonts w:ascii="Helvetica Neue" w:hAnsi="Helvetica Neue" w:cs="Helvetica Neue"/>
+          <w:rFonts w:cs="Helvetica Neue"/>
           <w:b/>
           <w:bCs/>
           <w:color w:val="000000"/>
@@ -5282,7 +5135,7 @@
       </w:pPr>
       <w:r>
         <w:rPr>
-          <w:rFonts w:ascii="Helvetica Neue" w:hAnsi="Helvetica Neue" w:cs="Helvetica Neue"/>
+          <w:rFonts w:cs="Helvetica Neue"/>
           <w:b/>
           <w:bCs/>
           <w:color w:val="000000"/>
@@ -5309,14 +5162,14 @@
         <w:adjustRightInd w:val="0"/>
         <w:spacing w:after="0" w:line="240" w:lineRule="auto"/>
         <w:rPr>
-          <w:rFonts w:ascii="Helvetica Neue" w:hAnsi="Helvetica Neue" w:cs="Helvetica Neue"/>
-          <w:color w:val="000000"/>
-          <w:kern w:val="0"/>
-        </w:rPr>
-      </w:pPr>
-      <w:r>
-        <w:rPr>
-          <w:rFonts w:ascii="Helvetica Neue" w:hAnsi="Helvetica Neue" w:cs="Helvetica Neue"/>
+          <w:rFonts w:cs="Helvetica Neue"/>
+          <w:color w:val="000000"/>
+          <w:kern w:val="0"/>
+        </w:rPr>
+      </w:pPr>
+      <w:r>
+        <w:rPr>
+          <w:rFonts w:cs="Helvetica Neue"/>
           <w:color w:val="000000"/>
           <w:kern w:val="0"/>
         </w:rPr>
@@ -5325,7 +5178,7 @@
       <w:proofErr w:type="spellStart"/>
       <w:r>
         <w:rPr>
-          <w:rFonts w:ascii="Helvetica Neue" w:hAnsi="Helvetica Neue" w:cs="Helvetica Neue"/>
+          <w:rFonts w:cs="Helvetica Neue"/>
           <w:color w:val="000000"/>
           <w:kern w:val="0"/>
         </w:rPr>
@@ -5334,7 +5187,7 @@
       <w:proofErr w:type="spellEnd"/>
       <w:r>
         <w:rPr>
-          <w:rFonts w:ascii="Helvetica Neue" w:hAnsi="Helvetica Neue" w:cs="Helvetica Neue"/>
+          <w:rFonts w:cs="Helvetica Neue"/>
           <w:color w:val="000000"/>
           <w:kern w:val="0"/>
         </w:rPr>
@@ -5343,7 +5196,7 @@
       <w:proofErr w:type="spellStart"/>
       <w:r>
         <w:rPr>
-          <w:rFonts w:ascii="Helvetica Neue" w:hAnsi="Helvetica Neue" w:cs="Helvetica Neue"/>
+          <w:rFonts w:cs="Helvetica Neue"/>
           <w:color w:val="000000"/>
           <w:kern w:val="0"/>
         </w:rPr>
@@ -5352,7 +5205,7 @@
       <w:proofErr w:type="spellEnd"/>
       <w:r>
         <w:rPr>
-          <w:rFonts w:ascii="Helvetica Neue" w:hAnsi="Helvetica Neue" w:cs="Helvetica Neue"/>
+          <w:rFonts w:cs="Helvetica Neue"/>
           <w:color w:val="000000"/>
           <w:kern w:val="0"/>
         </w:rPr>
@@ -5361,7 +5214,7 @@
       <w:proofErr w:type="spellStart"/>
       <w:r>
         <w:rPr>
-          <w:rFonts w:ascii="Helvetica Neue" w:hAnsi="Helvetica Neue" w:cs="Helvetica Neue"/>
+          <w:rFonts w:cs="Helvetica Neue"/>
           <w:color w:val="000000"/>
           <w:kern w:val="0"/>
         </w:rPr>
@@ -5370,7 +5223,7 @@
       <w:proofErr w:type="spellEnd"/>
       <w:r>
         <w:rPr>
-          <w:rFonts w:ascii="Helvetica Neue" w:hAnsi="Helvetica Neue" w:cs="Helvetica Neue"/>
+          <w:rFonts w:cs="Helvetica Neue"/>
           <w:color w:val="000000"/>
           <w:kern w:val="0"/>
         </w:rPr>
@@ -5392,7 +5245,7 @@
         <w:adjustRightInd w:val="0"/>
         <w:spacing w:after="0" w:line="240" w:lineRule="auto"/>
         <w:rPr>
-          <w:rFonts w:ascii="Helvetica Neue" w:hAnsi="Helvetica Neue" w:cs="Helvetica Neue"/>
+          <w:rFonts w:cs="Helvetica Neue"/>
           <w:color w:val="000000"/>
           <w:kern w:val="0"/>
           <w:lang w:val="nl-NL"/>
@@ -5401,7 +5254,7 @@
       <w:proofErr w:type="spellStart"/>
       <w:r>
         <w:rPr>
-          <w:rFonts w:ascii="Helvetica Neue" w:hAnsi="Helvetica Neue" w:cs="Helvetica Neue"/>
+          <w:rFonts w:cs="Helvetica Neue"/>
           <w:color w:val="000000"/>
           <w:kern w:val="0"/>
           <w:lang w:val="nl-NL"/>
@@ -5410,7 +5263,7 @@
       </w:r>
       <w:r>
         <w:rPr>
-          <w:rFonts w:ascii="Helvetica Neue" w:hAnsi="Helvetica Neue" w:cs="Helvetica Neue"/>
+          <w:rFonts w:cs="Helvetica Neue"/>
           <w:color w:val="000000"/>
           <w:kern w:val="0"/>
           <w:lang w:val="nl-NL"/>
@@ -5419,7 +5272,7 @@
       </w:r>
       <w:r>
         <w:rPr>
-          <w:rFonts w:ascii="Helvetica Neue" w:hAnsi="Helvetica Neue" w:cs="Helvetica Neue"/>
+          <w:rFonts w:cs="Helvetica Neue"/>
           <w:color w:val="000000"/>
           <w:kern w:val="0"/>
           <w:lang w:val="nl-NL"/>
@@ -5429,7 +5282,7 @@
       <w:proofErr w:type="spellEnd"/>
       <w:r>
         <w:rPr>
-          <w:rFonts w:ascii="Helvetica Neue" w:hAnsi="Helvetica Neue" w:cs="Helvetica Neue"/>
+          <w:rFonts w:cs="Helvetica Neue"/>
           <w:color w:val="000000"/>
           <w:kern w:val="0"/>
           <w:lang w:val="nl-NL"/>
@@ -5452,15 +5305,15 @@
         <w:adjustRightInd w:val="0"/>
         <w:spacing w:after="0" w:line="240" w:lineRule="auto"/>
         <w:rPr>
-          <w:rFonts w:ascii="Helvetica Neue" w:hAnsi="Helvetica Neue" w:cs="Helvetica Neue"/>
-          <w:color w:val="000000"/>
-          <w:kern w:val="0"/>
-          <w:lang w:val="nl-NL"/>
-        </w:rPr>
-      </w:pPr>
-      <w:r>
-        <w:rPr>
-          <w:rFonts w:ascii="Helvetica Neue" w:hAnsi="Helvetica Neue" w:cs="Helvetica Neue"/>
+          <w:rFonts w:cs="Helvetica Neue"/>
+          <w:color w:val="000000"/>
+          <w:kern w:val="0"/>
+          <w:lang w:val="nl-NL"/>
+        </w:rPr>
+      </w:pPr>
+      <w:r>
+        <w:rPr>
+          <w:rFonts w:cs="Helvetica Neue"/>
           <w:color w:val="000000"/>
           <w:kern w:val="0"/>
           <w:lang w:val="nl-NL"/>
@@ -5511,12 +5364,6 @@
         </w:rPr>
       </w:pPr>
       <w:r>
-        <w:rPr>
-          <w:b/>
-          <w:bCs/>
-          <w:sz w:val="28"/>
-          <w:szCs w:val="28"/>
-        </w:rPr>
         <w:t>-</w:t>
       </w:r>
     </w:p>
@@ -5531,7 +5378,7 @@
         <w:adjustRightInd w:val="0"/>
         <w:spacing w:after="0" w:line="240" w:lineRule="auto"/>
         <w:rPr>
-          <w:rFonts w:ascii="Helvetica Neue" w:hAnsi="Helvetica Neue" w:cs="Helvetica Neue"/>
+          <w:rFonts w:cs="Helvetica Neue"/>
           <w:b/>
           <w:bCs/>
           <w:color w:val="0070C0"/>
@@ -5546,66 +5393,77 @@
       <w:pPr>
         <w:pStyle w:val="Style3"/>
         <w:rPr>
+          <w:rFonts w:asciiTheme="minorHAnsi" w:hAnsiTheme="minorHAnsi"/>
           <w:color w:val="215E99" w:themeColor="text2" w:themeTint="BF"/>
         </w:rPr>
       </w:pPr>
-      <w:bookmarkStart w:id="8" w:name="_Toc213702558"/>
-      <w:r>
-        <w:rPr>
+      <w:bookmarkStart w:id="8" w:name="_Toc213840410"/>
+      <w:r>
+        <w:rPr>
+          <w:rFonts w:asciiTheme="minorHAnsi" w:hAnsiTheme="minorHAnsi"/>
           <w:color w:val="215E99" w:themeColor="text2" w:themeTint="BF"/>
         </w:rPr>
         <w:t>RQ0</w:t>
       </w:r>
       <w:r>
         <w:rPr>
+          <w:rFonts w:asciiTheme="minorHAnsi" w:hAnsiTheme="minorHAnsi"/>
           <w:color w:val="215E99" w:themeColor="text2" w:themeTint="BF"/>
         </w:rPr>
         <w:t>6</w:t>
       </w:r>
       <w:r>
         <w:rPr>
+          <w:rFonts w:asciiTheme="minorHAnsi" w:hAnsiTheme="minorHAnsi"/>
           <w:color w:val="215E99" w:themeColor="text2" w:themeTint="BF"/>
         </w:rPr>
         <w:t xml:space="preserve">: </w:t>
       </w:r>
       <w:r>
         <w:rPr>
+          <w:rFonts w:asciiTheme="minorHAnsi" w:hAnsiTheme="minorHAnsi"/>
           <w:color w:val="215E99" w:themeColor="text2" w:themeTint="BF"/>
         </w:rPr>
         <w:t>Robuuste behuizing</w:t>
       </w:r>
       <w:r>
         <w:rPr>
+          <w:rFonts w:asciiTheme="minorHAnsi" w:hAnsiTheme="minorHAnsi"/>
           <w:color w:val="215E99" w:themeColor="text2" w:themeTint="BF"/>
         </w:rPr>
         <w:t xml:space="preserve"> </w:t>
       </w:r>
       <w:r>
         <w:rPr>
+          <w:rFonts w:asciiTheme="minorHAnsi" w:hAnsiTheme="minorHAnsi"/>
           <w:color w:val="215E99" w:themeColor="text2" w:themeTint="BF"/>
         </w:rPr>
         <w:t>(</w:t>
       </w:r>
       <w:r>
         <w:rPr>
+          <w:rFonts w:asciiTheme="minorHAnsi" w:hAnsiTheme="minorHAnsi"/>
           <w:color w:val="215E99" w:themeColor="text2" w:themeTint="BF"/>
         </w:rPr>
         <w:t>Niet-f</w:t>
       </w:r>
       <w:r>
         <w:rPr>
+          <w:rFonts w:asciiTheme="minorHAnsi" w:hAnsiTheme="minorHAnsi"/>
           <w:color w:val="215E99" w:themeColor="text2" w:themeTint="BF"/>
         </w:rPr>
         <w:t>unctioneel (Prioriteit P</w:t>
       </w:r>
       <w:r>
         <w:rPr>
+          <w:rFonts w:asciiTheme="minorHAnsi" w:hAnsiTheme="minorHAnsi"/>
           <w:color w:val="215E99" w:themeColor="text2" w:themeTint="BF"/>
         </w:rPr>
         <w:t>2</w:t>
       </w:r>
       <w:r>
         <w:rPr>
+          <w:rFonts w:asciiTheme="minorHAnsi" w:hAnsiTheme="minorHAnsi"/>
           <w:color w:val="215E99" w:themeColor="text2" w:themeTint="BF"/>
         </w:rPr>
         <w:t>))</w:t>
@@ -5620,7 +5478,7 @@
       </w:pPr>
       <w:r>
         <w:rPr>
-          <w:rFonts w:ascii="Helvetica Neue" w:hAnsi="Helvetica Neue" w:cs="Helvetica Neue"/>
+          <w:rFonts w:cs="Helvetica Neue"/>
           <w:i/>
           <w:iCs/>
           <w:color w:val="000000"/>
@@ -5631,7 +5489,7 @@
       </w:r>
       <w:r>
         <w:rPr>
-          <w:rFonts w:ascii="Helvetica Neue" w:hAnsi="Helvetica Neue" w:cs="Helvetica Neue"/>
+          <w:rFonts w:cs="Helvetica Neue"/>
           <w:i/>
           <w:iCs/>
           <w:color w:val="000000"/>
@@ -5642,7 +5500,7 @@
       </w:r>
       <w:r>
         <w:rPr>
-          <w:rFonts w:ascii="Helvetica Neue" w:hAnsi="Helvetica Neue" w:cs="Helvetica Neue"/>
+          <w:rFonts w:cs="Helvetica Neue"/>
           <w:i/>
           <w:iCs/>
           <w:color w:val="000000"/>
@@ -5653,7 +5511,7 @@
       </w:r>
       <w:r>
         <w:rPr>
-          <w:rFonts w:ascii="Helvetica Neue" w:hAnsi="Helvetica Neue" w:cs="Helvetica Neue"/>
+          <w:rFonts w:cs="Helvetica Neue"/>
           <w:i/>
           <w:iCs/>
           <w:color w:val="000000"/>
@@ -5664,7 +5522,7 @@
       </w:r>
       <w:r>
         <w:rPr>
-          <w:rFonts w:ascii="Helvetica Neue" w:hAnsi="Helvetica Neue" w:cs="Helvetica Neue"/>
+          <w:rFonts w:cs="Helvetica Neue"/>
           <w:i/>
           <w:iCs/>
           <w:color w:val="000000"/>
@@ -5675,7 +5533,7 @@
       </w:r>
       <w:r>
         <w:rPr>
-          <w:rFonts w:ascii="Helvetica Neue" w:hAnsi="Helvetica Neue" w:cs="Helvetica Neue"/>
+          <w:rFonts w:cs="Helvetica Neue"/>
           <w:i/>
           <w:iCs/>
           <w:color w:val="000000"/>
@@ -5686,7 +5544,7 @@
       </w:r>
       <w:r>
         <w:rPr>
-          <w:rFonts w:ascii="Helvetica Neue" w:hAnsi="Helvetica Neue" w:cs="Helvetica Neue"/>
+          <w:rFonts w:cs="Helvetica Neue"/>
           <w:i/>
           <w:iCs/>
           <w:color w:val="000000"/>
@@ -5706,15 +5564,15 @@
         <w:adjustRightInd w:val="0"/>
         <w:spacing w:after="0" w:line="240" w:lineRule="auto"/>
         <w:rPr>
-          <w:rFonts w:ascii="Helvetica Neue" w:hAnsi="Helvetica Neue" w:cs="Helvetica Neue"/>
-          <w:color w:val="000000"/>
-          <w:kern w:val="0"/>
-          <w:lang w:val="nl-NL"/>
-        </w:rPr>
-      </w:pPr>
-      <w:r>
-        <w:rPr>
-          <w:rFonts w:ascii="Helvetica Neue" w:hAnsi="Helvetica Neue" w:cs="Helvetica Neue"/>
+          <w:rFonts w:cs="Helvetica Neue"/>
+          <w:color w:val="000000"/>
+          <w:kern w:val="0"/>
+          <w:lang w:val="nl-NL"/>
+        </w:rPr>
+      </w:pPr>
+      <w:r>
+        <w:rPr>
+          <w:rFonts w:cs="Helvetica Neue"/>
           <w:color w:val="000000"/>
           <w:kern w:val="0"/>
           <w:lang w:val="nl-NL"/>
@@ -5724,7 +5582,7 @@
       <w:proofErr w:type="spellStart"/>
       <w:r>
         <w:rPr>
-          <w:rFonts w:ascii="Helvetica Neue" w:hAnsi="Helvetica Neue" w:cs="Helvetica Neue"/>
+          <w:rFonts w:cs="Helvetica Neue"/>
           <w:color w:val="000000"/>
           <w:kern w:val="0"/>
           <w:lang w:val="nl-NL"/>
@@ -5734,7 +5592,7 @@
       <w:proofErr w:type="spellEnd"/>
       <w:r>
         <w:rPr>
-          <w:rFonts w:ascii="Helvetica Neue" w:hAnsi="Helvetica Neue" w:cs="Helvetica Neue"/>
+          <w:rFonts w:cs="Helvetica Neue"/>
           <w:color w:val="000000"/>
           <w:kern w:val="0"/>
           <w:lang w:val="nl-NL"/>
@@ -5743,7 +5601,7 @@
       </w:r>
       <w:r>
         <w:rPr>
-          <w:rFonts w:ascii="Helvetica Neue" w:hAnsi="Helvetica Neue" w:cs="Helvetica Neue"/>
+          <w:rFonts w:cs="Helvetica Neue"/>
           <w:b/>
           <w:bCs/>
           <w:color w:val="000000"/>
@@ -5755,7 +5613,7 @@
       </w:r>
       <w:r>
         <w:rPr>
-          <w:rFonts w:ascii="Helvetica Neue" w:hAnsi="Helvetica Neue" w:cs="Helvetica Neue"/>
+          <w:rFonts w:cs="Helvetica Neue"/>
           <w:b/>
           <w:bCs/>
           <w:color w:val="000000"/>
@@ -5767,7 +5625,7 @@
       </w:r>
       <w:r>
         <w:rPr>
-          <w:rFonts w:ascii="Helvetica Neue" w:hAnsi="Helvetica Neue" w:cs="Helvetica Neue"/>
+          <w:rFonts w:cs="Helvetica Neue"/>
           <w:b/>
           <w:bCs/>
           <w:color w:val="000000"/>
@@ -5775,11 +5633,20 @@
           <w:u w:val="single"/>
           <w:lang w:val="nl-NL"/>
         </w:rPr>
-        <w:t xml:space="preserve">tory Nr. </w:t>
-      </w:r>
-      <w:r>
-        <w:rPr>
-          <w:rFonts w:ascii="Helvetica Neue" w:hAnsi="Helvetica Neue" w:cs="Helvetica Neue"/>
+        <w:t>tory Nr. 6</w:t>
+      </w:r>
+      <w:r>
+        <w:rPr>
+          <w:rFonts w:cs="Helvetica Neue"/>
+          <w:color w:val="000000"/>
+          <w:kern w:val="0"/>
+          <w:lang w:val="nl-NL"/>
+        </w:rPr>
+        <w:t xml:space="preserve"> in de </w:t>
+      </w:r>
+      <w:r>
+        <w:rPr>
+          <w:rFonts w:cs="Helvetica Neue"/>
           <w:b/>
           <w:bCs/>
           <w:color w:val="000000"/>
@@ -5787,20 +5654,12 @@
           <w:u w:val="single"/>
           <w:lang w:val="nl-NL"/>
         </w:rPr>
-        <w:t>6</w:t>
-      </w:r>
-      <w:r>
-        <w:rPr>
-          <w:rFonts w:ascii="Helvetica Neue" w:hAnsi="Helvetica Neue" w:cs="Helvetica Neue"/>
-          <w:color w:val="000000"/>
-          <w:kern w:val="0"/>
-          <w:lang w:val="nl-NL"/>
-        </w:rPr>
-        <w:t xml:space="preserve"> in de </w:t>
-      </w:r>
-      <w:r>
-        <w:rPr>
-          <w:rFonts w:ascii="Helvetica Neue" w:hAnsi="Helvetica Neue" w:cs="Helvetica Neue"/>
+        <w:t xml:space="preserve">Product </w:t>
+      </w:r>
+      <w:proofErr w:type="spellStart"/>
+      <w:r>
+        <w:rPr>
+          <w:rFonts w:cs="Helvetica Neue"/>
           <w:b/>
           <w:bCs/>
           <w:color w:val="000000"/>
@@ -5808,25 +5667,12 @@
           <w:u w:val="single"/>
           <w:lang w:val="nl-NL"/>
         </w:rPr>
-        <w:t xml:space="preserve">Product </w:t>
-      </w:r>
-      <w:proofErr w:type="spellStart"/>
-      <w:r>
-        <w:rPr>
-          <w:rFonts w:ascii="Helvetica Neue" w:hAnsi="Helvetica Neue" w:cs="Helvetica Neue"/>
-          <w:b/>
-          <w:bCs/>
-          <w:color w:val="000000"/>
-          <w:kern w:val="0"/>
-          <w:u w:val="single"/>
-          <w:lang w:val="nl-NL"/>
-        </w:rPr>
         <w:t>Backlog</w:t>
       </w:r>
       <w:proofErr w:type="spellEnd"/>
       <w:r>
         <w:rPr>
-          <w:rFonts w:ascii="Helvetica Neue" w:hAnsi="Helvetica Neue" w:cs="Helvetica Neue"/>
+          <w:rFonts w:cs="Helvetica Neue"/>
           <w:color w:val="000000"/>
           <w:kern w:val="0"/>
           <w:lang w:val="nl-NL"/>
@@ -5851,7 +5697,7 @@
         <w:adjustRightInd w:val="0"/>
         <w:spacing w:after="0" w:line="240" w:lineRule="auto"/>
         <w:rPr>
-          <w:rFonts w:ascii="Helvetica Neue" w:hAnsi="Helvetica Neue" w:cs="Helvetica Neue"/>
+          <w:rFonts w:cs="Helvetica Neue"/>
           <w:b/>
           <w:bCs/>
           <w:color w:val="000000"/>
@@ -5863,7 +5709,7 @@
       </w:pPr>
       <w:r>
         <w:rPr>
-          <w:rFonts w:ascii="Helvetica Neue" w:hAnsi="Helvetica Neue" w:cs="Helvetica Neue"/>
+          <w:rFonts w:cs="Helvetica Neue"/>
           <w:b/>
           <w:bCs/>
           <w:color w:val="000000"/>
@@ -5890,15 +5736,15 @@
         <w:adjustRightInd w:val="0"/>
         <w:spacing w:after="0" w:line="240" w:lineRule="auto"/>
         <w:rPr>
-          <w:rFonts w:ascii="Helvetica Neue" w:hAnsi="Helvetica Neue" w:cs="Helvetica Neue"/>
-          <w:color w:val="000000"/>
-          <w:kern w:val="0"/>
-          <w:lang w:val="nl-NL"/>
-        </w:rPr>
-      </w:pPr>
-      <w:r>
-        <w:rPr>
-          <w:rFonts w:ascii="Helvetica Neue" w:hAnsi="Helvetica Neue" w:cs="Helvetica Neue"/>
+          <w:rFonts w:cs="Helvetica Neue"/>
+          <w:color w:val="000000"/>
+          <w:kern w:val="0"/>
+          <w:lang w:val="nl-NL"/>
+        </w:rPr>
+      </w:pPr>
+      <w:r>
+        <w:rPr>
+          <w:rFonts w:cs="Helvetica Neue"/>
           <w:color w:val="000000"/>
           <w:kern w:val="0"/>
           <w:lang w:val="nl-NL"/>
@@ -5907,21 +5753,12 @@
       </w:r>
       <w:r>
         <w:rPr>
-          <w:rFonts w:ascii="Helvetica Neue" w:hAnsi="Helvetica Neue" w:cs="Helvetica Neue"/>
-          <w:color w:val="000000"/>
-          <w:kern w:val="0"/>
-          <w:lang w:val="nl-NL"/>
-        </w:rPr>
-        <w:t xml:space="preserve"> op corre</w:t>
-      </w:r>
-      <w:r>
-        <w:rPr>
-          <w:rFonts w:ascii="Helvetica Neue" w:hAnsi="Helvetica Neue" w:cs="Helvetica Neue"/>
-          <w:color w:val="000000"/>
-          <w:kern w:val="0"/>
-          <w:lang w:val="nl-NL"/>
-        </w:rPr>
-        <w:t>cte afmeting</w:t>
+          <w:rFonts w:cs="Helvetica Neue"/>
+          <w:color w:val="000000"/>
+          <w:kern w:val="0"/>
+          <w:lang w:val="nl-NL"/>
+        </w:rPr>
+        <w:t xml:space="preserve"> op correcte afmeting</w:t>
       </w:r>
     </w:p>
     <w:p>
@@ -5939,15 +5776,15 @@
         <w:adjustRightInd w:val="0"/>
         <w:spacing w:after="0" w:line="240" w:lineRule="auto"/>
         <w:rPr>
-          <w:rFonts w:ascii="Helvetica Neue" w:hAnsi="Helvetica Neue" w:cs="Helvetica Neue"/>
-          <w:color w:val="000000"/>
-          <w:kern w:val="0"/>
-          <w:lang w:val="nl-NL"/>
-        </w:rPr>
-      </w:pPr>
-      <w:r>
-        <w:rPr>
-          <w:rFonts w:ascii="Helvetica Neue" w:hAnsi="Helvetica Neue" w:cs="Helvetica Neue"/>
+          <w:rFonts w:cs="Helvetica Neue"/>
+          <w:color w:val="000000"/>
+          <w:kern w:val="0"/>
+          <w:lang w:val="nl-NL"/>
+        </w:rPr>
+      </w:pPr>
+      <w:r>
+        <w:rPr>
+          <w:rFonts w:cs="Helvetica Neue"/>
           <w:color w:val="000000"/>
           <w:kern w:val="0"/>
           <w:lang w:val="nl-NL"/>
@@ -6008,48 +5845,57 @@
       <w:pPr>
         <w:pStyle w:val="Style3"/>
         <w:rPr>
+          <w:rFonts w:asciiTheme="minorHAnsi" w:hAnsiTheme="minorHAnsi"/>
           <w:color w:val="215E99" w:themeColor="text2" w:themeTint="BF"/>
         </w:rPr>
       </w:pPr>
-      <w:bookmarkStart w:id="9" w:name="_Toc213702559"/>
-      <w:r>
-        <w:rPr>
+      <w:bookmarkStart w:id="9" w:name="_Toc213840411"/>
+      <w:r>
+        <w:rPr>
+          <w:rFonts w:asciiTheme="minorHAnsi" w:hAnsiTheme="minorHAnsi"/>
           <w:color w:val="215E99" w:themeColor="text2" w:themeTint="BF"/>
         </w:rPr>
+        <w:lastRenderedPageBreak/>
         <w:t>RQ0</w:t>
       </w:r>
       <w:r>
         <w:rPr>
+          <w:rFonts w:asciiTheme="minorHAnsi" w:hAnsiTheme="minorHAnsi"/>
           <w:color w:val="215E99" w:themeColor="text2" w:themeTint="BF"/>
         </w:rPr>
         <w:t>7</w:t>
       </w:r>
       <w:r>
         <w:rPr>
+          <w:rFonts w:asciiTheme="minorHAnsi" w:hAnsiTheme="minorHAnsi"/>
           <w:color w:val="215E99" w:themeColor="text2" w:themeTint="BF"/>
         </w:rPr>
         <w:t xml:space="preserve">: </w:t>
       </w:r>
       <w:r>
         <w:rPr>
+          <w:rFonts w:asciiTheme="minorHAnsi" w:hAnsiTheme="minorHAnsi"/>
           <w:color w:val="215E99" w:themeColor="text2" w:themeTint="BF"/>
         </w:rPr>
         <w:t xml:space="preserve">Locatie-weergave in 3D </w:t>
       </w:r>
       <w:r>
         <w:rPr>
+          <w:rFonts w:asciiTheme="minorHAnsi" w:hAnsiTheme="minorHAnsi"/>
           <w:color w:val="215E99" w:themeColor="text2" w:themeTint="BF"/>
         </w:rPr>
         <w:t>(Functioneel (Prioriteit P</w:t>
       </w:r>
       <w:r>
         <w:rPr>
+          <w:rFonts w:asciiTheme="minorHAnsi" w:hAnsiTheme="minorHAnsi"/>
           <w:color w:val="215E99" w:themeColor="text2" w:themeTint="BF"/>
         </w:rPr>
         <w:t>3</w:t>
       </w:r>
       <w:r>
         <w:rPr>
+          <w:rFonts w:asciiTheme="minorHAnsi" w:hAnsiTheme="minorHAnsi"/>
           <w:color w:val="215E99" w:themeColor="text2" w:themeTint="BF"/>
         </w:rPr>
         <w:t>))</w:t>
@@ -6059,7 +5905,7 @@
     <w:p>
       <w:pPr>
         <w:rPr>
-          <w:rFonts w:ascii="Helvetica Neue" w:hAnsi="Helvetica Neue" w:cs="Helvetica Neue"/>
+          <w:rFonts w:cs="Helvetica Neue"/>
           <w:i/>
           <w:iCs/>
           <w:color w:val="000000"/>
@@ -6069,288 +5915,156 @@
       </w:pPr>
       <w:r>
         <w:rPr>
-          <w:rFonts w:ascii="Helvetica Neue" w:hAnsi="Helvetica Neue" w:cs="Helvetica Neue"/>
+          <w:rFonts w:cs="Helvetica Neue"/>
           <w:i/>
           <w:iCs/>
           <w:color w:val="000000"/>
           <w:kern w:val="0"/>
           <w:lang w:val="nl-NL"/>
         </w:rPr>
-        <w:t>In de GUI staat een 3D grafiek</w:t>
-      </w:r>
-      <w:r>
-        <w:rPr>
-          <w:rFonts w:ascii="Helvetica Neue" w:hAnsi="Helvetica Neue" w:cs="Helvetica Neue"/>
+        <w:t xml:space="preserve">In de GUI staat een 3D grafiek die bestaat uit lengte, breedte en diepte (x, y, </w:t>
+      </w:r>
+      <w:proofErr w:type="spellStart"/>
+      <w:r>
+        <w:rPr>
+          <w:rFonts w:cs="Helvetica Neue"/>
           <w:i/>
           <w:iCs/>
           <w:color w:val="000000"/>
           <w:kern w:val="0"/>
           <w:lang w:val="nl-NL"/>
         </w:rPr>
-        <w:t xml:space="preserve"> die bestaat uit lengte, breedte en diepte (x, y, </w:t>
-      </w:r>
-      <w:proofErr w:type="spellStart"/>
-      <w:r>
-        <w:rPr>
-          <w:rFonts w:ascii="Helvetica Neue" w:hAnsi="Helvetica Neue" w:cs="Helvetica Neue"/>
+        <w:t>z</w:t>
+      </w:r>
+      <w:proofErr w:type="spellEnd"/>
+      <w:r>
+        <w:rPr>
+          <w:rFonts w:cs="Helvetica Neue"/>
           <w:i/>
           <w:iCs/>
           <w:color w:val="000000"/>
           <w:kern w:val="0"/>
           <w:lang w:val="nl-NL"/>
         </w:rPr>
-        <w:t>z</w:t>
-      </w:r>
-      <w:proofErr w:type="spellEnd"/>
-      <w:r>
-        <w:rPr>
-          <w:rFonts w:ascii="Helvetica Neue" w:hAnsi="Helvetica Neue" w:cs="Helvetica Neue"/>
+        <w:t xml:space="preserve">) die gebruik maakt van de feed van de 2 camera’s waarin de locatie van een bewegend </w:t>
+      </w:r>
+      <w:r>
+        <w:rPr>
+          <w:rFonts w:cs="Helvetica Neue"/>
           <w:i/>
           <w:iCs/>
           <w:color w:val="000000"/>
           <w:kern w:val="0"/>
           <w:lang w:val="nl-NL"/>
         </w:rPr>
-        <w:t xml:space="preserve">) </w:t>
-      </w:r>
-      <w:r>
-        <w:rPr>
-          <w:rFonts w:ascii="Helvetica Neue" w:hAnsi="Helvetica Neue" w:cs="Helvetica Neue"/>
+        <w:t>object</w:t>
+      </w:r>
+      <w:r>
+        <w:rPr>
+          <w:rFonts w:cs="Helvetica Neue"/>
           <w:i/>
           <w:iCs/>
           <w:color w:val="000000"/>
           <w:kern w:val="0"/>
           <w:lang w:val="nl-NL"/>
         </w:rPr>
-        <w:t xml:space="preserve">die gebruik maakt van de feed van de 2 camera’s waarin de locatie van een bewegend </w:t>
-      </w:r>
-      <w:r>
-        <w:rPr>
-          <w:rFonts w:ascii="Helvetica Neue" w:hAnsi="Helvetica Neue" w:cs="Helvetica Neue"/>
+        <w:t xml:space="preserve"> in </w:t>
+      </w:r>
+      <w:proofErr w:type="spellStart"/>
+      <w:r>
+        <w:rPr>
+          <w:rFonts w:cs="Helvetica Neue"/>
           <w:i/>
           <w:iCs/>
           <w:color w:val="000000"/>
           <w:kern w:val="0"/>
           <w:lang w:val="nl-NL"/>
         </w:rPr>
-        <w:t>object</w:t>
-      </w:r>
-      <w:r>
-        <w:rPr>
-          <w:rFonts w:ascii="Helvetica Neue" w:hAnsi="Helvetica Neue" w:cs="Helvetica Neue"/>
+        <w:t>realtime</w:t>
+      </w:r>
+      <w:proofErr w:type="spellEnd"/>
+      <w:r>
+        <w:rPr>
+          <w:rFonts w:cs="Helvetica Neue"/>
           <w:i/>
           <w:iCs/>
           <w:color w:val="000000"/>
           <w:kern w:val="0"/>
           <w:lang w:val="nl-NL"/>
         </w:rPr>
-        <w:t xml:space="preserve"> in </w:t>
-      </w:r>
-      <w:proofErr w:type="spellStart"/>
-      <w:r>
-        <w:rPr>
-          <w:rFonts w:ascii="Helvetica Neue" w:hAnsi="Helvetica Neue" w:cs="Helvetica Neue"/>
+        <w:t xml:space="preserve"> wordt weergegeven door</w:t>
+      </w:r>
+      <w:r>
+        <w:rPr>
+          <w:rFonts w:cs="Helvetica Neue"/>
           <w:i/>
           <w:iCs/>
           <w:color w:val="000000"/>
           <w:kern w:val="0"/>
           <w:lang w:val="nl-NL"/>
         </w:rPr>
-        <w:t>realtime</w:t>
-      </w:r>
-      <w:proofErr w:type="spellEnd"/>
-      <w:r>
-        <w:rPr>
-          <w:rFonts w:ascii="Helvetica Neue" w:hAnsi="Helvetica Neue" w:cs="Helvetica Neue"/>
+        <w:t xml:space="preserve"> het middelpunt te nemen van de detectiekader die over het object zit</w:t>
+      </w:r>
+      <w:r>
+        <w:rPr>
+          <w:rFonts w:cs="Helvetica Neue"/>
           <w:i/>
           <w:iCs/>
           <w:color w:val="000000"/>
           <w:kern w:val="0"/>
           <w:lang w:val="nl-NL"/>
         </w:rPr>
-        <w:t xml:space="preserve"> word</w:t>
-      </w:r>
-      <w:r>
-        <w:rPr>
-          <w:rFonts w:ascii="Helvetica Neue" w:hAnsi="Helvetica Neue" w:cs="Helvetica Neue"/>
+        <w:t xml:space="preserve"> </w:t>
+      </w:r>
+      <w:r>
+        <w:rPr>
+          <w:rFonts w:cs="Helvetica Neue"/>
           <w:i/>
           <w:iCs/>
           <w:color w:val="000000"/>
           <w:kern w:val="0"/>
           <w:lang w:val="nl-NL"/>
         </w:rPr>
-        <w:t>t</w:t>
-      </w:r>
-      <w:r>
-        <w:rPr>
-          <w:rFonts w:ascii="Helvetica Neue" w:hAnsi="Helvetica Neue" w:cs="Helvetica Neue"/>
+        <w:t>en dat als</w:t>
+      </w:r>
+      <w:r>
+        <w:rPr>
+          <w:rFonts w:cs="Helvetica Neue"/>
           <w:i/>
           <w:iCs/>
           <w:color w:val="000000"/>
           <w:kern w:val="0"/>
           <w:lang w:val="nl-NL"/>
         </w:rPr>
-        <w:t xml:space="preserve"> weergegeven door</w:t>
-      </w:r>
-      <w:r>
-        <w:rPr>
-          <w:rFonts w:ascii="Helvetica Neue" w:hAnsi="Helvetica Neue" w:cs="Helvetica Neue"/>
+        <w:t xml:space="preserve"> constante punt weer te geven in de grafiek waarvan de positie elke 0,5s wordt bijgewerkt</w:t>
+      </w:r>
+      <w:r>
+        <w:rPr>
+          <w:rFonts w:cs="Helvetica Neue"/>
           <w:i/>
           <w:iCs/>
           <w:color w:val="000000"/>
           <w:kern w:val="0"/>
           <w:lang w:val="nl-NL"/>
         </w:rPr>
-        <w:t xml:space="preserve"> het middelpunt te nemen van de detectiekader die over het object zit</w:t>
-      </w:r>
-      <w:r>
-        <w:rPr>
-          <w:rFonts w:ascii="Helvetica Neue" w:hAnsi="Helvetica Neue" w:cs="Helvetica Neue"/>
+        <w:t xml:space="preserve"> en met een afwijking van ≤ 10cm voor het bepalen van de diepte</w:t>
+      </w:r>
+      <w:r>
+        <w:rPr>
+          <w:rFonts w:cs="Helvetica Neue"/>
           <w:i/>
           <w:iCs/>
           <w:color w:val="000000"/>
           <w:kern w:val="0"/>
           <w:lang w:val="nl-NL"/>
         </w:rPr>
-        <w:t xml:space="preserve"> </w:t>
-      </w:r>
-      <w:r>
-        <w:rPr>
-          <w:rFonts w:ascii="Helvetica Neue" w:hAnsi="Helvetica Neue" w:cs="Helvetica Neue"/>
-          <w:i/>
-          <w:iCs/>
-          <w:color w:val="000000"/>
-          <w:kern w:val="0"/>
-          <w:lang w:val="nl-NL"/>
-        </w:rPr>
-        <w:t>en dat als</w:t>
-      </w:r>
-      <w:r>
-        <w:rPr>
-          <w:rFonts w:ascii="Helvetica Neue" w:hAnsi="Helvetica Neue" w:cs="Helvetica Neue"/>
-          <w:i/>
-          <w:iCs/>
-          <w:color w:val="000000"/>
-          <w:kern w:val="0"/>
-          <w:lang w:val="nl-NL"/>
-        </w:rPr>
-        <w:t xml:space="preserve"> constante punt weer te geven in de grafiek </w:t>
-      </w:r>
-      <w:r>
-        <w:rPr>
-          <w:rFonts w:ascii="Helvetica Neue" w:hAnsi="Helvetica Neue" w:cs="Helvetica Neue"/>
-          <w:i/>
-          <w:iCs/>
-          <w:color w:val="000000"/>
-          <w:kern w:val="0"/>
-          <w:lang w:val="nl-NL"/>
-        </w:rPr>
-        <w:t xml:space="preserve">waarvan de </w:t>
-      </w:r>
-      <w:r>
-        <w:rPr>
-          <w:rFonts w:ascii="Helvetica Neue" w:hAnsi="Helvetica Neue" w:cs="Helvetica Neue"/>
-          <w:i/>
-          <w:iCs/>
-          <w:color w:val="000000"/>
-          <w:kern w:val="0"/>
-          <w:lang w:val="nl-NL"/>
-        </w:rPr>
-        <w:t>positie elke 0,5s</w:t>
-      </w:r>
-      <w:r>
-        <w:rPr>
-          <w:rFonts w:ascii="Helvetica Neue" w:hAnsi="Helvetica Neue" w:cs="Helvetica Neue"/>
-          <w:i/>
-          <w:iCs/>
-          <w:color w:val="000000"/>
-          <w:kern w:val="0"/>
-          <w:lang w:val="nl-NL"/>
-        </w:rPr>
-        <w:t xml:space="preserve"> wordt</w:t>
-      </w:r>
-      <w:r>
-        <w:rPr>
-          <w:rFonts w:ascii="Helvetica Neue" w:hAnsi="Helvetica Neue" w:cs="Helvetica Neue"/>
-          <w:i/>
-          <w:iCs/>
-          <w:color w:val="000000"/>
-          <w:kern w:val="0"/>
-          <w:lang w:val="nl-NL"/>
-        </w:rPr>
-        <w:t xml:space="preserve"> bijgewerkt</w:t>
-      </w:r>
-      <w:r>
-        <w:rPr>
-          <w:rFonts w:ascii="Helvetica Neue" w:hAnsi="Helvetica Neue" w:cs="Helvetica Neue"/>
-          <w:i/>
-          <w:iCs/>
-          <w:color w:val="000000"/>
-          <w:kern w:val="0"/>
-          <w:lang w:val="nl-NL"/>
-        </w:rPr>
-        <w:t xml:space="preserve"> en met een afwijking van </w:t>
-      </w:r>
-      <w:r>
-        <w:rPr>
-          <w:rFonts w:ascii="Helvetica Neue" w:hAnsi="Helvetica Neue" w:cs="Helvetica Neue"/>
-          <w:i/>
-          <w:iCs/>
-          <w:color w:val="000000"/>
-          <w:kern w:val="0"/>
-          <w:lang w:val="nl-NL"/>
-        </w:rPr>
-        <w:t xml:space="preserve">≤ </w:t>
-      </w:r>
-      <w:r>
-        <w:rPr>
-          <w:rFonts w:ascii="Helvetica Neue" w:hAnsi="Helvetica Neue" w:cs="Helvetica Neue"/>
-          <w:i/>
-          <w:iCs/>
-          <w:color w:val="000000"/>
-          <w:kern w:val="0"/>
-          <w:lang w:val="nl-NL"/>
-        </w:rPr>
-        <w:t>10</w:t>
-      </w:r>
-      <w:r>
-        <w:rPr>
-          <w:rFonts w:ascii="Helvetica Neue" w:hAnsi="Helvetica Neue" w:cs="Helvetica Neue"/>
-          <w:i/>
-          <w:iCs/>
-          <w:color w:val="000000"/>
-          <w:kern w:val="0"/>
-          <w:lang w:val="nl-NL"/>
-        </w:rPr>
-        <w:t>cm</w:t>
-      </w:r>
-      <w:r>
-        <w:rPr>
-          <w:rFonts w:ascii="Helvetica Neue" w:hAnsi="Helvetica Neue" w:cs="Helvetica Neue"/>
-          <w:i/>
-          <w:iCs/>
-          <w:color w:val="000000"/>
-          <w:kern w:val="0"/>
-          <w:lang w:val="nl-NL"/>
-        </w:rPr>
-        <w:t xml:space="preserve"> voor het bepalen van de diepte</w:t>
-      </w:r>
-      <w:r>
-        <w:rPr>
-          <w:rFonts w:ascii="Helvetica Neue" w:hAnsi="Helvetica Neue" w:cs="Helvetica Neue"/>
-          <w:i/>
-          <w:iCs/>
-          <w:color w:val="000000"/>
-          <w:kern w:val="0"/>
-          <w:lang w:val="nl-NL"/>
-        </w:rPr>
         <w:t>.</w:t>
       </w:r>
     </w:p>
     <w:p>
       <w:pPr>
         <w:rPr>
-          <w:rFonts w:ascii="Helvetica Neue" w:hAnsi="Helvetica Neue" w:cs="Helvetica Neue"/>
+          <w:rFonts w:cs="Helvetica Neue"/>
           <w:i/>
           <w:iCs/>
           <w:color w:val="000000"/>
@@ -6369,15 +6083,15 @@
         <w:adjustRightInd w:val="0"/>
         <w:spacing w:after="0" w:line="240" w:lineRule="auto"/>
         <w:rPr>
-          <w:rFonts w:ascii="Helvetica Neue" w:hAnsi="Helvetica Neue" w:cs="Helvetica Neue"/>
-          <w:color w:val="000000"/>
-          <w:kern w:val="0"/>
-          <w:lang w:val="nl-NL"/>
-        </w:rPr>
-      </w:pPr>
-      <w:r>
-        <w:rPr>
-          <w:rFonts w:ascii="Helvetica Neue" w:hAnsi="Helvetica Neue" w:cs="Helvetica Neue"/>
+          <w:rFonts w:cs="Helvetica Neue"/>
+          <w:color w:val="000000"/>
+          <w:kern w:val="0"/>
+          <w:lang w:val="nl-NL"/>
+        </w:rPr>
+      </w:pPr>
+      <w:r>
+        <w:rPr>
+          <w:rFonts w:cs="Helvetica Neue"/>
           <w:color w:val="000000"/>
           <w:kern w:val="0"/>
           <w:lang w:val="nl-NL"/>
@@ -6387,7 +6101,7 @@
       <w:proofErr w:type="spellStart"/>
       <w:r>
         <w:rPr>
-          <w:rFonts w:ascii="Helvetica Neue" w:hAnsi="Helvetica Neue" w:cs="Helvetica Neue"/>
+          <w:rFonts w:cs="Helvetica Neue"/>
           <w:color w:val="000000"/>
           <w:kern w:val="0"/>
           <w:lang w:val="nl-NL"/>
@@ -6397,7 +6111,7 @@
       <w:proofErr w:type="spellEnd"/>
       <w:r>
         <w:rPr>
-          <w:rFonts w:ascii="Helvetica Neue" w:hAnsi="Helvetica Neue" w:cs="Helvetica Neue"/>
+          <w:rFonts w:cs="Helvetica Neue"/>
           <w:color w:val="000000"/>
           <w:kern w:val="0"/>
           <w:lang w:val="nl-NL"/>
@@ -6406,7 +6120,7 @@
       </w:r>
       <w:r>
         <w:rPr>
-          <w:rFonts w:ascii="Helvetica Neue" w:hAnsi="Helvetica Neue" w:cs="Helvetica Neue"/>
+          <w:rFonts w:cs="Helvetica Neue"/>
           <w:color w:val="000000"/>
           <w:kern w:val="0"/>
           <w:lang w:val="nl-NL"/>
@@ -6415,7 +6129,7 @@
       </w:r>
       <w:r>
         <w:rPr>
-          <w:rFonts w:ascii="Helvetica Neue" w:hAnsi="Helvetica Neue" w:cs="Helvetica Neue"/>
+          <w:rFonts w:cs="Helvetica Neue"/>
           <w:color w:val="000000"/>
           <w:kern w:val="0"/>
           <w:lang w:val="nl-NL"/>
@@ -6424,7 +6138,7 @@
       </w:r>
       <w:r>
         <w:rPr>
-          <w:rFonts w:ascii="Helvetica Neue" w:hAnsi="Helvetica Neue" w:cs="Helvetica Neue"/>
+          <w:rFonts w:cs="Helvetica Neue"/>
           <w:b/>
           <w:bCs/>
           <w:color w:val="000000"/>
@@ -6436,7 +6150,7 @@
       </w:r>
       <w:r>
         <w:rPr>
-          <w:rFonts w:ascii="Helvetica Neue" w:hAnsi="Helvetica Neue" w:cs="Helvetica Neue"/>
+          <w:rFonts w:cs="Helvetica Neue"/>
           <w:b/>
           <w:bCs/>
           <w:color w:val="000000"/>
@@ -6448,7 +6162,7 @@
       </w:r>
       <w:r>
         <w:rPr>
-          <w:rFonts w:ascii="Helvetica Neue" w:hAnsi="Helvetica Neue" w:cs="Helvetica Neue"/>
+          <w:rFonts w:cs="Helvetica Neue"/>
           <w:b/>
           <w:bCs/>
           <w:color w:val="000000"/>
@@ -6456,11 +6170,20 @@
           <w:u w:val="single"/>
           <w:lang w:val="nl-NL"/>
         </w:rPr>
-        <w:t xml:space="preserve">Story Nr. </w:t>
-      </w:r>
-      <w:r>
-        <w:rPr>
-          <w:rFonts w:ascii="Helvetica Neue" w:hAnsi="Helvetica Neue" w:cs="Helvetica Neue"/>
+        <w:t>Story Nr. 7</w:t>
+      </w:r>
+      <w:r>
+        <w:rPr>
+          <w:rFonts w:cs="Helvetica Neue"/>
+          <w:color w:val="000000"/>
+          <w:kern w:val="0"/>
+          <w:lang w:val="nl-NL"/>
+        </w:rPr>
+        <w:t xml:space="preserve"> in de </w:t>
+      </w:r>
+      <w:r>
+        <w:rPr>
+          <w:rFonts w:cs="Helvetica Neue"/>
           <w:b/>
           <w:bCs/>
           <w:color w:val="000000"/>
@@ -6468,20 +6191,12 @@
           <w:u w:val="single"/>
           <w:lang w:val="nl-NL"/>
         </w:rPr>
-        <w:t>7</w:t>
-      </w:r>
-      <w:r>
-        <w:rPr>
-          <w:rFonts w:ascii="Helvetica Neue" w:hAnsi="Helvetica Neue" w:cs="Helvetica Neue"/>
-          <w:color w:val="000000"/>
-          <w:kern w:val="0"/>
-          <w:lang w:val="nl-NL"/>
-        </w:rPr>
-        <w:t xml:space="preserve"> in de </w:t>
-      </w:r>
-      <w:r>
-        <w:rPr>
-          <w:rFonts w:ascii="Helvetica Neue" w:hAnsi="Helvetica Neue" w:cs="Helvetica Neue"/>
+        <w:t xml:space="preserve">Product </w:t>
+      </w:r>
+      <w:proofErr w:type="spellStart"/>
+      <w:r>
+        <w:rPr>
+          <w:rFonts w:cs="Helvetica Neue"/>
           <w:b/>
           <w:bCs/>
           <w:color w:val="000000"/>
@@ -6489,25 +6204,12 @@
           <w:u w:val="single"/>
           <w:lang w:val="nl-NL"/>
         </w:rPr>
-        <w:t xml:space="preserve">Product </w:t>
-      </w:r>
-      <w:proofErr w:type="spellStart"/>
-      <w:r>
-        <w:rPr>
-          <w:rFonts w:ascii="Helvetica Neue" w:hAnsi="Helvetica Neue" w:cs="Helvetica Neue"/>
-          <w:b/>
-          <w:bCs/>
-          <w:color w:val="000000"/>
-          <w:kern w:val="0"/>
-          <w:u w:val="single"/>
-          <w:lang w:val="nl-NL"/>
-        </w:rPr>
         <w:t>Backlog</w:t>
       </w:r>
       <w:proofErr w:type="spellEnd"/>
       <w:r>
         <w:rPr>
-          <w:rFonts w:ascii="Helvetica Neue" w:hAnsi="Helvetica Neue" w:cs="Helvetica Neue"/>
+          <w:rFonts w:cs="Helvetica Neue"/>
           <w:color w:val="000000"/>
           <w:kern w:val="0"/>
           <w:lang w:val="nl-NL"/>
@@ -6532,7 +6234,7 @@
         <w:adjustRightInd w:val="0"/>
         <w:spacing w:after="0" w:line="240" w:lineRule="auto"/>
         <w:rPr>
-          <w:rFonts w:ascii="Helvetica Neue" w:hAnsi="Helvetica Neue" w:cs="Helvetica Neue"/>
+          <w:rFonts w:cs="Helvetica Neue"/>
           <w:b/>
           <w:bCs/>
           <w:color w:val="000000"/>
@@ -6544,7 +6246,7 @@
       </w:pPr>
       <w:r>
         <w:rPr>
-          <w:rFonts w:ascii="Helvetica Neue" w:hAnsi="Helvetica Neue" w:cs="Helvetica Neue"/>
+          <w:rFonts w:cs="Helvetica Neue"/>
           <w:b/>
           <w:bCs/>
           <w:color w:val="000000"/>
@@ -6571,14 +6273,14 @@
         <w:adjustRightInd w:val="0"/>
         <w:spacing w:after="0" w:line="240" w:lineRule="auto"/>
         <w:rPr>
-          <w:rFonts w:ascii="Helvetica Neue" w:hAnsi="Helvetica Neue" w:cs="Helvetica Neue"/>
-          <w:color w:val="000000"/>
-          <w:kern w:val="0"/>
-        </w:rPr>
-      </w:pPr>
-      <w:r>
-        <w:rPr>
-          <w:rFonts w:ascii="Helvetica Neue" w:hAnsi="Helvetica Neue" w:cs="Helvetica Neue"/>
+          <w:rFonts w:cs="Helvetica Neue"/>
+          <w:color w:val="000000"/>
+          <w:kern w:val="0"/>
+        </w:rPr>
+      </w:pPr>
+      <w:r>
+        <w:rPr>
+          <w:rFonts w:cs="Helvetica Neue"/>
           <w:color w:val="000000"/>
           <w:kern w:val="0"/>
         </w:rPr>
@@ -6587,7 +6289,7 @@
       <w:proofErr w:type="spellStart"/>
       <w:r>
         <w:rPr>
-          <w:rFonts w:ascii="Helvetica Neue" w:hAnsi="Helvetica Neue" w:cs="Helvetica Neue"/>
+          <w:rFonts w:cs="Helvetica Neue"/>
           <w:color w:val="000000"/>
           <w:kern w:val="0"/>
         </w:rPr>
@@ -6596,7 +6298,7 @@
       <w:proofErr w:type="spellEnd"/>
       <w:r>
         <w:rPr>
-          <w:rFonts w:ascii="Helvetica Neue" w:hAnsi="Helvetica Neue" w:cs="Helvetica Neue"/>
+          <w:rFonts w:cs="Helvetica Neue"/>
           <w:color w:val="000000"/>
           <w:kern w:val="0"/>
         </w:rPr>
@@ -6605,7 +6307,7 @@
       <w:proofErr w:type="spellStart"/>
       <w:r>
         <w:rPr>
-          <w:rFonts w:ascii="Helvetica Neue" w:hAnsi="Helvetica Neue" w:cs="Helvetica Neue"/>
+          <w:rFonts w:cs="Helvetica Neue"/>
           <w:color w:val="000000"/>
           <w:kern w:val="0"/>
         </w:rPr>
@@ -6614,7 +6316,7 @@
       <w:proofErr w:type="spellEnd"/>
       <w:r>
         <w:rPr>
-          <w:rFonts w:ascii="Helvetica Neue" w:hAnsi="Helvetica Neue" w:cs="Helvetica Neue"/>
+          <w:rFonts w:cs="Helvetica Neue"/>
           <w:color w:val="000000"/>
           <w:kern w:val="0"/>
         </w:rPr>
@@ -6623,7 +6325,7 @@
       <w:proofErr w:type="spellStart"/>
       <w:r>
         <w:rPr>
-          <w:rFonts w:ascii="Helvetica Neue" w:hAnsi="Helvetica Neue" w:cs="Helvetica Neue"/>
+          <w:rFonts w:cs="Helvetica Neue"/>
           <w:color w:val="000000"/>
           <w:kern w:val="0"/>
         </w:rPr>
@@ -6632,7 +6334,7 @@
       <w:proofErr w:type="spellEnd"/>
       <w:r>
         <w:rPr>
-          <w:rFonts w:ascii="Helvetica Neue" w:hAnsi="Helvetica Neue" w:cs="Helvetica Neue"/>
+          <w:rFonts w:cs="Helvetica Neue"/>
           <w:color w:val="000000"/>
           <w:kern w:val="0"/>
         </w:rPr>
@@ -6654,7 +6356,7 @@
         <w:adjustRightInd w:val="0"/>
         <w:spacing w:after="0" w:line="240" w:lineRule="auto"/>
         <w:rPr>
-          <w:rFonts w:ascii="Helvetica Neue" w:hAnsi="Helvetica Neue" w:cs="Helvetica Neue"/>
+          <w:rFonts w:cs="Helvetica Neue"/>
           <w:color w:val="000000"/>
           <w:kern w:val="0"/>
           <w:lang w:val="nl-NL"/>
@@ -6663,7 +6365,7 @@
       <w:proofErr w:type="spellStart"/>
       <w:r>
         <w:rPr>
-          <w:rFonts w:ascii="Helvetica Neue" w:hAnsi="Helvetica Neue" w:cs="Helvetica Neue"/>
+          <w:rFonts w:cs="Helvetica Neue"/>
           <w:color w:val="000000"/>
           <w:kern w:val="0"/>
           <w:lang w:val="nl-NL"/>
@@ -6672,7 +6374,7 @@
       </w:r>
       <w:r>
         <w:rPr>
-          <w:rFonts w:ascii="Helvetica Neue" w:hAnsi="Helvetica Neue" w:cs="Helvetica Neue"/>
+          <w:rFonts w:cs="Helvetica Neue"/>
           <w:color w:val="000000"/>
           <w:kern w:val="0"/>
           <w:lang w:val="nl-NL"/>
@@ -6681,7 +6383,7 @@
       </w:r>
       <w:r>
         <w:rPr>
-          <w:rFonts w:ascii="Helvetica Neue" w:hAnsi="Helvetica Neue" w:cs="Helvetica Neue"/>
+          <w:rFonts w:cs="Helvetica Neue"/>
           <w:color w:val="000000"/>
           <w:kern w:val="0"/>
           <w:lang w:val="nl-NL"/>
@@ -6691,7 +6393,7 @@
       <w:proofErr w:type="spellEnd"/>
       <w:r>
         <w:rPr>
-          <w:rFonts w:ascii="Helvetica Neue" w:hAnsi="Helvetica Neue" w:cs="Helvetica Neue"/>
+          <w:rFonts w:cs="Helvetica Neue"/>
           <w:color w:val="000000"/>
           <w:kern w:val="0"/>
           <w:lang w:val="nl-NL"/>
@@ -6714,15 +6416,15 @@
         <w:adjustRightInd w:val="0"/>
         <w:spacing w:after="0" w:line="240" w:lineRule="auto"/>
         <w:rPr>
-          <w:rFonts w:ascii="Helvetica Neue" w:hAnsi="Helvetica Neue" w:cs="Helvetica Neue"/>
-          <w:color w:val="000000"/>
-          <w:kern w:val="0"/>
-          <w:lang w:val="nl-NL"/>
-        </w:rPr>
-      </w:pPr>
-      <w:r>
-        <w:rPr>
-          <w:rFonts w:ascii="Helvetica Neue" w:hAnsi="Helvetica Neue" w:cs="Helvetica Neue"/>
+          <w:rFonts w:cs="Helvetica Neue"/>
+          <w:color w:val="000000"/>
+          <w:kern w:val="0"/>
+          <w:lang w:val="nl-NL"/>
+        </w:rPr>
+      </w:pPr>
+      <w:r>
+        <w:rPr>
+          <w:rFonts w:cs="Helvetica Neue"/>
           <w:color w:val="000000"/>
           <w:kern w:val="0"/>
           <w:lang w:val="nl-NL"/>
@@ -6782,21 +6484,62 @@
     <w:p>
       <w:pPr>
         <w:rPr>
-          <w:rFonts w:ascii="Helvetica Neue" w:hAnsi="Helvetica Neue" w:cs="Helvetica Neue"/>
-          <w:i/>
-          <w:iCs/>
-          <w:color w:val="000000"/>
-          <w:kern w:val="0"/>
-          <w:lang w:val="nl-NL"/>
-        </w:rPr>
-      </w:pPr>
-    </w:p>
-    <w:p>
-      <w:pPr>
-        <w:rPr>
-          <w:lang w:val="nl-NL"/>
-        </w:rPr>
-      </w:pPr>
+          <w:rFonts w:cs="Helvetica Neue"/>
+          <w:b/>
+          <w:bCs/>
+          <w:color w:val="0070C0"/>
+          <w:kern w:val="0"/>
+          <w:sz w:val="32"/>
+          <w:szCs w:val="32"/>
+          <w:lang w:val="nl-NL"/>
+        </w:rPr>
+      </w:pPr>
+      <w:r>
+        <w:rPr>
+          <w:rFonts w:cs="Helvetica Neue"/>
+          <w:b/>
+          <w:bCs/>
+          <w:color w:val="0070C0"/>
+          <w:kern w:val="0"/>
+          <w:sz w:val="32"/>
+          <w:szCs w:val="32"/>
+          <w:lang w:val="nl-NL"/>
+        </w:rPr>
+        <w:br w:type="page"/>
+      </w:r>
+    </w:p>
+    <w:p>
+      <w:pPr>
+        <w:pStyle w:val="Style3"/>
+        <w:rPr>
+          <w:rFonts w:asciiTheme="minorHAnsi" w:hAnsiTheme="minorHAnsi"/>
+          <w:color w:val="215E99" w:themeColor="text2" w:themeTint="BF"/>
+        </w:rPr>
+      </w:pPr>
+      <w:bookmarkStart w:id="10" w:name="_Toc213840412"/>
+      <w:r>
+        <w:rPr>
+          <w:rFonts w:asciiTheme="minorHAnsi" w:hAnsiTheme="minorHAnsi"/>
+          <w:color w:val="215E99" w:themeColor="text2" w:themeTint="BF"/>
+        </w:rPr>
+        <w:lastRenderedPageBreak/>
+        <w:t xml:space="preserve">RQ08: </w:t>
+      </w:r>
+      <w:r>
+        <w:rPr>
+          <w:rFonts w:asciiTheme="minorHAnsi" w:hAnsiTheme="minorHAnsi"/>
+          <w:color w:val="215E99" w:themeColor="text2" w:themeTint="BF"/>
+        </w:rPr>
+        <w:t>24/7 zicht</w:t>
+      </w:r>
+      <w:r>
+        <w:rPr>
+          <w:rFonts w:asciiTheme="minorHAnsi" w:hAnsiTheme="minorHAnsi"/>
+          <w:color w:val="215E99" w:themeColor="text2" w:themeTint="BF"/>
+        </w:rPr>
+        <w:t xml:space="preserve"> (Functioneel (Prioriteit P3))</w:t>
+      </w:r>
+      <w:bookmarkEnd w:id="10"/>
     </w:p>
     <w:p>
       <w:pPr>
@@ -6808,16 +6551,69 @@
         <w:adjustRightInd w:val="0"/>
         <w:spacing w:after="0" w:line="240" w:lineRule="auto"/>
         <w:rPr>
-          <w:rFonts w:ascii="Helvetica Neue" w:hAnsi="Helvetica Neue" w:cs="Helvetica Neue"/>
-          <w:b/>
-          <w:bCs/>
-          <w:color w:val="0070C0"/>
-          <w:kern w:val="0"/>
-          <w:sz w:val="32"/>
-          <w:szCs w:val="32"/>
-          <w:lang w:val="nl-NL"/>
-        </w:rPr>
-      </w:pPr>
+          <w:rFonts w:cs="Helvetica Neue"/>
+          <w:i/>
+          <w:iCs/>
+          <w:color w:val="000000"/>
+          <w:kern w:val="0"/>
+          <w:lang w:val="nl-NL"/>
+        </w:rPr>
+      </w:pPr>
+      <w:r>
+        <w:rPr>
+          <w:rFonts w:cs="Helvetica Neue"/>
+          <w:i/>
+          <w:iCs/>
+          <w:color w:val="000000"/>
+          <w:kern w:val="0"/>
+          <w:lang w:val="nl-NL"/>
+        </w:rPr>
+        <w:t xml:space="preserve">Door het gebruik te maken van nachtzichtcamera’s zal er </w:t>
+      </w:r>
+      <w:r>
+        <w:rPr>
+          <w:rFonts w:cs="Helvetica Neue"/>
+          <w:i/>
+          <w:iCs/>
+          <w:color w:val="000000"/>
+          <w:kern w:val="0"/>
+          <w:lang w:val="nl-NL"/>
+        </w:rPr>
+        <w:t>continu</w:t>
+      </w:r>
+      <w:r>
+        <w:rPr>
+          <w:rFonts w:cs="Helvetica Neue"/>
+          <w:i/>
+          <w:iCs/>
+          <w:color w:val="000000"/>
+          <w:kern w:val="0"/>
+          <w:lang w:val="nl-NL"/>
+        </w:rPr>
+        <w:t xml:space="preserve"> detectie plaatsvinden</w:t>
+      </w:r>
+      <w:r>
+        <w:rPr>
+          <w:rFonts w:cs="Helvetica Neue"/>
+          <w:i/>
+          <w:iCs/>
+          <w:color w:val="000000"/>
+          <w:kern w:val="0"/>
+          <w:lang w:val="nl-NL"/>
+        </w:rPr>
+        <w:t>, zowel overdag als ’s nachts,</w:t>
+      </w:r>
+      <w:r>
+        <w:rPr>
+          <w:rFonts w:cs="Helvetica Neue"/>
+          <w:i/>
+          <w:iCs/>
+          <w:color w:val="000000"/>
+          <w:kern w:val="0"/>
+          <w:lang w:val="nl-NL"/>
+        </w:rPr>
+        <w:t xml:space="preserve"> die het systeem gebruikt om objecten te detecteren met een nauwkeurigheid van minimaal 90% en &lt;1s vertraging gedurende de hele dag waarin de detectie wordt weergegeven met een detectiekader over het object.</w:t>
+      </w:r>
     </w:p>
     <w:p>
       <w:pPr>
@@ -6829,13 +6625,11 @@
         <w:adjustRightInd w:val="0"/>
         <w:spacing w:after="0" w:line="240" w:lineRule="auto"/>
         <w:rPr>
-          <w:rFonts w:ascii="Helvetica Neue" w:hAnsi="Helvetica Neue" w:cs="Helvetica Neue"/>
-          <w:b/>
-          <w:bCs/>
-          <w:color w:val="0070C0"/>
-          <w:kern w:val="0"/>
-          <w:sz w:val="32"/>
-          <w:szCs w:val="32"/>
+          <w:rFonts w:cs="Helvetica Neue"/>
+          <w:i/>
+          <w:iCs/>
+          <w:color w:val="000000"/>
+          <w:kern w:val="0"/>
           <w:lang w:val="nl-NL"/>
         </w:rPr>
       </w:pPr>
@@ -6850,13 +6644,9 @@
         <w:adjustRightInd w:val="0"/>
         <w:spacing w:after="0" w:line="240" w:lineRule="auto"/>
         <w:rPr>
-          <w:rFonts w:ascii="Helvetica Neue" w:hAnsi="Helvetica Neue" w:cs="Helvetica Neue"/>
-          <w:b/>
-          <w:bCs/>
-          <w:color w:val="0070C0"/>
-          <w:kern w:val="0"/>
-          <w:sz w:val="32"/>
-          <w:szCs w:val="32"/>
+          <w:rFonts w:cs="Helvetica Neue"/>
+          <w:color w:val="000000"/>
+          <w:kern w:val="0"/>
           <w:lang w:val="nl-NL"/>
         </w:rPr>
       </w:pPr>
@@ -6871,16 +6661,139 @@
         <w:adjustRightInd w:val="0"/>
         <w:spacing w:after="0" w:line="240" w:lineRule="auto"/>
         <w:rPr>
-          <w:rFonts w:ascii="Helvetica Neue" w:hAnsi="Helvetica Neue" w:cs="Helvetica Neue"/>
-          <w:b/>
-          <w:bCs/>
-          <w:color w:val="0070C0"/>
-          <w:kern w:val="0"/>
-          <w:sz w:val="32"/>
-          <w:szCs w:val="32"/>
-          <w:lang w:val="nl-NL"/>
-        </w:rPr>
-      </w:pPr>
+          <w:rFonts w:cs="Helvetica Neue"/>
+          <w:color w:val="000000"/>
+          <w:kern w:val="0"/>
+          <w:lang w:val="nl-NL"/>
+        </w:rPr>
+      </w:pPr>
+      <w:r>
+        <w:rPr>
+          <w:rFonts w:cs="Helvetica Neue"/>
+          <w:color w:val="000000"/>
+          <w:kern w:val="0"/>
+          <w:lang w:val="nl-NL"/>
+        </w:rPr>
+        <w:t xml:space="preserve">Deze </w:t>
+      </w:r>
+      <w:proofErr w:type="spellStart"/>
+      <w:r>
+        <w:rPr>
+          <w:rFonts w:cs="Helvetica Neue"/>
+          <w:color w:val="000000"/>
+          <w:kern w:val="0"/>
+          <w:lang w:val="nl-NL"/>
+        </w:rPr>
+        <w:t>requirement</w:t>
+      </w:r>
+      <w:proofErr w:type="spellEnd"/>
+      <w:r>
+        <w:rPr>
+          <w:rFonts w:cs="Helvetica Neue"/>
+          <w:color w:val="000000"/>
+          <w:kern w:val="0"/>
+          <w:lang w:val="nl-NL"/>
+        </w:rPr>
+        <w:t xml:space="preserve"> verwijst naar een </w:t>
+      </w:r>
+      <w:r>
+        <w:rPr>
+          <w:rFonts w:cs="Helvetica Neue"/>
+          <w:color w:val="000000"/>
+          <w:kern w:val="0"/>
+          <w:lang w:val="nl-NL"/>
+        </w:rPr>
+        <w:t>suggestie</w:t>
+      </w:r>
+      <w:r>
+        <w:rPr>
+          <w:rFonts w:cs="Helvetica Neue"/>
+          <w:color w:val="000000"/>
+          <w:kern w:val="0"/>
+          <w:lang w:val="nl-NL"/>
+        </w:rPr>
+        <w:t xml:space="preserve"> van de opdrachtgever die is uitgewerkt in </w:t>
+      </w:r>
+      <w:r>
+        <w:rPr>
+          <w:rFonts w:cs="Helvetica Neue"/>
+          <w:b/>
+          <w:bCs/>
+          <w:color w:val="000000"/>
+          <w:kern w:val="0"/>
+          <w:u w:val="single"/>
+          <w:lang w:val="nl-NL"/>
+        </w:rPr>
+        <w:t>User</w:t>
+      </w:r>
+      <w:r>
+        <w:rPr>
+          <w:rFonts w:cs="Helvetica Neue"/>
+          <w:b/>
+          <w:bCs/>
+          <w:color w:val="000000"/>
+          <w:kern w:val="0"/>
+          <w:u w:val="single"/>
+          <w:lang w:val="nl-NL"/>
+        </w:rPr>
+        <w:t xml:space="preserve"> </w:t>
+      </w:r>
+      <w:r>
+        <w:rPr>
+          <w:rFonts w:cs="Helvetica Neue"/>
+          <w:b/>
+          <w:bCs/>
+          <w:color w:val="000000"/>
+          <w:kern w:val="0"/>
+          <w:u w:val="single"/>
+          <w:lang w:val="nl-NL"/>
+        </w:rPr>
+        <w:t>Story Nr. 8</w:t>
+      </w:r>
+      <w:r>
+        <w:rPr>
+          <w:rFonts w:cs="Helvetica Neue"/>
+          <w:color w:val="000000"/>
+          <w:kern w:val="0"/>
+          <w:lang w:val="nl-NL"/>
+        </w:rPr>
+        <w:t xml:space="preserve"> in de </w:t>
+      </w:r>
+      <w:r>
+        <w:rPr>
+          <w:rFonts w:cs="Helvetica Neue"/>
+          <w:b/>
+          <w:bCs/>
+          <w:color w:val="000000"/>
+          <w:kern w:val="0"/>
+          <w:u w:val="single"/>
+          <w:lang w:val="nl-NL"/>
+        </w:rPr>
+        <w:t xml:space="preserve">Product </w:t>
+      </w:r>
+      <w:proofErr w:type="spellStart"/>
+      <w:r>
+        <w:rPr>
+          <w:rFonts w:cs="Helvetica Neue"/>
+          <w:b/>
+          <w:bCs/>
+          <w:color w:val="000000"/>
+          <w:kern w:val="0"/>
+          <w:u w:val="single"/>
+          <w:lang w:val="nl-NL"/>
+        </w:rPr>
+        <w:t>Backlog</w:t>
+      </w:r>
+      <w:proofErr w:type="spellEnd"/>
+      <w:r>
+        <w:rPr>
+          <w:rFonts w:cs="Helvetica Neue"/>
+          <w:color w:val="000000"/>
+          <w:kern w:val="0"/>
+          <w:lang w:val="nl-NL"/>
+        </w:rPr>
+        <w:t>, in het geval van financiële beperkingen was er een vrije keuze en was het budget te bepalen met de opdrachtgever.</w:t>
+      </w:r>
     </w:p>
     <w:p>
       <w:pPr>
@@ -6892,13 +6805,9 @@
         <w:adjustRightInd w:val="0"/>
         <w:spacing w:after="0" w:line="240" w:lineRule="auto"/>
         <w:rPr>
-          <w:rFonts w:ascii="Helvetica Neue" w:hAnsi="Helvetica Neue" w:cs="Helvetica Neue"/>
-          <w:b/>
-          <w:bCs/>
-          <w:color w:val="0070C0"/>
-          <w:kern w:val="0"/>
-          <w:sz w:val="32"/>
-          <w:szCs w:val="32"/>
+          <w:rFonts w:cs="Helvetica Neue"/>
+          <w:color w:val="000000"/>
+          <w:kern w:val="0"/>
           <w:lang w:val="nl-NL"/>
         </w:rPr>
       </w:pPr>
@@ -6913,498 +6822,7 @@
         <w:adjustRightInd w:val="0"/>
         <w:spacing w:after="0" w:line="240" w:lineRule="auto"/>
         <w:rPr>
-          <w:rFonts w:ascii="Helvetica Neue" w:hAnsi="Helvetica Neue" w:cs="Helvetica Neue"/>
-          <w:b/>
-          <w:bCs/>
-          <w:color w:val="0070C0"/>
-          <w:kern w:val="0"/>
-          <w:sz w:val="32"/>
-          <w:szCs w:val="32"/>
-          <w:lang w:val="nl-NL"/>
-        </w:rPr>
-      </w:pPr>
-    </w:p>
-    <w:p>
-      <w:pPr>
-        <w:tabs>
-          <w:tab w:val="right" w:pos="9020"/>
-        </w:tabs>
-        <w:autoSpaceDE w:val="0"/>
-        <w:autoSpaceDN w:val="0"/>
-        <w:adjustRightInd w:val="0"/>
-        <w:spacing w:after="0" w:line="240" w:lineRule="auto"/>
-        <w:rPr>
-          <w:rFonts w:ascii="Helvetica Neue" w:hAnsi="Helvetica Neue" w:cs="Helvetica Neue"/>
-          <w:b/>
-          <w:bCs/>
-          <w:color w:val="0070C0"/>
-          <w:kern w:val="0"/>
-          <w:sz w:val="32"/>
-          <w:szCs w:val="32"/>
-          <w:lang w:val="nl-NL"/>
-        </w:rPr>
-      </w:pPr>
-    </w:p>
-    <w:p>
-      <w:pPr>
-        <w:tabs>
-          <w:tab w:val="right" w:pos="9020"/>
-        </w:tabs>
-        <w:autoSpaceDE w:val="0"/>
-        <w:autoSpaceDN w:val="0"/>
-        <w:adjustRightInd w:val="0"/>
-        <w:spacing w:after="0" w:line="240" w:lineRule="auto"/>
-        <w:rPr>
-          <w:rFonts w:ascii="Helvetica Neue" w:hAnsi="Helvetica Neue" w:cs="Helvetica Neue"/>
-          <w:b/>
-          <w:bCs/>
-          <w:color w:val="0070C0"/>
-          <w:kern w:val="0"/>
-          <w:sz w:val="32"/>
-          <w:szCs w:val="32"/>
-          <w:lang w:val="nl-NL"/>
-        </w:rPr>
-      </w:pPr>
-    </w:p>
-    <w:p>
-      <w:pPr>
-        <w:tabs>
-          <w:tab w:val="right" w:pos="9020"/>
-        </w:tabs>
-        <w:autoSpaceDE w:val="0"/>
-        <w:autoSpaceDN w:val="0"/>
-        <w:adjustRightInd w:val="0"/>
-        <w:spacing w:after="0" w:line="240" w:lineRule="auto"/>
-        <w:rPr>
-          <w:rFonts w:ascii="Helvetica Neue" w:hAnsi="Helvetica Neue" w:cs="Helvetica Neue"/>
-          <w:b/>
-          <w:bCs/>
-          <w:color w:val="0070C0"/>
-          <w:kern w:val="0"/>
-          <w:sz w:val="32"/>
-          <w:szCs w:val="32"/>
-          <w:lang w:val="nl-NL"/>
-        </w:rPr>
-      </w:pPr>
-    </w:p>
-    <w:p>
-      <w:pPr>
-        <w:tabs>
-          <w:tab w:val="right" w:pos="9020"/>
-        </w:tabs>
-        <w:autoSpaceDE w:val="0"/>
-        <w:autoSpaceDN w:val="0"/>
-        <w:adjustRightInd w:val="0"/>
-        <w:spacing w:after="0" w:line="240" w:lineRule="auto"/>
-        <w:rPr>
-          <w:rFonts w:ascii="Helvetica Neue" w:hAnsi="Helvetica Neue" w:cs="Helvetica Neue"/>
-          <w:b/>
-          <w:bCs/>
-          <w:color w:val="0070C0"/>
-          <w:kern w:val="0"/>
-          <w:sz w:val="32"/>
-          <w:szCs w:val="32"/>
-          <w:lang w:val="nl-NL"/>
-        </w:rPr>
-      </w:pPr>
-    </w:p>
-    <w:p>
-      <w:pPr>
-        <w:tabs>
-          <w:tab w:val="right" w:pos="9020"/>
-        </w:tabs>
-        <w:autoSpaceDE w:val="0"/>
-        <w:autoSpaceDN w:val="0"/>
-        <w:adjustRightInd w:val="0"/>
-        <w:spacing w:after="0" w:line="240" w:lineRule="auto"/>
-        <w:rPr>
-          <w:rFonts w:ascii="Helvetica Neue" w:hAnsi="Helvetica Neue" w:cs="Helvetica Neue"/>
-          <w:b/>
-          <w:bCs/>
-          <w:color w:val="0070C0"/>
-          <w:kern w:val="0"/>
-          <w:sz w:val="32"/>
-          <w:szCs w:val="32"/>
-          <w:lang w:val="nl-NL"/>
-        </w:rPr>
-      </w:pPr>
-    </w:p>
-    <w:p>
-      <w:pPr>
-        <w:tabs>
-          <w:tab w:val="right" w:pos="9020"/>
-        </w:tabs>
-        <w:autoSpaceDE w:val="0"/>
-        <w:autoSpaceDN w:val="0"/>
-        <w:adjustRightInd w:val="0"/>
-        <w:spacing w:after="0" w:line="240" w:lineRule="auto"/>
-        <w:rPr>
-          <w:rFonts w:ascii="Helvetica Neue" w:hAnsi="Helvetica Neue" w:cs="Helvetica Neue"/>
-          <w:b/>
-          <w:bCs/>
-          <w:color w:val="0070C0"/>
-          <w:kern w:val="0"/>
-          <w:sz w:val="32"/>
-          <w:szCs w:val="32"/>
-          <w:lang w:val="nl-NL"/>
-        </w:rPr>
-      </w:pPr>
-    </w:p>
-    <w:p>
-      <w:pPr>
-        <w:pStyle w:val="Style3"/>
-        <w:rPr>
-          <w:color w:val="215E99" w:themeColor="text2" w:themeTint="BF"/>
-        </w:rPr>
-      </w:pPr>
-      <w:bookmarkStart w:id="10" w:name="_Toc213702560"/>
-      <w:r>
-        <w:rPr>
-          <w:color w:val="215E99" w:themeColor="text2" w:themeTint="BF"/>
-        </w:rPr>
-        <w:t xml:space="preserve">RQ08: </w:t>
-      </w:r>
-      <w:r>
-        <w:rPr>
-          <w:color w:val="215E99" w:themeColor="text2" w:themeTint="BF"/>
-        </w:rPr>
-        <w:t>24/7 zicht</w:t>
-      </w:r>
-      <w:r>
-        <w:rPr>
-          <w:color w:val="215E99" w:themeColor="text2" w:themeTint="BF"/>
-        </w:rPr>
-        <w:t xml:space="preserve"> (Functioneel (Prioriteit P3))</w:t>
-      </w:r>
-      <w:bookmarkEnd w:id="10"/>
-    </w:p>
-    <w:p>
-      <w:pPr>
-        <w:tabs>
-          <w:tab w:val="right" w:pos="9020"/>
-        </w:tabs>
-        <w:autoSpaceDE w:val="0"/>
-        <w:autoSpaceDN w:val="0"/>
-        <w:adjustRightInd w:val="0"/>
-        <w:spacing w:after="0" w:line="240" w:lineRule="auto"/>
-        <w:rPr>
-          <w:rFonts w:ascii="Helvetica Neue" w:hAnsi="Helvetica Neue" w:cs="Helvetica Neue"/>
-          <w:i/>
-          <w:iCs/>
-          <w:color w:val="000000"/>
-          <w:kern w:val="0"/>
-          <w:lang w:val="nl-NL"/>
-        </w:rPr>
-      </w:pPr>
-      <w:r>
-        <w:rPr>
-          <w:rFonts w:ascii="Helvetica Neue" w:hAnsi="Helvetica Neue" w:cs="Helvetica Neue"/>
-          <w:i/>
-          <w:iCs/>
-          <w:color w:val="000000"/>
-          <w:kern w:val="0"/>
-          <w:lang w:val="nl-NL"/>
-        </w:rPr>
-        <w:t xml:space="preserve">Door het gebruik te maken van nachtzichtcamera’s zal er </w:t>
-      </w:r>
-      <w:r>
-        <w:rPr>
-          <w:rFonts w:ascii="Helvetica Neue" w:hAnsi="Helvetica Neue" w:cs="Helvetica Neue"/>
-          <w:i/>
-          <w:iCs/>
-          <w:color w:val="000000"/>
-          <w:kern w:val="0"/>
-          <w:lang w:val="nl-NL"/>
-        </w:rPr>
-        <w:t>continu</w:t>
-      </w:r>
-      <w:r>
-        <w:rPr>
-          <w:rFonts w:ascii="Helvetica Neue" w:hAnsi="Helvetica Neue" w:cs="Helvetica Neue"/>
-          <w:i/>
-          <w:iCs/>
-          <w:color w:val="000000"/>
-          <w:kern w:val="0"/>
-          <w:lang w:val="nl-NL"/>
-        </w:rPr>
-        <w:t xml:space="preserve"> detectie plaatsvinden</w:t>
-      </w:r>
-      <w:r>
-        <w:rPr>
-          <w:rFonts w:ascii="Helvetica Neue" w:hAnsi="Helvetica Neue" w:cs="Helvetica Neue"/>
-          <w:i/>
-          <w:iCs/>
-          <w:color w:val="000000"/>
-          <w:kern w:val="0"/>
-          <w:lang w:val="nl-NL"/>
-        </w:rPr>
-        <w:t>, zowel overdag als ’s nachts,</w:t>
-      </w:r>
-      <w:r>
-        <w:rPr>
-          <w:rFonts w:ascii="Helvetica Neue" w:hAnsi="Helvetica Neue" w:cs="Helvetica Neue"/>
-          <w:i/>
-          <w:iCs/>
-          <w:color w:val="000000"/>
-          <w:kern w:val="0"/>
-          <w:lang w:val="nl-NL"/>
-        </w:rPr>
-        <w:t xml:space="preserve"> die het systeem gebruikt om objecten te detecteren </w:t>
-      </w:r>
-      <w:r>
-        <w:rPr>
-          <w:rFonts w:ascii="Helvetica Neue" w:hAnsi="Helvetica Neue" w:cs="Helvetica Neue"/>
-          <w:i/>
-          <w:iCs/>
-          <w:color w:val="000000"/>
-          <w:kern w:val="0"/>
-          <w:lang w:val="nl-NL"/>
-        </w:rPr>
-        <w:t>met een nauwkeurigheid van minimaal 90% en &lt;1s vertraging</w:t>
-      </w:r>
-      <w:r>
-        <w:rPr>
-          <w:rFonts w:ascii="Helvetica Neue" w:hAnsi="Helvetica Neue" w:cs="Helvetica Neue"/>
-          <w:i/>
-          <w:iCs/>
-          <w:color w:val="000000"/>
-          <w:kern w:val="0"/>
-          <w:lang w:val="nl-NL"/>
-        </w:rPr>
-        <w:t xml:space="preserve"> gedurende de hele dag </w:t>
-      </w:r>
-      <w:r>
-        <w:rPr>
-          <w:rFonts w:ascii="Helvetica Neue" w:hAnsi="Helvetica Neue" w:cs="Helvetica Neue"/>
-          <w:i/>
-          <w:iCs/>
-          <w:color w:val="000000"/>
-          <w:kern w:val="0"/>
-          <w:lang w:val="nl-NL"/>
-        </w:rPr>
-        <w:t>waarin de detectie wordt weergegeven met een detectiekader over het object.</w:t>
-      </w:r>
-    </w:p>
-    <w:p>
-      <w:pPr>
-        <w:tabs>
-          <w:tab w:val="right" w:pos="9020"/>
-        </w:tabs>
-        <w:autoSpaceDE w:val="0"/>
-        <w:autoSpaceDN w:val="0"/>
-        <w:adjustRightInd w:val="0"/>
-        <w:spacing w:after="0" w:line="240" w:lineRule="auto"/>
-        <w:rPr>
-          <w:rFonts w:ascii="Helvetica Neue" w:hAnsi="Helvetica Neue" w:cs="Helvetica Neue"/>
-          <w:i/>
-          <w:iCs/>
-          <w:color w:val="000000"/>
-          <w:kern w:val="0"/>
-          <w:lang w:val="nl-NL"/>
-        </w:rPr>
-      </w:pPr>
-    </w:p>
-    <w:p>
-      <w:pPr>
-        <w:tabs>
-          <w:tab w:val="right" w:pos="9020"/>
-        </w:tabs>
-        <w:autoSpaceDE w:val="0"/>
-        <w:autoSpaceDN w:val="0"/>
-        <w:adjustRightInd w:val="0"/>
-        <w:spacing w:after="0" w:line="240" w:lineRule="auto"/>
-        <w:rPr>
-          <w:rFonts w:ascii="Helvetica Neue" w:hAnsi="Helvetica Neue" w:cs="Helvetica Neue"/>
-          <w:color w:val="000000"/>
-          <w:kern w:val="0"/>
-          <w:lang w:val="nl-NL"/>
-        </w:rPr>
-      </w:pPr>
-    </w:p>
-    <w:p>
-      <w:pPr>
-        <w:tabs>
-          <w:tab w:val="right" w:pos="9020"/>
-        </w:tabs>
-        <w:autoSpaceDE w:val="0"/>
-        <w:autoSpaceDN w:val="0"/>
-        <w:adjustRightInd w:val="0"/>
-        <w:spacing w:after="0" w:line="240" w:lineRule="auto"/>
-        <w:rPr>
-          <w:rFonts w:ascii="Helvetica Neue" w:hAnsi="Helvetica Neue" w:cs="Helvetica Neue"/>
-          <w:color w:val="000000"/>
-          <w:kern w:val="0"/>
-          <w:lang w:val="nl-NL"/>
-        </w:rPr>
-      </w:pPr>
-      <w:r>
-        <w:rPr>
-          <w:rFonts w:ascii="Helvetica Neue" w:hAnsi="Helvetica Neue" w:cs="Helvetica Neue"/>
-          <w:color w:val="000000"/>
-          <w:kern w:val="0"/>
-          <w:lang w:val="nl-NL"/>
-        </w:rPr>
-        <w:t xml:space="preserve">Deze </w:t>
-      </w:r>
-      <w:proofErr w:type="spellStart"/>
-      <w:r>
-        <w:rPr>
-          <w:rFonts w:ascii="Helvetica Neue" w:hAnsi="Helvetica Neue" w:cs="Helvetica Neue"/>
-          <w:color w:val="000000"/>
-          <w:kern w:val="0"/>
-          <w:lang w:val="nl-NL"/>
-        </w:rPr>
-        <w:t>requirement</w:t>
-      </w:r>
-      <w:proofErr w:type="spellEnd"/>
-      <w:r>
-        <w:rPr>
-          <w:rFonts w:ascii="Helvetica Neue" w:hAnsi="Helvetica Neue" w:cs="Helvetica Neue"/>
-          <w:color w:val="000000"/>
-          <w:kern w:val="0"/>
-          <w:lang w:val="nl-NL"/>
-        </w:rPr>
-        <w:t xml:space="preserve"> verwijst naar een </w:t>
-      </w:r>
-      <w:r>
-        <w:rPr>
-          <w:rFonts w:ascii="Helvetica Neue" w:hAnsi="Helvetica Neue" w:cs="Helvetica Neue"/>
-          <w:color w:val="000000"/>
-          <w:kern w:val="0"/>
-          <w:lang w:val="nl-NL"/>
-        </w:rPr>
-        <w:t>suggestie</w:t>
-      </w:r>
-      <w:r>
-        <w:rPr>
-          <w:rFonts w:ascii="Helvetica Neue" w:hAnsi="Helvetica Neue" w:cs="Helvetica Neue"/>
-          <w:color w:val="000000"/>
-          <w:kern w:val="0"/>
-          <w:lang w:val="nl-NL"/>
-        </w:rPr>
-        <w:t xml:space="preserve"> van de opdrachtgever die is uitgewerkt in </w:t>
-      </w:r>
-      <w:r>
-        <w:rPr>
-          <w:rFonts w:ascii="Helvetica Neue" w:hAnsi="Helvetica Neue" w:cs="Helvetica Neue"/>
-          <w:b/>
-          <w:bCs/>
-          <w:color w:val="000000"/>
-          <w:kern w:val="0"/>
-          <w:u w:val="single"/>
-          <w:lang w:val="nl-NL"/>
-        </w:rPr>
-        <w:t>User</w:t>
-      </w:r>
-      <w:r>
-        <w:rPr>
-          <w:rFonts w:ascii="Helvetica Neue" w:hAnsi="Helvetica Neue" w:cs="Helvetica Neue"/>
-          <w:b/>
-          <w:bCs/>
-          <w:color w:val="000000"/>
-          <w:kern w:val="0"/>
-          <w:u w:val="single"/>
-          <w:lang w:val="nl-NL"/>
-        </w:rPr>
-        <w:t xml:space="preserve"> </w:t>
-      </w:r>
-      <w:r>
-        <w:rPr>
-          <w:rFonts w:ascii="Helvetica Neue" w:hAnsi="Helvetica Neue" w:cs="Helvetica Neue"/>
-          <w:b/>
-          <w:bCs/>
-          <w:color w:val="000000"/>
-          <w:kern w:val="0"/>
-          <w:u w:val="single"/>
-          <w:lang w:val="nl-NL"/>
-        </w:rPr>
-        <w:t xml:space="preserve">Story Nr. </w:t>
-      </w:r>
-      <w:r>
-        <w:rPr>
-          <w:rFonts w:ascii="Helvetica Neue" w:hAnsi="Helvetica Neue" w:cs="Helvetica Neue"/>
-          <w:b/>
-          <w:bCs/>
-          <w:color w:val="000000"/>
-          <w:kern w:val="0"/>
-          <w:u w:val="single"/>
-          <w:lang w:val="nl-NL"/>
-        </w:rPr>
-        <w:t>8</w:t>
-      </w:r>
-      <w:r>
-        <w:rPr>
-          <w:rFonts w:ascii="Helvetica Neue" w:hAnsi="Helvetica Neue" w:cs="Helvetica Neue"/>
-          <w:color w:val="000000"/>
-          <w:kern w:val="0"/>
-          <w:lang w:val="nl-NL"/>
-        </w:rPr>
-        <w:t xml:space="preserve"> in de </w:t>
-      </w:r>
-      <w:r>
-        <w:rPr>
-          <w:rFonts w:ascii="Helvetica Neue" w:hAnsi="Helvetica Neue" w:cs="Helvetica Neue"/>
-          <w:b/>
-          <w:bCs/>
-          <w:color w:val="000000"/>
-          <w:kern w:val="0"/>
-          <w:u w:val="single"/>
-          <w:lang w:val="nl-NL"/>
-        </w:rPr>
-        <w:t xml:space="preserve">Product </w:t>
-      </w:r>
-      <w:proofErr w:type="spellStart"/>
-      <w:r>
-        <w:rPr>
-          <w:rFonts w:ascii="Helvetica Neue" w:hAnsi="Helvetica Neue" w:cs="Helvetica Neue"/>
-          <w:b/>
-          <w:bCs/>
-          <w:color w:val="000000"/>
-          <w:kern w:val="0"/>
-          <w:u w:val="single"/>
-          <w:lang w:val="nl-NL"/>
-        </w:rPr>
-        <w:t>Backlog</w:t>
-      </w:r>
-      <w:proofErr w:type="spellEnd"/>
-      <w:r>
-        <w:rPr>
-          <w:rFonts w:ascii="Helvetica Neue" w:hAnsi="Helvetica Neue" w:cs="Helvetica Neue"/>
-          <w:color w:val="000000"/>
-          <w:kern w:val="0"/>
-          <w:lang w:val="nl-NL"/>
-        </w:rPr>
-        <w:t>, in het geval van financiële beperkingen was er een vrije keuze en was het budget te bepalen met de opdrachtgever.</w:t>
-      </w:r>
-    </w:p>
-    <w:p>
-      <w:pPr>
-        <w:tabs>
-          <w:tab w:val="right" w:pos="9020"/>
-        </w:tabs>
-        <w:autoSpaceDE w:val="0"/>
-        <w:autoSpaceDN w:val="0"/>
-        <w:adjustRightInd w:val="0"/>
-        <w:spacing w:after="0" w:line="240" w:lineRule="auto"/>
-        <w:rPr>
-          <w:rFonts w:ascii="Helvetica Neue" w:hAnsi="Helvetica Neue" w:cs="Helvetica Neue"/>
-          <w:color w:val="000000"/>
-          <w:kern w:val="0"/>
-          <w:lang w:val="nl-NL"/>
-        </w:rPr>
-      </w:pPr>
-    </w:p>
-    <w:p>
-      <w:pPr>
-        <w:tabs>
-          <w:tab w:val="right" w:pos="9020"/>
-        </w:tabs>
-        <w:autoSpaceDE w:val="0"/>
-        <w:autoSpaceDN w:val="0"/>
-        <w:adjustRightInd w:val="0"/>
-        <w:spacing w:after="0" w:line="240" w:lineRule="auto"/>
-        <w:rPr>
-          <w:rFonts w:ascii="Helvetica Neue" w:hAnsi="Helvetica Neue" w:cs="Helvetica Neue"/>
+          <w:rFonts w:cs="Helvetica Neue"/>
           <w:b/>
           <w:bCs/>
           <w:color w:val="000000"/>
@@ -7416,7 +6834,7 @@
       </w:pPr>
       <w:r>
         <w:rPr>
-          <w:rFonts w:ascii="Helvetica Neue" w:hAnsi="Helvetica Neue" w:cs="Helvetica Neue"/>
+          <w:rFonts w:cs="Helvetica Neue"/>
           <w:b/>
           <w:bCs/>
           <w:color w:val="000000"/>
@@ -7443,7 +6861,7 @@
         <w:adjustRightInd w:val="0"/>
         <w:spacing w:after="0" w:line="240" w:lineRule="auto"/>
         <w:rPr>
-          <w:rFonts w:ascii="Helvetica Neue" w:hAnsi="Helvetica Neue" w:cs="Helvetica Neue"/>
+          <w:rFonts w:cs="Helvetica Neue"/>
           <w:color w:val="000000"/>
           <w:kern w:val="0"/>
         </w:rPr>
@@ -7451,7 +6869,7 @@
       <w:proofErr w:type="spellStart"/>
       <w:r>
         <w:rPr>
-          <w:rFonts w:ascii="Helvetica Neue" w:hAnsi="Helvetica Neue" w:cs="Helvetica Neue"/>
+          <w:rFonts w:cs="Helvetica Neue"/>
           <w:color w:val="000000"/>
           <w:kern w:val="0"/>
         </w:rPr>
@@ -7474,7 +6892,7 @@
         <w:adjustRightInd w:val="0"/>
         <w:spacing w:after="0" w:line="240" w:lineRule="auto"/>
         <w:rPr>
-          <w:rFonts w:ascii="Helvetica Neue" w:hAnsi="Helvetica Neue" w:cs="Helvetica Neue"/>
+          <w:rFonts w:cs="Helvetica Neue"/>
           <w:color w:val="000000"/>
           <w:kern w:val="0"/>
           <w:lang w:val="nl-NL"/>
@@ -7483,7 +6901,7 @@
       <w:proofErr w:type="spellStart"/>
       <w:r>
         <w:rPr>
-          <w:rFonts w:ascii="Helvetica Neue" w:hAnsi="Helvetica Neue" w:cs="Helvetica Neue"/>
+          <w:rFonts w:cs="Helvetica Neue"/>
           <w:color w:val="000000"/>
           <w:kern w:val="0"/>
           <w:lang w:val="nl-NL"/>
@@ -7492,7 +6910,7 @@
       </w:r>
       <w:r>
         <w:rPr>
-          <w:rFonts w:ascii="Helvetica Neue" w:hAnsi="Helvetica Neue" w:cs="Helvetica Neue"/>
+          <w:rFonts w:cs="Helvetica Neue"/>
           <w:color w:val="000000"/>
           <w:kern w:val="0"/>
           <w:lang w:val="nl-NL"/>
@@ -7501,7 +6919,7 @@
       </w:r>
       <w:r>
         <w:rPr>
-          <w:rFonts w:ascii="Helvetica Neue" w:hAnsi="Helvetica Neue" w:cs="Helvetica Neue"/>
+          <w:rFonts w:cs="Helvetica Neue"/>
           <w:color w:val="000000"/>
           <w:kern w:val="0"/>
           <w:lang w:val="nl-NL"/>
@@ -7511,7 +6929,7 @@
       <w:proofErr w:type="spellEnd"/>
       <w:r>
         <w:rPr>
-          <w:rFonts w:ascii="Helvetica Neue" w:hAnsi="Helvetica Neue" w:cs="Helvetica Neue"/>
+          <w:rFonts w:cs="Helvetica Neue"/>
           <w:color w:val="000000"/>
           <w:kern w:val="0"/>
           <w:lang w:val="nl-NL"/>
@@ -7534,15 +6952,15 @@
         <w:adjustRightInd w:val="0"/>
         <w:spacing w:after="0" w:line="240" w:lineRule="auto"/>
         <w:rPr>
-          <w:rFonts w:ascii="Helvetica Neue" w:hAnsi="Helvetica Neue" w:cs="Helvetica Neue"/>
-          <w:color w:val="000000"/>
-          <w:kern w:val="0"/>
-          <w:lang w:val="nl-NL"/>
-        </w:rPr>
-      </w:pPr>
-      <w:r>
-        <w:rPr>
-          <w:rFonts w:ascii="Helvetica Neue" w:hAnsi="Helvetica Neue" w:cs="Helvetica Neue"/>
+          <w:rFonts w:cs="Helvetica Neue"/>
+          <w:color w:val="000000"/>
+          <w:kern w:val="0"/>
+          <w:lang w:val="nl-NL"/>
+        </w:rPr>
+      </w:pPr>
+      <w:r>
+        <w:rPr>
+          <w:rFonts w:cs="Helvetica Neue"/>
           <w:color w:val="000000"/>
           <w:kern w:val="0"/>
           <w:lang w:val="nl-NL"/>
@@ -7552,7 +6970,7 @@
       <w:proofErr w:type="spellStart"/>
       <w:r>
         <w:rPr>
-          <w:rFonts w:ascii="Helvetica Neue" w:hAnsi="Helvetica Neue" w:cs="Helvetica Neue"/>
+          <w:rFonts w:cs="Helvetica Neue"/>
           <w:color w:val="000000"/>
           <w:kern w:val="0"/>
           <w:lang w:val="nl-NL"/>
@@ -7571,7 +6989,7 @@
         <w:adjustRightInd w:val="0"/>
         <w:spacing w:after="0" w:line="240" w:lineRule="auto"/>
         <w:rPr>
-          <w:rFonts w:ascii="Helvetica Neue" w:hAnsi="Helvetica Neue" w:cs="Helvetica Neue"/>
+          <w:rFonts w:cs="Helvetica Neue"/>
           <w:color w:val="000000"/>
           <w:kern w:val="0"/>
           <w:lang w:val="nl-NL"/>
@@ -7588,7 +7006,7 @@
         <w:adjustRightInd w:val="0"/>
         <w:spacing w:after="0" w:line="240" w:lineRule="auto"/>
         <w:rPr>
-          <w:rFonts w:ascii="Helvetica Neue" w:hAnsi="Helvetica Neue" w:cs="Helvetica Neue"/>
+          <w:rFonts w:cs="Helvetica Neue"/>
           <w:color w:val="000000"/>
           <w:kern w:val="0"/>
           <w:lang w:val="nl-NL"/>
@@ -7605,7 +7023,7 @@
         <w:adjustRightInd w:val="0"/>
         <w:spacing w:after="0" w:line="240" w:lineRule="auto"/>
         <w:rPr>
-          <w:rFonts w:ascii="Helvetica Neue" w:hAnsi="Helvetica Neue" w:cs="Helvetica Neue"/>
+          <w:rFonts w:cs="Helvetica Neue"/>
           <w:b/>
           <w:bCs/>
           <w:color w:val="000000"/>
@@ -7617,7 +7035,7 @@
       </w:pPr>
       <w:r>
         <w:rPr>
-          <w:rFonts w:ascii="Helvetica Neue" w:hAnsi="Helvetica Neue" w:cs="Helvetica Neue"/>
+          <w:rFonts w:cs="Helvetica Neue"/>
           <w:b/>
           <w:bCs/>
           <w:color w:val="000000"/>
@@ -7644,15 +7062,15 @@
         <w:adjustRightInd w:val="0"/>
         <w:spacing w:after="0" w:line="240" w:lineRule="auto"/>
         <w:rPr>
-          <w:rFonts w:ascii="Helvetica Neue" w:hAnsi="Helvetica Neue" w:cs="Helvetica Neue"/>
-          <w:color w:val="000000"/>
-          <w:kern w:val="0"/>
-          <w:lang w:val="nl-NL"/>
-        </w:rPr>
-      </w:pPr>
-      <w:r>
-        <w:rPr>
-          <w:rFonts w:ascii="Helvetica Neue" w:hAnsi="Helvetica Neue" w:cs="Helvetica Neue"/>
+          <w:rFonts w:cs="Helvetica Neue"/>
+          <w:color w:val="000000"/>
+          <w:kern w:val="0"/>
+          <w:lang w:val="nl-NL"/>
+        </w:rPr>
+      </w:pPr>
+      <w:r>
+        <w:rPr>
+          <w:rFonts w:cs="Helvetica Neue"/>
           <w:color w:val="000000"/>
           <w:kern w:val="0"/>
           <w:lang w:val="nl-NL"/>
@@ -7661,7 +7079,7 @@
       </w:r>
       <w:r>
         <w:rPr>
-          <w:rFonts w:ascii="Helvetica Neue" w:hAnsi="Helvetica Neue" w:cs="Helvetica Neue"/>
+          <w:rFonts w:cs="Helvetica Neue"/>
           <w:color w:val="000000"/>
           <w:kern w:val="0"/>
           <w:lang w:val="nl-NL"/>
@@ -7679,7 +7097,7 @@
         <w:adjustRightInd w:val="0"/>
         <w:spacing w:after="0" w:line="240" w:lineRule="auto"/>
         <w:rPr>
-          <w:rFonts w:ascii="Helvetica Neue" w:hAnsi="Helvetica Neue" w:cs="Helvetica Neue"/>
+          <w:rFonts w:cs="Helvetica Neue"/>
           <w:b/>
           <w:bCs/>
           <w:color w:val="000000"/>
@@ -7690,7 +7108,7 @@
       </w:pPr>
       <w:r>
         <w:rPr>
-          <w:rFonts w:ascii="Helvetica Neue" w:hAnsi="Helvetica Neue" w:cs="Helvetica Neue"/>
+          <w:rFonts w:cs="Helvetica Neue"/>
           <w:color w:val="000000"/>
           <w:kern w:val="0"/>
           <w:lang w:val="nl-NL"/>
@@ -7700,7 +7118,7 @@
       <w:proofErr w:type="spellStart"/>
       <w:r>
         <w:rPr>
-          <w:rFonts w:ascii="Helvetica Neue" w:hAnsi="Helvetica Neue" w:cs="Helvetica Neue"/>
+          <w:rFonts w:cs="Helvetica Neue"/>
           <w:color w:val="000000"/>
           <w:kern w:val="0"/>
           <w:lang w:val="nl-NL"/>
@@ -7710,7 +7128,7 @@
       <w:proofErr w:type="spellEnd"/>
       <w:r>
         <w:rPr>
-          <w:rFonts w:ascii="Helvetica Neue" w:hAnsi="Helvetica Neue" w:cs="Helvetica Neue"/>
+          <w:rFonts w:cs="Helvetica Neue"/>
           <w:color w:val="000000"/>
           <w:kern w:val="0"/>
           <w:lang w:val="nl-NL"/>
@@ -7719,7 +7137,7 @@
       </w:r>
       <w:r>
         <w:rPr>
-          <w:rFonts w:ascii="Helvetica Neue" w:hAnsi="Helvetica Neue" w:cs="Helvetica Neue"/>
+          <w:rFonts w:cs="Helvetica Neue"/>
           <w:b/>
           <w:bCs/>
           <w:color w:val="000000"/>
@@ -7730,7 +7148,7 @@
       </w:r>
       <w:r>
         <w:rPr>
-          <w:rFonts w:ascii="Helvetica Neue" w:hAnsi="Helvetica Neue" w:cs="Helvetica Neue"/>
+          <w:rFonts w:cs="Helvetica Neue"/>
           <w:color w:val="000000"/>
           <w:kern w:val="0"/>
           <w:lang w:val="nl-NL"/>
@@ -7739,7 +7157,7 @@
       </w:r>
       <w:r>
         <w:rPr>
-          <w:rFonts w:ascii="Helvetica Neue" w:hAnsi="Helvetica Neue" w:cs="Helvetica Neue"/>
+          <w:rFonts w:cs="Helvetica Neue"/>
           <w:color w:val="000000"/>
           <w:kern w:val="0"/>
           <w:lang w:val="nl-NL"/>
@@ -7748,7 +7166,7 @@
       </w:r>
       <w:r>
         <w:rPr>
-          <w:rFonts w:ascii="Helvetica Neue" w:hAnsi="Helvetica Neue" w:cs="Helvetica Neue"/>
+          <w:rFonts w:cs="Helvetica Neue"/>
           <w:color w:val="000000"/>
           <w:kern w:val="0"/>
           <w:lang w:val="nl-NL"/>
@@ -7757,7 +7175,7 @@
       </w:r>
       <w:r>
         <w:rPr>
-          <w:rFonts w:ascii="Helvetica Neue" w:hAnsi="Helvetica Neue" w:cs="Helvetica Neue"/>
+          <w:rFonts w:cs="Helvetica Neue"/>
           <w:color w:val="000000"/>
           <w:kern w:val="0"/>
           <w:lang w:val="nl-NL"/>
@@ -7766,7 +7184,7 @@
       </w:r>
       <w:r>
         <w:rPr>
-          <w:rFonts w:ascii="Helvetica Neue" w:hAnsi="Helvetica Neue" w:cs="Helvetica Neue"/>
+          <w:rFonts w:cs="Helvetica Neue"/>
           <w:color w:val="000000"/>
           <w:kern w:val="0"/>
           <w:lang w:val="nl-NL"/>
@@ -7776,7 +7194,7 @@
       <w:proofErr w:type="spellStart"/>
       <w:r>
         <w:rPr>
-          <w:rFonts w:ascii="Helvetica Neue" w:hAnsi="Helvetica Neue" w:cs="Helvetica Neue"/>
+          <w:rFonts w:cs="Helvetica Neue"/>
           <w:color w:val="000000"/>
           <w:kern w:val="0"/>
           <w:lang w:val="nl-NL"/>
@@ -7786,7 +7204,7 @@
       <w:proofErr w:type="spellEnd"/>
       <w:r>
         <w:rPr>
-          <w:rFonts w:ascii="Helvetica Neue" w:hAnsi="Helvetica Neue" w:cs="Helvetica Neue"/>
+          <w:rFonts w:cs="Helvetica Neue"/>
           <w:color w:val="000000"/>
           <w:kern w:val="0"/>
           <w:lang w:val="nl-NL"/>
@@ -7795,7 +7213,7 @@
       </w:r>
       <w:r>
         <w:rPr>
-          <w:rFonts w:ascii="Helvetica Neue" w:hAnsi="Helvetica Neue" w:cs="Helvetica Neue"/>
+          <w:rFonts w:cs="Helvetica Neue"/>
           <w:color w:val="000000"/>
           <w:kern w:val="0"/>
           <w:lang w:val="nl-NL"/>
@@ -7804,7 +7222,7 @@
       </w:r>
       <w:r>
         <w:rPr>
-          <w:rFonts w:ascii="Helvetica Neue" w:hAnsi="Helvetica Neue" w:cs="Helvetica Neue"/>
+          <w:rFonts w:cs="Helvetica Neue"/>
           <w:color w:val="000000"/>
           <w:kern w:val="0"/>
           <w:lang w:val="nl-NL"/>
@@ -7813,7 +7231,7 @@
       </w:r>
       <w:r>
         <w:rPr>
-          <w:rFonts w:ascii="Helvetica Neue" w:hAnsi="Helvetica Neue" w:cs="Helvetica Neue"/>
+          <w:rFonts w:cs="Helvetica Neue"/>
           <w:color w:val="000000"/>
           <w:kern w:val="0"/>
           <w:lang w:val="nl-NL"/>
@@ -7823,7 +7241,7 @@
       <w:proofErr w:type="spellStart"/>
       <w:r>
         <w:rPr>
-          <w:rFonts w:ascii="Helvetica Neue" w:hAnsi="Helvetica Neue" w:cs="Helvetica Neue"/>
+          <w:rFonts w:cs="Helvetica Neue"/>
           <w:color w:val="000000"/>
           <w:kern w:val="0"/>
           <w:lang w:val="nl-NL"/>
@@ -7833,7 +7251,7 @@
       <w:proofErr w:type="spellEnd"/>
       <w:r>
         <w:rPr>
-          <w:rFonts w:ascii="Helvetica Neue" w:hAnsi="Helvetica Neue" w:cs="Helvetica Neue"/>
+          <w:rFonts w:cs="Helvetica Neue"/>
           <w:color w:val="000000"/>
           <w:kern w:val="0"/>
           <w:lang w:val="nl-NL"/>
@@ -7842,7 +7260,7 @@
       </w:r>
       <w:r>
         <w:rPr>
-          <w:rFonts w:ascii="Helvetica Neue" w:hAnsi="Helvetica Neue" w:cs="Helvetica Neue"/>
+          <w:rFonts w:cs="Helvetica Neue"/>
           <w:color w:val="000000"/>
           <w:kern w:val="0"/>
           <w:lang w:val="nl-NL"/>
@@ -7851,7 +7269,7 @@
       </w:r>
       <w:r>
         <w:rPr>
-          <w:rFonts w:ascii="Helvetica Neue" w:hAnsi="Helvetica Neue" w:cs="Helvetica Neue"/>
+          <w:rFonts w:cs="Helvetica Neue"/>
           <w:color w:val="000000"/>
           <w:kern w:val="0"/>
           <w:lang w:val="nl-NL"/>
@@ -7860,7 +7278,7 @@
       </w:r>
       <w:r>
         <w:rPr>
-          <w:rFonts w:ascii="Helvetica Neue" w:hAnsi="Helvetica Neue" w:cs="Helvetica Neue"/>
+          <w:rFonts w:cs="Helvetica Neue"/>
           <w:color w:val="000000"/>
           <w:kern w:val="0"/>
           <w:lang w:val="nl-NL"/>
@@ -7869,7 +7287,7 @@
       </w:r>
       <w:r>
         <w:rPr>
-          <w:rFonts w:ascii="Helvetica Neue" w:hAnsi="Helvetica Neue" w:cs="Helvetica Neue"/>
+          <w:rFonts w:cs="Helvetica Neue"/>
           <w:b/>
           <w:bCs/>
           <w:color w:val="000000"/>
@@ -7881,7 +7299,7 @@
       </w:r>
       <w:r>
         <w:rPr>
-          <w:rFonts w:ascii="Helvetica Neue" w:hAnsi="Helvetica Neue" w:cs="Helvetica Neue"/>
+          <w:rFonts w:cs="Helvetica Neue"/>
           <w:b/>
           <w:bCs/>
           <w:color w:val="000000"/>
@@ -7902,7 +7320,7 @@
         <w:adjustRightInd w:val="0"/>
         <w:spacing w:after="0" w:line="240" w:lineRule="auto"/>
         <w:rPr>
-          <w:rFonts w:ascii="Helvetica Neue" w:hAnsi="Helvetica Neue" w:cs="Helvetica Neue"/>
+          <w:rFonts w:cs="Helvetica Neue"/>
           <w:b/>
           <w:bCs/>
           <w:color w:val="000000"/>
@@ -7922,7 +7340,7 @@
         <w:adjustRightInd w:val="0"/>
         <w:spacing w:after="0" w:line="240" w:lineRule="auto"/>
         <w:rPr>
-          <w:rFonts w:ascii="Helvetica Neue" w:hAnsi="Helvetica Neue" w:cs="Helvetica Neue"/>
+          <w:rFonts w:cs="Helvetica Neue"/>
           <w:color w:val="000000"/>
           <w:kern w:val="0"/>
           <w:lang w:val="nl-NL"/>
@@ -7939,7 +7357,7 @@
         <w:adjustRightInd w:val="0"/>
         <w:spacing w:after="0" w:line="240" w:lineRule="auto"/>
         <w:rPr>
-          <w:rFonts w:ascii="Helvetica Neue" w:hAnsi="Helvetica Neue" w:cs="Helvetica Neue"/>
+          <w:rFonts w:cs="Helvetica Neue"/>
           <w:color w:val="000000"/>
           <w:kern w:val="0"/>
           <w:lang w:val="nl-NL"/>
@@ -7956,7 +7374,7 @@
         <w:adjustRightInd w:val="0"/>
         <w:spacing w:after="0" w:line="240" w:lineRule="auto"/>
         <w:rPr>
-          <w:rFonts w:ascii="Helvetica Neue" w:hAnsi="Helvetica Neue" w:cs="Helvetica Neue"/>
+          <w:rFonts w:cs="Helvetica Neue"/>
           <w:b/>
           <w:bCs/>
           <w:color w:val="000000"/>
@@ -7969,7 +7387,7 @@
       <w:proofErr w:type="spellStart"/>
       <w:r>
         <w:rPr>
-          <w:rFonts w:ascii="Helvetica Neue" w:hAnsi="Helvetica Neue" w:cs="Helvetica Neue"/>
+          <w:rFonts w:cs="Helvetica Neue"/>
           <w:b/>
           <w:bCs/>
           <w:color w:val="000000"/>
@@ -7983,7 +7401,7 @@
       <w:proofErr w:type="spellEnd"/>
       <w:r>
         <w:rPr>
-          <w:rFonts w:ascii="Helvetica Neue" w:hAnsi="Helvetica Neue" w:cs="Helvetica Neue"/>
+          <w:rFonts w:cs="Helvetica Neue"/>
           <w:b/>
           <w:bCs/>
           <w:color w:val="000000"/>
@@ -8005,20 +7423,19 @@
         <w:adjustRightInd w:val="0"/>
         <w:spacing w:after="0" w:line="240" w:lineRule="auto"/>
         <w:rPr>
-          <w:rFonts w:ascii="Helvetica Neue" w:hAnsi="Helvetica Neue" w:cs="Helvetica Neue"/>
-          <w:color w:val="000000"/>
-          <w:kern w:val="0"/>
-          <w:lang w:val="nl-NL"/>
-        </w:rPr>
-      </w:pPr>
-      <w:r>
-        <w:rPr>
-          <w:rFonts w:ascii="Helvetica Neue" w:hAnsi="Helvetica Neue" w:cs="Helvetica Neue"/>
-          <w:color w:val="000000"/>
-          <w:kern w:val="0"/>
-          <w:lang w:val="nl-NL"/>
-        </w:rPr>
-        <w:lastRenderedPageBreak/>
+          <w:rFonts w:cs="Helvetica Neue"/>
+          <w:color w:val="000000"/>
+          <w:kern w:val="0"/>
+          <w:lang w:val="nl-NL"/>
+        </w:rPr>
+      </w:pPr>
+      <w:r>
+        <w:rPr>
+          <w:rFonts w:cs="Helvetica Neue"/>
+          <w:color w:val="000000"/>
+          <w:kern w:val="0"/>
+          <w:lang w:val="nl-NL"/>
+        </w:rPr>
         <w:t>De camera moet een object kunnen detecteren van 3 verschillende afmetingen en daarvan een correcte detectiekader overzetten met een nauwkeurigheid en vertraging die wordt waargenomen in normale lichtomstandigheden.</w:t>
       </w:r>
     </w:p>
@@ -8032,7 +7449,7 @@
         <w:adjustRightInd w:val="0"/>
         <w:spacing w:after="0" w:line="240" w:lineRule="auto"/>
         <w:rPr>
-          <w:rFonts w:ascii="Helvetica Neue" w:hAnsi="Helvetica Neue" w:cs="Helvetica Neue"/>
+          <w:rFonts w:cs="Helvetica Neue"/>
           <w:color w:val="000000"/>
           <w:kern w:val="0"/>
           <w:lang w:val="nl-NL"/>
@@ -8049,7 +7466,7 @@
         <w:adjustRightInd w:val="0"/>
         <w:spacing w:after="0" w:line="240" w:lineRule="auto"/>
         <w:rPr>
-          <w:rFonts w:ascii="Helvetica Neue" w:hAnsi="Helvetica Neue" w:cs="Helvetica Neue"/>
+          <w:rFonts w:cs="Helvetica Neue"/>
           <w:color w:val="000000"/>
           <w:kern w:val="0"/>
           <w:lang w:val="nl-NL"/>
@@ -8066,7 +7483,7 @@
         <w:adjustRightInd w:val="0"/>
         <w:spacing w:after="0" w:line="240" w:lineRule="auto"/>
         <w:rPr>
-          <w:rFonts w:ascii="Helvetica Neue" w:hAnsi="Helvetica Neue" w:cs="Helvetica Neue"/>
+          <w:rFonts w:cs="Helvetica Neue"/>
           <w:color w:val="000000"/>
           <w:kern w:val="0"/>
           <w:lang w:val="nl-NL"/>
@@ -8083,7 +7500,7 @@
         <w:adjustRightInd w:val="0"/>
         <w:spacing w:after="0" w:line="240" w:lineRule="auto"/>
         <w:rPr>
-          <w:rFonts w:ascii="Helvetica Neue" w:hAnsi="Helvetica Neue" w:cs="Helvetica Neue"/>
+          <w:rFonts w:cs="Helvetica Neue"/>
           <w:b/>
           <w:bCs/>
           <w:color w:val="0070C0"/>
@@ -8093,6 +7510,43 @@
           <w:lang w:val="nl-NL"/>
         </w:rPr>
       </w:pPr>
+    </w:p>
+    <w:p>
+      <w:pPr>
+        <w:rPr>
+          <w:rFonts w:eastAsiaTheme="majorEastAsia" w:cstheme="majorBidi"/>
+          <w:b/>
+          <w:color w:val="215E99" w:themeColor="text2" w:themeTint="BF"/>
+          <w:sz w:val="32"/>
+          <w:szCs w:val="32"/>
+          <w:lang w:val="nl-NL"/>
+        </w:rPr>
+      </w:pPr>
+      <w:r>
+        <w:rPr>
+          <w:color w:val="215E99" w:themeColor="text2" w:themeTint="BF"/>
+        </w:rPr>
+        <w:br w:type="page"/>
+      </w:r>
+    </w:p>
+    <w:p>
+      <w:pPr>
+        <w:pStyle w:val="Style3"/>
+        <w:rPr>
+          <w:rFonts w:asciiTheme="minorHAnsi" w:hAnsiTheme="minorHAnsi"/>
+          <w:color w:val="215E99" w:themeColor="text2" w:themeTint="BF"/>
+        </w:rPr>
+      </w:pPr>
+      <w:bookmarkStart w:id="11" w:name="_Toc213840413"/>
+      <w:r>
+        <w:rPr>
+          <w:rFonts w:asciiTheme="minorHAnsi" w:hAnsiTheme="minorHAnsi"/>
+          <w:color w:val="215E99" w:themeColor="text2" w:themeTint="BF"/>
+        </w:rPr>
+        <w:lastRenderedPageBreak/>
+        <w:t>RQ09: Akoestische waarneming (Functioneel (Prioriteit P3))</w:t>
+      </w:r>
+      <w:bookmarkEnd w:id="11"/>
     </w:p>
     <w:p>
       <w:pPr>
@@ -8104,9 +7558,11 @@
         <w:adjustRightInd w:val="0"/>
         <w:spacing w:after="0" w:line="240" w:lineRule="auto"/>
         <w:rPr>
-          <w:rFonts w:ascii="Helvetica Neue" w:hAnsi="Helvetica Neue" w:cs="Helvetica Neue"/>
-          <w:b/>
-          <w:bCs/>
+          <w:rFonts w:cs="Helvetica Neue"/>
+          <w:b/>
+          <w:bCs/>
+          <w:i/>
+          <w:iCs/>
           <w:color w:val="0070C0"/>
           <w:kern w:val="0"/>
           <w:sz w:val="32"/>
@@ -8114,6 +7570,17 @@
           <w:lang w:val="nl-NL"/>
         </w:rPr>
       </w:pPr>
+      <w:r>
+        <w:rPr>
+          <w:rFonts w:cs="Helvetica Neue"/>
+          <w:i/>
+          <w:iCs/>
+          <w:color w:val="000000"/>
+          <w:kern w:val="0"/>
+          <w:lang w:val="nl-NL"/>
+        </w:rPr>
+        <w:t>Een drone wordt gedetecteerd door middel van akoestische waarneming, door de frequentie te bepalen van drones, wordt er een melding gegeven in de GUI dat er drones aanwezig zijn.</w:t>
+      </w:r>
     </w:p>
     <w:p>
       <w:pPr>
@@ -8125,13 +7592,6 @@
         <w:adjustRightInd w:val="0"/>
         <w:spacing w:after="0" w:line="240" w:lineRule="auto"/>
         <w:rPr>
-          <w:rFonts w:ascii="Helvetica Neue" w:hAnsi="Helvetica Neue" w:cs="Helvetica Neue"/>
-          <w:b/>
-          <w:bCs/>
-          <w:color w:val="0070C0"/>
-          <w:kern w:val="0"/>
-          <w:sz w:val="32"/>
-          <w:szCs w:val="32"/>
           <w:lang w:val="nl-NL"/>
         </w:rPr>
       </w:pPr>
@@ -8146,16 +7606,111 @@
         <w:adjustRightInd w:val="0"/>
         <w:spacing w:after="0" w:line="240" w:lineRule="auto"/>
         <w:rPr>
-          <w:rFonts w:ascii="Helvetica Neue" w:hAnsi="Helvetica Neue" w:cs="Helvetica Neue"/>
-          <w:b/>
-          <w:bCs/>
-          <w:color w:val="0070C0"/>
-          <w:kern w:val="0"/>
-          <w:sz w:val="32"/>
-          <w:szCs w:val="32"/>
-          <w:lang w:val="nl-NL"/>
-        </w:rPr>
-      </w:pPr>
+          <w:rFonts w:cs="Helvetica Neue"/>
+          <w:color w:val="000000"/>
+          <w:kern w:val="0"/>
+          <w:lang w:val="nl-NL"/>
+        </w:rPr>
+      </w:pPr>
+      <w:r>
+        <w:rPr>
+          <w:rFonts w:cs="Helvetica Neue"/>
+          <w:color w:val="000000"/>
+          <w:kern w:val="0"/>
+          <w:lang w:val="nl-NL"/>
+        </w:rPr>
+        <w:t xml:space="preserve">Deze </w:t>
+      </w:r>
+      <w:proofErr w:type="spellStart"/>
+      <w:r>
+        <w:rPr>
+          <w:rFonts w:cs="Helvetica Neue"/>
+          <w:color w:val="000000"/>
+          <w:kern w:val="0"/>
+          <w:lang w:val="nl-NL"/>
+        </w:rPr>
+        <w:t>requirement</w:t>
+      </w:r>
+      <w:proofErr w:type="spellEnd"/>
+      <w:r>
+        <w:rPr>
+          <w:rFonts w:cs="Helvetica Neue"/>
+          <w:color w:val="000000"/>
+          <w:kern w:val="0"/>
+          <w:lang w:val="nl-NL"/>
+        </w:rPr>
+        <w:t xml:space="preserve"> verwijst naar een eis van de opdrachtgever die is uitgewerkt in </w:t>
+      </w:r>
+      <w:proofErr w:type="spellStart"/>
+      <w:r>
+        <w:rPr>
+          <w:rFonts w:cs="Helvetica Neue"/>
+          <w:b/>
+          <w:bCs/>
+          <w:color w:val="000000"/>
+          <w:kern w:val="0"/>
+          <w:u w:val="single"/>
+          <w:lang w:val="nl-NL"/>
+        </w:rPr>
+        <w:t>UserStory</w:t>
+      </w:r>
+      <w:proofErr w:type="spellEnd"/>
+      <w:r>
+        <w:rPr>
+          <w:rFonts w:cs="Helvetica Neue"/>
+          <w:b/>
+          <w:bCs/>
+          <w:color w:val="000000"/>
+          <w:kern w:val="0"/>
+          <w:u w:val="single"/>
+          <w:lang w:val="nl-NL"/>
+        </w:rPr>
+        <w:t xml:space="preserve"> Nr. 9</w:t>
+      </w:r>
+      <w:r>
+        <w:rPr>
+          <w:rFonts w:cs="Helvetica Neue"/>
+          <w:color w:val="000000"/>
+          <w:kern w:val="0"/>
+          <w:lang w:val="nl-NL"/>
+        </w:rPr>
+        <w:t xml:space="preserve"> in de </w:t>
+      </w:r>
+      <w:r>
+        <w:rPr>
+          <w:rFonts w:cs="Helvetica Neue"/>
+          <w:b/>
+          <w:bCs/>
+          <w:color w:val="000000"/>
+          <w:kern w:val="0"/>
+          <w:u w:val="single"/>
+          <w:lang w:val="nl-NL"/>
+        </w:rPr>
+        <w:t xml:space="preserve">Product </w:t>
+      </w:r>
+      <w:proofErr w:type="spellStart"/>
+      <w:r>
+        <w:rPr>
+          <w:rFonts w:cs="Helvetica Neue"/>
+          <w:b/>
+          <w:bCs/>
+          <w:color w:val="000000"/>
+          <w:kern w:val="0"/>
+          <w:u w:val="single"/>
+          <w:lang w:val="nl-NL"/>
+        </w:rPr>
+        <w:t>Backlog</w:t>
+      </w:r>
+      <w:proofErr w:type="spellEnd"/>
+      <w:r>
+        <w:rPr>
+          <w:rFonts w:cs="Helvetica Neue"/>
+          <w:color w:val="000000"/>
+          <w:kern w:val="0"/>
+          <w:lang w:val="nl-NL"/>
+        </w:rPr>
+        <w:t>, in het geval van financiële beperkingen was er een vrije keuze en was het budget te bepalen met de opdrachtgever.</w:t>
+      </w:r>
     </w:p>
     <w:p>
       <w:pPr>
@@ -8167,13 +7722,9 @@
         <w:adjustRightInd w:val="0"/>
         <w:spacing w:after="0" w:line="240" w:lineRule="auto"/>
         <w:rPr>
-          <w:rFonts w:ascii="Helvetica Neue" w:hAnsi="Helvetica Neue" w:cs="Helvetica Neue"/>
-          <w:b/>
-          <w:bCs/>
-          <w:color w:val="0070C0"/>
-          <w:kern w:val="0"/>
-          <w:sz w:val="32"/>
-          <w:szCs w:val="32"/>
+          <w:rFonts w:cs="Helvetica Neue"/>
+          <w:color w:val="000000"/>
+          <w:kern w:val="0"/>
           <w:lang w:val="nl-NL"/>
         </w:rPr>
       </w:pPr>
@@ -8188,258 +7739,7 @@
         <w:adjustRightInd w:val="0"/>
         <w:spacing w:after="0" w:line="240" w:lineRule="auto"/>
         <w:rPr>
-          <w:rFonts w:ascii="Helvetica Neue" w:hAnsi="Helvetica Neue" w:cs="Helvetica Neue"/>
-          <w:b/>
-          <w:bCs/>
-          <w:color w:val="0070C0"/>
-          <w:kern w:val="0"/>
-          <w:sz w:val="32"/>
-          <w:szCs w:val="32"/>
-          <w:lang w:val="nl-NL"/>
-        </w:rPr>
-      </w:pPr>
-    </w:p>
-    <w:p>
-      <w:pPr>
-        <w:tabs>
-          <w:tab w:val="right" w:pos="9020"/>
-        </w:tabs>
-        <w:autoSpaceDE w:val="0"/>
-        <w:autoSpaceDN w:val="0"/>
-        <w:adjustRightInd w:val="0"/>
-        <w:spacing w:after="0" w:line="240" w:lineRule="auto"/>
-        <w:rPr>
-          <w:rFonts w:ascii="Helvetica Neue" w:hAnsi="Helvetica Neue" w:cs="Helvetica Neue"/>
-          <w:b/>
-          <w:bCs/>
-          <w:color w:val="0070C0"/>
-          <w:kern w:val="0"/>
-          <w:sz w:val="32"/>
-          <w:szCs w:val="32"/>
-          <w:lang w:val="nl-NL"/>
-        </w:rPr>
-      </w:pPr>
-    </w:p>
-    <w:p>
-      <w:pPr>
-        <w:pStyle w:val="Style3"/>
-        <w:rPr>
-          <w:color w:val="215E99" w:themeColor="text2" w:themeTint="BF"/>
-        </w:rPr>
-      </w:pPr>
-      <w:bookmarkStart w:id="11" w:name="_Toc213702561"/>
-      <w:r>
-        <w:rPr>
-          <w:color w:val="215E99" w:themeColor="text2" w:themeTint="BF"/>
-        </w:rPr>
-        <w:t>RQ09: Akoestische waarneming (Functioneel (Prioriteit P3))</w:t>
-      </w:r>
-      <w:bookmarkEnd w:id="11"/>
-    </w:p>
-    <w:p>
-      <w:pPr>
-        <w:tabs>
-          <w:tab w:val="right" w:pos="9020"/>
-        </w:tabs>
-        <w:autoSpaceDE w:val="0"/>
-        <w:autoSpaceDN w:val="0"/>
-        <w:adjustRightInd w:val="0"/>
-        <w:spacing w:after="0" w:line="240" w:lineRule="auto"/>
-        <w:rPr>
-          <w:rFonts w:ascii="Helvetica Neue" w:hAnsi="Helvetica Neue" w:cs="Helvetica Neue"/>
-          <w:b/>
-          <w:bCs/>
-          <w:i/>
-          <w:iCs/>
-          <w:color w:val="0070C0"/>
-          <w:kern w:val="0"/>
-          <w:sz w:val="32"/>
-          <w:szCs w:val="32"/>
-          <w:lang w:val="nl-NL"/>
-        </w:rPr>
-      </w:pPr>
-      <w:r>
-        <w:rPr>
-          <w:rFonts w:ascii="Helvetica Neue" w:hAnsi="Helvetica Neue" w:cs="Helvetica Neue"/>
-          <w:i/>
-          <w:iCs/>
-          <w:color w:val="000000"/>
-          <w:kern w:val="0"/>
-          <w:lang w:val="nl-NL"/>
-        </w:rPr>
-        <w:t>Een drone wordt gedetecteerd door middel van akoestische waarneming, door de frequentie te bepalen van drones, wordt er een melding gegeven in de GUI dat er drones aanwezig zijn.</w:t>
-      </w:r>
-    </w:p>
-    <w:p>
-      <w:pPr>
-        <w:tabs>
-          <w:tab w:val="right" w:pos="9020"/>
-        </w:tabs>
-        <w:autoSpaceDE w:val="0"/>
-        <w:autoSpaceDN w:val="0"/>
-        <w:adjustRightInd w:val="0"/>
-        <w:spacing w:after="0" w:line="240" w:lineRule="auto"/>
-        <w:rPr>
-          <w:lang w:val="nl-NL"/>
-        </w:rPr>
-      </w:pPr>
-    </w:p>
-    <w:p>
-      <w:pPr>
-        <w:tabs>
-          <w:tab w:val="right" w:pos="9020"/>
-        </w:tabs>
-        <w:autoSpaceDE w:val="0"/>
-        <w:autoSpaceDN w:val="0"/>
-        <w:adjustRightInd w:val="0"/>
-        <w:spacing w:after="0" w:line="240" w:lineRule="auto"/>
-        <w:rPr>
-          <w:rFonts w:ascii="Helvetica Neue" w:hAnsi="Helvetica Neue" w:cs="Helvetica Neue"/>
-          <w:color w:val="000000"/>
-          <w:kern w:val="0"/>
-          <w:lang w:val="nl-NL"/>
-        </w:rPr>
-      </w:pPr>
-      <w:r>
-        <w:rPr>
-          <w:rFonts w:ascii="Helvetica Neue" w:hAnsi="Helvetica Neue" w:cs="Helvetica Neue"/>
-          <w:color w:val="000000"/>
-          <w:kern w:val="0"/>
-          <w:lang w:val="nl-NL"/>
-        </w:rPr>
-        <w:t xml:space="preserve">Deze </w:t>
-      </w:r>
-      <w:proofErr w:type="spellStart"/>
-      <w:r>
-        <w:rPr>
-          <w:rFonts w:ascii="Helvetica Neue" w:hAnsi="Helvetica Neue" w:cs="Helvetica Neue"/>
-          <w:color w:val="000000"/>
-          <w:kern w:val="0"/>
-          <w:lang w:val="nl-NL"/>
-        </w:rPr>
-        <w:t>requirement</w:t>
-      </w:r>
-      <w:proofErr w:type="spellEnd"/>
-      <w:r>
-        <w:rPr>
-          <w:rFonts w:ascii="Helvetica Neue" w:hAnsi="Helvetica Neue" w:cs="Helvetica Neue"/>
-          <w:color w:val="000000"/>
-          <w:kern w:val="0"/>
-          <w:lang w:val="nl-NL"/>
-        </w:rPr>
-        <w:t xml:space="preserve"> verwijst naar een eis van de opdrachtgever die is uitgewerkt in </w:t>
-      </w:r>
-      <w:proofErr w:type="spellStart"/>
-      <w:r>
-        <w:rPr>
-          <w:rFonts w:ascii="Helvetica Neue" w:hAnsi="Helvetica Neue" w:cs="Helvetica Neue"/>
-          <w:b/>
-          <w:bCs/>
-          <w:color w:val="000000"/>
-          <w:kern w:val="0"/>
-          <w:u w:val="single"/>
-          <w:lang w:val="nl-NL"/>
-        </w:rPr>
-        <w:t>UserStory</w:t>
-      </w:r>
-      <w:proofErr w:type="spellEnd"/>
-      <w:r>
-        <w:rPr>
-          <w:rFonts w:ascii="Helvetica Neue" w:hAnsi="Helvetica Neue" w:cs="Helvetica Neue"/>
-          <w:b/>
-          <w:bCs/>
-          <w:color w:val="000000"/>
-          <w:kern w:val="0"/>
-          <w:u w:val="single"/>
-          <w:lang w:val="nl-NL"/>
-        </w:rPr>
-        <w:t xml:space="preserve"> Nr. </w:t>
-      </w:r>
-      <w:r>
-        <w:rPr>
-          <w:rFonts w:ascii="Helvetica Neue" w:hAnsi="Helvetica Neue" w:cs="Helvetica Neue"/>
-          <w:b/>
-          <w:bCs/>
-          <w:color w:val="000000"/>
-          <w:kern w:val="0"/>
-          <w:u w:val="single"/>
-          <w:lang w:val="nl-NL"/>
-        </w:rPr>
-        <w:t>9</w:t>
-      </w:r>
-      <w:r>
-        <w:rPr>
-          <w:rFonts w:ascii="Helvetica Neue" w:hAnsi="Helvetica Neue" w:cs="Helvetica Neue"/>
-          <w:color w:val="000000"/>
-          <w:kern w:val="0"/>
-          <w:lang w:val="nl-NL"/>
-        </w:rPr>
-        <w:t xml:space="preserve"> in de </w:t>
-      </w:r>
-      <w:r>
-        <w:rPr>
-          <w:rFonts w:ascii="Helvetica Neue" w:hAnsi="Helvetica Neue" w:cs="Helvetica Neue"/>
-          <w:b/>
-          <w:bCs/>
-          <w:color w:val="000000"/>
-          <w:kern w:val="0"/>
-          <w:u w:val="single"/>
-          <w:lang w:val="nl-NL"/>
-        </w:rPr>
-        <w:t xml:space="preserve">Product </w:t>
-      </w:r>
-      <w:proofErr w:type="spellStart"/>
-      <w:r>
-        <w:rPr>
-          <w:rFonts w:ascii="Helvetica Neue" w:hAnsi="Helvetica Neue" w:cs="Helvetica Neue"/>
-          <w:b/>
-          <w:bCs/>
-          <w:color w:val="000000"/>
-          <w:kern w:val="0"/>
-          <w:u w:val="single"/>
-          <w:lang w:val="nl-NL"/>
-        </w:rPr>
-        <w:t>Backlog</w:t>
-      </w:r>
-      <w:proofErr w:type="spellEnd"/>
-      <w:r>
-        <w:rPr>
-          <w:rFonts w:ascii="Helvetica Neue" w:hAnsi="Helvetica Neue" w:cs="Helvetica Neue"/>
-          <w:color w:val="000000"/>
-          <w:kern w:val="0"/>
-          <w:lang w:val="nl-NL"/>
-        </w:rPr>
-        <w:t>, in het geval van financiële beperkingen was er een vrije keuze en was het budget te bepalen met de opdrachtgever.</w:t>
-      </w:r>
-    </w:p>
-    <w:p>
-      <w:pPr>
-        <w:tabs>
-          <w:tab w:val="right" w:pos="9020"/>
-        </w:tabs>
-        <w:autoSpaceDE w:val="0"/>
-        <w:autoSpaceDN w:val="0"/>
-        <w:adjustRightInd w:val="0"/>
-        <w:spacing w:after="0" w:line="240" w:lineRule="auto"/>
-        <w:rPr>
-          <w:rFonts w:ascii="Helvetica Neue" w:hAnsi="Helvetica Neue" w:cs="Helvetica Neue"/>
-          <w:color w:val="000000"/>
-          <w:kern w:val="0"/>
-          <w:lang w:val="nl-NL"/>
-        </w:rPr>
-      </w:pPr>
-    </w:p>
-    <w:p>
-      <w:pPr>
-        <w:tabs>
-          <w:tab w:val="right" w:pos="9020"/>
-        </w:tabs>
-        <w:autoSpaceDE w:val="0"/>
-        <w:autoSpaceDN w:val="0"/>
-        <w:adjustRightInd w:val="0"/>
-        <w:spacing w:after="0" w:line="240" w:lineRule="auto"/>
-        <w:rPr>
-          <w:rFonts w:ascii="Helvetica Neue" w:hAnsi="Helvetica Neue" w:cs="Helvetica Neue"/>
+          <w:rFonts w:cs="Helvetica Neue"/>
           <w:b/>
           <w:bCs/>
           <w:color w:val="000000"/>
@@ -8451,7 +7751,7 @@
       </w:pPr>
       <w:r>
         <w:rPr>
-          <w:rFonts w:ascii="Helvetica Neue" w:hAnsi="Helvetica Neue" w:cs="Helvetica Neue"/>
+          <w:rFonts w:cs="Helvetica Neue"/>
           <w:b/>
           <w:bCs/>
           <w:color w:val="000000"/>
@@ -8478,7 +7778,7 @@
         <w:adjustRightInd w:val="0"/>
         <w:spacing w:after="0" w:line="240" w:lineRule="auto"/>
         <w:rPr>
-          <w:rFonts w:ascii="Helvetica Neue" w:hAnsi="Helvetica Neue" w:cs="Helvetica Neue"/>
+          <w:rFonts w:cs="Helvetica Neue"/>
           <w:color w:val="000000"/>
           <w:kern w:val="0"/>
         </w:rPr>
@@ -8486,7 +7786,7 @@
       <w:proofErr w:type="spellStart"/>
       <w:r>
         <w:rPr>
-          <w:rFonts w:ascii="Helvetica Neue" w:hAnsi="Helvetica Neue" w:cs="Helvetica Neue"/>
+          <w:rFonts w:cs="Helvetica Neue"/>
           <w:color w:val="000000"/>
           <w:kern w:val="0"/>
         </w:rPr>
@@ -8509,7 +7809,7 @@
         <w:adjustRightInd w:val="0"/>
         <w:spacing w:after="0" w:line="240" w:lineRule="auto"/>
         <w:rPr>
-          <w:rFonts w:ascii="Helvetica Neue" w:hAnsi="Helvetica Neue" w:cs="Helvetica Neue"/>
+          <w:rFonts w:cs="Helvetica Neue"/>
           <w:color w:val="000000"/>
           <w:kern w:val="0"/>
           <w:lang w:val="nl-NL"/>
@@ -8518,7 +7818,7 @@
       <w:proofErr w:type="spellStart"/>
       <w:r>
         <w:rPr>
-          <w:rFonts w:ascii="Helvetica Neue" w:hAnsi="Helvetica Neue" w:cs="Helvetica Neue"/>
+          <w:rFonts w:cs="Helvetica Neue"/>
           <w:color w:val="000000"/>
           <w:kern w:val="0"/>
           <w:lang w:val="nl-NL"/>
@@ -8528,7 +7828,7 @@
       <w:proofErr w:type="spellEnd"/>
       <w:r>
         <w:rPr>
-          <w:rFonts w:ascii="Helvetica Neue" w:hAnsi="Helvetica Neue" w:cs="Helvetica Neue"/>
+          <w:rFonts w:cs="Helvetica Neue"/>
           <w:color w:val="000000"/>
           <w:kern w:val="0"/>
           <w:lang w:val="nl-NL"/>
@@ -8551,15 +7851,15 @@
         <w:adjustRightInd w:val="0"/>
         <w:spacing w:after="0" w:line="240" w:lineRule="auto"/>
         <w:rPr>
-          <w:rFonts w:ascii="Helvetica Neue" w:hAnsi="Helvetica Neue" w:cs="Helvetica Neue"/>
-          <w:color w:val="000000"/>
-          <w:kern w:val="0"/>
-          <w:lang w:val="nl-NL"/>
-        </w:rPr>
-      </w:pPr>
-      <w:r>
-        <w:rPr>
-          <w:rFonts w:ascii="Helvetica Neue" w:hAnsi="Helvetica Neue" w:cs="Helvetica Neue"/>
+          <w:rFonts w:cs="Helvetica Neue"/>
+          <w:color w:val="000000"/>
+          <w:kern w:val="0"/>
+          <w:lang w:val="nl-NL"/>
+        </w:rPr>
+      </w:pPr>
+      <w:r>
+        <w:rPr>
+          <w:rFonts w:cs="Helvetica Neue"/>
           <w:color w:val="000000"/>
           <w:kern w:val="0"/>
           <w:lang w:val="nl-NL"/>
@@ -8569,7 +7869,7 @@
       <w:proofErr w:type="spellStart"/>
       <w:r>
         <w:rPr>
-          <w:rFonts w:ascii="Helvetica Neue" w:hAnsi="Helvetica Neue" w:cs="Helvetica Neue"/>
+          <w:rFonts w:cs="Helvetica Neue"/>
           <w:color w:val="000000"/>
           <w:kern w:val="0"/>
           <w:lang w:val="nl-NL"/>
@@ -8588,7 +7888,7 @@
         <w:adjustRightInd w:val="0"/>
         <w:spacing w:after="0" w:line="240" w:lineRule="auto"/>
         <w:rPr>
-          <w:rFonts w:ascii="Helvetica Neue" w:hAnsi="Helvetica Neue" w:cs="Helvetica Neue"/>
+          <w:rFonts w:cs="Helvetica Neue"/>
           <w:color w:val="000000"/>
           <w:kern w:val="0"/>
           <w:lang w:val="nl-NL"/>
@@ -8605,7 +7905,7 @@
         <w:adjustRightInd w:val="0"/>
         <w:spacing w:after="0" w:line="240" w:lineRule="auto"/>
         <w:rPr>
-          <w:rFonts w:ascii="Helvetica Neue" w:hAnsi="Helvetica Neue" w:cs="Helvetica Neue"/>
+          <w:rFonts w:cs="Helvetica Neue"/>
           <w:color w:val="000000"/>
           <w:kern w:val="0"/>
           <w:lang w:val="nl-NL"/>
@@ -8622,7 +7922,7 @@
         <w:adjustRightInd w:val="0"/>
         <w:spacing w:after="0" w:line="240" w:lineRule="auto"/>
         <w:rPr>
-          <w:rFonts w:ascii="Helvetica Neue" w:hAnsi="Helvetica Neue" w:cs="Helvetica Neue"/>
+          <w:rFonts w:cs="Helvetica Neue"/>
           <w:b/>
           <w:bCs/>
           <w:color w:val="000000"/>
@@ -8634,7 +7934,7 @@
       </w:pPr>
       <w:r>
         <w:rPr>
-          <w:rFonts w:ascii="Helvetica Neue" w:hAnsi="Helvetica Neue" w:cs="Helvetica Neue"/>
+          <w:rFonts w:cs="Helvetica Neue"/>
           <w:b/>
           <w:bCs/>
           <w:color w:val="000000"/>
@@ -8661,29 +7961,20 @@
         <w:adjustRightInd w:val="0"/>
         <w:spacing w:after="0" w:line="240" w:lineRule="auto"/>
         <w:rPr>
-          <w:rFonts w:ascii="Helvetica Neue" w:hAnsi="Helvetica Neue" w:cs="Helvetica Neue"/>
-          <w:color w:val="000000"/>
-          <w:kern w:val="0"/>
-          <w:lang w:val="nl-NL"/>
-        </w:rPr>
-      </w:pPr>
-      <w:r>
-        <w:rPr>
-          <w:rFonts w:ascii="Helvetica Neue" w:hAnsi="Helvetica Neue" w:cs="Helvetica Neue"/>
-          <w:color w:val="000000"/>
-          <w:kern w:val="0"/>
-          <w:lang w:val="nl-NL"/>
-        </w:rPr>
-        <w:t>Microfoon</w:t>
-      </w:r>
-      <w:r>
-        <w:rPr>
-          <w:rFonts w:ascii="Helvetica Neue" w:hAnsi="Helvetica Neue" w:cs="Helvetica Neue"/>
-          <w:color w:val="000000"/>
-          <w:kern w:val="0"/>
-          <w:lang w:val="nl-NL"/>
-        </w:rPr>
-        <w:t xml:space="preserve">: </w:t>
+          <w:rFonts w:cs="Helvetica Neue"/>
+          <w:color w:val="000000"/>
+          <w:kern w:val="0"/>
+          <w:lang w:val="nl-NL"/>
+        </w:rPr>
+      </w:pPr>
+      <w:r>
+        <w:rPr>
+          <w:rFonts w:cs="Helvetica Neue"/>
+          <w:color w:val="000000"/>
+          <w:kern w:val="0"/>
+          <w:lang w:val="nl-NL"/>
+        </w:rPr>
+        <w:t xml:space="preserve">Microfoon: </w:t>
       </w:r>
     </w:p>
     <w:p>
@@ -8696,7 +7987,7 @@
         <w:adjustRightInd w:val="0"/>
         <w:spacing w:after="0" w:line="240" w:lineRule="auto"/>
         <w:rPr>
-          <w:rFonts w:ascii="Helvetica Neue" w:hAnsi="Helvetica Neue" w:cs="Helvetica Neue"/>
+          <w:rFonts w:cs="Helvetica Neue"/>
           <w:b/>
           <w:bCs/>
           <w:color w:val="000000"/>
@@ -8707,7 +7998,7 @@
       </w:pPr>
       <w:r>
         <w:rPr>
-          <w:rFonts w:ascii="Helvetica Neue" w:hAnsi="Helvetica Neue" w:cs="Helvetica Neue"/>
+          <w:rFonts w:cs="Helvetica Neue"/>
           <w:color w:val="000000"/>
           <w:kern w:val="0"/>
           <w:lang w:val="nl-NL"/>
@@ -8717,7 +8008,7 @@
       <w:proofErr w:type="spellStart"/>
       <w:r>
         <w:rPr>
-          <w:rFonts w:ascii="Helvetica Neue" w:hAnsi="Helvetica Neue" w:cs="Helvetica Neue"/>
+          <w:rFonts w:cs="Helvetica Neue"/>
           <w:color w:val="000000"/>
           <w:kern w:val="0"/>
           <w:lang w:val="nl-NL"/>
@@ -8727,7 +8018,7 @@
       <w:proofErr w:type="spellEnd"/>
       <w:r>
         <w:rPr>
-          <w:rFonts w:ascii="Helvetica Neue" w:hAnsi="Helvetica Neue" w:cs="Helvetica Neue"/>
+          <w:rFonts w:cs="Helvetica Neue"/>
           <w:color w:val="000000"/>
           <w:kern w:val="0"/>
           <w:lang w:val="nl-NL"/>
@@ -8736,7 +8027,7 @@
       </w:r>
       <w:r>
         <w:rPr>
-          <w:rFonts w:ascii="Helvetica Neue" w:hAnsi="Helvetica Neue" w:cs="Helvetica Neue"/>
+          <w:rFonts w:cs="Helvetica Neue"/>
           <w:b/>
           <w:bCs/>
           <w:color w:val="000000"/>
@@ -8747,7 +8038,7 @@
       </w:r>
       <w:r>
         <w:rPr>
-          <w:rFonts w:ascii="Helvetica Neue" w:hAnsi="Helvetica Neue" w:cs="Helvetica Neue"/>
+          <w:rFonts w:cs="Helvetica Neue"/>
           <w:color w:val="000000"/>
           <w:kern w:val="0"/>
           <w:lang w:val="nl-NL"/>
@@ -8757,7 +8048,7 @@
       <w:proofErr w:type="spellStart"/>
       <w:r>
         <w:rPr>
-          <w:rFonts w:ascii="Helvetica Neue" w:hAnsi="Helvetica Neue" w:cs="Helvetica Neue"/>
+          <w:rFonts w:cs="Helvetica Neue"/>
           <w:color w:val="000000"/>
           <w:kern w:val="0"/>
           <w:lang w:val="nl-NL"/>
@@ -8767,7 +8058,7 @@
       <w:proofErr w:type="spellEnd"/>
       <w:r>
         <w:rPr>
-          <w:rFonts w:ascii="Helvetica Neue" w:hAnsi="Helvetica Neue" w:cs="Helvetica Neue"/>
+          <w:rFonts w:cs="Helvetica Neue"/>
           <w:color w:val="000000"/>
           <w:kern w:val="0"/>
           <w:lang w:val="nl-NL"/>
@@ -8777,7 +8068,7 @@
       <w:proofErr w:type="spellStart"/>
       <w:r>
         <w:rPr>
-          <w:rFonts w:ascii="Helvetica Neue" w:hAnsi="Helvetica Neue" w:cs="Helvetica Neue"/>
+          <w:rFonts w:cs="Helvetica Neue"/>
           <w:color w:val="000000"/>
           <w:kern w:val="0"/>
           <w:lang w:val="nl-NL"/>
@@ -8787,7 +8078,7 @@
       <w:proofErr w:type="spellEnd"/>
       <w:r>
         <w:rPr>
-          <w:rFonts w:ascii="Helvetica Neue" w:hAnsi="Helvetica Neue" w:cs="Helvetica Neue"/>
+          <w:rFonts w:cs="Helvetica Neue"/>
           <w:color w:val="000000"/>
           <w:kern w:val="0"/>
           <w:lang w:val="nl-NL"/>
@@ -8797,7 +8088,7 @@
       <w:proofErr w:type="spellStart"/>
       <w:r>
         <w:rPr>
-          <w:rFonts w:ascii="Helvetica Neue" w:hAnsi="Helvetica Neue" w:cs="Helvetica Neue"/>
+          <w:rFonts w:cs="Helvetica Neue"/>
           <w:color w:val="000000"/>
           <w:kern w:val="0"/>
           <w:lang w:val="nl-NL"/>
@@ -8807,7 +8098,7 @@
       <w:proofErr w:type="spellEnd"/>
       <w:r>
         <w:rPr>
-          <w:rFonts w:ascii="Helvetica Neue" w:hAnsi="Helvetica Neue" w:cs="Helvetica Neue"/>
+          <w:rFonts w:cs="Helvetica Neue"/>
           <w:color w:val="000000"/>
           <w:kern w:val="0"/>
           <w:lang w:val="nl-NL"/>
@@ -8816,7 +8107,7 @@
       </w:r>
       <w:r>
         <w:rPr>
-          <w:rFonts w:ascii="Helvetica Neue" w:hAnsi="Helvetica Neue" w:cs="Helvetica Neue"/>
+          <w:rFonts w:cs="Helvetica Neue"/>
           <w:b/>
           <w:bCs/>
           <w:color w:val="000000"/>
@@ -8828,7 +8119,7 @@
       </w:r>
       <w:r>
         <w:rPr>
-          <w:rFonts w:ascii="Helvetica Neue" w:hAnsi="Helvetica Neue" w:cs="Helvetica Neue"/>
+          <w:rFonts w:cs="Helvetica Neue"/>
           <w:color w:val="000000"/>
           <w:kern w:val="0"/>
           <w:u w:val="single"/>
@@ -8838,7 +8129,7 @@
       </w:r>
       <w:r>
         <w:rPr>
-          <w:rFonts w:ascii="Helvetica Neue" w:hAnsi="Helvetica Neue" w:cs="Helvetica Neue"/>
+          <w:rFonts w:cs="Helvetica Neue"/>
           <w:b/>
           <w:bCs/>
           <w:color w:val="000000"/>
@@ -8849,316 +8140,12 @@
         <w:t>onderzoeksverslag.</w:t>
       </w:r>
     </w:p>
-    <w:p>
-      <w:pPr>
-        <w:rPr>
-          <w:lang w:val="nl-NL"/>
-        </w:rPr>
-      </w:pPr>
-    </w:p>
-    <w:p>
-      <w:pPr>
-        <w:rPr>
-          <w:lang w:val="nl-NL"/>
-        </w:rPr>
-      </w:pPr>
-    </w:p>
-    <w:p>
-      <w:pPr>
-        <w:rPr>
-          <w:lang w:val="nl-NL"/>
-        </w:rPr>
-      </w:pPr>
-    </w:p>
-    <w:p>
-      <w:pPr>
-        <w:rPr>
-          <w:rFonts w:ascii="Helvetica Neue" w:hAnsi="Helvetica Neue" w:cs="Helvetica Neue"/>
-          <w:color w:val="000000"/>
-          <w:kern w:val="0"/>
-          <w:lang w:val="nl-NL"/>
-        </w:rPr>
-      </w:pPr>
-    </w:p>
-    <w:p>
-      <w:pPr>
-        <w:rPr>
-          <w:rFonts w:ascii="Helvetica Neue" w:hAnsi="Helvetica Neue" w:cs="Helvetica Neue"/>
-          <w:b/>
-          <w:bCs/>
-          <w:color w:val="000000"/>
-          <w:kern w:val="0"/>
-          <w:sz w:val="28"/>
-          <w:szCs w:val="28"/>
-          <w:lang w:val="nl-NL"/>
-        </w:rPr>
-      </w:pPr>
-    </w:p>
-    <w:p>
-      <w:pPr>
-        <w:rPr>
-          <w:rFonts w:ascii="Helvetica Neue" w:hAnsi="Helvetica Neue" w:cs="Helvetica Neue"/>
-          <w:b/>
-          <w:bCs/>
-          <w:color w:val="000000"/>
-          <w:kern w:val="0"/>
-          <w:sz w:val="28"/>
-          <w:szCs w:val="28"/>
-          <w:lang w:val="nl-NL"/>
-        </w:rPr>
-      </w:pPr>
-    </w:p>
-    <w:p>
-      <w:pPr>
-        <w:rPr>
-          <w:rFonts w:ascii="Helvetica Neue" w:hAnsi="Helvetica Neue" w:cs="Helvetica Neue"/>
-          <w:b/>
-          <w:bCs/>
-          <w:color w:val="000000"/>
-          <w:kern w:val="0"/>
-          <w:sz w:val="28"/>
-          <w:szCs w:val="28"/>
-          <w:lang w:val="nl-NL"/>
-        </w:rPr>
-      </w:pPr>
-    </w:p>
-    <w:p>
-      <w:pPr>
-        <w:rPr>
-          <w:rFonts w:ascii="Helvetica Neue" w:hAnsi="Helvetica Neue" w:cs="Helvetica Neue"/>
-          <w:b/>
-          <w:bCs/>
-          <w:color w:val="000000"/>
-          <w:kern w:val="0"/>
-          <w:sz w:val="28"/>
-          <w:szCs w:val="28"/>
-          <w:lang w:val="nl-NL"/>
-        </w:rPr>
-      </w:pPr>
-    </w:p>
-    <w:p>
-      <w:pPr>
-        <w:rPr>
-          <w:rFonts w:ascii="Helvetica Neue" w:hAnsi="Helvetica Neue" w:cs="Helvetica Neue"/>
-          <w:b/>
-          <w:bCs/>
-          <w:color w:val="000000"/>
-          <w:kern w:val="0"/>
-          <w:sz w:val="28"/>
-          <w:szCs w:val="28"/>
-          <w:lang w:val="nl-NL"/>
-        </w:rPr>
-      </w:pPr>
-    </w:p>
-    <w:p>
-      <w:pPr>
-        <w:rPr>
-          <w:rFonts w:ascii="Helvetica Neue" w:hAnsi="Helvetica Neue" w:cs="Helvetica Neue"/>
-          <w:b/>
-          <w:bCs/>
-          <w:color w:val="000000"/>
-          <w:kern w:val="0"/>
-          <w:sz w:val="28"/>
-          <w:szCs w:val="28"/>
-          <w:lang w:val="nl-NL"/>
-        </w:rPr>
-      </w:pPr>
-    </w:p>
-    <w:p>
-      <w:pPr>
-        <w:rPr>
-          <w:rFonts w:ascii="Helvetica Neue" w:hAnsi="Helvetica Neue" w:cs="Helvetica Neue"/>
-          <w:b/>
-          <w:bCs/>
-          <w:color w:val="000000"/>
-          <w:kern w:val="0"/>
-          <w:sz w:val="28"/>
-          <w:szCs w:val="28"/>
-          <w:lang w:val="nl-NL"/>
-        </w:rPr>
-      </w:pPr>
-    </w:p>
-    <w:p>
-      <w:pPr>
-        <w:rPr>
-          <w:rFonts w:ascii="Helvetica Neue" w:hAnsi="Helvetica Neue" w:cs="Helvetica Neue"/>
-          <w:b/>
-          <w:bCs/>
-          <w:color w:val="000000"/>
-          <w:kern w:val="0"/>
-          <w:sz w:val="28"/>
-          <w:szCs w:val="28"/>
-          <w:lang w:val="nl-NL"/>
-        </w:rPr>
-      </w:pPr>
-    </w:p>
-    <w:p>
-      <w:pPr>
-        <w:rPr>
-          <w:rFonts w:ascii="Helvetica Neue" w:hAnsi="Helvetica Neue" w:cs="Helvetica Neue"/>
-          <w:b/>
-          <w:bCs/>
-          <w:color w:val="000000"/>
-          <w:kern w:val="0"/>
-          <w:sz w:val="28"/>
-          <w:szCs w:val="28"/>
-          <w:lang w:val="nl-NL"/>
-        </w:rPr>
-      </w:pPr>
-    </w:p>
-    <w:p>
-      <w:pPr>
-        <w:rPr>
-          <w:rFonts w:ascii="Helvetica Neue" w:hAnsi="Helvetica Neue" w:cs="Helvetica Neue"/>
-          <w:b/>
-          <w:bCs/>
-          <w:color w:val="000000"/>
-          <w:kern w:val="0"/>
-          <w:sz w:val="28"/>
-          <w:szCs w:val="28"/>
-          <w:lang w:val="nl-NL"/>
-        </w:rPr>
-      </w:pPr>
-    </w:p>
-    <w:p>
-      <w:pPr>
-        <w:rPr>
-          <w:rFonts w:ascii="Helvetica Neue" w:hAnsi="Helvetica Neue" w:cs="Helvetica Neue"/>
-          <w:b/>
-          <w:bCs/>
-          <w:color w:val="000000"/>
-          <w:kern w:val="0"/>
-          <w:sz w:val="28"/>
-          <w:szCs w:val="28"/>
-          <w:lang w:val="nl-NL"/>
-        </w:rPr>
-      </w:pPr>
-    </w:p>
-    <w:p>
-      <w:pPr>
-        <w:rPr>
-          <w:rFonts w:ascii="Helvetica Neue" w:hAnsi="Helvetica Neue" w:cs="Helvetica Neue"/>
-          <w:b/>
-          <w:bCs/>
-          <w:color w:val="000000"/>
-          <w:kern w:val="0"/>
-          <w:sz w:val="28"/>
-          <w:szCs w:val="28"/>
-          <w:lang w:val="nl-NL"/>
-        </w:rPr>
-      </w:pPr>
-    </w:p>
-    <w:p>
-      <w:pPr>
-        <w:rPr>
-          <w:lang w:val="nl-NL"/>
-        </w:rPr>
-      </w:pPr>
-      <w:r>
-        <w:rPr>
-          <w:lang w:val="nl-NL"/>
-        </w:rPr>
-        <w:t> </w:t>
-      </w:r>
-    </w:p>
-    <w:p>
-      <w:pPr>
-        <w:rPr>
-          <w:lang w:val="nl-NL"/>
-        </w:rPr>
-      </w:pPr>
-      <w:r>
-        <w:rPr>
-          <w:lang w:val="nl-NL"/>
-        </w:rPr>
-        <w:t> </w:t>
-      </w:r>
-    </w:p>
-    <w:p>
-      <w:pPr>
-        <w:rPr>
-          <w:lang w:val="nl-NL"/>
-        </w:rPr>
-      </w:pPr>
-      <w:r>
-        <w:rPr>
-          <w:lang w:val="nl-NL"/>
-        </w:rPr>
-        <w:t> </w:t>
-      </w:r>
-    </w:p>
-    <w:p>
-      <w:pPr>
-        <w:rPr>
-          <w:lang w:val="nl-NL"/>
-        </w:rPr>
-      </w:pPr>
-      <w:r>
-        <w:rPr>
-          <w:lang w:val="nl-NL"/>
-        </w:rPr>
-        <w:t> </w:t>
-      </w:r>
-    </w:p>
-    <w:p>
-      <w:pPr>
-        <w:rPr>
-          <w:lang w:val="nl-NL"/>
-        </w:rPr>
-      </w:pPr>
-    </w:p>
-    <w:p>
-      <w:pPr>
-        <w:rPr>
-          <w:lang w:val="nl-NL"/>
-        </w:rPr>
-      </w:pPr>
-    </w:p>
-    <w:p>
-      <w:pPr>
-        <w:rPr>
-          <w:lang w:val="nl-NL"/>
-        </w:rPr>
-      </w:pPr>
-    </w:p>
-    <w:p>
-      <w:pPr>
-        <w:pStyle w:val="Style3"/>
-      </w:pPr>
-      <w:bookmarkStart w:id="12" w:name="_Toc213702562"/>
-    </w:p>
-    <w:p>
-      <w:pPr>
-        <w:pStyle w:val="Style3"/>
-      </w:pPr>
-    </w:p>
-    <w:p>
-      <w:pPr>
-        <w:pStyle w:val="Style3"/>
-      </w:pPr>
-    </w:p>
-    <w:p>
-      <w:pPr>
-        <w:pStyle w:val="Style3"/>
-      </w:pPr>
-    </w:p>
-    <w:p>
-      <w:pPr>
-        <w:pStyle w:val="Style3"/>
-      </w:pPr>
-    </w:p>
-    <w:p>
-      <w:pPr>
-        <w:pStyle w:val="Style3"/>
-      </w:pPr>
-      <w:r>
-        <w:t>Changelog</w:t>
-      </w:r>
-      <w:bookmarkEnd w:id="12"/>
-    </w:p>
+    <w:p/>
+    <w:p/>
     <w:tbl>
       <w:tblPr>
         <w:tblStyle w:val="Tabelraster"/>
+        <w:tblpPr w:leftFromText="141" w:rightFromText="141" w:vertAnchor="text" w:horzAnchor="margin" w:tblpY="585"/>
         <w:tblW w:w="0" w:type="auto"/>
         <w:tblLook w:val="04A0" w:firstRow="1" w:lastRow="0" w:firstColumn="1" w:lastColumn="0" w:noHBand="0" w:noVBand="1"/>
       </w:tblPr>
@@ -9412,6 +8399,34 @@
         </w:tc>
       </w:tr>
     </w:tbl>
+    <w:p>
+      <w:pPr>
+        <w:pStyle w:val="Style3"/>
+        <w:rPr>
+          <w:rFonts w:asciiTheme="minorHAnsi" w:hAnsiTheme="minorHAnsi"/>
+        </w:rPr>
+      </w:pPr>
+      <w:bookmarkStart w:id="12" w:name="_Toc213840414"/>
+      <w:r>
+        <w:rPr>
+          <w:rFonts w:asciiTheme="minorHAnsi" w:hAnsiTheme="minorHAnsi"/>
+        </w:rPr>
+        <w:t>Changelog</w:t>
+      </w:r>
+      <w:bookmarkEnd w:id="12"/>
+    </w:p>
+    <w:p>
+      <w:pPr>
+        <w:rPr>
+          <w:rFonts w:ascii="Helvetica Neue" w:eastAsiaTheme="majorEastAsia" w:hAnsi="Helvetica Neue" w:cstheme="majorBidi"/>
+          <w:b/>
+          <w:color w:val="0F4761" w:themeColor="accent1" w:themeShade="BF"/>
+          <w:sz w:val="32"/>
+          <w:szCs w:val="32"/>
+          <w:lang w:val="nl-NL"/>
+        </w:rPr>
+      </w:pPr>
+    </w:p>
     <w:p>
       <w:pPr>
         <w:rPr>

--- a/Opleverset_Project_5-6/Verslagen/Requirement analyse.docx
+++ b/Opleverset_Project_5-6/Verslagen/Requirement analyse.docx
@@ -17,16 +17,7 @@
           <w:sz w:val="36"/>
           <w:szCs w:val="36"/>
         </w:rPr>
-        <w:t>Requirements</w:t>
-      </w:r>
-      <w:r>
-        <w:rPr>
-          <w:b/>
-          <w:bCs/>
-          <w:sz w:val="36"/>
-          <w:szCs w:val="36"/>
-        </w:rPr>
-        <w:t xml:space="preserve"> analyse</w:t>
+        <w:t>Requirements analyse</w:t>
       </w:r>
     </w:p>
     <w:p>
@@ -42,7 +33,7 @@
           <w:noProof/>
         </w:rPr>
         <w:drawing>
-          <wp:inline distT="0" distB="0" distL="0" distR="0" wp14:anchorId="129720BA" wp14:editId="445DCC66">
+          <wp:inline distT="0" distB="0" distL="0" distR="0" wp14:anchorId="5CB2FA42" wp14:editId="5937AEC2">
             <wp:extent cx="5247409" cy="3492667"/>
             <wp:effectExtent l="0" t="0" r="0" b="0"/>
             <wp:docPr id="1227344613" name="Picture 1" descr="A blue and orange octopus with a lightning bolt&#10;&#10;AI-generated content may be incorrect."/>
@@ -95,15 +86,7 @@
     </w:p>
     <w:p>
       <w:r>
-        <w:t xml:space="preserve">Ali </w:t>
-      </w:r>
-      <w:proofErr w:type="spellStart"/>
-      <w:r>
-        <w:t>Haimed</w:t>
-      </w:r>
-      <w:proofErr w:type="spellEnd"/>
-      <w:r>
-        <w:t xml:space="preserve"> </w:t>
+        <w:t xml:space="preserve">Ali Haimed </w:t>
       </w:r>
       <w:r>
         <w:tab/>
@@ -168,17 +151,15 @@
       <w:sdtContent>
         <w:p>
           <w:pPr>
-            <w:pStyle w:val="Kopvaninhoudsopgave"/>
+            <w:pStyle w:val="TOCHeading"/>
           </w:pPr>
-          <w:proofErr w:type="spellStart"/>
           <w:r>
             <w:t>Inhoudsopgave</w:t>
           </w:r>
-          <w:proofErr w:type="spellEnd"/>
         </w:p>
         <w:p>
           <w:pPr>
-            <w:pStyle w:val="Inhopg1"/>
+            <w:pStyle w:val="TOC1"/>
             <w:tabs>
               <w:tab w:val="right" w:leader="dot" w:pos="9350"/>
             </w:tabs>
@@ -189,7 +170,6 @@
               <w:i w:val="0"/>
               <w:iCs w:val="0"/>
               <w:noProof/>
-              <w:lang w:val="nl-NL" w:eastAsia="ko-KR"/>
             </w:rPr>
           </w:pPr>
           <w:r>
@@ -209,7 +189,7 @@
             </w:rPr>
             <w:fldChar w:fldCharType="separate"/>
           </w:r>
-          <w:hyperlink w:anchor="_Toc213840402" w:history="1">
+          <w:hyperlink w:anchor="_Toc214218431" w:history="1">
             <w:r>
               <w:rPr>
                 <w:rStyle w:val="Hyperlink"/>
@@ -236,7 +216,7 @@
                 <w:noProof/>
                 <w:webHidden/>
               </w:rPr>
-              <w:instrText xml:space="preserve"> PAGEREF _Toc213840402 \h </w:instrText>
+              <w:instrText xml:space="preserve"> PAGEREF _Toc214218431 \h </w:instrText>
             </w:r>
             <w:r>
               <w:rPr>
@@ -269,7 +249,7 @@
         </w:p>
         <w:p>
           <w:pPr>
-            <w:pStyle w:val="Inhopg1"/>
+            <w:pStyle w:val="TOC1"/>
             <w:tabs>
               <w:tab w:val="right" w:leader="dot" w:pos="9350"/>
             </w:tabs>
@@ -280,10 +260,9 @@
               <w:i w:val="0"/>
               <w:iCs w:val="0"/>
               <w:noProof/>
-              <w:lang w:val="nl-NL" w:eastAsia="ko-KR"/>
             </w:rPr>
           </w:pPr>
-          <w:hyperlink w:anchor="_Toc213840403" w:history="1">
+          <w:hyperlink w:anchor="_Toc214218432" w:history="1">
             <w:r>
               <w:rPr>
                 <w:rStyle w:val="Hyperlink"/>
@@ -310,7 +289,7 @@
                 <w:noProof/>
                 <w:webHidden/>
               </w:rPr>
-              <w:instrText xml:space="preserve"> PAGEREF _Toc213840403 \h </w:instrText>
+              <w:instrText xml:space="preserve"> PAGEREF _Toc214218432 \h </w:instrText>
             </w:r>
             <w:r>
               <w:rPr>
@@ -343,7 +322,7 @@
         </w:p>
         <w:p>
           <w:pPr>
-            <w:pStyle w:val="Inhopg1"/>
+            <w:pStyle w:val="TOC1"/>
             <w:tabs>
               <w:tab w:val="right" w:leader="dot" w:pos="9350"/>
             </w:tabs>
@@ -354,10 +333,9 @@
               <w:i w:val="0"/>
               <w:iCs w:val="0"/>
               <w:noProof/>
-              <w:lang w:val="nl-NL" w:eastAsia="ko-KR"/>
             </w:rPr>
           </w:pPr>
-          <w:hyperlink w:anchor="_Toc213840404" w:history="1">
+          <w:hyperlink w:anchor="_Toc214218433" w:history="1">
             <w:r>
               <w:rPr>
                 <w:rStyle w:val="Hyperlink"/>
@@ -384,7 +362,7 @@
                 <w:noProof/>
                 <w:webHidden/>
               </w:rPr>
-              <w:instrText xml:space="preserve"> PAGEREF _Toc213840404 \h </w:instrText>
+              <w:instrText xml:space="preserve"> PAGEREF _Toc214218433 \h </w:instrText>
             </w:r>
             <w:r>
               <w:rPr>
@@ -417,7 +395,7 @@
         </w:p>
         <w:p>
           <w:pPr>
-            <w:pStyle w:val="Inhopg2"/>
+            <w:pStyle w:val="TOC2"/>
             <w:tabs>
               <w:tab w:val="right" w:leader="dot" w:pos="9350"/>
             </w:tabs>
@@ -428,10 +406,9 @@
               <w:noProof/>
               <w:sz w:val="24"/>
               <w:szCs w:val="24"/>
-              <w:lang w:val="nl-NL" w:eastAsia="ko-KR"/>
             </w:rPr>
           </w:pPr>
-          <w:hyperlink w:anchor="_Toc213840405" w:history="1">
+          <w:hyperlink w:anchor="_Toc214218434" w:history="1">
             <w:r>
               <w:rPr>
                 <w:rStyle w:val="Hyperlink"/>
@@ -458,7 +435,7 @@
                 <w:noProof/>
                 <w:webHidden/>
               </w:rPr>
-              <w:instrText xml:space="preserve"> PAGEREF _Toc213840405 \h </w:instrText>
+              <w:instrText xml:space="preserve"> PAGEREF _Toc214218434 \h </w:instrText>
             </w:r>
             <w:r>
               <w:rPr>
@@ -491,7 +468,7 @@
         </w:p>
         <w:p>
           <w:pPr>
-            <w:pStyle w:val="Inhopg2"/>
+            <w:pStyle w:val="TOC2"/>
             <w:tabs>
               <w:tab w:val="right" w:leader="dot" w:pos="9350"/>
             </w:tabs>
@@ -502,10 +479,9 @@
               <w:noProof/>
               <w:sz w:val="24"/>
               <w:szCs w:val="24"/>
-              <w:lang w:val="nl-NL" w:eastAsia="ko-KR"/>
             </w:rPr>
           </w:pPr>
-          <w:hyperlink w:anchor="_Toc213840406" w:history="1">
+          <w:hyperlink w:anchor="_Toc214218435" w:history="1">
             <w:r>
               <w:rPr>
                 <w:rStyle w:val="Hyperlink"/>
@@ -532,7 +508,7 @@
                 <w:noProof/>
                 <w:webHidden/>
               </w:rPr>
-              <w:instrText xml:space="preserve"> PAGEREF _Toc213840406 \h </w:instrText>
+              <w:instrText xml:space="preserve"> PAGEREF _Toc214218435 \h </w:instrText>
             </w:r>
             <w:r>
               <w:rPr>
@@ -565,7 +541,7 @@
         </w:p>
         <w:p>
           <w:pPr>
-            <w:pStyle w:val="Inhopg2"/>
+            <w:pStyle w:val="TOC2"/>
             <w:tabs>
               <w:tab w:val="right" w:leader="dot" w:pos="9350"/>
             </w:tabs>
@@ -576,10 +552,9 @@
               <w:noProof/>
               <w:sz w:val="24"/>
               <w:szCs w:val="24"/>
-              <w:lang w:val="nl-NL" w:eastAsia="ko-KR"/>
             </w:rPr>
           </w:pPr>
-          <w:hyperlink w:anchor="_Toc213840407" w:history="1">
+          <w:hyperlink w:anchor="_Toc214218436" w:history="1">
             <w:r>
               <w:rPr>
                 <w:rStyle w:val="Hyperlink"/>
@@ -606,7 +581,7 @@
                 <w:noProof/>
                 <w:webHidden/>
               </w:rPr>
-              <w:instrText xml:space="preserve"> PAGEREF _Toc213840407 \h </w:instrText>
+              <w:instrText xml:space="preserve"> PAGEREF _Toc214218436 \h </w:instrText>
             </w:r>
             <w:r>
               <w:rPr>
@@ -639,7 +614,7 @@
         </w:p>
         <w:p>
           <w:pPr>
-            <w:pStyle w:val="Inhopg2"/>
+            <w:pStyle w:val="TOC2"/>
             <w:tabs>
               <w:tab w:val="right" w:leader="dot" w:pos="9350"/>
             </w:tabs>
@@ -650,10 +625,9 @@
               <w:noProof/>
               <w:sz w:val="24"/>
               <w:szCs w:val="24"/>
-              <w:lang w:val="nl-NL" w:eastAsia="ko-KR"/>
             </w:rPr>
           </w:pPr>
-          <w:hyperlink w:anchor="_Toc213840408" w:history="1">
+          <w:hyperlink w:anchor="_Toc214218437" w:history="1">
             <w:r>
               <w:rPr>
                 <w:rStyle w:val="Hyperlink"/>
@@ -680,7 +654,7 @@
                 <w:noProof/>
                 <w:webHidden/>
               </w:rPr>
-              <w:instrText xml:space="preserve"> PAGEREF _Toc213840408 \h </w:instrText>
+              <w:instrText xml:space="preserve"> PAGEREF _Toc214218437 \h </w:instrText>
             </w:r>
             <w:r>
               <w:rPr>
@@ -713,7 +687,7 @@
         </w:p>
         <w:p>
           <w:pPr>
-            <w:pStyle w:val="Inhopg2"/>
+            <w:pStyle w:val="TOC2"/>
             <w:tabs>
               <w:tab w:val="right" w:leader="dot" w:pos="9350"/>
             </w:tabs>
@@ -724,10 +698,9 @@
               <w:noProof/>
               <w:sz w:val="24"/>
               <w:szCs w:val="24"/>
-              <w:lang w:val="nl-NL" w:eastAsia="ko-KR"/>
             </w:rPr>
           </w:pPr>
-          <w:hyperlink w:anchor="_Toc213840409" w:history="1">
+          <w:hyperlink w:anchor="_Toc214218438" w:history="1">
             <w:r>
               <w:rPr>
                 <w:rStyle w:val="Hyperlink"/>
@@ -754,7 +727,7 @@
                 <w:noProof/>
                 <w:webHidden/>
               </w:rPr>
-              <w:instrText xml:space="preserve"> PAGEREF _Toc213840409 \h </w:instrText>
+              <w:instrText xml:space="preserve"> PAGEREF _Toc214218438 \h </w:instrText>
             </w:r>
             <w:r>
               <w:rPr>
@@ -787,7 +760,7 @@
         </w:p>
         <w:p>
           <w:pPr>
-            <w:pStyle w:val="Inhopg2"/>
+            <w:pStyle w:val="TOC2"/>
             <w:tabs>
               <w:tab w:val="right" w:leader="dot" w:pos="9350"/>
             </w:tabs>
@@ -798,10 +771,9 @@
               <w:noProof/>
               <w:sz w:val="24"/>
               <w:szCs w:val="24"/>
-              <w:lang w:val="nl-NL" w:eastAsia="ko-KR"/>
             </w:rPr>
           </w:pPr>
-          <w:hyperlink w:anchor="_Toc213840410" w:history="1">
+          <w:hyperlink w:anchor="_Toc214218439" w:history="1">
             <w:r>
               <w:rPr>
                 <w:rStyle w:val="Hyperlink"/>
@@ -828,7 +800,7 @@
                 <w:noProof/>
                 <w:webHidden/>
               </w:rPr>
-              <w:instrText xml:space="preserve"> PAGEREF _Toc213840410 \h </w:instrText>
+              <w:instrText xml:space="preserve"> PAGEREF _Toc214218439 \h </w:instrText>
             </w:r>
             <w:r>
               <w:rPr>
@@ -861,7 +833,7 @@
         </w:p>
         <w:p>
           <w:pPr>
-            <w:pStyle w:val="Inhopg2"/>
+            <w:pStyle w:val="TOC2"/>
             <w:tabs>
               <w:tab w:val="right" w:leader="dot" w:pos="9350"/>
             </w:tabs>
@@ -872,16 +844,15 @@
               <w:noProof/>
               <w:sz w:val="24"/>
               <w:szCs w:val="24"/>
-              <w:lang w:val="nl-NL" w:eastAsia="ko-KR"/>
             </w:rPr>
           </w:pPr>
-          <w:hyperlink w:anchor="_Toc213840411" w:history="1">
+          <w:hyperlink w:anchor="_Toc214218440" w:history="1">
             <w:r>
               <w:rPr>
                 <w:rStyle w:val="Hyperlink"/>
                 <w:noProof/>
               </w:rPr>
-              <w:t>RQ07: Locatie-weergave in 3D (Functioneel (Prioriteit P3))</w:t>
+              <w:t>RQ07: Ontwerp functionaliteit (Niet-functioneel (Prioriteit P2))</w:t>
             </w:r>
             <w:r>
               <w:rPr>
@@ -902,7 +873,7 @@
                 <w:noProof/>
                 <w:webHidden/>
               </w:rPr>
-              <w:instrText xml:space="preserve"> PAGEREF _Toc213840411 \h </w:instrText>
+              <w:instrText xml:space="preserve"> PAGEREF _Toc214218440 \h </w:instrText>
             </w:r>
             <w:r>
               <w:rPr>
@@ -935,7 +906,7 @@
         </w:p>
         <w:p>
           <w:pPr>
-            <w:pStyle w:val="Inhopg2"/>
+            <w:pStyle w:val="TOC2"/>
             <w:tabs>
               <w:tab w:val="right" w:leader="dot" w:pos="9350"/>
             </w:tabs>
@@ -946,16 +917,15 @@
               <w:noProof/>
               <w:sz w:val="24"/>
               <w:szCs w:val="24"/>
-              <w:lang w:val="nl-NL" w:eastAsia="ko-KR"/>
             </w:rPr>
           </w:pPr>
-          <w:hyperlink w:anchor="_Toc213840412" w:history="1">
+          <w:hyperlink w:anchor="_Toc214218441" w:history="1">
             <w:r>
               <w:rPr>
                 <w:rStyle w:val="Hyperlink"/>
                 <w:noProof/>
               </w:rPr>
-              <w:t>RQ08: 24/7 zicht (Functioneel (Prioriteit P3))</w:t>
+              <w:t>RQ08: Locatie-weergave in 3D (Functioneel (Prioriteit P3))</w:t>
             </w:r>
             <w:r>
               <w:rPr>
@@ -976,7 +946,7 @@
                 <w:noProof/>
                 <w:webHidden/>
               </w:rPr>
-              <w:instrText xml:space="preserve"> PAGEREF _Toc213840412 \h </w:instrText>
+              <w:instrText xml:space="preserve"> PAGEREF _Toc214218441 \h </w:instrText>
             </w:r>
             <w:r>
               <w:rPr>
@@ -996,7 +966,7 @@
                 <w:noProof/>
                 <w:webHidden/>
               </w:rPr>
-              <w:t>8</w:t>
+              <w:t>7</w:t>
             </w:r>
             <w:r>
               <w:rPr>
@@ -1009,7 +979,7 @@
         </w:p>
         <w:p>
           <w:pPr>
-            <w:pStyle w:val="Inhopg2"/>
+            <w:pStyle w:val="TOC2"/>
             <w:tabs>
               <w:tab w:val="right" w:leader="dot" w:pos="9350"/>
             </w:tabs>
@@ -1020,16 +990,15 @@
               <w:noProof/>
               <w:sz w:val="24"/>
               <w:szCs w:val="24"/>
-              <w:lang w:val="nl-NL" w:eastAsia="ko-KR"/>
             </w:rPr>
           </w:pPr>
-          <w:hyperlink w:anchor="_Toc213840413" w:history="1">
+          <w:hyperlink w:anchor="_Toc214218442" w:history="1">
             <w:r>
               <w:rPr>
                 <w:rStyle w:val="Hyperlink"/>
                 <w:noProof/>
               </w:rPr>
-              <w:t>RQ09: Akoestische waarneming (Functioneel (Prioriteit P3))</w:t>
+              <w:t>RQ09: 24/7 zicht (Functioneel (Prioriteit P3))</w:t>
             </w:r>
             <w:r>
               <w:rPr>
@@ -1050,7 +1019,7 @@
                 <w:noProof/>
                 <w:webHidden/>
               </w:rPr>
-              <w:instrText xml:space="preserve"> PAGEREF _Toc213840413 \h </w:instrText>
+              <w:instrText xml:space="preserve"> PAGEREF _Toc214218442 \h </w:instrText>
             </w:r>
             <w:r>
               <w:rPr>
@@ -1083,7 +1052,7 @@
         </w:p>
         <w:p>
           <w:pPr>
-            <w:pStyle w:val="Inhopg2"/>
+            <w:pStyle w:val="TOC2"/>
             <w:tabs>
               <w:tab w:val="right" w:leader="dot" w:pos="9350"/>
             </w:tabs>
@@ -1094,16 +1063,15 @@
               <w:noProof/>
               <w:sz w:val="24"/>
               <w:szCs w:val="24"/>
-              <w:lang w:val="nl-NL" w:eastAsia="ko-KR"/>
             </w:rPr>
           </w:pPr>
-          <w:hyperlink w:anchor="_Toc213840414" w:history="1">
+          <w:hyperlink w:anchor="_Toc214218443" w:history="1">
             <w:r>
               <w:rPr>
                 <w:rStyle w:val="Hyperlink"/>
                 <w:noProof/>
               </w:rPr>
-              <w:t>Changelog</w:t>
+              <w:t>RQ10: Akoestische waarneming (Functioneel (Prioriteit P3))</w:t>
             </w:r>
             <w:r>
               <w:rPr>
@@ -1124,7 +1092,7 @@
                 <w:noProof/>
                 <w:webHidden/>
               </w:rPr>
-              <w:instrText xml:space="preserve"> PAGEREF _Toc213840414 \h </w:instrText>
+              <w:instrText xml:space="preserve"> PAGEREF _Toc214218443 \h </w:instrText>
             </w:r>
             <w:r>
               <w:rPr>
@@ -1144,7 +1112,80 @@
                 <w:noProof/>
                 <w:webHidden/>
               </w:rPr>
-              <w:t>9</w:t>
+              <w:t>10</w:t>
+            </w:r>
+            <w:r>
+              <w:rPr>
+                <w:noProof/>
+                <w:webHidden/>
+              </w:rPr>
+              <w:fldChar w:fldCharType="end"/>
+            </w:r>
+          </w:hyperlink>
+        </w:p>
+        <w:p>
+          <w:pPr>
+            <w:pStyle w:val="TOC2"/>
+            <w:tabs>
+              <w:tab w:val="right" w:leader="dot" w:pos="9350"/>
+            </w:tabs>
+            <w:rPr>
+              <w:rFonts w:eastAsiaTheme="minorEastAsia"/>
+              <w:b w:val="0"/>
+              <w:bCs w:val="0"/>
+              <w:noProof/>
+              <w:sz w:val="24"/>
+              <w:szCs w:val="24"/>
+            </w:rPr>
+          </w:pPr>
+          <w:hyperlink w:anchor="_Toc214218444" w:history="1">
+            <w:r>
+              <w:rPr>
+                <w:rStyle w:val="Hyperlink"/>
+                <w:noProof/>
+              </w:rPr>
+              <w:t>Changelog</w:t>
+            </w:r>
+            <w:r>
+              <w:rPr>
+                <w:noProof/>
+                <w:webHidden/>
+              </w:rPr>
+              <w:tab/>
+            </w:r>
+            <w:r>
+              <w:rPr>
+                <w:noProof/>
+                <w:webHidden/>
+              </w:rPr>
+              <w:fldChar w:fldCharType="begin"/>
+            </w:r>
+            <w:r>
+              <w:rPr>
+                <w:noProof/>
+                <w:webHidden/>
+              </w:rPr>
+              <w:instrText xml:space="preserve"> PAGEREF _Toc214218444 \h </w:instrText>
+            </w:r>
+            <w:r>
+              <w:rPr>
+                <w:noProof/>
+                <w:webHidden/>
+              </w:rPr>
+            </w:r>
+            <w:r>
+              <w:rPr>
+                <w:noProof/>
+                <w:webHidden/>
+              </w:rPr>
+              <w:fldChar w:fldCharType="separate"/>
+            </w:r>
+            <w:r>
+              <w:rPr>
+                <w:noProof/>
+                <w:webHidden/>
+              </w:rPr>
+              <w:t>10</w:t>
             </w:r>
             <w:r>
               <w:rPr>
@@ -1181,7 +1222,7 @@
       <w:pPr>
         <w:pStyle w:val="Style2"/>
       </w:pPr>
-      <w:bookmarkStart w:id="0" w:name="_Toc213840402"/>
+      <w:bookmarkStart w:id="0" w:name="_Toc214218431"/>
       <w:r>
         <w:t>Inleiding</w:t>
       </w:r>
@@ -1198,58 +1239,71 @@
           <w:rFonts w:asciiTheme="majorHAnsi" w:hAnsiTheme="majorHAnsi"/>
           <w:lang w:val="nl-NL"/>
         </w:rPr>
-        <w:t xml:space="preserve">In dit </w:t>
-      </w:r>
-      <w:proofErr w:type="spellStart"/>
+        <w:t xml:space="preserve">In dit requirements analyse zullen de eisen behandeld worden voor het project: Het lokaliseren en detecteren van drones. Deze analyse zal de </w:t>
+      </w:r>
       <w:r>
         <w:rPr>
           <w:rFonts w:asciiTheme="majorHAnsi" w:hAnsiTheme="majorHAnsi"/>
-          <w:lang w:val="nl-NL"/>
-        </w:rPr>
-        <w:t>requirement</w:t>
+          <w:b/>
+          <w:bCs/>
+          <w:u w:val="single"/>
+          <w:lang w:val="nl-NL"/>
+        </w:rPr>
+        <w:t>U</w:t>
       </w:r>
       <w:r>
         <w:rPr>
           <w:rFonts w:asciiTheme="majorHAnsi" w:hAnsiTheme="majorHAnsi"/>
-          <w:lang w:val="nl-NL"/>
-        </w:rPr>
-        <w:t>s</w:t>
-      </w:r>
-      <w:proofErr w:type="spellEnd"/>
+          <w:b/>
+          <w:bCs/>
+          <w:u w:val="single"/>
+          <w:lang w:val="nl-NL"/>
+        </w:rPr>
+        <w:t xml:space="preserve">ser </w:t>
+      </w:r>
       <w:r>
         <w:rPr>
           <w:rFonts w:asciiTheme="majorHAnsi" w:hAnsiTheme="majorHAnsi"/>
-          <w:lang w:val="nl-NL"/>
-        </w:rPr>
-        <w:t xml:space="preserve"> analyse zullen de </w:t>
+          <w:b/>
+          <w:bCs/>
+          <w:u w:val="single"/>
+          <w:lang w:val="nl-NL"/>
+        </w:rPr>
+        <w:t>S</w:t>
       </w:r>
       <w:r>
         <w:rPr>
           <w:rFonts w:asciiTheme="majorHAnsi" w:hAnsiTheme="majorHAnsi"/>
-          <w:lang w:val="nl-NL"/>
-        </w:rPr>
-        <w:t>eisen</w:t>
+          <w:b/>
+          <w:bCs/>
+          <w:u w:val="single"/>
+          <w:lang w:val="nl-NL"/>
+        </w:rPr>
+        <w:t xml:space="preserve">tories </w:t>
       </w:r>
       <w:r>
         <w:rPr>
           <w:rFonts w:asciiTheme="majorHAnsi" w:hAnsiTheme="majorHAnsi"/>
           <w:lang w:val="nl-NL"/>
         </w:rPr>
-        <w:t xml:space="preserve"> behandeld worden voor het project: Het lokaliseren en detecteren van drones</w:t>
+        <w:t>van de</w:t>
       </w:r>
       <w:r>
         <w:rPr>
           <w:rFonts w:asciiTheme="majorHAnsi" w:hAnsiTheme="majorHAnsi"/>
-          <w:lang w:val="nl-NL"/>
-        </w:rPr>
-        <w:t>. D</w:t>
+          <w:b/>
+          <w:bCs/>
+          <w:u w:val="single"/>
+          <w:lang w:val="nl-NL"/>
+        </w:rPr>
+        <w:t xml:space="preserve"> Product Backlog </w:t>
       </w:r>
       <w:r>
         <w:rPr>
           <w:rFonts w:asciiTheme="majorHAnsi" w:hAnsiTheme="majorHAnsi"/>
           <w:lang w:val="nl-NL"/>
         </w:rPr>
-        <w:t xml:space="preserve">eze analyse zal de </w:t>
+        <w:t xml:space="preserve">(zie </w:t>
       </w:r>
       <w:r>
         <w:rPr>
@@ -1259,312 +1313,21 @@
           <w:u w:val="single"/>
           <w:lang w:val="nl-NL"/>
         </w:rPr>
-        <w:t>U</w:t>
+        <w:t>README.md</w:t>
       </w:r>
       <w:r>
         <w:rPr>
           <w:rFonts w:asciiTheme="majorHAnsi" w:hAnsiTheme="majorHAnsi"/>
-          <w:b/>
-          <w:bCs/>
-          <w:u w:val="single"/>
-          <w:lang w:val="nl-NL"/>
-        </w:rPr>
-        <w:t xml:space="preserve">ser </w:t>
-      </w:r>
-      <w:proofErr w:type="spellStart"/>
-      <w:r>
-        <w:rPr>
-          <w:rFonts w:asciiTheme="majorHAnsi" w:hAnsiTheme="majorHAnsi"/>
-          <w:b/>
-          <w:bCs/>
-          <w:u w:val="single"/>
-          <w:lang w:val="nl-NL"/>
-        </w:rPr>
-        <w:t>S</w:t>
-      </w:r>
-      <w:r>
-        <w:rPr>
-          <w:rFonts w:asciiTheme="majorHAnsi" w:hAnsiTheme="majorHAnsi"/>
-          <w:b/>
-          <w:bCs/>
-          <w:u w:val="single"/>
-          <w:lang w:val="nl-NL"/>
-        </w:rPr>
-        <w:t>tories</w:t>
-      </w:r>
-      <w:proofErr w:type="spellEnd"/>
-      <w:r>
-        <w:rPr>
-          <w:rFonts w:asciiTheme="majorHAnsi" w:hAnsiTheme="majorHAnsi"/>
-          <w:b/>
-          <w:bCs/>
-          <w:u w:val="single"/>
-          <w:lang w:val="nl-NL"/>
-        </w:rPr>
-        <w:t xml:space="preserve"> </w:t>
-      </w:r>
-      <w:r>
-        <w:rPr>
-          <w:rFonts w:asciiTheme="majorHAnsi" w:hAnsiTheme="majorHAnsi"/>
-          <w:lang w:val="nl-NL"/>
-        </w:rPr>
-        <w:t>van de</w:t>
-      </w:r>
-      <w:r>
-        <w:rPr>
-          <w:rFonts w:asciiTheme="majorHAnsi" w:hAnsiTheme="majorHAnsi"/>
-          <w:b/>
-          <w:bCs/>
-          <w:u w:val="single"/>
-          <w:lang w:val="nl-NL"/>
-        </w:rPr>
-        <w:t xml:space="preserve"> Product </w:t>
-      </w:r>
-      <w:proofErr w:type="spellStart"/>
-      <w:r>
-        <w:rPr>
-          <w:rFonts w:asciiTheme="majorHAnsi" w:hAnsiTheme="majorHAnsi"/>
-          <w:b/>
-          <w:bCs/>
-          <w:u w:val="single"/>
-          <w:lang w:val="nl-NL"/>
-        </w:rPr>
-        <w:t>Backlog</w:t>
-      </w:r>
-      <w:proofErr w:type="spellEnd"/>
-      <w:r>
-        <w:rPr>
-          <w:rFonts w:asciiTheme="majorHAnsi" w:hAnsiTheme="majorHAnsi"/>
-          <w:b/>
-          <w:bCs/>
-          <w:u w:val="single"/>
-          <w:lang w:val="nl-NL"/>
-        </w:rPr>
-        <w:t xml:space="preserve"> </w:t>
-      </w:r>
-      <w:r>
-        <w:rPr>
-          <w:rFonts w:asciiTheme="majorHAnsi" w:hAnsiTheme="majorHAnsi"/>
-          <w:lang w:val="nl-NL"/>
-        </w:rPr>
-        <w:t xml:space="preserve">(zie </w:t>
-      </w:r>
-      <w:r>
-        <w:rPr>
-          <w:rFonts w:asciiTheme="majorHAnsi" w:hAnsiTheme="majorHAnsi"/>
-          <w:b/>
-          <w:bCs/>
-          <w:u w:val="single"/>
-          <w:lang w:val="nl-NL"/>
-        </w:rPr>
-        <w:t>README.md</w:t>
-      </w:r>
-      <w:r>
-        <w:rPr>
-          <w:rFonts w:asciiTheme="majorHAnsi" w:hAnsiTheme="majorHAnsi"/>
-          <w:lang w:val="nl-NL"/>
-        </w:rPr>
-        <w:t xml:space="preserve">) </w:t>
-      </w:r>
-      <w:r>
-        <w:rPr>
-          <w:rFonts w:asciiTheme="majorHAnsi" w:hAnsiTheme="majorHAnsi"/>
-          <w:lang w:val="nl-NL"/>
-        </w:rPr>
-        <w:t>die zijn geconstrueerd na meerdere meetings met de opdrachtgever</w:t>
-      </w:r>
-      <w:r>
-        <w:rPr>
-          <w:rFonts w:asciiTheme="majorHAnsi" w:hAnsiTheme="majorHAnsi"/>
-          <w:lang w:val="nl-NL"/>
-        </w:rPr>
-        <w:t xml:space="preserve"> behandelen </w:t>
-      </w:r>
-      <w:r>
-        <w:rPr>
-          <w:rFonts w:asciiTheme="majorHAnsi" w:hAnsiTheme="majorHAnsi"/>
-          <w:lang w:val="nl-NL"/>
-        </w:rPr>
-        <w:t xml:space="preserve">om daarvan passende </w:t>
-      </w:r>
-      <w:r>
-        <w:rPr>
-          <w:rFonts w:asciiTheme="majorHAnsi" w:hAnsiTheme="majorHAnsi"/>
-          <w:lang w:val="nl-NL"/>
-        </w:rPr>
-        <w:t>eisen</w:t>
-      </w:r>
-      <w:r>
-        <w:rPr>
-          <w:rFonts w:asciiTheme="majorHAnsi" w:hAnsiTheme="majorHAnsi"/>
-          <w:lang w:val="nl-NL"/>
-        </w:rPr>
-        <w:t xml:space="preserve"> </w:t>
-      </w:r>
-      <w:r>
-        <w:rPr>
-          <w:rFonts w:asciiTheme="majorHAnsi" w:hAnsiTheme="majorHAnsi"/>
-          <w:lang w:val="nl-NL"/>
-        </w:rPr>
-        <w:t xml:space="preserve">op </w:t>
-      </w:r>
-      <w:r>
-        <w:rPr>
-          <w:rFonts w:asciiTheme="majorHAnsi" w:hAnsiTheme="majorHAnsi"/>
-          <w:lang w:val="nl-NL"/>
-        </w:rPr>
-        <w:t>te stellen</w:t>
-      </w:r>
-      <w:r>
-        <w:rPr>
-          <w:rFonts w:asciiTheme="majorHAnsi" w:hAnsiTheme="majorHAnsi"/>
+          <w:lang w:val="nl-NL"/>
+        </w:rPr>
+        <w:t>) die zijn geconstrueerd na meerdere meetings met de opdrachtgever behandelen om daarvan passende eisen op te stellen. Deze analyse zal een Prioriteit systeem bevatten die de eisen verdeeld in hoe belangrijk ze zijn voor het project waarin het MoSCoW systeem wordt toegepast. Ook zullen de gekozen componenten voor het project aan het begin van de analyse benoemd worden, eisen waarin er een aanpassing of toevoeging is van de componenten zal aangegeven worden in de requirements zelf</w:t>
+      </w:r>
+      <w:r>
+        <w:rPr>
           <w:lang w:val="nl-NL"/>
         </w:rPr>
         <w:t xml:space="preserve">. </w:t>
       </w:r>
-      <w:r>
-        <w:rPr>
-          <w:rFonts w:asciiTheme="majorHAnsi" w:hAnsiTheme="majorHAnsi"/>
-          <w:lang w:val="nl-NL"/>
-        </w:rPr>
-        <w:t xml:space="preserve">Deze analyse zal een Prioriteit systeem bevatten die de </w:t>
-      </w:r>
-      <w:r>
-        <w:rPr>
-          <w:rFonts w:asciiTheme="majorHAnsi" w:hAnsiTheme="majorHAnsi"/>
-          <w:lang w:val="nl-NL"/>
-        </w:rPr>
-        <w:t>eisen</w:t>
-      </w:r>
-      <w:r>
-        <w:rPr>
-          <w:rFonts w:asciiTheme="majorHAnsi" w:hAnsiTheme="majorHAnsi"/>
-          <w:lang w:val="nl-NL"/>
-        </w:rPr>
-        <w:t xml:space="preserve"> verdeeld in hoe belangrijk ze zijn voor het project waar</w:t>
-      </w:r>
-      <w:r>
-        <w:rPr>
-          <w:rFonts w:asciiTheme="majorHAnsi" w:hAnsiTheme="majorHAnsi"/>
-          <w:lang w:val="nl-NL"/>
-        </w:rPr>
-        <w:t>in</w:t>
-      </w:r>
-      <w:r>
-        <w:rPr>
-          <w:rFonts w:asciiTheme="majorHAnsi" w:hAnsiTheme="majorHAnsi"/>
-          <w:lang w:val="nl-NL"/>
-        </w:rPr>
-        <w:t xml:space="preserve"> het </w:t>
-      </w:r>
-      <w:proofErr w:type="spellStart"/>
-      <w:r>
-        <w:rPr>
-          <w:rFonts w:asciiTheme="majorHAnsi" w:hAnsiTheme="majorHAnsi"/>
-          <w:lang w:val="nl-NL"/>
-        </w:rPr>
-        <w:t>M</w:t>
-      </w:r>
-      <w:r>
-        <w:rPr>
-          <w:rFonts w:asciiTheme="majorHAnsi" w:hAnsiTheme="majorHAnsi"/>
-          <w:lang w:val="nl-NL"/>
-        </w:rPr>
-        <w:t>o</w:t>
-      </w:r>
-      <w:r>
-        <w:rPr>
-          <w:rFonts w:asciiTheme="majorHAnsi" w:hAnsiTheme="majorHAnsi"/>
-          <w:lang w:val="nl-NL"/>
-        </w:rPr>
-        <w:t>SC</w:t>
-      </w:r>
-      <w:r>
-        <w:rPr>
-          <w:rFonts w:asciiTheme="majorHAnsi" w:hAnsiTheme="majorHAnsi"/>
-          <w:lang w:val="nl-NL"/>
-        </w:rPr>
-        <w:t>o</w:t>
-      </w:r>
-      <w:r>
-        <w:rPr>
-          <w:rFonts w:asciiTheme="majorHAnsi" w:hAnsiTheme="majorHAnsi"/>
-          <w:lang w:val="nl-NL"/>
-        </w:rPr>
-        <w:t>W</w:t>
-      </w:r>
-      <w:proofErr w:type="spellEnd"/>
-      <w:r>
-        <w:rPr>
-          <w:rFonts w:asciiTheme="majorHAnsi" w:hAnsiTheme="majorHAnsi"/>
-          <w:lang w:val="nl-NL"/>
-        </w:rPr>
-        <w:t xml:space="preserve"> systeem wordt toegepast. Ook zullen de gekozen componenten voor het project aan het begin van de analyse </w:t>
-      </w:r>
-      <w:r>
-        <w:rPr>
-          <w:rFonts w:asciiTheme="majorHAnsi" w:hAnsiTheme="majorHAnsi"/>
-          <w:lang w:val="nl-NL"/>
-        </w:rPr>
-        <w:t>benoemd worden</w:t>
-      </w:r>
-      <w:r>
-        <w:rPr>
-          <w:rFonts w:asciiTheme="majorHAnsi" w:hAnsiTheme="majorHAnsi"/>
-          <w:lang w:val="nl-NL"/>
-        </w:rPr>
-        <w:t xml:space="preserve">, </w:t>
-      </w:r>
-      <w:r>
-        <w:rPr>
-          <w:rFonts w:asciiTheme="majorHAnsi" w:hAnsiTheme="majorHAnsi"/>
-          <w:lang w:val="nl-NL"/>
-        </w:rPr>
-        <w:t>eisen</w:t>
-      </w:r>
-      <w:r>
-        <w:rPr>
-          <w:rFonts w:asciiTheme="majorHAnsi" w:hAnsiTheme="majorHAnsi"/>
-          <w:lang w:val="nl-NL"/>
-        </w:rPr>
-        <w:t xml:space="preserve"> waarin er een aanpassing</w:t>
-      </w:r>
-      <w:r>
-        <w:rPr>
-          <w:rFonts w:asciiTheme="majorHAnsi" w:hAnsiTheme="majorHAnsi"/>
-          <w:lang w:val="nl-NL"/>
-        </w:rPr>
-        <w:t xml:space="preserve"> of toevoeging</w:t>
-      </w:r>
-      <w:r>
-        <w:rPr>
-          <w:rFonts w:asciiTheme="majorHAnsi" w:hAnsiTheme="majorHAnsi"/>
-          <w:lang w:val="nl-NL"/>
-        </w:rPr>
-        <w:t xml:space="preserve"> is van de componenten zal aangegeven worden in de </w:t>
-      </w:r>
-      <w:proofErr w:type="spellStart"/>
-      <w:r>
-        <w:rPr>
-          <w:rFonts w:asciiTheme="majorHAnsi" w:hAnsiTheme="majorHAnsi"/>
-          <w:lang w:val="nl-NL"/>
-        </w:rPr>
-        <w:t>requirements</w:t>
-      </w:r>
-      <w:proofErr w:type="spellEnd"/>
-      <w:r>
-        <w:rPr>
-          <w:rFonts w:asciiTheme="majorHAnsi" w:hAnsiTheme="majorHAnsi"/>
-          <w:lang w:val="nl-NL"/>
-        </w:rPr>
-        <w:t xml:space="preserve"> zelf</w:t>
-      </w:r>
-      <w:r>
-        <w:rPr>
-          <w:lang w:val="nl-NL"/>
-        </w:rPr>
-        <w:t xml:space="preserve">. </w:t>
-      </w:r>
     </w:p>
     <w:p>
       <w:pPr>
@@ -1573,7 +1336,7 @@
           <w:color w:val="3A7C22" w:themeColor="accent6" w:themeShade="BF"/>
         </w:rPr>
       </w:pPr>
-      <w:bookmarkStart w:id="1" w:name="_Toc213840403"/>
+      <w:bookmarkStart w:id="1" w:name="_Toc214218432"/>
       <w:r>
         <w:rPr>
           <w:color w:val="3A7C22" w:themeColor="accent6" w:themeShade="BF"/>
@@ -1585,7 +1348,7 @@
     </w:p>
     <w:tbl>
       <w:tblPr>
-        <w:tblStyle w:val="Tabelraster"/>
+        <w:tblStyle w:val="TableGrid"/>
         <w:tblW w:w="0" w:type="auto"/>
         <w:tblLook w:val="04A0" w:firstRow="1" w:lastRow="0" w:firstColumn="1" w:lastColumn="0" w:noHBand="0" w:noVBand="1"/>
       </w:tblPr>
@@ -1599,7 +1362,7 @@
           </w:tcPr>
           <w:tbl>
             <w:tblPr>
-              <w:tblStyle w:val="Tabelrasterlicht"/>
+              <w:tblStyle w:val="TableGridLight"/>
               <w:tblW w:w="0" w:type="auto"/>
               <w:tblLook w:val="04A0" w:firstRow="1" w:lastRow="0" w:firstColumn="1" w:lastColumn="0" w:noHBand="0" w:noVBand="1"/>
             </w:tblPr>
@@ -1622,7 +1385,6 @@
                       <w:bCs/>
                     </w:rPr>
                   </w:pPr>
-                  <w:proofErr w:type="spellStart"/>
                   <w:r>
                     <w:rPr>
                       <w:b/>
@@ -1630,7 +1392,6 @@
                     </w:rPr>
                     <w:t>Prioriteit</w:t>
                   </w:r>
-                  <w:proofErr w:type="spellEnd"/>
                 </w:p>
               </w:tc>
               <w:tc>
@@ -1693,23 +1454,7 @@
                       <w:b/>
                       <w:bCs/>
                     </w:rPr>
-                    <w:t xml:space="preserve">P1 – </w:t>
-                  </w:r>
-                  <w:proofErr w:type="spellStart"/>
-                  <w:r>
-                    <w:rPr>
-                      <w:b/>
-                      <w:bCs/>
-                    </w:rPr>
-                    <w:t>Essentieel</w:t>
-                  </w:r>
-                  <w:proofErr w:type="spellEnd"/>
-                  <w:r>
-                    <w:rPr>
-                      <w:b/>
-                      <w:bCs/>
-                    </w:rPr>
-                    <w:t xml:space="preserve"> (must-have)</w:t>
+                    <w:t>P1 – Essentieel (must-have)</w:t>
                   </w:r>
                 </w:p>
               </w:tc>
@@ -1769,58 +1514,7 @@
                       <w:b/>
                       <w:bCs/>
                     </w:rPr>
-                    <w:t xml:space="preserve">P2 – </w:t>
-                  </w:r>
-                  <w:proofErr w:type="spellStart"/>
-                  <w:r>
-                    <w:rPr>
-                      <w:b/>
-                      <w:bCs/>
-                    </w:rPr>
-                    <w:t>Belangrijk</w:t>
-                  </w:r>
-                  <w:proofErr w:type="spellEnd"/>
-                  <w:r>
-                    <w:rPr>
-                      <w:b/>
-                      <w:bCs/>
-                    </w:rPr>
-                    <w:t xml:space="preserve"> (should-have)</w:t>
-                  </w:r>
-                </w:p>
-              </w:tc>
-              <w:tc>
-                <w:tcPr>
-                  <w:tcW w:w="0" w:type="auto"/>
-                  <w:hideMark/>
-                </w:tcPr>
-                <w:p>
-                  <w:pPr>
-                    <w:spacing w:after="160" w:line="278" w:lineRule="auto"/>
-                  </w:pPr>
-                  <w:proofErr w:type="spellStart"/>
-                  <w:r>
-                    <w:t>Verbetert</w:t>
-                  </w:r>
-                  <w:proofErr w:type="spellEnd"/>
-                  <w:r>
-                    <w:t xml:space="preserve"> </w:t>
-                  </w:r>
-                  <w:proofErr w:type="spellStart"/>
-                  <w:r>
-                    <w:t>bruikbaarheid</w:t>
-                  </w:r>
-                  <w:proofErr w:type="spellEnd"/>
-                  <w:r>
-                    <w:t xml:space="preserve"> of </w:t>
-                  </w:r>
-                  <w:proofErr w:type="spellStart"/>
-                  <w:r>
-                    <w:t>betrouwbaarheid</w:t>
-                  </w:r>
-                  <w:proofErr w:type="spellEnd"/>
-                  <w:r>
-                    <w:t>.</w:t>
+                    <w:t>P2 – Belangrijk (should-have)</w:t>
                   </w:r>
                 </w:p>
               </w:tc>
@@ -1834,15 +1528,21 @@
                     <w:spacing w:after="160" w:line="278" w:lineRule="auto"/>
                   </w:pPr>
                   <w:r>
-                    <w:t>Live camera-</w:t>
+                    <w:t>Verbetert bruikbaarheid of betrouwbaarheid.</w:t>
                   </w:r>
-                  <w:proofErr w:type="spellStart"/>
+                </w:p>
+              </w:tc>
+              <w:tc>
+                <w:tcPr>
+                  <w:tcW w:w="0" w:type="auto"/>
+                  <w:hideMark/>
+                </w:tcPr>
+                <w:p>
+                  <w:pPr>
+                    <w:spacing w:after="160" w:line="278" w:lineRule="auto"/>
+                  </w:pPr>
                   <w:r>
-                    <w:t>overzicht</w:t>
-                  </w:r>
-                  <w:proofErr w:type="spellEnd"/>
-                  <w:r>
-                    <w:t>, data in GUI.</w:t>
+                    <w:t>Live camera-overzicht, data in GUI.</w:t>
                   </w:r>
                 </w:p>
               </w:tc>
@@ -1862,23 +1562,7 @@
                       <w:b/>
                       <w:bCs/>
                     </w:rPr>
-                    <w:t xml:space="preserve">P3 – </w:t>
-                  </w:r>
-                  <w:proofErr w:type="spellStart"/>
-                  <w:r>
-                    <w:rPr>
-                      <w:b/>
-                      <w:bCs/>
-                    </w:rPr>
-                    <w:t>Optioneel</w:t>
-                  </w:r>
-                  <w:proofErr w:type="spellEnd"/>
-                  <w:r>
-                    <w:rPr>
-                      <w:b/>
-                      <w:bCs/>
-                    </w:rPr>
-                    <w:t xml:space="preserve"> (could-have)</w:t>
+                    <w:t>P3 – Optioneel (could-have)</w:t>
                   </w:r>
                 </w:p>
               </w:tc>
@@ -1957,7 +1641,7 @@
           <w:color w:val="EB3D43"/>
         </w:rPr>
       </w:pPr>
-      <w:bookmarkStart w:id="2" w:name="_Toc213840404"/>
+      <w:bookmarkStart w:id="2" w:name="_Toc214218433"/>
       <w:r>
         <w:rPr>
           <w:color w:val="EB3D43"/>
@@ -1985,7 +1669,7 @@
     </w:p>
     <w:p>
       <w:pPr>
-        <w:pStyle w:val="Lijstalinea"/>
+        <w:pStyle w:val="ListParagraph"/>
         <w:numPr>
           <w:ilvl w:val="0"/>
           <w:numId w:val="19"/>
@@ -2019,20 +1703,7 @@
           <w:szCs w:val="26"/>
           <w:lang w:val="nl-NL"/>
         </w:rPr>
-        <w:t>Camera</w:t>
-      </w:r>
-      <w:r>
-        <w:rPr>
-          <w:rFonts w:asciiTheme="majorHAnsi" w:hAnsiTheme="majorHAnsi" w:cs="Helvetica Neue"/>
-          <w:b/>
-          <w:bCs/>
-          <w:color w:val="000000" w:themeColor="text1"/>
-          <w:kern w:val="0"/>
-          <w:sz w:val="26"/>
-          <w:szCs w:val="26"/>
-          <w:lang w:val="nl-NL"/>
-        </w:rPr>
-        <w:t xml:space="preserve">: </w:t>
+        <w:t xml:space="preserve">Camera: </w:t>
       </w:r>
     </w:p>
     <w:p>
@@ -2072,21 +1743,8 @@
           <w:kern w:val="0"/>
           <w:lang w:val="nl-NL"/>
         </w:rPr>
-        <w:t xml:space="preserve">USB </w:t>
-      </w:r>
-      <w:proofErr w:type="spellStart"/>
-      <w:r>
-        <w:rPr>
-          <w:rFonts w:asciiTheme="majorHAnsi" w:hAnsiTheme="majorHAnsi" w:cs="Helvetica Neue"/>
-          <w:b/>
-          <w:bCs/>
-          <w:color w:val="000000"/>
-          <w:kern w:val="0"/>
-          <w:lang w:val="nl-NL"/>
-        </w:rPr>
-        <w:t>Arducam</w:t>
-      </w:r>
-      <w:proofErr w:type="spellEnd"/>
+        <w:t>USB Arducam</w:t>
+      </w:r>
       <w:r>
         <w:rPr>
           <w:rFonts w:asciiTheme="majorHAnsi" w:hAnsiTheme="majorHAnsi" w:cs="Helvetica Neue"/>
@@ -2151,7 +1809,7 @@
     </w:p>
     <w:p>
       <w:pPr>
-        <w:pStyle w:val="Lijstalinea"/>
+        <w:pStyle w:val="ListParagraph"/>
         <w:numPr>
           <w:ilvl w:val="0"/>
           <w:numId w:val="19"/>
@@ -2230,19 +1888,19 @@
           <w:kern w:val="0"/>
           <w:lang w:val="nl-NL"/>
         </w:rPr>
-        <w:t xml:space="preserve"> en de </w:t>
-      </w:r>
-      <w:proofErr w:type="spellStart"/>
+        <w:t xml:space="preserve"> en de library </w:t>
+      </w:r>
       <w:r>
         <w:rPr>
           <w:rFonts w:asciiTheme="majorHAnsi" w:hAnsiTheme="majorHAnsi" w:cs="Helvetica Neue"/>
-          <w:color w:val="000000"/>
-          <w:kern w:val="0"/>
-          <w:lang w:val="nl-NL"/>
-        </w:rPr>
-        <w:t>library</w:t>
-      </w:r>
-      <w:proofErr w:type="spellEnd"/>
+          <w:b/>
+          <w:bCs/>
+          <w:color w:val="000000"/>
+          <w:kern w:val="0"/>
+          <w:lang w:val="nl-NL"/>
+        </w:rPr>
+        <w:t>OpenCV</w:t>
+      </w:r>
       <w:r>
         <w:rPr>
           <w:rFonts w:asciiTheme="majorHAnsi" w:hAnsiTheme="majorHAnsi" w:cs="Helvetica Neue"/>
@@ -2250,9 +1908,8 @@
           <w:kern w:val="0"/>
           <w:lang w:val="nl-NL"/>
         </w:rPr>
-        <w:t xml:space="preserve"> </w:t>
-      </w:r>
-      <w:proofErr w:type="spellStart"/>
+        <w:t xml:space="preserve">. Eisen en de specificaties van de software is terug te vinden in het document </w:t>
+      </w:r>
       <w:r>
         <w:rPr>
           <w:rFonts w:asciiTheme="majorHAnsi" w:hAnsiTheme="majorHAnsi" w:cs="Helvetica Neue"/>
@@ -2260,46 +1917,25 @@
           <w:bCs/>
           <w:color w:val="000000"/>
           <w:kern w:val="0"/>
-          <w:lang w:val="nl-NL"/>
-        </w:rPr>
-        <w:t>OpenCV</w:t>
-      </w:r>
-      <w:proofErr w:type="spellEnd"/>
-      <w:r>
+          <w:u w:val="single"/>
+          <w:lang w:val="nl-NL"/>
+        </w:rPr>
+        <w:t>Software onderzoeksverslag.</w:t>
+      </w:r>
+    </w:p>
+    <w:p>
+      <w:pPr>
         <w:rPr>
           <w:rFonts w:asciiTheme="majorHAnsi" w:hAnsiTheme="majorHAnsi" w:cs="Helvetica Neue"/>
           <w:color w:val="000000"/>
           <w:kern w:val="0"/>
           <w:lang w:val="nl-NL"/>
         </w:rPr>
-        <w:t xml:space="preserve">. Eisen en de specificaties van de software is terug te vinden in het document </w:t>
-      </w:r>
-      <w:r>
-        <w:rPr>
-          <w:rFonts w:asciiTheme="majorHAnsi" w:hAnsiTheme="majorHAnsi" w:cs="Helvetica Neue"/>
-          <w:b/>
-          <w:bCs/>
-          <w:color w:val="000000"/>
-          <w:kern w:val="0"/>
-          <w:u w:val="single"/>
-          <w:lang w:val="nl-NL"/>
-        </w:rPr>
-        <w:t>Software onderzoeksverslag.</w:t>
-      </w:r>
-    </w:p>
-    <w:p>
-      <w:pPr>
-        <w:rPr>
-          <w:rFonts w:asciiTheme="majorHAnsi" w:hAnsiTheme="majorHAnsi" w:cs="Helvetica Neue"/>
-          <w:color w:val="000000"/>
-          <w:kern w:val="0"/>
-          <w:lang w:val="nl-NL"/>
-        </w:rPr>
-      </w:pPr>
-    </w:p>
-    <w:p>
-      <w:pPr>
-        <w:pStyle w:val="Lijstalinea"/>
+      </w:pPr>
+    </w:p>
+    <w:p>
+      <w:pPr>
+        <w:pStyle w:val="ListParagraph"/>
         <w:numPr>
           <w:ilvl w:val="0"/>
           <w:numId w:val="19"/>
@@ -2343,7 +1979,6 @@
         </w:rPr>
         <w:t xml:space="preserve">Voor de keuze in Microcontroller is er gekozen voor het gebruik te maken van de </w:t>
       </w:r>
-      <w:proofErr w:type="spellStart"/>
       <w:r>
         <w:rPr>
           <w:rFonts w:asciiTheme="majorHAnsi" w:hAnsiTheme="majorHAnsi" w:cs="Helvetica Neue"/>
@@ -2375,41 +2010,7 @@
           <w:kern w:val="0"/>
           <w:lang w:val="nl-NL"/>
         </w:rPr>
-        <w:t>berry</w:t>
-      </w:r>
-      <w:proofErr w:type="spellEnd"/>
-      <w:r>
-        <w:rPr>
-          <w:rFonts w:asciiTheme="majorHAnsi" w:hAnsiTheme="majorHAnsi" w:cs="Helvetica Neue"/>
-          <w:b/>
-          <w:bCs/>
-          <w:color w:val="000000"/>
-          <w:kern w:val="0"/>
-          <w:lang w:val="nl-NL"/>
-        </w:rPr>
-        <w:t xml:space="preserve"> </w:t>
-      </w:r>
-      <w:r>
-        <w:rPr>
-          <w:rFonts w:asciiTheme="majorHAnsi" w:hAnsiTheme="majorHAnsi" w:cs="Helvetica Neue"/>
-          <w:b/>
-          <w:bCs/>
-          <w:color w:val="000000"/>
-          <w:kern w:val="0"/>
-          <w:lang w:val="nl-NL"/>
-        </w:rPr>
-        <w:t>P</w:t>
-      </w:r>
-      <w:r>
-        <w:rPr>
-          <w:rFonts w:asciiTheme="majorHAnsi" w:hAnsiTheme="majorHAnsi" w:cs="Helvetica Neue"/>
-          <w:b/>
-          <w:bCs/>
-          <w:color w:val="000000"/>
-          <w:kern w:val="0"/>
-          <w:lang w:val="nl-NL"/>
-        </w:rPr>
-        <w:t>i 5</w:t>
+        <w:t>berry Pi 5</w:t>
       </w:r>
       <w:r>
         <w:rPr>
@@ -2519,42 +2120,14 @@
           <w:color w:val="215E99" w:themeColor="text2" w:themeTint="BF"/>
         </w:rPr>
       </w:pPr>
-      <w:bookmarkStart w:id="3" w:name="_Toc213840405"/>
+      <w:bookmarkStart w:id="3" w:name="_Toc214218434"/>
       <w:r>
         <w:rPr>
           <w:rFonts w:asciiTheme="minorHAnsi" w:hAnsiTheme="minorHAnsi"/>
           <w:color w:val="215E99" w:themeColor="text2" w:themeTint="BF"/>
         </w:rPr>
         <w:lastRenderedPageBreak/>
-        <w:t xml:space="preserve">RQ01: </w:t>
-      </w:r>
-      <w:r>
-        <w:rPr>
-          <w:rFonts w:asciiTheme="minorHAnsi" w:hAnsiTheme="minorHAnsi"/>
-          <w:color w:val="215E99" w:themeColor="text2" w:themeTint="BF"/>
-        </w:rPr>
-        <w:t>Objectdetectie (</w:t>
-      </w:r>
-      <w:r>
-        <w:rPr>
-          <w:rFonts w:asciiTheme="minorHAnsi" w:hAnsiTheme="minorHAnsi"/>
-          <w:color w:val="215E99" w:themeColor="text2" w:themeTint="BF"/>
-        </w:rPr>
-        <w:t xml:space="preserve">Functioneel </w:t>
-      </w:r>
-      <w:r>
-        <w:rPr>
-          <w:rFonts w:asciiTheme="minorHAnsi" w:hAnsiTheme="minorHAnsi"/>
-          <w:color w:val="215E99" w:themeColor="text2" w:themeTint="BF"/>
-        </w:rPr>
-        <w:t>(Prioriteit P1)</w:t>
-      </w:r>
-      <w:r>
-        <w:rPr>
-          <w:rFonts w:asciiTheme="minorHAnsi" w:hAnsiTheme="minorHAnsi"/>
-          <w:color w:val="215E99" w:themeColor="text2" w:themeTint="BF"/>
-        </w:rPr>
-        <w:t>)</w:t>
+        <w:t>RQ01: Objectdetectie (Functioneel (Prioriteit P1))</w:t>
       </w:r>
       <w:bookmarkEnd w:id="3"/>
     </w:p>
@@ -2585,84 +2158,7 @@
           <w:kern w:val="0"/>
           <w:lang w:val="nl-NL"/>
         </w:rPr>
-        <w:t>Het systeem detecteert objecten</w:t>
-      </w:r>
-      <w:r>
-        <w:rPr>
-          <w:rFonts w:cs="Helvetica Neue"/>
-          <w:i/>
-          <w:iCs/>
-          <w:color w:val="000000"/>
-          <w:kern w:val="0"/>
-          <w:lang w:val="nl-NL"/>
-        </w:rPr>
-        <w:t xml:space="preserve"> met gebruik van camera’s</w:t>
-      </w:r>
-      <w:r>
-        <w:rPr>
-          <w:rFonts w:cs="Helvetica Neue"/>
-          <w:i/>
-          <w:iCs/>
-          <w:color w:val="000000"/>
-          <w:kern w:val="0"/>
-          <w:lang w:val="nl-NL"/>
-        </w:rPr>
-        <w:t xml:space="preserve"> met een nauwkeurigheid van minimaal 90%</w:t>
-      </w:r>
-      <w:r>
-        <w:rPr>
-          <w:rFonts w:cs="Helvetica Neue"/>
-          <w:i/>
-          <w:iCs/>
-          <w:color w:val="000000"/>
-          <w:kern w:val="0"/>
-          <w:lang w:val="nl-NL"/>
-        </w:rPr>
-        <w:t>, een</w:t>
-      </w:r>
-      <w:r>
-        <w:rPr>
-          <w:rFonts w:cs="Helvetica Neue"/>
-          <w:i/>
-          <w:iCs/>
-          <w:color w:val="000000"/>
-          <w:kern w:val="0"/>
-          <w:lang w:val="nl-NL"/>
-        </w:rPr>
-        <w:t xml:space="preserve"> &lt;1s vertraging en bij normale </w:t>
-      </w:r>
-      <w:r>
-        <w:rPr>
-          <w:rFonts w:cs="Helvetica Neue"/>
-          <w:i/>
-          <w:iCs/>
-          <w:color w:val="000000"/>
-          <w:kern w:val="0"/>
-          <w:lang w:val="nl-NL"/>
-        </w:rPr>
-        <w:t>lichtomstandigheden (Tussen 12:00 en 15:00)</w:t>
-      </w:r>
-      <w:r>
-        <w:rPr>
-          <w:rFonts w:cs="Helvetica Neue"/>
-          <w:i/>
-          <w:iCs/>
-          <w:color w:val="000000"/>
-          <w:kern w:val="0"/>
-          <w:lang w:val="nl-NL"/>
-        </w:rPr>
-        <w:t xml:space="preserve"> waarin de detectie wordt </w:t>
-      </w:r>
-      <w:r>
-        <w:rPr>
-          <w:rFonts w:cs="Helvetica Neue"/>
-          <w:i/>
-          <w:iCs/>
-          <w:color w:val="000000"/>
-          <w:kern w:val="0"/>
-          <w:lang w:val="nl-NL"/>
-        </w:rPr>
-        <w:t>weergegeven met een detectiekader over het object.</w:t>
+        <w:t>Het systeem detecteert objecten met gebruik van camera’s met een nauwkeurigheid van minimaal 90%, een &lt;1s vertraging en bij normale lichtomstandigheden (Tussen 12:00 en 15:00) waarin de detectie wordt weergegeven met een detectiekader over het object.</w:t>
       </w:r>
     </w:p>
     <w:p>
@@ -2705,45 +2201,7 @@
           <w:kern w:val="0"/>
           <w:lang w:val="nl-NL"/>
         </w:rPr>
-        <w:t xml:space="preserve">Deze </w:t>
-      </w:r>
-      <w:proofErr w:type="spellStart"/>
-      <w:r>
-        <w:rPr>
-          <w:rFonts w:cs="Helvetica Neue"/>
-          <w:color w:val="000000"/>
-          <w:kern w:val="0"/>
-          <w:lang w:val="nl-NL"/>
-        </w:rPr>
-        <w:t>requirement</w:t>
-      </w:r>
-      <w:proofErr w:type="spellEnd"/>
-      <w:r>
-        <w:rPr>
-          <w:rFonts w:cs="Helvetica Neue"/>
-          <w:color w:val="000000"/>
-          <w:kern w:val="0"/>
-          <w:lang w:val="nl-NL"/>
-        </w:rPr>
-        <w:t xml:space="preserve"> verwijst naar een eis van de opdrachtgever</w:t>
-      </w:r>
-      <w:r>
-        <w:rPr>
-          <w:rFonts w:cs="Helvetica Neue"/>
-          <w:color w:val="000000"/>
-          <w:kern w:val="0"/>
-          <w:lang w:val="nl-NL"/>
-        </w:rPr>
-        <w:t xml:space="preserve"> die is uitgewerkt in</w:t>
-      </w:r>
-      <w:r>
-        <w:rPr>
-          <w:rFonts w:cs="Helvetica Neue"/>
-          <w:color w:val="000000"/>
-          <w:kern w:val="0"/>
-          <w:lang w:val="nl-NL"/>
-        </w:rPr>
-        <w:t xml:space="preserve"> </w:t>
+        <w:t xml:space="preserve">Deze requirement verwijst naar een eis van de opdrachtgever die is uitgewerkt in </w:t>
       </w:r>
       <w:r>
         <w:rPr>
@@ -2755,7 +2213,16 @@
           <w:u w:val="single"/>
           <w:lang w:val="nl-NL"/>
         </w:rPr>
-        <w:t>User</w:t>
+        <w:t>User Story Nr. 1</w:t>
+      </w:r>
+      <w:r>
+        <w:rPr>
+          <w:rFonts w:cs="Helvetica Neue"/>
+          <w:color w:val="000000"/>
+          <w:kern w:val="0"/>
+          <w:lang w:val="nl-NL"/>
+        </w:rPr>
+        <w:t xml:space="preserve"> in de </w:t>
       </w:r>
       <w:r>
         <w:rPr>
@@ -2767,135 +2234,16 @@
           <w:u w:val="single"/>
           <w:lang w:val="nl-NL"/>
         </w:rPr>
-        <w:t xml:space="preserve"> </w:t>
-      </w:r>
-      <w:r>
-        <w:rPr>
-          <w:rFonts w:cs="Helvetica Neue"/>
-          <w:b/>
-          <w:bCs/>
-          <w:color w:val="000000"/>
-          <w:kern w:val="0"/>
-          <w:u w:val="single"/>
-          <w:lang w:val="nl-NL"/>
-        </w:rPr>
-        <w:t>Story Nr. 1</w:t>
-      </w:r>
-      <w:r>
-        <w:rPr>
-          <w:rFonts w:cs="Helvetica Neue"/>
-          <w:color w:val="000000"/>
-          <w:kern w:val="0"/>
-          <w:lang w:val="nl-NL"/>
-        </w:rPr>
-        <w:t xml:space="preserve"> in de </w:t>
-      </w:r>
-      <w:r>
-        <w:rPr>
-          <w:rFonts w:cs="Helvetica Neue"/>
-          <w:b/>
-          <w:bCs/>
-          <w:color w:val="000000"/>
-          <w:kern w:val="0"/>
-          <w:u w:val="single"/>
-          <w:lang w:val="nl-NL"/>
-        </w:rPr>
-        <w:t xml:space="preserve">Product </w:t>
-      </w:r>
-      <w:proofErr w:type="spellStart"/>
-      <w:r>
-        <w:rPr>
-          <w:rFonts w:cs="Helvetica Neue"/>
-          <w:b/>
-          <w:bCs/>
-          <w:color w:val="000000"/>
-          <w:kern w:val="0"/>
-          <w:u w:val="single"/>
-          <w:lang w:val="nl-NL"/>
-        </w:rPr>
-        <w:t>Backlog</w:t>
-      </w:r>
-      <w:proofErr w:type="spellEnd"/>
-      <w:r>
-        <w:rPr>
-          <w:rFonts w:cs="Helvetica Neue"/>
-          <w:color w:val="000000"/>
-          <w:kern w:val="0"/>
-          <w:lang w:val="nl-NL"/>
-        </w:rPr>
-        <w:t xml:space="preserve">, in het geval van </w:t>
-      </w:r>
-      <w:r>
-        <w:rPr>
-          <w:rFonts w:cs="Helvetica Neue"/>
-          <w:color w:val="000000"/>
-          <w:kern w:val="0"/>
-          <w:lang w:val="nl-NL"/>
-        </w:rPr>
-        <w:t>financiële</w:t>
-      </w:r>
-      <w:r>
-        <w:rPr>
-          <w:rFonts w:cs="Helvetica Neue"/>
-          <w:color w:val="000000"/>
-          <w:kern w:val="0"/>
-          <w:lang w:val="nl-NL"/>
-        </w:rPr>
-        <w:t xml:space="preserve"> beperkingen was er een vrije keuze en wa</w:t>
-      </w:r>
-      <w:r>
-        <w:rPr>
-          <w:rFonts w:cs="Helvetica Neue"/>
-          <w:color w:val="000000"/>
-          <w:kern w:val="0"/>
-          <w:lang w:val="nl-NL"/>
-        </w:rPr>
-        <w:t>s</w:t>
-      </w:r>
-      <w:r>
-        <w:rPr>
-          <w:rFonts w:cs="Helvetica Neue"/>
-          <w:color w:val="000000"/>
-          <w:kern w:val="0"/>
-          <w:lang w:val="nl-NL"/>
-        </w:rPr>
-        <w:t xml:space="preserve"> </w:t>
-      </w:r>
-      <w:r>
-        <w:rPr>
-          <w:rFonts w:cs="Helvetica Neue"/>
-          <w:color w:val="000000"/>
-          <w:kern w:val="0"/>
-          <w:lang w:val="nl-NL"/>
-        </w:rPr>
-        <w:t>het budget</w:t>
-      </w:r>
-      <w:r>
-        <w:rPr>
-          <w:rFonts w:cs="Helvetica Neue"/>
-          <w:color w:val="000000"/>
-          <w:kern w:val="0"/>
-          <w:lang w:val="nl-NL"/>
-        </w:rPr>
-        <w:t xml:space="preserve"> te bepalen</w:t>
-      </w:r>
-      <w:r>
-        <w:rPr>
-          <w:rFonts w:cs="Helvetica Neue"/>
-          <w:color w:val="000000"/>
-          <w:kern w:val="0"/>
-          <w:lang w:val="nl-NL"/>
-        </w:rPr>
-        <w:t xml:space="preserve"> met de opdrachtgever</w:t>
-      </w:r>
-      <w:r>
-        <w:rPr>
-          <w:rFonts w:cs="Helvetica Neue"/>
-          <w:color w:val="000000"/>
-          <w:kern w:val="0"/>
-          <w:lang w:val="nl-NL"/>
-        </w:rPr>
-        <w:t>.</w:t>
+        <w:t>Product Backlog</w:t>
+      </w:r>
+      <w:r>
+        <w:rPr>
+          <w:rFonts w:cs="Helvetica Neue"/>
+          <w:color w:val="000000"/>
+          <w:kern w:val="0"/>
+          <w:lang w:val="nl-NL"/>
+        </w:rPr>
+        <w:t>, in het geval van financiële beperkingen was er een vrije keuze en was het budget te bepalen met de opdrachtgever.</w:t>
       </w:r>
     </w:p>
     <w:p>
@@ -2955,7 +2303,7 @@
     </w:p>
     <w:p>
       <w:pPr>
-        <w:pStyle w:val="Lijstalinea"/>
+        <w:pStyle w:val="ListParagraph"/>
         <w:numPr>
           <w:ilvl w:val="0"/>
           <w:numId w:val="19"/>
@@ -2979,66 +2327,12 @@
           <w:color w:val="000000"/>
           <w:kern w:val="0"/>
         </w:rPr>
-        <w:t>Camera (</w:t>
-      </w:r>
-      <w:proofErr w:type="spellStart"/>
-      <w:r>
-        <w:rPr>
-          <w:rFonts w:cs="Helvetica Neue"/>
-          <w:color w:val="000000"/>
-          <w:kern w:val="0"/>
-        </w:rPr>
-        <w:t>Arducam</w:t>
-      </w:r>
-      <w:proofErr w:type="spellEnd"/>
-      <w:r>
-        <w:rPr>
-          <w:rFonts w:cs="Helvetica Neue"/>
-          <w:color w:val="000000"/>
-          <w:kern w:val="0"/>
-        </w:rPr>
-        <w:t xml:space="preserve"> of </w:t>
-      </w:r>
-      <w:proofErr w:type="spellStart"/>
-      <w:r>
-        <w:rPr>
-          <w:rFonts w:cs="Helvetica Neue"/>
-          <w:color w:val="000000"/>
-          <w:kern w:val="0"/>
-        </w:rPr>
-        <w:t>Waveshare</w:t>
-      </w:r>
-      <w:proofErr w:type="spellEnd"/>
-      <w:r>
-        <w:rPr>
-          <w:rFonts w:cs="Helvetica Neue"/>
-          <w:color w:val="000000"/>
-          <w:kern w:val="0"/>
-        </w:rPr>
-        <w:t xml:space="preserve"> </w:t>
-      </w:r>
-      <w:proofErr w:type="spellStart"/>
-      <w:r>
-        <w:rPr>
-          <w:rFonts w:cs="Helvetica Neue"/>
-          <w:color w:val="000000"/>
-          <w:kern w:val="0"/>
-        </w:rPr>
-        <w:t>stereocamera</w:t>
-      </w:r>
-      <w:proofErr w:type="spellEnd"/>
-      <w:r>
-        <w:rPr>
-          <w:rFonts w:cs="Helvetica Neue"/>
-          <w:color w:val="000000"/>
-          <w:kern w:val="0"/>
-        </w:rPr>
-        <w:t>)</w:t>
-      </w:r>
-    </w:p>
-    <w:p>
-      <w:pPr>
-        <w:pStyle w:val="Lijstalinea"/>
+        <w:t>Camera (Arducam of Waveshare stereocamera)</w:t>
+      </w:r>
+    </w:p>
+    <w:p>
+      <w:pPr>
+        <w:pStyle w:val="ListParagraph"/>
         <w:numPr>
           <w:ilvl w:val="0"/>
           <w:numId w:val="19"/>
@@ -3057,48 +2351,19 @@
           <w:lang w:val="nl-NL"/>
         </w:rPr>
       </w:pPr>
-      <w:proofErr w:type="spellStart"/>
-      <w:r>
-        <w:rPr>
-          <w:rFonts w:cs="Helvetica Neue"/>
-          <w:color w:val="000000"/>
-          <w:kern w:val="0"/>
-          <w:lang w:val="nl-NL"/>
-        </w:rPr>
-        <w:t>Ras</w:t>
-      </w:r>
-      <w:r>
-        <w:rPr>
-          <w:rFonts w:cs="Helvetica Neue"/>
-          <w:color w:val="000000"/>
-          <w:kern w:val="0"/>
-          <w:lang w:val="nl-NL"/>
-        </w:rPr>
-        <w:t>p</w:t>
-      </w:r>
-      <w:r>
-        <w:rPr>
-          <w:rFonts w:cs="Helvetica Neue"/>
-          <w:color w:val="000000"/>
-          <w:kern w:val="0"/>
-          <w:lang w:val="nl-NL"/>
-        </w:rPr>
-        <w:t>berry</w:t>
-      </w:r>
-      <w:proofErr w:type="spellEnd"/>
-      <w:r>
-        <w:rPr>
-          <w:rFonts w:cs="Helvetica Neue"/>
-          <w:color w:val="000000"/>
-          <w:kern w:val="0"/>
-          <w:lang w:val="nl-NL"/>
-        </w:rPr>
-        <w:t xml:space="preserve"> Pi 5</w:t>
-      </w:r>
-    </w:p>
-    <w:p>
-      <w:pPr>
-        <w:pStyle w:val="Lijstalinea"/>
+      <w:r>
+        <w:rPr>
+          <w:rFonts w:cs="Helvetica Neue"/>
+          <w:color w:val="000000"/>
+          <w:kern w:val="0"/>
+          <w:lang w:val="nl-NL"/>
+        </w:rPr>
+        <w:t>Raspberry Pi 5</w:t>
+      </w:r>
+    </w:p>
+    <w:p>
+      <w:pPr>
+        <w:pStyle w:val="ListParagraph"/>
         <w:numPr>
           <w:ilvl w:val="0"/>
           <w:numId w:val="19"/>
@@ -3124,19 +2389,8 @@
           <w:kern w:val="0"/>
           <w:lang w:val="nl-NL"/>
         </w:rPr>
-        <w:t xml:space="preserve">Python met </w:t>
-      </w:r>
-      <w:proofErr w:type="spellStart"/>
-      <w:r>
-        <w:rPr>
-          <w:rFonts w:cs="Helvetica Neue"/>
-          <w:color w:val="000000"/>
-          <w:kern w:val="0"/>
-          <w:lang w:val="nl-NL"/>
-        </w:rPr>
-        <w:t>Opencv</w:t>
-      </w:r>
-      <w:proofErr w:type="spellEnd"/>
+        <w:t>Python met Opencv</w:t>
+      </w:r>
     </w:p>
     <w:p>
       <w:pPr>
@@ -3233,43 +2487,7 @@
           <w:kern w:val="0"/>
           <w:lang w:val="nl-NL"/>
         </w:rPr>
-        <w:t xml:space="preserve">De camera moet een object kunnen detecteren van 3 </w:t>
-      </w:r>
-      <w:r>
-        <w:rPr>
-          <w:rFonts w:cs="Helvetica Neue"/>
-          <w:color w:val="000000"/>
-          <w:kern w:val="0"/>
-          <w:lang w:val="nl-NL"/>
-        </w:rPr>
-        <w:t>verschillende</w:t>
-      </w:r>
-      <w:r>
-        <w:rPr>
-          <w:rFonts w:cs="Helvetica Neue"/>
-          <w:color w:val="000000"/>
-          <w:kern w:val="0"/>
-          <w:lang w:val="nl-NL"/>
-        </w:rPr>
-        <w:t xml:space="preserve"> </w:t>
-      </w:r>
-      <w:r>
-        <w:rPr>
-          <w:rFonts w:cs="Helvetica Neue"/>
-          <w:color w:val="000000"/>
-          <w:kern w:val="0"/>
-          <w:lang w:val="nl-NL"/>
-        </w:rPr>
-        <w:t>afstanden</w:t>
-      </w:r>
-      <w:r>
-        <w:rPr>
-          <w:rFonts w:cs="Helvetica Neue"/>
-          <w:color w:val="000000"/>
-          <w:kern w:val="0"/>
-          <w:lang w:val="nl-NL"/>
-        </w:rPr>
-        <w:t xml:space="preserve"> en daarvan een correcte detectiekader overzetten met een nauwkeurigheid en vertraging die wordt waargenomen in normale lichtomstandigheden.</w:t>
+        <w:t>De camera moet een object kunnen detecteren van 3 verschillende afstanden en daarvan een correcte detectiekader overzetten met een nauwkeurigheid en vertraging die wordt waargenomen in normale lichtomstandigheden.</w:t>
       </w:r>
     </w:p>
     <w:p>
@@ -3335,41 +2553,13 @@
           <w:color w:val="215E99" w:themeColor="text2" w:themeTint="BF"/>
         </w:rPr>
       </w:pPr>
-      <w:bookmarkStart w:id="4" w:name="_Toc213840406"/>
+      <w:bookmarkStart w:id="4" w:name="_Toc214218435"/>
       <w:r>
         <w:rPr>
           <w:rFonts w:asciiTheme="minorHAnsi" w:hAnsiTheme="minorHAnsi"/>
           <w:color w:val="215E99" w:themeColor="text2" w:themeTint="BF"/>
         </w:rPr>
-        <w:t xml:space="preserve">RQ02: </w:t>
-      </w:r>
-      <w:r>
-        <w:rPr>
-          <w:rFonts w:asciiTheme="minorHAnsi" w:hAnsiTheme="minorHAnsi"/>
-          <w:color w:val="215E99" w:themeColor="text2" w:themeTint="BF"/>
-        </w:rPr>
-        <w:t>Gebruikersinterface (</w:t>
-      </w:r>
-      <w:r>
-        <w:rPr>
-          <w:rFonts w:asciiTheme="minorHAnsi" w:hAnsiTheme="minorHAnsi"/>
-          <w:color w:val="215E99" w:themeColor="text2" w:themeTint="BF"/>
-        </w:rPr>
-        <w:t xml:space="preserve">Functioneel </w:t>
-      </w:r>
-      <w:r>
-        <w:rPr>
-          <w:rFonts w:asciiTheme="minorHAnsi" w:hAnsiTheme="minorHAnsi"/>
-          <w:color w:val="215E99" w:themeColor="text2" w:themeTint="BF"/>
-        </w:rPr>
-        <w:t>(Prioriteit P1)</w:t>
-      </w:r>
-      <w:r>
-        <w:rPr>
-          <w:rFonts w:asciiTheme="minorHAnsi" w:hAnsiTheme="minorHAnsi"/>
-          <w:color w:val="215E99" w:themeColor="text2" w:themeTint="BF"/>
-        </w:rPr>
-        <w:t>)</w:t>
+        <w:t>RQ02: Gebruikersinterface (Functioneel (Prioriteit P1))</w:t>
       </w:r>
       <w:bookmarkEnd w:id="4"/>
     </w:p>
@@ -3390,121 +2580,7 @@
           <w:kern w:val="0"/>
           <w:lang w:val="nl-NL"/>
         </w:rPr>
-        <w:t xml:space="preserve">Er wordt een </w:t>
-      </w:r>
-      <w:proofErr w:type="spellStart"/>
-      <w:r>
-        <w:rPr>
-          <w:rFonts w:cs="Helvetica Neue"/>
-          <w:i/>
-          <w:iCs/>
-          <w:color w:val="000000"/>
-          <w:kern w:val="0"/>
-          <w:lang w:val="nl-NL"/>
-        </w:rPr>
-        <w:t>Graphical</w:t>
-      </w:r>
-      <w:proofErr w:type="spellEnd"/>
-      <w:r>
-        <w:rPr>
-          <w:rFonts w:cs="Helvetica Neue"/>
-          <w:i/>
-          <w:iCs/>
-          <w:color w:val="000000"/>
-          <w:kern w:val="0"/>
-          <w:lang w:val="nl-NL"/>
-        </w:rPr>
-        <w:t xml:space="preserve"> User Interface (</w:t>
-      </w:r>
-      <w:r>
-        <w:rPr>
-          <w:rFonts w:cs="Helvetica Neue"/>
-          <w:i/>
-          <w:iCs/>
-          <w:color w:val="000000"/>
-          <w:kern w:val="0"/>
-          <w:lang w:val="nl-NL"/>
-        </w:rPr>
-        <w:t>GUI</w:t>
-      </w:r>
-      <w:r>
-        <w:rPr>
-          <w:rFonts w:cs="Helvetica Neue"/>
-          <w:i/>
-          <w:iCs/>
-          <w:color w:val="000000"/>
-          <w:kern w:val="0"/>
-          <w:lang w:val="nl-NL"/>
-        </w:rPr>
-        <w:t>)</w:t>
-      </w:r>
-      <w:r>
-        <w:rPr>
-          <w:rFonts w:cs="Helvetica Neue"/>
-          <w:i/>
-          <w:iCs/>
-          <w:color w:val="000000"/>
-          <w:kern w:val="0"/>
-          <w:lang w:val="nl-NL"/>
-        </w:rPr>
-        <w:t xml:space="preserve"> aangemaakt die de real-time beeld, afstand en positie kan laten zien door middel van de data van de </w:t>
-      </w:r>
-      <w:proofErr w:type="spellStart"/>
-      <w:r>
-        <w:rPr>
-          <w:rFonts w:cs="Helvetica Neue"/>
-          <w:i/>
-          <w:iCs/>
-          <w:color w:val="000000"/>
-          <w:kern w:val="0"/>
-          <w:lang w:val="nl-NL"/>
-        </w:rPr>
-        <w:t>Ras</w:t>
-      </w:r>
-      <w:r>
-        <w:rPr>
-          <w:rFonts w:cs="Helvetica Neue"/>
-          <w:i/>
-          <w:iCs/>
-          <w:color w:val="000000"/>
-          <w:kern w:val="0"/>
-          <w:lang w:val="nl-NL"/>
-        </w:rPr>
-        <w:t>p</w:t>
-      </w:r>
-      <w:r>
-        <w:rPr>
-          <w:rFonts w:cs="Helvetica Neue"/>
-          <w:i/>
-          <w:iCs/>
-          <w:color w:val="000000"/>
-          <w:kern w:val="0"/>
-          <w:lang w:val="nl-NL"/>
-        </w:rPr>
-        <w:t>berry</w:t>
-      </w:r>
-      <w:proofErr w:type="spellEnd"/>
-      <w:r>
-        <w:rPr>
-          <w:rFonts w:cs="Helvetica Neue"/>
-          <w:i/>
-          <w:iCs/>
-          <w:color w:val="000000"/>
-          <w:kern w:val="0"/>
-          <w:lang w:val="nl-NL"/>
-        </w:rPr>
-        <w:t xml:space="preserve"> Pi 5</w:t>
-      </w:r>
-      <w:r>
-        <w:rPr>
-          <w:rFonts w:cs="Helvetica Neue"/>
-          <w:i/>
-          <w:iCs/>
-          <w:color w:val="000000"/>
-          <w:kern w:val="0"/>
-          <w:lang w:val="nl-NL"/>
-        </w:rPr>
-        <w:t xml:space="preserve"> op te nemen.</w:t>
+        <w:t>Er wordt een Graphical User Interface (GUI) aangemaakt die de real-time beeld, afstand en positie kan laten zien door middel van de data van de Raspberry Pi 5 op te nemen.</w:t>
       </w:r>
     </w:p>
     <w:p>
@@ -3530,27 +2606,7 @@
           <w:kern w:val="0"/>
           <w:lang w:val="nl-NL"/>
         </w:rPr>
-        <w:t xml:space="preserve">Deze </w:t>
-      </w:r>
-      <w:proofErr w:type="spellStart"/>
-      <w:r>
-        <w:rPr>
-          <w:rFonts w:cs="Helvetica Neue"/>
-          <w:color w:val="000000"/>
-          <w:kern w:val="0"/>
-          <w:lang w:val="nl-NL"/>
-        </w:rPr>
-        <w:t>requirement</w:t>
-      </w:r>
-      <w:proofErr w:type="spellEnd"/>
-      <w:r>
-        <w:rPr>
-          <w:rFonts w:cs="Helvetica Neue"/>
-          <w:color w:val="000000"/>
-          <w:kern w:val="0"/>
-          <w:lang w:val="nl-NL"/>
-        </w:rPr>
-        <w:t xml:space="preserve"> verwijst naar een eis van de opdrachtgever die is uitgewerkt in </w:t>
+        <w:t xml:space="preserve">Deze requirement verwijst naar een eis van de opdrachtgever die is uitgewerkt in </w:t>
       </w:r>
       <w:r>
         <w:rPr>
@@ -3562,7 +2618,16 @@
           <w:u w:val="single"/>
           <w:lang w:val="nl-NL"/>
         </w:rPr>
-        <w:t>User</w:t>
+        <w:t>User Story Nr. 2</w:t>
+      </w:r>
+      <w:r>
+        <w:rPr>
+          <w:rFonts w:cs="Helvetica Neue"/>
+          <w:color w:val="000000"/>
+          <w:kern w:val="0"/>
+          <w:lang w:val="nl-NL"/>
+        </w:rPr>
+        <w:t xml:space="preserve"> in de </w:t>
       </w:r>
       <w:r>
         <w:rPr>
@@ -3574,55 +2639,8 @@
           <w:u w:val="single"/>
           <w:lang w:val="nl-NL"/>
         </w:rPr>
-        <w:t xml:space="preserve"> </w:t>
-      </w:r>
-      <w:r>
-        <w:rPr>
-          <w:rFonts w:cs="Helvetica Neue"/>
-          <w:b/>
-          <w:bCs/>
-          <w:color w:val="000000"/>
-          <w:kern w:val="0"/>
-          <w:u w:val="single"/>
-          <w:lang w:val="nl-NL"/>
-        </w:rPr>
-        <w:t>Story Nr. 2</w:t>
-      </w:r>
-      <w:r>
-        <w:rPr>
-          <w:rFonts w:cs="Helvetica Neue"/>
-          <w:color w:val="000000"/>
-          <w:kern w:val="0"/>
-          <w:lang w:val="nl-NL"/>
-        </w:rPr>
-        <w:t xml:space="preserve"> in de </w:t>
-      </w:r>
-      <w:r>
-        <w:rPr>
-          <w:rFonts w:cs="Helvetica Neue"/>
-          <w:b/>
-          <w:bCs/>
-          <w:color w:val="000000"/>
-          <w:kern w:val="0"/>
-          <w:u w:val="single"/>
-          <w:lang w:val="nl-NL"/>
-        </w:rPr>
-        <w:t xml:space="preserve">Product </w:t>
-      </w:r>
-      <w:proofErr w:type="spellStart"/>
-      <w:r>
-        <w:rPr>
-          <w:rFonts w:cs="Helvetica Neue"/>
-          <w:b/>
-          <w:bCs/>
-          <w:color w:val="000000"/>
-          <w:kern w:val="0"/>
-          <w:u w:val="single"/>
-          <w:lang w:val="nl-NL"/>
-        </w:rPr>
-        <w:t>Backlog</w:t>
-      </w:r>
-      <w:proofErr w:type="spellEnd"/>
+        <w:t>Product Backlog</w:t>
+      </w:r>
       <w:r>
         <w:rPr>
           <w:rFonts w:cs="Helvetica Neue"/>
@@ -3679,7 +2697,7 @@
     </w:p>
     <w:p>
       <w:pPr>
-        <w:pStyle w:val="Lijstalinea"/>
+        <w:pStyle w:val="ListParagraph"/>
         <w:numPr>
           <w:ilvl w:val="0"/>
           <w:numId w:val="19"/>
@@ -3720,48 +2738,12 @@
           <w:color w:val="000000"/>
           <w:kern w:val="0"/>
         </w:rPr>
-        <w:t>in Python (</w:t>
-      </w:r>
-      <w:proofErr w:type="spellStart"/>
-      <w:r>
-        <w:rPr>
-          <w:rFonts w:cs="Helvetica Neue"/>
-          <w:color w:val="000000"/>
-          <w:kern w:val="0"/>
-        </w:rPr>
-        <w:t>Tkinter</w:t>
-      </w:r>
-      <w:proofErr w:type="spellEnd"/>
-      <w:r>
-        <w:rPr>
-          <w:rFonts w:cs="Helvetica Neue"/>
-          <w:color w:val="000000"/>
-          <w:kern w:val="0"/>
-        </w:rPr>
-        <w:t xml:space="preserve">, </w:t>
-      </w:r>
-      <w:proofErr w:type="spellStart"/>
-      <w:r>
-        <w:rPr>
-          <w:rFonts w:cs="Helvetica Neue"/>
-          <w:color w:val="000000"/>
-          <w:kern w:val="0"/>
-        </w:rPr>
-        <w:t>PyQt</w:t>
-      </w:r>
-      <w:proofErr w:type="spellEnd"/>
-      <w:r>
-        <w:rPr>
-          <w:rFonts w:cs="Helvetica Neue"/>
-          <w:color w:val="000000"/>
-          <w:kern w:val="0"/>
-        </w:rPr>
-        <w:t xml:space="preserve"> of OpenCV GUI)</w:t>
-      </w:r>
-    </w:p>
-    <w:p>
-      <w:pPr>
-        <w:pStyle w:val="Lijstalinea"/>
+        <w:t>in Python (Tkinter, PyQt of OpenCV GUI)</w:t>
+      </w:r>
+    </w:p>
+    <w:p>
+      <w:pPr>
+        <w:pStyle w:val="ListParagraph"/>
         <w:numPr>
           <w:ilvl w:val="0"/>
           <w:numId w:val="19"/>
@@ -3878,35 +2860,14 @@
           <w:color w:val="215E99" w:themeColor="text2" w:themeTint="BF"/>
         </w:rPr>
       </w:pPr>
-      <w:bookmarkStart w:id="5" w:name="_Toc213840407"/>
+      <w:bookmarkStart w:id="5" w:name="_Toc214218436"/>
       <w:r>
         <w:rPr>
           <w:rFonts w:asciiTheme="minorHAnsi" w:hAnsiTheme="minorHAnsi"/>
           <w:color w:val="215E99" w:themeColor="text2" w:themeTint="BF"/>
         </w:rPr>
         <w:lastRenderedPageBreak/>
-        <w:t xml:space="preserve">RQ03: </w:t>
-      </w:r>
-      <w:r>
-        <w:rPr>
-          <w:rFonts w:asciiTheme="minorHAnsi" w:hAnsiTheme="minorHAnsi"/>
-          <w:color w:val="215E99" w:themeColor="text2" w:themeTint="BF"/>
-        </w:rPr>
-        <w:t xml:space="preserve">Afstandsmeting (Functioneel </w:t>
-      </w:r>
-      <w:r>
-        <w:rPr>
-          <w:rFonts w:asciiTheme="minorHAnsi" w:hAnsiTheme="minorHAnsi"/>
-          <w:color w:val="215E99" w:themeColor="text2" w:themeTint="BF"/>
-        </w:rPr>
-        <w:t>(Prioriteit P1)</w:t>
-      </w:r>
-      <w:r>
-        <w:rPr>
-          <w:rFonts w:asciiTheme="minorHAnsi" w:hAnsiTheme="minorHAnsi"/>
-          <w:color w:val="215E99" w:themeColor="text2" w:themeTint="BF"/>
-        </w:rPr>
-        <w:t>)</w:t>
+        <w:t>RQ03: Afstandsmeting (Functioneel (Prioriteit P1))</w:t>
       </w:r>
       <w:bookmarkEnd w:id="5"/>
     </w:p>
@@ -3927,51 +2888,7 @@
           <w:kern w:val="0"/>
           <w:lang w:val="nl-NL"/>
         </w:rPr>
-        <w:t>De afstand van een drone</w:t>
-      </w:r>
-      <w:r>
-        <w:rPr>
-          <w:rFonts w:cs="Helvetica Neue"/>
-          <w:i/>
-          <w:iCs/>
-          <w:color w:val="000000"/>
-          <w:kern w:val="0"/>
-          <w:lang w:val="nl-NL"/>
-        </w:rPr>
-        <w:t xml:space="preserve"> tot</w:t>
-      </w:r>
-      <w:r>
-        <w:rPr>
-          <w:rFonts w:cs="Helvetica Neue"/>
-          <w:i/>
-          <w:iCs/>
-          <w:color w:val="000000"/>
-          <w:kern w:val="0"/>
-          <w:lang w:val="nl-NL"/>
-        </w:rPr>
-        <w:t xml:space="preserve"> kan bepaald worden met het gebruik van 2 camera’s door middel van stereovisie geometrie met een afwijking van ≤ 5cm en wordt</w:t>
-      </w:r>
-      <w:r>
-        <w:rPr>
-          <w:rFonts w:cs="Helvetica Neue"/>
-          <w:i/>
-          <w:iCs/>
-          <w:color w:val="000000"/>
-          <w:kern w:val="0"/>
-          <w:lang w:val="nl-NL"/>
-        </w:rPr>
-        <w:t xml:space="preserve"> real-time doorgestuurd en</w:t>
-      </w:r>
-      <w:r>
-        <w:rPr>
-          <w:rFonts w:cs="Helvetica Neue"/>
-          <w:i/>
-          <w:iCs/>
-          <w:color w:val="000000"/>
-          <w:kern w:val="0"/>
-          <w:lang w:val="nl-NL"/>
-        </w:rPr>
-        <w:t xml:space="preserve"> weergegeven in de GUI in meters.</w:t>
+        <w:t>De afstand van een drone tot kan bepaald worden met het gebruik van 2 camera’s door middel van stereovisie geometrie met een afwijking van ≤ 5cm en wordt real-time doorgestuurd en weergegeven in de GUI in meters.</w:t>
       </w:r>
     </w:p>
     <w:p>
@@ -3997,27 +2914,7 @@
           <w:kern w:val="0"/>
           <w:lang w:val="nl-NL"/>
         </w:rPr>
-        <w:t xml:space="preserve">Deze </w:t>
-      </w:r>
-      <w:proofErr w:type="spellStart"/>
-      <w:r>
-        <w:rPr>
-          <w:rFonts w:cs="Helvetica Neue"/>
-          <w:color w:val="000000"/>
-          <w:kern w:val="0"/>
-          <w:lang w:val="nl-NL"/>
-        </w:rPr>
-        <w:t>requirement</w:t>
-      </w:r>
-      <w:proofErr w:type="spellEnd"/>
-      <w:r>
-        <w:rPr>
-          <w:rFonts w:cs="Helvetica Neue"/>
-          <w:color w:val="000000"/>
-          <w:kern w:val="0"/>
-          <w:lang w:val="nl-NL"/>
-        </w:rPr>
-        <w:t xml:space="preserve"> verwijst naar een eis van de opdrachtgever die is uitgewerkt in </w:t>
+        <w:t xml:space="preserve">Deze requirement verwijst naar een eis van de opdrachtgever die is uitgewerkt in </w:t>
       </w:r>
       <w:r>
         <w:rPr>
@@ -4029,7 +2926,16 @@
           <w:u w:val="single"/>
           <w:lang w:val="nl-NL"/>
         </w:rPr>
-        <w:t>User</w:t>
+        <w:t>User Story Nr. 3</w:t>
+      </w:r>
+      <w:r>
+        <w:rPr>
+          <w:rFonts w:cs="Helvetica Neue"/>
+          <w:color w:val="000000"/>
+          <w:kern w:val="0"/>
+          <w:lang w:val="nl-NL"/>
+        </w:rPr>
+        <w:t xml:space="preserve"> in de </w:t>
       </w:r>
       <w:r>
         <w:rPr>
@@ -4041,55 +2947,8 @@
           <w:u w:val="single"/>
           <w:lang w:val="nl-NL"/>
         </w:rPr>
-        <w:t xml:space="preserve">  </w:t>
-      </w:r>
-      <w:r>
-        <w:rPr>
-          <w:rFonts w:cs="Helvetica Neue"/>
-          <w:b/>
-          <w:bCs/>
-          <w:color w:val="000000"/>
-          <w:kern w:val="0"/>
-          <w:u w:val="single"/>
-          <w:lang w:val="nl-NL"/>
-        </w:rPr>
-        <w:t>Story Nr. 3</w:t>
-      </w:r>
-      <w:r>
-        <w:rPr>
-          <w:rFonts w:cs="Helvetica Neue"/>
-          <w:color w:val="000000"/>
-          <w:kern w:val="0"/>
-          <w:lang w:val="nl-NL"/>
-        </w:rPr>
-        <w:t xml:space="preserve"> in de </w:t>
-      </w:r>
-      <w:r>
-        <w:rPr>
-          <w:rFonts w:cs="Helvetica Neue"/>
-          <w:b/>
-          <w:bCs/>
-          <w:color w:val="000000"/>
-          <w:kern w:val="0"/>
-          <w:u w:val="single"/>
-          <w:lang w:val="nl-NL"/>
-        </w:rPr>
-        <w:t xml:space="preserve">Product </w:t>
-      </w:r>
-      <w:proofErr w:type="spellStart"/>
-      <w:r>
-        <w:rPr>
-          <w:rFonts w:cs="Helvetica Neue"/>
-          <w:b/>
-          <w:bCs/>
-          <w:color w:val="000000"/>
-          <w:kern w:val="0"/>
-          <w:u w:val="single"/>
-          <w:lang w:val="nl-NL"/>
-        </w:rPr>
-        <w:t>Backlog</w:t>
-      </w:r>
-      <w:proofErr w:type="spellEnd"/>
+        <w:t>Product Backlog</w:t>
+      </w:r>
       <w:r>
         <w:rPr>
           <w:rFonts w:cs="Helvetica Neue"/>
@@ -4143,7 +3002,7 @@
     </w:p>
     <w:p>
       <w:pPr>
-        <w:pStyle w:val="Lijstalinea"/>
+        <w:pStyle w:val="ListParagraph"/>
         <w:numPr>
           <w:ilvl w:val="0"/>
           <w:numId w:val="19"/>
@@ -4167,66 +3026,12 @@
           <w:color w:val="000000"/>
           <w:kern w:val="0"/>
         </w:rPr>
-        <w:t>Camera (</w:t>
-      </w:r>
-      <w:proofErr w:type="spellStart"/>
-      <w:r>
-        <w:rPr>
-          <w:rFonts w:cs="Helvetica Neue"/>
-          <w:color w:val="000000"/>
-          <w:kern w:val="0"/>
-        </w:rPr>
-        <w:t>Arducam</w:t>
-      </w:r>
-      <w:proofErr w:type="spellEnd"/>
-      <w:r>
-        <w:rPr>
-          <w:rFonts w:cs="Helvetica Neue"/>
-          <w:color w:val="000000"/>
-          <w:kern w:val="0"/>
-        </w:rPr>
-        <w:t xml:space="preserve"> of </w:t>
-      </w:r>
-      <w:proofErr w:type="spellStart"/>
-      <w:r>
-        <w:rPr>
-          <w:rFonts w:cs="Helvetica Neue"/>
-          <w:color w:val="000000"/>
-          <w:kern w:val="0"/>
-        </w:rPr>
-        <w:t>Waveshare</w:t>
-      </w:r>
-      <w:proofErr w:type="spellEnd"/>
-      <w:r>
-        <w:rPr>
-          <w:rFonts w:cs="Helvetica Neue"/>
-          <w:color w:val="000000"/>
-          <w:kern w:val="0"/>
-        </w:rPr>
-        <w:t xml:space="preserve"> </w:t>
-      </w:r>
-      <w:proofErr w:type="spellStart"/>
-      <w:r>
-        <w:rPr>
-          <w:rFonts w:cs="Helvetica Neue"/>
-          <w:color w:val="000000"/>
-          <w:kern w:val="0"/>
-        </w:rPr>
-        <w:t>stereocamera</w:t>
-      </w:r>
-      <w:proofErr w:type="spellEnd"/>
-      <w:r>
-        <w:rPr>
-          <w:rFonts w:cs="Helvetica Neue"/>
-          <w:color w:val="000000"/>
-          <w:kern w:val="0"/>
-        </w:rPr>
-        <w:t>)</w:t>
-      </w:r>
-    </w:p>
-    <w:p>
-      <w:pPr>
-        <w:pStyle w:val="Lijstalinea"/>
+        <w:t>Camera (Arducam of Waveshare stereocamera)</w:t>
+      </w:r>
+    </w:p>
+    <w:p>
+      <w:pPr>
+        <w:pStyle w:val="ListParagraph"/>
         <w:numPr>
           <w:ilvl w:val="0"/>
           <w:numId w:val="19"/>
@@ -4245,48 +3050,19 @@
           <w:lang w:val="nl-NL"/>
         </w:rPr>
       </w:pPr>
-      <w:proofErr w:type="spellStart"/>
-      <w:r>
-        <w:rPr>
-          <w:rFonts w:cs="Helvetica Neue"/>
-          <w:color w:val="000000"/>
-          <w:kern w:val="0"/>
-          <w:lang w:val="nl-NL"/>
-        </w:rPr>
-        <w:t>Ras</w:t>
-      </w:r>
-      <w:r>
-        <w:rPr>
-          <w:rFonts w:cs="Helvetica Neue"/>
-          <w:color w:val="000000"/>
-          <w:kern w:val="0"/>
-          <w:lang w:val="nl-NL"/>
-        </w:rPr>
-        <w:t>p</w:t>
-      </w:r>
-      <w:r>
-        <w:rPr>
-          <w:rFonts w:cs="Helvetica Neue"/>
-          <w:color w:val="000000"/>
-          <w:kern w:val="0"/>
-          <w:lang w:val="nl-NL"/>
-        </w:rPr>
-        <w:t>berry</w:t>
-      </w:r>
-      <w:proofErr w:type="spellEnd"/>
-      <w:r>
-        <w:rPr>
-          <w:rFonts w:cs="Helvetica Neue"/>
-          <w:color w:val="000000"/>
-          <w:kern w:val="0"/>
-          <w:lang w:val="nl-NL"/>
-        </w:rPr>
-        <w:t xml:space="preserve"> Pi 5</w:t>
-      </w:r>
-    </w:p>
-    <w:p>
-      <w:pPr>
-        <w:pStyle w:val="Lijstalinea"/>
+      <w:r>
+        <w:rPr>
+          <w:rFonts w:cs="Helvetica Neue"/>
+          <w:color w:val="000000"/>
+          <w:kern w:val="0"/>
+          <w:lang w:val="nl-NL"/>
+        </w:rPr>
+        <w:t>Raspberry Pi 5</w:t>
+      </w:r>
+    </w:p>
+    <w:p>
+      <w:pPr>
+        <w:pStyle w:val="ListParagraph"/>
         <w:numPr>
           <w:ilvl w:val="0"/>
           <w:numId w:val="19"/>
@@ -4312,19 +3088,8 @@
           <w:kern w:val="0"/>
           <w:lang w:val="nl-NL"/>
         </w:rPr>
-        <w:t xml:space="preserve">Python met </w:t>
-      </w:r>
-      <w:proofErr w:type="spellStart"/>
-      <w:r>
-        <w:rPr>
-          <w:rFonts w:cs="Helvetica Neue"/>
-          <w:color w:val="000000"/>
-          <w:kern w:val="0"/>
-          <w:lang w:val="nl-NL"/>
-        </w:rPr>
-        <w:t>Opencv</w:t>
-      </w:r>
-      <w:proofErr w:type="spellEnd"/>
+        <w:t>Python met Opencv</w:t>
+      </w:r>
     </w:p>
     <w:p>
       <w:pPr>
@@ -4390,34 +3155,13 @@
           <w:color w:val="215E99" w:themeColor="text2" w:themeTint="BF"/>
         </w:rPr>
       </w:pPr>
-      <w:bookmarkStart w:id="6" w:name="_Toc213840408"/>
+      <w:bookmarkStart w:id="6" w:name="_Toc214218437"/>
       <w:r>
         <w:rPr>
           <w:rFonts w:asciiTheme="minorHAnsi" w:hAnsiTheme="minorHAnsi"/>
           <w:color w:val="215E99" w:themeColor="text2" w:themeTint="BF"/>
         </w:rPr>
-        <w:t xml:space="preserve">RQ04: </w:t>
-      </w:r>
-      <w:r>
-        <w:rPr>
-          <w:rFonts w:asciiTheme="minorHAnsi" w:hAnsiTheme="minorHAnsi"/>
-          <w:color w:val="215E99" w:themeColor="text2" w:themeTint="BF"/>
-        </w:rPr>
-        <w:t xml:space="preserve">Locatie-weergave in 2D (Functioneel </w:t>
-      </w:r>
-      <w:r>
-        <w:rPr>
-          <w:rFonts w:asciiTheme="minorHAnsi" w:hAnsiTheme="minorHAnsi"/>
-          <w:color w:val="215E99" w:themeColor="text2" w:themeTint="BF"/>
-        </w:rPr>
-        <w:t>(Prioriteit P1)</w:t>
-      </w:r>
-      <w:r>
-        <w:rPr>
-          <w:rFonts w:asciiTheme="minorHAnsi" w:hAnsiTheme="minorHAnsi"/>
-          <w:color w:val="215E99" w:themeColor="text2" w:themeTint="BF"/>
-        </w:rPr>
-        <w:t>)</w:t>
+        <w:t>RQ04: Locatie-weergave in 2D (Functioneel (Prioriteit P1))</w:t>
       </w:r>
       <w:bookmarkEnd w:id="6"/>
     </w:p>
@@ -4441,31 +3185,7 @@
           <w:kern w:val="0"/>
           <w:lang w:val="nl-NL"/>
         </w:rPr>
-        <w:t xml:space="preserve">In de GUI staat een 2D grafiek die bestaat uit lengte en breedte (x, y) die gebruik maakt van de feed van de 2 camera’s waarin de locatie van een bewegend object in </w:t>
-      </w:r>
-      <w:proofErr w:type="spellStart"/>
-      <w:r>
-        <w:rPr>
-          <w:rFonts w:cs="Helvetica Neue"/>
-          <w:i/>
-          <w:iCs/>
-          <w:color w:val="000000"/>
-          <w:kern w:val="0"/>
-          <w:lang w:val="nl-NL"/>
-        </w:rPr>
-        <w:t>realtime</w:t>
-      </w:r>
-      <w:proofErr w:type="spellEnd"/>
-      <w:r>
-        <w:rPr>
-          <w:rFonts w:cs="Helvetica Neue"/>
-          <w:i/>
-          <w:iCs/>
-          <w:color w:val="000000"/>
-          <w:kern w:val="0"/>
-          <w:lang w:val="nl-NL"/>
-        </w:rPr>
-        <w:t xml:space="preserve"> wordt weergegeven door het middelpunt te nemen van de detectiekader die over het object zit en dat als constante punt weer te geven in de grafiek waarvan de positie elke 0,5s wordt bijgewerkt.</w:t>
+        <w:t>In de GUI staat een 2D grafiek die bestaat uit lengte en breedte (x, y) die gebruik maakt van de feed van de 2 camera’s waarin de locatie van een bewegend object in realtime wordt weergegeven door het middelpunt te nemen van de detectiekader die over het object zit en dat als constante punt weer te geven in de grafiek waarvan de positie elke 0,5s wordt bijgewerkt.</w:t>
       </w:r>
     </w:p>
     <w:p>
@@ -4491,27 +3211,7 @@
           <w:kern w:val="0"/>
           <w:lang w:val="nl-NL"/>
         </w:rPr>
-        <w:t xml:space="preserve">Deze </w:t>
-      </w:r>
-      <w:proofErr w:type="spellStart"/>
-      <w:r>
-        <w:rPr>
-          <w:rFonts w:cs="Helvetica Neue"/>
-          <w:color w:val="000000"/>
-          <w:kern w:val="0"/>
-          <w:lang w:val="nl-NL"/>
-        </w:rPr>
-        <w:t>requirement</w:t>
-      </w:r>
-      <w:proofErr w:type="spellEnd"/>
-      <w:r>
-        <w:rPr>
-          <w:rFonts w:cs="Helvetica Neue"/>
-          <w:color w:val="000000"/>
-          <w:kern w:val="0"/>
-          <w:lang w:val="nl-NL"/>
-        </w:rPr>
-        <w:t xml:space="preserve"> verwijst naar een eis van de opdrachtgever die is uitgewerkt in </w:t>
+        <w:t xml:space="preserve">Deze requirement verwijst naar een eis van de opdrachtgever die is uitgewerkt in </w:t>
       </w:r>
       <w:r>
         <w:rPr>
@@ -4523,7 +3223,16 @@
           <w:u w:val="single"/>
           <w:lang w:val="nl-NL"/>
         </w:rPr>
-        <w:t>User</w:t>
+        <w:t>User Story Nr. 4</w:t>
+      </w:r>
+      <w:r>
+        <w:rPr>
+          <w:rFonts w:cs="Helvetica Neue"/>
+          <w:color w:val="000000"/>
+          <w:kern w:val="0"/>
+          <w:lang w:val="nl-NL"/>
+        </w:rPr>
+        <w:t xml:space="preserve"> in de </w:t>
       </w:r>
       <w:r>
         <w:rPr>
@@ -4535,55 +3244,8 @@
           <w:u w:val="single"/>
           <w:lang w:val="nl-NL"/>
         </w:rPr>
-        <w:t xml:space="preserve"> </w:t>
-      </w:r>
-      <w:r>
-        <w:rPr>
-          <w:rFonts w:cs="Helvetica Neue"/>
-          <w:b/>
-          <w:bCs/>
-          <w:color w:val="000000"/>
-          <w:kern w:val="0"/>
-          <w:u w:val="single"/>
-          <w:lang w:val="nl-NL"/>
-        </w:rPr>
-        <w:t>Story Nr. 4</w:t>
-      </w:r>
-      <w:r>
-        <w:rPr>
-          <w:rFonts w:cs="Helvetica Neue"/>
-          <w:color w:val="000000"/>
-          <w:kern w:val="0"/>
-          <w:lang w:val="nl-NL"/>
-        </w:rPr>
-        <w:t xml:space="preserve"> in de </w:t>
-      </w:r>
-      <w:r>
-        <w:rPr>
-          <w:rFonts w:cs="Helvetica Neue"/>
-          <w:b/>
-          <w:bCs/>
-          <w:color w:val="000000"/>
-          <w:kern w:val="0"/>
-          <w:u w:val="single"/>
-          <w:lang w:val="nl-NL"/>
-        </w:rPr>
-        <w:t xml:space="preserve">Product </w:t>
-      </w:r>
-      <w:proofErr w:type="spellStart"/>
-      <w:r>
-        <w:rPr>
-          <w:rFonts w:cs="Helvetica Neue"/>
-          <w:b/>
-          <w:bCs/>
-          <w:color w:val="000000"/>
-          <w:kern w:val="0"/>
-          <w:u w:val="single"/>
-          <w:lang w:val="nl-NL"/>
-        </w:rPr>
-        <w:t>Backlog</w:t>
-      </w:r>
-      <w:proofErr w:type="spellEnd"/>
+        <w:t>Product Backlog</w:t>
+      </w:r>
       <w:r>
         <w:rPr>
           <w:rFonts w:cs="Helvetica Neue"/>
@@ -4637,7 +3299,7 @@
     </w:p>
     <w:p>
       <w:pPr>
-        <w:pStyle w:val="Lijstalinea"/>
+        <w:pStyle w:val="ListParagraph"/>
         <w:numPr>
           <w:ilvl w:val="0"/>
           <w:numId w:val="19"/>
@@ -4661,66 +3323,12 @@
           <w:color w:val="000000"/>
           <w:kern w:val="0"/>
         </w:rPr>
-        <w:t>Camera (</w:t>
-      </w:r>
-      <w:proofErr w:type="spellStart"/>
-      <w:r>
-        <w:rPr>
-          <w:rFonts w:cs="Helvetica Neue"/>
-          <w:color w:val="000000"/>
-          <w:kern w:val="0"/>
-        </w:rPr>
-        <w:t>Arducam</w:t>
-      </w:r>
-      <w:proofErr w:type="spellEnd"/>
-      <w:r>
-        <w:rPr>
-          <w:rFonts w:cs="Helvetica Neue"/>
-          <w:color w:val="000000"/>
-          <w:kern w:val="0"/>
-        </w:rPr>
-        <w:t xml:space="preserve"> of </w:t>
-      </w:r>
-      <w:proofErr w:type="spellStart"/>
-      <w:r>
-        <w:rPr>
-          <w:rFonts w:cs="Helvetica Neue"/>
-          <w:color w:val="000000"/>
-          <w:kern w:val="0"/>
-        </w:rPr>
-        <w:t>Waveshare</w:t>
-      </w:r>
-      <w:proofErr w:type="spellEnd"/>
-      <w:r>
-        <w:rPr>
-          <w:rFonts w:cs="Helvetica Neue"/>
-          <w:color w:val="000000"/>
-          <w:kern w:val="0"/>
-        </w:rPr>
-        <w:t xml:space="preserve"> </w:t>
-      </w:r>
-      <w:proofErr w:type="spellStart"/>
-      <w:r>
-        <w:rPr>
-          <w:rFonts w:cs="Helvetica Neue"/>
-          <w:color w:val="000000"/>
-          <w:kern w:val="0"/>
-        </w:rPr>
-        <w:t>stereocamera</w:t>
-      </w:r>
-      <w:proofErr w:type="spellEnd"/>
-      <w:r>
-        <w:rPr>
-          <w:rFonts w:cs="Helvetica Neue"/>
-          <w:color w:val="000000"/>
-          <w:kern w:val="0"/>
-        </w:rPr>
-        <w:t>)</w:t>
-      </w:r>
-    </w:p>
-    <w:p>
-      <w:pPr>
-        <w:pStyle w:val="Lijstalinea"/>
+        <w:t>Camera (Arducam of Waveshare stereocamera)</w:t>
+      </w:r>
+    </w:p>
+    <w:p>
+      <w:pPr>
+        <w:pStyle w:val="ListParagraph"/>
         <w:numPr>
           <w:ilvl w:val="0"/>
           <w:numId w:val="19"/>
@@ -4751,7 +3359,7 @@
     </w:p>
     <w:p>
       <w:pPr>
-        <w:pStyle w:val="Lijstalinea"/>
+        <w:pStyle w:val="ListParagraph"/>
         <w:numPr>
           <w:ilvl w:val="0"/>
           <w:numId w:val="19"/>
@@ -4777,19 +3385,8 @@
           <w:kern w:val="0"/>
           <w:lang w:val="nl-NL"/>
         </w:rPr>
-        <w:t xml:space="preserve">Python met </w:t>
-      </w:r>
-      <w:proofErr w:type="spellStart"/>
-      <w:r>
-        <w:rPr>
-          <w:rFonts w:cs="Helvetica Neue"/>
-          <w:color w:val="000000"/>
-          <w:kern w:val="0"/>
-          <w:lang w:val="nl-NL"/>
-        </w:rPr>
-        <w:t>Opencv</w:t>
-      </w:r>
-      <w:proofErr w:type="spellEnd"/>
+        <w:t>Python met Opencv</w:t>
+      </w:r>
     </w:p>
     <w:p>
       <w:pPr>
@@ -4844,28 +3441,14 @@
           <w:color w:val="215E99" w:themeColor="text2" w:themeTint="BF"/>
         </w:rPr>
       </w:pPr>
-      <w:bookmarkStart w:id="7" w:name="_Toc213840409"/>
+      <w:bookmarkStart w:id="7" w:name="_Toc214218438"/>
       <w:r>
         <w:rPr>
           <w:rFonts w:asciiTheme="minorHAnsi" w:hAnsiTheme="minorHAnsi"/>
           <w:color w:val="215E99" w:themeColor="text2" w:themeTint="BF"/>
         </w:rPr>
         <w:lastRenderedPageBreak/>
-        <w:t>RQ05: Live camera-overzicht (Functioneel (Prioriteit P</w:t>
-      </w:r>
-      <w:r>
-        <w:rPr>
-          <w:rFonts w:asciiTheme="minorHAnsi" w:hAnsiTheme="minorHAnsi"/>
-          <w:color w:val="215E99" w:themeColor="text2" w:themeTint="BF"/>
-        </w:rPr>
-        <w:t>2</w:t>
-      </w:r>
-      <w:r>
-        <w:rPr>
-          <w:rFonts w:asciiTheme="minorHAnsi" w:hAnsiTheme="minorHAnsi"/>
-          <w:color w:val="215E99" w:themeColor="text2" w:themeTint="BF"/>
-        </w:rPr>
-        <w:t>))</w:t>
+        <w:t>RQ05: Live camera-overzicht (Functioneel (Prioriteit P2))</w:t>
       </w:r>
       <w:bookmarkEnd w:id="7"/>
     </w:p>
@@ -4889,95 +3472,7 @@
           <w:kern w:val="0"/>
           <w:lang w:val="nl-NL"/>
         </w:rPr>
-        <w:t xml:space="preserve">Er wordt een live beeld weergegeven van </w:t>
-      </w:r>
-      <w:r>
-        <w:rPr>
-          <w:rFonts w:cs="Helvetica Neue"/>
-          <w:i/>
-          <w:iCs/>
-          <w:color w:val="000000"/>
-          <w:kern w:val="0"/>
-          <w:lang w:val="nl-NL"/>
-        </w:rPr>
-        <w:t>één van de</w:t>
-      </w:r>
-      <w:r>
-        <w:rPr>
-          <w:rFonts w:cs="Helvetica Neue"/>
-          <w:i/>
-          <w:iCs/>
-          <w:color w:val="000000"/>
-          <w:kern w:val="0"/>
-          <w:lang w:val="nl-NL"/>
-        </w:rPr>
-        <w:t xml:space="preserve"> camera’s in de GUI met de detectie van het object in </w:t>
-      </w:r>
-      <w:r>
-        <w:rPr>
-          <w:rFonts w:cs="Helvetica Neue"/>
-          <w:i/>
-          <w:iCs/>
-          <w:color w:val="000000"/>
-          <w:kern w:val="0"/>
-          <w:lang w:val="nl-NL"/>
-        </w:rPr>
-        <w:t xml:space="preserve">het </w:t>
-      </w:r>
-      <w:r>
-        <w:rPr>
-          <w:rFonts w:cs="Helvetica Neue"/>
-          <w:i/>
-          <w:iCs/>
-          <w:color w:val="000000"/>
-          <w:kern w:val="0"/>
-          <w:lang w:val="nl-NL"/>
-        </w:rPr>
-        <w:t>beeld in real</w:t>
-      </w:r>
-      <w:r>
-        <w:rPr>
-          <w:rFonts w:cs="Helvetica Neue"/>
-          <w:i/>
-          <w:iCs/>
-          <w:color w:val="000000"/>
-          <w:kern w:val="0"/>
-          <w:lang w:val="nl-NL"/>
-        </w:rPr>
-        <w:t>-</w:t>
-      </w:r>
-      <w:r>
-        <w:rPr>
-          <w:rFonts w:cs="Helvetica Neue"/>
-          <w:i/>
-          <w:iCs/>
-          <w:color w:val="000000"/>
-          <w:kern w:val="0"/>
-          <w:lang w:val="nl-NL"/>
-        </w:rPr>
-        <w:t>time</w:t>
-      </w:r>
-      <w:r>
-        <w:rPr>
-          <w:rFonts w:cs="Helvetica Neue"/>
-          <w:i/>
-          <w:iCs/>
-          <w:color w:val="000000"/>
-          <w:kern w:val="0"/>
-          <w:lang w:val="nl-NL"/>
-        </w:rPr>
-        <w:t xml:space="preserve"> met een detectiekader over het beeld gezien wordt, met een vertraging van maximaal 2 seconden</w:t>
-      </w:r>
-      <w:r>
-        <w:rPr>
-          <w:rFonts w:cs="Helvetica Neue"/>
-          <w:i/>
-          <w:iCs/>
-          <w:color w:val="000000"/>
-          <w:kern w:val="0"/>
-          <w:lang w:val="nl-NL"/>
-        </w:rPr>
-        <w:t>.</w:t>
+        <w:t>Er wordt een live beeld weergegeven van één van de camera’s in de GUI met de detectie van het object in het beeld in real-time met een detectiekader over het beeld gezien wordt, met een vertraging van maximaal 2 seconden.</w:t>
       </w:r>
     </w:p>
     <w:p>
@@ -5003,27 +3498,7 @@
           <w:kern w:val="0"/>
           <w:lang w:val="nl-NL"/>
         </w:rPr>
-        <w:t xml:space="preserve">Deze </w:t>
-      </w:r>
-      <w:proofErr w:type="spellStart"/>
-      <w:r>
-        <w:rPr>
-          <w:rFonts w:cs="Helvetica Neue"/>
-          <w:color w:val="000000"/>
-          <w:kern w:val="0"/>
-          <w:lang w:val="nl-NL"/>
-        </w:rPr>
-        <w:t>requirement</w:t>
-      </w:r>
-      <w:proofErr w:type="spellEnd"/>
-      <w:r>
-        <w:rPr>
-          <w:rFonts w:cs="Helvetica Neue"/>
-          <w:color w:val="000000"/>
-          <w:kern w:val="0"/>
-          <w:lang w:val="nl-NL"/>
-        </w:rPr>
-        <w:t xml:space="preserve"> verwijst naar een eis van de opdrachtgever die is uitgewerkt in </w:t>
+        <w:t xml:space="preserve">Deze requirement verwijst naar een eis van de opdrachtgever die is uitgewerkt in </w:t>
       </w:r>
       <w:r>
         <w:rPr>
@@ -5035,7 +3510,16 @@
           <w:u w:val="single"/>
           <w:lang w:val="nl-NL"/>
         </w:rPr>
-        <w:t>User</w:t>
+        <w:t>User Story Nr. 5</w:t>
+      </w:r>
+      <w:r>
+        <w:rPr>
+          <w:rFonts w:cs="Helvetica Neue"/>
+          <w:color w:val="000000"/>
+          <w:kern w:val="0"/>
+          <w:lang w:val="nl-NL"/>
+        </w:rPr>
+        <w:t xml:space="preserve"> in de </w:t>
       </w:r>
       <w:r>
         <w:rPr>
@@ -5047,55 +3531,8 @@
           <w:u w:val="single"/>
           <w:lang w:val="nl-NL"/>
         </w:rPr>
-        <w:t xml:space="preserve"> </w:t>
-      </w:r>
-      <w:r>
-        <w:rPr>
-          <w:rFonts w:cs="Helvetica Neue"/>
-          <w:b/>
-          <w:bCs/>
-          <w:color w:val="000000"/>
-          <w:kern w:val="0"/>
-          <w:u w:val="single"/>
-          <w:lang w:val="nl-NL"/>
-        </w:rPr>
-        <w:t>Story Nr. 5</w:t>
-      </w:r>
-      <w:r>
-        <w:rPr>
-          <w:rFonts w:cs="Helvetica Neue"/>
-          <w:color w:val="000000"/>
-          <w:kern w:val="0"/>
-          <w:lang w:val="nl-NL"/>
-        </w:rPr>
-        <w:t xml:space="preserve"> in de </w:t>
-      </w:r>
-      <w:r>
-        <w:rPr>
-          <w:rFonts w:cs="Helvetica Neue"/>
-          <w:b/>
-          <w:bCs/>
-          <w:color w:val="000000"/>
-          <w:kern w:val="0"/>
-          <w:u w:val="single"/>
-          <w:lang w:val="nl-NL"/>
-        </w:rPr>
-        <w:t xml:space="preserve">Product </w:t>
-      </w:r>
-      <w:proofErr w:type="spellStart"/>
-      <w:r>
-        <w:rPr>
-          <w:rFonts w:cs="Helvetica Neue"/>
-          <w:b/>
-          <w:bCs/>
-          <w:color w:val="000000"/>
-          <w:kern w:val="0"/>
-          <w:u w:val="single"/>
-          <w:lang w:val="nl-NL"/>
-        </w:rPr>
-        <w:t>Backlog</w:t>
-      </w:r>
-      <w:proofErr w:type="spellEnd"/>
+        <w:t>Product Backlog</w:t>
+      </w:r>
       <w:r>
         <w:rPr>
           <w:rFonts w:cs="Helvetica Neue"/>
@@ -5149,7 +3586,7 @@
     </w:p>
     <w:p>
       <w:pPr>
-        <w:pStyle w:val="Lijstalinea"/>
+        <w:pStyle w:val="ListParagraph"/>
         <w:numPr>
           <w:ilvl w:val="0"/>
           <w:numId w:val="19"/>
@@ -5173,66 +3610,12 @@
           <w:color w:val="000000"/>
           <w:kern w:val="0"/>
         </w:rPr>
-        <w:t>Camera (</w:t>
-      </w:r>
-      <w:proofErr w:type="spellStart"/>
-      <w:r>
-        <w:rPr>
-          <w:rFonts w:cs="Helvetica Neue"/>
-          <w:color w:val="000000"/>
-          <w:kern w:val="0"/>
-        </w:rPr>
-        <w:t>Arducam</w:t>
-      </w:r>
-      <w:proofErr w:type="spellEnd"/>
-      <w:r>
-        <w:rPr>
-          <w:rFonts w:cs="Helvetica Neue"/>
-          <w:color w:val="000000"/>
-          <w:kern w:val="0"/>
-        </w:rPr>
-        <w:t xml:space="preserve"> of </w:t>
-      </w:r>
-      <w:proofErr w:type="spellStart"/>
-      <w:r>
-        <w:rPr>
-          <w:rFonts w:cs="Helvetica Neue"/>
-          <w:color w:val="000000"/>
-          <w:kern w:val="0"/>
-        </w:rPr>
-        <w:t>Waveshare</w:t>
-      </w:r>
-      <w:proofErr w:type="spellEnd"/>
-      <w:r>
-        <w:rPr>
-          <w:rFonts w:cs="Helvetica Neue"/>
-          <w:color w:val="000000"/>
-          <w:kern w:val="0"/>
-        </w:rPr>
-        <w:t xml:space="preserve"> </w:t>
-      </w:r>
-      <w:proofErr w:type="spellStart"/>
-      <w:r>
-        <w:rPr>
-          <w:rFonts w:cs="Helvetica Neue"/>
-          <w:color w:val="000000"/>
-          <w:kern w:val="0"/>
-        </w:rPr>
-        <w:t>stereocamera</w:t>
-      </w:r>
-      <w:proofErr w:type="spellEnd"/>
-      <w:r>
-        <w:rPr>
-          <w:rFonts w:cs="Helvetica Neue"/>
-          <w:color w:val="000000"/>
-          <w:kern w:val="0"/>
-        </w:rPr>
-        <w:t>)</w:t>
-      </w:r>
-    </w:p>
-    <w:p>
-      <w:pPr>
-        <w:pStyle w:val="Lijstalinea"/>
+        <w:t>Camera (Arducam of Waveshare stereocamera)</w:t>
+      </w:r>
+    </w:p>
+    <w:p>
+      <w:pPr>
+        <w:pStyle w:val="ListParagraph"/>
         <w:numPr>
           <w:ilvl w:val="0"/>
           <w:numId w:val="19"/>
@@ -5251,48 +3634,19 @@
           <w:lang w:val="nl-NL"/>
         </w:rPr>
       </w:pPr>
-      <w:proofErr w:type="spellStart"/>
-      <w:r>
-        <w:rPr>
-          <w:rFonts w:cs="Helvetica Neue"/>
-          <w:color w:val="000000"/>
-          <w:kern w:val="0"/>
-          <w:lang w:val="nl-NL"/>
-        </w:rPr>
-        <w:t>Ras</w:t>
-      </w:r>
-      <w:r>
-        <w:rPr>
-          <w:rFonts w:cs="Helvetica Neue"/>
-          <w:color w:val="000000"/>
-          <w:kern w:val="0"/>
-          <w:lang w:val="nl-NL"/>
-        </w:rPr>
-        <w:t>p</w:t>
-      </w:r>
-      <w:r>
-        <w:rPr>
-          <w:rFonts w:cs="Helvetica Neue"/>
-          <w:color w:val="000000"/>
-          <w:kern w:val="0"/>
-          <w:lang w:val="nl-NL"/>
-        </w:rPr>
-        <w:t>berry</w:t>
-      </w:r>
-      <w:proofErr w:type="spellEnd"/>
-      <w:r>
-        <w:rPr>
-          <w:rFonts w:cs="Helvetica Neue"/>
-          <w:color w:val="000000"/>
-          <w:kern w:val="0"/>
-          <w:lang w:val="nl-NL"/>
-        </w:rPr>
-        <w:t xml:space="preserve"> Pi 5</w:t>
-      </w:r>
-    </w:p>
-    <w:p>
-      <w:pPr>
-        <w:pStyle w:val="Lijstalinea"/>
+      <w:r>
+        <w:rPr>
+          <w:rFonts w:cs="Helvetica Neue"/>
+          <w:color w:val="000000"/>
+          <w:kern w:val="0"/>
+          <w:lang w:val="nl-NL"/>
+        </w:rPr>
+        <w:t>Raspberry Pi 5</w:t>
+      </w:r>
+    </w:p>
+    <w:p>
+      <w:pPr>
+        <w:pStyle w:val="ListParagraph"/>
         <w:numPr>
           <w:ilvl w:val="0"/>
           <w:numId w:val="19"/>
@@ -5397,76 +3751,13 @@
           <w:color w:val="215E99" w:themeColor="text2" w:themeTint="BF"/>
         </w:rPr>
       </w:pPr>
-      <w:bookmarkStart w:id="8" w:name="_Toc213840410"/>
+      <w:bookmarkStart w:id="8" w:name="_Toc214218439"/>
       <w:r>
         <w:rPr>
           <w:rFonts w:asciiTheme="minorHAnsi" w:hAnsiTheme="minorHAnsi"/>
           <w:color w:val="215E99" w:themeColor="text2" w:themeTint="BF"/>
         </w:rPr>
-        <w:t>RQ0</w:t>
-      </w:r>
-      <w:r>
-        <w:rPr>
-          <w:rFonts w:asciiTheme="minorHAnsi" w:hAnsiTheme="minorHAnsi"/>
-          <w:color w:val="215E99" w:themeColor="text2" w:themeTint="BF"/>
-        </w:rPr>
-        <w:t>6</w:t>
-      </w:r>
-      <w:r>
-        <w:rPr>
-          <w:rFonts w:asciiTheme="minorHAnsi" w:hAnsiTheme="minorHAnsi"/>
-          <w:color w:val="215E99" w:themeColor="text2" w:themeTint="BF"/>
-        </w:rPr>
-        <w:t xml:space="preserve">: </w:t>
-      </w:r>
-      <w:r>
-        <w:rPr>
-          <w:rFonts w:asciiTheme="minorHAnsi" w:hAnsiTheme="minorHAnsi"/>
-          <w:color w:val="215E99" w:themeColor="text2" w:themeTint="BF"/>
-        </w:rPr>
-        <w:t>Robuuste behuizing</w:t>
-      </w:r>
-      <w:r>
-        <w:rPr>
-          <w:rFonts w:asciiTheme="minorHAnsi" w:hAnsiTheme="minorHAnsi"/>
-          <w:color w:val="215E99" w:themeColor="text2" w:themeTint="BF"/>
-        </w:rPr>
-        <w:t xml:space="preserve"> </w:t>
-      </w:r>
-      <w:r>
-        <w:rPr>
-          <w:rFonts w:asciiTheme="minorHAnsi" w:hAnsiTheme="minorHAnsi"/>
-          <w:color w:val="215E99" w:themeColor="text2" w:themeTint="BF"/>
-        </w:rPr>
-        <w:t>(</w:t>
-      </w:r>
-      <w:r>
-        <w:rPr>
-          <w:rFonts w:asciiTheme="minorHAnsi" w:hAnsiTheme="minorHAnsi"/>
-          <w:color w:val="215E99" w:themeColor="text2" w:themeTint="BF"/>
-        </w:rPr>
-        <w:t>Niet-f</w:t>
-      </w:r>
-      <w:r>
-        <w:rPr>
-          <w:rFonts w:asciiTheme="minorHAnsi" w:hAnsiTheme="minorHAnsi"/>
-          <w:color w:val="215E99" w:themeColor="text2" w:themeTint="BF"/>
-        </w:rPr>
-        <w:t>unctioneel (Prioriteit P</w:t>
-      </w:r>
-      <w:r>
-        <w:rPr>
-          <w:rFonts w:asciiTheme="minorHAnsi" w:hAnsiTheme="minorHAnsi"/>
-          <w:color w:val="215E99" w:themeColor="text2" w:themeTint="BF"/>
-        </w:rPr>
-        <w:t>2</w:t>
-      </w:r>
-      <w:r>
-        <w:rPr>
-          <w:rFonts w:asciiTheme="minorHAnsi" w:hAnsiTheme="minorHAnsi"/>
-          <w:color w:val="215E99" w:themeColor="text2" w:themeTint="BF"/>
-        </w:rPr>
-        <w:t>))</w:t>
+        <w:t>RQ06: Robuuste behuizing (Niet-functioneel (Prioriteit P2))</w:t>
       </w:r>
       <w:bookmarkEnd w:id="8"/>
     </w:p>
@@ -5485,73 +3776,7 @@
           <w:kern w:val="0"/>
           <w:lang w:val="nl-NL"/>
         </w:rPr>
-        <w:t xml:space="preserve">Er zal een </w:t>
-      </w:r>
-      <w:r>
-        <w:rPr>
-          <w:rFonts w:cs="Helvetica Neue"/>
-          <w:i/>
-          <w:iCs/>
-          <w:color w:val="000000"/>
-          <w:kern w:val="0"/>
-          <w:lang w:val="nl-NL"/>
-        </w:rPr>
-        <w:t>nauwkeurige</w:t>
-      </w:r>
-      <w:r>
-        <w:rPr>
-          <w:rFonts w:cs="Helvetica Neue"/>
-          <w:i/>
-          <w:iCs/>
-          <w:color w:val="000000"/>
-          <w:kern w:val="0"/>
-          <w:lang w:val="nl-NL"/>
-        </w:rPr>
-        <w:t xml:space="preserve"> </w:t>
-      </w:r>
-      <w:r>
-        <w:rPr>
-          <w:rFonts w:cs="Helvetica Neue"/>
-          <w:i/>
-          <w:iCs/>
-          <w:color w:val="000000"/>
-          <w:kern w:val="0"/>
-          <w:lang w:val="nl-NL"/>
-        </w:rPr>
-        <w:t xml:space="preserve">behuizing zijn die op correcte afmetingen wordt gemaakt </w:t>
-      </w:r>
-      <w:r>
-        <w:rPr>
-          <w:rFonts w:cs="Helvetica Neue"/>
-          <w:i/>
-          <w:iCs/>
-          <w:color w:val="000000"/>
-          <w:kern w:val="0"/>
-          <w:lang w:val="nl-NL"/>
-        </w:rPr>
-        <w:t xml:space="preserve">en geschikt is voor buitengebruik, de behuizing wordt gemaakt met gebruik van hout en </w:t>
-      </w:r>
-      <w:r>
-        <w:rPr>
-          <w:rFonts w:cs="Helvetica Neue"/>
-          <w:i/>
-          <w:iCs/>
-          <w:color w:val="000000"/>
-          <w:kern w:val="0"/>
-          <w:lang w:val="nl-NL"/>
-        </w:rPr>
-        <w:t>met het gebruik van een 3D-printer</w:t>
-      </w:r>
-      <w:r>
-        <w:rPr>
-          <w:rFonts w:cs="Helvetica Neue"/>
-          <w:i/>
-          <w:iCs/>
-          <w:color w:val="000000"/>
-          <w:kern w:val="0"/>
-          <w:lang w:val="nl-NL"/>
-        </w:rPr>
-        <w:t>.</w:t>
+        <w:t>Er zal een nauwkeurige behuizing zijn die op correcte afmetingen wordt gemaakt en geschikt is voor buitengebruik, de behuizing wordt gemaakt met gebruik van hout en met het gebruik van een 3D-printer.</w:t>
       </w:r>
     </w:p>
     <w:p>
@@ -5577,27 +3802,7 @@
           <w:kern w:val="0"/>
           <w:lang w:val="nl-NL"/>
         </w:rPr>
-        <w:t xml:space="preserve">Deze </w:t>
-      </w:r>
-      <w:proofErr w:type="spellStart"/>
-      <w:r>
-        <w:rPr>
-          <w:rFonts w:cs="Helvetica Neue"/>
-          <w:color w:val="000000"/>
-          <w:kern w:val="0"/>
-          <w:lang w:val="nl-NL"/>
-        </w:rPr>
-        <w:t>requirement</w:t>
-      </w:r>
-      <w:proofErr w:type="spellEnd"/>
-      <w:r>
-        <w:rPr>
-          <w:rFonts w:cs="Helvetica Neue"/>
-          <w:color w:val="000000"/>
-          <w:kern w:val="0"/>
-          <w:lang w:val="nl-NL"/>
-        </w:rPr>
-        <w:t xml:space="preserve"> verwijst naar een eis van de opdrachtgever die is uitgewerkt in </w:t>
+        <w:t xml:space="preserve">Deze requirement verwijst naar een eis van de opdrachtgever die is uitgewerkt in </w:t>
       </w:r>
       <w:r>
         <w:rPr>
@@ -5609,7 +3814,16 @@
           <w:u w:val="single"/>
           <w:lang w:val="nl-NL"/>
         </w:rPr>
-        <w:t>User</w:t>
+        <w:t>User Story Nr. 6</w:t>
+      </w:r>
+      <w:r>
+        <w:rPr>
+          <w:rFonts w:cs="Helvetica Neue"/>
+          <w:color w:val="000000"/>
+          <w:kern w:val="0"/>
+          <w:lang w:val="nl-NL"/>
+        </w:rPr>
+        <w:t xml:space="preserve"> in de </w:t>
       </w:r>
       <w:r>
         <w:rPr>
@@ -5621,55 +3835,8 @@
           <w:u w:val="single"/>
           <w:lang w:val="nl-NL"/>
         </w:rPr>
-        <w:t xml:space="preserve"> S</w:t>
-      </w:r>
-      <w:r>
-        <w:rPr>
-          <w:rFonts w:cs="Helvetica Neue"/>
-          <w:b/>
-          <w:bCs/>
-          <w:color w:val="000000"/>
-          <w:kern w:val="0"/>
-          <w:u w:val="single"/>
-          <w:lang w:val="nl-NL"/>
-        </w:rPr>
-        <w:t>tory Nr. 6</w:t>
-      </w:r>
-      <w:r>
-        <w:rPr>
-          <w:rFonts w:cs="Helvetica Neue"/>
-          <w:color w:val="000000"/>
-          <w:kern w:val="0"/>
-          <w:lang w:val="nl-NL"/>
-        </w:rPr>
-        <w:t xml:space="preserve"> in de </w:t>
-      </w:r>
-      <w:r>
-        <w:rPr>
-          <w:rFonts w:cs="Helvetica Neue"/>
-          <w:b/>
-          <w:bCs/>
-          <w:color w:val="000000"/>
-          <w:kern w:val="0"/>
-          <w:u w:val="single"/>
-          <w:lang w:val="nl-NL"/>
-        </w:rPr>
-        <w:t xml:space="preserve">Product </w:t>
-      </w:r>
-      <w:proofErr w:type="spellStart"/>
-      <w:r>
-        <w:rPr>
-          <w:rFonts w:cs="Helvetica Neue"/>
-          <w:b/>
-          <w:bCs/>
-          <w:color w:val="000000"/>
-          <w:kern w:val="0"/>
-          <w:u w:val="single"/>
-          <w:lang w:val="nl-NL"/>
-        </w:rPr>
-        <w:t>Backlog</w:t>
-      </w:r>
-      <w:proofErr w:type="spellEnd"/>
+        <w:t>Product Backlog</w:t>
+      </w:r>
       <w:r>
         <w:rPr>
           <w:rFonts w:cs="Helvetica Neue"/>
@@ -5723,7 +3890,7 @@
     </w:p>
     <w:p>
       <w:pPr>
-        <w:pStyle w:val="Lijstalinea"/>
+        <w:pStyle w:val="ListParagraph"/>
         <w:numPr>
           <w:ilvl w:val="0"/>
           <w:numId w:val="19"/>
@@ -5749,21 +3916,12 @@
           <w:kern w:val="0"/>
           <w:lang w:val="nl-NL"/>
         </w:rPr>
-        <w:t>3D-geprinte onderdelen</w:t>
-      </w:r>
-      <w:r>
-        <w:rPr>
-          <w:rFonts w:cs="Helvetica Neue"/>
-          <w:color w:val="000000"/>
-          <w:kern w:val="0"/>
-          <w:lang w:val="nl-NL"/>
-        </w:rPr>
-        <w:t xml:space="preserve"> op correcte afmeting</w:t>
-      </w:r>
-    </w:p>
-    <w:p>
-      <w:pPr>
-        <w:pStyle w:val="Lijstalinea"/>
+        <w:t>3D-geprinte onderdelen op correcte afmeting</w:t>
+      </w:r>
+    </w:p>
+    <w:p>
+      <w:pPr>
+        <w:pStyle w:val="ListParagraph"/>
         <w:numPr>
           <w:ilvl w:val="0"/>
           <w:numId w:val="19"/>
@@ -5843,62 +4001,24 @@
     </w:p>
     <w:p>
       <w:pPr>
-        <w:pStyle w:val="Style3"/>
-        <w:rPr>
-          <w:rFonts w:asciiTheme="minorHAnsi" w:hAnsiTheme="minorHAnsi"/>
+        <w:pStyle w:val="Heading2"/>
+        <w:rPr>
+          <w:b/>
+          <w:bCs/>
           <w:color w:val="215E99" w:themeColor="text2" w:themeTint="BF"/>
-        </w:rPr>
-      </w:pPr>
-      <w:bookmarkStart w:id="9" w:name="_Toc213840411"/>
-      <w:r>
-        <w:rPr>
-          <w:rFonts w:asciiTheme="minorHAnsi" w:hAnsiTheme="minorHAnsi"/>
+          <w:lang w:val="nl-NL"/>
+        </w:rPr>
+      </w:pPr>
+      <w:bookmarkStart w:id="9" w:name="_Toc214218440"/>
+      <w:r>
+        <w:rPr>
+          <w:b/>
+          <w:bCs/>
           <w:color w:val="215E99" w:themeColor="text2" w:themeTint="BF"/>
+          <w:lang w:val="nl-NL"/>
         </w:rPr>
         <w:lastRenderedPageBreak/>
-        <w:t>RQ0</w:t>
-      </w:r>
-      <w:r>
-        <w:rPr>
-          <w:rFonts w:asciiTheme="minorHAnsi" w:hAnsiTheme="minorHAnsi"/>
-          <w:color w:val="215E99" w:themeColor="text2" w:themeTint="BF"/>
-        </w:rPr>
-        <w:t>7</w:t>
-      </w:r>
-      <w:r>
-        <w:rPr>
-          <w:rFonts w:asciiTheme="minorHAnsi" w:hAnsiTheme="minorHAnsi"/>
-          <w:color w:val="215E99" w:themeColor="text2" w:themeTint="BF"/>
-        </w:rPr>
-        <w:t xml:space="preserve">: </w:t>
-      </w:r>
-      <w:r>
-        <w:rPr>
-          <w:rFonts w:asciiTheme="minorHAnsi" w:hAnsiTheme="minorHAnsi"/>
-          <w:color w:val="215E99" w:themeColor="text2" w:themeTint="BF"/>
-        </w:rPr>
-        <w:t xml:space="preserve">Locatie-weergave in 3D </w:t>
-      </w:r>
-      <w:r>
-        <w:rPr>
-          <w:rFonts w:asciiTheme="minorHAnsi" w:hAnsiTheme="minorHAnsi"/>
-          <w:color w:val="215E99" w:themeColor="text2" w:themeTint="BF"/>
-        </w:rPr>
-        <w:t>(Functioneel (Prioriteit P</w:t>
-      </w:r>
-      <w:r>
-        <w:rPr>
-          <w:rFonts w:asciiTheme="minorHAnsi" w:hAnsiTheme="minorHAnsi"/>
-          <w:color w:val="215E99" w:themeColor="text2" w:themeTint="BF"/>
-        </w:rPr>
-        <w:t>3</w:t>
-      </w:r>
-      <w:r>
-        <w:rPr>
-          <w:rFonts w:asciiTheme="minorHAnsi" w:hAnsiTheme="minorHAnsi"/>
-          <w:color w:val="215E99" w:themeColor="text2" w:themeTint="BF"/>
-        </w:rPr>
-        <w:t>))</w:t>
+        <w:t>RQ07: Ontwerp functionaliteit (Niet-functioneel (Prioriteit P2))</w:t>
       </w:r>
       <w:bookmarkEnd w:id="9"/>
     </w:p>
@@ -5922,143 +4042,7 @@
           <w:kern w:val="0"/>
           <w:lang w:val="nl-NL"/>
         </w:rPr>
-        <w:t xml:space="preserve">In de GUI staat een 3D grafiek die bestaat uit lengte, breedte en diepte (x, y, </w:t>
-      </w:r>
-      <w:proofErr w:type="spellStart"/>
-      <w:r>
-        <w:rPr>
-          <w:rFonts w:cs="Helvetica Neue"/>
-          <w:i/>
-          <w:iCs/>
-          <w:color w:val="000000"/>
-          <w:kern w:val="0"/>
-          <w:lang w:val="nl-NL"/>
-        </w:rPr>
-        <w:t>z</w:t>
-      </w:r>
-      <w:proofErr w:type="spellEnd"/>
-      <w:r>
-        <w:rPr>
-          <w:rFonts w:cs="Helvetica Neue"/>
-          <w:i/>
-          <w:iCs/>
-          <w:color w:val="000000"/>
-          <w:kern w:val="0"/>
-          <w:lang w:val="nl-NL"/>
-        </w:rPr>
-        <w:t xml:space="preserve">) die gebruik maakt van de feed van de 2 camera’s waarin de locatie van een bewegend </w:t>
-      </w:r>
-      <w:r>
-        <w:rPr>
-          <w:rFonts w:cs="Helvetica Neue"/>
-          <w:i/>
-          <w:iCs/>
-          <w:color w:val="000000"/>
-          <w:kern w:val="0"/>
-          <w:lang w:val="nl-NL"/>
-        </w:rPr>
-        <w:t>object</w:t>
-      </w:r>
-      <w:r>
-        <w:rPr>
-          <w:rFonts w:cs="Helvetica Neue"/>
-          <w:i/>
-          <w:iCs/>
-          <w:color w:val="000000"/>
-          <w:kern w:val="0"/>
-          <w:lang w:val="nl-NL"/>
-        </w:rPr>
-        <w:t xml:space="preserve"> in </w:t>
-      </w:r>
-      <w:proofErr w:type="spellStart"/>
-      <w:r>
-        <w:rPr>
-          <w:rFonts w:cs="Helvetica Neue"/>
-          <w:i/>
-          <w:iCs/>
-          <w:color w:val="000000"/>
-          <w:kern w:val="0"/>
-          <w:lang w:val="nl-NL"/>
-        </w:rPr>
-        <w:t>realtime</w:t>
-      </w:r>
-      <w:proofErr w:type="spellEnd"/>
-      <w:r>
-        <w:rPr>
-          <w:rFonts w:cs="Helvetica Neue"/>
-          <w:i/>
-          <w:iCs/>
-          <w:color w:val="000000"/>
-          <w:kern w:val="0"/>
-          <w:lang w:val="nl-NL"/>
-        </w:rPr>
-        <w:t xml:space="preserve"> wordt weergegeven door</w:t>
-      </w:r>
-      <w:r>
-        <w:rPr>
-          <w:rFonts w:cs="Helvetica Neue"/>
-          <w:i/>
-          <w:iCs/>
-          <w:color w:val="000000"/>
-          <w:kern w:val="0"/>
-          <w:lang w:val="nl-NL"/>
-        </w:rPr>
-        <w:t xml:space="preserve"> het middelpunt te nemen van de detectiekader die over het object zit</w:t>
-      </w:r>
-      <w:r>
-        <w:rPr>
-          <w:rFonts w:cs="Helvetica Neue"/>
-          <w:i/>
-          <w:iCs/>
-          <w:color w:val="000000"/>
-          <w:kern w:val="0"/>
-          <w:lang w:val="nl-NL"/>
-        </w:rPr>
-        <w:t xml:space="preserve"> </w:t>
-      </w:r>
-      <w:r>
-        <w:rPr>
-          <w:rFonts w:cs="Helvetica Neue"/>
-          <w:i/>
-          <w:iCs/>
-          <w:color w:val="000000"/>
-          <w:kern w:val="0"/>
-          <w:lang w:val="nl-NL"/>
-        </w:rPr>
-        <w:t>en dat als</w:t>
-      </w:r>
-      <w:r>
-        <w:rPr>
-          <w:rFonts w:cs="Helvetica Neue"/>
-          <w:i/>
-          <w:iCs/>
-          <w:color w:val="000000"/>
-          <w:kern w:val="0"/>
-          <w:lang w:val="nl-NL"/>
-        </w:rPr>
-        <w:t xml:space="preserve"> constante punt weer te geven in de grafiek waarvan de positie elke 0,5s wordt bijgewerkt</w:t>
-      </w:r>
-      <w:r>
-        <w:rPr>
-          <w:rFonts w:cs="Helvetica Neue"/>
-          <w:i/>
-          <w:iCs/>
-          <w:color w:val="000000"/>
-          <w:kern w:val="0"/>
-          <w:lang w:val="nl-NL"/>
-        </w:rPr>
-        <w:t xml:space="preserve"> en met een afwijking van ≤ 10cm voor het bepalen van de diepte</w:t>
-      </w:r>
-      <w:r>
-        <w:rPr>
-          <w:rFonts w:cs="Helvetica Neue"/>
-          <w:i/>
-          <w:iCs/>
-          <w:color w:val="000000"/>
-          <w:kern w:val="0"/>
-          <w:lang w:val="nl-NL"/>
-        </w:rPr>
-        <w:t>.</w:t>
+        <w:t>In de documentatie wordt de volledige benodigde structuur van het systeem gedocumenteerd zodat de werking van het gehele systeem duidelijk is. Hierbij worden de volgende vormen van documentatie betrokken: Architectuurdocument, Flowchart van het hoofdprogramma, UML-diagram(men) van belangrijke software, Elektrisch schema van de hardware opstelling en eventuele documenten die van belang zullen zijn.</w:t>
       </w:r>
     </w:p>
     <w:p>
@@ -6096,45 +4080,43 @@
           <w:kern w:val="0"/>
           <w:lang w:val="nl-NL"/>
         </w:rPr>
-        <w:t xml:space="preserve">Deze </w:t>
-      </w:r>
-      <w:proofErr w:type="spellStart"/>
-      <w:r>
-        <w:rPr>
-          <w:rFonts w:cs="Helvetica Neue"/>
-          <w:color w:val="000000"/>
-          <w:kern w:val="0"/>
-          <w:lang w:val="nl-NL"/>
-        </w:rPr>
-        <w:t>requirement</w:t>
-      </w:r>
-      <w:proofErr w:type="spellEnd"/>
-      <w:r>
-        <w:rPr>
-          <w:rFonts w:cs="Helvetica Neue"/>
-          <w:color w:val="000000"/>
-          <w:kern w:val="0"/>
-          <w:lang w:val="nl-NL"/>
-        </w:rPr>
-        <w:t xml:space="preserve"> verwijst naar een </w:t>
-      </w:r>
-      <w:r>
-        <w:rPr>
-          <w:rFonts w:cs="Helvetica Neue"/>
-          <w:color w:val="000000"/>
-          <w:kern w:val="0"/>
-          <w:lang w:val="nl-NL"/>
-        </w:rPr>
-        <w:t>suggestie</w:t>
-      </w:r>
-      <w:r>
-        <w:rPr>
-          <w:rFonts w:cs="Helvetica Neue"/>
-          <w:color w:val="000000"/>
-          <w:kern w:val="0"/>
-          <w:lang w:val="nl-NL"/>
-        </w:rPr>
-        <w:t xml:space="preserve"> van de opdrachtgever die is uitgewerkt in </w:t>
+        <w:t xml:space="preserve">Deze requirement verwijst naar een </w:t>
+      </w:r>
+      <w:r>
+        <w:rPr>
+          <w:rFonts w:cs="Helvetica Neue"/>
+          <w:color w:val="000000"/>
+          <w:kern w:val="0"/>
+          <w:lang w:val="nl-NL"/>
+        </w:rPr>
+        <w:t>eis</w:t>
+      </w:r>
+      <w:r>
+        <w:rPr>
+          <w:rFonts w:cs="Helvetica Neue"/>
+          <w:color w:val="000000"/>
+          <w:kern w:val="0"/>
+          <w:lang w:val="nl-NL"/>
+        </w:rPr>
+        <w:t xml:space="preserve"> van de opdrachtgever</w:t>
+      </w:r>
+      <w:r>
+        <w:rPr>
+          <w:rFonts w:cs="Helvetica Neue"/>
+          <w:color w:val="000000"/>
+          <w:kern w:val="0"/>
+          <w:lang w:val="nl-NL"/>
+        </w:rPr>
+        <w:t xml:space="preserve"> en projectleden</w:t>
+      </w:r>
+      <w:r>
+        <w:rPr>
+          <w:rFonts w:cs="Helvetica Neue"/>
+          <w:color w:val="000000"/>
+          <w:kern w:val="0"/>
+          <w:lang w:val="nl-NL"/>
+        </w:rPr>
+        <w:t xml:space="preserve"> die is uitgewerkt in </w:t>
       </w:r>
       <w:r>
         <w:rPr>
@@ -6146,7 +4128,16 @@
           <w:u w:val="single"/>
           <w:lang w:val="nl-NL"/>
         </w:rPr>
-        <w:t>User</w:t>
+        <w:t>User Story Nr. 7</w:t>
+      </w:r>
+      <w:r>
+        <w:rPr>
+          <w:rFonts w:cs="Helvetica Neue"/>
+          <w:color w:val="000000"/>
+          <w:kern w:val="0"/>
+          <w:lang w:val="nl-NL"/>
+        </w:rPr>
+        <w:t xml:space="preserve"> in de </w:t>
       </w:r>
       <w:r>
         <w:rPr>
@@ -6158,68 +4149,200 @@
           <w:u w:val="single"/>
           <w:lang w:val="nl-NL"/>
         </w:rPr>
-        <w:t xml:space="preserve"> </w:t>
-      </w:r>
-      <w:r>
-        <w:rPr>
-          <w:rFonts w:cs="Helvetica Neue"/>
-          <w:b/>
-          <w:bCs/>
-          <w:color w:val="000000"/>
-          <w:kern w:val="0"/>
-          <w:u w:val="single"/>
-          <w:lang w:val="nl-NL"/>
-        </w:rPr>
-        <w:t>Story Nr. 7</w:t>
-      </w:r>
-      <w:r>
-        <w:rPr>
-          <w:rFonts w:cs="Helvetica Neue"/>
-          <w:color w:val="000000"/>
-          <w:kern w:val="0"/>
-          <w:lang w:val="nl-NL"/>
-        </w:rPr>
-        <w:t xml:space="preserve"> in de </w:t>
-      </w:r>
-      <w:r>
-        <w:rPr>
-          <w:rFonts w:cs="Helvetica Neue"/>
-          <w:b/>
-          <w:bCs/>
-          <w:color w:val="000000"/>
-          <w:kern w:val="0"/>
-          <w:u w:val="single"/>
-          <w:lang w:val="nl-NL"/>
-        </w:rPr>
-        <w:t xml:space="preserve">Product </w:t>
-      </w:r>
-      <w:proofErr w:type="spellStart"/>
-      <w:r>
-        <w:rPr>
-          <w:rFonts w:cs="Helvetica Neue"/>
-          <w:b/>
-          <w:bCs/>
-          <w:color w:val="000000"/>
-          <w:kern w:val="0"/>
-          <w:u w:val="single"/>
-          <w:lang w:val="nl-NL"/>
-        </w:rPr>
-        <w:t>Backlog</w:t>
-      </w:r>
-      <w:proofErr w:type="spellEnd"/>
-      <w:r>
-        <w:rPr>
-          <w:rFonts w:cs="Helvetica Neue"/>
-          <w:color w:val="000000"/>
-          <w:kern w:val="0"/>
-          <w:lang w:val="nl-NL"/>
-        </w:rPr>
-        <w:t>, in het geval van financiële beperkingen was er een vrije keuze en was het budget te bepalen met de opdrachtgever.</w:t>
-      </w:r>
-    </w:p>
-    <w:p>
-      <w:pPr>
-        <w:rPr>
+        <w:t>Product Backlog</w:t>
+      </w:r>
+      <w:r>
+        <w:rPr>
+          <w:rFonts w:cs="Helvetica Neue"/>
+          <w:color w:val="000000"/>
+          <w:kern w:val="0"/>
+          <w:lang w:val="nl-NL"/>
+        </w:rPr>
+        <w:t>.</w:t>
+      </w:r>
+    </w:p>
+    <w:p>
+      <w:pPr>
+        <w:rPr>
+          <w:lang w:val="nl-NL"/>
+        </w:rPr>
+      </w:pPr>
+    </w:p>
+    <w:p>
+      <w:pPr>
+        <w:rPr>
+          <w:lang w:val="nl-NL"/>
+        </w:rPr>
+      </w:pPr>
+    </w:p>
+    <w:p>
+      <w:pPr>
+        <w:rPr>
+          <w:b/>
+          <w:bCs/>
+          <w:sz w:val="28"/>
+          <w:szCs w:val="28"/>
+          <w:lang w:val="nl-NL"/>
+        </w:rPr>
+      </w:pPr>
+      <w:r>
+        <w:rPr>
+          <w:b/>
+          <w:bCs/>
+          <w:sz w:val="28"/>
+          <w:szCs w:val="28"/>
+          <w:lang w:val="nl-NL"/>
+        </w:rPr>
+        <w:t>Test:</w:t>
+      </w:r>
+    </w:p>
+    <w:p>
+      <w:pPr>
+        <w:rPr>
+          <w:b/>
+          <w:bCs/>
+          <w:sz w:val="28"/>
+          <w:szCs w:val="28"/>
+          <w:lang w:val="nl-NL"/>
+        </w:rPr>
+      </w:pPr>
+      <w:r>
+        <w:rPr>
+          <w:b/>
+          <w:bCs/>
+          <w:sz w:val="28"/>
+          <w:szCs w:val="28"/>
+          <w:lang w:val="nl-NL"/>
+        </w:rPr>
+        <w:t>-</w:t>
+      </w:r>
+    </w:p>
+    <w:p>
+      <w:pPr>
+        <w:pStyle w:val="Style3"/>
+        <w:rPr>
+          <w:rFonts w:asciiTheme="minorHAnsi" w:hAnsiTheme="minorHAnsi"/>
+          <w:color w:val="215E99" w:themeColor="text2" w:themeTint="BF"/>
+        </w:rPr>
+      </w:pPr>
+    </w:p>
+    <w:p>
+      <w:pPr>
+        <w:pStyle w:val="Style3"/>
+        <w:rPr>
+          <w:rFonts w:asciiTheme="minorHAnsi" w:hAnsiTheme="minorHAnsi"/>
+          <w:color w:val="215E99" w:themeColor="text2" w:themeTint="BF"/>
+        </w:rPr>
+      </w:pPr>
+    </w:p>
+    <w:p>
+      <w:pPr>
+        <w:pStyle w:val="Style3"/>
+        <w:rPr>
+          <w:rFonts w:asciiTheme="minorHAnsi" w:hAnsiTheme="minorHAnsi"/>
+          <w:color w:val="215E99" w:themeColor="text2" w:themeTint="BF"/>
+        </w:rPr>
+      </w:pPr>
+    </w:p>
+    <w:p>
+      <w:pPr>
+        <w:pStyle w:val="Style3"/>
+        <w:rPr>
+          <w:rFonts w:asciiTheme="minorHAnsi" w:hAnsiTheme="minorHAnsi"/>
+          <w:color w:val="215E99" w:themeColor="text2" w:themeTint="BF"/>
+        </w:rPr>
+      </w:pPr>
+    </w:p>
+    <w:p>
+      <w:pPr>
+        <w:pStyle w:val="Style3"/>
+        <w:rPr>
+          <w:rFonts w:asciiTheme="minorHAnsi" w:hAnsiTheme="minorHAnsi"/>
+          <w:color w:val="215E99" w:themeColor="text2" w:themeTint="BF"/>
+        </w:rPr>
+      </w:pPr>
+    </w:p>
+    <w:p>
+      <w:pPr>
+        <w:pStyle w:val="Style3"/>
+        <w:rPr>
+          <w:rFonts w:asciiTheme="minorHAnsi" w:hAnsiTheme="minorHAnsi"/>
+          <w:color w:val="215E99" w:themeColor="text2" w:themeTint="BF"/>
+        </w:rPr>
+      </w:pPr>
+    </w:p>
+    <w:p>
+      <w:pPr>
+        <w:pStyle w:val="Style3"/>
+        <w:rPr>
+          <w:rFonts w:asciiTheme="minorHAnsi" w:hAnsiTheme="minorHAnsi"/>
+          <w:color w:val="215E99" w:themeColor="text2" w:themeTint="BF"/>
+        </w:rPr>
+      </w:pPr>
+    </w:p>
+    <w:p>
+      <w:pPr>
+        <w:pStyle w:val="Style3"/>
+        <w:rPr>
+          <w:rFonts w:asciiTheme="minorHAnsi" w:hAnsiTheme="minorHAnsi"/>
+          <w:color w:val="215E99" w:themeColor="text2" w:themeTint="BF"/>
+        </w:rPr>
+      </w:pPr>
+      <w:bookmarkStart w:id="10" w:name="_Toc214218441"/>
+      <w:r>
+        <w:rPr>
+          <w:rFonts w:asciiTheme="minorHAnsi" w:hAnsiTheme="minorHAnsi"/>
+          <w:color w:val="215E99" w:themeColor="text2" w:themeTint="BF"/>
+        </w:rPr>
+        <w:t>RQ0</w:t>
+      </w:r>
+      <w:r>
+        <w:rPr>
+          <w:rFonts w:asciiTheme="minorHAnsi" w:hAnsiTheme="minorHAnsi"/>
+          <w:color w:val="215E99" w:themeColor="text2" w:themeTint="BF"/>
+        </w:rPr>
+        <w:t>8</w:t>
+      </w:r>
+      <w:r>
+        <w:rPr>
+          <w:rFonts w:asciiTheme="minorHAnsi" w:hAnsiTheme="minorHAnsi"/>
+          <w:color w:val="215E99" w:themeColor="text2" w:themeTint="BF"/>
+        </w:rPr>
+        <w:t>: Locatie-weergave in 3D (Functioneel (Prioriteit P3))</w:t>
+      </w:r>
+      <w:bookmarkEnd w:id="10"/>
+    </w:p>
+    <w:p>
+      <w:pPr>
+        <w:rPr>
+          <w:rFonts w:cs="Helvetica Neue"/>
+          <w:i/>
+          <w:iCs/>
+          <w:color w:val="000000"/>
+          <w:kern w:val="0"/>
+          <w:lang w:val="nl-NL"/>
+        </w:rPr>
+      </w:pPr>
+      <w:r>
+        <w:rPr>
+          <w:rFonts w:cs="Helvetica Neue"/>
+          <w:i/>
+          <w:iCs/>
+          <w:color w:val="000000"/>
+          <w:kern w:val="0"/>
+          <w:lang w:val="nl-NL"/>
+        </w:rPr>
+        <w:t>In de GUI staat een 3D grafiek die bestaat uit lengte, breedte en diepte (x, y, z) die gebruik maakt van de feed van de 2 camera’s waarin de locatie van een bewegend object in realtime wordt weergegeven door het middelpunt te nemen van de detectiekader die over het object zit en dat als constante punt weer te geven in de grafiek waarvan de positie elke 0,5s wordt bijgewerkt en met een afwijking van ≤ 10cm voor het bepalen van de diepte.</w:t>
+      </w:r>
+    </w:p>
+    <w:p>
+      <w:pPr>
+        <w:rPr>
+          <w:rFonts w:cs="Helvetica Neue"/>
+          <w:i/>
+          <w:iCs/>
+          <w:color w:val="000000"/>
+          <w:kern w:val="0"/>
           <w:lang w:val="nl-NL"/>
         </w:rPr>
       </w:pPr>
@@ -6235,6 +4358,112 @@
         <w:spacing w:after="0" w:line="240" w:lineRule="auto"/>
         <w:rPr>
           <w:rFonts w:cs="Helvetica Neue"/>
+          <w:color w:val="000000"/>
+          <w:kern w:val="0"/>
+          <w:lang w:val="nl-NL"/>
+        </w:rPr>
+      </w:pPr>
+      <w:r>
+        <w:rPr>
+          <w:rFonts w:cs="Helvetica Neue"/>
+          <w:color w:val="000000"/>
+          <w:kern w:val="0"/>
+          <w:lang w:val="nl-NL"/>
+        </w:rPr>
+        <w:lastRenderedPageBreak/>
+        <w:t xml:space="preserve">Deze requirement verwijst naar een </w:t>
+      </w:r>
+      <w:r>
+        <w:rPr>
+          <w:rFonts w:cs="Helvetica Neue"/>
+          <w:color w:val="000000"/>
+          <w:kern w:val="0"/>
+          <w:lang w:val="nl-NL"/>
+        </w:rPr>
+        <w:t>eventuele extra toevoeging</w:t>
+      </w:r>
+      <w:r>
+        <w:rPr>
+          <w:rFonts w:cs="Helvetica Neue"/>
+          <w:color w:val="000000"/>
+          <w:kern w:val="0"/>
+          <w:lang w:val="nl-NL"/>
+        </w:rPr>
+        <w:t xml:space="preserve"> van de opdrachtgever die is uitgewerkt in </w:t>
+      </w:r>
+      <w:r>
+        <w:rPr>
+          <w:rFonts w:cs="Helvetica Neue"/>
+          <w:b/>
+          <w:bCs/>
+          <w:color w:val="000000"/>
+          <w:kern w:val="0"/>
+          <w:u w:val="single"/>
+          <w:lang w:val="nl-NL"/>
+        </w:rPr>
+        <w:t xml:space="preserve">User Story Nr. </w:t>
+      </w:r>
+      <w:r>
+        <w:rPr>
+          <w:rFonts w:cs="Helvetica Neue"/>
+          <w:b/>
+          <w:bCs/>
+          <w:color w:val="000000"/>
+          <w:kern w:val="0"/>
+          <w:u w:val="single"/>
+          <w:lang w:val="nl-NL"/>
+        </w:rPr>
+        <w:t>8</w:t>
+      </w:r>
+      <w:r>
+        <w:rPr>
+          <w:rFonts w:cs="Helvetica Neue"/>
+          <w:color w:val="000000"/>
+          <w:kern w:val="0"/>
+          <w:lang w:val="nl-NL"/>
+        </w:rPr>
+        <w:t xml:space="preserve"> in de </w:t>
+      </w:r>
+      <w:r>
+        <w:rPr>
+          <w:rFonts w:cs="Helvetica Neue"/>
+          <w:b/>
+          <w:bCs/>
+          <w:color w:val="000000"/>
+          <w:kern w:val="0"/>
+          <w:u w:val="single"/>
+          <w:lang w:val="nl-NL"/>
+        </w:rPr>
+        <w:t>Product Backlog</w:t>
+      </w:r>
+      <w:r>
+        <w:rPr>
+          <w:rFonts w:cs="Helvetica Neue"/>
+          <w:color w:val="000000"/>
+          <w:kern w:val="0"/>
+          <w:lang w:val="nl-NL"/>
+        </w:rPr>
+        <w:t>, in het geval van financiële beperkingen was er een vrije keuze en was het budget te bepalen met de opdrachtgever.</w:t>
+      </w:r>
+    </w:p>
+    <w:p>
+      <w:pPr>
+        <w:rPr>
+          <w:lang w:val="nl-NL"/>
+        </w:rPr>
+      </w:pPr>
+    </w:p>
+    <w:p>
+      <w:pPr>
+        <w:tabs>
+          <w:tab w:val="right" w:pos="9020"/>
+        </w:tabs>
+        <w:autoSpaceDE w:val="0"/>
+        <w:autoSpaceDN w:val="0"/>
+        <w:adjustRightInd w:val="0"/>
+        <w:spacing w:after="0" w:line="240" w:lineRule="auto"/>
+        <w:rPr>
+          <w:rFonts w:cs="Helvetica Neue"/>
           <w:b/>
           <w:bCs/>
           <w:color w:val="000000"/>
@@ -6260,7 +4489,7 @@
     </w:p>
     <w:p>
       <w:pPr>
-        <w:pStyle w:val="Lijstalinea"/>
+        <w:pStyle w:val="ListParagraph"/>
         <w:numPr>
           <w:ilvl w:val="0"/>
           <w:numId w:val="19"/>
@@ -6284,66 +4513,12 @@
           <w:color w:val="000000"/>
           <w:kern w:val="0"/>
         </w:rPr>
-        <w:t>Camera (</w:t>
-      </w:r>
-      <w:proofErr w:type="spellStart"/>
-      <w:r>
-        <w:rPr>
-          <w:rFonts w:cs="Helvetica Neue"/>
-          <w:color w:val="000000"/>
-          <w:kern w:val="0"/>
-        </w:rPr>
-        <w:t>Arducam</w:t>
-      </w:r>
-      <w:proofErr w:type="spellEnd"/>
-      <w:r>
-        <w:rPr>
-          <w:rFonts w:cs="Helvetica Neue"/>
-          <w:color w:val="000000"/>
-          <w:kern w:val="0"/>
-        </w:rPr>
-        <w:t xml:space="preserve"> of </w:t>
-      </w:r>
-      <w:proofErr w:type="spellStart"/>
-      <w:r>
-        <w:rPr>
-          <w:rFonts w:cs="Helvetica Neue"/>
-          <w:color w:val="000000"/>
-          <w:kern w:val="0"/>
-        </w:rPr>
-        <w:t>Waveshare</w:t>
-      </w:r>
-      <w:proofErr w:type="spellEnd"/>
-      <w:r>
-        <w:rPr>
-          <w:rFonts w:cs="Helvetica Neue"/>
-          <w:color w:val="000000"/>
-          <w:kern w:val="0"/>
-        </w:rPr>
-        <w:t xml:space="preserve"> </w:t>
-      </w:r>
-      <w:proofErr w:type="spellStart"/>
-      <w:r>
-        <w:rPr>
-          <w:rFonts w:cs="Helvetica Neue"/>
-          <w:color w:val="000000"/>
-          <w:kern w:val="0"/>
-        </w:rPr>
-        <w:t>stereocamera</w:t>
-      </w:r>
-      <w:proofErr w:type="spellEnd"/>
-      <w:r>
-        <w:rPr>
-          <w:rFonts w:cs="Helvetica Neue"/>
-          <w:color w:val="000000"/>
-          <w:kern w:val="0"/>
-        </w:rPr>
-        <w:t>)</w:t>
-      </w:r>
-    </w:p>
-    <w:p>
-      <w:pPr>
-        <w:pStyle w:val="Lijstalinea"/>
+        <w:t>Camera (Arducam of Waveshare stereocamera)</w:t>
+      </w:r>
+    </w:p>
+    <w:p>
+      <w:pPr>
+        <w:pStyle w:val="ListParagraph"/>
         <w:numPr>
           <w:ilvl w:val="0"/>
           <w:numId w:val="19"/>
@@ -6362,48 +4537,19 @@
           <w:lang w:val="nl-NL"/>
         </w:rPr>
       </w:pPr>
-      <w:proofErr w:type="spellStart"/>
-      <w:r>
-        <w:rPr>
-          <w:rFonts w:cs="Helvetica Neue"/>
-          <w:color w:val="000000"/>
-          <w:kern w:val="0"/>
-          <w:lang w:val="nl-NL"/>
-        </w:rPr>
-        <w:t>Ras</w:t>
-      </w:r>
-      <w:r>
-        <w:rPr>
-          <w:rFonts w:cs="Helvetica Neue"/>
-          <w:color w:val="000000"/>
-          <w:kern w:val="0"/>
-          <w:lang w:val="nl-NL"/>
-        </w:rPr>
-        <w:t>p</w:t>
-      </w:r>
-      <w:r>
-        <w:rPr>
-          <w:rFonts w:cs="Helvetica Neue"/>
-          <w:color w:val="000000"/>
-          <w:kern w:val="0"/>
-          <w:lang w:val="nl-NL"/>
-        </w:rPr>
-        <w:t>berry</w:t>
-      </w:r>
-      <w:proofErr w:type="spellEnd"/>
-      <w:r>
-        <w:rPr>
-          <w:rFonts w:cs="Helvetica Neue"/>
-          <w:color w:val="000000"/>
-          <w:kern w:val="0"/>
-          <w:lang w:val="nl-NL"/>
-        </w:rPr>
-        <w:t xml:space="preserve"> Pi 5</w:t>
-      </w:r>
-    </w:p>
-    <w:p>
-      <w:pPr>
-        <w:pStyle w:val="Lijstalinea"/>
+      <w:r>
+        <w:rPr>
+          <w:rFonts w:cs="Helvetica Neue"/>
+          <w:color w:val="000000"/>
+          <w:kern w:val="0"/>
+          <w:lang w:val="nl-NL"/>
+        </w:rPr>
+        <w:t>Raspberry Pi 5</w:t>
+      </w:r>
+    </w:p>
+    <w:p>
+      <w:pPr>
+        <w:pStyle w:val="ListParagraph"/>
         <w:numPr>
           <w:ilvl w:val="0"/>
           <w:numId w:val="19"/>
@@ -6516,30 +4662,30 @@
           <w:color w:val="215E99" w:themeColor="text2" w:themeTint="BF"/>
         </w:rPr>
       </w:pPr>
-      <w:bookmarkStart w:id="10" w:name="_Toc213840412"/>
+      <w:bookmarkStart w:id="11" w:name="_Toc214218442"/>
       <w:r>
         <w:rPr>
           <w:rFonts w:asciiTheme="minorHAnsi" w:hAnsiTheme="minorHAnsi"/>
           <w:color w:val="215E99" w:themeColor="text2" w:themeTint="BF"/>
         </w:rPr>
         <w:lastRenderedPageBreak/>
-        <w:t xml:space="preserve">RQ08: </w:t>
+        <w:t>RQ0</w:t>
       </w:r>
       <w:r>
         <w:rPr>
           <w:rFonts w:asciiTheme="minorHAnsi" w:hAnsiTheme="minorHAnsi"/>
           <w:color w:val="215E99" w:themeColor="text2" w:themeTint="BF"/>
         </w:rPr>
-        <w:t>24/7 zicht</w:t>
+        <w:t>9</w:t>
       </w:r>
       <w:r>
         <w:rPr>
           <w:rFonts w:asciiTheme="minorHAnsi" w:hAnsiTheme="minorHAnsi"/>
           <w:color w:val="215E99" w:themeColor="text2" w:themeTint="BF"/>
         </w:rPr>
-        <w:t xml:space="preserve"> (Functioneel (Prioriteit P3))</w:t>
-      </w:r>
-      <w:bookmarkEnd w:id="10"/>
+        <w:t>: 24/7 zicht (Functioneel (Prioriteit P3))</w:t>
+      </w:r>
+      <w:bookmarkEnd w:id="11"/>
     </w:p>
     <w:p>
       <w:pPr>
@@ -6568,51 +4714,7 @@
           <w:kern w:val="0"/>
           <w:lang w:val="nl-NL"/>
         </w:rPr>
-        <w:t xml:space="preserve">Door het gebruik te maken van nachtzichtcamera’s zal er </w:t>
-      </w:r>
-      <w:r>
-        <w:rPr>
-          <w:rFonts w:cs="Helvetica Neue"/>
-          <w:i/>
-          <w:iCs/>
-          <w:color w:val="000000"/>
-          <w:kern w:val="0"/>
-          <w:lang w:val="nl-NL"/>
-        </w:rPr>
-        <w:t>continu</w:t>
-      </w:r>
-      <w:r>
-        <w:rPr>
-          <w:rFonts w:cs="Helvetica Neue"/>
-          <w:i/>
-          <w:iCs/>
-          <w:color w:val="000000"/>
-          <w:kern w:val="0"/>
-          <w:lang w:val="nl-NL"/>
-        </w:rPr>
-        <w:t xml:space="preserve"> detectie plaatsvinden</w:t>
-      </w:r>
-      <w:r>
-        <w:rPr>
-          <w:rFonts w:cs="Helvetica Neue"/>
-          <w:i/>
-          <w:iCs/>
-          <w:color w:val="000000"/>
-          <w:kern w:val="0"/>
-          <w:lang w:val="nl-NL"/>
-        </w:rPr>
-        <w:t>, zowel overdag als ’s nachts,</w:t>
-      </w:r>
-      <w:r>
-        <w:rPr>
-          <w:rFonts w:cs="Helvetica Neue"/>
-          <w:i/>
-          <w:iCs/>
-          <w:color w:val="000000"/>
-          <w:kern w:val="0"/>
-          <w:lang w:val="nl-NL"/>
-        </w:rPr>
-        <w:t xml:space="preserve"> die het systeem gebruikt om objecten te detecteren met een nauwkeurigheid van minimaal 90% en &lt;1s vertraging gedurende de hele dag waarin de detectie wordt weergegeven met een detectiekader over het object.</w:t>
+        <w:t>Door het gebruik te maken van nachtzichtcamera’s zal er continu detectie plaatsvinden, zowel overdag als ’s nachts, die het systeem gebruikt om objecten te detecteren met een nauwkeurigheid van minimaal 90% en &lt;1s vertraging gedurende de hele dag waarin de detectie wordt weergegeven met een detectiekader over het object.</w:t>
       </w:r>
     </w:p>
     <w:p>
@@ -6674,36 +4776,16 @@
           <w:kern w:val="0"/>
           <w:lang w:val="nl-NL"/>
         </w:rPr>
-        <w:t xml:space="preserve">Deze </w:t>
-      </w:r>
-      <w:proofErr w:type="spellStart"/>
-      <w:r>
-        <w:rPr>
-          <w:rFonts w:cs="Helvetica Neue"/>
-          <w:color w:val="000000"/>
-          <w:kern w:val="0"/>
-          <w:lang w:val="nl-NL"/>
-        </w:rPr>
-        <w:t>requirement</w:t>
-      </w:r>
-      <w:proofErr w:type="spellEnd"/>
-      <w:r>
-        <w:rPr>
-          <w:rFonts w:cs="Helvetica Neue"/>
-          <w:color w:val="000000"/>
-          <w:kern w:val="0"/>
-          <w:lang w:val="nl-NL"/>
-        </w:rPr>
-        <w:t xml:space="preserve"> verwijst naar een </w:t>
-      </w:r>
-      <w:r>
-        <w:rPr>
-          <w:rFonts w:cs="Helvetica Neue"/>
-          <w:color w:val="000000"/>
-          <w:kern w:val="0"/>
-          <w:lang w:val="nl-NL"/>
-        </w:rPr>
-        <w:t>suggestie</w:t>
+        <w:t xml:space="preserve">Deze requirement verwijst naar </w:t>
+      </w:r>
+      <w:r>
+        <w:rPr>
+          <w:rFonts w:cs="Helvetica Neue"/>
+          <w:color w:val="000000"/>
+          <w:kern w:val="0"/>
+          <w:lang w:val="nl-NL"/>
+        </w:rPr>
+        <w:t>een eventuele extra toevoeging</w:t>
       </w:r>
       <w:r>
         <w:rPr>
@@ -6724,7 +4806,7 @@
           <w:u w:val="single"/>
           <w:lang w:val="nl-NL"/>
         </w:rPr>
-        <w:t>User</w:t>
+        <w:t xml:space="preserve">User Story Nr. </w:t>
       </w:r>
       <w:r>
         <w:rPr>
@@ -6736,7 +4818,16 @@
           <w:u w:val="single"/>
           <w:lang w:val="nl-NL"/>
         </w:rPr>
-        <w:t xml:space="preserve"> </w:t>
+        <w:t>9</w:t>
+      </w:r>
+      <w:r>
+        <w:rPr>
+          <w:rFonts w:cs="Helvetica Neue"/>
+          <w:color w:val="000000"/>
+          <w:kern w:val="0"/>
+          <w:lang w:val="nl-NL"/>
+        </w:rPr>
+        <w:t xml:space="preserve"> in de </w:t>
       </w:r>
       <w:r>
         <w:rPr>
@@ -6748,43 +4839,8 @@
           <w:u w:val="single"/>
           <w:lang w:val="nl-NL"/>
         </w:rPr>
-        <w:t>Story Nr. 8</w:t>
-      </w:r>
-      <w:r>
-        <w:rPr>
-          <w:rFonts w:cs="Helvetica Neue"/>
-          <w:color w:val="000000"/>
-          <w:kern w:val="0"/>
-          <w:lang w:val="nl-NL"/>
-        </w:rPr>
-        <w:t xml:space="preserve"> in de </w:t>
-      </w:r>
-      <w:r>
-        <w:rPr>
-          <w:rFonts w:cs="Helvetica Neue"/>
-          <w:b/>
-          <w:bCs/>
-          <w:color w:val="000000"/>
-          <w:kern w:val="0"/>
-          <w:u w:val="single"/>
-          <w:lang w:val="nl-NL"/>
-        </w:rPr>
-        <w:t xml:space="preserve">Product </w:t>
-      </w:r>
-      <w:proofErr w:type="spellStart"/>
-      <w:r>
-        <w:rPr>
-          <w:rFonts w:cs="Helvetica Neue"/>
-          <w:b/>
-          <w:bCs/>
-          <w:color w:val="000000"/>
-          <w:kern w:val="0"/>
-          <w:u w:val="single"/>
-          <w:lang w:val="nl-NL"/>
-        </w:rPr>
-        <w:t>Backlog</w:t>
-      </w:r>
-      <w:proofErr w:type="spellEnd"/>
+        <w:t>Product Backlog</w:t>
+      </w:r>
       <w:r>
         <w:rPr>
           <w:rFonts w:cs="Helvetica Neue"/>
@@ -6848,7 +4904,7 @@
     </w:p>
     <w:p>
       <w:pPr>
-        <w:pStyle w:val="Lijstalinea"/>
+        <w:pStyle w:val="ListParagraph"/>
         <w:numPr>
           <w:ilvl w:val="0"/>
           <w:numId w:val="19"/>
@@ -6866,7 +4922,6 @@
           <w:kern w:val="0"/>
         </w:rPr>
       </w:pPr>
-      <w:proofErr w:type="spellStart"/>
       <w:r>
         <w:rPr>
           <w:rFonts w:cs="Helvetica Neue"/>
@@ -6875,11 +4930,10 @@
         </w:rPr>
         <w:t>Nachtzichtcamera</w:t>
       </w:r>
-      <w:proofErr w:type="spellEnd"/>
-    </w:p>
-    <w:p>
-      <w:pPr>
-        <w:pStyle w:val="Lijstalinea"/>
+    </w:p>
+    <w:p>
+      <w:pPr>
+        <w:pStyle w:val="ListParagraph"/>
         <w:numPr>
           <w:ilvl w:val="0"/>
           <w:numId w:val="19"/>
@@ -6898,48 +4952,19 @@
           <w:lang w:val="nl-NL"/>
         </w:rPr>
       </w:pPr>
-      <w:proofErr w:type="spellStart"/>
-      <w:r>
-        <w:rPr>
-          <w:rFonts w:cs="Helvetica Neue"/>
-          <w:color w:val="000000"/>
-          <w:kern w:val="0"/>
-          <w:lang w:val="nl-NL"/>
-        </w:rPr>
-        <w:t>Ras</w:t>
-      </w:r>
-      <w:r>
-        <w:rPr>
-          <w:rFonts w:cs="Helvetica Neue"/>
-          <w:color w:val="000000"/>
-          <w:kern w:val="0"/>
-          <w:lang w:val="nl-NL"/>
-        </w:rPr>
-        <w:t>p</w:t>
-      </w:r>
-      <w:r>
-        <w:rPr>
-          <w:rFonts w:cs="Helvetica Neue"/>
-          <w:color w:val="000000"/>
-          <w:kern w:val="0"/>
-          <w:lang w:val="nl-NL"/>
-        </w:rPr>
-        <w:t>berry</w:t>
-      </w:r>
-      <w:proofErr w:type="spellEnd"/>
-      <w:r>
-        <w:rPr>
-          <w:rFonts w:cs="Helvetica Neue"/>
-          <w:color w:val="000000"/>
-          <w:kern w:val="0"/>
-          <w:lang w:val="nl-NL"/>
-        </w:rPr>
-        <w:t xml:space="preserve"> Pi 5</w:t>
-      </w:r>
-    </w:p>
-    <w:p>
-      <w:pPr>
-        <w:pStyle w:val="Lijstalinea"/>
+      <w:r>
+        <w:rPr>
+          <w:rFonts w:cs="Helvetica Neue"/>
+          <w:color w:val="000000"/>
+          <w:kern w:val="0"/>
+          <w:lang w:val="nl-NL"/>
+        </w:rPr>
+        <w:t>Raspberry Pi 5</w:t>
+      </w:r>
+    </w:p>
+    <w:p>
+      <w:pPr>
+        <w:pStyle w:val="ListParagraph"/>
         <w:numPr>
           <w:ilvl w:val="0"/>
           <w:numId w:val="19"/>
@@ -6965,19 +4990,8 @@
           <w:kern w:val="0"/>
           <w:lang w:val="nl-NL"/>
         </w:rPr>
-        <w:t xml:space="preserve">Python met </w:t>
-      </w:r>
-      <w:proofErr w:type="spellStart"/>
-      <w:r>
-        <w:rPr>
-          <w:rFonts w:cs="Helvetica Neue"/>
-          <w:color w:val="000000"/>
-          <w:kern w:val="0"/>
-          <w:lang w:val="nl-NL"/>
-        </w:rPr>
-        <w:t>Opencv</w:t>
-      </w:r>
-      <w:proofErr w:type="spellEnd"/>
+        <w:t>Python met Opencv</w:t>
+      </w:r>
     </w:p>
     <w:p>
       <w:pPr>
@@ -7049,7 +5063,7 @@
     </w:p>
     <w:p>
       <w:pPr>
-        <w:pStyle w:val="Lijstalinea"/>
+        <w:pStyle w:val="ListParagraph"/>
         <w:numPr>
           <w:ilvl w:val="0"/>
           <w:numId w:val="19"/>
@@ -7075,16 +5089,7 @@
           <w:kern w:val="0"/>
           <w:lang w:val="nl-NL"/>
         </w:rPr>
-        <w:t>Camera</w:t>
-      </w:r>
-      <w:r>
-        <w:rPr>
-          <w:rFonts w:cs="Helvetica Neue"/>
-          <w:color w:val="000000"/>
-          <w:kern w:val="0"/>
-          <w:lang w:val="nl-NL"/>
-        </w:rPr>
-        <w:t xml:space="preserve">: </w:t>
+        <w:t xml:space="preserve">Camera: </w:t>
       </w:r>
     </w:p>
     <w:p>
@@ -7113,27 +5118,7 @@
           <w:kern w:val="0"/>
           <w:lang w:val="nl-NL"/>
         </w:rPr>
-        <w:t xml:space="preserve">Sinds deze </w:t>
-      </w:r>
-      <w:proofErr w:type="spellStart"/>
-      <w:r>
-        <w:rPr>
-          <w:rFonts w:cs="Helvetica Neue"/>
-          <w:color w:val="000000"/>
-          <w:kern w:val="0"/>
-          <w:lang w:val="nl-NL"/>
-        </w:rPr>
-        <w:t>requirement</w:t>
-      </w:r>
-      <w:proofErr w:type="spellEnd"/>
-      <w:r>
-        <w:rPr>
-          <w:rFonts w:cs="Helvetica Neue"/>
-          <w:color w:val="000000"/>
-          <w:kern w:val="0"/>
-          <w:lang w:val="nl-NL"/>
-        </w:rPr>
-        <w:t xml:space="preserve"> een prioriteit heeft van </w:t>
+        <w:t xml:space="preserve">Sinds deze requirement een prioriteit heeft van </w:t>
       </w:r>
       <w:r>
         <w:rPr>
@@ -7153,137 +5138,7 @@
           <w:kern w:val="0"/>
           <w:lang w:val="nl-NL"/>
         </w:rPr>
-        <w:t xml:space="preserve"> </w:t>
-      </w:r>
-      <w:r>
-        <w:rPr>
-          <w:rFonts w:cs="Helvetica Neue"/>
-          <w:color w:val="000000"/>
-          <w:kern w:val="0"/>
-          <w:lang w:val="nl-NL"/>
-        </w:rPr>
-        <w:t>is</w:t>
-      </w:r>
-      <w:r>
-        <w:rPr>
-          <w:rFonts w:cs="Helvetica Neue"/>
-          <w:color w:val="000000"/>
-          <w:kern w:val="0"/>
-          <w:lang w:val="nl-NL"/>
-        </w:rPr>
-        <w:t xml:space="preserve"> er tot nu toe geen </w:t>
-      </w:r>
-      <w:r>
-        <w:rPr>
-          <w:rFonts w:cs="Helvetica Neue"/>
-          <w:color w:val="000000"/>
-          <w:kern w:val="0"/>
-          <w:lang w:val="nl-NL"/>
-        </w:rPr>
-        <w:t xml:space="preserve">toegevoegde eisen gesteld </w:t>
-      </w:r>
-      <w:r>
-        <w:rPr>
-          <w:rFonts w:cs="Helvetica Neue"/>
-          <w:color w:val="000000"/>
-          <w:kern w:val="0"/>
-          <w:lang w:val="nl-NL"/>
-        </w:rPr>
-        <w:t xml:space="preserve">van deze </w:t>
-      </w:r>
-      <w:proofErr w:type="spellStart"/>
-      <w:r>
-        <w:rPr>
-          <w:rFonts w:cs="Helvetica Neue"/>
-          <w:color w:val="000000"/>
-          <w:kern w:val="0"/>
-          <w:lang w:val="nl-NL"/>
-        </w:rPr>
-        <w:t>requirement</w:t>
-      </w:r>
-      <w:proofErr w:type="spellEnd"/>
-      <w:r>
-        <w:rPr>
-          <w:rFonts w:cs="Helvetica Neue"/>
-          <w:color w:val="000000"/>
-          <w:kern w:val="0"/>
-          <w:lang w:val="nl-NL"/>
-        </w:rPr>
-        <w:t xml:space="preserve"> </w:t>
-      </w:r>
-      <w:r>
-        <w:rPr>
-          <w:rFonts w:cs="Helvetica Neue"/>
-          <w:color w:val="000000"/>
-          <w:kern w:val="0"/>
-          <w:lang w:val="nl-NL"/>
-        </w:rPr>
-        <w:t xml:space="preserve">en is er dus ook geen </w:t>
-      </w:r>
-      <w:r>
-        <w:rPr>
-          <w:rFonts w:cs="Helvetica Neue"/>
-          <w:color w:val="000000"/>
-          <w:kern w:val="0"/>
-          <w:lang w:val="nl-NL"/>
-        </w:rPr>
-        <w:t>onderzoek afgesteld voor de keuze van geschikte camera</w:t>
-      </w:r>
-      <w:r>
-        <w:rPr>
-          <w:rFonts w:cs="Helvetica Neue"/>
-          <w:color w:val="000000"/>
-          <w:kern w:val="0"/>
-          <w:lang w:val="nl-NL"/>
-        </w:rPr>
-        <w:t xml:space="preserve">, dit zal veranderen als de </w:t>
-      </w:r>
-      <w:proofErr w:type="spellStart"/>
-      <w:r>
-        <w:rPr>
-          <w:rFonts w:cs="Helvetica Neue"/>
-          <w:color w:val="000000"/>
-          <w:kern w:val="0"/>
-          <w:lang w:val="nl-NL"/>
-        </w:rPr>
-        <w:t>requirement</w:t>
-      </w:r>
-      <w:proofErr w:type="spellEnd"/>
-      <w:r>
-        <w:rPr>
-          <w:rFonts w:cs="Helvetica Neue"/>
-          <w:color w:val="000000"/>
-          <w:kern w:val="0"/>
-          <w:lang w:val="nl-NL"/>
-        </w:rPr>
-        <w:t xml:space="preserve"> behandelt zou worden.</w:t>
-      </w:r>
-      <w:r>
-        <w:rPr>
-          <w:rFonts w:cs="Helvetica Neue"/>
-          <w:color w:val="000000"/>
-          <w:kern w:val="0"/>
-          <w:lang w:val="nl-NL"/>
-        </w:rPr>
-        <w:t xml:space="preserve"> Deze eisen en keuzes </w:t>
-      </w:r>
-      <w:r>
-        <w:rPr>
-          <w:rFonts w:cs="Helvetica Neue"/>
-          <w:color w:val="000000"/>
-          <w:kern w:val="0"/>
-          <w:lang w:val="nl-NL"/>
-        </w:rPr>
-        <w:t xml:space="preserve">van camera </w:t>
-      </w:r>
-      <w:r>
-        <w:rPr>
-          <w:rFonts w:cs="Helvetica Neue"/>
-          <w:color w:val="000000"/>
-          <w:kern w:val="0"/>
-          <w:lang w:val="nl-NL"/>
-        </w:rPr>
-        <w:t xml:space="preserve">worden dan toegevoegd aan het </w:t>
+        <w:t xml:space="preserve"> is er tot nu toe geen toegevoegde eisen gesteld van deze requirement en is er dus ook geen onderzoek afgesteld voor de keuze van geschikte camera, dit zal veranderen als de requirement behandelt zou worden. Deze eisen en keuzes van camera worden dan toegevoegd aan het </w:t>
       </w:r>
       <w:r>
         <w:rPr>
@@ -7295,19 +5150,7 @@
           <w:u w:val="single"/>
           <w:lang w:val="nl-NL"/>
         </w:rPr>
-        <w:t>Camera onderzoeksverslag</w:t>
-      </w:r>
-      <w:r>
-        <w:rPr>
-          <w:rFonts w:cs="Helvetica Neue"/>
-          <w:b/>
-          <w:bCs/>
-          <w:color w:val="000000"/>
-          <w:kern w:val="0"/>
-          <w:u w:val="single"/>
-          <w:lang w:val="nl-NL"/>
-        </w:rPr>
-        <w:t>.</w:t>
+        <w:t>Camera onderzoeksverslag.</w:t>
       </w:r>
     </w:p>
     <w:p>
@@ -7384,7 +5227,6 @@
           <w:lang w:val="nl-NL"/>
         </w:rPr>
       </w:pPr>
-      <w:proofErr w:type="spellStart"/>
       <w:r>
         <w:rPr>
           <w:rFonts w:cs="Helvetica Neue"/>
@@ -7396,21 +5238,7 @@
           <w:szCs w:val="28"/>
           <w:lang w:val="nl-NL"/>
         </w:rPr>
-        <w:t>Testing</w:t>
-      </w:r>
-      <w:proofErr w:type="spellEnd"/>
-      <w:r>
-        <w:rPr>
-          <w:rFonts w:cs="Helvetica Neue"/>
-          <w:b/>
-          <w:bCs/>
-          <w:color w:val="000000"/>
-          <w:kern w:val="0"/>
-          <w:sz w:val="28"/>
-          <w:szCs w:val="28"/>
-          <w:lang w:val="nl-NL"/>
-        </w:rPr>
-        <w:t xml:space="preserve">: </w:t>
+        <w:t xml:space="preserve">Testing: </w:t>
       </w:r>
     </w:p>
     <w:p>
@@ -7525,6 +5353,7 @@
       <w:r>
         <w:rPr>
           <w:color w:val="215E99" w:themeColor="text2" w:themeTint="BF"/>
+          <w:lang w:val="nl-NL"/>
         </w:rPr>
         <w:br w:type="page"/>
       </w:r>
@@ -7537,16 +5366,30 @@
           <w:color w:val="215E99" w:themeColor="text2" w:themeTint="BF"/>
         </w:rPr>
       </w:pPr>
-      <w:bookmarkStart w:id="11" w:name="_Toc213840413"/>
+      <w:bookmarkStart w:id="12" w:name="_Toc214218443"/>
       <w:r>
         <w:rPr>
           <w:rFonts w:asciiTheme="minorHAnsi" w:hAnsiTheme="minorHAnsi"/>
           <w:color w:val="215E99" w:themeColor="text2" w:themeTint="BF"/>
         </w:rPr>
         <w:lastRenderedPageBreak/>
-        <w:t>RQ09: Akoestische waarneming (Functioneel (Prioriteit P3))</w:t>
-      </w:r>
-      <w:bookmarkEnd w:id="11"/>
+        <w:t>RQ</w:t>
+      </w:r>
+      <w:r>
+        <w:rPr>
+          <w:rFonts w:asciiTheme="minorHAnsi" w:hAnsiTheme="minorHAnsi"/>
+          <w:color w:val="215E99" w:themeColor="text2" w:themeTint="BF"/>
+        </w:rPr>
+        <w:t>10</w:t>
+      </w:r>
+      <w:r>
+        <w:rPr>
+          <w:rFonts w:asciiTheme="minorHAnsi" w:hAnsiTheme="minorHAnsi"/>
+          <w:color w:val="215E99" w:themeColor="text2" w:themeTint="BF"/>
+        </w:rPr>
+        <w:t>: Akoestische waarneming (Functioneel (Prioriteit P3))</w:t>
+      </w:r>
+      <w:bookmarkEnd w:id="12"/>
     </w:p>
     <w:p>
       <w:pPr>
@@ -7619,29 +5462,26 @@
           <w:kern w:val="0"/>
           <w:lang w:val="nl-NL"/>
         </w:rPr>
-        <w:t xml:space="preserve">Deze </w:t>
-      </w:r>
-      <w:proofErr w:type="spellStart"/>
-      <w:r>
-        <w:rPr>
-          <w:rFonts w:cs="Helvetica Neue"/>
-          <w:color w:val="000000"/>
-          <w:kern w:val="0"/>
-          <w:lang w:val="nl-NL"/>
-        </w:rPr>
-        <w:t>requirement</w:t>
-      </w:r>
-      <w:proofErr w:type="spellEnd"/>
-      <w:r>
-        <w:rPr>
-          <w:rFonts w:cs="Helvetica Neue"/>
-          <w:color w:val="000000"/>
-          <w:kern w:val="0"/>
-          <w:lang w:val="nl-NL"/>
-        </w:rPr>
-        <w:t xml:space="preserve"> verwijst naar een eis van de opdrachtgever die is uitgewerkt in </w:t>
-      </w:r>
-      <w:proofErr w:type="spellStart"/>
+        <w:t xml:space="preserve">Deze requirement verwijst naar een </w:t>
+      </w:r>
+      <w:r>
+        <w:rPr>
+          <w:rFonts w:cs="Helvetica Neue"/>
+          <w:color w:val="000000"/>
+          <w:kern w:val="0"/>
+          <w:lang w:val="nl-NL"/>
+        </w:rPr>
+        <w:t xml:space="preserve">eventuele extra toevoeging </w:t>
+      </w:r>
+      <w:r>
+        <w:rPr>
+          <w:rFonts w:cs="Helvetica Neue"/>
+          <w:color w:val="000000"/>
+          <w:kern w:val="0"/>
+          <w:lang w:val="nl-NL"/>
+        </w:rPr>
+        <w:t xml:space="preserve">van de opdrachtgever die is uitgewerkt in </w:t>
+      </w:r>
       <w:r>
         <w:rPr>
           <w:rFonts w:cs="Helvetica Neue"/>
@@ -7652,9 +5492,8 @@
           <w:u w:val="single"/>
           <w:lang w:val="nl-NL"/>
         </w:rPr>
-        <w:t>UserStory</w:t>
-      </w:r>
-      <w:proofErr w:type="spellEnd"/>
+        <w:t xml:space="preserve">UserStory Nr. </w:t>
+      </w:r>
       <w:r>
         <w:rPr>
           <w:rFonts w:cs="Helvetica Neue"/>
@@ -7665,7 +5504,7 @@
           <w:u w:val="single"/>
           <w:lang w:val="nl-NL"/>
         </w:rPr>
-        <w:t xml:space="preserve"> Nr. 9</w:t>
+        <w:t>10</w:t>
       </w:r>
       <w:r>
         <w:rPr>
@@ -7686,22 +5525,8 @@
           <w:u w:val="single"/>
           <w:lang w:val="nl-NL"/>
         </w:rPr>
-        <w:t xml:space="preserve">Product </w:t>
-      </w:r>
-      <w:proofErr w:type="spellStart"/>
-      <w:r>
-        <w:rPr>
-          <w:rFonts w:cs="Helvetica Neue"/>
-          <w:b/>
-          <w:bCs/>
-          <w:color w:val="000000"/>
-          <w:kern w:val="0"/>
-          <w:u w:val="single"/>
-          <w:lang w:val="nl-NL"/>
-        </w:rPr>
-        <w:t>Backlog</w:t>
-      </w:r>
-      <w:proofErr w:type="spellEnd"/>
+        <w:t>Product Backlog</w:t>
+      </w:r>
       <w:r>
         <w:rPr>
           <w:rFonts w:cs="Helvetica Neue"/>
@@ -7765,7 +5590,7 @@
     </w:p>
     <w:p>
       <w:pPr>
-        <w:pStyle w:val="Lijstalinea"/>
+        <w:pStyle w:val="ListParagraph"/>
         <w:numPr>
           <w:ilvl w:val="0"/>
           <w:numId w:val="19"/>
@@ -7783,7 +5608,6 @@
           <w:kern w:val="0"/>
         </w:rPr>
       </w:pPr>
-      <w:proofErr w:type="spellStart"/>
       <w:r>
         <w:rPr>
           <w:rFonts w:cs="Helvetica Neue"/>
@@ -7792,11 +5616,10 @@
         </w:rPr>
         <w:t>Microfoon</w:t>
       </w:r>
-      <w:proofErr w:type="spellEnd"/>
-    </w:p>
-    <w:p>
-      <w:pPr>
-        <w:pStyle w:val="Lijstalinea"/>
+    </w:p>
+    <w:p>
+      <w:pPr>
+        <w:pStyle w:val="ListParagraph"/>
         <w:numPr>
           <w:ilvl w:val="0"/>
           <w:numId w:val="19"/>
@@ -7815,30 +5638,19 @@
           <w:lang w:val="nl-NL"/>
         </w:rPr>
       </w:pPr>
-      <w:proofErr w:type="spellStart"/>
-      <w:r>
-        <w:rPr>
-          <w:rFonts w:cs="Helvetica Neue"/>
-          <w:color w:val="000000"/>
-          <w:kern w:val="0"/>
-          <w:lang w:val="nl-NL"/>
-        </w:rPr>
-        <w:t>Rasberry</w:t>
-      </w:r>
-      <w:proofErr w:type="spellEnd"/>
-      <w:r>
-        <w:rPr>
-          <w:rFonts w:cs="Helvetica Neue"/>
-          <w:color w:val="000000"/>
-          <w:kern w:val="0"/>
-          <w:lang w:val="nl-NL"/>
-        </w:rPr>
-        <w:t xml:space="preserve"> Pi 5</w:t>
-      </w:r>
-    </w:p>
-    <w:p>
-      <w:pPr>
-        <w:pStyle w:val="Lijstalinea"/>
+      <w:r>
+        <w:rPr>
+          <w:rFonts w:cs="Helvetica Neue"/>
+          <w:color w:val="000000"/>
+          <w:kern w:val="0"/>
+          <w:lang w:val="nl-NL"/>
+        </w:rPr>
+        <w:t>Rasberry Pi 5</w:t>
+      </w:r>
+    </w:p>
+    <w:p>
+      <w:pPr>
+        <w:pStyle w:val="ListParagraph"/>
         <w:numPr>
           <w:ilvl w:val="0"/>
           <w:numId w:val="19"/>
@@ -7864,19 +5676,8 @@
           <w:kern w:val="0"/>
           <w:lang w:val="nl-NL"/>
         </w:rPr>
-        <w:t xml:space="preserve">Python met </w:t>
-      </w:r>
-      <w:proofErr w:type="spellStart"/>
-      <w:r>
-        <w:rPr>
-          <w:rFonts w:cs="Helvetica Neue"/>
-          <w:color w:val="000000"/>
-          <w:kern w:val="0"/>
-          <w:lang w:val="nl-NL"/>
-        </w:rPr>
-        <w:t>Opencv</w:t>
-      </w:r>
-      <w:proofErr w:type="spellEnd"/>
+        <w:t>Python met Opencv</w:t>
+      </w:r>
     </w:p>
     <w:p>
       <w:pPr>
@@ -7948,7 +5749,7 @@
     </w:p>
     <w:p>
       <w:pPr>
-        <w:pStyle w:val="Lijstalinea"/>
+        <w:pStyle w:val="ListParagraph"/>
         <w:numPr>
           <w:ilvl w:val="0"/>
           <w:numId w:val="19"/>
@@ -8003,27 +5804,7 @@
           <w:kern w:val="0"/>
           <w:lang w:val="nl-NL"/>
         </w:rPr>
-        <w:t xml:space="preserve">Sinds deze </w:t>
-      </w:r>
-      <w:proofErr w:type="spellStart"/>
-      <w:r>
-        <w:rPr>
-          <w:rFonts w:cs="Helvetica Neue"/>
-          <w:color w:val="000000"/>
-          <w:kern w:val="0"/>
-          <w:lang w:val="nl-NL"/>
-        </w:rPr>
-        <w:t>requirement</w:t>
-      </w:r>
-      <w:proofErr w:type="spellEnd"/>
-      <w:r>
-        <w:rPr>
-          <w:rFonts w:cs="Helvetica Neue"/>
-          <w:color w:val="000000"/>
-          <w:kern w:val="0"/>
-          <w:lang w:val="nl-NL"/>
-        </w:rPr>
-        <w:t xml:space="preserve"> een prioriteit heeft van </w:t>
+        <w:t xml:space="preserve">Sinds deze requirement een prioriteit heeft van </w:t>
       </w:r>
       <w:r>
         <w:rPr>
@@ -8043,67 +5824,7 @@
           <w:kern w:val="0"/>
           <w:lang w:val="nl-NL"/>
         </w:rPr>
-        <w:t xml:space="preserve"> is er tot nu toe geen toegevoegde eisen gesteld van deze </w:t>
-      </w:r>
-      <w:proofErr w:type="spellStart"/>
-      <w:r>
-        <w:rPr>
-          <w:rFonts w:cs="Helvetica Neue"/>
-          <w:color w:val="000000"/>
-          <w:kern w:val="0"/>
-          <w:lang w:val="nl-NL"/>
-        </w:rPr>
-        <w:t>requirement</w:t>
-      </w:r>
-      <w:proofErr w:type="spellEnd"/>
-      <w:r>
-        <w:rPr>
-          <w:rFonts w:cs="Helvetica Neue"/>
-          <w:color w:val="000000"/>
-          <w:kern w:val="0"/>
-          <w:lang w:val="nl-NL"/>
-        </w:rPr>
-        <w:t xml:space="preserve"> en is er dus ook geen onderzoek afgesteld voor de keuze van geschikte microfoon, dit zal veranderen als de </w:t>
-      </w:r>
-      <w:proofErr w:type="spellStart"/>
-      <w:r>
-        <w:rPr>
-          <w:rFonts w:cs="Helvetica Neue"/>
-          <w:color w:val="000000"/>
-          <w:kern w:val="0"/>
-          <w:lang w:val="nl-NL"/>
-        </w:rPr>
-        <w:t>requirement</w:t>
-      </w:r>
-      <w:proofErr w:type="spellEnd"/>
-      <w:r>
-        <w:rPr>
-          <w:rFonts w:cs="Helvetica Neue"/>
-          <w:color w:val="000000"/>
-          <w:kern w:val="0"/>
-          <w:lang w:val="nl-NL"/>
-        </w:rPr>
-        <w:t xml:space="preserve"> behandelt zou worden. Deze eisen en keuzes van </w:t>
-      </w:r>
-      <w:proofErr w:type="spellStart"/>
-      <w:r>
-        <w:rPr>
-          <w:rFonts w:cs="Helvetica Neue"/>
-          <w:color w:val="000000"/>
-          <w:kern w:val="0"/>
-          <w:lang w:val="nl-NL"/>
-        </w:rPr>
-        <w:t>micrfoon</w:t>
-      </w:r>
-      <w:proofErr w:type="spellEnd"/>
-      <w:r>
-        <w:rPr>
-          <w:rFonts w:cs="Helvetica Neue"/>
-          <w:color w:val="000000"/>
-          <w:kern w:val="0"/>
-          <w:lang w:val="nl-NL"/>
-        </w:rPr>
-        <w:t xml:space="preserve"> worden dan behandelt in het dan aangemaakte verslag: </w:t>
+        <w:t xml:space="preserve"> is er tot nu toe geen toegevoegde eisen gesteld van deze requirement en is er dus ook geen onderzoek afgesteld voor de keuze van geschikte microfoon, dit zal veranderen als de requirement behandelt zou worden. Deze eisen en keuzes van micrfoon worden dan behandelt in het dan aangemaakte verslag: </w:t>
       </w:r>
       <w:r>
         <w:rPr>
@@ -8140,11 +5861,23 @@
         <w:t>onderzoeksverslag.</w:t>
       </w:r>
     </w:p>
-    <w:p/>
-    <w:p/>
+    <w:p>
+      <w:pPr>
+        <w:rPr>
+          <w:lang w:val="nl-NL"/>
+        </w:rPr>
+      </w:pPr>
+    </w:p>
+    <w:p>
+      <w:pPr>
+        <w:rPr>
+          <w:lang w:val="nl-NL"/>
+        </w:rPr>
+      </w:pPr>
+    </w:p>
     <w:tbl>
       <w:tblPr>
-        <w:tblStyle w:val="Tabelraster"/>
+        <w:tblStyle w:val="TableGrid"/>
         <w:tblpPr w:leftFromText="141" w:rightFromText="141" w:vertAnchor="text" w:horzAnchor="margin" w:tblpY="585"/>
         <w:tblW w:w="0" w:type="auto"/>
         <w:tblLook w:val="04A0" w:firstRow="1" w:lastRow="0" w:firstColumn="1" w:lastColumn="0" w:noHBand="0" w:noVBand="1"/>
@@ -8406,14 +6139,14 @@
           <w:rFonts w:asciiTheme="minorHAnsi" w:hAnsiTheme="minorHAnsi"/>
         </w:rPr>
       </w:pPr>
-      <w:bookmarkStart w:id="12" w:name="_Toc213840414"/>
+      <w:bookmarkStart w:id="13" w:name="_Toc214218444"/>
       <w:r>
         <w:rPr>
           <w:rFonts w:asciiTheme="minorHAnsi" w:hAnsiTheme="minorHAnsi"/>
         </w:rPr>
         <w:t>Changelog</w:t>
       </w:r>
-      <w:bookmarkEnd w:id="12"/>
+      <w:bookmarkEnd w:id="13"/>
     </w:p>
     <w:p>
       <w:pPr>
@@ -8434,6 +6167,8 @@
         </w:rPr>
       </w:pPr>
     </w:p>
+    <w:p/>
+    <w:p/>
     <w:sectPr>
       <w:pgSz w:w="12240" w:h="15840"/>
       <w:pgMar w:top="1440" w:right="1440" w:bottom="1440" w:left="1440" w:header="720" w:footer="720" w:gutter="0"/>
@@ -11601,16 +9336,16 @@
     <w:lsdException w:name="Unresolved Mention" w:semiHidden="1" w:unhideWhenUsed="1"/>
     <w:lsdException w:name="Smart Link" w:semiHidden="1" w:unhideWhenUsed="1"/>
   </w:latentStyles>
-  <w:style w:type="paragraph" w:default="1" w:styleId="Standaard">
+  <w:style w:type="paragraph" w:default="1" w:styleId="Normal">
     <w:name w:val="Normal"/>
     <w:qFormat/>
-    <w:rsid w:val="00BF08FD"/>
+    <w:rsid w:val="003B3700"/>
   </w:style>
-  <w:style w:type="paragraph" w:styleId="Kop1">
+  <w:style w:type="paragraph" w:styleId="Heading1">
     <w:name w:val="heading 1"/>
-    <w:basedOn w:val="Standaard"/>
-    <w:next w:val="Standaard"/>
-    <w:link w:val="Kop1Char"/>
+    <w:basedOn w:val="Normal"/>
+    <w:next w:val="Normal"/>
+    <w:link w:val="Heading1Char"/>
     <w:uiPriority w:val="9"/>
     <w:qFormat/>
     <w:rsid w:val="00F52705"/>
@@ -11627,11 +9362,11 @@
       <w:szCs w:val="40"/>
     </w:rPr>
   </w:style>
-  <w:style w:type="paragraph" w:styleId="Kop2">
+  <w:style w:type="paragraph" w:styleId="Heading2">
     <w:name w:val="heading 2"/>
-    <w:basedOn w:val="Standaard"/>
-    <w:next w:val="Standaard"/>
-    <w:link w:val="Kop2Char"/>
+    <w:basedOn w:val="Normal"/>
+    <w:next w:val="Normal"/>
+    <w:link w:val="Heading2Char"/>
     <w:uiPriority w:val="9"/>
     <w:unhideWhenUsed/>
     <w:qFormat/>
@@ -11649,11 +9384,11 @@
       <w:szCs w:val="32"/>
     </w:rPr>
   </w:style>
-  <w:style w:type="paragraph" w:styleId="Kop3">
+  <w:style w:type="paragraph" w:styleId="Heading3">
     <w:name w:val="heading 3"/>
-    <w:basedOn w:val="Standaard"/>
-    <w:next w:val="Standaard"/>
-    <w:link w:val="Kop3Char"/>
+    <w:basedOn w:val="Normal"/>
+    <w:next w:val="Normal"/>
+    <w:link w:val="Heading3Char"/>
     <w:uiPriority w:val="9"/>
     <w:semiHidden/>
     <w:unhideWhenUsed/>
@@ -11672,11 +9407,11 @@
       <w:szCs w:val="28"/>
     </w:rPr>
   </w:style>
-  <w:style w:type="paragraph" w:styleId="Kop4">
+  <w:style w:type="paragraph" w:styleId="Heading4">
     <w:name w:val="heading 4"/>
-    <w:basedOn w:val="Standaard"/>
-    <w:next w:val="Standaard"/>
-    <w:link w:val="Kop4Char"/>
+    <w:basedOn w:val="Normal"/>
+    <w:next w:val="Normal"/>
+    <w:link w:val="Heading4Char"/>
     <w:uiPriority w:val="9"/>
     <w:semiHidden/>
     <w:unhideWhenUsed/>
@@ -11695,11 +9430,11 @@
       <w:color w:val="0F4761" w:themeColor="accent1" w:themeShade="BF"/>
     </w:rPr>
   </w:style>
-  <w:style w:type="paragraph" w:styleId="Kop5">
+  <w:style w:type="paragraph" w:styleId="Heading5">
     <w:name w:val="heading 5"/>
-    <w:basedOn w:val="Standaard"/>
-    <w:next w:val="Standaard"/>
-    <w:link w:val="Kop5Char"/>
+    <w:basedOn w:val="Normal"/>
+    <w:next w:val="Normal"/>
+    <w:link w:val="Heading5Char"/>
     <w:uiPriority w:val="9"/>
     <w:semiHidden/>
     <w:unhideWhenUsed/>
@@ -11716,11 +9451,11 @@
       <w:color w:val="0F4761" w:themeColor="accent1" w:themeShade="BF"/>
     </w:rPr>
   </w:style>
-  <w:style w:type="paragraph" w:styleId="Kop6">
+  <w:style w:type="paragraph" w:styleId="Heading6">
     <w:name w:val="heading 6"/>
-    <w:basedOn w:val="Standaard"/>
-    <w:next w:val="Standaard"/>
-    <w:link w:val="Kop6Char"/>
+    <w:basedOn w:val="Normal"/>
+    <w:next w:val="Normal"/>
+    <w:link w:val="Heading6Char"/>
     <w:uiPriority w:val="9"/>
     <w:semiHidden/>
     <w:unhideWhenUsed/>
@@ -11739,11 +9474,11 @@
       <w:color w:val="595959" w:themeColor="text1" w:themeTint="A6"/>
     </w:rPr>
   </w:style>
-  <w:style w:type="paragraph" w:styleId="Kop7">
+  <w:style w:type="paragraph" w:styleId="Heading7">
     <w:name w:val="heading 7"/>
-    <w:basedOn w:val="Standaard"/>
-    <w:next w:val="Standaard"/>
-    <w:link w:val="Kop7Char"/>
+    <w:basedOn w:val="Normal"/>
+    <w:next w:val="Normal"/>
+    <w:link w:val="Heading7Char"/>
     <w:uiPriority w:val="9"/>
     <w:semiHidden/>
     <w:unhideWhenUsed/>
@@ -11760,11 +9495,11 @@
       <w:color w:val="595959" w:themeColor="text1" w:themeTint="A6"/>
     </w:rPr>
   </w:style>
-  <w:style w:type="paragraph" w:styleId="Kop8">
+  <w:style w:type="paragraph" w:styleId="Heading8">
     <w:name w:val="heading 8"/>
-    <w:basedOn w:val="Standaard"/>
-    <w:next w:val="Standaard"/>
-    <w:link w:val="Kop8Char"/>
+    <w:basedOn w:val="Normal"/>
+    <w:next w:val="Normal"/>
+    <w:link w:val="Heading8Char"/>
     <w:uiPriority w:val="9"/>
     <w:semiHidden/>
     <w:unhideWhenUsed/>
@@ -11783,11 +9518,11 @@
       <w:color w:val="272727" w:themeColor="text1" w:themeTint="D8"/>
     </w:rPr>
   </w:style>
-  <w:style w:type="paragraph" w:styleId="Kop9">
+  <w:style w:type="paragraph" w:styleId="Heading9">
     <w:name w:val="heading 9"/>
-    <w:basedOn w:val="Standaard"/>
-    <w:next w:val="Standaard"/>
-    <w:link w:val="Kop9Char"/>
+    <w:basedOn w:val="Normal"/>
+    <w:next w:val="Normal"/>
+    <w:link w:val="Heading9Char"/>
     <w:uiPriority w:val="9"/>
     <w:semiHidden/>
     <w:unhideWhenUsed/>
@@ -11804,13 +9539,13 @@
       <w:color w:val="272727" w:themeColor="text1" w:themeTint="D8"/>
     </w:rPr>
   </w:style>
-  <w:style w:type="character" w:default="1" w:styleId="Standaardalinea-lettertype">
+  <w:style w:type="character" w:default="1" w:styleId="DefaultParagraphFont">
     <w:name w:val="Default Paragraph Font"/>
     <w:uiPriority w:val="1"/>
     <w:semiHidden/>
     <w:unhideWhenUsed/>
   </w:style>
-  <w:style w:type="table" w:default="1" w:styleId="Standaardtabel">
+  <w:style w:type="table" w:default="1" w:styleId="TableNormal">
     <w:name w:val="Normal Table"/>
     <w:uiPriority w:val="99"/>
     <w:semiHidden/>
@@ -11825,16 +9560,16 @@
       </w:tblCellMar>
     </w:tblPr>
   </w:style>
-  <w:style w:type="numbering" w:default="1" w:styleId="Geenlijst">
+  <w:style w:type="numbering" w:default="1" w:styleId="NoList">
     <w:name w:val="No List"/>
     <w:uiPriority w:val="99"/>
     <w:semiHidden/>
     <w:unhideWhenUsed/>
   </w:style>
-  <w:style w:type="character" w:customStyle="1" w:styleId="Kop1Char">
-    <w:name w:val="Kop 1 Char"/>
-    <w:basedOn w:val="Standaardalinea-lettertype"/>
-    <w:link w:val="Kop1"/>
+  <w:style w:type="character" w:customStyle="1" w:styleId="Heading1Char">
+    <w:name w:val="Heading 1 Char"/>
+    <w:basedOn w:val="DefaultParagraphFont"/>
+    <w:link w:val="Heading1"/>
     <w:uiPriority w:val="9"/>
     <w:rsid w:val="00F52705"/>
     <w:rPr>
@@ -11844,10 +9579,10 @@
       <w:szCs w:val="40"/>
     </w:rPr>
   </w:style>
-  <w:style w:type="character" w:customStyle="1" w:styleId="Kop2Char">
-    <w:name w:val="Kop 2 Char"/>
-    <w:basedOn w:val="Standaardalinea-lettertype"/>
-    <w:link w:val="Kop2"/>
+  <w:style w:type="character" w:customStyle="1" w:styleId="Heading2Char">
+    <w:name w:val="Heading 2 Char"/>
+    <w:basedOn w:val="DefaultParagraphFont"/>
+    <w:link w:val="Heading2"/>
     <w:uiPriority w:val="9"/>
     <w:rsid w:val="00F52705"/>
     <w:rPr>
@@ -11857,10 +9592,10 @@
       <w:szCs w:val="32"/>
     </w:rPr>
   </w:style>
-  <w:style w:type="character" w:customStyle="1" w:styleId="Kop3Char">
-    <w:name w:val="Kop 3 Char"/>
-    <w:basedOn w:val="Standaardalinea-lettertype"/>
-    <w:link w:val="Kop3"/>
+  <w:style w:type="character" w:customStyle="1" w:styleId="Heading3Char">
+    <w:name w:val="Heading 3 Char"/>
+    <w:basedOn w:val="DefaultParagraphFont"/>
+    <w:link w:val="Heading3"/>
     <w:uiPriority w:val="9"/>
     <w:semiHidden/>
     <w:rsid w:val="00F52705"/>
@@ -11871,10 +9606,10 @@
       <w:szCs w:val="28"/>
     </w:rPr>
   </w:style>
-  <w:style w:type="character" w:customStyle="1" w:styleId="Kop4Char">
-    <w:name w:val="Kop 4 Char"/>
-    <w:basedOn w:val="Standaardalinea-lettertype"/>
-    <w:link w:val="Kop4"/>
+  <w:style w:type="character" w:customStyle="1" w:styleId="Heading4Char">
+    <w:name w:val="Heading 4 Char"/>
+    <w:basedOn w:val="DefaultParagraphFont"/>
+    <w:link w:val="Heading4"/>
     <w:uiPriority w:val="9"/>
     <w:semiHidden/>
     <w:rsid w:val="00F52705"/>
@@ -11885,10 +9620,10 @@
       <w:color w:val="0F4761" w:themeColor="accent1" w:themeShade="BF"/>
     </w:rPr>
   </w:style>
-  <w:style w:type="character" w:customStyle="1" w:styleId="Kop5Char">
-    <w:name w:val="Kop 5 Char"/>
-    <w:basedOn w:val="Standaardalinea-lettertype"/>
-    <w:link w:val="Kop5"/>
+  <w:style w:type="character" w:customStyle="1" w:styleId="Heading5Char">
+    <w:name w:val="Heading 5 Char"/>
+    <w:basedOn w:val="DefaultParagraphFont"/>
+    <w:link w:val="Heading5"/>
     <w:uiPriority w:val="9"/>
     <w:semiHidden/>
     <w:rsid w:val="00F52705"/>
@@ -11897,10 +9632,10 @@
       <w:color w:val="0F4761" w:themeColor="accent1" w:themeShade="BF"/>
     </w:rPr>
   </w:style>
-  <w:style w:type="character" w:customStyle="1" w:styleId="Kop6Char">
-    <w:name w:val="Kop 6 Char"/>
-    <w:basedOn w:val="Standaardalinea-lettertype"/>
-    <w:link w:val="Kop6"/>
+  <w:style w:type="character" w:customStyle="1" w:styleId="Heading6Char">
+    <w:name w:val="Heading 6 Char"/>
+    <w:basedOn w:val="DefaultParagraphFont"/>
+    <w:link w:val="Heading6"/>
     <w:uiPriority w:val="9"/>
     <w:semiHidden/>
     <w:rsid w:val="00F52705"/>
@@ -11911,10 +9646,10 @@
       <w:color w:val="595959" w:themeColor="text1" w:themeTint="A6"/>
     </w:rPr>
   </w:style>
-  <w:style w:type="character" w:customStyle="1" w:styleId="Kop7Char">
-    <w:name w:val="Kop 7 Char"/>
-    <w:basedOn w:val="Standaardalinea-lettertype"/>
-    <w:link w:val="Kop7"/>
+  <w:style w:type="character" w:customStyle="1" w:styleId="Heading7Char">
+    <w:name w:val="Heading 7 Char"/>
+    <w:basedOn w:val="DefaultParagraphFont"/>
+    <w:link w:val="Heading7"/>
     <w:uiPriority w:val="9"/>
     <w:semiHidden/>
     <w:rsid w:val="00F52705"/>
@@ -11923,10 +9658,10 @@
       <w:color w:val="595959" w:themeColor="text1" w:themeTint="A6"/>
     </w:rPr>
   </w:style>
-  <w:style w:type="character" w:customStyle="1" w:styleId="Kop8Char">
-    <w:name w:val="Kop 8 Char"/>
-    <w:basedOn w:val="Standaardalinea-lettertype"/>
-    <w:link w:val="Kop8"/>
+  <w:style w:type="character" w:customStyle="1" w:styleId="Heading8Char">
+    <w:name w:val="Heading 8 Char"/>
+    <w:basedOn w:val="DefaultParagraphFont"/>
+    <w:link w:val="Heading8"/>
     <w:uiPriority w:val="9"/>
     <w:semiHidden/>
     <w:rsid w:val="00F52705"/>
@@ -11937,10 +9672,10 @@
       <w:color w:val="272727" w:themeColor="text1" w:themeTint="D8"/>
     </w:rPr>
   </w:style>
-  <w:style w:type="character" w:customStyle="1" w:styleId="Kop9Char">
-    <w:name w:val="Kop 9 Char"/>
-    <w:basedOn w:val="Standaardalinea-lettertype"/>
-    <w:link w:val="Kop9"/>
+  <w:style w:type="character" w:customStyle="1" w:styleId="Heading9Char">
+    <w:name w:val="Heading 9 Char"/>
+    <w:basedOn w:val="DefaultParagraphFont"/>
+    <w:link w:val="Heading9"/>
     <w:uiPriority w:val="9"/>
     <w:semiHidden/>
     <w:rsid w:val="00F52705"/>
@@ -11949,11 +9684,11 @@
       <w:color w:val="272727" w:themeColor="text1" w:themeTint="D8"/>
     </w:rPr>
   </w:style>
-  <w:style w:type="paragraph" w:styleId="Titel">
+  <w:style w:type="paragraph" w:styleId="Title">
     <w:name w:val="Title"/>
-    <w:basedOn w:val="Standaard"/>
-    <w:next w:val="Standaard"/>
-    <w:link w:val="TitelChar"/>
+    <w:basedOn w:val="Normal"/>
+    <w:next w:val="Normal"/>
+    <w:link w:val="TitleChar"/>
     <w:uiPriority w:val="10"/>
     <w:qFormat/>
     <w:rsid w:val="00F52705"/>
@@ -11969,10 +9704,10 @@
       <w:szCs w:val="56"/>
     </w:rPr>
   </w:style>
-  <w:style w:type="character" w:customStyle="1" w:styleId="TitelChar">
-    <w:name w:val="Titel Char"/>
-    <w:basedOn w:val="Standaardalinea-lettertype"/>
-    <w:link w:val="Titel"/>
+  <w:style w:type="character" w:customStyle="1" w:styleId="TitleChar">
+    <w:name w:val="Title Char"/>
+    <w:basedOn w:val="DefaultParagraphFont"/>
+    <w:link w:val="Title"/>
     <w:uiPriority w:val="10"/>
     <w:rsid w:val="00F52705"/>
     <w:rPr>
@@ -11983,11 +9718,11 @@
       <w:szCs w:val="56"/>
     </w:rPr>
   </w:style>
-  <w:style w:type="paragraph" w:styleId="Ondertitel">
+  <w:style w:type="paragraph" w:styleId="Subtitle">
     <w:name w:val="Subtitle"/>
-    <w:basedOn w:val="Standaard"/>
-    <w:next w:val="Standaard"/>
-    <w:link w:val="OndertitelChar"/>
+    <w:basedOn w:val="Normal"/>
+    <w:next w:val="Normal"/>
+    <w:link w:val="SubtitleChar"/>
     <w:uiPriority w:val="11"/>
     <w:qFormat/>
     <w:rsid w:val="00F52705"/>
@@ -12004,10 +9739,10 @@
       <w:szCs w:val="28"/>
     </w:rPr>
   </w:style>
-  <w:style w:type="character" w:customStyle="1" w:styleId="OndertitelChar">
-    <w:name w:val="Ondertitel Char"/>
-    <w:basedOn w:val="Standaardalinea-lettertype"/>
-    <w:link w:val="Ondertitel"/>
+  <w:style w:type="character" w:customStyle="1" w:styleId="SubtitleChar">
+    <w:name w:val="Subtitle Char"/>
+    <w:basedOn w:val="DefaultParagraphFont"/>
+    <w:link w:val="Subtitle"/>
     <w:uiPriority w:val="11"/>
     <w:rsid w:val="00F52705"/>
     <w:rPr>
@@ -12018,11 +9753,11 @@
       <w:szCs w:val="28"/>
     </w:rPr>
   </w:style>
-  <w:style w:type="paragraph" w:styleId="Citaat">
+  <w:style w:type="paragraph" w:styleId="Quote">
     <w:name w:val="Quote"/>
-    <w:basedOn w:val="Standaard"/>
-    <w:next w:val="Standaard"/>
-    <w:link w:val="CitaatChar"/>
+    <w:basedOn w:val="Normal"/>
+    <w:next w:val="Normal"/>
+    <w:link w:val="QuoteChar"/>
     <w:uiPriority w:val="29"/>
     <w:qFormat/>
     <w:rsid w:val="00F52705"/>
@@ -12036,10 +9771,10 @@
       <w:color w:val="404040" w:themeColor="text1" w:themeTint="BF"/>
     </w:rPr>
   </w:style>
-  <w:style w:type="character" w:customStyle="1" w:styleId="CitaatChar">
-    <w:name w:val="Citaat Char"/>
-    <w:basedOn w:val="Standaardalinea-lettertype"/>
-    <w:link w:val="Citaat"/>
+  <w:style w:type="character" w:customStyle="1" w:styleId="QuoteChar">
+    <w:name w:val="Quote Char"/>
+    <w:basedOn w:val="DefaultParagraphFont"/>
+    <w:link w:val="Quote"/>
     <w:uiPriority w:val="29"/>
     <w:rsid w:val="00F52705"/>
     <w:rPr>
@@ -12048,9 +9783,9 @@
       <w:color w:val="404040" w:themeColor="text1" w:themeTint="BF"/>
     </w:rPr>
   </w:style>
-  <w:style w:type="paragraph" w:styleId="Lijstalinea">
+  <w:style w:type="paragraph" w:styleId="ListParagraph">
     <w:name w:val="List Paragraph"/>
-    <w:basedOn w:val="Standaard"/>
+    <w:basedOn w:val="Normal"/>
     <w:uiPriority w:val="34"/>
     <w:qFormat/>
     <w:rsid w:val="00F52705"/>
@@ -12059,9 +9794,9 @@
       <w:contextualSpacing/>
     </w:pPr>
   </w:style>
-  <w:style w:type="character" w:styleId="Intensievebenadrukking">
+  <w:style w:type="character" w:styleId="IntenseEmphasis">
     <w:name w:val="Intense Emphasis"/>
-    <w:basedOn w:val="Standaardalinea-lettertype"/>
+    <w:basedOn w:val="DefaultParagraphFont"/>
     <w:uiPriority w:val="21"/>
     <w:qFormat/>
     <w:rsid w:val="00F52705"/>
@@ -12071,11 +9806,11 @@
       <w:color w:val="0F4761" w:themeColor="accent1" w:themeShade="BF"/>
     </w:rPr>
   </w:style>
-  <w:style w:type="paragraph" w:styleId="Duidelijkcitaat">
+  <w:style w:type="paragraph" w:styleId="IntenseQuote">
     <w:name w:val="Intense Quote"/>
-    <w:basedOn w:val="Standaard"/>
-    <w:next w:val="Standaard"/>
-    <w:link w:val="DuidelijkcitaatChar"/>
+    <w:basedOn w:val="Normal"/>
+    <w:next w:val="Normal"/>
+    <w:link w:val="IntenseQuoteChar"/>
     <w:uiPriority w:val="30"/>
     <w:qFormat/>
     <w:rsid w:val="00F52705"/>
@@ -12094,10 +9829,10 @@
       <w:color w:val="0F4761" w:themeColor="accent1" w:themeShade="BF"/>
     </w:rPr>
   </w:style>
-  <w:style w:type="character" w:customStyle="1" w:styleId="DuidelijkcitaatChar">
-    <w:name w:val="Duidelijk citaat Char"/>
-    <w:basedOn w:val="Standaardalinea-lettertype"/>
-    <w:link w:val="Duidelijkcitaat"/>
+  <w:style w:type="character" w:customStyle="1" w:styleId="IntenseQuoteChar">
+    <w:name w:val="Intense Quote Char"/>
+    <w:basedOn w:val="DefaultParagraphFont"/>
+    <w:link w:val="IntenseQuote"/>
     <w:uiPriority w:val="30"/>
     <w:rsid w:val="00F52705"/>
     <w:rPr>
@@ -12106,9 +9841,9 @@
       <w:color w:val="0F4761" w:themeColor="accent1" w:themeShade="BF"/>
     </w:rPr>
   </w:style>
-  <w:style w:type="character" w:styleId="Intensieveverwijzing">
+  <w:style w:type="character" w:styleId="IntenseReference">
     <w:name w:val="Intense Reference"/>
-    <w:basedOn w:val="Standaardalinea-lettertype"/>
+    <w:basedOn w:val="DefaultParagraphFont"/>
     <w:uiPriority w:val="32"/>
     <w:qFormat/>
     <w:rsid w:val="00F52705"/>
@@ -12120,9 +9855,9 @@
       <w:spacing w:val="5"/>
     </w:rPr>
   </w:style>
-  <w:style w:type="table" w:styleId="Tabelraster">
+  <w:style w:type="table" w:styleId="TableGrid">
     <w:name w:val="Table Grid"/>
-    <w:basedOn w:val="Standaardtabel"/>
+    <w:basedOn w:val="TableNormal"/>
     <w:uiPriority w:val="39"/>
     <w:rsid w:val="00F52705"/>
     <w:pPr>
@@ -12139,9 +9874,9 @@
       </w:tblBorders>
     </w:tblPr>
   </w:style>
-  <w:style w:type="table" w:styleId="Tabelrasterlicht">
+  <w:style w:type="table" w:styleId="TableGridLight">
     <w:name w:val="Grid Table Light"/>
-    <w:basedOn w:val="Standaardtabel"/>
+    <w:basedOn w:val="TableNormal"/>
     <w:uiPriority w:val="40"/>
     <w:rsid w:val="00D53FBC"/>
     <w:pPr>
@@ -12158,9 +9893,9 @@
       </w:tblBorders>
     </w:tblPr>
   </w:style>
-  <w:style w:type="table" w:styleId="Onopgemaaktetabel1">
+  <w:style w:type="table" w:styleId="PlainTable1">
     <w:name w:val="Plain Table 1"/>
-    <w:basedOn w:val="Standaardtabel"/>
+    <w:basedOn w:val="TableNormal"/>
     <w:uiPriority w:val="41"/>
     <w:rsid w:val="005D78C6"/>
     <w:pPr>
@@ -12221,9 +9956,9 @@
       </w:tcPr>
     </w:tblStylePr>
   </w:style>
-  <w:style w:type="table" w:styleId="Onopgemaaktetabel2">
+  <w:style w:type="table" w:styleId="PlainTable2">
     <w:name w:val="Plain Table 2"/>
-    <w:basedOn w:val="Standaardtabel"/>
+    <w:basedOn w:val="TableNormal"/>
     <w:uiPriority w:val="42"/>
     <w:rsid w:val="005D78C6"/>
     <w:pPr>
@@ -12301,9 +10036,9 @@
       </w:tcPr>
     </w:tblStylePr>
   </w:style>
-  <w:style w:type="table" w:styleId="Onopgemaaktetabel3">
+  <w:style w:type="table" w:styleId="PlainTable3">
     <w:name w:val="Plain Table 3"/>
-    <w:basedOn w:val="Standaardtabel"/>
+    <w:basedOn w:val="TableNormal"/>
     <w:uiPriority w:val="43"/>
     <w:rsid w:val="005D78C6"/>
     <w:pPr>
@@ -12394,9 +10129,9 @@
       </w:tcPr>
     </w:tblStylePr>
   </w:style>
-  <w:style w:type="table" w:styleId="Onopgemaaktetabel4">
+  <w:style w:type="table" w:styleId="PlainTable4">
     <w:name w:val="Plain Table 4"/>
-    <w:basedOn w:val="Standaardtabel"/>
+    <w:basedOn w:val="TableNormal"/>
     <w:uiPriority w:val="44"/>
     <w:rsid w:val="005D78C6"/>
     <w:pPr>
@@ -12443,9 +10178,9 @@
       </w:tcPr>
     </w:tblStylePr>
   </w:style>
-  <w:style w:type="table" w:styleId="Onopgemaaktetabel5">
+  <w:style w:type="table" w:styleId="PlainTable5">
     <w:name w:val="Plain Table 5"/>
-    <w:basedOn w:val="Standaardtabel"/>
+    <w:basedOn w:val="TableNormal"/>
     <w:uiPriority w:val="45"/>
     <w:rsid w:val="005D78C6"/>
     <w:pPr>
@@ -12563,9 +10298,9 @@
       </w:tcPr>
     </w:tblStylePr>
   </w:style>
-  <w:style w:type="table" w:styleId="Rastertabel1licht">
+  <w:style w:type="table" w:styleId="GridTable1Light">
     <w:name w:val="Grid Table 1 Light"/>
-    <w:basedOn w:val="Standaardtabel"/>
+    <w:basedOn w:val="TableNormal"/>
     <w:uiPriority w:val="46"/>
     <w:rsid w:val="005D78C6"/>
     <w:pPr>
@@ -12620,9 +10355,9 @@
       </w:rPr>
     </w:tblStylePr>
   </w:style>
-  <w:style w:type="table" w:styleId="Rastertabel1licht-Accent1">
+  <w:style w:type="table" w:styleId="GridTable1Light-Accent1">
     <w:name w:val="Grid Table 1 Light Accent 1"/>
-    <w:basedOn w:val="Standaardtabel"/>
+    <w:basedOn w:val="TableNormal"/>
     <w:uiPriority w:val="46"/>
     <w:rsid w:val="005D78C6"/>
     <w:pPr>
@@ -12677,9 +10412,9 @@
       </w:rPr>
     </w:tblStylePr>
   </w:style>
-  <w:style w:type="table" w:styleId="Rastertabel1licht-Accent2">
+  <w:style w:type="table" w:styleId="GridTable1Light-Accent2">
     <w:name w:val="Grid Table 1 Light Accent 2"/>
-    <w:basedOn w:val="Standaardtabel"/>
+    <w:basedOn w:val="TableNormal"/>
     <w:uiPriority w:val="46"/>
     <w:rsid w:val="005D78C6"/>
     <w:pPr>
@@ -12734,9 +10469,9 @@
       </w:rPr>
     </w:tblStylePr>
   </w:style>
-  <w:style w:type="table" w:styleId="Rastertabel3-Accent4">
+  <w:style w:type="table" w:styleId="GridTable3-Accent4">
     <w:name w:val="Grid Table 3 Accent 4"/>
-    <w:basedOn w:val="Standaardtabel"/>
+    <w:basedOn w:val="TableNormal"/>
     <w:uiPriority w:val="48"/>
     <w:rsid w:val="005D78C6"/>
     <w:pPr>
@@ -12870,9 +10605,9 @@
       </w:tcPr>
     </w:tblStylePr>
   </w:style>
-  <w:style w:type="table" w:styleId="Rastertabel5donker">
+  <w:style w:type="table" w:styleId="GridTable5Dark">
     <w:name w:val="Grid Table 5 Dark"/>
-    <w:basedOn w:val="Standaardtabel"/>
+    <w:basedOn w:val="TableNormal"/>
     <w:uiPriority w:val="50"/>
     <w:rsid w:val="005D78C6"/>
     <w:pPr>
@@ -12976,9 +10711,9 @@
       </w:tcPr>
     </w:tblStylePr>
   </w:style>
-  <w:style w:type="table" w:styleId="Lijsttabel1licht">
+  <w:style w:type="table" w:styleId="ListTable1Light">
     <w:name w:val="List Table 1 Light"/>
-    <w:basedOn w:val="Standaardtabel"/>
+    <w:basedOn w:val="TableNormal"/>
     <w:uiPriority w:val="46"/>
     <w:rsid w:val="005D78C6"/>
     <w:pPr>
@@ -13037,9 +10772,9 @@
       </w:tcPr>
     </w:tblStylePr>
   </w:style>
-  <w:style w:type="table" w:styleId="Lijsttabel4">
+  <w:style w:type="table" w:styleId="ListTable4">
     <w:name w:val="List Table 4"/>
-    <w:basedOn w:val="Standaardtabel"/>
+    <w:basedOn w:val="TableNormal"/>
     <w:uiPriority w:val="49"/>
     <w:rsid w:val="005D78C6"/>
     <w:pPr>
@@ -13111,9 +10846,9 @@
       </w:tcPr>
     </w:tblStylePr>
   </w:style>
-  <w:style w:type="table" w:styleId="Lijsttabel5donker">
+  <w:style w:type="table" w:styleId="ListTable5Dark">
     <w:name w:val="List Table 5 Dark"/>
-    <w:basedOn w:val="Standaardtabel"/>
+    <w:basedOn w:val="TableNormal"/>
     <w:uiPriority w:val="50"/>
     <w:rsid w:val="005D78C6"/>
     <w:pPr>
@@ -13245,9 +10980,9 @@
       </w:tcPr>
     </w:tblStylePr>
   </w:style>
-  <w:style w:type="table" w:styleId="Lijsttabel5donker-Accent1">
+  <w:style w:type="table" w:styleId="ListTable5Dark-Accent1">
     <w:name w:val="List Table 5 Dark Accent 1"/>
-    <w:basedOn w:val="Standaardtabel"/>
+    <w:basedOn w:val="TableNormal"/>
     <w:uiPriority w:val="50"/>
     <w:rsid w:val="005D78C6"/>
     <w:pPr>
@@ -13379,9 +11114,9 @@
       </w:tcPr>
     </w:tblStylePr>
   </w:style>
-  <w:style w:type="table" w:styleId="Lijsttabel2">
+  <w:style w:type="table" w:styleId="ListTable2">
     <w:name w:val="List Table 2"/>
-    <w:basedOn w:val="Standaardtabel"/>
+    <w:basedOn w:val="TableNormal"/>
     <w:uiPriority w:val="47"/>
     <w:rsid w:val="005D78C6"/>
     <w:pPr>
@@ -13433,9 +11168,9 @@
       </w:tcPr>
     </w:tblStylePr>
   </w:style>
-  <w:style w:type="table" w:styleId="Rastertabel4">
+  <w:style w:type="table" w:styleId="GridTable4">
     <w:name w:val="Grid Table 4"/>
-    <w:basedOn w:val="Standaardtabel"/>
+    <w:basedOn w:val="TableNormal"/>
     <w:uiPriority w:val="49"/>
     <w:rsid w:val="005D78C6"/>
     <w:pPr>
@@ -13523,8 +11258,8 @@
   </w:style>
   <w:style w:type="paragraph" w:customStyle="1" w:styleId="Style2">
     <w:name w:val="Style2"/>
-    <w:basedOn w:val="Kop1"/>
-    <w:next w:val="Standaard"/>
+    <w:basedOn w:val="Heading1"/>
+    <w:next w:val="Normal"/>
     <w:qFormat/>
     <w:rsid w:val="001A6124"/>
     <w:rPr>
@@ -13534,8 +11269,8 @@
   </w:style>
   <w:style w:type="paragraph" w:customStyle="1" w:styleId="Style3">
     <w:name w:val="Style3"/>
-    <w:basedOn w:val="Kop2"/>
-    <w:next w:val="Standaard"/>
+    <w:basedOn w:val="Heading2"/>
+    <w:next w:val="Normal"/>
     <w:qFormat/>
     <w:rsid w:val="001A6124"/>
     <w:rPr>
@@ -13544,10 +11279,10 @@
       <w:lang w:val="nl-NL"/>
     </w:rPr>
   </w:style>
-  <w:style w:type="paragraph" w:styleId="Kopvaninhoudsopgave">
+  <w:style w:type="paragraph" w:styleId="TOCHeading">
     <w:name w:val="TOC Heading"/>
-    <w:basedOn w:val="Kop1"/>
-    <w:next w:val="Standaard"/>
+    <w:basedOn w:val="Heading1"/>
+    <w:next w:val="Normal"/>
     <w:uiPriority w:val="39"/>
     <w:unhideWhenUsed/>
     <w:qFormat/>
@@ -13565,10 +11300,10 @@
       <w14:ligatures w14:val="none"/>
     </w:rPr>
   </w:style>
-  <w:style w:type="paragraph" w:styleId="Inhopg1">
+  <w:style w:type="paragraph" w:styleId="TOC1">
     <w:name w:val="toc 1"/>
-    <w:basedOn w:val="Standaard"/>
-    <w:next w:val="Standaard"/>
+    <w:basedOn w:val="Normal"/>
+    <w:next w:val="Normal"/>
     <w:autoRedefine/>
     <w:uiPriority w:val="39"/>
     <w:unhideWhenUsed/>
@@ -13583,10 +11318,10 @@
       <w:iCs/>
     </w:rPr>
   </w:style>
-  <w:style w:type="paragraph" w:styleId="Inhopg2">
+  <w:style w:type="paragraph" w:styleId="TOC2">
     <w:name w:val="toc 2"/>
-    <w:basedOn w:val="Standaard"/>
-    <w:next w:val="Standaard"/>
+    <w:basedOn w:val="Normal"/>
+    <w:next w:val="Normal"/>
     <w:autoRedefine/>
     <w:uiPriority w:val="39"/>
     <w:unhideWhenUsed/>
@@ -13604,7 +11339,7 @@
   </w:style>
   <w:style w:type="character" w:styleId="Hyperlink">
     <w:name w:val="Hyperlink"/>
-    <w:basedOn w:val="Standaardalinea-lettertype"/>
+    <w:basedOn w:val="DefaultParagraphFont"/>
     <w:uiPriority w:val="99"/>
     <w:unhideWhenUsed/>
     <w:rsid w:val="00957DC9"/>
@@ -13613,10 +11348,10 @@
       <w:u w:val="single"/>
     </w:rPr>
   </w:style>
-  <w:style w:type="paragraph" w:styleId="Inhopg3">
+  <w:style w:type="paragraph" w:styleId="TOC3">
     <w:name w:val="toc 3"/>
-    <w:basedOn w:val="Standaard"/>
-    <w:next w:val="Standaard"/>
+    <w:basedOn w:val="Normal"/>
+    <w:next w:val="Normal"/>
     <w:autoRedefine/>
     <w:uiPriority w:val="39"/>
     <w:unhideWhenUsed/>
@@ -13630,10 +11365,10 @@
       <w:szCs w:val="20"/>
     </w:rPr>
   </w:style>
-  <w:style w:type="paragraph" w:styleId="Inhopg4">
+  <w:style w:type="paragraph" w:styleId="TOC4">
     <w:name w:val="toc 4"/>
-    <w:basedOn w:val="Standaard"/>
-    <w:next w:val="Standaard"/>
+    <w:basedOn w:val="Normal"/>
+    <w:next w:val="Normal"/>
     <w:autoRedefine/>
     <w:uiPriority w:val="39"/>
     <w:semiHidden/>
@@ -13648,10 +11383,10 @@
       <w:szCs w:val="20"/>
     </w:rPr>
   </w:style>
-  <w:style w:type="paragraph" w:styleId="Inhopg5">
+  <w:style w:type="paragraph" w:styleId="TOC5">
     <w:name w:val="toc 5"/>
-    <w:basedOn w:val="Standaard"/>
-    <w:next w:val="Standaard"/>
+    <w:basedOn w:val="Normal"/>
+    <w:next w:val="Normal"/>
     <w:autoRedefine/>
     <w:uiPriority w:val="39"/>
     <w:semiHidden/>
@@ -13666,10 +11401,10 @@
       <w:szCs w:val="20"/>
     </w:rPr>
   </w:style>
-  <w:style w:type="paragraph" w:styleId="Inhopg6">
+  <w:style w:type="paragraph" w:styleId="TOC6">
     <w:name w:val="toc 6"/>
-    <w:basedOn w:val="Standaard"/>
-    <w:next w:val="Standaard"/>
+    <w:basedOn w:val="Normal"/>
+    <w:next w:val="Normal"/>
     <w:autoRedefine/>
     <w:uiPriority w:val="39"/>
     <w:semiHidden/>
@@ -13684,10 +11419,10 @@
       <w:szCs w:val="20"/>
     </w:rPr>
   </w:style>
-  <w:style w:type="paragraph" w:styleId="Inhopg7">
+  <w:style w:type="paragraph" w:styleId="TOC7">
     <w:name w:val="toc 7"/>
-    <w:basedOn w:val="Standaard"/>
-    <w:next w:val="Standaard"/>
+    <w:basedOn w:val="Normal"/>
+    <w:next w:val="Normal"/>
     <w:autoRedefine/>
     <w:uiPriority w:val="39"/>
     <w:semiHidden/>
@@ -13702,10 +11437,10 @@
       <w:szCs w:val="20"/>
     </w:rPr>
   </w:style>
-  <w:style w:type="paragraph" w:styleId="Inhopg8">
+  <w:style w:type="paragraph" w:styleId="TOC8">
     <w:name w:val="toc 8"/>
-    <w:basedOn w:val="Standaard"/>
-    <w:next w:val="Standaard"/>
+    <w:basedOn w:val="Normal"/>
+    <w:next w:val="Normal"/>
     <w:autoRedefine/>
     <w:uiPriority w:val="39"/>
     <w:semiHidden/>
@@ -13720,10 +11455,10 @@
       <w:szCs w:val="20"/>
     </w:rPr>
   </w:style>
-  <w:style w:type="paragraph" w:styleId="Inhopg9">
+  <w:style w:type="paragraph" w:styleId="TOC9">
     <w:name w:val="toc 9"/>
-    <w:basedOn w:val="Standaard"/>
-    <w:next w:val="Standaard"/>
+    <w:basedOn w:val="Normal"/>
+    <w:next w:val="Normal"/>
     <w:autoRedefine/>
     <w:uiPriority w:val="39"/>
     <w:semiHidden/>

--- a/Opleverset_Project_5-6/Verslagen/Requirement analyse.docx
+++ b/Opleverset_Project_5-6/Verslagen/Requirement analyse.docx
@@ -17,8 +17,19 @@
           <w:sz w:val="36"/>
           <w:szCs w:val="36"/>
         </w:rPr>
-        <w:t>Requirements analyse</w:t>
-      </w:r>
+        <w:t xml:space="preserve">Requirements </w:t>
+      </w:r>
+      <w:proofErr w:type="spellStart"/>
+      <w:r>
+        <w:rPr>
+          <w:b/>
+          <w:bCs/>
+          <w:sz w:val="36"/>
+          <w:szCs w:val="36"/>
+        </w:rPr>
+        <w:t>analyse</w:t>
+      </w:r>
+      <w:proofErr w:type="spellEnd"/>
     </w:p>
     <w:p>
       <w:r>
@@ -77,8 +88,13 @@
     <w:p/>
     <w:p>
       <w:r>
-        <w:t>Dennis Zejnilovic</w:t>
-      </w:r>
+        <w:t xml:space="preserve">Dennis </w:t>
+      </w:r>
+      <w:proofErr w:type="spellStart"/>
+      <w:r>
+        <w:t>Zejnilovic</w:t>
+      </w:r>
+      <w:proofErr w:type="spellEnd"/>
       <w:r>
         <w:tab/>
         <w:t>1098617</w:t>
@@ -86,7 +102,15 @@
     </w:p>
     <w:p>
       <w:r>
-        <w:t xml:space="preserve">Ali Haimed </w:t>
+        <w:t xml:space="preserve">Ali </w:t>
+      </w:r>
+      <w:proofErr w:type="spellStart"/>
+      <w:r>
+        <w:t>Haimed</w:t>
+      </w:r>
+      <w:proofErr w:type="spellEnd"/>
+      <w:r>
+        <w:t xml:space="preserve"> </w:t>
       </w:r>
       <w:r>
         <w:tab/>
@@ -151,15 +175,17 @@
       <w:sdtContent>
         <w:p>
           <w:pPr>
-            <w:pStyle w:val="TOCHeading"/>
+            <w:pStyle w:val="Kopvaninhoudsopgave"/>
           </w:pPr>
+          <w:proofErr w:type="spellStart"/>
           <w:r>
             <w:t>Inhoudsopgave</w:t>
           </w:r>
+          <w:proofErr w:type="spellEnd"/>
         </w:p>
         <w:p>
           <w:pPr>
-            <w:pStyle w:val="TOC1"/>
+            <w:pStyle w:val="Inhopg1"/>
             <w:tabs>
               <w:tab w:val="right" w:leader="dot" w:pos="9350"/>
             </w:tabs>
@@ -249,7 +275,7 @@
         </w:p>
         <w:p>
           <w:pPr>
-            <w:pStyle w:val="TOC1"/>
+            <w:pStyle w:val="Inhopg1"/>
             <w:tabs>
               <w:tab w:val="right" w:leader="dot" w:pos="9350"/>
             </w:tabs>
@@ -322,7 +348,7 @@
         </w:p>
         <w:p>
           <w:pPr>
-            <w:pStyle w:val="TOC1"/>
+            <w:pStyle w:val="Inhopg1"/>
             <w:tabs>
               <w:tab w:val="right" w:leader="dot" w:pos="9350"/>
             </w:tabs>
@@ -395,7 +421,7 @@
         </w:p>
         <w:p>
           <w:pPr>
-            <w:pStyle w:val="TOC2"/>
+            <w:pStyle w:val="Inhopg2"/>
             <w:tabs>
               <w:tab w:val="right" w:leader="dot" w:pos="9350"/>
             </w:tabs>
@@ -468,7 +494,7 @@
         </w:p>
         <w:p>
           <w:pPr>
-            <w:pStyle w:val="TOC2"/>
+            <w:pStyle w:val="Inhopg2"/>
             <w:tabs>
               <w:tab w:val="right" w:leader="dot" w:pos="9350"/>
             </w:tabs>
@@ -541,7 +567,7 @@
         </w:p>
         <w:p>
           <w:pPr>
-            <w:pStyle w:val="TOC2"/>
+            <w:pStyle w:val="Inhopg2"/>
             <w:tabs>
               <w:tab w:val="right" w:leader="dot" w:pos="9350"/>
             </w:tabs>
@@ -614,7 +640,7 @@
         </w:p>
         <w:p>
           <w:pPr>
-            <w:pStyle w:val="TOC2"/>
+            <w:pStyle w:val="Inhopg2"/>
             <w:tabs>
               <w:tab w:val="right" w:leader="dot" w:pos="9350"/>
             </w:tabs>
@@ -687,7 +713,7 @@
         </w:p>
         <w:p>
           <w:pPr>
-            <w:pStyle w:val="TOC2"/>
+            <w:pStyle w:val="Inhopg2"/>
             <w:tabs>
               <w:tab w:val="right" w:leader="dot" w:pos="9350"/>
             </w:tabs>
@@ -760,7 +786,7 @@
         </w:p>
         <w:p>
           <w:pPr>
-            <w:pStyle w:val="TOC2"/>
+            <w:pStyle w:val="Inhopg2"/>
             <w:tabs>
               <w:tab w:val="right" w:leader="dot" w:pos="9350"/>
             </w:tabs>
@@ -833,7 +859,7 @@
         </w:p>
         <w:p>
           <w:pPr>
-            <w:pStyle w:val="TOC2"/>
+            <w:pStyle w:val="Inhopg2"/>
             <w:tabs>
               <w:tab w:val="right" w:leader="dot" w:pos="9350"/>
             </w:tabs>
@@ -906,7 +932,7 @@
         </w:p>
         <w:p>
           <w:pPr>
-            <w:pStyle w:val="TOC2"/>
+            <w:pStyle w:val="Inhopg2"/>
             <w:tabs>
               <w:tab w:val="right" w:leader="dot" w:pos="9350"/>
             </w:tabs>
@@ -979,7 +1005,7 @@
         </w:p>
         <w:p>
           <w:pPr>
-            <w:pStyle w:val="TOC2"/>
+            <w:pStyle w:val="Inhopg2"/>
             <w:tabs>
               <w:tab w:val="right" w:leader="dot" w:pos="9350"/>
             </w:tabs>
@@ -1052,7 +1078,7 @@
         </w:p>
         <w:p>
           <w:pPr>
-            <w:pStyle w:val="TOC2"/>
+            <w:pStyle w:val="Inhopg2"/>
             <w:tabs>
               <w:tab w:val="right" w:leader="dot" w:pos="9350"/>
             </w:tabs>
@@ -1125,7 +1151,7 @@
         </w:p>
         <w:p>
           <w:pPr>
-            <w:pStyle w:val="TOC2"/>
+            <w:pStyle w:val="Inhopg2"/>
             <w:tabs>
               <w:tab w:val="right" w:leader="dot" w:pos="9350"/>
             </w:tabs>
@@ -1239,7 +1265,23 @@
           <w:rFonts w:asciiTheme="majorHAnsi" w:hAnsiTheme="majorHAnsi"/>
           <w:lang w:val="nl-NL"/>
         </w:rPr>
-        <w:t xml:space="preserve">In dit requirements analyse zullen de eisen behandeld worden voor het project: Het lokaliseren en detecteren van drones. Deze analyse zal de </w:t>
+        <w:t xml:space="preserve">In dit </w:t>
+      </w:r>
+      <w:proofErr w:type="spellStart"/>
+      <w:r>
+        <w:rPr>
+          <w:rFonts w:asciiTheme="majorHAnsi" w:hAnsiTheme="majorHAnsi"/>
+          <w:lang w:val="nl-NL"/>
+        </w:rPr>
+        <w:t>requirements</w:t>
+      </w:r>
+      <w:proofErr w:type="spellEnd"/>
+      <w:r>
+        <w:rPr>
+          <w:rFonts w:asciiTheme="majorHAnsi" w:hAnsiTheme="majorHAnsi"/>
+          <w:lang w:val="nl-NL"/>
+        </w:rPr>
+        <w:t xml:space="preserve"> analyse zullen de eisen behandeld worden voor het project: Het lokaliseren en detecteren van drones. Deze analyse zal de </w:t>
       </w:r>
       <w:r>
         <w:rPr>
@@ -1261,6 +1303,7 @@
         </w:rPr>
         <w:t xml:space="preserve">ser </w:t>
       </w:r>
+      <w:proofErr w:type="spellStart"/>
       <w:r>
         <w:rPr>
           <w:rFonts w:asciiTheme="majorHAnsi" w:hAnsiTheme="majorHAnsi"/>
@@ -1279,15 +1322,9 @@
           <w:u w:val="single"/>
           <w:lang w:val="nl-NL"/>
         </w:rPr>
-        <w:t xml:space="preserve">tories </w:t>
-      </w:r>
-      <w:r>
-        <w:rPr>
-          <w:rFonts w:asciiTheme="majorHAnsi" w:hAnsiTheme="majorHAnsi"/>
-          <w:lang w:val="nl-NL"/>
-        </w:rPr>
-        <w:t>van de</w:t>
-      </w:r>
+        <w:t>tories</w:t>
+      </w:r>
+      <w:proofErr w:type="spellEnd"/>
       <w:r>
         <w:rPr>
           <w:rFonts w:asciiTheme="majorHAnsi" w:hAnsiTheme="majorHAnsi"/>
@@ -1296,14 +1333,14 @@
           <w:u w:val="single"/>
           <w:lang w:val="nl-NL"/>
         </w:rPr>
-        <w:t xml:space="preserve"> Product Backlog </w:t>
+        <w:t xml:space="preserve"> </w:t>
       </w:r>
       <w:r>
         <w:rPr>
           <w:rFonts w:asciiTheme="majorHAnsi" w:hAnsiTheme="majorHAnsi"/>
           <w:lang w:val="nl-NL"/>
         </w:rPr>
-        <w:t xml:space="preserve">(zie </w:t>
+        <w:t>van de</w:t>
       </w:r>
       <w:r>
         <w:rPr>
@@ -1313,6 +1350,45 @@
           <w:u w:val="single"/>
           <w:lang w:val="nl-NL"/>
         </w:rPr>
+        <w:t xml:space="preserve"> Product </w:t>
+      </w:r>
+      <w:proofErr w:type="spellStart"/>
+      <w:r>
+        <w:rPr>
+          <w:rFonts w:asciiTheme="majorHAnsi" w:hAnsiTheme="majorHAnsi"/>
+          <w:b/>
+          <w:bCs/>
+          <w:u w:val="single"/>
+          <w:lang w:val="nl-NL"/>
+        </w:rPr>
+        <w:t>Backlog</w:t>
+      </w:r>
+      <w:proofErr w:type="spellEnd"/>
+      <w:r>
+        <w:rPr>
+          <w:rFonts w:asciiTheme="majorHAnsi" w:hAnsiTheme="majorHAnsi"/>
+          <w:b/>
+          <w:bCs/>
+          <w:u w:val="single"/>
+          <w:lang w:val="nl-NL"/>
+        </w:rPr>
+        <w:t xml:space="preserve"> </w:t>
+      </w:r>
+      <w:r>
+        <w:rPr>
+          <w:rFonts w:asciiTheme="majorHAnsi" w:hAnsiTheme="majorHAnsi"/>
+          <w:lang w:val="nl-NL"/>
+        </w:rPr>
+        <w:t xml:space="preserve">(zie </w:t>
+      </w:r>
+      <w:r>
+        <w:rPr>
+          <w:rFonts w:asciiTheme="majorHAnsi" w:hAnsiTheme="majorHAnsi"/>
+          <w:b/>
+          <w:bCs/>
+          <w:u w:val="single"/>
+          <w:lang w:val="nl-NL"/>
+        </w:rPr>
         <w:t>README.md</w:t>
       </w:r>
       <w:r>
@@ -1320,7 +1396,39 @@
           <w:rFonts w:asciiTheme="majorHAnsi" w:hAnsiTheme="majorHAnsi"/>
           <w:lang w:val="nl-NL"/>
         </w:rPr>
-        <w:t>) die zijn geconstrueerd na meerdere meetings met de opdrachtgever behandelen om daarvan passende eisen op te stellen. Deze analyse zal een Prioriteit systeem bevatten die de eisen verdeeld in hoe belangrijk ze zijn voor het project waarin het MoSCoW systeem wordt toegepast. Ook zullen de gekozen componenten voor het project aan het begin van de analyse benoemd worden, eisen waarin er een aanpassing of toevoeging is van de componenten zal aangegeven worden in de requirements zelf</w:t>
+        <w:t xml:space="preserve">) die zijn geconstrueerd na meerdere meetings met de opdrachtgever behandelen om daarvan passende eisen op te stellen. Deze analyse zal een Prioriteit systeem bevatten die de eisen verdeeld in hoe belangrijk ze zijn voor het project waarin het </w:t>
+      </w:r>
+      <w:proofErr w:type="spellStart"/>
+      <w:r>
+        <w:rPr>
+          <w:rFonts w:asciiTheme="majorHAnsi" w:hAnsiTheme="majorHAnsi"/>
+          <w:lang w:val="nl-NL"/>
+        </w:rPr>
+        <w:t>MoSCoW</w:t>
+      </w:r>
+      <w:proofErr w:type="spellEnd"/>
+      <w:r>
+        <w:rPr>
+          <w:rFonts w:asciiTheme="majorHAnsi" w:hAnsiTheme="majorHAnsi"/>
+          <w:lang w:val="nl-NL"/>
+        </w:rPr>
+        <w:t xml:space="preserve"> systeem wordt toegepast. Ook zullen de gekozen componenten voor het project aan het begin van de analyse benoemd worden, eisen waarin er een aanpassing of toevoeging is van de componenten zal aangegeven worden in de </w:t>
+      </w:r>
+      <w:proofErr w:type="spellStart"/>
+      <w:r>
+        <w:rPr>
+          <w:rFonts w:asciiTheme="majorHAnsi" w:hAnsiTheme="majorHAnsi"/>
+          <w:lang w:val="nl-NL"/>
+        </w:rPr>
+        <w:t>requirements</w:t>
+      </w:r>
+      <w:proofErr w:type="spellEnd"/>
+      <w:r>
+        <w:rPr>
+          <w:rFonts w:asciiTheme="majorHAnsi" w:hAnsiTheme="majorHAnsi"/>
+          <w:lang w:val="nl-NL"/>
+        </w:rPr>
+        <w:t xml:space="preserve"> zelf</w:t>
       </w:r>
       <w:r>
         <w:rPr>
@@ -1348,7 +1456,7 @@
     </w:p>
     <w:tbl>
       <w:tblPr>
-        <w:tblStyle w:val="TableGrid"/>
+        <w:tblStyle w:val="Tabelraster"/>
         <w:tblW w:w="0" w:type="auto"/>
         <w:tblLook w:val="04A0" w:firstRow="1" w:lastRow="0" w:firstColumn="1" w:lastColumn="0" w:noHBand="0" w:noVBand="1"/>
       </w:tblPr>
@@ -1362,7 +1470,7 @@
           </w:tcPr>
           <w:tbl>
             <w:tblPr>
-              <w:tblStyle w:val="TableGridLight"/>
+              <w:tblStyle w:val="Tabelrasterlicht"/>
               <w:tblW w:w="0" w:type="auto"/>
               <w:tblLook w:val="04A0" w:firstRow="1" w:lastRow="0" w:firstColumn="1" w:lastColumn="0" w:noHBand="0" w:noVBand="1"/>
             </w:tblPr>
@@ -1385,6 +1493,7 @@
                       <w:bCs/>
                     </w:rPr>
                   </w:pPr>
+                  <w:proofErr w:type="spellStart"/>
                   <w:r>
                     <w:rPr>
                       <w:b/>
@@ -1392,6 +1501,7 @@
                     </w:rPr>
                     <w:t>Prioriteit</w:t>
                   </w:r>
+                  <w:proofErr w:type="spellEnd"/>
                 </w:p>
               </w:tc>
               <w:tc>
@@ -1454,7 +1564,23 @@
                       <w:b/>
                       <w:bCs/>
                     </w:rPr>
-                    <w:t>P1 – Essentieel (must-have)</w:t>
+                    <w:t xml:space="preserve">P1 – </w:t>
+                  </w:r>
+                  <w:proofErr w:type="spellStart"/>
+                  <w:r>
+                    <w:rPr>
+                      <w:b/>
+                      <w:bCs/>
+                    </w:rPr>
+                    <w:t>Essentieel</w:t>
+                  </w:r>
+                  <w:proofErr w:type="spellEnd"/>
+                  <w:r>
+                    <w:rPr>
+                      <w:b/>
+                      <w:bCs/>
+                    </w:rPr>
+                    <w:t xml:space="preserve"> (must-have)</w:t>
                   </w:r>
                 </w:p>
               </w:tc>
@@ -1514,7 +1640,58 @@
                       <w:b/>
                       <w:bCs/>
                     </w:rPr>
-                    <w:t>P2 – Belangrijk (should-have)</w:t>
+                    <w:t xml:space="preserve">P2 – </w:t>
+                  </w:r>
+                  <w:proofErr w:type="spellStart"/>
+                  <w:r>
+                    <w:rPr>
+                      <w:b/>
+                      <w:bCs/>
+                    </w:rPr>
+                    <w:t>Belangrijk</w:t>
+                  </w:r>
+                  <w:proofErr w:type="spellEnd"/>
+                  <w:r>
+                    <w:rPr>
+                      <w:b/>
+                      <w:bCs/>
+                    </w:rPr>
+                    <w:t xml:space="preserve"> (should-have)</w:t>
+                  </w:r>
+                </w:p>
+              </w:tc>
+              <w:tc>
+                <w:tcPr>
+                  <w:tcW w:w="0" w:type="auto"/>
+                  <w:hideMark/>
+                </w:tcPr>
+                <w:p>
+                  <w:pPr>
+                    <w:spacing w:after="160" w:line="278" w:lineRule="auto"/>
+                  </w:pPr>
+                  <w:proofErr w:type="spellStart"/>
+                  <w:r>
+                    <w:t>Verbetert</w:t>
+                  </w:r>
+                  <w:proofErr w:type="spellEnd"/>
+                  <w:r>
+                    <w:t xml:space="preserve"> </w:t>
+                  </w:r>
+                  <w:proofErr w:type="spellStart"/>
+                  <w:r>
+                    <w:t>bruikbaarheid</w:t>
+                  </w:r>
+                  <w:proofErr w:type="spellEnd"/>
+                  <w:r>
+                    <w:t xml:space="preserve"> of </w:t>
+                  </w:r>
+                  <w:proofErr w:type="spellStart"/>
+                  <w:r>
+                    <w:t>betrouwbaarheid</w:t>
+                  </w:r>
+                  <w:proofErr w:type="spellEnd"/>
+                  <w:r>
+                    <w:t>.</w:t>
                   </w:r>
                 </w:p>
               </w:tc>
@@ -1528,21 +1705,15 @@
                     <w:spacing w:after="160" w:line="278" w:lineRule="auto"/>
                   </w:pPr>
                   <w:r>
-                    <w:t>Verbetert bruikbaarheid of betrouwbaarheid.</w:t>
+                    <w:t>Live camera-</w:t>
                   </w:r>
-                </w:p>
-              </w:tc>
-              <w:tc>
-                <w:tcPr>
-                  <w:tcW w:w="0" w:type="auto"/>
-                  <w:hideMark/>
-                </w:tcPr>
-                <w:p>
-                  <w:pPr>
-                    <w:spacing w:after="160" w:line="278" w:lineRule="auto"/>
-                  </w:pPr>
+                  <w:proofErr w:type="spellStart"/>
                   <w:r>
-                    <w:t>Live camera-overzicht, data in GUI.</w:t>
+                    <w:t>overzicht</w:t>
+                  </w:r>
+                  <w:proofErr w:type="spellEnd"/>
+                  <w:r>
+                    <w:t>, data in GUI.</w:t>
                   </w:r>
                 </w:p>
               </w:tc>
@@ -1562,7 +1733,23 @@
                       <w:b/>
                       <w:bCs/>
                     </w:rPr>
-                    <w:t>P3 – Optioneel (could-have)</w:t>
+                    <w:t xml:space="preserve">P3 – </w:t>
+                  </w:r>
+                  <w:proofErr w:type="spellStart"/>
+                  <w:r>
+                    <w:rPr>
+                      <w:b/>
+                      <w:bCs/>
+                    </w:rPr>
+                    <w:t>Optioneel</w:t>
+                  </w:r>
+                  <w:proofErr w:type="spellEnd"/>
+                  <w:r>
+                    <w:rPr>
+                      <w:b/>
+                      <w:bCs/>
+                    </w:rPr>
+                    <w:t xml:space="preserve"> (could-have)</w:t>
                   </w:r>
                 </w:p>
               </w:tc>
@@ -1669,7 +1856,7 @@
     </w:p>
     <w:p>
       <w:pPr>
-        <w:pStyle w:val="ListParagraph"/>
+        <w:pStyle w:val="Lijstalinea"/>
         <w:numPr>
           <w:ilvl w:val="0"/>
           <w:numId w:val="19"/>
@@ -1743,8 +1930,21 @@
           <w:kern w:val="0"/>
           <w:lang w:val="nl-NL"/>
         </w:rPr>
-        <w:t>USB Arducam</w:t>
-      </w:r>
+        <w:t xml:space="preserve">USB </w:t>
+      </w:r>
+      <w:proofErr w:type="spellStart"/>
+      <w:r>
+        <w:rPr>
+          <w:rFonts w:asciiTheme="majorHAnsi" w:hAnsiTheme="majorHAnsi" w:cs="Helvetica Neue"/>
+          <w:b/>
+          <w:bCs/>
+          <w:color w:val="000000"/>
+          <w:kern w:val="0"/>
+          <w:lang w:val="nl-NL"/>
+        </w:rPr>
+        <w:t>Arducam</w:t>
+      </w:r>
+      <w:proofErr w:type="spellEnd"/>
       <w:r>
         <w:rPr>
           <w:rFonts w:asciiTheme="majorHAnsi" w:hAnsiTheme="majorHAnsi" w:cs="Helvetica Neue"/>
@@ -1809,7 +2009,7 @@
     </w:p>
     <w:p>
       <w:pPr>
-        <w:pStyle w:val="ListParagraph"/>
+        <w:pStyle w:val="Lijstalinea"/>
         <w:numPr>
           <w:ilvl w:val="0"/>
           <w:numId w:val="19"/>
@@ -1888,8 +2088,29 @@
           <w:kern w:val="0"/>
           <w:lang w:val="nl-NL"/>
         </w:rPr>
-        <w:t xml:space="preserve"> en de library </w:t>
-      </w:r>
+        <w:t xml:space="preserve"> en de </w:t>
+      </w:r>
+      <w:proofErr w:type="spellStart"/>
+      <w:r>
+        <w:rPr>
+          <w:rFonts w:asciiTheme="majorHAnsi" w:hAnsiTheme="majorHAnsi" w:cs="Helvetica Neue"/>
+          <w:color w:val="000000"/>
+          <w:kern w:val="0"/>
+          <w:lang w:val="nl-NL"/>
+        </w:rPr>
+        <w:t>library</w:t>
+      </w:r>
+      <w:proofErr w:type="spellEnd"/>
+      <w:r>
+        <w:rPr>
+          <w:rFonts w:asciiTheme="majorHAnsi" w:hAnsiTheme="majorHAnsi" w:cs="Helvetica Neue"/>
+          <w:color w:val="000000"/>
+          <w:kern w:val="0"/>
+          <w:lang w:val="nl-NL"/>
+        </w:rPr>
+        <w:t xml:space="preserve"> </w:t>
+      </w:r>
+      <w:proofErr w:type="spellStart"/>
       <w:r>
         <w:rPr>
           <w:rFonts w:asciiTheme="majorHAnsi" w:hAnsiTheme="majorHAnsi" w:cs="Helvetica Neue"/>
@@ -1901,6 +2122,7 @@
         </w:rPr>
         <w:t>OpenCV</w:t>
       </w:r>
+      <w:proofErr w:type="spellEnd"/>
       <w:r>
         <w:rPr>
           <w:rFonts w:asciiTheme="majorHAnsi" w:hAnsiTheme="majorHAnsi" w:cs="Helvetica Neue"/>
@@ -1935,7 +2157,7 @@
     </w:p>
     <w:p>
       <w:pPr>
-        <w:pStyle w:val="ListParagraph"/>
+        <w:pStyle w:val="Lijstalinea"/>
         <w:numPr>
           <w:ilvl w:val="0"/>
           <w:numId w:val="19"/>
@@ -1979,6 +2201,7 @@
         </w:rPr>
         <w:t xml:space="preserve">Voor de keuze in Microcontroller is er gekozen voor het gebruik te maken van de </w:t>
       </w:r>
+      <w:proofErr w:type="spellStart"/>
       <w:r>
         <w:rPr>
           <w:rFonts w:asciiTheme="majorHAnsi" w:hAnsiTheme="majorHAnsi" w:cs="Helvetica Neue"/>
@@ -2010,7 +2233,19 @@
           <w:kern w:val="0"/>
           <w:lang w:val="nl-NL"/>
         </w:rPr>
-        <w:t>berry Pi 5</w:t>
+        <w:t>berry</w:t>
+      </w:r>
+      <w:proofErr w:type="spellEnd"/>
+      <w:r>
+        <w:rPr>
+          <w:rFonts w:asciiTheme="majorHAnsi" w:hAnsiTheme="majorHAnsi" w:cs="Helvetica Neue"/>
+          <w:b/>
+          <w:bCs/>
+          <w:color w:val="000000"/>
+          <w:kern w:val="0"/>
+          <w:lang w:val="nl-NL"/>
+        </w:rPr>
+        <w:t xml:space="preserve"> Pi 5</w:t>
       </w:r>
       <w:r>
         <w:rPr>
@@ -2201,7 +2436,27 @@
           <w:kern w:val="0"/>
           <w:lang w:val="nl-NL"/>
         </w:rPr>
-        <w:t xml:space="preserve">Deze requirement verwijst naar een eis van de opdrachtgever die is uitgewerkt in </w:t>
+        <w:t xml:space="preserve">Deze </w:t>
+      </w:r>
+      <w:proofErr w:type="spellStart"/>
+      <w:r>
+        <w:rPr>
+          <w:rFonts w:cs="Helvetica Neue"/>
+          <w:color w:val="000000"/>
+          <w:kern w:val="0"/>
+          <w:lang w:val="nl-NL"/>
+        </w:rPr>
+        <w:t>requirement</w:t>
+      </w:r>
+      <w:proofErr w:type="spellEnd"/>
+      <w:r>
+        <w:rPr>
+          <w:rFonts w:cs="Helvetica Neue"/>
+          <w:color w:val="000000"/>
+          <w:kern w:val="0"/>
+          <w:lang w:val="nl-NL"/>
+        </w:rPr>
+        <w:t xml:space="preserve"> verwijst naar een eis van de opdrachtgever die is uitgewerkt in </w:t>
       </w:r>
       <w:r>
         <w:rPr>
@@ -2234,8 +2489,22 @@
           <w:u w:val="single"/>
           <w:lang w:val="nl-NL"/>
         </w:rPr>
-        <w:t>Product Backlog</w:t>
-      </w:r>
+        <w:t xml:space="preserve">Product </w:t>
+      </w:r>
+      <w:proofErr w:type="spellStart"/>
+      <w:r>
+        <w:rPr>
+          <w:rFonts w:cs="Helvetica Neue"/>
+          <w:b/>
+          <w:bCs/>
+          <w:color w:val="000000"/>
+          <w:kern w:val="0"/>
+          <w:u w:val="single"/>
+          <w:lang w:val="nl-NL"/>
+        </w:rPr>
+        <w:t>Backlog</w:t>
+      </w:r>
+      <w:proofErr w:type="spellEnd"/>
       <w:r>
         <w:rPr>
           <w:rFonts w:cs="Helvetica Neue"/>
@@ -2303,7 +2572,7 @@
     </w:p>
     <w:p>
       <w:pPr>
-        <w:pStyle w:val="ListParagraph"/>
+        <w:pStyle w:val="Lijstalinea"/>
         <w:numPr>
           <w:ilvl w:val="0"/>
           <w:numId w:val="19"/>
@@ -2327,12 +2596,66 @@
           <w:color w:val="000000"/>
           <w:kern w:val="0"/>
         </w:rPr>
-        <w:t>Camera (Arducam of Waveshare stereocamera)</w:t>
-      </w:r>
-    </w:p>
-    <w:p>
-      <w:pPr>
-        <w:pStyle w:val="ListParagraph"/>
+        <w:t>Camera (</w:t>
+      </w:r>
+      <w:proofErr w:type="spellStart"/>
+      <w:r>
+        <w:rPr>
+          <w:rFonts w:cs="Helvetica Neue"/>
+          <w:color w:val="000000"/>
+          <w:kern w:val="0"/>
+        </w:rPr>
+        <w:t>Arducam</w:t>
+      </w:r>
+      <w:proofErr w:type="spellEnd"/>
+      <w:r>
+        <w:rPr>
+          <w:rFonts w:cs="Helvetica Neue"/>
+          <w:color w:val="000000"/>
+          <w:kern w:val="0"/>
+        </w:rPr>
+        <w:t xml:space="preserve"> of </w:t>
+      </w:r>
+      <w:proofErr w:type="spellStart"/>
+      <w:r>
+        <w:rPr>
+          <w:rFonts w:cs="Helvetica Neue"/>
+          <w:color w:val="000000"/>
+          <w:kern w:val="0"/>
+        </w:rPr>
+        <w:t>Waveshare</w:t>
+      </w:r>
+      <w:proofErr w:type="spellEnd"/>
+      <w:r>
+        <w:rPr>
+          <w:rFonts w:cs="Helvetica Neue"/>
+          <w:color w:val="000000"/>
+          <w:kern w:val="0"/>
+        </w:rPr>
+        <w:t xml:space="preserve"> </w:t>
+      </w:r>
+      <w:proofErr w:type="spellStart"/>
+      <w:r>
+        <w:rPr>
+          <w:rFonts w:cs="Helvetica Neue"/>
+          <w:color w:val="000000"/>
+          <w:kern w:val="0"/>
+        </w:rPr>
+        <w:t>stereocamera</w:t>
+      </w:r>
+      <w:proofErr w:type="spellEnd"/>
+      <w:r>
+        <w:rPr>
+          <w:rFonts w:cs="Helvetica Neue"/>
+          <w:color w:val="000000"/>
+          <w:kern w:val="0"/>
+        </w:rPr>
+        <w:t>)</w:t>
+      </w:r>
+    </w:p>
+    <w:p>
+      <w:pPr>
+        <w:pStyle w:val="Lijstalinea"/>
         <w:numPr>
           <w:ilvl w:val="0"/>
           <w:numId w:val="19"/>
@@ -2351,19 +2674,30 @@
           <w:lang w:val="nl-NL"/>
         </w:rPr>
       </w:pPr>
-      <w:r>
-        <w:rPr>
-          <w:rFonts w:cs="Helvetica Neue"/>
-          <w:color w:val="000000"/>
-          <w:kern w:val="0"/>
-          <w:lang w:val="nl-NL"/>
-        </w:rPr>
-        <w:t>Raspberry Pi 5</w:t>
-      </w:r>
-    </w:p>
-    <w:p>
-      <w:pPr>
-        <w:pStyle w:val="ListParagraph"/>
+      <w:proofErr w:type="spellStart"/>
+      <w:r>
+        <w:rPr>
+          <w:rFonts w:cs="Helvetica Neue"/>
+          <w:color w:val="000000"/>
+          <w:kern w:val="0"/>
+          <w:lang w:val="nl-NL"/>
+        </w:rPr>
+        <w:t>Raspberry</w:t>
+      </w:r>
+      <w:proofErr w:type="spellEnd"/>
+      <w:r>
+        <w:rPr>
+          <w:rFonts w:cs="Helvetica Neue"/>
+          <w:color w:val="000000"/>
+          <w:kern w:val="0"/>
+          <w:lang w:val="nl-NL"/>
+        </w:rPr>
+        <w:t xml:space="preserve"> Pi 5</w:t>
+      </w:r>
+    </w:p>
+    <w:p>
+      <w:pPr>
+        <w:pStyle w:val="Lijstalinea"/>
         <w:numPr>
           <w:ilvl w:val="0"/>
           <w:numId w:val="19"/>
@@ -2389,8 +2723,19 @@
           <w:kern w:val="0"/>
           <w:lang w:val="nl-NL"/>
         </w:rPr>
-        <w:t>Python met Opencv</w:t>
-      </w:r>
+        <w:t xml:space="preserve">Python met </w:t>
+      </w:r>
+      <w:proofErr w:type="spellStart"/>
+      <w:r>
+        <w:rPr>
+          <w:rFonts w:cs="Helvetica Neue"/>
+          <w:color w:val="000000"/>
+          <w:kern w:val="0"/>
+          <w:lang w:val="nl-NL"/>
+        </w:rPr>
+        <w:t>Opencv</w:t>
+      </w:r>
+      <w:proofErr w:type="spellEnd"/>
     </w:p>
     <w:p>
       <w:pPr>
@@ -2487,7 +2832,16 @@
           <w:kern w:val="0"/>
           <w:lang w:val="nl-NL"/>
         </w:rPr>
-        <w:t>De camera moet een object kunnen detecteren van 3 verschillende afstanden en daarvan een correcte detectiekader overzetten met een nauwkeurigheid en vertraging die wordt waargenomen in normale lichtomstandigheden.</w:t>
+        <w:t>Zie Testrapport</w:t>
+      </w:r>
+      <w:r>
+        <w:rPr>
+          <w:rFonts w:cs="Helvetica Neue"/>
+          <w:color w:val="000000"/>
+          <w:kern w:val="0"/>
+          <w:lang w:val="nl-NL"/>
+        </w:rPr>
+        <w:t xml:space="preserve"> Test 1: ‘Object Detectie’</w:t>
       </w:r>
     </w:p>
     <w:p>
@@ -2518,11 +2872,101 @@
         <w:spacing w:after="0" w:line="240" w:lineRule="auto"/>
         <w:rPr>
           <w:rFonts w:cs="Helvetica Neue"/>
-          <w:color w:val="000000"/>
-          <w:kern w:val="0"/>
-          <w:lang w:val="nl-NL"/>
-        </w:rPr>
-      </w:pPr>
+          <w:b/>
+          <w:bCs/>
+          <w:color w:val="000000"/>
+          <w:kern w:val="0"/>
+          <w:sz w:val="28"/>
+          <w:szCs w:val="28"/>
+          <w:lang w:val="nl-NL"/>
+        </w:rPr>
+      </w:pPr>
+    </w:p>
+    <w:p>
+      <w:pPr>
+        <w:pStyle w:val="Style3"/>
+        <w:rPr>
+          <w:rFonts w:asciiTheme="minorHAnsi" w:hAnsiTheme="minorHAnsi"/>
+          <w:color w:val="215E99" w:themeColor="text2" w:themeTint="BF"/>
+        </w:rPr>
+      </w:pPr>
+      <w:bookmarkStart w:id="4" w:name="_Toc214218435"/>
+      <w:r>
+        <w:rPr>
+          <w:rFonts w:asciiTheme="minorHAnsi" w:hAnsiTheme="minorHAnsi"/>
+          <w:color w:val="215E99" w:themeColor="text2" w:themeTint="BF"/>
+        </w:rPr>
+        <w:t>RQ02: Gebruikersinterface (Functioneel (Prioriteit P1))</w:t>
+      </w:r>
+      <w:bookmarkEnd w:id="4"/>
+    </w:p>
+    <w:p>
+      <w:pPr>
+        <w:rPr>
+          <w:i/>
+          <w:iCs/>
+          <w:lang w:val="nl-NL"/>
+        </w:rPr>
+      </w:pPr>
+      <w:r>
+        <w:rPr>
+          <w:rFonts w:cs="Helvetica Neue"/>
+          <w:i/>
+          <w:iCs/>
+          <w:color w:val="000000"/>
+          <w:kern w:val="0"/>
+          <w:lang w:val="nl-NL"/>
+        </w:rPr>
+        <w:t xml:space="preserve">Er wordt een </w:t>
+      </w:r>
+      <w:proofErr w:type="spellStart"/>
+      <w:r>
+        <w:rPr>
+          <w:rFonts w:cs="Helvetica Neue"/>
+          <w:i/>
+          <w:iCs/>
+          <w:color w:val="000000"/>
+          <w:kern w:val="0"/>
+          <w:lang w:val="nl-NL"/>
+        </w:rPr>
+        <w:t>Graphical</w:t>
+      </w:r>
+      <w:proofErr w:type="spellEnd"/>
+      <w:r>
+        <w:rPr>
+          <w:rFonts w:cs="Helvetica Neue"/>
+          <w:i/>
+          <w:iCs/>
+          <w:color w:val="000000"/>
+          <w:kern w:val="0"/>
+          <w:lang w:val="nl-NL"/>
+        </w:rPr>
+        <w:t xml:space="preserve"> User Interface (GUI) aangemaakt die de real-time beeld, afstand en positie kan laten zien door middel van de data van de </w:t>
+      </w:r>
+      <w:proofErr w:type="spellStart"/>
+      <w:r>
+        <w:rPr>
+          <w:rFonts w:cs="Helvetica Neue"/>
+          <w:i/>
+          <w:iCs/>
+          <w:color w:val="000000"/>
+          <w:kern w:val="0"/>
+          <w:lang w:val="nl-NL"/>
+        </w:rPr>
+        <w:t>Raspberry</w:t>
+      </w:r>
+      <w:proofErr w:type="spellEnd"/>
+      <w:r>
+        <w:rPr>
+          <w:rFonts w:cs="Helvetica Neue"/>
+          <w:i/>
+          <w:iCs/>
+          <w:color w:val="000000"/>
+          <w:kern w:val="0"/>
+          <w:lang w:val="nl-NL"/>
+        </w:rPr>
+        <w:t xml:space="preserve"> Pi 5 op te nemen.</w:t>
+      </w:r>
     </w:p>
     <w:p>
       <w:pPr>
@@ -2535,53 +2979,106 @@
         <w:spacing w:after="0" w:line="240" w:lineRule="auto"/>
         <w:rPr>
           <w:rFonts w:cs="Helvetica Neue"/>
+          <w:color w:val="000000"/>
+          <w:kern w:val="0"/>
+          <w:lang w:val="nl-NL"/>
+        </w:rPr>
+      </w:pPr>
+      <w:r>
+        <w:rPr>
+          <w:rFonts w:cs="Helvetica Neue"/>
+          <w:color w:val="000000"/>
+          <w:kern w:val="0"/>
+          <w:lang w:val="nl-NL"/>
+        </w:rPr>
+        <w:t xml:space="preserve">Deze </w:t>
+      </w:r>
+      <w:proofErr w:type="spellStart"/>
+      <w:r>
+        <w:rPr>
+          <w:rFonts w:cs="Helvetica Neue"/>
+          <w:color w:val="000000"/>
+          <w:kern w:val="0"/>
+          <w:lang w:val="nl-NL"/>
+        </w:rPr>
+        <w:t>requirement</w:t>
+      </w:r>
+      <w:proofErr w:type="spellEnd"/>
+      <w:r>
+        <w:rPr>
+          <w:rFonts w:cs="Helvetica Neue"/>
+          <w:color w:val="000000"/>
+          <w:kern w:val="0"/>
+          <w:lang w:val="nl-NL"/>
+        </w:rPr>
+        <w:t xml:space="preserve"> verwijst naar een eis van de opdrachtgever die is uitgewerkt in </w:t>
+      </w:r>
+      <w:r>
+        <w:rPr>
+          <w:rFonts w:cs="Helvetica Neue"/>
           <w:b/>
           <w:bCs/>
           <w:color w:val="000000"/>
           <w:kern w:val="0"/>
-          <w:sz w:val="28"/>
-          <w:szCs w:val="28"/>
-          <w:lang w:val="nl-NL"/>
-        </w:rPr>
-      </w:pPr>
-    </w:p>
-    <w:p>
-      <w:pPr>
-        <w:pStyle w:val="Style3"/>
-        <w:rPr>
-          <w:rFonts w:asciiTheme="minorHAnsi" w:hAnsiTheme="minorHAnsi"/>
-          <w:color w:val="215E99" w:themeColor="text2" w:themeTint="BF"/>
-        </w:rPr>
-      </w:pPr>
-      <w:bookmarkStart w:id="4" w:name="_Toc214218435"/>
-      <w:r>
-        <w:rPr>
-          <w:rFonts w:asciiTheme="minorHAnsi" w:hAnsiTheme="minorHAnsi"/>
-          <w:color w:val="215E99" w:themeColor="text2" w:themeTint="BF"/>
-        </w:rPr>
-        <w:t>RQ02: Gebruikersinterface (Functioneel (Prioriteit P1))</w:t>
-      </w:r>
-      <w:bookmarkEnd w:id="4"/>
-    </w:p>
-    <w:p>
-      <w:pPr>
-        <w:rPr>
-          <w:i/>
-          <w:iCs/>
-          <w:lang w:val="nl-NL"/>
-        </w:rPr>
-      </w:pPr>
-      <w:r>
-        <w:rPr>
-          <w:rFonts w:cs="Helvetica Neue"/>
-          <w:i/>
-          <w:iCs/>
-          <w:color w:val="000000"/>
-          <w:kern w:val="0"/>
-          <w:lang w:val="nl-NL"/>
-        </w:rPr>
-        <w:t>Er wordt een Graphical User Interface (GUI) aangemaakt die de real-time beeld, afstand en positie kan laten zien door middel van de data van de Raspberry Pi 5 op te nemen.</w:t>
-      </w:r>
+          <w:u w:val="single"/>
+          <w:lang w:val="nl-NL"/>
+        </w:rPr>
+        <w:t>User Story Nr. 2</w:t>
+      </w:r>
+      <w:r>
+        <w:rPr>
+          <w:rFonts w:cs="Helvetica Neue"/>
+          <w:color w:val="000000"/>
+          <w:kern w:val="0"/>
+          <w:lang w:val="nl-NL"/>
+        </w:rPr>
+        <w:t xml:space="preserve"> in de </w:t>
+      </w:r>
+      <w:r>
+        <w:rPr>
+          <w:rFonts w:cs="Helvetica Neue"/>
+          <w:b/>
+          <w:bCs/>
+          <w:color w:val="000000"/>
+          <w:kern w:val="0"/>
+          <w:u w:val="single"/>
+          <w:lang w:val="nl-NL"/>
+        </w:rPr>
+        <w:t xml:space="preserve">Product </w:t>
+      </w:r>
+      <w:proofErr w:type="spellStart"/>
+      <w:r>
+        <w:rPr>
+          <w:rFonts w:cs="Helvetica Neue"/>
+          <w:b/>
+          <w:bCs/>
+          <w:color w:val="000000"/>
+          <w:kern w:val="0"/>
+          <w:u w:val="single"/>
+          <w:lang w:val="nl-NL"/>
+        </w:rPr>
+        <w:t>Backlog</w:t>
+      </w:r>
+      <w:proofErr w:type="spellEnd"/>
+      <w:r>
+        <w:rPr>
+          <w:rFonts w:cs="Helvetica Neue"/>
+          <w:color w:val="000000"/>
+          <w:kern w:val="0"/>
+          <w:lang w:val="nl-NL"/>
+        </w:rPr>
+        <w:t>, in het geval van financiële beperkingen was er een vrije keuze en was het budget te bepalen met de opdrachtgever.</w:t>
+      </w:r>
+    </w:p>
+    <w:p>
+      <w:pPr>
+        <w:rPr>
+          <w:rFonts w:cs="Helvetica Neue"/>
+          <w:color w:val="000000"/>
+          <w:kern w:val="0"/>
+          <w:lang w:val="nl-NL"/>
+        </w:rPr>
+      </w:pPr>
     </w:p>
     <w:p>
       <w:pPr>
@@ -2594,41 +3091,15 @@
         <w:spacing w:after="0" w:line="240" w:lineRule="auto"/>
         <w:rPr>
           <w:rFonts w:cs="Helvetica Neue"/>
-          <w:color w:val="000000"/>
-          <w:kern w:val="0"/>
-          <w:lang w:val="nl-NL"/>
-        </w:rPr>
-      </w:pPr>
-      <w:r>
-        <w:rPr>
-          <w:rFonts w:cs="Helvetica Neue"/>
-          <w:color w:val="000000"/>
-          <w:kern w:val="0"/>
-          <w:lang w:val="nl-NL"/>
-        </w:rPr>
-        <w:t xml:space="preserve">Deze requirement verwijst naar een eis van de opdrachtgever die is uitgewerkt in </w:t>
-      </w:r>
-      <w:r>
-        <w:rPr>
-          <w:rFonts w:cs="Helvetica Neue"/>
           <w:b/>
           <w:bCs/>
           <w:color w:val="000000"/>
           <w:kern w:val="0"/>
-          <w:u w:val="single"/>
-          <w:lang w:val="nl-NL"/>
-        </w:rPr>
-        <w:t>User Story Nr. 2</w:t>
-      </w:r>
-      <w:r>
-        <w:rPr>
-          <w:rFonts w:cs="Helvetica Neue"/>
-          <w:color w:val="000000"/>
-          <w:kern w:val="0"/>
-          <w:lang w:val="nl-NL"/>
-        </w:rPr>
-        <w:t xml:space="preserve"> in de </w:t>
-      </w:r>
+          <w:sz w:val="28"/>
+          <w:szCs w:val="28"/>
+          <w:lang w:val="nl-NL"/>
+        </w:rPr>
+      </w:pPr>
       <w:r>
         <w:rPr>
           <w:rFonts w:cs="Helvetica Neue"/>
@@ -2636,33 +3107,20 @@
           <w:bCs/>
           <w:color w:val="000000"/>
           <w:kern w:val="0"/>
-          <w:u w:val="single"/>
-          <w:lang w:val="nl-NL"/>
-        </w:rPr>
-        <w:t>Product Backlog</w:t>
-      </w:r>
-      <w:r>
-        <w:rPr>
-          <w:rFonts w:cs="Helvetica Neue"/>
-          <w:color w:val="000000"/>
-          <w:kern w:val="0"/>
-          <w:lang w:val="nl-NL"/>
-        </w:rPr>
-        <w:t>, in het geval van financiële beperkingen was er een vrije keuze en was het budget te bepalen met de opdrachtgever.</w:t>
-      </w:r>
-    </w:p>
-    <w:p>
-      <w:pPr>
-        <w:rPr>
-          <w:rFonts w:cs="Helvetica Neue"/>
-          <w:color w:val="000000"/>
-          <w:kern w:val="0"/>
-          <w:lang w:val="nl-NL"/>
-        </w:rPr>
-      </w:pPr>
-    </w:p>
-    <w:p>
-      <w:pPr>
+          <w:sz w:val="28"/>
+          <w:szCs w:val="28"/>
+          <w:lang w:val="nl-NL"/>
+        </w:rPr>
+        <w:t>Betrokken componenten:</w:t>
+      </w:r>
+    </w:p>
+    <w:p>
+      <w:pPr>
+        <w:pStyle w:val="Lijstalinea"/>
+        <w:numPr>
+          <w:ilvl w:val="0"/>
+          <w:numId w:val="19"/>
+        </w:numPr>
         <w:tabs>
           <w:tab w:val="right" w:pos="9020"/>
         </w:tabs>
@@ -2672,32 +3130,75 @@
         <w:spacing w:after="0" w:line="240" w:lineRule="auto"/>
         <w:rPr>
           <w:rFonts w:cs="Helvetica Neue"/>
-          <w:b/>
-          <w:bCs/>
-          <w:color w:val="000000"/>
-          <w:kern w:val="0"/>
-          <w:sz w:val="28"/>
-          <w:szCs w:val="28"/>
-          <w:lang w:val="nl-NL"/>
-        </w:rPr>
-      </w:pPr>
-      <w:r>
-        <w:rPr>
-          <w:rFonts w:cs="Helvetica Neue"/>
-          <w:b/>
-          <w:bCs/>
-          <w:color w:val="000000"/>
-          <w:kern w:val="0"/>
-          <w:sz w:val="28"/>
-          <w:szCs w:val="28"/>
-          <w:lang w:val="nl-NL"/>
-        </w:rPr>
-        <w:t>Betrokken componenten:</w:t>
-      </w:r>
-    </w:p>
-    <w:p>
-      <w:pPr>
-        <w:pStyle w:val="ListParagraph"/>
+          <w:color w:val="000000"/>
+          <w:kern w:val="0"/>
+        </w:rPr>
+      </w:pPr>
+      <w:r>
+        <w:rPr>
+          <w:rFonts w:cs="Helvetica Neue"/>
+          <w:color w:val="000000"/>
+          <w:kern w:val="0"/>
+        </w:rPr>
+        <w:t xml:space="preserve">GUI </w:t>
+      </w:r>
+      <w:r>
+        <w:rPr>
+          <w:rFonts w:cs="Helvetica Neue"/>
+          <w:color w:val="000000"/>
+          <w:kern w:val="0"/>
+          <w:lang w:val="nl-NL"/>
+        </w:rPr>
+        <w:t xml:space="preserve">gebouwd </w:t>
+      </w:r>
+      <w:r>
+        <w:rPr>
+          <w:rFonts w:cs="Helvetica Neue"/>
+          <w:color w:val="000000"/>
+          <w:kern w:val="0"/>
+        </w:rPr>
+        <w:t>in Python (</w:t>
+      </w:r>
+      <w:proofErr w:type="spellStart"/>
+      <w:r>
+        <w:rPr>
+          <w:rFonts w:cs="Helvetica Neue"/>
+          <w:color w:val="000000"/>
+          <w:kern w:val="0"/>
+        </w:rPr>
+        <w:t>Tkinter</w:t>
+      </w:r>
+      <w:proofErr w:type="spellEnd"/>
+      <w:r>
+        <w:rPr>
+          <w:rFonts w:cs="Helvetica Neue"/>
+          <w:color w:val="000000"/>
+          <w:kern w:val="0"/>
+        </w:rPr>
+        <w:t xml:space="preserve">, </w:t>
+      </w:r>
+      <w:proofErr w:type="spellStart"/>
+      <w:r>
+        <w:rPr>
+          <w:rFonts w:cs="Helvetica Neue"/>
+          <w:color w:val="000000"/>
+          <w:kern w:val="0"/>
+        </w:rPr>
+        <w:t>PyQt</w:t>
+      </w:r>
+      <w:proofErr w:type="spellEnd"/>
+      <w:r>
+        <w:rPr>
+          <w:rFonts w:cs="Helvetica Neue"/>
+          <w:color w:val="000000"/>
+          <w:kern w:val="0"/>
+        </w:rPr>
+        <w:t xml:space="preserve"> of OpenCV GUI)</w:t>
+      </w:r>
+    </w:p>
+    <w:p>
+      <w:pPr>
+        <w:pStyle w:val="Lijstalinea"/>
         <w:numPr>
           <w:ilvl w:val="0"/>
           <w:numId w:val="19"/>
@@ -2713,41 +3214,21 @@
           <w:rFonts w:cs="Helvetica Neue"/>
           <w:color w:val="000000"/>
           <w:kern w:val="0"/>
-        </w:rPr>
-      </w:pPr>
-      <w:r>
-        <w:rPr>
-          <w:rFonts w:cs="Helvetica Neue"/>
-          <w:color w:val="000000"/>
-          <w:kern w:val="0"/>
-        </w:rPr>
-        <w:t xml:space="preserve">GUI </w:t>
-      </w:r>
-      <w:r>
-        <w:rPr>
-          <w:rFonts w:cs="Helvetica Neue"/>
-          <w:color w:val="000000"/>
-          <w:kern w:val="0"/>
-          <w:lang w:val="nl-NL"/>
-        </w:rPr>
-        <w:t xml:space="preserve">gebouwd </w:t>
-      </w:r>
-      <w:r>
-        <w:rPr>
-          <w:rFonts w:cs="Helvetica Neue"/>
-          <w:color w:val="000000"/>
-          <w:kern w:val="0"/>
-        </w:rPr>
-        <w:t>in Python (Tkinter, PyQt of OpenCV GUI)</w:t>
-      </w:r>
-    </w:p>
-    <w:p>
-      <w:pPr>
-        <w:pStyle w:val="ListParagraph"/>
-        <w:numPr>
-          <w:ilvl w:val="0"/>
-          <w:numId w:val="19"/>
-        </w:numPr>
+          <w:lang w:val="nl-NL"/>
+        </w:rPr>
+      </w:pPr>
+      <w:r>
+        <w:rPr>
+          <w:rFonts w:cs="Helvetica Neue"/>
+          <w:color w:val="000000"/>
+          <w:kern w:val="0"/>
+          <w:lang w:val="nl-NL"/>
+        </w:rPr>
+        <w:t>Data vanuit microcontroller</w:t>
+      </w:r>
+    </w:p>
+    <w:p>
+      <w:pPr>
         <w:tabs>
           <w:tab w:val="right" w:pos="9020"/>
         </w:tabs>
@@ -2762,15 +3243,6 @@
           <w:lang w:val="nl-NL"/>
         </w:rPr>
       </w:pPr>
-      <w:r>
-        <w:rPr>
-          <w:rFonts w:cs="Helvetica Neue"/>
-          <w:color w:val="000000"/>
-          <w:kern w:val="0"/>
-          <w:lang w:val="nl-NL"/>
-        </w:rPr>
-        <w:t>Data vanuit microcontroller</w:t>
-      </w:r>
     </w:p>
     <w:p>
       <w:pPr>
@@ -2788,6 +3260,26 @@
           <w:lang w:val="nl-NL"/>
         </w:rPr>
       </w:pPr>
+      <w:r>
+        <w:rPr>
+          <w:rFonts w:cs="Helvetica Neue"/>
+          <w:b/>
+          <w:bCs/>
+          <w:color w:val="000000"/>
+          <w:kern w:val="0"/>
+          <w:lang w:val="nl-NL"/>
+        </w:rPr>
+        <w:t>Test</w:t>
+      </w:r>
+      <w:r>
+        <w:rPr>
+          <w:rFonts w:cs="Helvetica Neue"/>
+          <w:color w:val="000000"/>
+          <w:kern w:val="0"/>
+          <w:lang w:val="nl-NL"/>
+        </w:rPr>
+        <w:t xml:space="preserve">: </w:t>
+      </w:r>
     </w:p>
     <w:p>
       <w:pPr>
@@ -2808,2536 +3300,39 @@
       <w:r>
         <w:rPr>
           <w:rFonts w:cs="Helvetica Neue"/>
-          <w:b/>
-          <w:bCs/>
-          <w:color w:val="000000"/>
-          <w:kern w:val="0"/>
-          <w:lang w:val="nl-NL"/>
-        </w:rPr>
-        <w:t>Test</w:t>
-      </w:r>
-      <w:r>
-        <w:rPr>
-          <w:rFonts w:cs="Helvetica Neue"/>
-          <w:color w:val="000000"/>
-          <w:kern w:val="0"/>
-          <w:lang w:val="nl-NL"/>
-        </w:rPr>
-        <w:t xml:space="preserve">: </w:t>
-      </w:r>
-    </w:p>
-    <w:p>
-      <w:pPr>
-        <w:tabs>
-          <w:tab w:val="right" w:pos="9020"/>
-        </w:tabs>
-        <w:autoSpaceDE w:val="0"/>
-        <w:autoSpaceDN w:val="0"/>
-        <w:adjustRightInd w:val="0"/>
-        <w:spacing w:after="0" w:line="240" w:lineRule="auto"/>
-        <w:rPr>
-          <w:rFonts w:cs="Helvetica Neue"/>
-          <w:color w:val="000000"/>
-          <w:kern w:val="0"/>
-          <w:lang w:val="nl-NL"/>
-        </w:rPr>
-      </w:pPr>
-      <w:r>
-        <w:rPr>
-          <w:rFonts w:cs="Helvetica Neue"/>
-          <w:color w:val="000000"/>
-          <w:kern w:val="0"/>
-          <w:lang w:val="nl-NL"/>
-        </w:rPr>
-        <w:t>-</w:t>
-      </w:r>
-    </w:p>
-    <w:p>
-      <w:pPr>
-        <w:pStyle w:val="Style3"/>
-        <w:rPr>
-          <w:rFonts w:asciiTheme="minorHAnsi" w:hAnsiTheme="minorHAnsi"/>
-          <w:color w:val="215E99" w:themeColor="text2" w:themeTint="BF"/>
-        </w:rPr>
-      </w:pPr>
-      <w:bookmarkStart w:id="5" w:name="_Toc214218436"/>
-      <w:r>
-        <w:rPr>
-          <w:rFonts w:asciiTheme="minorHAnsi" w:hAnsiTheme="minorHAnsi"/>
-          <w:color w:val="215E99" w:themeColor="text2" w:themeTint="BF"/>
-        </w:rPr>
-        <w:lastRenderedPageBreak/>
-        <w:t>RQ03: Afstandsmeting (Functioneel (Prioriteit P1))</w:t>
-      </w:r>
-      <w:bookmarkEnd w:id="5"/>
-    </w:p>
-    <w:p>
-      <w:pPr>
-        <w:rPr>
-          <w:i/>
-          <w:iCs/>
-          <w:lang w:val="nl-NL"/>
-        </w:rPr>
-      </w:pPr>
-      <w:r>
-        <w:rPr>
-          <w:rFonts w:cs="Helvetica Neue"/>
-          <w:i/>
-          <w:iCs/>
-          <w:color w:val="000000"/>
-          <w:kern w:val="0"/>
-          <w:lang w:val="nl-NL"/>
-        </w:rPr>
-        <w:t>De afstand van een drone tot kan bepaald worden met het gebruik van 2 camera’s door middel van stereovisie geometrie met een afwijking van ≤ 5cm en wordt real-time doorgestuurd en weergegeven in de GUI in meters.</w:t>
-      </w:r>
-    </w:p>
-    <w:p>
-      <w:pPr>
-        <w:tabs>
-          <w:tab w:val="right" w:pos="9020"/>
-        </w:tabs>
-        <w:autoSpaceDE w:val="0"/>
-        <w:autoSpaceDN w:val="0"/>
-        <w:adjustRightInd w:val="0"/>
-        <w:spacing w:after="0" w:line="240" w:lineRule="auto"/>
-        <w:rPr>
-          <w:rFonts w:cs="Helvetica Neue"/>
-          <w:color w:val="000000"/>
-          <w:kern w:val="0"/>
-          <w:lang w:val="nl-NL"/>
-        </w:rPr>
-      </w:pPr>
-      <w:r>
-        <w:rPr>
-          <w:rFonts w:cs="Helvetica Neue"/>
-          <w:color w:val="000000"/>
-          <w:kern w:val="0"/>
-          <w:lang w:val="nl-NL"/>
-        </w:rPr>
-        <w:t xml:space="preserve">Deze requirement verwijst naar een eis van de opdrachtgever die is uitgewerkt in </w:t>
-      </w:r>
-      <w:r>
-        <w:rPr>
-          <w:rFonts w:cs="Helvetica Neue"/>
-          <w:b/>
-          <w:bCs/>
-          <w:color w:val="000000"/>
-          <w:kern w:val="0"/>
-          <w:u w:val="single"/>
-          <w:lang w:val="nl-NL"/>
-        </w:rPr>
-        <w:t>User Story Nr. 3</w:t>
-      </w:r>
-      <w:r>
-        <w:rPr>
-          <w:rFonts w:cs="Helvetica Neue"/>
-          <w:color w:val="000000"/>
-          <w:kern w:val="0"/>
-          <w:lang w:val="nl-NL"/>
-        </w:rPr>
-        <w:t xml:space="preserve"> in de </w:t>
-      </w:r>
-      <w:r>
-        <w:rPr>
-          <w:rFonts w:cs="Helvetica Neue"/>
-          <w:b/>
-          <w:bCs/>
-          <w:color w:val="000000"/>
-          <w:kern w:val="0"/>
-          <w:u w:val="single"/>
-          <w:lang w:val="nl-NL"/>
-        </w:rPr>
-        <w:t>Product Backlog</w:t>
-      </w:r>
-      <w:r>
-        <w:rPr>
-          <w:rFonts w:cs="Helvetica Neue"/>
-          <w:color w:val="000000"/>
-          <w:kern w:val="0"/>
-          <w:lang w:val="nl-NL"/>
-        </w:rPr>
-        <w:t>, in het geval van financiële beperkingen was er een vrije keuze en was het budget te bepalen met de opdrachtgever.</w:t>
-      </w:r>
-    </w:p>
-    <w:p>
-      <w:pPr>
-        <w:rPr>
-          <w:lang w:val="nl-NL"/>
-        </w:rPr>
-      </w:pPr>
-    </w:p>
-    <w:p>
-      <w:pPr>
-        <w:tabs>
-          <w:tab w:val="right" w:pos="9020"/>
-        </w:tabs>
-        <w:autoSpaceDE w:val="0"/>
-        <w:autoSpaceDN w:val="0"/>
-        <w:adjustRightInd w:val="0"/>
-        <w:spacing w:after="0" w:line="240" w:lineRule="auto"/>
-        <w:rPr>
-          <w:rFonts w:cs="Helvetica Neue"/>
-          <w:b/>
-          <w:bCs/>
-          <w:color w:val="000000"/>
-          <w:kern w:val="0"/>
-          <w:sz w:val="28"/>
-          <w:szCs w:val="28"/>
-          <w:lang w:val="nl-NL"/>
-        </w:rPr>
-      </w:pPr>
-      <w:r>
-        <w:rPr>
-          <w:rFonts w:cs="Helvetica Neue"/>
-          <w:b/>
-          <w:bCs/>
-          <w:color w:val="000000"/>
-          <w:kern w:val="0"/>
-          <w:sz w:val="28"/>
-          <w:szCs w:val="28"/>
-          <w:lang w:val="nl-NL"/>
-        </w:rPr>
-        <w:t>Betrokken componenten:</w:t>
-      </w:r>
-    </w:p>
-    <w:p>
-      <w:pPr>
-        <w:pStyle w:val="ListParagraph"/>
-        <w:numPr>
-          <w:ilvl w:val="0"/>
-          <w:numId w:val="19"/>
-        </w:numPr>
-        <w:tabs>
-          <w:tab w:val="right" w:pos="9020"/>
-        </w:tabs>
-        <w:autoSpaceDE w:val="0"/>
-        <w:autoSpaceDN w:val="0"/>
-        <w:adjustRightInd w:val="0"/>
-        <w:spacing w:after="0" w:line="240" w:lineRule="auto"/>
-        <w:rPr>
-          <w:rFonts w:cs="Helvetica Neue"/>
-          <w:color w:val="000000"/>
-          <w:kern w:val="0"/>
-        </w:rPr>
-      </w:pPr>
-      <w:r>
-        <w:rPr>
-          <w:rFonts w:cs="Helvetica Neue"/>
-          <w:color w:val="000000"/>
-          <w:kern w:val="0"/>
-        </w:rPr>
-        <w:t>Camera (Arducam of Waveshare stereocamera)</w:t>
-      </w:r>
-    </w:p>
-    <w:p>
-      <w:pPr>
-        <w:pStyle w:val="ListParagraph"/>
-        <w:numPr>
-          <w:ilvl w:val="0"/>
-          <w:numId w:val="19"/>
-        </w:numPr>
-        <w:tabs>
-          <w:tab w:val="right" w:pos="9020"/>
-        </w:tabs>
-        <w:autoSpaceDE w:val="0"/>
-        <w:autoSpaceDN w:val="0"/>
-        <w:adjustRightInd w:val="0"/>
-        <w:spacing w:after="0" w:line="240" w:lineRule="auto"/>
-        <w:rPr>
-          <w:rFonts w:cs="Helvetica Neue"/>
-          <w:color w:val="000000"/>
-          <w:kern w:val="0"/>
-          <w:lang w:val="nl-NL"/>
-        </w:rPr>
-      </w:pPr>
-      <w:r>
-        <w:rPr>
-          <w:rFonts w:cs="Helvetica Neue"/>
-          <w:color w:val="000000"/>
-          <w:kern w:val="0"/>
-          <w:lang w:val="nl-NL"/>
-        </w:rPr>
-        <w:t>Raspberry Pi 5</w:t>
-      </w:r>
-    </w:p>
-    <w:p>
-      <w:pPr>
-        <w:pStyle w:val="ListParagraph"/>
-        <w:numPr>
-          <w:ilvl w:val="0"/>
-          <w:numId w:val="19"/>
-        </w:numPr>
-        <w:tabs>
-          <w:tab w:val="right" w:pos="9020"/>
-        </w:tabs>
-        <w:autoSpaceDE w:val="0"/>
-        <w:autoSpaceDN w:val="0"/>
-        <w:adjustRightInd w:val="0"/>
-        <w:spacing w:after="0" w:line="240" w:lineRule="auto"/>
-        <w:rPr>
-          <w:rFonts w:cs="Helvetica Neue"/>
-          <w:color w:val="000000"/>
-          <w:kern w:val="0"/>
-          <w:lang w:val="nl-NL"/>
-        </w:rPr>
-      </w:pPr>
-      <w:r>
-        <w:rPr>
-          <w:rFonts w:cs="Helvetica Neue"/>
-          <w:color w:val="000000"/>
-          <w:kern w:val="0"/>
-          <w:lang w:val="nl-NL"/>
-        </w:rPr>
-        <w:t>Python met Opencv</w:t>
-      </w:r>
-    </w:p>
-    <w:p>
-      <w:pPr>
-        <w:rPr>
-          <w:lang w:val="nl-NL"/>
-        </w:rPr>
-      </w:pPr>
-    </w:p>
-    <w:p>
-      <w:pPr>
-        <w:rPr>
-          <w:lang w:val="nl-NL"/>
-        </w:rPr>
-      </w:pPr>
-    </w:p>
-    <w:p>
-      <w:pPr>
-        <w:rPr>
-          <w:b/>
-          <w:bCs/>
-          <w:sz w:val="28"/>
-          <w:szCs w:val="28"/>
-          <w:lang w:val="nl-NL"/>
-        </w:rPr>
-      </w:pPr>
-      <w:r>
-        <w:rPr>
-          <w:b/>
-          <w:bCs/>
-          <w:sz w:val="28"/>
-          <w:szCs w:val="28"/>
-          <w:lang w:val="nl-NL"/>
-        </w:rPr>
-        <w:t>Test:</w:t>
-      </w:r>
-    </w:p>
-    <w:p>
-      <w:pPr>
-        <w:rPr>
-          <w:b/>
-          <w:bCs/>
-          <w:sz w:val="28"/>
-          <w:szCs w:val="28"/>
-          <w:lang w:val="nl-NL"/>
-        </w:rPr>
-      </w:pPr>
-      <w:r>
-        <w:rPr>
-          <w:b/>
-          <w:bCs/>
-          <w:sz w:val="28"/>
-          <w:szCs w:val="28"/>
-          <w:lang w:val="nl-NL"/>
-        </w:rPr>
-        <w:t>-</w:t>
-      </w:r>
-    </w:p>
-    <w:p>
-      <w:pPr>
-        <w:pStyle w:val="Style3"/>
-        <w:rPr>
-          <w:rFonts w:asciiTheme="minorHAnsi" w:hAnsiTheme="minorHAnsi"/>
-          <w:color w:val="215E99" w:themeColor="text2" w:themeTint="BF"/>
-        </w:rPr>
-      </w:pPr>
-      <w:bookmarkStart w:id="6" w:name="_Toc214218437"/>
-      <w:r>
-        <w:rPr>
-          <w:rFonts w:asciiTheme="minorHAnsi" w:hAnsiTheme="minorHAnsi"/>
-          <w:color w:val="215E99" w:themeColor="text2" w:themeTint="BF"/>
-        </w:rPr>
-        <w:t>RQ04: Locatie-weergave in 2D (Functioneel (Prioriteit P1))</w:t>
-      </w:r>
-      <w:bookmarkEnd w:id="6"/>
-    </w:p>
-    <w:p>
-      <w:pPr>
-        <w:rPr>
-          <w:rFonts w:cs="Helvetica Neue"/>
-          <w:i/>
-          <w:iCs/>
-          <w:color w:val="000000"/>
-          <w:kern w:val="0"/>
-          <w:lang w:val="nl-NL"/>
-        </w:rPr>
-      </w:pPr>
-      <w:r>
-        <w:rPr>
-          <w:rFonts w:cs="Helvetica Neue"/>
-          <w:i/>
-          <w:iCs/>
-          <w:color w:val="000000"/>
-          <w:kern w:val="0"/>
-          <w:lang w:val="nl-NL"/>
-        </w:rPr>
-        <w:t>In de GUI staat een 2D grafiek die bestaat uit lengte en breedte (x, y) die gebruik maakt van de feed van de 2 camera’s waarin de locatie van een bewegend object in realtime wordt weergegeven door het middelpunt te nemen van de detectiekader die over het object zit en dat als constante punt weer te geven in de grafiek waarvan de positie elke 0,5s wordt bijgewerkt.</w:t>
-      </w:r>
-    </w:p>
-    <w:p>
-      <w:pPr>
-        <w:tabs>
-          <w:tab w:val="right" w:pos="9020"/>
-        </w:tabs>
-        <w:autoSpaceDE w:val="0"/>
-        <w:autoSpaceDN w:val="0"/>
-        <w:adjustRightInd w:val="0"/>
-        <w:spacing w:after="0" w:line="240" w:lineRule="auto"/>
-        <w:rPr>
-          <w:rFonts w:cs="Helvetica Neue"/>
-          <w:color w:val="000000"/>
-          <w:kern w:val="0"/>
-          <w:lang w:val="nl-NL"/>
-        </w:rPr>
-      </w:pPr>
-      <w:r>
-        <w:rPr>
-          <w:rFonts w:cs="Helvetica Neue"/>
-          <w:color w:val="000000"/>
-          <w:kern w:val="0"/>
-          <w:lang w:val="nl-NL"/>
-        </w:rPr>
-        <w:t xml:space="preserve">Deze requirement verwijst naar een eis van de opdrachtgever die is uitgewerkt in </w:t>
-      </w:r>
-      <w:r>
-        <w:rPr>
-          <w:rFonts w:cs="Helvetica Neue"/>
-          <w:b/>
-          <w:bCs/>
-          <w:color w:val="000000"/>
-          <w:kern w:val="0"/>
-          <w:u w:val="single"/>
-          <w:lang w:val="nl-NL"/>
-        </w:rPr>
-        <w:t>User Story Nr. 4</w:t>
-      </w:r>
-      <w:r>
-        <w:rPr>
-          <w:rFonts w:cs="Helvetica Neue"/>
-          <w:color w:val="000000"/>
-          <w:kern w:val="0"/>
-          <w:lang w:val="nl-NL"/>
-        </w:rPr>
-        <w:t xml:space="preserve"> in de </w:t>
-      </w:r>
-      <w:r>
-        <w:rPr>
-          <w:rFonts w:cs="Helvetica Neue"/>
-          <w:b/>
-          <w:bCs/>
-          <w:color w:val="000000"/>
-          <w:kern w:val="0"/>
-          <w:u w:val="single"/>
-          <w:lang w:val="nl-NL"/>
-        </w:rPr>
-        <w:t>Product Backlog</w:t>
-      </w:r>
-      <w:r>
-        <w:rPr>
-          <w:rFonts w:cs="Helvetica Neue"/>
-          <w:color w:val="000000"/>
-          <w:kern w:val="0"/>
-          <w:lang w:val="nl-NL"/>
-        </w:rPr>
-        <w:t>, in het geval van financiële beperkingen was er een vrije keuze en was het budget te bepalen met de opdrachtgever.</w:t>
-      </w:r>
-    </w:p>
-    <w:p>
-      <w:pPr>
-        <w:rPr>
-          <w:lang w:val="nl-NL"/>
-        </w:rPr>
-      </w:pPr>
-    </w:p>
-    <w:p>
-      <w:pPr>
-        <w:tabs>
-          <w:tab w:val="right" w:pos="9020"/>
-        </w:tabs>
-        <w:autoSpaceDE w:val="0"/>
-        <w:autoSpaceDN w:val="0"/>
-        <w:adjustRightInd w:val="0"/>
-        <w:spacing w:after="0" w:line="240" w:lineRule="auto"/>
-        <w:rPr>
-          <w:rFonts w:cs="Helvetica Neue"/>
-          <w:b/>
-          <w:bCs/>
-          <w:color w:val="000000"/>
-          <w:kern w:val="0"/>
-          <w:sz w:val="28"/>
-          <w:szCs w:val="28"/>
-          <w:lang w:val="nl-NL"/>
-        </w:rPr>
-      </w:pPr>
-      <w:r>
-        <w:rPr>
-          <w:rFonts w:cs="Helvetica Neue"/>
-          <w:b/>
-          <w:bCs/>
-          <w:color w:val="000000"/>
-          <w:kern w:val="0"/>
-          <w:sz w:val="28"/>
-          <w:szCs w:val="28"/>
-          <w:lang w:val="nl-NL"/>
-        </w:rPr>
-        <w:t>Betrokken componenten:</w:t>
-      </w:r>
-    </w:p>
-    <w:p>
-      <w:pPr>
-        <w:pStyle w:val="ListParagraph"/>
-        <w:numPr>
-          <w:ilvl w:val="0"/>
-          <w:numId w:val="19"/>
-        </w:numPr>
-        <w:tabs>
-          <w:tab w:val="right" w:pos="9020"/>
-        </w:tabs>
-        <w:autoSpaceDE w:val="0"/>
-        <w:autoSpaceDN w:val="0"/>
-        <w:adjustRightInd w:val="0"/>
-        <w:spacing w:after="0" w:line="240" w:lineRule="auto"/>
-        <w:rPr>
-          <w:rFonts w:cs="Helvetica Neue"/>
-          <w:color w:val="000000"/>
-          <w:kern w:val="0"/>
-        </w:rPr>
-      </w:pPr>
-      <w:r>
-        <w:rPr>
-          <w:rFonts w:cs="Helvetica Neue"/>
-          <w:color w:val="000000"/>
-          <w:kern w:val="0"/>
-        </w:rPr>
-        <w:t>Camera (Arducam of Waveshare stereocamera)</w:t>
-      </w:r>
-    </w:p>
-    <w:p>
-      <w:pPr>
-        <w:pStyle w:val="ListParagraph"/>
-        <w:numPr>
-          <w:ilvl w:val="0"/>
-          <w:numId w:val="19"/>
-        </w:numPr>
-        <w:tabs>
-          <w:tab w:val="right" w:pos="9020"/>
-        </w:tabs>
-        <w:autoSpaceDE w:val="0"/>
-        <w:autoSpaceDN w:val="0"/>
-        <w:adjustRightInd w:val="0"/>
-        <w:spacing w:after="0" w:line="240" w:lineRule="auto"/>
-        <w:rPr>
-          <w:rFonts w:cs="Helvetica Neue"/>
-          <w:color w:val="000000"/>
-          <w:kern w:val="0"/>
-          <w:lang w:val="nl-NL"/>
-        </w:rPr>
-      </w:pPr>
-      <w:r>
-        <w:rPr>
-          <w:rFonts w:cs="Helvetica Neue"/>
-          <w:color w:val="000000"/>
-          <w:kern w:val="0"/>
-          <w:lang w:val="nl-NL"/>
-        </w:rPr>
-        <w:t>GUI</w:t>
-      </w:r>
-    </w:p>
-    <w:p>
-      <w:pPr>
-        <w:pStyle w:val="ListParagraph"/>
-        <w:numPr>
-          <w:ilvl w:val="0"/>
-          <w:numId w:val="19"/>
-        </w:numPr>
-        <w:tabs>
-          <w:tab w:val="right" w:pos="9020"/>
-        </w:tabs>
-        <w:autoSpaceDE w:val="0"/>
-        <w:autoSpaceDN w:val="0"/>
-        <w:adjustRightInd w:val="0"/>
-        <w:spacing w:after="0" w:line="240" w:lineRule="auto"/>
-        <w:rPr>
-          <w:rFonts w:cs="Helvetica Neue"/>
-          <w:color w:val="000000"/>
-          <w:kern w:val="0"/>
-          <w:lang w:val="nl-NL"/>
-        </w:rPr>
-      </w:pPr>
-      <w:r>
-        <w:rPr>
-          <w:rFonts w:cs="Helvetica Neue"/>
-          <w:color w:val="000000"/>
-          <w:kern w:val="0"/>
-          <w:lang w:val="nl-NL"/>
-        </w:rPr>
-        <w:t>Python met Opencv</w:t>
-      </w:r>
-    </w:p>
-    <w:p>
-      <w:pPr>
-        <w:rPr>
-          <w:lang w:val="nl-NL"/>
-        </w:rPr>
-      </w:pPr>
-    </w:p>
-    <w:p>
-      <w:pPr>
-        <w:rPr>
-          <w:b/>
-          <w:bCs/>
-          <w:sz w:val="28"/>
-          <w:szCs w:val="28"/>
-        </w:rPr>
-      </w:pPr>
-      <w:r>
-        <w:rPr>
-          <w:b/>
-          <w:bCs/>
-          <w:sz w:val="28"/>
-          <w:szCs w:val="28"/>
-        </w:rPr>
-        <w:t>Test:</w:t>
-      </w:r>
-    </w:p>
-    <w:p>
-      <w:pPr>
-        <w:rPr>
-          <w:b/>
-          <w:bCs/>
-          <w:sz w:val="28"/>
-          <w:szCs w:val="28"/>
-        </w:rPr>
-      </w:pPr>
-      <w:r>
-        <w:rPr>
-          <w:b/>
-          <w:bCs/>
-          <w:sz w:val="28"/>
-          <w:szCs w:val="28"/>
-        </w:rPr>
-        <w:t>-</w:t>
-      </w:r>
-    </w:p>
-    <w:p>
-      <w:pPr>
-        <w:pStyle w:val="Style3"/>
-        <w:rPr>
-          <w:rFonts w:asciiTheme="minorHAnsi" w:hAnsiTheme="minorHAnsi"/>
-          <w:color w:val="215E99" w:themeColor="text2" w:themeTint="BF"/>
-        </w:rPr>
-      </w:pPr>
-      <w:bookmarkStart w:id="7" w:name="_Toc214218438"/>
-      <w:r>
-        <w:rPr>
-          <w:rFonts w:asciiTheme="minorHAnsi" w:hAnsiTheme="minorHAnsi"/>
-          <w:color w:val="215E99" w:themeColor="text2" w:themeTint="BF"/>
-        </w:rPr>
-        <w:lastRenderedPageBreak/>
-        <w:t>RQ05: Live camera-overzicht (Functioneel (Prioriteit P2))</w:t>
-      </w:r>
-      <w:bookmarkEnd w:id="7"/>
-    </w:p>
-    <w:p>
-      <w:pPr>
-        <w:rPr>
-          <w:rFonts w:cs="Helvetica Neue"/>
-          <w:i/>
-          <w:iCs/>
-          <w:color w:val="000000"/>
-          <w:kern w:val="0"/>
-          <w:lang w:val="nl-NL"/>
-        </w:rPr>
-      </w:pPr>
-      <w:r>
-        <w:rPr>
-          <w:rFonts w:cs="Helvetica Neue"/>
-          <w:i/>
-          <w:iCs/>
-          <w:color w:val="000000"/>
-          <w:kern w:val="0"/>
-          <w:lang w:val="nl-NL"/>
-        </w:rPr>
-        <w:t>Er wordt een live beeld weergegeven van één van de camera’s in de GUI met de detectie van het object in het beeld in real-time met een detectiekader over het beeld gezien wordt, met een vertraging van maximaal 2 seconden.</w:t>
-      </w:r>
-    </w:p>
-    <w:p>
-      <w:pPr>
-        <w:tabs>
-          <w:tab w:val="right" w:pos="9020"/>
-        </w:tabs>
-        <w:autoSpaceDE w:val="0"/>
-        <w:autoSpaceDN w:val="0"/>
-        <w:adjustRightInd w:val="0"/>
-        <w:spacing w:after="0" w:line="240" w:lineRule="auto"/>
-        <w:rPr>
-          <w:rFonts w:cs="Helvetica Neue"/>
-          <w:color w:val="000000"/>
-          <w:kern w:val="0"/>
-          <w:lang w:val="nl-NL"/>
-        </w:rPr>
-      </w:pPr>
-      <w:r>
-        <w:rPr>
-          <w:rFonts w:cs="Helvetica Neue"/>
-          <w:color w:val="000000"/>
-          <w:kern w:val="0"/>
-          <w:lang w:val="nl-NL"/>
-        </w:rPr>
-        <w:t xml:space="preserve">Deze requirement verwijst naar een eis van de opdrachtgever die is uitgewerkt in </w:t>
-      </w:r>
-      <w:r>
-        <w:rPr>
-          <w:rFonts w:cs="Helvetica Neue"/>
-          <w:b/>
-          <w:bCs/>
-          <w:color w:val="000000"/>
-          <w:kern w:val="0"/>
-          <w:u w:val="single"/>
-          <w:lang w:val="nl-NL"/>
-        </w:rPr>
-        <w:t>User Story Nr. 5</w:t>
-      </w:r>
-      <w:r>
-        <w:rPr>
-          <w:rFonts w:cs="Helvetica Neue"/>
-          <w:color w:val="000000"/>
-          <w:kern w:val="0"/>
-          <w:lang w:val="nl-NL"/>
-        </w:rPr>
-        <w:t xml:space="preserve"> in de </w:t>
-      </w:r>
-      <w:r>
-        <w:rPr>
-          <w:rFonts w:cs="Helvetica Neue"/>
-          <w:b/>
-          <w:bCs/>
-          <w:color w:val="000000"/>
-          <w:kern w:val="0"/>
-          <w:u w:val="single"/>
-          <w:lang w:val="nl-NL"/>
-        </w:rPr>
-        <w:t>Product Backlog</w:t>
-      </w:r>
-      <w:r>
-        <w:rPr>
-          <w:rFonts w:cs="Helvetica Neue"/>
-          <w:color w:val="000000"/>
-          <w:kern w:val="0"/>
-          <w:lang w:val="nl-NL"/>
-        </w:rPr>
-        <w:t>, in het geval van financiële beperkingen was er een vrije keuze en was het budget te bepalen met de opdrachtgever.</w:t>
-      </w:r>
-    </w:p>
-    <w:p>
-      <w:pPr>
-        <w:rPr>
-          <w:lang w:val="nl-NL"/>
-        </w:rPr>
-      </w:pPr>
-    </w:p>
-    <w:p>
-      <w:pPr>
-        <w:tabs>
-          <w:tab w:val="right" w:pos="9020"/>
-        </w:tabs>
-        <w:autoSpaceDE w:val="0"/>
-        <w:autoSpaceDN w:val="0"/>
-        <w:adjustRightInd w:val="0"/>
-        <w:spacing w:after="0" w:line="240" w:lineRule="auto"/>
-        <w:rPr>
-          <w:rFonts w:cs="Helvetica Neue"/>
-          <w:b/>
-          <w:bCs/>
-          <w:color w:val="000000"/>
-          <w:kern w:val="0"/>
-          <w:sz w:val="28"/>
-          <w:szCs w:val="28"/>
-          <w:lang w:val="nl-NL"/>
-        </w:rPr>
-      </w:pPr>
-      <w:r>
-        <w:rPr>
-          <w:rFonts w:cs="Helvetica Neue"/>
-          <w:b/>
-          <w:bCs/>
-          <w:color w:val="000000"/>
-          <w:kern w:val="0"/>
-          <w:sz w:val="28"/>
-          <w:szCs w:val="28"/>
-          <w:lang w:val="nl-NL"/>
-        </w:rPr>
-        <w:t>Betrokken componenten:</w:t>
-      </w:r>
-    </w:p>
-    <w:p>
-      <w:pPr>
-        <w:pStyle w:val="ListParagraph"/>
-        <w:numPr>
-          <w:ilvl w:val="0"/>
-          <w:numId w:val="19"/>
-        </w:numPr>
-        <w:tabs>
-          <w:tab w:val="right" w:pos="9020"/>
-        </w:tabs>
-        <w:autoSpaceDE w:val="0"/>
-        <w:autoSpaceDN w:val="0"/>
-        <w:adjustRightInd w:val="0"/>
-        <w:spacing w:after="0" w:line="240" w:lineRule="auto"/>
-        <w:rPr>
-          <w:rFonts w:cs="Helvetica Neue"/>
-          <w:color w:val="000000"/>
-          <w:kern w:val="0"/>
-        </w:rPr>
-      </w:pPr>
-      <w:r>
-        <w:rPr>
-          <w:rFonts w:cs="Helvetica Neue"/>
-          <w:color w:val="000000"/>
-          <w:kern w:val="0"/>
-        </w:rPr>
-        <w:t>Camera (Arducam of Waveshare stereocamera)</w:t>
-      </w:r>
-    </w:p>
-    <w:p>
-      <w:pPr>
-        <w:pStyle w:val="ListParagraph"/>
-        <w:numPr>
-          <w:ilvl w:val="0"/>
-          <w:numId w:val="19"/>
-        </w:numPr>
-        <w:tabs>
-          <w:tab w:val="right" w:pos="9020"/>
-        </w:tabs>
-        <w:autoSpaceDE w:val="0"/>
-        <w:autoSpaceDN w:val="0"/>
-        <w:adjustRightInd w:val="0"/>
-        <w:spacing w:after="0" w:line="240" w:lineRule="auto"/>
-        <w:rPr>
-          <w:rFonts w:cs="Helvetica Neue"/>
-          <w:color w:val="000000"/>
-          <w:kern w:val="0"/>
-          <w:lang w:val="nl-NL"/>
-        </w:rPr>
-      </w:pPr>
-      <w:r>
-        <w:rPr>
-          <w:rFonts w:cs="Helvetica Neue"/>
-          <w:color w:val="000000"/>
-          <w:kern w:val="0"/>
-          <w:lang w:val="nl-NL"/>
-        </w:rPr>
-        <w:t>Raspberry Pi 5</w:t>
-      </w:r>
-    </w:p>
-    <w:p>
-      <w:pPr>
-        <w:pStyle w:val="ListParagraph"/>
-        <w:numPr>
-          <w:ilvl w:val="0"/>
-          <w:numId w:val="19"/>
-        </w:numPr>
-        <w:tabs>
-          <w:tab w:val="right" w:pos="9020"/>
-        </w:tabs>
-        <w:autoSpaceDE w:val="0"/>
-        <w:autoSpaceDN w:val="0"/>
-        <w:adjustRightInd w:val="0"/>
-        <w:spacing w:after="0" w:line="240" w:lineRule="auto"/>
-        <w:rPr>
-          <w:rFonts w:cs="Helvetica Neue"/>
-          <w:color w:val="000000"/>
-          <w:kern w:val="0"/>
-          <w:lang w:val="nl-NL"/>
-        </w:rPr>
-      </w:pPr>
-      <w:r>
-        <w:rPr>
-          <w:rFonts w:cs="Helvetica Neue"/>
-          <w:color w:val="000000"/>
-          <w:kern w:val="0"/>
-          <w:lang w:val="nl-NL"/>
-        </w:rPr>
-        <w:t>GUI</w:t>
-      </w:r>
-    </w:p>
-    <w:p>
-      <w:pPr>
-        <w:rPr>
-          <w:lang w:val="nl-NL"/>
-        </w:rPr>
-      </w:pPr>
-    </w:p>
-    <w:p>
-      <w:pPr>
-        <w:rPr>
-          <w:lang w:val="nl-NL"/>
-        </w:rPr>
-      </w:pPr>
-    </w:p>
-    <w:p>
-      <w:pPr>
-        <w:rPr>
-          <w:b/>
-          <w:bCs/>
-          <w:sz w:val="28"/>
-          <w:szCs w:val="28"/>
-        </w:rPr>
-      </w:pPr>
-      <w:r>
-        <w:rPr>
-          <w:b/>
-          <w:bCs/>
-          <w:sz w:val="28"/>
-          <w:szCs w:val="28"/>
-        </w:rPr>
-        <w:t>Test:</w:t>
-      </w:r>
-    </w:p>
-    <w:p>
-      <w:pPr>
-        <w:rPr>
-          <w:b/>
-          <w:bCs/>
-          <w:sz w:val="28"/>
-          <w:szCs w:val="28"/>
-        </w:rPr>
-      </w:pPr>
-      <w:r>
-        <w:t>-</w:t>
-      </w:r>
-    </w:p>
-    <w:p/>
-    <w:p>
-      <w:pPr>
-        <w:tabs>
-          <w:tab w:val="right" w:pos="9020"/>
-        </w:tabs>
-        <w:autoSpaceDE w:val="0"/>
-        <w:autoSpaceDN w:val="0"/>
-        <w:adjustRightInd w:val="0"/>
-        <w:spacing w:after="0" w:line="240" w:lineRule="auto"/>
-        <w:rPr>
-          <w:rFonts w:cs="Helvetica Neue"/>
-          <w:b/>
-          <w:bCs/>
-          <w:color w:val="0070C0"/>
-          <w:kern w:val="0"/>
-          <w:sz w:val="32"/>
-          <w:szCs w:val="32"/>
-          <w:lang w:val="nl-NL"/>
-        </w:rPr>
-      </w:pPr>
-    </w:p>
-    <w:p>
-      <w:pPr>
-        <w:pStyle w:val="Style3"/>
-        <w:rPr>
-          <w:rFonts w:asciiTheme="minorHAnsi" w:hAnsiTheme="minorHAnsi"/>
-          <w:color w:val="215E99" w:themeColor="text2" w:themeTint="BF"/>
-        </w:rPr>
-      </w:pPr>
-      <w:bookmarkStart w:id="8" w:name="_Toc214218439"/>
-      <w:r>
-        <w:rPr>
-          <w:rFonts w:asciiTheme="minorHAnsi" w:hAnsiTheme="minorHAnsi"/>
-          <w:color w:val="215E99" w:themeColor="text2" w:themeTint="BF"/>
-        </w:rPr>
-        <w:t>RQ06: Robuuste behuizing (Niet-functioneel (Prioriteit P2))</w:t>
-      </w:r>
-      <w:bookmarkEnd w:id="8"/>
-    </w:p>
-    <w:p>
-      <w:pPr>
-        <w:rPr>
-          <w:lang w:val="nl-NL"/>
-        </w:rPr>
-      </w:pPr>
-      <w:r>
-        <w:rPr>
-          <w:rFonts w:cs="Helvetica Neue"/>
-          <w:i/>
-          <w:iCs/>
-          <w:color w:val="000000"/>
-          <w:kern w:val="0"/>
-          <w:lang w:val="nl-NL"/>
-        </w:rPr>
-        <w:t>Er zal een nauwkeurige behuizing zijn die op correcte afmetingen wordt gemaakt en geschikt is voor buitengebruik, de behuizing wordt gemaakt met gebruik van hout en met het gebruik van een 3D-printer.</w:t>
-      </w:r>
-    </w:p>
-    <w:p>
-      <w:pPr>
-        <w:tabs>
-          <w:tab w:val="right" w:pos="9020"/>
-        </w:tabs>
-        <w:autoSpaceDE w:val="0"/>
-        <w:autoSpaceDN w:val="0"/>
-        <w:adjustRightInd w:val="0"/>
-        <w:spacing w:after="0" w:line="240" w:lineRule="auto"/>
-        <w:rPr>
-          <w:rFonts w:cs="Helvetica Neue"/>
-          <w:color w:val="000000"/>
-          <w:kern w:val="0"/>
-          <w:lang w:val="nl-NL"/>
-        </w:rPr>
-      </w:pPr>
-      <w:r>
-        <w:rPr>
-          <w:rFonts w:cs="Helvetica Neue"/>
-          <w:color w:val="000000"/>
-          <w:kern w:val="0"/>
-          <w:lang w:val="nl-NL"/>
-        </w:rPr>
-        <w:t xml:space="preserve">Deze requirement verwijst naar een eis van de opdrachtgever die is uitgewerkt in </w:t>
-      </w:r>
-      <w:r>
-        <w:rPr>
-          <w:rFonts w:cs="Helvetica Neue"/>
-          <w:b/>
-          <w:bCs/>
-          <w:color w:val="000000"/>
-          <w:kern w:val="0"/>
-          <w:u w:val="single"/>
-          <w:lang w:val="nl-NL"/>
-        </w:rPr>
-        <w:t>User Story Nr. 6</w:t>
-      </w:r>
-      <w:r>
-        <w:rPr>
-          <w:rFonts w:cs="Helvetica Neue"/>
-          <w:color w:val="000000"/>
-          <w:kern w:val="0"/>
-          <w:lang w:val="nl-NL"/>
-        </w:rPr>
-        <w:t xml:space="preserve"> in de </w:t>
-      </w:r>
-      <w:r>
-        <w:rPr>
-          <w:rFonts w:cs="Helvetica Neue"/>
-          <w:b/>
-          <w:bCs/>
-          <w:color w:val="000000"/>
-          <w:kern w:val="0"/>
-          <w:u w:val="single"/>
-          <w:lang w:val="nl-NL"/>
-        </w:rPr>
-        <w:t>Product Backlog</w:t>
-      </w:r>
-      <w:r>
-        <w:rPr>
-          <w:rFonts w:cs="Helvetica Neue"/>
-          <w:color w:val="000000"/>
-          <w:kern w:val="0"/>
-          <w:lang w:val="nl-NL"/>
-        </w:rPr>
-        <w:t>, in het geval van financiële beperkingen was er een vrije keuze en was het budget te bepalen met de opdrachtgever.</w:t>
-      </w:r>
-    </w:p>
-    <w:p>
-      <w:pPr>
-        <w:rPr>
-          <w:lang w:val="nl-NL"/>
-        </w:rPr>
-      </w:pPr>
-    </w:p>
-    <w:p>
-      <w:pPr>
-        <w:tabs>
-          <w:tab w:val="right" w:pos="9020"/>
-        </w:tabs>
-        <w:autoSpaceDE w:val="0"/>
-        <w:autoSpaceDN w:val="0"/>
-        <w:adjustRightInd w:val="0"/>
-        <w:spacing w:after="0" w:line="240" w:lineRule="auto"/>
-        <w:rPr>
-          <w:rFonts w:cs="Helvetica Neue"/>
-          <w:b/>
-          <w:bCs/>
-          <w:color w:val="000000"/>
-          <w:kern w:val="0"/>
-          <w:sz w:val="28"/>
-          <w:szCs w:val="28"/>
-          <w:lang w:val="nl-NL"/>
-        </w:rPr>
-      </w:pPr>
-      <w:r>
-        <w:rPr>
-          <w:rFonts w:cs="Helvetica Neue"/>
-          <w:b/>
-          <w:bCs/>
-          <w:color w:val="000000"/>
-          <w:kern w:val="0"/>
-          <w:sz w:val="28"/>
-          <w:szCs w:val="28"/>
-          <w:lang w:val="nl-NL"/>
-        </w:rPr>
-        <w:t>Betrokken componenten:</w:t>
-      </w:r>
-    </w:p>
-    <w:p>
-      <w:pPr>
-        <w:pStyle w:val="ListParagraph"/>
-        <w:numPr>
-          <w:ilvl w:val="0"/>
-          <w:numId w:val="19"/>
-        </w:numPr>
-        <w:tabs>
-          <w:tab w:val="right" w:pos="9020"/>
-        </w:tabs>
-        <w:autoSpaceDE w:val="0"/>
-        <w:autoSpaceDN w:val="0"/>
-        <w:adjustRightInd w:val="0"/>
-        <w:spacing w:after="0" w:line="240" w:lineRule="auto"/>
-        <w:rPr>
-          <w:rFonts w:cs="Helvetica Neue"/>
-          <w:color w:val="000000"/>
-          <w:kern w:val="0"/>
-          <w:lang w:val="nl-NL"/>
-        </w:rPr>
-      </w:pPr>
-      <w:r>
-        <w:rPr>
-          <w:rFonts w:cs="Helvetica Neue"/>
-          <w:color w:val="000000"/>
-          <w:kern w:val="0"/>
-          <w:lang w:val="nl-NL"/>
-        </w:rPr>
-        <w:t>3D-geprinte onderdelen op correcte afmeting</w:t>
-      </w:r>
-    </w:p>
-    <w:p>
-      <w:pPr>
-        <w:pStyle w:val="ListParagraph"/>
-        <w:numPr>
-          <w:ilvl w:val="0"/>
-          <w:numId w:val="19"/>
-        </w:numPr>
-        <w:tabs>
-          <w:tab w:val="right" w:pos="9020"/>
-        </w:tabs>
-        <w:autoSpaceDE w:val="0"/>
-        <w:autoSpaceDN w:val="0"/>
-        <w:adjustRightInd w:val="0"/>
-        <w:spacing w:after="0" w:line="240" w:lineRule="auto"/>
-        <w:rPr>
-          <w:rFonts w:cs="Helvetica Neue"/>
-          <w:color w:val="000000"/>
-          <w:kern w:val="0"/>
-          <w:lang w:val="nl-NL"/>
-        </w:rPr>
-      </w:pPr>
-      <w:r>
-        <w:rPr>
-          <w:rFonts w:cs="Helvetica Neue"/>
-          <w:color w:val="000000"/>
-          <w:kern w:val="0"/>
-          <w:lang w:val="nl-NL"/>
-        </w:rPr>
-        <w:t>Houten onderdelen op correcte afmetingen</w:t>
-      </w:r>
-    </w:p>
-    <w:p>
-      <w:pPr>
-        <w:rPr>
-          <w:lang w:val="nl-NL"/>
-        </w:rPr>
-      </w:pPr>
-    </w:p>
-    <w:p>
-      <w:pPr>
-        <w:rPr>
-          <w:b/>
-          <w:bCs/>
-          <w:sz w:val="28"/>
-          <w:szCs w:val="28"/>
-          <w:lang w:val="nl-NL"/>
-        </w:rPr>
-      </w:pPr>
-      <w:r>
-        <w:rPr>
-          <w:b/>
-          <w:bCs/>
-          <w:sz w:val="28"/>
-          <w:szCs w:val="28"/>
-          <w:lang w:val="nl-NL"/>
-        </w:rPr>
-        <w:t>Test:</w:t>
-      </w:r>
-    </w:p>
-    <w:p>
-      <w:pPr>
-        <w:rPr>
-          <w:b/>
-          <w:bCs/>
-          <w:sz w:val="28"/>
-          <w:szCs w:val="28"/>
-          <w:lang w:val="nl-NL"/>
-        </w:rPr>
-      </w:pPr>
-      <w:r>
-        <w:rPr>
-          <w:b/>
-          <w:bCs/>
-          <w:sz w:val="28"/>
-          <w:szCs w:val="28"/>
-          <w:lang w:val="nl-NL"/>
-        </w:rPr>
-        <w:t>-</w:t>
-      </w:r>
-    </w:p>
-    <w:p>
-      <w:pPr>
-        <w:pStyle w:val="Heading2"/>
-        <w:rPr>
-          <w:b/>
-          <w:bCs/>
-          <w:color w:val="215E99" w:themeColor="text2" w:themeTint="BF"/>
-          <w:lang w:val="nl-NL"/>
-        </w:rPr>
-      </w:pPr>
-      <w:bookmarkStart w:id="9" w:name="_Toc214218440"/>
-      <w:r>
-        <w:rPr>
-          <w:b/>
-          <w:bCs/>
-          <w:color w:val="215E99" w:themeColor="text2" w:themeTint="BF"/>
-          <w:lang w:val="nl-NL"/>
-        </w:rPr>
-        <w:lastRenderedPageBreak/>
-        <w:t>RQ07: Ontwerp functionaliteit (Niet-functioneel (Prioriteit P2))</w:t>
-      </w:r>
-      <w:bookmarkEnd w:id="9"/>
-    </w:p>
-    <w:p>
-      <w:pPr>
-        <w:rPr>
-          <w:rFonts w:cs="Helvetica Neue"/>
-          <w:i/>
-          <w:iCs/>
-          <w:color w:val="000000"/>
-          <w:kern w:val="0"/>
-          <w:lang w:val="nl-NL"/>
-        </w:rPr>
-      </w:pPr>
-      <w:r>
-        <w:rPr>
-          <w:rFonts w:cs="Helvetica Neue"/>
-          <w:i/>
-          <w:iCs/>
-          <w:color w:val="000000"/>
-          <w:kern w:val="0"/>
-          <w:lang w:val="nl-NL"/>
-        </w:rPr>
-        <w:t>In de documentatie wordt de volledige benodigde structuur van het systeem gedocumenteerd zodat de werking van het gehele systeem duidelijk is. Hierbij worden de volgende vormen van documentatie betrokken: Architectuurdocument, Flowchart van het hoofdprogramma, UML-diagram(men) van belangrijke software, Elektrisch schema van de hardware opstelling en eventuele documenten die van belang zullen zijn.</w:t>
-      </w:r>
-    </w:p>
-    <w:p>
-      <w:pPr>
-        <w:rPr>
-          <w:rFonts w:cs="Helvetica Neue"/>
-          <w:i/>
-          <w:iCs/>
-          <w:color w:val="000000"/>
-          <w:kern w:val="0"/>
-          <w:lang w:val="nl-NL"/>
-        </w:rPr>
-      </w:pPr>
-    </w:p>
-    <w:p>
-      <w:pPr>
-        <w:tabs>
-          <w:tab w:val="right" w:pos="9020"/>
-        </w:tabs>
-        <w:autoSpaceDE w:val="0"/>
-        <w:autoSpaceDN w:val="0"/>
-        <w:adjustRightInd w:val="0"/>
-        <w:spacing w:after="0" w:line="240" w:lineRule="auto"/>
-        <w:rPr>
-          <w:rFonts w:cs="Helvetica Neue"/>
-          <w:color w:val="000000"/>
-          <w:kern w:val="0"/>
-          <w:lang w:val="nl-NL"/>
-        </w:rPr>
-      </w:pPr>
-      <w:r>
-        <w:rPr>
-          <w:rFonts w:cs="Helvetica Neue"/>
-          <w:color w:val="000000"/>
-          <w:kern w:val="0"/>
-          <w:lang w:val="nl-NL"/>
-        </w:rPr>
-        <w:t xml:space="preserve">Deze requirement verwijst naar een </w:t>
-      </w:r>
-      <w:r>
-        <w:rPr>
-          <w:rFonts w:cs="Helvetica Neue"/>
-          <w:color w:val="000000"/>
-          <w:kern w:val="0"/>
-          <w:lang w:val="nl-NL"/>
-        </w:rPr>
-        <w:t>eis</w:t>
-      </w:r>
-      <w:r>
-        <w:rPr>
-          <w:rFonts w:cs="Helvetica Neue"/>
-          <w:color w:val="000000"/>
-          <w:kern w:val="0"/>
-          <w:lang w:val="nl-NL"/>
-        </w:rPr>
-        <w:t xml:space="preserve"> van de opdrachtgever</w:t>
-      </w:r>
-      <w:r>
-        <w:rPr>
-          <w:rFonts w:cs="Helvetica Neue"/>
-          <w:color w:val="000000"/>
-          <w:kern w:val="0"/>
-          <w:lang w:val="nl-NL"/>
-        </w:rPr>
-        <w:t xml:space="preserve"> en projectleden</w:t>
-      </w:r>
-      <w:r>
-        <w:rPr>
-          <w:rFonts w:cs="Helvetica Neue"/>
-          <w:color w:val="000000"/>
-          <w:kern w:val="0"/>
-          <w:lang w:val="nl-NL"/>
-        </w:rPr>
-        <w:t xml:space="preserve"> die is uitgewerkt in </w:t>
-      </w:r>
-      <w:r>
-        <w:rPr>
-          <w:rFonts w:cs="Helvetica Neue"/>
-          <w:b/>
-          <w:bCs/>
-          <w:color w:val="000000"/>
-          <w:kern w:val="0"/>
-          <w:u w:val="single"/>
-          <w:lang w:val="nl-NL"/>
-        </w:rPr>
-        <w:t>User Story Nr. 7</w:t>
-      </w:r>
-      <w:r>
-        <w:rPr>
-          <w:rFonts w:cs="Helvetica Neue"/>
-          <w:color w:val="000000"/>
-          <w:kern w:val="0"/>
-          <w:lang w:val="nl-NL"/>
-        </w:rPr>
-        <w:t xml:space="preserve"> in de </w:t>
-      </w:r>
-      <w:r>
-        <w:rPr>
-          <w:rFonts w:cs="Helvetica Neue"/>
-          <w:b/>
-          <w:bCs/>
-          <w:color w:val="000000"/>
-          <w:kern w:val="0"/>
-          <w:u w:val="single"/>
-          <w:lang w:val="nl-NL"/>
-        </w:rPr>
-        <w:t>Product Backlog</w:t>
-      </w:r>
-      <w:r>
-        <w:rPr>
-          <w:rFonts w:cs="Helvetica Neue"/>
-          <w:color w:val="000000"/>
-          <w:kern w:val="0"/>
-          <w:lang w:val="nl-NL"/>
-        </w:rPr>
-        <w:t>.</w:t>
-      </w:r>
-    </w:p>
-    <w:p>
-      <w:pPr>
-        <w:rPr>
-          <w:lang w:val="nl-NL"/>
-        </w:rPr>
-      </w:pPr>
-    </w:p>
-    <w:p>
-      <w:pPr>
-        <w:rPr>
-          <w:lang w:val="nl-NL"/>
-        </w:rPr>
-      </w:pPr>
-    </w:p>
-    <w:p>
-      <w:pPr>
-        <w:rPr>
-          <w:b/>
-          <w:bCs/>
-          <w:sz w:val="28"/>
-          <w:szCs w:val="28"/>
-          <w:lang w:val="nl-NL"/>
-        </w:rPr>
-      </w:pPr>
-      <w:r>
-        <w:rPr>
-          <w:b/>
-          <w:bCs/>
-          <w:sz w:val="28"/>
-          <w:szCs w:val="28"/>
-          <w:lang w:val="nl-NL"/>
-        </w:rPr>
-        <w:t>Test:</w:t>
-      </w:r>
-    </w:p>
-    <w:p>
-      <w:pPr>
-        <w:rPr>
-          <w:b/>
-          <w:bCs/>
-          <w:sz w:val="28"/>
-          <w:szCs w:val="28"/>
-          <w:lang w:val="nl-NL"/>
-        </w:rPr>
-      </w:pPr>
-      <w:r>
-        <w:rPr>
-          <w:b/>
-          <w:bCs/>
-          <w:sz w:val="28"/>
-          <w:szCs w:val="28"/>
-          <w:lang w:val="nl-NL"/>
-        </w:rPr>
-        <w:t>-</w:t>
-      </w:r>
-    </w:p>
-    <w:p>
-      <w:pPr>
-        <w:pStyle w:val="Style3"/>
-        <w:rPr>
-          <w:rFonts w:asciiTheme="minorHAnsi" w:hAnsiTheme="minorHAnsi"/>
-          <w:color w:val="215E99" w:themeColor="text2" w:themeTint="BF"/>
-        </w:rPr>
-      </w:pPr>
-    </w:p>
-    <w:p>
-      <w:pPr>
-        <w:pStyle w:val="Style3"/>
-        <w:rPr>
-          <w:rFonts w:asciiTheme="minorHAnsi" w:hAnsiTheme="minorHAnsi"/>
-          <w:color w:val="215E99" w:themeColor="text2" w:themeTint="BF"/>
-        </w:rPr>
-      </w:pPr>
-    </w:p>
-    <w:p>
-      <w:pPr>
-        <w:pStyle w:val="Style3"/>
-        <w:rPr>
-          <w:rFonts w:asciiTheme="minorHAnsi" w:hAnsiTheme="minorHAnsi"/>
-          <w:color w:val="215E99" w:themeColor="text2" w:themeTint="BF"/>
-        </w:rPr>
-      </w:pPr>
-    </w:p>
-    <w:p>
-      <w:pPr>
-        <w:pStyle w:val="Style3"/>
-        <w:rPr>
-          <w:rFonts w:asciiTheme="minorHAnsi" w:hAnsiTheme="minorHAnsi"/>
-          <w:color w:val="215E99" w:themeColor="text2" w:themeTint="BF"/>
-        </w:rPr>
-      </w:pPr>
-    </w:p>
-    <w:p>
-      <w:pPr>
-        <w:pStyle w:val="Style3"/>
-        <w:rPr>
-          <w:rFonts w:asciiTheme="minorHAnsi" w:hAnsiTheme="minorHAnsi"/>
-          <w:color w:val="215E99" w:themeColor="text2" w:themeTint="BF"/>
-        </w:rPr>
-      </w:pPr>
-    </w:p>
-    <w:p>
-      <w:pPr>
-        <w:pStyle w:val="Style3"/>
-        <w:rPr>
-          <w:rFonts w:asciiTheme="minorHAnsi" w:hAnsiTheme="minorHAnsi"/>
-          <w:color w:val="215E99" w:themeColor="text2" w:themeTint="BF"/>
-        </w:rPr>
-      </w:pPr>
-    </w:p>
-    <w:p>
-      <w:pPr>
-        <w:pStyle w:val="Style3"/>
-        <w:rPr>
-          <w:rFonts w:asciiTheme="minorHAnsi" w:hAnsiTheme="minorHAnsi"/>
-          <w:color w:val="215E99" w:themeColor="text2" w:themeTint="BF"/>
-        </w:rPr>
-      </w:pPr>
-    </w:p>
-    <w:p>
-      <w:pPr>
-        <w:pStyle w:val="Style3"/>
-        <w:rPr>
-          <w:rFonts w:asciiTheme="minorHAnsi" w:hAnsiTheme="minorHAnsi"/>
-          <w:color w:val="215E99" w:themeColor="text2" w:themeTint="BF"/>
-        </w:rPr>
-      </w:pPr>
-      <w:bookmarkStart w:id="10" w:name="_Toc214218441"/>
-      <w:r>
-        <w:rPr>
-          <w:rFonts w:asciiTheme="minorHAnsi" w:hAnsiTheme="minorHAnsi"/>
-          <w:color w:val="215E99" w:themeColor="text2" w:themeTint="BF"/>
-        </w:rPr>
-        <w:t>RQ0</w:t>
-      </w:r>
-      <w:r>
-        <w:rPr>
-          <w:rFonts w:asciiTheme="minorHAnsi" w:hAnsiTheme="minorHAnsi"/>
-          <w:color w:val="215E99" w:themeColor="text2" w:themeTint="BF"/>
-        </w:rPr>
-        <w:t>8</w:t>
-      </w:r>
-      <w:r>
-        <w:rPr>
-          <w:rFonts w:asciiTheme="minorHAnsi" w:hAnsiTheme="minorHAnsi"/>
-          <w:color w:val="215E99" w:themeColor="text2" w:themeTint="BF"/>
-        </w:rPr>
-        <w:t>: Locatie-weergave in 3D (Functioneel (Prioriteit P3))</w:t>
-      </w:r>
-      <w:bookmarkEnd w:id="10"/>
-    </w:p>
-    <w:p>
-      <w:pPr>
-        <w:rPr>
-          <w:rFonts w:cs="Helvetica Neue"/>
-          <w:i/>
-          <w:iCs/>
-          <w:color w:val="000000"/>
-          <w:kern w:val="0"/>
-          <w:lang w:val="nl-NL"/>
-        </w:rPr>
-      </w:pPr>
-      <w:r>
-        <w:rPr>
-          <w:rFonts w:cs="Helvetica Neue"/>
-          <w:i/>
-          <w:iCs/>
-          <w:color w:val="000000"/>
-          <w:kern w:val="0"/>
-          <w:lang w:val="nl-NL"/>
-        </w:rPr>
-        <w:t>In de GUI staat een 3D grafiek die bestaat uit lengte, breedte en diepte (x, y, z) die gebruik maakt van de feed van de 2 camera’s waarin de locatie van een bewegend object in realtime wordt weergegeven door het middelpunt te nemen van de detectiekader die over het object zit en dat als constante punt weer te geven in de grafiek waarvan de positie elke 0,5s wordt bijgewerkt en met een afwijking van ≤ 10cm voor het bepalen van de diepte.</w:t>
-      </w:r>
-    </w:p>
-    <w:p>
-      <w:pPr>
-        <w:rPr>
-          <w:rFonts w:cs="Helvetica Neue"/>
-          <w:i/>
-          <w:iCs/>
-          <w:color w:val="000000"/>
-          <w:kern w:val="0"/>
-          <w:lang w:val="nl-NL"/>
-        </w:rPr>
-      </w:pPr>
-    </w:p>
-    <w:p>
-      <w:pPr>
-        <w:tabs>
-          <w:tab w:val="right" w:pos="9020"/>
-        </w:tabs>
-        <w:autoSpaceDE w:val="0"/>
-        <w:autoSpaceDN w:val="0"/>
-        <w:adjustRightInd w:val="0"/>
-        <w:spacing w:after="0" w:line="240" w:lineRule="auto"/>
-        <w:rPr>
-          <w:rFonts w:cs="Helvetica Neue"/>
-          <w:color w:val="000000"/>
-          <w:kern w:val="0"/>
-          <w:lang w:val="nl-NL"/>
-        </w:rPr>
-      </w:pPr>
-      <w:r>
-        <w:rPr>
-          <w:rFonts w:cs="Helvetica Neue"/>
-          <w:color w:val="000000"/>
-          <w:kern w:val="0"/>
-          <w:lang w:val="nl-NL"/>
-        </w:rPr>
-        <w:lastRenderedPageBreak/>
-        <w:t xml:space="preserve">Deze requirement verwijst naar een </w:t>
-      </w:r>
-      <w:r>
-        <w:rPr>
-          <w:rFonts w:cs="Helvetica Neue"/>
-          <w:color w:val="000000"/>
-          <w:kern w:val="0"/>
-          <w:lang w:val="nl-NL"/>
-        </w:rPr>
-        <w:t>eventuele extra toevoeging</w:t>
-      </w:r>
-      <w:r>
-        <w:rPr>
-          <w:rFonts w:cs="Helvetica Neue"/>
-          <w:color w:val="000000"/>
-          <w:kern w:val="0"/>
-          <w:lang w:val="nl-NL"/>
-        </w:rPr>
-        <w:t xml:space="preserve"> van de opdrachtgever die is uitgewerkt in </w:t>
-      </w:r>
-      <w:r>
-        <w:rPr>
-          <w:rFonts w:cs="Helvetica Neue"/>
-          <w:b/>
-          <w:bCs/>
-          <w:color w:val="000000"/>
-          <w:kern w:val="0"/>
-          <w:u w:val="single"/>
-          <w:lang w:val="nl-NL"/>
-        </w:rPr>
-        <w:t xml:space="preserve">User Story Nr. </w:t>
-      </w:r>
-      <w:r>
-        <w:rPr>
-          <w:rFonts w:cs="Helvetica Neue"/>
-          <w:b/>
-          <w:bCs/>
-          <w:color w:val="000000"/>
-          <w:kern w:val="0"/>
-          <w:u w:val="single"/>
-          <w:lang w:val="nl-NL"/>
-        </w:rPr>
-        <w:t>8</w:t>
-      </w:r>
-      <w:r>
-        <w:rPr>
-          <w:rFonts w:cs="Helvetica Neue"/>
-          <w:color w:val="000000"/>
-          <w:kern w:val="0"/>
-          <w:lang w:val="nl-NL"/>
-        </w:rPr>
-        <w:t xml:space="preserve"> in de </w:t>
-      </w:r>
-      <w:r>
-        <w:rPr>
-          <w:rFonts w:cs="Helvetica Neue"/>
-          <w:b/>
-          <w:bCs/>
-          <w:color w:val="000000"/>
-          <w:kern w:val="0"/>
-          <w:u w:val="single"/>
-          <w:lang w:val="nl-NL"/>
-        </w:rPr>
-        <w:t>Product Backlog</w:t>
-      </w:r>
-      <w:r>
-        <w:rPr>
-          <w:rFonts w:cs="Helvetica Neue"/>
-          <w:color w:val="000000"/>
-          <w:kern w:val="0"/>
-          <w:lang w:val="nl-NL"/>
-        </w:rPr>
-        <w:t>, in het geval van financiële beperkingen was er een vrije keuze en was het budget te bepalen met de opdrachtgever.</w:t>
-      </w:r>
-    </w:p>
-    <w:p>
-      <w:pPr>
-        <w:rPr>
-          <w:lang w:val="nl-NL"/>
-        </w:rPr>
-      </w:pPr>
-    </w:p>
-    <w:p>
-      <w:pPr>
-        <w:tabs>
-          <w:tab w:val="right" w:pos="9020"/>
-        </w:tabs>
-        <w:autoSpaceDE w:val="0"/>
-        <w:autoSpaceDN w:val="0"/>
-        <w:adjustRightInd w:val="0"/>
-        <w:spacing w:after="0" w:line="240" w:lineRule="auto"/>
-        <w:rPr>
-          <w:rFonts w:cs="Helvetica Neue"/>
-          <w:b/>
-          <w:bCs/>
-          <w:color w:val="000000"/>
-          <w:kern w:val="0"/>
-          <w:sz w:val="28"/>
-          <w:szCs w:val="28"/>
-          <w:lang w:val="nl-NL"/>
-        </w:rPr>
-      </w:pPr>
-      <w:r>
-        <w:rPr>
-          <w:rFonts w:cs="Helvetica Neue"/>
-          <w:b/>
-          <w:bCs/>
-          <w:color w:val="000000"/>
-          <w:kern w:val="0"/>
-          <w:sz w:val="28"/>
-          <w:szCs w:val="28"/>
-          <w:lang w:val="nl-NL"/>
-        </w:rPr>
-        <w:t>Betrokken componenten:</w:t>
-      </w:r>
-    </w:p>
-    <w:p>
-      <w:pPr>
-        <w:pStyle w:val="ListParagraph"/>
-        <w:numPr>
-          <w:ilvl w:val="0"/>
-          <w:numId w:val="19"/>
-        </w:numPr>
-        <w:tabs>
-          <w:tab w:val="right" w:pos="9020"/>
-        </w:tabs>
-        <w:autoSpaceDE w:val="0"/>
-        <w:autoSpaceDN w:val="0"/>
-        <w:adjustRightInd w:val="0"/>
-        <w:spacing w:after="0" w:line="240" w:lineRule="auto"/>
-        <w:rPr>
-          <w:rFonts w:cs="Helvetica Neue"/>
-          <w:color w:val="000000"/>
-          <w:kern w:val="0"/>
-        </w:rPr>
-      </w:pPr>
-      <w:r>
-        <w:rPr>
-          <w:rFonts w:cs="Helvetica Neue"/>
-          <w:color w:val="000000"/>
-          <w:kern w:val="0"/>
-        </w:rPr>
-        <w:t>Camera (Arducam of Waveshare stereocamera)</w:t>
-      </w:r>
-    </w:p>
-    <w:p>
-      <w:pPr>
-        <w:pStyle w:val="ListParagraph"/>
-        <w:numPr>
-          <w:ilvl w:val="0"/>
-          <w:numId w:val="19"/>
-        </w:numPr>
-        <w:tabs>
-          <w:tab w:val="right" w:pos="9020"/>
-        </w:tabs>
-        <w:autoSpaceDE w:val="0"/>
-        <w:autoSpaceDN w:val="0"/>
-        <w:adjustRightInd w:val="0"/>
-        <w:spacing w:after="0" w:line="240" w:lineRule="auto"/>
-        <w:rPr>
-          <w:rFonts w:cs="Helvetica Neue"/>
-          <w:color w:val="000000"/>
-          <w:kern w:val="0"/>
-          <w:lang w:val="nl-NL"/>
-        </w:rPr>
-      </w:pPr>
-      <w:r>
-        <w:rPr>
-          <w:rFonts w:cs="Helvetica Neue"/>
-          <w:color w:val="000000"/>
-          <w:kern w:val="0"/>
-          <w:lang w:val="nl-NL"/>
-        </w:rPr>
-        <w:t>Raspberry Pi 5</w:t>
-      </w:r>
-    </w:p>
-    <w:p>
-      <w:pPr>
-        <w:pStyle w:val="ListParagraph"/>
-        <w:numPr>
-          <w:ilvl w:val="0"/>
-          <w:numId w:val="19"/>
-        </w:numPr>
-        <w:tabs>
-          <w:tab w:val="right" w:pos="9020"/>
-        </w:tabs>
-        <w:autoSpaceDE w:val="0"/>
-        <w:autoSpaceDN w:val="0"/>
-        <w:adjustRightInd w:val="0"/>
-        <w:spacing w:after="0" w:line="240" w:lineRule="auto"/>
-        <w:rPr>
-          <w:rFonts w:cs="Helvetica Neue"/>
-          <w:color w:val="000000"/>
-          <w:kern w:val="0"/>
-          <w:lang w:val="nl-NL"/>
-        </w:rPr>
-      </w:pPr>
-      <w:r>
-        <w:rPr>
-          <w:rFonts w:cs="Helvetica Neue"/>
-          <w:color w:val="000000"/>
-          <w:kern w:val="0"/>
-          <w:lang w:val="nl-NL"/>
-        </w:rPr>
-        <w:t>GUI</w:t>
-      </w:r>
-    </w:p>
-    <w:p>
-      <w:pPr>
-        <w:rPr>
-          <w:lang w:val="nl-NL"/>
-        </w:rPr>
-      </w:pPr>
-    </w:p>
-    <w:p>
-      <w:pPr>
-        <w:rPr>
-          <w:b/>
-          <w:bCs/>
-          <w:sz w:val="28"/>
-          <w:szCs w:val="28"/>
-          <w:lang w:val="nl-NL"/>
-        </w:rPr>
-      </w:pPr>
-      <w:r>
-        <w:rPr>
-          <w:b/>
-          <w:bCs/>
-          <w:sz w:val="28"/>
-          <w:szCs w:val="28"/>
-          <w:lang w:val="nl-NL"/>
-        </w:rPr>
-        <w:t>Test:</w:t>
-      </w:r>
-    </w:p>
-    <w:p>
-      <w:pPr>
-        <w:rPr>
-          <w:b/>
-          <w:bCs/>
-          <w:sz w:val="28"/>
-          <w:szCs w:val="28"/>
-          <w:lang w:val="nl-NL"/>
-        </w:rPr>
-      </w:pPr>
-      <w:r>
-        <w:rPr>
-          <w:b/>
-          <w:bCs/>
-          <w:sz w:val="28"/>
-          <w:szCs w:val="28"/>
-          <w:lang w:val="nl-NL"/>
-        </w:rPr>
-        <w:t>-</w:t>
-      </w:r>
-    </w:p>
-    <w:p>
-      <w:pPr>
-        <w:rPr>
-          <w:rFonts w:cs="Helvetica Neue"/>
-          <w:b/>
-          <w:bCs/>
-          <w:color w:val="0070C0"/>
-          <w:kern w:val="0"/>
-          <w:sz w:val="32"/>
-          <w:szCs w:val="32"/>
-          <w:lang w:val="nl-NL"/>
-        </w:rPr>
-      </w:pPr>
-      <w:r>
-        <w:rPr>
-          <w:rFonts w:cs="Helvetica Neue"/>
-          <w:b/>
-          <w:bCs/>
-          <w:color w:val="0070C0"/>
-          <w:kern w:val="0"/>
-          <w:sz w:val="32"/>
-          <w:szCs w:val="32"/>
-          <w:lang w:val="nl-NL"/>
-        </w:rPr>
-        <w:br w:type="page"/>
-      </w:r>
-    </w:p>
-    <w:p>
-      <w:pPr>
-        <w:pStyle w:val="Style3"/>
-        <w:rPr>
-          <w:rFonts w:asciiTheme="minorHAnsi" w:hAnsiTheme="minorHAnsi"/>
-          <w:color w:val="215E99" w:themeColor="text2" w:themeTint="BF"/>
-        </w:rPr>
-      </w:pPr>
-      <w:bookmarkStart w:id="11" w:name="_Toc214218442"/>
-      <w:r>
-        <w:rPr>
-          <w:rFonts w:asciiTheme="minorHAnsi" w:hAnsiTheme="minorHAnsi"/>
-          <w:color w:val="215E99" w:themeColor="text2" w:themeTint="BF"/>
-        </w:rPr>
-        <w:lastRenderedPageBreak/>
-        <w:t>RQ0</w:t>
-      </w:r>
-      <w:r>
-        <w:rPr>
-          <w:rFonts w:asciiTheme="minorHAnsi" w:hAnsiTheme="minorHAnsi"/>
-          <w:color w:val="215E99" w:themeColor="text2" w:themeTint="BF"/>
-        </w:rPr>
-        <w:t>9</w:t>
-      </w:r>
-      <w:r>
-        <w:rPr>
-          <w:rFonts w:asciiTheme="minorHAnsi" w:hAnsiTheme="minorHAnsi"/>
-          <w:color w:val="215E99" w:themeColor="text2" w:themeTint="BF"/>
-        </w:rPr>
-        <w:t>: 24/7 zicht (Functioneel (Prioriteit P3))</w:t>
-      </w:r>
-      <w:bookmarkEnd w:id="11"/>
-    </w:p>
-    <w:p>
-      <w:pPr>
-        <w:tabs>
-          <w:tab w:val="right" w:pos="9020"/>
-        </w:tabs>
-        <w:autoSpaceDE w:val="0"/>
-        <w:autoSpaceDN w:val="0"/>
-        <w:adjustRightInd w:val="0"/>
-        <w:spacing w:after="0" w:line="240" w:lineRule="auto"/>
-        <w:rPr>
-          <w:rFonts w:cs="Helvetica Neue"/>
-          <w:i/>
-          <w:iCs/>
-          <w:color w:val="000000"/>
-          <w:kern w:val="0"/>
-          <w:lang w:val="nl-NL"/>
-        </w:rPr>
-      </w:pPr>
-      <w:r>
-        <w:rPr>
-          <w:rFonts w:cs="Helvetica Neue"/>
-          <w:i/>
-          <w:iCs/>
-          <w:color w:val="000000"/>
-          <w:kern w:val="0"/>
-          <w:lang w:val="nl-NL"/>
-        </w:rPr>
-        <w:t>Door het gebruik te maken van nachtzichtcamera’s zal er continu detectie plaatsvinden, zowel overdag als ’s nachts, die het systeem gebruikt om objecten te detecteren met een nauwkeurigheid van minimaal 90% en &lt;1s vertraging gedurende de hele dag waarin de detectie wordt weergegeven met een detectiekader over het object.</w:t>
-      </w:r>
-    </w:p>
-    <w:p>
-      <w:pPr>
-        <w:tabs>
-          <w:tab w:val="right" w:pos="9020"/>
-        </w:tabs>
-        <w:autoSpaceDE w:val="0"/>
-        <w:autoSpaceDN w:val="0"/>
-        <w:adjustRightInd w:val="0"/>
-        <w:spacing w:after="0" w:line="240" w:lineRule="auto"/>
-        <w:rPr>
-          <w:rFonts w:cs="Helvetica Neue"/>
-          <w:i/>
-          <w:iCs/>
-          <w:color w:val="000000"/>
-          <w:kern w:val="0"/>
-          <w:lang w:val="nl-NL"/>
-        </w:rPr>
-      </w:pPr>
-    </w:p>
-    <w:p>
-      <w:pPr>
-        <w:tabs>
-          <w:tab w:val="right" w:pos="9020"/>
-        </w:tabs>
-        <w:autoSpaceDE w:val="0"/>
-        <w:autoSpaceDN w:val="0"/>
-        <w:adjustRightInd w:val="0"/>
-        <w:spacing w:after="0" w:line="240" w:lineRule="auto"/>
-        <w:rPr>
-          <w:rFonts w:cs="Helvetica Neue"/>
-          <w:color w:val="000000"/>
-          <w:kern w:val="0"/>
-          <w:lang w:val="nl-NL"/>
-        </w:rPr>
-      </w:pPr>
-    </w:p>
-    <w:p>
-      <w:pPr>
-        <w:tabs>
-          <w:tab w:val="right" w:pos="9020"/>
-        </w:tabs>
-        <w:autoSpaceDE w:val="0"/>
-        <w:autoSpaceDN w:val="0"/>
-        <w:adjustRightInd w:val="0"/>
-        <w:spacing w:after="0" w:line="240" w:lineRule="auto"/>
-        <w:rPr>
-          <w:rFonts w:cs="Helvetica Neue"/>
-          <w:color w:val="000000"/>
-          <w:kern w:val="0"/>
-          <w:lang w:val="nl-NL"/>
-        </w:rPr>
-      </w:pPr>
-      <w:r>
-        <w:rPr>
-          <w:rFonts w:cs="Helvetica Neue"/>
-          <w:color w:val="000000"/>
-          <w:kern w:val="0"/>
-          <w:lang w:val="nl-NL"/>
-        </w:rPr>
-        <w:t xml:space="preserve">Deze requirement verwijst naar </w:t>
-      </w:r>
-      <w:r>
-        <w:rPr>
-          <w:rFonts w:cs="Helvetica Neue"/>
-          <w:color w:val="000000"/>
-          <w:kern w:val="0"/>
-          <w:lang w:val="nl-NL"/>
-        </w:rPr>
-        <w:t>een eventuele extra toevoeging</w:t>
-      </w:r>
-      <w:r>
-        <w:rPr>
-          <w:rFonts w:cs="Helvetica Neue"/>
-          <w:color w:val="000000"/>
-          <w:kern w:val="0"/>
-          <w:lang w:val="nl-NL"/>
-        </w:rPr>
-        <w:t xml:space="preserve"> van de opdrachtgever die is uitgewerkt in </w:t>
-      </w:r>
-      <w:r>
-        <w:rPr>
-          <w:rFonts w:cs="Helvetica Neue"/>
-          <w:b/>
-          <w:bCs/>
-          <w:color w:val="000000"/>
-          <w:kern w:val="0"/>
-          <w:u w:val="single"/>
-          <w:lang w:val="nl-NL"/>
-        </w:rPr>
-        <w:t xml:space="preserve">User Story Nr. </w:t>
-      </w:r>
-      <w:r>
-        <w:rPr>
-          <w:rFonts w:cs="Helvetica Neue"/>
-          <w:b/>
-          <w:bCs/>
-          <w:color w:val="000000"/>
-          <w:kern w:val="0"/>
-          <w:u w:val="single"/>
-          <w:lang w:val="nl-NL"/>
-        </w:rPr>
-        <w:t>9</w:t>
-      </w:r>
-      <w:r>
-        <w:rPr>
-          <w:rFonts w:cs="Helvetica Neue"/>
-          <w:color w:val="000000"/>
-          <w:kern w:val="0"/>
-          <w:lang w:val="nl-NL"/>
-        </w:rPr>
-        <w:t xml:space="preserve"> in de </w:t>
-      </w:r>
-      <w:r>
-        <w:rPr>
-          <w:rFonts w:cs="Helvetica Neue"/>
-          <w:b/>
-          <w:bCs/>
-          <w:color w:val="000000"/>
-          <w:kern w:val="0"/>
-          <w:u w:val="single"/>
-          <w:lang w:val="nl-NL"/>
-        </w:rPr>
-        <w:t>Product Backlog</w:t>
-      </w:r>
-      <w:r>
-        <w:rPr>
-          <w:rFonts w:cs="Helvetica Neue"/>
-          <w:color w:val="000000"/>
-          <w:kern w:val="0"/>
-          <w:lang w:val="nl-NL"/>
-        </w:rPr>
-        <w:t>, in het geval van financiële beperkingen was er een vrije keuze en was het budget te bepalen met de opdrachtgever.</w:t>
-      </w:r>
-    </w:p>
-    <w:p>
-      <w:pPr>
-        <w:tabs>
-          <w:tab w:val="right" w:pos="9020"/>
-        </w:tabs>
-        <w:autoSpaceDE w:val="0"/>
-        <w:autoSpaceDN w:val="0"/>
-        <w:adjustRightInd w:val="0"/>
-        <w:spacing w:after="0" w:line="240" w:lineRule="auto"/>
-        <w:rPr>
-          <w:rFonts w:cs="Helvetica Neue"/>
-          <w:color w:val="000000"/>
-          <w:kern w:val="0"/>
-          <w:lang w:val="nl-NL"/>
-        </w:rPr>
-      </w:pPr>
-    </w:p>
-    <w:p>
-      <w:pPr>
-        <w:tabs>
-          <w:tab w:val="right" w:pos="9020"/>
-        </w:tabs>
-        <w:autoSpaceDE w:val="0"/>
-        <w:autoSpaceDN w:val="0"/>
-        <w:adjustRightInd w:val="0"/>
-        <w:spacing w:after="0" w:line="240" w:lineRule="auto"/>
-        <w:rPr>
-          <w:rFonts w:cs="Helvetica Neue"/>
-          <w:b/>
-          <w:bCs/>
-          <w:color w:val="000000"/>
-          <w:kern w:val="0"/>
-          <w:sz w:val="28"/>
-          <w:szCs w:val="28"/>
-          <w:lang w:val="nl-NL"/>
-        </w:rPr>
-      </w:pPr>
-      <w:r>
-        <w:rPr>
-          <w:rFonts w:cs="Helvetica Neue"/>
-          <w:b/>
-          <w:bCs/>
-          <w:color w:val="000000"/>
-          <w:kern w:val="0"/>
-          <w:sz w:val="28"/>
-          <w:szCs w:val="28"/>
-          <w:lang w:val="nl-NL"/>
-        </w:rPr>
-        <w:t>Betrokken componenten:</w:t>
-      </w:r>
-    </w:p>
-    <w:p>
-      <w:pPr>
-        <w:pStyle w:val="ListParagraph"/>
-        <w:numPr>
-          <w:ilvl w:val="0"/>
-          <w:numId w:val="19"/>
-        </w:numPr>
-        <w:tabs>
-          <w:tab w:val="right" w:pos="9020"/>
-        </w:tabs>
-        <w:autoSpaceDE w:val="0"/>
-        <w:autoSpaceDN w:val="0"/>
-        <w:adjustRightInd w:val="0"/>
-        <w:spacing w:after="0" w:line="240" w:lineRule="auto"/>
-        <w:rPr>
-          <w:rFonts w:cs="Helvetica Neue"/>
-          <w:color w:val="000000"/>
-          <w:kern w:val="0"/>
-        </w:rPr>
-      </w:pPr>
-      <w:r>
-        <w:rPr>
-          <w:rFonts w:cs="Helvetica Neue"/>
-          <w:color w:val="000000"/>
-          <w:kern w:val="0"/>
-        </w:rPr>
-        <w:t>Nachtzichtcamera</w:t>
-      </w:r>
-    </w:p>
-    <w:p>
-      <w:pPr>
-        <w:pStyle w:val="ListParagraph"/>
-        <w:numPr>
-          <w:ilvl w:val="0"/>
-          <w:numId w:val="19"/>
-        </w:numPr>
-        <w:tabs>
-          <w:tab w:val="right" w:pos="9020"/>
-        </w:tabs>
-        <w:autoSpaceDE w:val="0"/>
-        <w:autoSpaceDN w:val="0"/>
-        <w:adjustRightInd w:val="0"/>
-        <w:spacing w:after="0" w:line="240" w:lineRule="auto"/>
-        <w:rPr>
-          <w:rFonts w:cs="Helvetica Neue"/>
-          <w:color w:val="000000"/>
-          <w:kern w:val="0"/>
-          <w:lang w:val="nl-NL"/>
-        </w:rPr>
-      </w:pPr>
-      <w:r>
-        <w:rPr>
-          <w:rFonts w:cs="Helvetica Neue"/>
-          <w:color w:val="000000"/>
-          <w:kern w:val="0"/>
-          <w:lang w:val="nl-NL"/>
-        </w:rPr>
-        <w:t>Raspberry Pi 5</w:t>
-      </w:r>
-    </w:p>
-    <w:p>
-      <w:pPr>
-        <w:pStyle w:val="ListParagraph"/>
-        <w:numPr>
-          <w:ilvl w:val="0"/>
-          <w:numId w:val="19"/>
-        </w:numPr>
-        <w:tabs>
-          <w:tab w:val="right" w:pos="9020"/>
-        </w:tabs>
-        <w:autoSpaceDE w:val="0"/>
-        <w:autoSpaceDN w:val="0"/>
-        <w:adjustRightInd w:val="0"/>
-        <w:spacing w:after="0" w:line="240" w:lineRule="auto"/>
-        <w:rPr>
-          <w:rFonts w:cs="Helvetica Neue"/>
-          <w:color w:val="000000"/>
-          <w:kern w:val="0"/>
-          <w:lang w:val="nl-NL"/>
-        </w:rPr>
-      </w:pPr>
-      <w:r>
-        <w:rPr>
-          <w:rFonts w:cs="Helvetica Neue"/>
-          <w:color w:val="000000"/>
-          <w:kern w:val="0"/>
-          <w:lang w:val="nl-NL"/>
-        </w:rPr>
-        <w:t>Python met Opencv</w:t>
-      </w:r>
-    </w:p>
-    <w:p>
-      <w:pPr>
-        <w:tabs>
-          <w:tab w:val="right" w:pos="9020"/>
-        </w:tabs>
-        <w:autoSpaceDE w:val="0"/>
-        <w:autoSpaceDN w:val="0"/>
-        <w:adjustRightInd w:val="0"/>
-        <w:spacing w:after="0" w:line="240" w:lineRule="auto"/>
-        <w:rPr>
-          <w:rFonts w:cs="Helvetica Neue"/>
-          <w:color w:val="000000"/>
-          <w:kern w:val="0"/>
-          <w:lang w:val="nl-NL"/>
-        </w:rPr>
-      </w:pPr>
-    </w:p>
-    <w:p>
-      <w:pPr>
-        <w:tabs>
-          <w:tab w:val="right" w:pos="9020"/>
-        </w:tabs>
-        <w:autoSpaceDE w:val="0"/>
-        <w:autoSpaceDN w:val="0"/>
-        <w:adjustRightInd w:val="0"/>
-        <w:spacing w:after="0" w:line="240" w:lineRule="auto"/>
-        <w:rPr>
-          <w:rFonts w:cs="Helvetica Neue"/>
-          <w:color w:val="000000"/>
-          <w:kern w:val="0"/>
-          <w:lang w:val="nl-NL"/>
-        </w:rPr>
-      </w:pPr>
-    </w:p>
-    <w:p>
-      <w:pPr>
-        <w:tabs>
-          <w:tab w:val="right" w:pos="9020"/>
-        </w:tabs>
-        <w:autoSpaceDE w:val="0"/>
-        <w:autoSpaceDN w:val="0"/>
-        <w:adjustRightInd w:val="0"/>
-        <w:spacing w:after="0" w:line="240" w:lineRule="auto"/>
-        <w:rPr>
-          <w:rFonts w:cs="Helvetica Neue"/>
-          <w:b/>
-          <w:bCs/>
-          <w:color w:val="000000"/>
-          <w:kern w:val="0"/>
-          <w:sz w:val="28"/>
-          <w:szCs w:val="28"/>
-          <w:lang w:val="nl-NL"/>
-        </w:rPr>
-      </w:pPr>
-      <w:r>
-        <w:rPr>
-          <w:rFonts w:cs="Helvetica Neue"/>
-          <w:b/>
-          <w:bCs/>
-          <w:color w:val="000000"/>
-          <w:kern w:val="0"/>
-          <w:sz w:val="28"/>
-          <w:szCs w:val="28"/>
-          <w:lang w:val="nl-NL"/>
-        </w:rPr>
-        <w:t>Componenten aanpassingen/toevoegingen:</w:t>
-      </w:r>
-    </w:p>
-    <w:p>
-      <w:pPr>
-        <w:pStyle w:val="ListParagraph"/>
-        <w:numPr>
-          <w:ilvl w:val="0"/>
-          <w:numId w:val="19"/>
-        </w:numPr>
-        <w:tabs>
-          <w:tab w:val="right" w:pos="9020"/>
-        </w:tabs>
-        <w:autoSpaceDE w:val="0"/>
-        <w:autoSpaceDN w:val="0"/>
-        <w:adjustRightInd w:val="0"/>
-        <w:spacing w:after="0" w:line="240" w:lineRule="auto"/>
-        <w:rPr>
-          <w:rFonts w:cs="Helvetica Neue"/>
-          <w:color w:val="000000"/>
-          <w:kern w:val="0"/>
-          <w:lang w:val="nl-NL"/>
-        </w:rPr>
-      </w:pPr>
-      <w:r>
-        <w:rPr>
-          <w:rFonts w:cs="Helvetica Neue"/>
-          <w:color w:val="000000"/>
-          <w:kern w:val="0"/>
-          <w:lang w:val="nl-NL"/>
-        </w:rPr>
-        <w:t xml:space="preserve">Camera: </w:t>
-      </w:r>
-    </w:p>
-    <w:p>
-      <w:pPr>
-        <w:tabs>
-          <w:tab w:val="right" w:pos="9020"/>
-        </w:tabs>
-        <w:autoSpaceDE w:val="0"/>
-        <w:autoSpaceDN w:val="0"/>
-        <w:adjustRightInd w:val="0"/>
-        <w:spacing w:after="0" w:line="240" w:lineRule="auto"/>
-        <w:rPr>
-          <w:rFonts w:cs="Helvetica Neue"/>
-          <w:b/>
-          <w:bCs/>
-          <w:color w:val="000000"/>
-          <w:kern w:val="0"/>
-          <w:u w:val="single"/>
-          <w:lang w:val="nl-NL"/>
-        </w:rPr>
-      </w:pPr>
-      <w:r>
-        <w:rPr>
-          <w:rFonts w:cs="Helvetica Neue"/>
-          <w:color w:val="000000"/>
-          <w:kern w:val="0"/>
-          <w:lang w:val="nl-NL"/>
-        </w:rPr>
-        <w:t xml:space="preserve">Sinds deze requirement een prioriteit heeft van </w:t>
-      </w:r>
-      <w:r>
-        <w:rPr>
-          <w:rFonts w:cs="Helvetica Neue"/>
-          <w:b/>
-          <w:bCs/>
-          <w:color w:val="000000"/>
-          <w:kern w:val="0"/>
-          <w:lang w:val="nl-NL"/>
-        </w:rPr>
-        <w:t>P3</w:t>
-      </w:r>
-      <w:r>
-        <w:rPr>
-          <w:rFonts w:cs="Helvetica Neue"/>
-          <w:color w:val="000000"/>
-          <w:kern w:val="0"/>
-          <w:lang w:val="nl-NL"/>
-        </w:rPr>
-        <w:t xml:space="preserve"> is er tot nu toe geen toegevoegde eisen gesteld van deze requirement en is er dus ook geen onderzoek afgesteld voor de keuze van geschikte camera, dit zal veranderen als de requirement behandelt zou worden. Deze eisen en keuzes van camera worden dan toegevoegd aan het </w:t>
-      </w:r>
-      <w:r>
-        <w:rPr>
-          <w:rFonts w:cs="Helvetica Neue"/>
-          <w:b/>
-          <w:bCs/>
-          <w:color w:val="000000"/>
-          <w:kern w:val="0"/>
-          <w:u w:val="single"/>
-          <w:lang w:val="nl-NL"/>
-        </w:rPr>
-        <w:t>Camera onderzoeksverslag.</w:t>
-      </w:r>
-    </w:p>
-    <w:p>
-      <w:pPr>
-        <w:tabs>
-          <w:tab w:val="right" w:pos="9020"/>
-        </w:tabs>
-        <w:autoSpaceDE w:val="0"/>
-        <w:autoSpaceDN w:val="0"/>
-        <w:adjustRightInd w:val="0"/>
-        <w:spacing w:after="0" w:line="240" w:lineRule="auto"/>
-        <w:rPr>
-          <w:rFonts w:cs="Helvetica Neue"/>
-          <w:b/>
-          <w:bCs/>
-          <w:color w:val="000000"/>
-          <w:kern w:val="0"/>
-          <w:u w:val="single"/>
-          <w:lang w:val="nl-NL"/>
-        </w:rPr>
-      </w:pPr>
-    </w:p>
-    <w:p>
-      <w:pPr>
-        <w:tabs>
-          <w:tab w:val="right" w:pos="9020"/>
-        </w:tabs>
-        <w:autoSpaceDE w:val="0"/>
-        <w:autoSpaceDN w:val="0"/>
-        <w:adjustRightInd w:val="0"/>
-        <w:spacing w:after="0" w:line="240" w:lineRule="auto"/>
-        <w:rPr>
-          <w:rFonts w:cs="Helvetica Neue"/>
-          <w:color w:val="000000"/>
-          <w:kern w:val="0"/>
-          <w:lang w:val="nl-NL"/>
-        </w:rPr>
-      </w:pPr>
-    </w:p>
-    <w:p>
-      <w:pPr>
-        <w:tabs>
-          <w:tab w:val="right" w:pos="9020"/>
-        </w:tabs>
-        <w:autoSpaceDE w:val="0"/>
-        <w:autoSpaceDN w:val="0"/>
-        <w:adjustRightInd w:val="0"/>
-        <w:spacing w:after="0" w:line="240" w:lineRule="auto"/>
-        <w:rPr>
-          <w:rFonts w:cs="Helvetica Neue"/>
-          <w:color w:val="000000"/>
-          <w:kern w:val="0"/>
-          <w:lang w:val="nl-NL"/>
-        </w:rPr>
-      </w:pPr>
-    </w:p>
-    <w:p>
-      <w:pPr>
-        <w:tabs>
-          <w:tab w:val="right" w:pos="9020"/>
-        </w:tabs>
-        <w:autoSpaceDE w:val="0"/>
-        <w:autoSpaceDN w:val="0"/>
-        <w:adjustRightInd w:val="0"/>
-        <w:spacing w:after="0" w:line="240" w:lineRule="auto"/>
-        <w:rPr>
-          <w:rFonts w:cs="Helvetica Neue"/>
-          <w:b/>
-          <w:bCs/>
-          <w:color w:val="000000"/>
-          <w:kern w:val="0"/>
-          <w:sz w:val="28"/>
-          <w:szCs w:val="28"/>
-          <w:lang w:val="nl-NL"/>
-        </w:rPr>
-      </w:pPr>
-      <w:r>
-        <w:rPr>
-          <w:rFonts w:cs="Helvetica Neue"/>
-          <w:b/>
-          <w:bCs/>
-          <w:color w:val="000000"/>
-          <w:kern w:val="0"/>
-          <w:sz w:val="28"/>
-          <w:szCs w:val="28"/>
-          <w:lang w:val="nl-NL"/>
-        </w:rPr>
-        <w:t xml:space="preserve">Testing: </w:t>
-      </w:r>
-    </w:p>
-    <w:p>
-      <w:pPr>
-        <w:tabs>
-          <w:tab w:val="right" w:pos="9020"/>
-        </w:tabs>
-        <w:autoSpaceDE w:val="0"/>
-        <w:autoSpaceDN w:val="0"/>
-        <w:adjustRightInd w:val="0"/>
-        <w:spacing w:after="0" w:line="240" w:lineRule="auto"/>
-        <w:rPr>
-          <w:rFonts w:cs="Helvetica Neue"/>
-          <w:color w:val="000000"/>
-          <w:kern w:val="0"/>
-          <w:lang w:val="nl-NL"/>
-        </w:rPr>
-      </w:pPr>
-      <w:r>
-        <w:rPr>
-          <w:rFonts w:cs="Helvetica Neue"/>
-          <w:color w:val="000000"/>
-          <w:kern w:val="0"/>
-          <w:lang w:val="nl-NL"/>
-        </w:rPr>
-        <w:t>De camera moet een object kunnen detecteren van 3 verschillende afmetingen en daarvan een correcte detectiekader overzetten met een nauwkeurigheid en vertraging die wordt waargenomen in normale lichtomstandigheden.</w:t>
-      </w:r>
-    </w:p>
-    <w:p>
-      <w:pPr>
-        <w:tabs>
-          <w:tab w:val="right" w:pos="9020"/>
-        </w:tabs>
-        <w:autoSpaceDE w:val="0"/>
-        <w:autoSpaceDN w:val="0"/>
-        <w:adjustRightInd w:val="0"/>
-        <w:spacing w:after="0" w:line="240" w:lineRule="auto"/>
-        <w:rPr>
-          <w:rFonts w:cs="Helvetica Neue"/>
-          <w:color w:val="000000"/>
-          <w:kern w:val="0"/>
-          <w:lang w:val="nl-NL"/>
-        </w:rPr>
-      </w:pPr>
-    </w:p>
-    <w:p>
-      <w:pPr>
-        <w:tabs>
-          <w:tab w:val="right" w:pos="9020"/>
-        </w:tabs>
-        <w:autoSpaceDE w:val="0"/>
-        <w:autoSpaceDN w:val="0"/>
-        <w:adjustRightInd w:val="0"/>
-        <w:spacing w:after="0" w:line="240" w:lineRule="auto"/>
-        <w:rPr>
-          <w:rFonts w:cs="Helvetica Neue"/>
-          <w:color w:val="000000"/>
-          <w:kern w:val="0"/>
-          <w:lang w:val="nl-NL"/>
-        </w:rPr>
-      </w:pPr>
-    </w:p>
-    <w:p>
-      <w:pPr>
-        <w:tabs>
-          <w:tab w:val="right" w:pos="9020"/>
-        </w:tabs>
-        <w:autoSpaceDE w:val="0"/>
-        <w:autoSpaceDN w:val="0"/>
-        <w:adjustRightInd w:val="0"/>
-        <w:spacing w:after="0" w:line="240" w:lineRule="auto"/>
-        <w:rPr>
-          <w:rFonts w:cs="Helvetica Neue"/>
-          <w:color w:val="000000"/>
-          <w:kern w:val="0"/>
-          <w:lang w:val="nl-NL"/>
-        </w:rPr>
-      </w:pPr>
-    </w:p>
-    <w:p>
-      <w:pPr>
-        <w:tabs>
-          <w:tab w:val="right" w:pos="9020"/>
-        </w:tabs>
-        <w:autoSpaceDE w:val="0"/>
-        <w:autoSpaceDN w:val="0"/>
-        <w:adjustRightInd w:val="0"/>
-        <w:spacing w:after="0" w:line="240" w:lineRule="auto"/>
-        <w:rPr>
-          <w:rFonts w:cs="Helvetica Neue"/>
-          <w:b/>
-          <w:bCs/>
-          <w:color w:val="0070C0"/>
-          <w:kern w:val="0"/>
-          <w:sz w:val="32"/>
-          <w:szCs w:val="32"/>
-          <w:lang w:val="nl-NL"/>
-        </w:rPr>
-      </w:pPr>
+          <w:color w:val="000000"/>
+          <w:kern w:val="0"/>
+          <w:lang w:val="nl-NL"/>
+        </w:rPr>
+        <w:t>Zie Testrapport Test</w:t>
+      </w:r>
+      <w:r>
+        <w:rPr>
+          <w:rFonts w:cs="Helvetica Neue"/>
+          <w:color w:val="000000"/>
+          <w:kern w:val="0"/>
+          <w:lang w:val="nl-NL"/>
+        </w:rPr>
+        <w:t xml:space="preserve"> </w:t>
+      </w:r>
+      <w:r>
+        <w:rPr>
+          <w:rFonts w:cs="Helvetica Neue"/>
+          <w:color w:val="000000"/>
+          <w:kern w:val="0"/>
+          <w:lang w:val="nl-NL"/>
+        </w:rPr>
+        <w:t>3</w:t>
+      </w:r>
+      <w:r>
+        <w:rPr>
+          <w:rFonts w:cs="Helvetica Neue"/>
+          <w:color w:val="000000"/>
+          <w:kern w:val="0"/>
+          <w:lang w:val="nl-NL"/>
+        </w:rPr>
+        <w:t>: ‘GUI’</w:t>
+      </w:r>
     </w:p>
     <w:p>
       <w:pPr>
@@ -5350,6 +3345,3294 @@
           <w:lang w:val="nl-NL"/>
         </w:rPr>
       </w:pPr>
+      <w:bookmarkStart w:id="5" w:name="_Toc214218436"/>
+      <w:r>
+        <w:rPr>
+          <w:color w:val="215E99" w:themeColor="text2" w:themeTint="BF"/>
+        </w:rPr>
+        <w:br w:type="page"/>
+      </w:r>
+    </w:p>
+    <w:p>
+      <w:pPr>
+        <w:pStyle w:val="Style3"/>
+        <w:rPr>
+          <w:rFonts w:asciiTheme="minorHAnsi" w:hAnsiTheme="minorHAnsi"/>
+          <w:color w:val="215E99" w:themeColor="text2" w:themeTint="BF"/>
+        </w:rPr>
+      </w:pPr>
+      <w:r>
+        <w:rPr>
+          <w:rFonts w:asciiTheme="minorHAnsi" w:hAnsiTheme="minorHAnsi"/>
+          <w:color w:val="215E99" w:themeColor="text2" w:themeTint="BF"/>
+        </w:rPr>
+        <w:lastRenderedPageBreak/>
+        <w:t>RQ03: Afstandsmeting (Functioneel (Prioriteit P1))</w:t>
+      </w:r>
+      <w:bookmarkEnd w:id="5"/>
+    </w:p>
+    <w:p>
+      <w:pPr>
+        <w:rPr>
+          <w:i/>
+          <w:iCs/>
+          <w:lang w:val="nl-NL"/>
+        </w:rPr>
+      </w:pPr>
+      <w:r>
+        <w:rPr>
+          <w:rFonts w:cs="Helvetica Neue"/>
+          <w:i/>
+          <w:iCs/>
+          <w:color w:val="000000"/>
+          <w:kern w:val="0"/>
+          <w:lang w:val="nl-NL"/>
+        </w:rPr>
+        <w:t>De afstand van een drone tot kan bepaald worden met het gebruik van 2 camera’s door middel van stereovisie geometrie met een afwijking van ≤ 5cm en wordt real-time doorgestuurd en weergegeven in de GUI in meters.</w:t>
+      </w:r>
+    </w:p>
+    <w:p>
+      <w:pPr>
+        <w:tabs>
+          <w:tab w:val="right" w:pos="9020"/>
+        </w:tabs>
+        <w:autoSpaceDE w:val="0"/>
+        <w:autoSpaceDN w:val="0"/>
+        <w:adjustRightInd w:val="0"/>
+        <w:spacing w:after="0" w:line="240" w:lineRule="auto"/>
+        <w:rPr>
+          <w:rFonts w:cs="Helvetica Neue"/>
+          <w:color w:val="000000"/>
+          <w:kern w:val="0"/>
+          <w:lang w:val="nl-NL"/>
+        </w:rPr>
+      </w:pPr>
+      <w:r>
+        <w:rPr>
+          <w:rFonts w:cs="Helvetica Neue"/>
+          <w:color w:val="000000"/>
+          <w:kern w:val="0"/>
+          <w:lang w:val="nl-NL"/>
+        </w:rPr>
+        <w:t xml:space="preserve">Deze </w:t>
+      </w:r>
+      <w:proofErr w:type="spellStart"/>
+      <w:r>
+        <w:rPr>
+          <w:rFonts w:cs="Helvetica Neue"/>
+          <w:color w:val="000000"/>
+          <w:kern w:val="0"/>
+          <w:lang w:val="nl-NL"/>
+        </w:rPr>
+        <w:t>requirement</w:t>
+      </w:r>
+      <w:proofErr w:type="spellEnd"/>
+      <w:r>
+        <w:rPr>
+          <w:rFonts w:cs="Helvetica Neue"/>
+          <w:color w:val="000000"/>
+          <w:kern w:val="0"/>
+          <w:lang w:val="nl-NL"/>
+        </w:rPr>
+        <w:t xml:space="preserve"> verwijst naar een eis van de opdrachtgever die is uitgewerkt in </w:t>
+      </w:r>
+      <w:r>
+        <w:rPr>
+          <w:rFonts w:cs="Helvetica Neue"/>
+          <w:b/>
+          <w:bCs/>
+          <w:color w:val="000000"/>
+          <w:kern w:val="0"/>
+          <w:u w:val="single"/>
+          <w:lang w:val="nl-NL"/>
+        </w:rPr>
+        <w:t>User Story Nr. 3</w:t>
+      </w:r>
+      <w:r>
+        <w:rPr>
+          <w:rFonts w:cs="Helvetica Neue"/>
+          <w:color w:val="000000"/>
+          <w:kern w:val="0"/>
+          <w:lang w:val="nl-NL"/>
+        </w:rPr>
+        <w:t xml:space="preserve"> in de </w:t>
+      </w:r>
+      <w:r>
+        <w:rPr>
+          <w:rFonts w:cs="Helvetica Neue"/>
+          <w:b/>
+          <w:bCs/>
+          <w:color w:val="000000"/>
+          <w:kern w:val="0"/>
+          <w:u w:val="single"/>
+          <w:lang w:val="nl-NL"/>
+        </w:rPr>
+        <w:t xml:space="preserve">Product </w:t>
+      </w:r>
+      <w:proofErr w:type="spellStart"/>
+      <w:r>
+        <w:rPr>
+          <w:rFonts w:cs="Helvetica Neue"/>
+          <w:b/>
+          <w:bCs/>
+          <w:color w:val="000000"/>
+          <w:kern w:val="0"/>
+          <w:u w:val="single"/>
+          <w:lang w:val="nl-NL"/>
+        </w:rPr>
+        <w:t>Backlog</w:t>
+      </w:r>
+      <w:proofErr w:type="spellEnd"/>
+      <w:r>
+        <w:rPr>
+          <w:rFonts w:cs="Helvetica Neue"/>
+          <w:color w:val="000000"/>
+          <w:kern w:val="0"/>
+          <w:lang w:val="nl-NL"/>
+        </w:rPr>
+        <w:t>, in het geval van financiële beperkingen was er een vrije keuze en was het budget te bepalen met de opdrachtgever.</w:t>
+      </w:r>
+    </w:p>
+    <w:p>
+      <w:pPr>
+        <w:rPr>
+          <w:lang w:val="nl-NL"/>
+        </w:rPr>
+      </w:pPr>
+    </w:p>
+    <w:p>
+      <w:pPr>
+        <w:tabs>
+          <w:tab w:val="right" w:pos="9020"/>
+        </w:tabs>
+        <w:autoSpaceDE w:val="0"/>
+        <w:autoSpaceDN w:val="0"/>
+        <w:adjustRightInd w:val="0"/>
+        <w:spacing w:after="0" w:line="240" w:lineRule="auto"/>
+        <w:rPr>
+          <w:rFonts w:cs="Helvetica Neue"/>
+          <w:b/>
+          <w:bCs/>
+          <w:color w:val="000000"/>
+          <w:kern w:val="0"/>
+          <w:sz w:val="28"/>
+          <w:szCs w:val="28"/>
+          <w:lang w:val="nl-NL"/>
+        </w:rPr>
+      </w:pPr>
+      <w:r>
+        <w:rPr>
+          <w:rFonts w:cs="Helvetica Neue"/>
+          <w:b/>
+          <w:bCs/>
+          <w:color w:val="000000"/>
+          <w:kern w:val="0"/>
+          <w:sz w:val="28"/>
+          <w:szCs w:val="28"/>
+          <w:lang w:val="nl-NL"/>
+        </w:rPr>
+        <w:t>Betrokken componenten:</w:t>
+      </w:r>
+    </w:p>
+    <w:p>
+      <w:pPr>
+        <w:pStyle w:val="Lijstalinea"/>
+        <w:numPr>
+          <w:ilvl w:val="0"/>
+          <w:numId w:val="19"/>
+        </w:numPr>
+        <w:tabs>
+          <w:tab w:val="right" w:pos="9020"/>
+        </w:tabs>
+        <w:autoSpaceDE w:val="0"/>
+        <w:autoSpaceDN w:val="0"/>
+        <w:adjustRightInd w:val="0"/>
+        <w:spacing w:after="0" w:line="240" w:lineRule="auto"/>
+        <w:rPr>
+          <w:rFonts w:cs="Helvetica Neue"/>
+          <w:color w:val="000000"/>
+          <w:kern w:val="0"/>
+        </w:rPr>
+      </w:pPr>
+      <w:r>
+        <w:rPr>
+          <w:rFonts w:cs="Helvetica Neue"/>
+          <w:color w:val="000000"/>
+          <w:kern w:val="0"/>
+        </w:rPr>
+        <w:t>Camera (</w:t>
+      </w:r>
+      <w:proofErr w:type="spellStart"/>
+      <w:r>
+        <w:rPr>
+          <w:rFonts w:cs="Helvetica Neue"/>
+          <w:color w:val="000000"/>
+          <w:kern w:val="0"/>
+        </w:rPr>
+        <w:t>Arducam</w:t>
+      </w:r>
+      <w:proofErr w:type="spellEnd"/>
+      <w:r>
+        <w:rPr>
+          <w:rFonts w:cs="Helvetica Neue"/>
+          <w:color w:val="000000"/>
+          <w:kern w:val="0"/>
+        </w:rPr>
+        <w:t xml:space="preserve"> of </w:t>
+      </w:r>
+      <w:proofErr w:type="spellStart"/>
+      <w:r>
+        <w:rPr>
+          <w:rFonts w:cs="Helvetica Neue"/>
+          <w:color w:val="000000"/>
+          <w:kern w:val="0"/>
+        </w:rPr>
+        <w:t>Waveshare</w:t>
+      </w:r>
+      <w:proofErr w:type="spellEnd"/>
+      <w:r>
+        <w:rPr>
+          <w:rFonts w:cs="Helvetica Neue"/>
+          <w:color w:val="000000"/>
+          <w:kern w:val="0"/>
+        </w:rPr>
+        <w:t xml:space="preserve"> </w:t>
+      </w:r>
+      <w:proofErr w:type="spellStart"/>
+      <w:r>
+        <w:rPr>
+          <w:rFonts w:cs="Helvetica Neue"/>
+          <w:color w:val="000000"/>
+          <w:kern w:val="0"/>
+        </w:rPr>
+        <w:t>stereocamera</w:t>
+      </w:r>
+      <w:proofErr w:type="spellEnd"/>
+      <w:r>
+        <w:rPr>
+          <w:rFonts w:cs="Helvetica Neue"/>
+          <w:color w:val="000000"/>
+          <w:kern w:val="0"/>
+        </w:rPr>
+        <w:t>)</w:t>
+      </w:r>
+    </w:p>
+    <w:p>
+      <w:pPr>
+        <w:pStyle w:val="Lijstalinea"/>
+        <w:numPr>
+          <w:ilvl w:val="0"/>
+          <w:numId w:val="19"/>
+        </w:numPr>
+        <w:tabs>
+          <w:tab w:val="right" w:pos="9020"/>
+        </w:tabs>
+        <w:autoSpaceDE w:val="0"/>
+        <w:autoSpaceDN w:val="0"/>
+        <w:adjustRightInd w:val="0"/>
+        <w:spacing w:after="0" w:line="240" w:lineRule="auto"/>
+        <w:rPr>
+          <w:rFonts w:cs="Helvetica Neue"/>
+          <w:color w:val="000000"/>
+          <w:kern w:val="0"/>
+          <w:lang w:val="nl-NL"/>
+        </w:rPr>
+      </w:pPr>
+      <w:proofErr w:type="spellStart"/>
+      <w:r>
+        <w:rPr>
+          <w:rFonts w:cs="Helvetica Neue"/>
+          <w:color w:val="000000"/>
+          <w:kern w:val="0"/>
+          <w:lang w:val="nl-NL"/>
+        </w:rPr>
+        <w:t>Raspberry</w:t>
+      </w:r>
+      <w:proofErr w:type="spellEnd"/>
+      <w:r>
+        <w:rPr>
+          <w:rFonts w:cs="Helvetica Neue"/>
+          <w:color w:val="000000"/>
+          <w:kern w:val="0"/>
+          <w:lang w:val="nl-NL"/>
+        </w:rPr>
+        <w:t xml:space="preserve"> Pi 5</w:t>
+      </w:r>
+    </w:p>
+    <w:p>
+      <w:pPr>
+        <w:pStyle w:val="Lijstalinea"/>
+        <w:numPr>
+          <w:ilvl w:val="0"/>
+          <w:numId w:val="19"/>
+        </w:numPr>
+        <w:tabs>
+          <w:tab w:val="right" w:pos="9020"/>
+        </w:tabs>
+        <w:autoSpaceDE w:val="0"/>
+        <w:autoSpaceDN w:val="0"/>
+        <w:adjustRightInd w:val="0"/>
+        <w:spacing w:after="0" w:line="240" w:lineRule="auto"/>
+        <w:rPr>
+          <w:rFonts w:cs="Helvetica Neue"/>
+          <w:color w:val="000000"/>
+          <w:kern w:val="0"/>
+          <w:lang w:val="nl-NL"/>
+        </w:rPr>
+      </w:pPr>
+      <w:r>
+        <w:rPr>
+          <w:rFonts w:cs="Helvetica Neue"/>
+          <w:color w:val="000000"/>
+          <w:kern w:val="0"/>
+          <w:lang w:val="nl-NL"/>
+        </w:rPr>
+        <w:t xml:space="preserve">Python met </w:t>
+      </w:r>
+      <w:proofErr w:type="spellStart"/>
+      <w:r>
+        <w:rPr>
+          <w:rFonts w:cs="Helvetica Neue"/>
+          <w:color w:val="000000"/>
+          <w:kern w:val="0"/>
+          <w:lang w:val="nl-NL"/>
+        </w:rPr>
+        <w:t>Opencv</w:t>
+      </w:r>
+      <w:proofErr w:type="spellEnd"/>
+    </w:p>
+    <w:p>
+      <w:pPr>
+        <w:rPr>
+          <w:lang w:val="nl-NL"/>
+        </w:rPr>
+      </w:pPr>
+    </w:p>
+    <w:p>
+      <w:pPr>
+        <w:tabs>
+          <w:tab w:val="right" w:pos="9020"/>
+        </w:tabs>
+        <w:autoSpaceDE w:val="0"/>
+        <w:autoSpaceDN w:val="0"/>
+        <w:adjustRightInd w:val="0"/>
+        <w:spacing w:after="0" w:line="240" w:lineRule="auto"/>
+        <w:rPr>
+          <w:rFonts w:cs="Helvetica Neue"/>
+          <w:color w:val="000000"/>
+          <w:kern w:val="0"/>
+          <w:lang w:val="nl-NL"/>
+        </w:rPr>
+      </w:pPr>
+      <w:r>
+        <w:rPr>
+          <w:rFonts w:cs="Helvetica Neue"/>
+          <w:b/>
+          <w:bCs/>
+          <w:color w:val="000000"/>
+          <w:kern w:val="0"/>
+          <w:lang w:val="nl-NL"/>
+        </w:rPr>
+        <w:t>Test</w:t>
+      </w:r>
+      <w:r>
+        <w:rPr>
+          <w:rFonts w:cs="Helvetica Neue"/>
+          <w:color w:val="000000"/>
+          <w:kern w:val="0"/>
+          <w:lang w:val="nl-NL"/>
+        </w:rPr>
+        <w:t xml:space="preserve">: </w:t>
+      </w:r>
+    </w:p>
+    <w:p>
+      <w:pPr>
+        <w:tabs>
+          <w:tab w:val="right" w:pos="9020"/>
+        </w:tabs>
+        <w:autoSpaceDE w:val="0"/>
+        <w:autoSpaceDN w:val="0"/>
+        <w:adjustRightInd w:val="0"/>
+        <w:spacing w:after="0" w:line="240" w:lineRule="auto"/>
+        <w:rPr>
+          <w:rFonts w:cs="Helvetica Neue"/>
+          <w:color w:val="000000"/>
+          <w:kern w:val="0"/>
+          <w:lang w:val="nl-NL"/>
+        </w:rPr>
+      </w:pPr>
+      <w:r>
+        <w:rPr>
+          <w:rFonts w:cs="Helvetica Neue"/>
+          <w:color w:val="000000"/>
+          <w:kern w:val="0"/>
+          <w:lang w:val="nl-NL"/>
+        </w:rPr>
+        <w:t xml:space="preserve">Zie Testrapport Test </w:t>
+      </w:r>
+      <w:r>
+        <w:rPr>
+          <w:rFonts w:cs="Helvetica Neue"/>
+          <w:color w:val="000000"/>
+          <w:kern w:val="0"/>
+          <w:lang w:val="nl-NL"/>
+        </w:rPr>
+        <w:t>2</w:t>
+      </w:r>
+      <w:r>
+        <w:rPr>
+          <w:rFonts w:cs="Helvetica Neue"/>
+          <w:color w:val="000000"/>
+          <w:kern w:val="0"/>
+          <w:lang w:val="nl-NL"/>
+        </w:rPr>
+        <w:t>: ‘</w:t>
+      </w:r>
+      <w:r>
+        <w:rPr>
+          <w:rFonts w:cs="Helvetica Neue"/>
+          <w:color w:val="000000"/>
+          <w:kern w:val="0"/>
+          <w:lang w:val="nl-NL"/>
+        </w:rPr>
+        <w:t>Afstand Detectie</w:t>
+      </w:r>
+      <w:r>
+        <w:rPr>
+          <w:rFonts w:cs="Helvetica Neue"/>
+          <w:color w:val="000000"/>
+          <w:kern w:val="0"/>
+          <w:lang w:val="nl-NL"/>
+        </w:rPr>
+        <w:t>’</w:t>
+      </w:r>
+    </w:p>
+    <w:p>
+      <w:pPr>
+        <w:rPr>
+          <w:b/>
+          <w:bCs/>
+          <w:sz w:val="28"/>
+          <w:szCs w:val="28"/>
+          <w:lang w:val="nl-NL"/>
+        </w:rPr>
+      </w:pPr>
+    </w:p>
+    <w:p>
+      <w:pPr>
+        <w:pStyle w:val="Style3"/>
+        <w:rPr>
+          <w:rFonts w:asciiTheme="minorHAnsi" w:hAnsiTheme="minorHAnsi"/>
+          <w:color w:val="215E99" w:themeColor="text2" w:themeTint="BF"/>
+        </w:rPr>
+      </w:pPr>
+      <w:bookmarkStart w:id="6" w:name="_Toc214218437"/>
+      <w:r>
+        <w:rPr>
+          <w:rFonts w:asciiTheme="minorHAnsi" w:hAnsiTheme="minorHAnsi"/>
+          <w:color w:val="215E99" w:themeColor="text2" w:themeTint="BF"/>
+        </w:rPr>
+        <w:t>RQ04: Locatie-weergave in 2D (Functioneel (Prioriteit P1))</w:t>
+      </w:r>
+      <w:bookmarkEnd w:id="6"/>
+    </w:p>
+    <w:p>
+      <w:pPr>
+        <w:rPr>
+          <w:rFonts w:cs="Helvetica Neue"/>
+          <w:i/>
+          <w:iCs/>
+          <w:color w:val="000000"/>
+          <w:kern w:val="0"/>
+          <w:lang w:val="nl-NL"/>
+        </w:rPr>
+      </w:pPr>
+      <w:r>
+        <w:rPr>
+          <w:rFonts w:cs="Helvetica Neue"/>
+          <w:i/>
+          <w:iCs/>
+          <w:color w:val="000000"/>
+          <w:kern w:val="0"/>
+          <w:lang w:val="nl-NL"/>
+        </w:rPr>
+        <w:t xml:space="preserve">In de GUI staat een 2D grafiek die bestaat uit lengte en breedte (x, y) die gebruik maakt van de feed van de 2 camera’s waarin de locatie van een bewegend object in </w:t>
+      </w:r>
+      <w:proofErr w:type="spellStart"/>
+      <w:r>
+        <w:rPr>
+          <w:rFonts w:cs="Helvetica Neue"/>
+          <w:i/>
+          <w:iCs/>
+          <w:color w:val="000000"/>
+          <w:kern w:val="0"/>
+          <w:lang w:val="nl-NL"/>
+        </w:rPr>
+        <w:t>realtime</w:t>
+      </w:r>
+      <w:proofErr w:type="spellEnd"/>
+      <w:r>
+        <w:rPr>
+          <w:rFonts w:cs="Helvetica Neue"/>
+          <w:i/>
+          <w:iCs/>
+          <w:color w:val="000000"/>
+          <w:kern w:val="0"/>
+          <w:lang w:val="nl-NL"/>
+        </w:rPr>
+        <w:t xml:space="preserve"> wordt weergegeven door het middelpunt te nemen van de detectiekader die over het object zit en dat als constante punt weer te geven in de grafiek waarvan de positie elke 0,5s wordt bijgewerkt.</w:t>
+      </w:r>
+    </w:p>
+    <w:p>
+      <w:pPr>
+        <w:tabs>
+          <w:tab w:val="right" w:pos="9020"/>
+        </w:tabs>
+        <w:autoSpaceDE w:val="0"/>
+        <w:autoSpaceDN w:val="0"/>
+        <w:adjustRightInd w:val="0"/>
+        <w:spacing w:after="0" w:line="240" w:lineRule="auto"/>
+        <w:rPr>
+          <w:rFonts w:cs="Helvetica Neue"/>
+          <w:color w:val="000000"/>
+          <w:kern w:val="0"/>
+          <w:lang w:val="nl-NL"/>
+        </w:rPr>
+      </w:pPr>
+      <w:r>
+        <w:rPr>
+          <w:rFonts w:cs="Helvetica Neue"/>
+          <w:color w:val="000000"/>
+          <w:kern w:val="0"/>
+          <w:lang w:val="nl-NL"/>
+        </w:rPr>
+        <w:t xml:space="preserve">Deze </w:t>
+      </w:r>
+      <w:proofErr w:type="spellStart"/>
+      <w:r>
+        <w:rPr>
+          <w:rFonts w:cs="Helvetica Neue"/>
+          <w:color w:val="000000"/>
+          <w:kern w:val="0"/>
+          <w:lang w:val="nl-NL"/>
+        </w:rPr>
+        <w:t>requirement</w:t>
+      </w:r>
+      <w:proofErr w:type="spellEnd"/>
+      <w:r>
+        <w:rPr>
+          <w:rFonts w:cs="Helvetica Neue"/>
+          <w:color w:val="000000"/>
+          <w:kern w:val="0"/>
+          <w:lang w:val="nl-NL"/>
+        </w:rPr>
+        <w:t xml:space="preserve"> verwijst naar een eis van de opdrachtgever die is uitgewerkt in </w:t>
+      </w:r>
+      <w:r>
+        <w:rPr>
+          <w:rFonts w:cs="Helvetica Neue"/>
+          <w:b/>
+          <w:bCs/>
+          <w:color w:val="000000"/>
+          <w:kern w:val="0"/>
+          <w:u w:val="single"/>
+          <w:lang w:val="nl-NL"/>
+        </w:rPr>
+        <w:t>User Story Nr. 4</w:t>
+      </w:r>
+      <w:r>
+        <w:rPr>
+          <w:rFonts w:cs="Helvetica Neue"/>
+          <w:color w:val="000000"/>
+          <w:kern w:val="0"/>
+          <w:lang w:val="nl-NL"/>
+        </w:rPr>
+        <w:t xml:space="preserve"> in de </w:t>
+      </w:r>
+      <w:r>
+        <w:rPr>
+          <w:rFonts w:cs="Helvetica Neue"/>
+          <w:b/>
+          <w:bCs/>
+          <w:color w:val="000000"/>
+          <w:kern w:val="0"/>
+          <w:u w:val="single"/>
+          <w:lang w:val="nl-NL"/>
+        </w:rPr>
+        <w:t xml:space="preserve">Product </w:t>
+      </w:r>
+      <w:proofErr w:type="spellStart"/>
+      <w:r>
+        <w:rPr>
+          <w:rFonts w:cs="Helvetica Neue"/>
+          <w:b/>
+          <w:bCs/>
+          <w:color w:val="000000"/>
+          <w:kern w:val="0"/>
+          <w:u w:val="single"/>
+          <w:lang w:val="nl-NL"/>
+        </w:rPr>
+        <w:t>Backlog</w:t>
+      </w:r>
+      <w:proofErr w:type="spellEnd"/>
+      <w:r>
+        <w:rPr>
+          <w:rFonts w:cs="Helvetica Neue"/>
+          <w:color w:val="000000"/>
+          <w:kern w:val="0"/>
+          <w:lang w:val="nl-NL"/>
+        </w:rPr>
+        <w:t>, in het geval van financiële beperkingen was er een vrije keuze en was het budget te bepalen met de opdrachtgever.</w:t>
+      </w:r>
+    </w:p>
+    <w:p>
+      <w:pPr>
+        <w:rPr>
+          <w:lang w:val="nl-NL"/>
+        </w:rPr>
+      </w:pPr>
+    </w:p>
+    <w:p>
+      <w:pPr>
+        <w:tabs>
+          <w:tab w:val="right" w:pos="9020"/>
+        </w:tabs>
+        <w:autoSpaceDE w:val="0"/>
+        <w:autoSpaceDN w:val="0"/>
+        <w:adjustRightInd w:val="0"/>
+        <w:spacing w:after="0" w:line="240" w:lineRule="auto"/>
+        <w:rPr>
+          <w:rFonts w:cs="Helvetica Neue"/>
+          <w:b/>
+          <w:bCs/>
+          <w:color w:val="000000"/>
+          <w:kern w:val="0"/>
+          <w:sz w:val="28"/>
+          <w:szCs w:val="28"/>
+          <w:lang w:val="nl-NL"/>
+        </w:rPr>
+      </w:pPr>
+      <w:r>
+        <w:rPr>
+          <w:rFonts w:cs="Helvetica Neue"/>
+          <w:b/>
+          <w:bCs/>
+          <w:color w:val="000000"/>
+          <w:kern w:val="0"/>
+          <w:sz w:val="28"/>
+          <w:szCs w:val="28"/>
+          <w:lang w:val="nl-NL"/>
+        </w:rPr>
+        <w:t>Betrokken componenten:</w:t>
+      </w:r>
+    </w:p>
+    <w:p>
+      <w:pPr>
+        <w:pStyle w:val="Lijstalinea"/>
+        <w:numPr>
+          <w:ilvl w:val="0"/>
+          <w:numId w:val="19"/>
+        </w:numPr>
+        <w:tabs>
+          <w:tab w:val="right" w:pos="9020"/>
+        </w:tabs>
+        <w:autoSpaceDE w:val="0"/>
+        <w:autoSpaceDN w:val="0"/>
+        <w:adjustRightInd w:val="0"/>
+        <w:spacing w:after="0" w:line="240" w:lineRule="auto"/>
+        <w:rPr>
+          <w:rFonts w:cs="Helvetica Neue"/>
+          <w:color w:val="000000"/>
+          <w:kern w:val="0"/>
+        </w:rPr>
+      </w:pPr>
+      <w:r>
+        <w:rPr>
+          <w:rFonts w:cs="Helvetica Neue"/>
+          <w:color w:val="000000"/>
+          <w:kern w:val="0"/>
+        </w:rPr>
+        <w:t>Camera (</w:t>
+      </w:r>
+      <w:proofErr w:type="spellStart"/>
+      <w:r>
+        <w:rPr>
+          <w:rFonts w:cs="Helvetica Neue"/>
+          <w:color w:val="000000"/>
+          <w:kern w:val="0"/>
+        </w:rPr>
+        <w:t>Arducam</w:t>
+      </w:r>
+      <w:proofErr w:type="spellEnd"/>
+      <w:r>
+        <w:rPr>
+          <w:rFonts w:cs="Helvetica Neue"/>
+          <w:color w:val="000000"/>
+          <w:kern w:val="0"/>
+        </w:rPr>
+        <w:t xml:space="preserve"> of </w:t>
+      </w:r>
+      <w:proofErr w:type="spellStart"/>
+      <w:r>
+        <w:rPr>
+          <w:rFonts w:cs="Helvetica Neue"/>
+          <w:color w:val="000000"/>
+          <w:kern w:val="0"/>
+        </w:rPr>
+        <w:t>Waveshare</w:t>
+      </w:r>
+      <w:proofErr w:type="spellEnd"/>
+      <w:r>
+        <w:rPr>
+          <w:rFonts w:cs="Helvetica Neue"/>
+          <w:color w:val="000000"/>
+          <w:kern w:val="0"/>
+        </w:rPr>
+        <w:t xml:space="preserve"> </w:t>
+      </w:r>
+      <w:proofErr w:type="spellStart"/>
+      <w:r>
+        <w:rPr>
+          <w:rFonts w:cs="Helvetica Neue"/>
+          <w:color w:val="000000"/>
+          <w:kern w:val="0"/>
+        </w:rPr>
+        <w:t>stereocamera</w:t>
+      </w:r>
+      <w:proofErr w:type="spellEnd"/>
+      <w:r>
+        <w:rPr>
+          <w:rFonts w:cs="Helvetica Neue"/>
+          <w:color w:val="000000"/>
+          <w:kern w:val="0"/>
+        </w:rPr>
+        <w:t>)</w:t>
+      </w:r>
+    </w:p>
+    <w:p>
+      <w:pPr>
+        <w:pStyle w:val="Lijstalinea"/>
+        <w:numPr>
+          <w:ilvl w:val="0"/>
+          <w:numId w:val="19"/>
+        </w:numPr>
+        <w:tabs>
+          <w:tab w:val="right" w:pos="9020"/>
+        </w:tabs>
+        <w:autoSpaceDE w:val="0"/>
+        <w:autoSpaceDN w:val="0"/>
+        <w:adjustRightInd w:val="0"/>
+        <w:spacing w:after="0" w:line="240" w:lineRule="auto"/>
+        <w:rPr>
+          <w:rFonts w:cs="Helvetica Neue"/>
+          <w:color w:val="000000"/>
+          <w:kern w:val="0"/>
+          <w:lang w:val="nl-NL"/>
+        </w:rPr>
+      </w:pPr>
+      <w:r>
+        <w:rPr>
+          <w:rFonts w:cs="Helvetica Neue"/>
+          <w:color w:val="000000"/>
+          <w:kern w:val="0"/>
+          <w:lang w:val="nl-NL"/>
+        </w:rPr>
+        <w:t>GUI</w:t>
+      </w:r>
+    </w:p>
+    <w:p>
+      <w:pPr>
+        <w:pStyle w:val="Lijstalinea"/>
+        <w:numPr>
+          <w:ilvl w:val="0"/>
+          <w:numId w:val="19"/>
+        </w:numPr>
+        <w:tabs>
+          <w:tab w:val="right" w:pos="9020"/>
+        </w:tabs>
+        <w:autoSpaceDE w:val="0"/>
+        <w:autoSpaceDN w:val="0"/>
+        <w:adjustRightInd w:val="0"/>
+        <w:spacing w:after="0" w:line="240" w:lineRule="auto"/>
+        <w:rPr>
+          <w:rFonts w:cs="Helvetica Neue"/>
+          <w:color w:val="000000"/>
+          <w:kern w:val="0"/>
+          <w:lang w:val="nl-NL"/>
+        </w:rPr>
+      </w:pPr>
+      <w:r>
+        <w:rPr>
+          <w:rFonts w:cs="Helvetica Neue"/>
+          <w:color w:val="000000"/>
+          <w:kern w:val="0"/>
+          <w:lang w:val="nl-NL"/>
+        </w:rPr>
+        <w:t xml:space="preserve">Python met </w:t>
+      </w:r>
+      <w:proofErr w:type="spellStart"/>
+      <w:r>
+        <w:rPr>
+          <w:rFonts w:cs="Helvetica Neue"/>
+          <w:color w:val="000000"/>
+          <w:kern w:val="0"/>
+          <w:lang w:val="nl-NL"/>
+        </w:rPr>
+        <w:t>Opencv</w:t>
+      </w:r>
+      <w:proofErr w:type="spellEnd"/>
+    </w:p>
+    <w:p>
+      <w:pPr>
+        <w:rPr>
+          <w:lang w:val="nl-NL"/>
+        </w:rPr>
+      </w:pPr>
+    </w:p>
+    <w:p>
+      <w:pPr>
+        <w:tabs>
+          <w:tab w:val="right" w:pos="9020"/>
+        </w:tabs>
+        <w:autoSpaceDE w:val="0"/>
+        <w:autoSpaceDN w:val="0"/>
+        <w:adjustRightInd w:val="0"/>
+        <w:spacing w:after="0" w:line="240" w:lineRule="auto"/>
+        <w:rPr>
+          <w:rFonts w:cs="Helvetica Neue"/>
+          <w:color w:val="000000"/>
+          <w:kern w:val="0"/>
+          <w:lang w:val="nl-NL"/>
+        </w:rPr>
+      </w:pPr>
+      <w:r>
+        <w:rPr>
+          <w:rFonts w:cs="Helvetica Neue"/>
+          <w:b/>
+          <w:bCs/>
+          <w:color w:val="000000"/>
+          <w:kern w:val="0"/>
+          <w:lang w:val="nl-NL"/>
+        </w:rPr>
+        <w:t>Test</w:t>
+      </w:r>
+      <w:r>
+        <w:rPr>
+          <w:rFonts w:cs="Helvetica Neue"/>
+          <w:color w:val="000000"/>
+          <w:kern w:val="0"/>
+          <w:lang w:val="nl-NL"/>
+        </w:rPr>
+        <w:t xml:space="preserve">: </w:t>
+      </w:r>
+    </w:p>
+    <w:p>
+      <w:pPr>
+        <w:tabs>
+          <w:tab w:val="right" w:pos="9020"/>
+        </w:tabs>
+        <w:autoSpaceDE w:val="0"/>
+        <w:autoSpaceDN w:val="0"/>
+        <w:adjustRightInd w:val="0"/>
+        <w:spacing w:after="0" w:line="240" w:lineRule="auto"/>
+        <w:rPr>
+          <w:rFonts w:cs="Helvetica Neue"/>
+          <w:color w:val="000000"/>
+          <w:kern w:val="0"/>
+          <w:lang w:val="nl-NL"/>
+        </w:rPr>
+      </w:pPr>
+      <w:r>
+        <w:rPr>
+          <w:rFonts w:cs="Helvetica Neue"/>
+          <w:color w:val="000000"/>
+          <w:kern w:val="0"/>
+          <w:lang w:val="nl-NL"/>
+        </w:rPr>
+        <w:t xml:space="preserve">Zie Testrapport Test </w:t>
+      </w:r>
+      <w:r>
+        <w:rPr>
+          <w:rFonts w:cs="Helvetica Neue"/>
+          <w:color w:val="000000"/>
+          <w:kern w:val="0"/>
+          <w:lang w:val="nl-NL"/>
+        </w:rPr>
+        <w:t>4</w:t>
+      </w:r>
+      <w:r>
+        <w:rPr>
+          <w:rFonts w:cs="Helvetica Neue"/>
+          <w:color w:val="000000"/>
+          <w:kern w:val="0"/>
+          <w:lang w:val="nl-NL"/>
+        </w:rPr>
+        <w:t>: ‘G</w:t>
+      </w:r>
+      <w:r>
+        <w:rPr>
+          <w:rFonts w:cs="Helvetica Neue"/>
+          <w:color w:val="000000"/>
+          <w:kern w:val="0"/>
+          <w:lang w:val="nl-NL"/>
+        </w:rPr>
+        <w:t>rafiek</w:t>
+      </w:r>
+      <w:r>
+        <w:rPr>
+          <w:rFonts w:cs="Helvetica Neue"/>
+          <w:color w:val="000000"/>
+          <w:kern w:val="0"/>
+          <w:lang w:val="nl-NL"/>
+        </w:rPr>
+        <w:t>’</w:t>
+      </w:r>
+    </w:p>
+    <w:p>
+      <w:pPr>
+        <w:rPr>
+          <w:b/>
+          <w:bCs/>
+          <w:sz w:val="28"/>
+          <w:szCs w:val="28"/>
+        </w:rPr>
+      </w:pPr>
+    </w:p>
+    <w:p>
+      <w:pPr>
+        <w:pStyle w:val="Style3"/>
+        <w:rPr>
+          <w:rFonts w:asciiTheme="minorHAnsi" w:hAnsiTheme="minorHAnsi"/>
+          <w:color w:val="215E99" w:themeColor="text2" w:themeTint="BF"/>
+        </w:rPr>
+      </w:pPr>
+      <w:bookmarkStart w:id="7" w:name="_Toc214218438"/>
+      <w:r>
+        <w:rPr>
+          <w:rFonts w:asciiTheme="minorHAnsi" w:hAnsiTheme="minorHAnsi"/>
+          <w:color w:val="215E99" w:themeColor="text2" w:themeTint="BF"/>
+        </w:rPr>
+        <w:lastRenderedPageBreak/>
+        <w:t>RQ05: Live camera-overzicht (Functioneel (Prioriteit P2))</w:t>
+      </w:r>
+      <w:bookmarkEnd w:id="7"/>
+    </w:p>
+    <w:p>
+      <w:pPr>
+        <w:rPr>
+          <w:rFonts w:cs="Helvetica Neue"/>
+          <w:i/>
+          <w:iCs/>
+          <w:color w:val="000000"/>
+          <w:kern w:val="0"/>
+          <w:lang w:val="nl-NL"/>
+        </w:rPr>
+      </w:pPr>
+      <w:r>
+        <w:rPr>
+          <w:rFonts w:cs="Helvetica Neue"/>
+          <w:i/>
+          <w:iCs/>
+          <w:color w:val="000000"/>
+          <w:kern w:val="0"/>
+          <w:lang w:val="nl-NL"/>
+        </w:rPr>
+        <w:t>Er wordt een live beeld weergegeven van één van de camera’s in de GUI met de detectie van het object in het beeld in real-time met een detectiekader over het beeld gezien wordt, met een vertraging van maximaal 2 seconden.</w:t>
+      </w:r>
+    </w:p>
+    <w:p>
+      <w:pPr>
+        <w:tabs>
+          <w:tab w:val="right" w:pos="9020"/>
+        </w:tabs>
+        <w:autoSpaceDE w:val="0"/>
+        <w:autoSpaceDN w:val="0"/>
+        <w:adjustRightInd w:val="0"/>
+        <w:spacing w:after="0" w:line="240" w:lineRule="auto"/>
+        <w:rPr>
+          <w:rFonts w:cs="Helvetica Neue"/>
+          <w:color w:val="000000"/>
+          <w:kern w:val="0"/>
+          <w:lang w:val="nl-NL"/>
+        </w:rPr>
+      </w:pPr>
+      <w:r>
+        <w:rPr>
+          <w:rFonts w:cs="Helvetica Neue"/>
+          <w:color w:val="000000"/>
+          <w:kern w:val="0"/>
+          <w:lang w:val="nl-NL"/>
+        </w:rPr>
+        <w:t xml:space="preserve">Deze </w:t>
+      </w:r>
+      <w:proofErr w:type="spellStart"/>
+      <w:r>
+        <w:rPr>
+          <w:rFonts w:cs="Helvetica Neue"/>
+          <w:color w:val="000000"/>
+          <w:kern w:val="0"/>
+          <w:lang w:val="nl-NL"/>
+        </w:rPr>
+        <w:t>requirement</w:t>
+      </w:r>
+      <w:proofErr w:type="spellEnd"/>
+      <w:r>
+        <w:rPr>
+          <w:rFonts w:cs="Helvetica Neue"/>
+          <w:color w:val="000000"/>
+          <w:kern w:val="0"/>
+          <w:lang w:val="nl-NL"/>
+        </w:rPr>
+        <w:t xml:space="preserve"> verwijst naar een eis van de opdrachtgever die is uitgewerkt in </w:t>
+      </w:r>
+      <w:r>
+        <w:rPr>
+          <w:rFonts w:cs="Helvetica Neue"/>
+          <w:b/>
+          <w:bCs/>
+          <w:color w:val="000000"/>
+          <w:kern w:val="0"/>
+          <w:u w:val="single"/>
+          <w:lang w:val="nl-NL"/>
+        </w:rPr>
+        <w:t>User Story Nr. 5</w:t>
+      </w:r>
+      <w:r>
+        <w:rPr>
+          <w:rFonts w:cs="Helvetica Neue"/>
+          <w:color w:val="000000"/>
+          <w:kern w:val="0"/>
+          <w:lang w:val="nl-NL"/>
+        </w:rPr>
+        <w:t xml:space="preserve"> in de </w:t>
+      </w:r>
+      <w:r>
+        <w:rPr>
+          <w:rFonts w:cs="Helvetica Neue"/>
+          <w:b/>
+          <w:bCs/>
+          <w:color w:val="000000"/>
+          <w:kern w:val="0"/>
+          <w:u w:val="single"/>
+          <w:lang w:val="nl-NL"/>
+        </w:rPr>
+        <w:t xml:space="preserve">Product </w:t>
+      </w:r>
+      <w:proofErr w:type="spellStart"/>
+      <w:r>
+        <w:rPr>
+          <w:rFonts w:cs="Helvetica Neue"/>
+          <w:b/>
+          <w:bCs/>
+          <w:color w:val="000000"/>
+          <w:kern w:val="0"/>
+          <w:u w:val="single"/>
+          <w:lang w:val="nl-NL"/>
+        </w:rPr>
+        <w:t>Backlog</w:t>
+      </w:r>
+      <w:proofErr w:type="spellEnd"/>
+      <w:r>
+        <w:rPr>
+          <w:rFonts w:cs="Helvetica Neue"/>
+          <w:color w:val="000000"/>
+          <w:kern w:val="0"/>
+          <w:lang w:val="nl-NL"/>
+        </w:rPr>
+        <w:t>, in het geval van financiële beperkingen was er een vrije keuze en was het budget te bepalen met de opdrachtgever.</w:t>
+      </w:r>
+    </w:p>
+    <w:p>
+      <w:pPr>
+        <w:rPr>
+          <w:lang w:val="nl-NL"/>
+        </w:rPr>
+      </w:pPr>
+    </w:p>
+    <w:p>
+      <w:pPr>
+        <w:tabs>
+          <w:tab w:val="right" w:pos="9020"/>
+        </w:tabs>
+        <w:autoSpaceDE w:val="0"/>
+        <w:autoSpaceDN w:val="0"/>
+        <w:adjustRightInd w:val="0"/>
+        <w:spacing w:after="0" w:line="240" w:lineRule="auto"/>
+        <w:rPr>
+          <w:rFonts w:cs="Helvetica Neue"/>
+          <w:b/>
+          <w:bCs/>
+          <w:color w:val="000000"/>
+          <w:kern w:val="0"/>
+          <w:sz w:val="28"/>
+          <w:szCs w:val="28"/>
+          <w:lang w:val="nl-NL"/>
+        </w:rPr>
+      </w:pPr>
+      <w:r>
+        <w:rPr>
+          <w:rFonts w:cs="Helvetica Neue"/>
+          <w:b/>
+          <w:bCs/>
+          <w:color w:val="000000"/>
+          <w:kern w:val="0"/>
+          <w:sz w:val="28"/>
+          <w:szCs w:val="28"/>
+          <w:lang w:val="nl-NL"/>
+        </w:rPr>
+        <w:t>Betrokken componenten:</w:t>
+      </w:r>
+    </w:p>
+    <w:p>
+      <w:pPr>
+        <w:pStyle w:val="Lijstalinea"/>
+        <w:numPr>
+          <w:ilvl w:val="0"/>
+          <w:numId w:val="19"/>
+        </w:numPr>
+        <w:tabs>
+          <w:tab w:val="right" w:pos="9020"/>
+        </w:tabs>
+        <w:autoSpaceDE w:val="0"/>
+        <w:autoSpaceDN w:val="0"/>
+        <w:adjustRightInd w:val="0"/>
+        <w:spacing w:after="0" w:line="240" w:lineRule="auto"/>
+        <w:rPr>
+          <w:rFonts w:cs="Helvetica Neue"/>
+          <w:color w:val="000000"/>
+          <w:kern w:val="0"/>
+        </w:rPr>
+      </w:pPr>
+      <w:r>
+        <w:rPr>
+          <w:rFonts w:cs="Helvetica Neue"/>
+          <w:color w:val="000000"/>
+          <w:kern w:val="0"/>
+        </w:rPr>
+        <w:t>Camera (</w:t>
+      </w:r>
+      <w:proofErr w:type="spellStart"/>
+      <w:r>
+        <w:rPr>
+          <w:rFonts w:cs="Helvetica Neue"/>
+          <w:color w:val="000000"/>
+          <w:kern w:val="0"/>
+        </w:rPr>
+        <w:t>Arducam</w:t>
+      </w:r>
+      <w:proofErr w:type="spellEnd"/>
+      <w:r>
+        <w:rPr>
+          <w:rFonts w:cs="Helvetica Neue"/>
+          <w:color w:val="000000"/>
+          <w:kern w:val="0"/>
+        </w:rPr>
+        <w:t xml:space="preserve"> of </w:t>
+      </w:r>
+      <w:proofErr w:type="spellStart"/>
+      <w:r>
+        <w:rPr>
+          <w:rFonts w:cs="Helvetica Neue"/>
+          <w:color w:val="000000"/>
+          <w:kern w:val="0"/>
+        </w:rPr>
+        <w:t>Waveshare</w:t>
+      </w:r>
+      <w:proofErr w:type="spellEnd"/>
+      <w:r>
+        <w:rPr>
+          <w:rFonts w:cs="Helvetica Neue"/>
+          <w:color w:val="000000"/>
+          <w:kern w:val="0"/>
+        </w:rPr>
+        <w:t xml:space="preserve"> </w:t>
+      </w:r>
+      <w:proofErr w:type="spellStart"/>
+      <w:r>
+        <w:rPr>
+          <w:rFonts w:cs="Helvetica Neue"/>
+          <w:color w:val="000000"/>
+          <w:kern w:val="0"/>
+        </w:rPr>
+        <w:t>stereocamera</w:t>
+      </w:r>
+      <w:proofErr w:type="spellEnd"/>
+      <w:r>
+        <w:rPr>
+          <w:rFonts w:cs="Helvetica Neue"/>
+          <w:color w:val="000000"/>
+          <w:kern w:val="0"/>
+        </w:rPr>
+        <w:t>)</w:t>
+      </w:r>
+    </w:p>
+    <w:p>
+      <w:pPr>
+        <w:pStyle w:val="Lijstalinea"/>
+        <w:numPr>
+          <w:ilvl w:val="0"/>
+          <w:numId w:val="19"/>
+        </w:numPr>
+        <w:tabs>
+          <w:tab w:val="right" w:pos="9020"/>
+        </w:tabs>
+        <w:autoSpaceDE w:val="0"/>
+        <w:autoSpaceDN w:val="0"/>
+        <w:adjustRightInd w:val="0"/>
+        <w:spacing w:after="0" w:line="240" w:lineRule="auto"/>
+        <w:rPr>
+          <w:rFonts w:cs="Helvetica Neue"/>
+          <w:color w:val="000000"/>
+          <w:kern w:val="0"/>
+          <w:lang w:val="nl-NL"/>
+        </w:rPr>
+      </w:pPr>
+      <w:proofErr w:type="spellStart"/>
+      <w:r>
+        <w:rPr>
+          <w:rFonts w:cs="Helvetica Neue"/>
+          <w:color w:val="000000"/>
+          <w:kern w:val="0"/>
+          <w:lang w:val="nl-NL"/>
+        </w:rPr>
+        <w:t>Raspberry</w:t>
+      </w:r>
+      <w:proofErr w:type="spellEnd"/>
+      <w:r>
+        <w:rPr>
+          <w:rFonts w:cs="Helvetica Neue"/>
+          <w:color w:val="000000"/>
+          <w:kern w:val="0"/>
+          <w:lang w:val="nl-NL"/>
+        </w:rPr>
+        <w:t xml:space="preserve"> Pi 5</w:t>
+      </w:r>
+    </w:p>
+    <w:p>
+      <w:pPr>
+        <w:pStyle w:val="Lijstalinea"/>
+        <w:numPr>
+          <w:ilvl w:val="0"/>
+          <w:numId w:val="19"/>
+        </w:numPr>
+        <w:tabs>
+          <w:tab w:val="right" w:pos="9020"/>
+        </w:tabs>
+        <w:autoSpaceDE w:val="0"/>
+        <w:autoSpaceDN w:val="0"/>
+        <w:adjustRightInd w:val="0"/>
+        <w:spacing w:after="0" w:line="240" w:lineRule="auto"/>
+        <w:rPr>
+          <w:rFonts w:cs="Helvetica Neue"/>
+          <w:color w:val="000000"/>
+          <w:kern w:val="0"/>
+          <w:lang w:val="nl-NL"/>
+        </w:rPr>
+      </w:pPr>
+      <w:r>
+        <w:rPr>
+          <w:rFonts w:cs="Helvetica Neue"/>
+          <w:color w:val="000000"/>
+          <w:kern w:val="0"/>
+          <w:lang w:val="nl-NL"/>
+        </w:rPr>
+        <w:t>GUI</w:t>
+      </w:r>
+    </w:p>
+    <w:p>
+      <w:pPr>
+        <w:rPr>
+          <w:lang w:val="nl-NL"/>
+        </w:rPr>
+      </w:pPr>
+    </w:p>
+    <w:p>
+      <w:pPr>
+        <w:tabs>
+          <w:tab w:val="right" w:pos="9020"/>
+        </w:tabs>
+        <w:autoSpaceDE w:val="0"/>
+        <w:autoSpaceDN w:val="0"/>
+        <w:adjustRightInd w:val="0"/>
+        <w:spacing w:after="0" w:line="240" w:lineRule="auto"/>
+        <w:rPr>
+          <w:rFonts w:cs="Helvetica Neue"/>
+          <w:color w:val="000000"/>
+          <w:kern w:val="0"/>
+          <w:lang w:val="nl-NL"/>
+        </w:rPr>
+      </w:pPr>
+      <w:r>
+        <w:rPr>
+          <w:rFonts w:cs="Helvetica Neue"/>
+          <w:b/>
+          <w:bCs/>
+          <w:color w:val="000000"/>
+          <w:kern w:val="0"/>
+          <w:lang w:val="nl-NL"/>
+        </w:rPr>
+        <w:t>Test</w:t>
+      </w:r>
+      <w:r>
+        <w:rPr>
+          <w:rFonts w:cs="Helvetica Neue"/>
+          <w:color w:val="000000"/>
+          <w:kern w:val="0"/>
+          <w:lang w:val="nl-NL"/>
+        </w:rPr>
+        <w:t xml:space="preserve">: </w:t>
+      </w:r>
+    </w:p>
+    <w:p>
+      <w:pPr>
+        <w:tabs>
+          <w:tab w:val="right" w:pos="9020"/>
+        </w:tabs>
+        <w:autoSpaceDE w:val="0"/>
+        <w:autoSpaceDN w:val="0"/>
+        <w:adjustRightInd w:val="0"/>
+        <w:spacing w:after="0" w:line="240" w:lineRule="auto"/>
+        <w:rPr>
+          <w:rFonts w:cs="Helvetica Neue"/>
+          <w:color w:val="000000"/>
+          <w:kern w:val="0"/>
+          <w:lang w:val="nl-NL"/>
+        </w:rPr>
+      </w:pPr>
+      <w:r>
+        <w:rPr>
+          <w:rFonts w:cs="Helvetica Neue"/>
+          <w:color w:val="000000"/>
+          <w:kern w:val="0"/>
+          <w:lang w:val="nl-NL"/>
+        </w:rPr>
+        <w:t xml:space="preserve">Zie Testrapport Test </w:t>
+      </w:r>
+      <w:r>
+        <w:rPr>
+          <w:rFonts w:cs="Helvetica Neue"/>
+          <w:color w:val="000000"/>
+          <w:kern w:val="0"/>
+          <w:lang w:val="nl-NL"/>
+        </w:rPr>
+        <w:t>5</w:t>
+      </w:r>
+      <w:r>
+        <w:rPr>
+          <w:rFonts w:cs="Helvetica Neue"/>
+          <w:color w:val="000000"/>
+          <w:kern w:val="0"/>
+          <w:lang w:val="nl-NL"/>
+        </w:rPr>
+        <w:t>: ‘</w:t>
+      </w:r>
+      <w:r>
+        <w:rPr>
+          <w:rFonts w:cs="Helvetica Neue"/>
+          <w:color w:val="000000"/>
+          <w:kern w:val="0"/>
+          <w:lang w:val="nl-NL"/>
+        </w:rPr>
+        <w:t>Camera-Overzicht</w:t>
+      </w:r>
+      <w:r>
+        <w:rPr>
+          <w:rFonts w:cs="Helvetica Neue"/>
+          <w:color w:val="000000"/>
+          <w:kern w:val="0"/>
+          <w:lang w:val="nl-NL"/>
+        </w:rPr>
+        <w:t>’</w:t>
+      </w:r>
+    </w:p>
+    <w:p/>
+    <w:p>
+      <w:pPr>
+        <w:tabs>
+          <w:tab w:val="right" w:pos="9020"/>
+        </w:tabs>
+        <w:autoSpaceDE w:val="0"/>
+        <w:autoSpaceDN w:val="0"/>
+        <w:adjustRightInd w:val="0"/>
+        <w:spacing w:after="0" w:line="240" w:lineRule="auto"/>
+        <w:rPr>
+          <w:rFonts w:cs="Helvetica Neue"/>
+          <w:b/>
+          <w:bCs/>
+          <w:color w:val="0070C0"/>
+          <w:kern w:val="0"/>
+          <w:sz w:val="32"/>
+          <w:szCs w:val="32"/>
+          <w:lang w:val="nl-NL"/>
+        </w:rPr>
+      </w:pPr>
+    </w:p>
+    <w:p>
+      <w:pPr>
+        <w:pStyle w:val="Style3"/>
+        <w:rPr>
+          <w:rFonts w:asciiTheme="minorHAnsi" w:hAnsiTheme="minorHAnsi"/>
+          <w:color w:val="215E99" w:themeColor="text2" w:themeTint="BF"/>
+        </w:rPr>
+      </w:pPr>
+      <w:bookmarkStart w:id="8" w:name="_Toc214218439"/>
+      <w:r>
+        <w:rPr>
+          <w:rFonts w:asciiTheme="minorHAnsi" w:hAnsiTheme="minorHAnsi"/>
+          <w:color w:val="215E99" w:themeColor="text2" w:themeTint="BF"/>
+        </w:rPr>
+        <w:t>RQ06: Robuuste behuizing (Niet-functioneel (Prioriteit P2))</w:t>
+      </w:r>
+      <w:bookmarkEnd w:id="8"/>
+    </w:p>
+    <w:p>
+      <w:pPr>
+        <w:rPr>
+          <w:lang w:val="nl-NL"/>
+        </w:rPr>
+      </w:pPr>
+      <w:r>
+        <w:rPr>
+          <w:rFonts w:cs="Helvetica Neue"/>
+          <w:i/>
+          <w:iCs/>
+          <w:color w:val="000000"/>
+          <w:kern w:val="0"/>
+          <w:lang w:val="nl-NL"/>
+        </w:rPr>
+        <w:t>Er zal een nauwkeurige behuizing zijn die op correcte afmetingen wordt gemaakt en geschikt is voor buitengebruik, de behuizing wordt gemaakt met het gebruik van een 3D-printer.</w:t>
+      </w:r>
+    </w:p>
+    <w:p>
+      <w:pPr>
+        <w:tabs>
+          <w:tab w:val="right" w:pos="9020"/>
+        </w:tabs>
+        <w:autoSpaceDE w:val="0"/>
+        <w:autoSpaceDN w:val="0"/>
+        <w:adjustRightInd w:val="0"/>
+        <w:spacing w:after="0" w:line="240" w:lineRule="auto"/>
+        <w:rPr>
+          <w:rFonts w:cs="Helvetica Neue"/>
+          <w:color w:val="000000"/>
+          <w:kern w:val="0"/>
+          <w:lang w:val="nl-NL"/>
+        </w:rPr>
+      </w:pPr>
+      <w:r>
+        <w:rPr>
+          <w:rFonts w:cs="Helvetica Neue"/>
+          <w:color w:val="000000"/>
+          <w:kern w:val="0"/>
+          <w:lang w:val="nl-NL"/>
+        </w:rPr>
+        <w:t xml:space="preserve">Deze </w:t>
+      </w:r>
+      <w:proofErr w:type="spellStart"/>
+      <w:r>
+        <w:rPr>
+          <w:rFonts w:cs="Helvetica Neue"/>
+          <w:color w:val="000000"/>
+          <w:kern w:val="0"/>
+          <w:lang w:val="nl-NL"/>
+        </w:rPr>
+        <w:t>requirement</w:t>
+      </w:r>
+      <w:proofErr w:type="spellEnd"/>
+      <w:r>
+        <w:rPr>
+          <w:rFonts w:cs="Helvetica Neue"/>
+          <w:color w:val="000000"/>
+          <w:kern w:val="0"/>
+          <w:lang w:val="nl-NL"/>
+        </w:rPr>
+        <w:t xml:space="preserve"> verwijst naar een eis van de opdrachtgever die is uitgewerkt in </w:t>
+      </w:r>
+      <w:r>
+        <w:rPr>
+          <w:rFonts w:cs="Helvetica Neue"/>
+          <w:b/>
+          <w:bCs/>
+          <w:color w:val="000000"/>
+          <w:kern w:val="0"/>
+          <w:u w:val="single"/>
+          <w:lang w:val="nl-NL"/>
+        </w:rPr>
+        <w:t>User Story Nr. 6</w:t>
+      </w:r>
+      <w:r>
+        <w:rPr>
+          <w:rFonts w:cs="Helvetica Neue"/>
+          <w:color w:val="000000"/>
+          <w:kern w:val="0"/>
+          <w:lang w:val="nl-NL"/>
+        </w:rPr>
+        <w:t xml:space="preserve"> in de </w:t>
+      </w:r>
+      <w:r>
+        <w:rPr>
+          <w:rFonts w:cs="Helvetica Neue"/>
+          <w:b/>
+          <w:bCs/>
+          <w:color w:val="000000"/>
+          <w:kern w:val="0"/>
+          <w:u w:val="single"/>
+          <w:lang w:val="nl-NL"/>
+        </w:rPr>
+        <w:t xml:space="preserve">Product </w:t>
+      </w:r>
+      <w:proofErr w:type="spellStart"/>
+      <w:r>
+        <w:rPr>
+          <w:rFonts w:cs="Helvetica Neue"/>
+          <w:b/>
+          <w:bCs/>
+          <w:color w:val="000000"/>
+          <w:kern w:val="0"/>
+          <w:u w:val="single"/>
+          <w:lang w:val="nl-NL"/>
+        </w:rPr>
+        <w:t>Backlog</w:t>
+      </w:r>
+      <w:proofErr w:type="spellEnd"/>
+      <w:r>
+        <w:rPr>
+          <w:rFonts w:cs="Helvetica Neue"/>
+          <w:color w:val="000000"/>
+          <w:kern w:val="0"/>
+          <w:lang w:val="nl-NL"/>
+        </w:rPr>
+        <w:t>, in het geval van financiële beperkingen was er een vrije keuze en was het budget te bepalen met de opdrachtgever.</w:t>
+      </w:r>
+    </w:p>
+    <w:p>
+      <w:pPr>
+        <w:rPr>
+          <w:lang w:val="nl-NL"/>
+        </w:rPr>
+      </w:pPr>
+    </w:p>
+    <w:p>
+      <w:pPr>
+        <w:tabs>
+          <w:tab w:val="right" w:pos="9020"/>
+        </w:tabs>
+        <w:autoSpaceDE w:val="0"/>
+        <w:autoSpaceDN w:val="0"/>
+        <w:adjustRightInd w:val="0"/>
+        <w:spacing w:after="0" w:line="240" w:lineRule="auto"/>
+        <w:rPr>
+          <w:rFonts w:cs="Helvetica Neue"/>
+          <w:b/>
+          <w:bCs/>
+          <w:color w:val="000000"/>
+          <w:kern w:val="0"/>
+          <w:sz w:val="28"/>
+          <w:szCs w:val="28"/>
+          <w:lang w:val="nl-NL"/>
+        </w:rPr>
+      </w:pPr>
+      <w:r>
+        <w:rPr>
+          <w:rFonts w:cs="Helvetica Neue"/>
+          <w:b/>
+          <w:bCs/>
+          <w:color w:val="000000"/>
+          <w:kern w:val="0"/>
+          <w:sz w:val="28"/>
+          <w:szCs w:val="28"/>
+          <w:lang w:val="nl-NL"/>
+        </w:rPr>
+        <w:t>Betrokken componenten:</w:t>
+      </w:r>
+    </w:p>
+    <w:p>
+      <w:pPr>
+        <w:pStyle w:val="Lijstalinea"/>
+        <w:numPr>
+          <w:ilvl w:val="0"/>
+          <w:numId w:val="19"/>
+        </w:numPr>
+        <w:tabs>
+          <w:tab w:val="right" w:pos="9020"/>
+        </w:tabs>
+        <w:autoSpaceDE w:val="0"/>
+        <w:autoSpaceDN w:val="0"/>
+        <w:adjustRightInd w:val="0"/>
+        <w:spacing w:after="0" w:line="240" w:lineRule="auto"/>
+        <w:rPr>
+          <w:rFonts w:cs="Helvetica Neue"/>
+          <w:color w:val="000000"/>
+          <w:kern w:val="0"/>
+          <w:lang w:val="nl-NL"/>
+        </w:rPr>
+      </w:pPr>
+      <w:r>
+        <w:rPr>
+          <w:rFonts w:cs="Helvetica Neue"/>
+          <w:color w:val="000000"/>
+          <w:kern w:val="0"/>
+          <w:lang w:val="nl-NL"/>
+        </w:rPr>
+        <w:t>3D-geprinte onderdelen op correcte afmeting</w:t>
+      </w:r>
+    </w:p>
+    <w:p>
+      <w:pPr>
+        <w:pStyle w:val="Lijstalinea"/>
+        <w:numPr>
+          <w:ilvl w:val="0"/>
+          <w:numId w:val="19"/>
+        </w:numPr>
+        <w:rPr>
+          <w:lang w:val="nl-NL"/>
+        </w:rPr>
+      </w:pPr>
+      <w:r>
+        <w:rPr>
+          <w:lang w:val="nl-NL"/>
+        </w:rPr>
+        <w:t>De Camera(‘s)</w:t>
+      </w:r>
+    </w:p>
+    <w:p>
+      <w:pPr>
+        <w:pStyle w:val="Lijstalinea"/>
+        <w:numPr>
+          <w:ilvl w:val="0"/>
+          <w:numId w:val="19"/>
+        </w:numPr>
+      </w:pPr>
+      <w:r>
+        <w:t>De Raspberry PI 5 &amp; Raspberry P</w:t>
+      </w:r>
+      <w:r>
+        <w:t>I AI Hat</w:t>
+      </w:r>
+    </w:p>
+    <w:p>
+      <w:pPr>
+        <w:rPr>
+          <w:b/>
+          <w:bCs/>
+          <w:sz w:val="28"/>
+          <w:szCs w:val="28"/>
+          <w:lang w:val="nl-NL"/>
+        </w:rPr>
+      </w:pPr>
+      <w:r>
+        <w:rPr>
+          <w:b/>
+          <w:bCs/>
+          <w:sz w:val="28"/>
+          <w:szCs w:val="28"/>
+          <w:lang w:val="nl-NL"/>
+        </w:rPr>
+        <w:t>Test:</w:t>
+      </w:r>
+    </w:p>
+    <w:p>
+      <w:pPr>
+        <w:rPr>
+          <w:b/>
+          <w:bCs/>
+          <w:sz w:val="28"/>
+          <w:szCs w:val="28"/>
+          <w:lang w:val="nl-NL"/>
+        </w:rPr>
+      </w:pPr>
+      <w:r>
+        <w:rPr>
+          <w:b/>
+          <w:bCs/>
+          <w:sz w:val="28"/>
+          <w:szCs w:val="28"/>
+          <w:lang w:val="nl-NL"/>
+        </w:rPr>
+        <w:t>-</w:t>
+      </w:r>
+    </w:p>
+    <w:p>
+      <w:pPr>
+        <w:pStyle w:val="Kop2"/>
+        <w:rPr>
+          <w:b/>
+          <w:bCs/>
+          <w:color w:val="215E99" w:themeColor="text2" w:themeTint="BF"/>
+          <w:lang w:val="nl-NL"/>
+        </w:rPr>
+      </w:pPr>
+      <w:bookmarkStart w:id="9" w:name="_Toc214218440"/>
+      <w:r>
+        <w:rPr>
+          <w:b/>
+          <w:bCs/>
+          <w:color w:val="215E99" w:themeColor="text2" w:themeTint="BF"/>
+          <w:lang w:val="nl-NL"/>
+        </w:rPr>
+        <w:lastRenderedPageBreak/>
+        <w:t>RQ07: Ontwerp functionaliteit (Niet-functioneel (Prioriteit P2))</w:t>
+      </w:r>
+      <w:bookmarkEnd w:id="9"/>
+    </w:p>
+    <w:p>
+      <w:pPr>
+        <w:rPr>
+          <w:rFonts w:cs="Helvetica Neue"/>
+          <w:i/>
+          <w:iCs/>
+          <w:color w:val="000000"/>
+          <w:kern w:val="0"/>
+          <w:lang w:val="nl-NL"/>
+        </w:rPr>
+      </w:pPr>
+      <w:r>
+        <w:rPr>
+          <w:rFonts w:cs="Helvetica Neue"/>
+          <w:i/>
+          <w:iCs/>
+          <w:color w:val="000000"/>
+          <w:kern w:val="0"/>
+          <w:lang w:val="nl-NL"/>
+        </w:rPr>
+        <w:t>In de documentatie wordt de volledige benodigde structuur van het systeem gedocumenteerd zodat de werking van het gehele systeem duidelijk is. Hierbij worden de volgende vormen van documentatie betrokken: Architectuurdocument, Flowchart van het hoofdprogramma, UML-diagram(men) van belangrijke software, Elektrisch schema van de hardware opstelling en eventuele documenten die van belang zullen zijn.</w:t>
+      </w:r>
+    </w:p>
+    <w:p>
+      <w:pPr>
+        <w:rPr>
+          <w:rFonts w:cs="Helvetica Neue"/>
+          <w:i/>
+          <w:iCs/>
+          <w:color w:val="000000"/>
+          <w:kern w:val="0"/>
+          <w:lang w:val="nl-NL"/>
+        </w:rPr>
+      </w:pPr>
+    </w:p>
+    <w:p>
+      <w:pPr>
+        <w:tabs>
+          <w:tab w:val="right" w:pos="9020"/>
+        </w:tabs>
+        <w:autoSpaceDE w:val="0"/>
+        <w:autoSpaceDN w:val="0"/>
+        <w:adjustRightInd w:val="0"/>
+        <w:spacing w:after="0" w:line="240" w:lineRule="auto"/>
+        <w:rPr>
+          <w:rFonts w:cs="Helvetica Neue"/>
+          <w:color w:val="000000"/>
+          <w:kern w:val="0"/>
+          <w:lang w:val="nl-NL"/>
+        </w:rPr>
+      </w:pPr>
+      <w:r>
+        <w:rPr>
+          <w:rFonts w:cs="Helvetica Neue"/>
+          <w:color w:val="000000"/>
+          <w:kern w:val="0"/>
+          <w:lang w:val="nl-NL"/>
+        </w:rPr>
+        <w:t xml:space="preserve">Deze </w:t>
+      </w:r>
+      <w:proofErr w:type="spellStart"/>
+      <w:r>
+        <w:rPr>
+          <w:rFonts w:cs="Helvetica Neue"/>
+          <w:color w:val="000000"/>
+          <w:kern w:val="0"/>
+          <w:lang w:val="nl-NL"/>
+        </w:rPr>
+        <w:t>requirement</w:t>
+      </w:r>
+      <w:proofErr w:type="spellEnd"/>
+      <w:r>
+        <w:rPr>
+          <w:rFonts w:cs="Helvetica Neue"/>
+          <w:color w:val="000000"/>
+          <w:kern w:val="0"/>
+          <w:lang w:val="nl-NL"/>
+        </w:rPr>
+        <w:t xml:space="preserve"> verwijst naar een </w:t>
+      </w:r>
+      <w:r>
+        <w:rPr>
+          <w:rFonts w:cs="Helvetica Neue"/>
+          <w:color w:val="000000"/>
+          <w:kern w:val="0"/>
+          <w:lang w:val="nl-NL"/>
+        </w:rPr>
+        <w:t>eis</w:t>
+      </w:r>
+      <w:r>
+        <w:rPr>
+          <w:rFonts w:cs="Helvetica Neue"/>
+          <w:color w:val="000000"/>
+          <w:kern w:val="0"/>
+          <w:lang w:val="nl-NL"/>
+        </w:rPr>
+        <w:t xml:space="preserve"> van de opdrachtgever</w:t>
+      </w:r>
+      <w:r>
+        <w:rPr>
+          <w:rFonts w:cs="Helvetica Neue"/>
+          <w:color w:val="000000"/>
+          <w:kern w:val="0"/>
+          <w:lang w:val="nl-NL"/>
+        </w:rPr>
+        <w:t xml:space="preserve"> en projectleden</w:t>
+      </w:r>
+      <w:r>
+        <w:rPr>
+          <w:rFonts w:cs="Helvetica Neue"/>
+          <w:color w:val="000000"/>
+          <w:kern w:val="0"/>
+          <w:lang w:val="nl-NL"/>
+        </w:rPr>
+        <w:t xml:space="preserve"> die is uitgewerkt in </w:t>
+      </w:r>
+      <w:r>
+        <w:rPr>
+          <w:rFonts w:cs="Helvetica Neue"/>
+          <w:b/>
+          <w:bCs/>
+          <w:color w:val="000000"/>
+          <w:kern w:val="0"/>
+          <w:u w:val="single"/>
+          <w:lang w:val="nl-NL"/>
+        </w:rPr>
+        <w:t>User Story Nr. 7</w:t>
+      </w:r>
+      <w:r>
+        <w:rPr>
+          <w:rFonts w:cs="Helvetica Neue"/>
+          <w:color w:val="000000"/>
+          <w:kern w:val="0"/>
+          <w:lang w:val="nl-NL"/>
+        </w:rPr>
+        <w:t xml:space="preserve"> in de </w:t>
+      </w:r>
+      <w:r>
+        <w:rPr>
+          <w:rFonts w:cs="Helvetica Neue"/>
+          <w:b/>
+          <w:bCs/>
+          <w:color w:val="000000"/>
+          <w:kern w:val="0"/>
+          <w:u w:val="single"/>
+          <w:lang w:val="nl-NL"/>
+        </w:rPr>
+        <w:t xml:space="preserve">Product </w:t>
+      </w:r>
+      <w:proofErr w:type="spellStart"/>
+      <w:r>
+        <w:rPr>
+          <w:rFonts w:cs="Helvetica Neue"/>
+          <w:b/>
+          <w:bCs/>
+          <w:color w:val="000000"/>
+          <w:kern w:val="0"/>
+          <w:u w:val="single"/>
+          <w:lang w:val="nl-NL"/>
+        </w:rPr>
+        <w:t>Backlog</w:t>
+      </w:r>
+      <w:proofErr w:type="spellEnd"/>
+      <w:r>
+        <w:rPr>
+          <w:rFonts w:cs="Helvetica Neue"/>
+          <w:color w:val="000000"/>
+          <w:kern w:val="0"/>
+          <w:lang w:val="nl-NL"/>
+        </w:rPr>
+        <w:t>.</w:t>
+      </w:r>
+    </w:p>
+    <w:p>
+      <w:pPr>
+        <w:rPr>
+          <w:lang w:val="nl-NL"/>
+        </w:rPr>
+      </w:pPr>
+    </w:p>
+    <w:p>
+      <w:pPr>
+        <w:rPr>
+          <w:b/>
+          <w:bCs/>
+          <w:sz w:val="28"/>
+          <w:szCs w:val="28"/>
+          <w:lang w:val="nl-NL"/>
+        </w:rPr>
+      </w:pPr>
+      <w:r>
+        <w:rPr>
+          <w:b/>
+          <w:bCs/>
+          <w:sz w:val="28"/>
+          <w:szCs w:val="28"/>
+          <w:lang w:val="nl-NL"/>
+        </w:rPr>
+        <w:t>Test:</w:t>
+      </w:r>
+    </w:p>
+    <w:p>
+      <w:pPr>
+        <w:rPr>
+          <w:b/>
+          <w:bCs/>
+          <w:sz w:val="28"/>
+          <w:szCs w:val="28"/>
+          <w:lang w:val="nl-NL"/>
+        </w:rPr>
+      </w:pPr>
+    </w:p>
+    <w:p>
+      <w:pPr>
+        <w:pStyle w:val="Style3"/>
+        <w:rPr>
+          <w:rFonts w:asciiTheme="minorHAnsi" w:hAnsiTheme="minorHAnsi"/>
+          <w:color w:val="215E99" w:themeColor="text2" w:themeTint="BF"/>
+        </w:rPr>
+      </w:pPr>
+      <w:bookmarkStart w:id="10" w:name="_Toc214218441"/>
+      <w:r>
+        <w:rPr>
+          <w:rFonts w:asciiTheme="minorHAnsi" w:hAnsiTheme="minorHAnsi"/>
+          <w:color w:val="215E99" w:themeColor="text2" w:themeTint="BF"/>
+        </w:rPr>
+        <w:t>RQ0</w:t>
+      </w:r>
+      <w:r>
+        <w:rPr>
+          <w:rFonts w:asciiTheme="minorHAnsi" w:hAnsiTheme="minorHAnsi"/>
+          <w:color w:val="215E99" w:themeColor="text2" w:themeTint="BF"/>
+        </w:rPr>
+        <w:t>8</w:t>
+      </w:r>
+      <w:r>
+        <w:rPr>
+          <w:rFonts w:asciiTheme="minorHAnsi" w:hAnsiTheme="minorHAnsi"/>
+          <w:color w:val="215E99" w:themeColor="text2" w:themeTint="BF"/>
+        </w:rPr>
+        <w:t>: Locatie-weergave in 3D (Functioneel (Prioriteit P3))</w:t>
+      </w:r>
+      <w:bookmarkEnd w:id="10"/>
+    </w:p>
+    <w:p>
+      <w:pPr>
+        <w:rPr>
+          <w:rFonts w:cs="Helvetica Neue"/>
+          <w:i/>
+          <w:iCs/>
+          <w:color w:val="000000"/>
+          <w:kern w:val="0"/>
+          <w:lang w:val="nl-NL"/>
+        </w:rPr>
+      </w:pPr>
+      <w:r>
+        <w:rPr>
+          <w:rFonts w:cs="Helvetica Neue"/>
+          <w:i/>
+          <w:iCs/>
+          <w:color w:val="000000"/>
+          <w:kern w:val="0"/>
+          <w:lang w:val="nl-NL"/>
+        </w:rPr>
+        <w:t xml:space="preserve">In de GUI staat een 3D grafiek die bestaat uit lengte, breedte en diepte (x, y, </w:t>
+      </w:r>
+      <w:proofErr w:type="spellStart"/>
+      <w:r>
+        <w:rPr>
+          <w:rFonts w:cs="Helvetica Neue"/>
+          <w:i/>
+          <w:iCs/>
+          <w:color w:val="000000"/>
+          <w:kern w:val="0"/>
+          <w:lang w:val="nl-NL"/>
+        </w:rPr>
+        <w:t>z</w:t>
+      </w:r>
+      <w:proofErr w:type="spellEnd"/>
+      <w:r>
+        <w:rPr>
+          <w:rFonts w:cs="Helvetica Neue"/>
+          <w:i/>
+          <w:iCs/>
+          <w:color w:val="000000"/>
+          <w:kern w:val="0"/>
+          <w:lang w:val="nl-NL"/>
+        </w:rPr>
+        <w:t xml:space="preserve">) die gebruik maakt van de feed van de 2 camera’s waarin de locatie van een bewegend object in </w:t>
+      </w:r>
+      <w:proofErr w:type="spellStart"/>
+      <w:r>
+        <w:rPr>
+          <w:rFonts w:cs="Helvetica Neue"/>
+          <w:i/>
+          <w:iCs/>
+          <w:color w:val="000000"/>
+          <w:kern w:val="0"/>
+          <w:lang w:val="nl-NL"/>
+        </w:rPr>
+        <w:t>realtime</w:t>
+      </w:r>
+      <w:proofErr w:type="spellEnd"/>
+      <w:r>
+        <w:rPr>
+          <w:rFonts w:cs="Helvetica Neue"/>
+          <w:i/>
+          <w:iCs/>
+          <w:color w:val="000000"/>
+          <w:kern w:val="0"/>
+          <w:lang w:val="nl-NL"/>
+        </w:rPr>
+        <w:t xml:space="preserve"> wordt weergegeven door het middelpunt te nemen van de detectiekader die over het object zit en dat als constante punt weer te geven in de grafiek waarvan de positie elke 0,5s wordt bijgewerkt en met een afwijking van ≤ 10cm voor het bepalen van de diepte.</w:t>
+      </w:r>
+    </w:p>
+    <w:p>
+      <w:pPr>
+        <w:rPr>
+          <w:rFonts w:cs="Helvetica Neue"/>
+          <w:i/>
+          <w:iCs/>
+          <w:color w:val="000000"/>
+          <w:kern w:val="0"/>
+          <w:lang w:val="nl-NL"/>
+        </w:rPr>
+      </w:pPr>
+    </w:p>
+    <w:p>
+      <w:pPr>
+        <w:tabs>
+          <w:tab w:val="right" w:pos="9020"/>
+        </w:tabs>
+        <w:autoSpaceDE w:val="0"/>
+        <w:autoSpaceDN w:val="0"/>
+        <w:adjustRightInd w:val="0"/>
+        <w:spacing w:after="0" w:line="240" w:lineRule="auto"/>
+        <w:rPr>
+          <w:rFonts w:cs="Helvetica Neue"/>
+          <w:color w:val="000000"/>
+          <w:kern w:val="0"/>
+          <w:lang w:val="nl-NL"/>
+        </w:rPr>
+      </w:pPr>
+      <w:r>
+        <w:rPr>
+          <w:rFonts w:cs="Helvetica Neue"/>
+          <w:color w:val="000000"/>
+          <w:kern w:val="0"/>
+          <w:lang w:val="nl-NL"/>
+        </w:rPr>
+        <w:t xml:space="preserve">Deze </w:t>
+      </w:r>
+      <w:proofErr w:type="spellStart"/>
+      <w:r>
+        <w:rPr>
+          <w:rFonts w:cs="Helvetica Neue"/>
+          <w:color w:val="000000"/>
+          <w:kern w:val="0"/>
+          <w:lang w:val="nl-NL"/>
+        </w:rPr>
+        <w:t>requirement</w:t>
+      </w:r>
+      <w:proofErr w:type="spellEnd"/>
+      <w:r>
+        <w:rPr>
+          <w:rFonts w:cs="Helvetica Neue"/>
+          <w:color w:val="000000"/>
+          <w:kern w:val="0"/>
+          <w:lang w:val="nl-NL"/>
+        </w:rPr>
+        <w:t xml:space="preserve"> verwijst naar een </w:t>
+      </w:r>
+      <w:r>
+        <w:rPr>
+          <w:rFonts w:cs="Helvetica Neue"/>
+          <w:color w:val="000000"/>
+          <w:kern w:val="0"/>
+          <w:lang w:val="nl-NL"/>
+        </w:rPr>
+        <w:t>eventuele extra toevoeging</w:t>
+      </w:r>
+      <w:r>
+        <w:rPr>
+          <w:rFonts w:cs="Helvetica Neue"/>
+          <w:color w:val="000000"/>
+          <w:kern w:val="0"/>
+          <w:lang w:val="nl-NL"/>
+        </w:rPr>
+        <w:t xml:space="preserve"> van de opdrachtgever die is uitgewerkt in </w:t>
+      </w:r>
+      <w:r>
+        <w:rPr>
+          <w:rFonts w:cs="Helvetica Neue"/>
+          <w:b/>
+          <w:bCs/>
+          <w:color w:val="000000"/>
+          <w:kern w:val="0"/>
+          <w:u w:val="single"/>
+          <w:lang w:val="nl-NL"/>
+        </w:rPr>
+        <w:t xml:space="preserve">User Story Nr. </w:t>
+      </w:r>
+      <w:r>
+        <w:rPr>
+          <w:rFonts w:cs="Helvetica Neue"/>
+          <w:b/>
+          <w:bCs/>
+          <w:color w:val="000000"/>
+          <w:kern w:val="0"/>
+          <w:u w:val="single"/>
+          <w:lang w:val="nl-NL"/>
+        </w:rPr>
+        <w:t>8</w:t>
+      </w:r>
+      <w:r>
+        <w:rPr>
+          <w:rFonts w:cs="Helvetica Neue"/>
+          <w:color w:val="000000"/>
+          <w:kern w:val="0"/>
+          <w:lang w:val="nl-NL"/>
+        </w:rPr>
+        <w:t xml:space="preserve"> in de </w:t>
+      </w:r>
+      <w:r>
+        <w:rPr>
+          <w:rFonts w:cs="Helvetica Neue"/>
+          <w:b/>
+          <w:bCs/>
+          <w:color w:val="000000"/>
+          <w:kern w:val="0"/>
+          <w:u w:val="single"/>
+          <w:lang w:val="nl-NL"/>
+        </w:rPr>
+        <w:t xml:space="preserve">Product </w:t>
+      </w:r>
+      <w:proofErr w:type="spellStart"/>
+      <w:r>
+        <w:rPr>
+          <w:rFonts w:cs="Helvetica Neue"/>
+          <w:b/>
+          <w:bCs/>
+          <w:color w:val="000000"/>
+          <w:kern w:val="0"/>
+          <w:u w:val="single"/>
+          <w:lang w:val="nl-NL"/>
+        </w:rPr>
+        <w:t>Backlog</w:t>
+      </w:r>
+      <w:proofErr w:type="spellEnd"/>
+      <w:r>
+        <w:rPr>
+          <w:rFonts w:cs="Helvetica Neue"/>
+          <w:color w:val="000000"/>
+          <w:kern w:val="0"/>
+          <w:lang w:val="nl-NL"/>
+        </w:rPr>
+        <w:t>, in het geval van financiële beperkingen was er een vrije keuze en was het budget te bepalen met de opdrachtgever.</w:t>
+      </w:r>
+    </w:p>
+    <w:p>
+      <w:pPr>
+        <w:rPr>
+          <w:lang w:val="nl-NL"/>
+        </w:rPr>
+      </w:pPr>
+    </w:p>
+    <w:p>
+      <w:pPr>
+        <w:tabs>
+          <w:tab w:val="right" w:pos="9020"/>
+        </w:tabs>
+        <w:autoSpaceDE w:val="0"/>
+        <w:autoSpaceDN w:val="0"/>
+        <w:adjustRightInd w:val="0"/>
+        <w:spacing w:after="0" w:line="240" w:lineRule="auto"/>
+        <w:rPr>
+          <w:rFonts w:cs="Helvetica Neue"/>
+          <w:b/>
+          <w:bCs/>
+          <w:color w:val="000000"/>
+          <w:kern w:val="0"/>
+          <w:sz w:val="28"/>
+          <w:szCs w:val="28"/>
+          <w:lang w:val="nl-NL"/>
+        </w:rPr>
+      </w:pPr>
+      <w:r>
+        <w:rPr>
+          <w:rFonts w:cs="Helvetica Neue"/>
+          <w:b/>
+          <w:bCs/>
+          <w:color w:val="000000"/>
+          <w:kern w:val="0"/>
+          <w:sz w:val="28"/>
+          <w:szCs w:val="28"/>
+          <w:lang w:val="nl-NL"/>
+        </w:rPr>
+        <w:t>Betrokken componenten:</w:t>
+      </w:r>
+    </w:p>
+    <w:p>
+      <w:pPr>
+        <w:pStyle w:val="Lijstalinea"/>
+        <w:numPr>
+          <w:ilvl w:val="0"/>
+          <w:numId w:val="19"/>
+        </w:numPr>
+        <w:tabs>
+          <w:tab w:val="right" w:pos="9020"/>
+        </w:tabs>
+        <w:autoSpaceDE w:val="0"/>
+        <w:autoSpaceDN w:val="0"/>
+        <w:adjustRightInd w:val="0"/>
+        <w:spacing w:after="0" w:line="240" w:lineRule="auto"/>
+        <w:rPr>
+          <w:rFonts w:cs="Helvetica Neue"/>
+          <w:color w:val="000000"/>
+          <w:kern w:val="0"/>
+        </w:rPr>
+      </w:pPr>
+      <w:r>
+        <w:rPr>
+          <w:rFonts w:cs="Helvetica Neue"/>
+          <w:color w:val="000000"/>
+          <w:kern w:val="0"/>
+        </w:rPr>
+        <w:t>Camera (</w:t>
+      </w:r>
+      <w:proofErr w:type="spellStart"/>
+      <w:r>
+        <w:rPr>
+          <w:rFonts w:cs="Helvetica Neue"/>
+          <w:color w:val="000000"/>
+          <w:kern w:val="0"/>
+        </w:rPr>
+        <w:t>Arducam</w:t>
+      </w:r>
+      <w:proofErr w:type="spellEnd"/>
+      <w:r>
+        <w:rPr>
+          <w:rFonts w:cs="Helvetica Neue"/>
+          <w:color w:val="000000"/>
+          <w:kern w:val="0"/>
+        </w:rPr>
+        <w:t xml:space="preserve"> of </w:t>
+      </w:r>
+      <w:proofErr w:type="spellStart"/>
+      <w:r>
+        <w:rPr>
+          <w:rFonts w:cs="Helvetica Neue"/>
+          <w:color w:val="000000"/>
+          <w:kern w:val="0"/>
+        </w:rPr>
+        <w:t>Waveshare</w:t>
+      </w:r>
+      <w:proofErr w:type="spellEnd"/>
+      <w:r>
+        <w:rPr>
+          <w:rFonts w:cs="Helvetica Neue"/>
+          <w:color w:val="000000"/>
+          <w:kern w:val="0"/>
+        </w:rPr>
+        <w:t xml:space="preserve"> </w:t>
+      </w:r>
+      <w:proofErr w:type="spellStart"/>
+      <w:r>
+        <w:rPr>
+          <w:rFonts w:cs="Helvetica Neue"/>
+          <w:color w:val="000000"/>
+          <w:kern w:val="0"/>
+        </w:rPr>
+        <w:t>stereocamera</w:t>
+      </w:r>
+      <w:proofErr w:type="spellEnd"/>
+      <w:r>
+        <w:rPr>
+          <w:rFonts w:cs="Helvetica Neue"/>
+          <w:color w:val="000000"/>
+          <w:kern w:val="0"/>
+        </w:rPr>
+        <w:t>)</w:t>
+      </w:r>
+    </w:p>
+    <w:p>
+      <w:pPr>
+        <w:pStyle w:val="Lijstalinea"/>
+        <w:numPr>
+          <w:ilvl w:val="0"/>
+          <w:numId w:val="19"/>
+        </w:numPr>
+        <w:tabs>
+          <w:tab w:val="right" w:pos="9020"/>
+        </w:tabs>
+        <w:autoSpaceDE w:val="0"/>
+        <w:autoSpaceDN w:val="0"/>
+        <w:adjustRightInd w:val="0"/>
+        <w:spacing w:after="0" w:line="240" w:lineRule="auto"/>
+        <w:rPr>
+          <w:rFonts w:cs="Helvetica Neue"/>
+          <w:color w:val="000000"/>
+          <w:kern w:val="0"/>
+          <w:lang w:val="nl-NL"/>
+        </w:rPr>
+      </w:pPr>
+      <w:proofErr w:type="spellStart"/>
+      <w:r>
+        <w:rPr>
+          <w:rFonts w:cs="Helvetica Neue"/>
+          <w:color w:val="000000"/>
+          <w:kern w:val="0"/>
+          <w:lang w:val="nl-NL"/>
+        </w:rPr>
+        <w:t>Raspberry</w:t>
+      </w:r>
+      <w:proofErr w:type="spellEnd"/>
+      <w:r>
+        <w:rPr>
+          <w:rFonts w:cs="Helvetica Neue"/>
+          <w:color w:val="000000"/>
+          <w:kern w:val="0"/>
+          <w:lang w:val="nl-NL"/>
+        </w:rPr>
+        <w:t xml:space="preserve"> Pi 5</w:t>
+      </w:r>
+    </w:p>
+    <w:p>
+      <w:pPr>
+        <w:pStyle w:val="Lijstalinea"/>
+        <w:numPr>
+          <w:ilvl w:val="0"/>
+          <w:numId w:val="19"/>
+        </w:numPr>
+        <w:tabs>
+          <w:tab w:val="right" w:pos="9020"/>
+        </w:tabs>
+        <w:autoSpaceDE w:val="0"/>
+        <w:autoSpaceDN w:val="0"/>
+        <w:adjustRightInd w:val="0"/>
+        <w:spacing w:after="0" w:line="240" w:lineRule="auto"/>
+        <w:rPr>
+          <w:rFonts w:cs="Helvetica Neue"/>
+          <w:color w:val="000000"/>
+          <w:kern w:val="0"/>
+          <w:lang w:val="nl-NL"/>
+        </w:rPr>
+      </w:pPr>
+      <w:r>
+        <w:rPr>
+          <w:rFonts w:cs="Helvetica Neue"/>
+          <w:color w:val="000000"/>
+          <w:kern w:val="0"/>
+          <w:lang w:val="nl-NL"/>
+        </w:rPr>
+        <w:t>GUI</w:t>
+      </w:r>
+    </w:p>
+    <w:p>
+      <w:pPr>
+        <w:rPr>
+          <w:lang w:val="nl-NL"/>
+        </w:rPr>
+      </w:pPr>
+    </w:p>
+    <w:p>
+      <w:pPr>
+        <w:rPr>
+          <w:b/>
+          <w:bCs/>
+          <w:sz w:val="28"/>
+          <w:szCs w:val="28"/>
+          <w:lang w:val="nl-NL"/>
+        </w:rPr>
+      </w:pPr>
+      <w:r>
+        <w:rPr>
+          <w:b/>
+          <w:bCs/>
+          <w:sz w:val="28"/>
+          <w:szCs w:val="28"/>
+          <w:lang w:val="nl-NL"/>
+        </w:rPr>
+        <w:t>Test:</w:t>
+      </w:r>
+    </w:p>
+    <w:p>
+      <w:pPr>
+        <w:rPr>
+          <w:b/>
+          <w:bCs/>
+          <w:sz w:val="28"/>
+          <w:szCs w:val="28"/>
+          <w:lang w:val="nl-NL"/>
+        </w:rPr>
+      </w:pPr>
+      <w:r>
+        <w:rPr>
+          <w:b/>
+          <w:bCs/>
+          <w:sz w:val="28"/>
+          <w:szCs w:val="28"/>
+          <w:lang w:val="nl-NL"/>
+        </w:rPr>
+        <w:t>-</w:t>
+      </w:r>
+    </w:p>
+    <w:p>
+      <w:pPr>
+        <w:rPr>
+          <w:rFonts w:cs="Helvetica Neue"/>
+          <w:b/>
+          <w:bCs/>
+          <w:color w:val="0070C0"/>
+          <w:kern w:val="0"/>
+          <w:sz w:val="32"/>
+          <w:szCs w:val="32"/>
+          <w:lang w:val="nl-NL"/>
+        </w:rPr>
+      </w:pPr>
+      <w:r>
+        <w:rPr>
+          <w:rFonts w:cs="Helvetica Neue"/>
+          <w:b/>
+          <w:bCs/>
+          <w:color w:val="0070C0"/>
+          <w:kern w:val="0"/>
+          <w:sz w:val="32"/>
+          <w:szCs w:val="32"/>
+          <w:lang w:val="nl-NL"/>
+        </w:rPr>
+        <w:br w:type="page"/>
+      </w:r>
+    </w:p>
+    <w:p>
+      <w:pPr>
+        <w:pStyle w:val="Style3"/>
+        <w:rPr>
+          <w:rFonts w:asciiTheme="minorHAnsi" w:hAnsiTheme="minorHAnsi"/>
+          <w:color w:val="215E99" w:themeColor="text2" w:themeTint="BF"/>
+        </w:rPr>
+      </w:pPr>
+      <w:bookmarkStart w:id="11" w:name="_Toc214218442"/>
+      <w:r>
+        <w:rPr>
+          <w:rFonts w:asciiTheme="minorHAnsi" w:hAnsiTheme="minorHAnsi"/>
+          <w:color w:val="215E99" w:themeColor="text2" w:themeTint="BF"/>
+        </w:rPr>
+        <w:lastRenderedPageBreak/>
+        <w:t>RQ0</w:t>
+      </w:r>
+      <w:r>
+        <w:rPr>
+          <w:rFonts w:asciiTheme="minorHAnsi" w:hAnsiTheme="minorHAnsi"/>
+          <w:color w:val="215E99" w:themeColor="text2" w:themeTint="BF"/>
+        </w:rPr>
+        <w:t>9</w:t>
+      </w:r>
+      <w:r>
+        <w:rPr>
+          <w:rFonts w:asciiTheme="minorHAnsi" w:hAnsiTheme="minorHAnsi"/>
+          <w:color w:val="215E99" w:themeColor="text2" w:themeTint="BF"/>
+        </w:rPr>
+        <w:t>: 24/7 zicht (Functioneel (Prioriteit P3))</w:t>
+      </w:r>
+      <w:bookmarkEnd w:id="11"/>
+    </w:p>
+    <w:p>
+      <w:pPr>
+        <w:tabs>
+          <w:tab w:val="right" w:pos="9020"/>
+        </w:tabs>
+        <w:autoSpaceDE w:val="0"/>
+        <w:autoSpaceDN w:val="0"/>
+        <w:adjustRightInd w:val="0"/>
+        <w:spacing w:after="0" w:line="240" w:lineRule="auto"/>
+        <w:rPr>
+          <w:rFonts w:cs="Helvetica Neue"/>
+          <w:i/>
+          <w:iCs/>
+          <w:color w:val="000000"/>
+          <w:kern w:val="0"/>
+          <w:lang w:val="nl-NL"/>
+        </w:rPr>
+      </w:pPr>
+      <w:r>
+        <w:rPr>
+          <w:rFonts w:cs="Helvetica Neue"/>
+          <w:i/>
+          <w:iCs/>
+          <w:color w:val="000000"/>
+          <w:kern w:val="0"/>
+          <w:lang w:val="nl-NL"/>
+        </w:rPr>
+        <w:t>Door het gebruik te maken van nachtzichtcamera’s zal er continu detectie plaatsvinden, zowel overdag als ’s nachts, die het systeem gebruikt om objecten te detecteren met een nauwkeurigheid van minimaal 90% en &lt;1s vertraging gedurende de hele dag waarin de detectie wordt weergegeven met een detectiekader over het object.</w:t>
+      </w:r>
+    </w:p>
+    <w:p>
+      <w:pPr>
+        <w:tabs>
+          <w:tab w:val="right" w:pos="9020"/>
+        </w:tabs>
+        <w:autoSpaceDE w:val="0"/>
+        <w:autoSpaceDN w:val="0"/>
+        <w:adjustRightInd w:val="0"/>
+        <w:spacing w:after="0" w:line="240" w:lineRule="auto"/>
+        <w:rPr>
+          <w:rFonts w:cs="Helvetica Neue"/>
+          <w:i/>
+          <w:iCs/>
+          <w:color w:val="000000"/>
+          <w:kern w:val="0"/>
+          <w:lang w:val="nl-NL"/>
+        </w:rPr>
+      </w:pPr>
+    </w:p>
+    <w:p>
+      <w:pPr>
+        <w:tabs>
+          <w:tab w:val="right" w:pos="9020"/>
+        </w:tabs>
+        <w:autoSpaceDE w:val="0"/>
+        <w:autoSpaceDN w:val="0"/>
+        <w:adjustRightInd w:val="0"/>
+        <w:spacing w:after="0" w:line="240" w:lineRule="auto"/>
+        <w:rPr>
+          <w:rFonts w:cs="Helvetica Neue"/>
+          <w:color w:val="000000"/>
+          <w:kern w:val="0"/>
+          <w:lang w:val="nl-NL"/>
+        </w:rPr>
+      </w:pPr>
+    </w:p>
+    <w:p>
+      <w:pPr>
+        <w:tabs>
+          <w:tab w:val="right" w:pos="9020"/>
+        </w:tabs>
+        <w:autoSpaceDE w:val="0"/>
+        <w:autoSpaceDN w:val="0"/>
+        <w:adjustRightInd w:val="0"/>
+        <w:spacing w:after="0" w:line="240" w:lineRule="auto"/>
+        <w:rPr>
+          <w:rFonts w:cs="Helvetica Neue"/>
+          <w:color w:val="000000"/>
+          <w:kern w:val="0"/>
+          <w:lang w:val="nl-NL"/>
+        </w:rPr>
+      </w:pPr>
+      <w:r>
+        <w:rPr>
+          <w:rFonts w:cs="Helvetica Neue"/>
+          <w:color w:val="000000"/>
+          <w:kern w:val="0"/>
+          <w:lang w:val="nl-NL"/>
+        </w:rPr>
+        <w:t xml:space="preserve">Deze </w:t>
+      </w:r>
+      <w:proofErr w:type="spellStart"/>
+      <w:r>
+        <w:rPr>
+          <w:rFonts w:cs="Helvetica Neue"/>
+          <w:color w:val="000000"/>
+          <w:kern w:val="0"/>
+          <w:lang w:val="nl-NL"/>
+        </w:rPr>
+        <w:t>requirement</w:t>
+      </w:r>
+      <w:proofErr w:type="spellEnd"/>
+      <w:r>
+        <w:rPr>
+          <w:rFonts w:cs="Helvetica Neue"/>
+          <w:color w:val="000000"/>
+          <w:kern w:val="0"/>
+          <w:lang w:val="nl-NL"/>
+        </w:rPr>
+        <w:t xml:space="preserve"> verwijst naar </w:t>
+      </w:r>
+      <w:r>
+        <w:rPr>
+          <w:rFonts w:cs="Helvetica Neue"/>
+          <w:color w:val="000000"/>
+          <w:kern w:val="0"/>
+          <w:lang w:val="nl-NL"/>
+        </w:rPr>
+        <w:t>een eventuele extra toevoeging</w:t>
+      </w:r>
+      <w:r>
+        <w:rPr>
+          <w:rFonts w:cs="Helvetica Neue"/>
+          <w:color w:val="000000"/>
+          <w:kern w:val="0"/>
+          <w:lang w:val="nl-NL"/>
+        </w:rPr>
+        <w:t xml:space="preserve"> van de opdrachtgever die is uitgewerkt in </w:t>
+      </w:r>
+      <w:r>
+        <w:rPr>
+          <w:rFonts w:cs="Helvetica Neue"/>
+          <w:b/>
+          <w:bCs/>
+          <w:color w:val="000000"/>
+          <w:kern w:val="0"/>
+          <w:u w:val="single"/>
+          <w:lang w:val="nl-NL"/>
+        </w:rPr>
+        <w:t xml:space="preserve">User Story Nr. </w:t>
+      </w:r>
+      <w:r>
+        <w:rPr>
+          <w:rFonts w:cs="Helvetica Neue"/>
+          <w:b/>
+          <w:bCs/>
+          <w:color w:val="000000"/>
+          <w:kern w:val="0"/>
+          <w:u w:val="single"/>
+          <w:lang w:val="nl-NL"/>
+        </w:rPr>
+        <w:t>9</w:t>
+      </w:r>
+      <w:r>
+        <w:rPr>
+          <w:rFonts w:cs="Helvetica Neue"/>
+          <w:color w:val="000000"/>
+          <w:kern w:val="0"/>
+          <w:lang w:val="nl-NL"/>
+        </w:rPr>
+        <w:t xml:space="preserve"> in de </w:t>
+      </w:r>
+      <w:r>
+        <w:rPr>
+          <w:rFonts w:cs="Helvetica Neue"/>
+          <w:b/>
+          <w:bCs/>
+          <w:color w:val="000000"/>
+          <w:kern w:val="0"/>
+          <w:u w:val="single"/>
+          <w:lang w:val="nl-NL"/>
+        </w:rPr>
+        <w:t xml:space="preserve">Product </w:t>
+      </w:r>
+      <w:proofErr w:type="spellStart"/>
+      <w:r>
+        <w:rPr>
+          <w:rFonts w:cs="Helvetica Neue"/>
+          <w:b/>
+          <w:bCs/>
+          <w:color w:val="000000"/>
+          <w:kern w:val="0"/>
+          <w:u w:val="single"/>
+          <w:lang w:val="nl-NL"/>
+        </w:rPr>
+        <w:t>Backlog</w:t>
+      </w:r>
+      <w:proofErr w:type="spellEnd"/>
+      <w:r>
+        <w:rPr>
+          <w:rFonts w:cs="Helvetica Neue"/>
+          <w:color w:val="000000"/>
+          <w:kern w:val="0"/>
+          <w:lang w:val="nl-NL"/>
+        </w:rPr>
+        <w:t>, in het geval van financiële beperkingen was er een vrije keuze en was het budget te bepalen met de opdrachtgever.</w:t>
+      </w:r>
+    </w:p>
+    <w:p>
+      <w:pPr>
+        <w:tabs>
+          <w:tab w:val="right" w:pos="9020"/>
+        </w:tabs>
+        <w:autoSpaceDE w:val="0"/>
+        <w:autoSpaceDN w:val="0"/>
+        <w:adjustRightInd w:val="0"/>
+        <w:spacing w:after="0" w:line="240" w:lineRule="auto"/>
+        <w:rPr>
+          <w:rFonts w:cs="Helvetica Neue"/>
+          <w:color w:val="000000"/>
+          <w:kern w:val="0"/>
+          <w:lang w:val="nl-NL"/>
+        </w:rPr>
+      </w:pPr>
+    </w:p>
+    <w:p>
+      <w:pPr>
+        <w:tabs>
+          <w:tab w:val="right" w:pos="9020"/>
+        </w:tabs>
+        <w:autoSpaceDE w:val="0"/>
+        <w:autoSpaceDN w:val="0"/>
+        <w:adjustRightInd w:val="0"/>
+        <w:spacing w:after="0" w:line="240" w:lineRule="auto"/>
+        <w:rPr>
+          <w:rFonts w:cs="Helvetica Neue"/>
+          <w:b/>
+          <w:bCs/>
+          <w:color w:val="000000"/>
+          <w:kern w:val="0"/>
+          <w:sz w:val="28"/>
+          <w:szCs w:val="28"/>
+          <w:lang w:val="nl-NL"/>
+        </w:rPr>
+      </w:pPr>
+      <w:r>
+        <w:rPr>
+          <w:rFonts w:cs="Helvetica Neue"/>
+          <w:b/>
+          <w:bCs/>
+          <w:color w:val="000000"/>
+          <w:kern w:val="0"/>
+          <w:sz w:val="28"/>
+          <w:szCs w:val="28"/>
+          <w:lang w:val="nl-NL"/>
+        </w:rPr>
+        <w:t>Betrokken componenten:</w:t>
+      </w:r>
+    </w:p>
+    <w:p>
+      <w:pPr>
+        <w:pStyle w:val="Lijstalinea"/>
+        <w:numPr>
+          <w:ilvl w:val="0"/>
+          <w:numId w:val="19"/>
+        </w:numPr>
+        <w:tabs>
+          <w:tab w:val="right" w:pos="9020"/>
+        </w:tabs>
+        <w:autoSpaceDE w:val="0"/>
+        <w:autoSpaceDN w:val="0"/>
+        <w:adjustRightInd w:val="0"/>
+        <w:spacing w:after="0" w:line="240" w:lineRule="auto"/>
+        <w:rPr>
+          <w:rFonts w:cs="Helvetica Neue"/>
+          <w:color w:val="000000"/>
+          <w:kern w:val="0"/>
+        </w:rPr>
+      </w:pPr>
+      <w:proofErr w:type="spellStart"/>
+      <w:r>
+        <w:rPr>
+          <w:rFonts w:cs="Helvetica Neue"/>
+          <w:color w:val="000000"/>
+          <w:kern w:val="0"/>
+        </w:rPr>
+        <w:t>Nachtzichtcamera</w:t>
+      </w:r>
+      <w:proofErr w:type="spellEnd"/>
+    </w:p>
+    <w:p>
+      <w:pPr>
+        <w:pStyle w:val="Lijstalinea"/>
+        <w:numPr>
+          <w:ilvl w:val="0"/>
+          <w:numId w:val="19"/>
+        </w:numPr>
+        <w:tabs>
+          <w:tab w:val="right" w:pos="9020"/>
+        </w:tabs>
+        <w:autoSpaceDE w:val="0"/>
+        <w:autoSpaceDN w:val="0"/>
+        <w:adjustRightInd w:val="0"/>
+        <w:spacing w:after="0" w:line="240" w:lineRule="auto"/>
+        <w:rPr>
+          <w:rFonts w:cs="Helvetica Neue"/>
+          <w:color w:val="000000"/>
+          <w:kern w:val="0"/>
+          <w:lang w:val="nl-NL"/>
+        </w:rPr>
+      </w:pPr>
+      <w:proofErr w:type="spellStart"/>
+      <w:r>
+        <w:rPr>
+          <w:rFonts w:cs="Helvetica Neue"/>
+          <w:color w:val="000000"/>
+          <w:kern w:val="0"/>
+          <w:lang w:val="nl-NL"/>
+        </w:rPr>
+        <w:t>Raspberry</w:t>
+      </w:r>
+      <w:proofErr w:type="spellEnd"/>
+      <w:r>
+        <w:rPr>
+          <w:rFonts w:cs="Helvetica Neue"/>
+          <w:color w:val="000000"/>
+          <w:kern w:val="0"/>
+          <w:lang w:val="nl-NL"/>
+        </w:rPr>
+        <w:t xml:space="preserve"> Pi 5</w:t>
+      </w:r>
+    </w:p>
+    <w:p>
+      <w:pPr>
+        <w:pStyle w:val="Lijstalinea"/>
+        <w:numPr>
+          <w:ilvl w:val="0"/>
+          <w:numId w:val="19"/>
+        </w:numPr>
+        <w:tabs>
+          <w:tab w:val="right" w:pos="9020"/>
+        </w:tabs>
+        <w:autoSpaceDE w:val="0"/>
+        <w:autoSpaceDN w:val="0"/>
+        <w:adjustRightInd w:val="0"/>
+        <w:spacing w:after="0" w:line="240" w:lineRule="auto"/>
+        <w:rPr>
+          <w:rFonts w:cs="Helvetica Neue"/>
+          <w:color w:val="000000"/>
+          <w:kern w:val="0"/>
+          <w:lang w:val="nl-NL"/>
+        </w:rPr>
+      </w:pPr>
+      <w:r>
+        <w:rPr>
+          <w:rFonts w:cs="Helvetica Neue"/>
+          <w:color w:val="000000"/>
+          <w:kern w:val="0"/>
+          <w:lang w:val="nl-NL"/>
+        </w:rPr>
+        <w:t xml:space="preserve">Python met </w:t>
+      </w:r>
+      <w:proofErr w:type="spellStart"/>
+      <w:r>
+        <w:rPr>
+          <w:rFonts w:cs="Helvetica Neue"/>
+          <w:color w:val="000000"/>
+          <w:kern w:val="0"/>
+          <w:lang w:val="nl-NL"/>
+        </w:rPr>
+        <w:t>Opencv</w:t>
+      </w:r>
+      <w:proofErr w:type="spellEnd"/>
+    </w:p>
+    <w:p>
+      <w:pPr>
+        <w:tabs>
+          <w:tab w:val="right" w:pos="9020"/>
+        </w:tabs>
+        <w:autoSpaceDE w:val="0"/>
+        <w:autoSpaceDN w:val="0"/>
+        <w:adjustRightInd w:val="0"/>
+        <w:spacing w:after="0" w:line="240" w:lineRule="auto"/>
+        <w:rPr>
+          <w:rFonts w:cs="Helvetica Neue"/>
+          <w:color w:val="000000"/>
+          <w:kern w:val="0"/>
+          <w:lang w:val="nl-NL"/>
+        </w:rPr>
+      </w:pPr>
+    </w:p>
+    <w:p>
+      <w:pPr>
+        <w:tabs>
+          <w:tab w:val="right" w:pos="9020"/>
+        </w:tabs>
+        <w:autoSpaceDE w:val="0"/>
+        <w:autoSpaceDN w:val="0"/>
+        <w:adjustRightInd w:val="0"/>
+        <w:spacing w:after="0" w:line="240" w:lineRule="auto"/>
+        <w:rPr>
+          <w:rFonts w:cs="Helvetica Neue"/>
+          <w:color w:val="000000"/>
+          <w:kern w:val="0"/>
+          <w:lang w:val="nl-NL"/>
+        </w:rPr>
+      </w:pPr>
+    </w:p>
+    <w:p>
+      <w:pPr>
+        <w:tabs>
+          <w:tab w:val="right" w:pos="9020"/>
+        </w:tabs>
+        <w:autoSpaceDE w:val="0"/>
+        <w:autoSpaceDN w:val="0"/>
+        <w:adjustRightInd w:val="0"/>
+        <w:spacing w:after="0" w:line="240" w:lineRule="auto"/>
+        <w:rPr>
+          <w:rFonts w:cs="Helvetica Neue"/>
+          <w:b/>
+          <w:bCs/>
+          <w:color w:val="000000"/>
+          <w:kern w:val="0"/>
+          <w:sz w:val="28"/>
+          <w:szCs w:val="28"/>
+          <w:lang w:val="nl-NL"/>
+        </w:rPr>
+      </w:pPr>
+      <w:r>
+        <w:rPr>
+          <w:rFonts w:cs="Helvetica Neue"/>
+          <w:b/>
+          <w:bCs/>
+          <w:color w:val="000000"/>
+          <w:kern w:val="0"/>
+          <w:sz w:val="28"/>
+          <w:szCs w:val="28"/>
+          <w:lang w:val="nl-NL"/>
+        </w:rPr>
+        <w:t>Componenten aanpassingen/toevoegingen:</w:t>
+      </w:r>
+    </w:p>
+    <w:p>
+      <w:pPr>
+        <w:pStyle w:val="Lijstalinea"/>
+        <w:numPr>
+          <w:ilvl w:val="0"/>
+          <w:numId w:val="19"/>
+        </w:numPr>
+        <w:tabs>
+          <w:tab w:val="right" w:pos="9020"/>
+        </w:tabs>
+        <w:autoSpaceDE w:val="0"/>
+        <w:autoSpaceDN w:val="0"/>
+        <w:adjustRightInd w:val="0"/>
+        <w:spacing w:after="0" w:line="240" w:lineRule="auto"/>
+        <w:rPr>
+          <w:rFonts w:cs="Helvetica Neue"/>
+          <w:color w:val="000000"/>
+          <w:kern w:val="0"/>
+          <w:lang w:val="nl-NL"/>
+        </w:rPr>
+      </w:pPr>
+      <w:r>
+        <w:rPr>
+          <w:rFonts w:cs="Helvetica Neue"/>
+          <w:color w:val="000000"/>
+          <w:kern w:val="0"/>
+          <w:lang w:val="nl-NL"/>
+        </w:rPr>
+        <w:t xml:space="preserve">Camera: </w:t>
+      </w:r>
+    </w:p>
+    <w:p>
+      <w:pPr>
+        <w:tabs>
+          <w:tab w:val="right" w:pos="9020"/>
+        </w:tabs>
+        <w:autoSpaceDE w:val="0"/>
+        <w:autoSpaceDN w:val="0"/>
+        <w:adjustRightInd w:val="0"/>
+        <w:spacing w:after="0" w:line="240" w:lineRule="auto"/>
+        <w:rPr>
+          <w:rFonts w:cs="Helvetica Neue"/>
+          <w:b/>
+          <w:bCs/>
+          <w:color w:val="000000"/>
+          <w:kern w:val="0"/>
+          <w:u w:val="single"/>
+          <w:lang w:val="nl-NL"/>
+        </w:rPr>
+      </w:pPr>
+      <w:r>
+        <w:rPr>
+          <w:rFonts w:cs="Helvetica Neue"/>
+          <w:color w:val="000000"/>
+          <w:kern w:val="0"/>
+          <w:lang w:val="nl-NL"/>
+        </w:rPr>
+        <w:t xml:space="preserve">Sinds deze </w:t>
+      </w:r>
+      <w:proofErr w:type="spellStart"/>
+      <w:r>
+        <w:rPr>
+          <w:rFonts w:cs="Helvetica Neue"/>
+          <w:color w:val="000000"/>
+          <w:kern w:val="0"/>
+          <w:lang w:val="nl-NL"/>
+        </w:rPr>
+        <w:t>requirement</w:t>
+      </w:r>
+      <w:proofErr w:type="spellEnd"/>
+      <w:r>
+        <w:rPr>
+          <w:rFonts w:cs="Helvetica Neue"/>
+          <w:color w:val="000000"/>
+          <w:kern w:val="0"/>
+          <w:lang w:val="nl-NL"/>
+        </w:rPr>
+        <w:t xml:space="preserve"> een prioriteit heeft van </w:t>
+      </w:r>
+      <w:r>
+        <w:rPr>
+          <w:rFonts w:cs="Helvetica Neue"/>
+          <w:b/>
+          <w:bCs/>
+          <w:color w:val="000000"/>
+          <w:kern w:val="0"/>
+          <w:lang w:val="nl-NL"/>
+        </w:rPr>
+        <w:t>P3</w:t>
+      </w:r>
+      <w:r>
+        <w:rPr>
+          <w:rFonts w:cs="Helvetica Neue"/>
+          <w:color w:val="000000"/>
+          <w:kern w:val="0"/>
+          <w:lang w:val="nl-NL"/>
+        </w:rPr>
+        <w:t xml:space="preserve"> is er tot nu toe geen toegevoegde eisen gesteld van deze </w:t>
+      </w:r>
+      <w:proofErr w:type="spellStart"/>
+      <w:r>
+        <w:rPr>
+          <w:rFonts w:cs="Helvetica Neue"/>
+          <w:color w:val="000000"/>
+          <w:kern w:val="0"/>
+          <w:lang w:val="nl-NL"/>
+        </w:rPr>
+        <w:t>requirement</w:t>
+      </w:r>
+      <w:proofErr w:type="spellEnd"/>
+      <w:r>
+        <w:rPr>
+          <w:rFonts w:cs="Helvetica Neue"/>
+          <w:color w:val="000000"/>
+          <w:kern w:val="0"/>
+          <w:lang w:val="nl-NL"/>
+        </w:rPr>
+        <w:t xml:space="preserve"> en is er dus ook geen onderzoek afgesteld voor de keuze van geschikte camera, dit zal veranderen als de </w:t>
+      </w:r>
+      <w:proofErr w:type="spellStart"/>
+      <w:r>
+        <w:rPr>
+          <w:rFonts w:cs="Helvetica Neue"/>
+          <w:color w:val="000000"/>
+          <w:kern w:val="0"/>
+          <w:lang w:val="nl-NL"/>
+        </w:rPr>
+        <w:t>requirement</w:t>
+      </w:r>
+      <w:proofErr w:type="spellEnd"/>
+      <w:r>
+        <w:rPr>
+          <w:rFonts w:cs="Helvetica Neue"/>
+          <w:color w:val="000000"/>
+          <w:kern w:val="0"/>
+          <w:lang w:val="nl-NL"/>
+        </w:rPr>
+        <w:t xml:space="preserve"> behandelt zou worden. Deze eisen en keuzes van camera worden dan toegevoegd aan het </w:t>
+      </w:r>
+      <w:r>
+        <w:rPr>
+          <w:rFonts w:cs="Helvetica Neue"/>
+          <w:b/>
+          <w:bCs/>
+          <w:color w:val="000000"/>
+          <w:kern w:val="0"/>
+          <w:u w:val="single"/>
+          <w:lang w:val="nl-NL"/>
+        </w:rPr>
+        <w:t>Camera onderzoeksverslag.</w:t>
+      </w:r>
+    </w:p>
+    <w:p>
+      <w:pPr>
+        <w:tabs>
+          <w:tab w:val="right" w:pos="9020"/>
+        </w:tabs>
+        <w:autoSpaceDE w:val="0"/>
+        <w:autoSpaceDN w:val="0"/>
+        <w:adjustRightInd w:val="0"/>
+        <w:spacing w:after="0" w:line="240" w:lineRule="auto"/>
+        <w:rPr>
+          <w:rFonts w:cs="Helvetica Neue"/>
+          <w:b/>
+          <w:bCs/>
+          <w:color w:val="000000"/>
+          <w:kern w:val="0"/>
+          <w:u w:val="single"/>
+          <w:lang w:val="nl-NL"/>
+        </w:rPr>
+      </w:pPr>
+    </w:p>
+    <w:p>
+      <w:pPr>
+        <w:tabs>
+          <w:tab w:val="right" w:pos="9020"/>
+        </w:tabs>
+        <w:autoSpaceDE w:val="0"/>
+        <w:autoSpaceDN w:val="0"/>
+        <w:adjustRightInd w:val="0"/>
+        <w:spacing w:after="0" w:line="240" w:lineRule="auto"/>
+        <w:rPr>
+          <w:rFonts w:cs="Helvetica Neue"/>
+          <w:color w:val="000000"/>
+          <w:kern w:val="0"/>
+          <w:lang w:val="nl-NL"/>
+        </w:rPr>
+      </w:pPr>
+    </w:p>
+    <w:p>
+      <w:pPr>
+        <w:tabs>
+          <w:tab w:val="right" w:pos="9020"/>
+        </w:tabs>
+        <w:autoSpaceDE w:val="0"/>
+        <w:autoSpaceDN w:val="0"/>
+        <w:adjustRightInd w:val="0"/>
+        <w:spacing w:after="0" w:line="240" w:lineRule="auto"/>
+        <w:rPr>
+          <w:rFonts w:cs="Helvetica Neue"/>
+          <w:b/>
+          <w:bCs/>
+          <w:color w:val="000000"/>
+          <w:kern w:val="0"/>
+          <w:sz w:val="28"/>
+          <w:szCs w:val="28"/>
+          <w:lang w:val="nl-NL"/>
+        </w:rPr>
+      </w:pPr>
+      <w:proofErr w:type="spellStart"/>
+      <w:r>
+        <w:rPr>
+          <w:rFonts w:cs="Helvetica Neue"/>
+          <w:b/>
+          <w:bCs/>
+          <w:color w:val="000000"/>
+          <w:kern w:val="0"/>
+          <w:sz w:val="28"/>
+          <w:szCs w:val="28"/>
+          <w:lang w:val="nl-NL"/>
+        </w:rPr>
+        <w:t>Testing</w:t>
+      </w:r>
+      <w:proofErr w:type="spellEnd"/>
+      <w:r>
+        <w:rPr>
+          <w:rFonts w:cs="Helvetica Neue"/>
+          <w:b/>
+          <w:bCs/>
+          <w:color w:val="000000"/>
+          <w:kern w:val="0"/>
+          <w:sz w:val="28"/>
+          <w:szCs w:val="28"/>
+          <w:lang w:val="nl-NL"/>
+        </w:rPr>
+        <w:t xml:space="preserve">: </w:t>
+      </w:r>
+    </w:p>
+    <w:p>
+      <w:pPr>
+        <w:tabs>
+          <w:tab w:val="right" w:pos="9020"/>
+        </w:tabs>
+        <w:autoSpaceDE w:val="0"/>
+        <w:autoSpaceDN w:val="0"/>
+        <w:adjustRightInd w:val="0"/>
+        <w:spacing w:after="0" w:line="240" w:lineRule="auto"/>
+        <w:rPr>
+          <w:rFonts w:cs="Helvetica Neue"/>
+          <w:color w:val="000000"/>
+          <w:kern w:val="0"/>
+          <w:lang w:val="nl-NL"/>
+        </w:rPr>
+      </w:pPr>
+      <w:r>
+        <w:rPr>
+          <w:rFonts w:cs="Helvetica Neue"/>
+          <w:color w:val="000000"/>
+          <w:kern w:val="0"/>
+          <w:lang w:val="nl-NL"/>
+        </w:rPr>
+        <w:t>De camera moet een object kunnen detecteren van 3 verschillende afmetingen en daarvan een correcte detectiekader overzetten met een nauwkeurigheid en vertraging die wordt waargenomen in normale lichtomstandigheden.</w:t>
+      </w:r>
+    </w:p>
+    <w:p>
+      <w:pPr>
+        <w:tabs>
+          <w:tab w:val="right" w:pos="9020"/>
+        </w:tabs>
+        <w:autoSpaceDE w:val="0"/>
+        <w:autoSpaceDN w:val="0"/>
+        <w:adjustRightInd w:val="0"/>
+        <w:spacing w:after="0" w:line="240" w:lineRule="auto"/>
+        <w:rPr>
+          <w:rFonts w:cs="Helvetica Neue"/>
+          <w:color w:val="000000"/>
+          <w:kern w:val="0"/>
+          <w:lang w:val="nl-NL"/>
+        </w:rPr>
+      </w:pPr>
+    </w:p>
+    <w:p>
+      <w:pPr>
+        <w:pStyle w:val="Lijstalinea"/>
+        <w:numPr>
+          <w:ilvl w:val="0"/>
+          <w:numId w:val="21"/>
+        </w:numPr>
+        <w:tabs>
+          <w:tab w:val="right" w:pos="9020"/>
+        </w:tabs>
+        <w:autoSpaceDE w:val="0"/>
+        <w:autoSpaceDN w:val="0"/>
+        <w:adjustRightInd w:val="0"/>
+        <w:spacing w:after="0" w:line="240" w:lineRule="auto"/>
+        <w:rPr>
+          <w:rFonts w:cs="Helvetica Neue"/>
+          <w:color w:val="000000"/>
+          <w:kern w:val="0"/>
+          <w:lang w:val="nl-NL"/>
+        </w:rPr>
+      </w:pPr>
+      <w:r>
+        <w:rPr>
+          <w:rFonts w:cs="Helvetica Neue"/>
+          <w:color w:val="000000"/>
+          <w:kern w:val="0"/>
+          <w:lang w:val="nl-NL"/>
+        </w:rPr>
+        <w:t>Geen</w:t>
+      </w:r>
+    </w:p>
+    <w:p>
+      <w:pPr>
+        <w:tabs>
+          <w:tab w:val="right" w:pos="9020"/>
+        </w:tabs>
+        <w:autoSpaceDE w:val="0"/>
+        <w:autoSpaceDN w:val="0"/>
+        <w:adjustRightInd w:val="0"/>
+        <w:spacing w:after="0" w:line="240" w:lineRule="auto"/>
+        <w:rPr>
+          <w:rFonts w:cs="Helvetica Neue"/>
+          <w:color w:val="000000"/>
+          <w:kern w:val="0"/>
+          <w:lang w:val="nl-NL"/>
+        </w:rPr>
+      </w:pPr>
+    </w:p>
+    <w:p>
+      <w:pPr>
+        <w:tabs>
+          <w:tab w:val="right" w:pos="9020"/>
+        </w:tabs>
+        <w:autoSpaceDE w:val="0"/>
+        <w:autoSpaceDN w:val="0"/>
+        <w:adjustRightInd w:val="0"/>
+        <w:spacing w:after="0" w:line="240" w:lineRule="auto"/>
+        <w:rPr>
+          <w:rFonts w:cs="Helvetica Neue"/>
+          <w:b/>
+          <w:bCs/>
+          <w:color w:val="0070C0"/>
+          <w:kern w:val="0"/>
+          <w:sz w:val="32"/>
+          <w:szCs w:val="32"/>
+          <w:lang w:val="nl-NL"/>
+        </w:rPr>
+      </w:pPr>
+    </w:p>
+    <w:p>
+      <w:pPr>
+        <w:rPr>
+          <w:rFonts w:eastAsiaTheme="majorEastAsia" w:cstheme="majorBidi"/>
+          <w:b/>
+          <w:color w:val="215E99" w:themeColor="text2" w:themeTint="BF"/>
+          <w:sz w:val="32"/>
+          <w:szCs w:val="32"/>
+          <w:lang w:val="nl-NL"/>
+        </w:rPr>
+      </w:pPr>
       <w:r>
         <w:rPr>
           <w:color w:val="215E99" w:themeColor="text2" w:themeTint="BF"/>
@@ -5462,7 +6745,27 @@
           <w:kern w:val="0"/>
           <w:lang w:val="nl-NL"/>
         </w:rPr>
-        <w:t xml:space="preserve">Deze requirement verwijst naar een </w:t>
+        <w:t xml:space="preserve">Deze </w:t>
+      </w:r>
+      <w:proofErr w:type="spellStart"/>
+      <w:r>
+        <w:rPr>
+          <w:rFonts w:cs="Helvetica Neue"/>
+          <w:color w:val="000000"/>
+          <w:kern w:val="0"/>
+          <w:lang w:val="nl-NL"/>
+        </w:rPr>
+        <w:t>requirement</w:t>
+      </w:r>
+      <w:proofErr w:type="spellEnd"/>
+      <w:r>
+        <w:rPr>
+          <w:rFonts w:cs="Helvetica Neue"/>
+          <w:color w:val="000000"/>
+          <w:kern w:val="0"/>
+          <w:lang w:val="nl-NL"/>
+        </w:rPr>
+        <w:t xml:space="preserve"> verwijst naar een </w:t>
       </w:r>
       <w:r>
         <w:rPr>
@@ -5482,6 +6785,7 @@
         </w:rPr>
         <w:t xml:space="preserve">van de opdrachtgever die is uitgewerkt in </w:t>
       </w:r>
+      <w:proofErr w:type="spellStart"/>
       <w:r>
         <w:rPr>
           <w:rFonts w:cs="Helvetica Neue"/>
@@ -5492,8 +6796,9 @@
           <w:u w:val="single"/>
           <w:lang w:val="nl-NL"/>
         </w:rPr>
-        <w:t xml:space="preserve">UserStory Nr. </w:t>
-      </w:r>
+        <w:t>UserStory</w:t>
+      </w:r>
+      <w:proofErr w:type="spellEnd"/>
       <w:r>
         <w:rPr>
           <w:rFonts w:cs="Helvetica Neue"/>
@@ -5504,16 +6809,7 @@
           <w:u w:val="single"/>
           <w:lang w:val="nl-NL"/>
         </w:rPr>
-        <w:t>10</w:t>
-      </w:r>
-      <w:r>
-        <w:rPr>
-          <w:rFonts w:cs="Helvetica Neue"/>
-          <w:color w:val="000000"/>
-          <w:kern w:val="0"/>
-          <w:lang w:val="nl-NL"/>
-        </w:rPr>
-        <w:t xml:space="preserve"> in de </w:t>
+        <w:t xml:space="preserve"> Nr. </w:t>
       </w:r>
       <w:r>
         <w:rPr>
@@ -5525,8 +6821,43 @@
           <w:u w:val="single"/>
           <w:lang w:val="nl-NL"/>
         </w:rPr>
-        <w:t>Product Backlog</w:t>
-      </w:r>
+        <w:t>10</w:t>
+      </w:r>
+      <w:r>
+        <w:rPr>
+          <w:rFonts w:cs="Helvetica Neue"/>
+          <w:color w:val="000000"/>
+          <w:kern w:val="0"/>
+          <w:lang w:val="nl-NL"/>
+        </w:rPr>
+        <w:t xml:space="preserve"> in de </w:t>
+      </w:r>
+      <w:r>
+        <w:rPr>
+          <w:rFonts w:cs="Helvetica Neue"/>
+          <w:b/>
+          <w:bCs/>
+          <w:color w:val="000000"/>
+          <w:kern w:val="0"/>
+          <w:u w:val="single"/>
+          <w:lang w:val="nl-NL"/>
+        </w:rPr>
+        <w:t xml:space="preserve">Product </w:t>
+      </w:r>
+      <w:proofErr w:type="spellStart"/>
+      <w:r>
+        <w:rPr>
+          <w:rFonts w:cs="Helvetica Neue"/>
+          <w:b/>
+          <w:bCs/>
+          <w:color w:val="000000"/>
+          <w:kern w:val="0"/>
+          <w:u w:val="single"/>
+          <w:lang w:val="nl-NL"/>
+        </w:rPr>
+        <w:t>Backlog</w:t>
+      </w:r>
+      <w:proofErr w:type="spellEnd"/>
       <w:r>
         <w:rPr>
           <w:rFonts w:cs="Helvetica Neue"/>
@@ -5590,7 +6921,7 @@
     </w:p>
     <w:p>
       <w:pPr>
-        <w:pStyle w:val="ListParagraph"/>
+        <w:pStyle w:val="Lijstalinea"/>
         <w:numPr>
           <w:ilvl w:val="0"/>
           <w:numId w:val="19"/>
@@ -5608,6 +6939,7 @@
           <w:kern w:val="0"/>
         </w:rPr>
       </w:pPr>
+      <w:proofErr w:type="spellStart"/>
       <w:r>
         <w:rPr>
           <w:rFonts w:cs="Helvetica Neue"/>
@@ -5616,10 +6948,11 @@
         </w:rPr>
         <w:t>Microfoon</w:t>
       </w:r>
-    </w:p>
-    <w:p>
-      <w:pPr>
-        <w:pStyle w:val="ListParagraph"/>
+      <w:proofErr w:type="spellEnd"/>
+    </w:p>
+    <w:p>
+      <w:pPr>
+        <w:pStyle w:val="Lijstalinea"/>
         <w:numPr>
           <w:ilvl w:val="0"/>
           <w:numId w:val="19"/>
@@ -5638,19 +6971,30 @@
           <w:lang w:val="nl-NL"/>
         </w:rPr>
       </w:pPr>
-      <w:r>
-        <w:rPr>
-          <w:rFonts w:cs="Helvetica Neue"/>
-          <w:color w:val="000000"/>
-          <w:kern w:val="0"/>
-          <w:lang w:val="nl-NL"/>
-        </w:rPr>
-        <w:t>Rasberry Pi 5</w:t>
-      </w:r>
-    </w:p>
-    <w:p>
-      <w:pPr>
-        <w:pStyle w:val="ListParagraph"/>
+      <w:proofErr w:type="spellStart"/>
+      <w:r>
+        <w:rPr>
+          <w:rFonts w:cs="Helvetica Neue"/>
+          <w:color w:val="000000"/>
+          <w:kern w:val="0"/>
+          <w:lang w:val="nl-NL"/>
+        </w:rPr>
+        <w:t>Rasberry</w:t>
+      </w:r>
+      <w:proofErr w:type="spellEnd"/>
+      <w:r>
+        <w:rPr>
+          <w:rFonts w:cs="Helvetica Neue"/>
+          <w:color w:val="000000"/>
+          <w:kern w:val="0"/>
+          <w:lang w:val="nl-NL"/>
+        </w:rPr>
+        <w:t xml:space="preserve"> Pi 5</w:t>
+      </w:r>
+    </w:p>
+    <w:p>
+      <w:pPr>
+        <w:pStyle w:val="Lijstalinea"/>
         <w:numPr>
           <w:ilvl w:val="0"/>
           <w:numId w:val="19"/>
@@ -5676,8 +7020,19 @@
           <w:kern w:val="0"/>
           <w:lang w:val="nl-NL"/>
         </w:rPr>
-        <w:t>Python met Opencv</w:t>
-      </w:r>
+        <w:t xml:space="preserve">Python met </w:t>
+      </w:r>
+      <w:proofErr w:type="spellStart"/>
+      <w:r>
+        <w:rPr>
+          <w:rFonts w:cs="Helvetica Neue"/>
+          <w:color w:val="000000"/>
+          <w:kern w:val="0"/>
+          <w:lang w:val="nl-NL"/>
+        </w:rPr>
+        <w:t>Opencv</w:t>
+      </w:r>
+      <w:proofErr w:type="spellEnd"/>
     </w:p>
     <w:p>
       <w:pPr>
@@ -5749,7 +7104,7 @@
     </w:p>
     <w:p>
       <w:pPr>
-        <w:pStyle w:val="ListParagraph"/>
+        <w:pStyle w:val="Lijstalinea"/>
         <w:numPr>
           <w:ilvl w:val="0"/>
           <w:numId w:val="19"/>
@@ -5804,7 +7159,27 @@
           <w:kern w:val="0"/>
           <w:lang w:val="nl-NL"/>
         </w:rPr>
-        <w:t xml:space="preserve">Sinds deze requirement een prioriteit heeft van </w:t>
+        <w:t xml:space="preserve">Sinds deze </w:t>
+      </w:r>
+      <w:proofErr w:type="spellStart"/>
+      <w:r>
+        <w:rPr>
+          <w:rFonts w:cs="Helvetica Neue"/>
+          <w:color w:val="000000"/>
+          <w:kern w:val="0"/>
+          <w:lang w:val="nl-NL"/>
+        </w:rPr>
+        <w:t>requirement</w:t>
+      </w:r>
+      <w:proofErr w:type="spellEnd"/>
+      <w:r>
+        <w:rPr>
+          <w:rFonts w:cs="Helvetica Neue"/>
+          <w:color w:val="000000"/>
+          <w:kern w:val="0"/>
+          <w:lang w:val="nl-NL"/>
+        </w:rPr>
+        <w:t xml:space="preserve"> een prioriteit heeft van </w:t>
       </w:r>
       <w:r>
         <w:rPr>
@@ -5824,7 +7199,67 @@
           <w:kern w:val="0"/>
           <w:lang w:val="nl-NL"/>
         </w:rPr>
-        <w:t xml:space="preserve"> is er tot nu toe geen toegevoegde eisen gesteld van deze requirement en is er dus ook geen onderzoek afgesteld voor de keuze van geschikte microfoon, dit zal veranderen als de requirement behandelt zou worden. Deze eisen en keuzes van micrfoon worden dan behandelt in het dan aangemaakte verslag: </w:t>
+        <w:t xml:space="preserve"> is er tot nu toe geen toegevoegde eisen gesteld van deze </w:t>
+      </w:r>
+      <w:proofErr w:type="spellStart"/>
+      <w:r>
+        <w:rPr>
+          <w:rFonts w:cs="Helvetica Neue"/>
+          <w:color w:val="000000"/>
+          <w:kern w:val="0"/>
+          <w:lang w:val="nl-NL"/>
+        </w:rPr>
+        <w:t>requirement</w:t>
+      </w:r>
+      <w:proofErr w:type="spellEnd"/>
+      <w:r>
+        <w:rPr>
+          <w:rFonts w:cs="Helvetica Neue"/>
+          <w:color w:val="000000"/>
+          <w:kern w:val="0"/>
+          <w:lang w:val="nl-NL"/>
+        </w:rPr>
+        <w:t xml:space="preserve"> en is er dus ook geen onderzoek afgesteld voor de keuze van geschikte microfoon, dit zal veranderen als de </w:t>
+      </w:r>
+      <w:proofErr w:type="spellStart"/>
+      <w:r>
+        <w:rPr>
+          <w:rFonts w:cs="Helvetica Neue"/>
+          <w:color w:val="000000"/>
+          <w:kern w:val="0"/>
+          <w:lang w:val="nl-NL"/>
+        </w:rPr>
+        <w:t>requirement</w:t>
+      </w:r>
+      <w:proofErr w:type="spellEnd"/>
+      <w:r>
+        <w:rPr>
+          <w:rFonts w:cs="Helvetica Neue"/>
+          <w:color w:val="000000"/>
+          <w:kern w:val="0"/>
+          <w:lang w:val="nl-NL"/>
+        </w:rPr>
+        <w:t xml:space="preserve"> behandelt zou worden. Deze eisen en keuzes van </w:t>
+      </w:r>
+      <w:proofErr w:type="spellStart"/>
+      <w:r>
+        <w:rPr>
+          <w:rFonts w:cs="Helvetica Neue"/>
+          <w:color w:val="000000"/>
+          <w:kern w:val="0"/>
+          <w:lang w:val="nl-NL"/>
+        </w:rPr>
+        <w:t>micrfoon</w:t>
+      </w:r>
+      <w:proofErr w:type="spellEnd"/>
+      <w:r>
+        <w:rPr>
+          <w:rFonts w:cs="Helvetica Neue"/>
+          <w:color w:val="000000"/>
+          <w:kern w:val="0"/>
+          <w:lang w:val="nl-NL"/>
+        </w:rPr>
+        <w:t xml:space="preserve"> worden dan behandelt in het dan aangemaakte verslag: </w:t>
       </w:r>
       <w:r>
         <w:rPr>
@@ -5870,27 +7305,38 @@
     </w:p>
     <w:p>
       <w:pPr>
-        <w:rPr>
-          <w:lang w:val="nl-NL"/>
-        </w:rPr>
-      </w:pPr>
+        <w:pStyle w:val="Lijstalinea"/>
+        <w:numPr>
+          <w:ilvl w:val="0"/>
+          <w:numId w:val="21"/>
+        </w:numPr>
+        <w:rPr>
+          <w:lang w:val="nl-NL"/>
+        </w:rPr>
+      </w:pPr>
+      <w:r>
+        <w:rPr>
+          <w:lang w:val="nl-NL"/>
+        </w:rPr>
+        <w:t>Geen</w:t>
+      </w:r>
     </w:p>
     <w:tbl>
       <w:tblPr>
-        <w:tblStyle w:val="TableGrid"/>
+        <w:tblStyle w:val="Tabelraster"/>
         <w:tblpPr w:leftFromText="141" w:rightFromText="141" w:vertAnchor="text" w:horzAnchor="margin" w:tblpY="585"/>
         <w:tblW w:w="0" w:type="auto"/>
         <w:tblLook w:val="04A0" w:firstRow="1" w:lastRow="0" w:firstColumn="1" w:lastColumn="0" w:noHBand="0" w:noVBand="1"/>
       </w:tblPr>
       <w:tblGrid>
-        <w:gridCol w:w="3116"/>
-        <w:gridCol w:w="3117"/>
-        <w:gridCol w:w="3117"/>
+        <w:gridCol w:w="852"/>
+        <w:gridCol w:w="5384"/>
+        <w:gridCol w:w="3114"/>
       </w:tblGrid>
       <w:tr>
         <w:tc>
           <w:tcPr>
-            <w:tcW w:w="3116" w:type="dxa"/>
+            <w:tcW w:w="846" w:type="dxa"/>
           </w:tcPr>
           <w:p>
             <w:pPr>
@@ -5908,7 +7354,7 @@
         </w:tc>
         <w:tc>
           <w:tcPr>
-            <w:tcW w:w="3117" w:type="dxa"/>
+            <w:tcW w:w="5387" w:type="dxa"/>
           </w:tcPr>
           <w:p>
             <w:pPr>
@@ -5946,7 +7392,7 @@
       <w:tr>
         <w:tc>
           <w:tcPr>
-            <w:tcW w:w="3116" w:type="dxa"/>
+            <w:tcW w:w="846" w:type="dxa"/>
           </w:tcPr>
           <w:p>
             <w:pPr>
@@ -5964,7 +7410,7 @@
         </w:tc>
         <w:tc>
           <w:tcPr>
-            <w:tcW w:w="3117" w:type="dxa"/>
+            <w:tcW w:w="5387" w:type="dxa"/>
           </w:tcPr>
           <w:p>
             <w:pPr>
@@ -6002,7 +7448,7 @@
       <w:tr>
         <w:tc>
           <w:tcPr>
-            <w:tcW w:w="3116" w:type="dxa"/>
+            <w:tcW w:w="846" w:type="dxa"/>
           </w:tcPr>
           <w:p>
             <w:pPr>
@@ -6020,7 +7466,7 @@
         </w:tc>
         <w:tc>
           <w:tcPr>
-            <w:tcW w:w="3117" w:type="dxa"/>
+            <w:tcW w:w="5387" w:type="dxa"/>
           </w:tcPr>
           <w:p>
             <w:pPr>
@@ -6058,7 +7504,7 @@
       <w:tr>
         <w:tc>
           <w:tcPr>
-            <w:tcW w:w="3116" w:type="dxa"/>
+            <w:tcW w:w="846" w:type="dxa"/>
           </w:tcPr>
           <w:p>
             <w:pPr>
@@ -6066,6 +7512,30 @@
                 <w:lang w:val="nl-NL"/>
               </w:rPr>
             </w:pPr>
+            <w:r>
+              <w:rPr>
+                <w:lang w:val="nl-NL"/>
+              </w:rPr>
+              <w:t>2.1</w:t>
+            </w:r>
+          </w:p>
+        </w:tc>
+        <w:tc>
+          <w:tcPr>
+            <w:tcW w:w="5387" w:type="dxa"/>
+          </w:tcPr>
+          <w:p>
+            <w:pPr>
+              <w:rPr>
+                <w:lang w:val="nl-NL"/>
+              </w:rPr>
+            </w:pPr>
+            <w:r>
+              <w:rPr>
+                <w:lang w:val="nl-NL"/>
+              </w:rPr>
+              <w:t>Toevoeging connectie Testrapport</w:t>
+            </w:r>
           </w:p>
         </w:tc>
         <w:tc>
@@ -6078,25 +7548,19 @@
                 <w:lang w:val="nl-NL"/>
               </w:rPr>
             </w:pPr>
-          </w:p>
-        </w:tc>
-        <w:tc>
-          <w:tcPr>
-            <w:tcW w:w="3117" w:type="dxa"/>
-          </w:tcPr>
-          <w:p>
-            <w:pPr>
+            <w:r>
               <w:rPr>
                 <w:lang w:val="nl-NL"/>
               </w:rPr>
-            </w:pPr>
+              <w:t>16-12-2025</w:t>
+            </w:r>
           </w:p>
         </w:tc>
       </w:tr>
       <w:tr>
         <w:tc>
           <w:tcPr>
-            <w:tcW w:w="3116" w:type="dxa"/>
+            <w:tcW w:w="846" w:type="dxa"/>
           </w:tcPr>
           <w:p>
             <w:pPr>
@@ -6108,7 +7572,7 @@
         </w:tc>
         <w:tc>
           <w:tcPr>
-            <w:tcW w:w="3117" w:type="dxa"/>
+            <w:tcW w:w="5387" w:type="dxa"/>
           </w:tcPr>
           <w:p>
             <w:pPr>
@@ -7749,6 +9213,119 @@
     </w:lvl>
   </w:abstractNum>
   <w:abstractNum w:abstractNumId="12" w15:restartNumberingAfterBreak="0">
+    <w:nsid w:val="452672DE"/>
+    <w:multiLevelType w:val="hybridMultilevel"/>
+    <w:tmpl w:val="915039BE"/>
+    <w:lvl w:ilvl="0" w:tplc="2BC0C74E">
+      <w:start w:val="16"/>
+      <w:numFmt w:val="bullet"/>
+      <w:lvlText w:val=""/>
+      <w:lvlJc w:val="left"/>
+      <w:pPr>
+        <w:ind w:left="720" w:hanging="360"/>
+      </w:pPr>
+      <w:rPr>
+        <w:rFonts w:ascii="Wingdings" w:eastAsiaTheme="minorHAnsi" w:hAnsi="Wingdings" w:cs="Helvetica Neue" w:hint="default"/>
+      </w:rPr>
+    </w:lvl>
+    <w:lvl w:ilvl="1" w:tplc="04130003" w:tentative="1">
+      <w:start w:val="1"/>
+      <w:numFmt w:val="bullet"/>
+      <w:lvlText w:val="o"/>
+      <w:lvlJc w:val="left"/>
+      <w:pPr>
+        <w:ind w:left="1440" w:hanging="360"/>
+      </w:pPr>
+      <w:rPr>
+        <w:rFonts w:ascii="Courier New" w:hAnsi="Courier New" w:cs="Courier New" w:hint="default"/>
+      </w:rPr>
+    </w:lvl>
+    <w:lvl w:ilvl="2" w:tplc="04130005" w:tentative="1">
+      <w:start w:val="1"/>
+      <w:numFmt w:val="bullet"/>
+      <w:lvlText w:val=""/>
+      <w:lvlJc w:val="left"/>
+      <w:pPr>
+        <w:ind w:left="2160" w:hanging="360"/>
+      </w:pPr>
+      <w:rPr>
+        <w:rFonts w:ascii="Wingdings" w:hAnsi="Wingdings" w:hint="default"/>
+      </w:rPr>
+    </w:lvl>
+    <w:lvl w:ilvl="3" w:tplc="04130001" w:tentative="1">
+      <w:start w:val="1"/>
+      <w:numFmt w:val="bullet"/>
+      <w:lvlText w:val=""/>
+      <w:lvlJc w:val="left"/>
+      <w:pPr>
+        <w:ind w:left="2880" w:hanging="360"/>
+      </w:pPr>
+      <w:rPr>
+        <w:rFonts w:ascii="Symbol" w:hAnsi="Symbol" w:hint="default"/>
+      </w:rPr>
+    </w:lvl>
+    <w:lvl w:ilvl="4" w:tplc="04130003" w:tentative="1">
+      <w:start w:val="1"/>
+      <w:numFmt w:val="bullet"/>
+      <w:lvlText w:val="o"/>
+      <w:lvlJc w:val="left"/>
+      <w:pPr>
+        <w:ind w:left="3600" w:hanging="360"/>
+      </w:pPr>
+      <w:rPr>
+        <w:rFonts w:ascii="Courier New" w:hAnsi="Courier New" w:cs="Courier New" w:hint="default"/>
+      </w:rPr>
+    </w:lvl>
+    <w:lvl w:ilvl="5" w:tplc="04130005" w:tentative="1">
+      <w:start w:val="1"/>
+      <w:numFmt w:val="bullet"/>
+      <w:lvlText w:val=""/>
+      <w:lvlJc w:val="left"/>
+      <w:pPr>
+        <w:ind w:left="4320" w:hanging="360"/>
+      </w:pPr>
+      <w:rPr>
+        <w:rFonts w:ascii="Wingdings" w:hAnsi="Wingdings" w:hint="default"/>
+      </w:rPr>
+    </w:lvl>
+    <w:lvl w:ilvl="6" w:tplc="04130001" w:tentative="1">
+      <w:start w:val="1"/>
+      <w:numFmt w:val="bullet"/>
+      <w:lvlText w:val=""/>
+      <w:lvlJc w:val="left"/>
+      <w:pPr>
+        <w:ind w:left="5040" w:hanging="360"/>
+      </w:pPr>
+      <w:rPr>
+        <w:rFonts w:ascii="Symbol" w:hAnsi="Symbol" w:hint="default"/>
+      </w:rPr>
+    </w:lvl>
+    <w:lvl w:ilvl="7" w:tplc="04130003" w:tentative="1">
+      <w:start w:val="1"/>
+      <w:numFmt w:val="bullet"/>
+      <w:lvlText w:val="o"/>
+      <w:lvlJc w:val="left"/>
+      <w:pPr>
+        <w:ind w:left="5760" w:hanging="360"/>
+      </w:pPr>
+      <w:rPr>
+        <w:rFonts w:ascii="Courier New" w:hAnsi="Courier New" w:cs="Courier New" w:hint="default"/>
+      </w:rPr>
+    </w:lvl>
+    <w:lvl w:ilvl="8" w:tplc="04130005" w:tentative="1">
+      <w:start w:val="1"/>
+      <w:numFmt w:val="bullet"/>
+      <w:lvlText w:val=""/>
+      <w:lvlJc w:val="left"/>
+      <w:pPr>
+        <w:ind w:left="6480" w:hanging="360"/>
+      </w:pPr>
+      <w:rPr>
+        <w:rFonts w:ascii="Wingdings" w:hAnsi="Wingdings" w:hint="default"/>
+      </w:rPr>
+    </w:lvl>
+  </w:abstractNum>
+  <w:abstractNum w:abstractNumId="13" w15:restartNumberingAfterBreak="0">
     <w:nsid w:val="520608D8"/>
     <w:multiLevelType w:val="multilevel"/>
     <w:tmpl w:val="D52EFEA6"/>
@@ -7897,7 +9474,7 @@
       </w:rPr>
     </w:lvl>
   </w:abstractNum>
-  <w:abstractNum w:abstractNumId="13" w15:restartNumberingAfterBreak="0">
+  <w:abstractNum w:abstractNumId="14" w15:restartNumberingAfterBreak="0">
     <w:nsid w:val="556130E5"/>
     <w:multiLevelType w:val="multilevel"/>
     <w:tmpl w:val="DD082F0C"/>
@@ -8046,7 +9623,7 @@
       </w:rPr>
     </w:lvl>
   </w:abstractNum>
-  <w:abstractNum w:abstractNumId="14" w15:restartNumberingAfterBreak="0">
+  <w:abstractNum w:abstractNumId="15" w15:restartNumberingAfterBreak="0">
     <w:nsid w:val="5A566542"/>
     <w:multiLevelType w:val="multilevel"/>
     <w:tmpl w:val="B6AC8F1A"/>
@@ -8195,7 +9772,7 @@
       </w:rPr>
     </w:lvl>
   </w:abstractNum>
-  <w:abstractNum w:abstractNumId="15" w15:restartNumberingAfterBreak="0">
+  <w:abstractNum w:abstractNumId="16" w15:restartNumberingAfterBreak="0">
     <w:nsid w:val="65E714BF"/>
     <w:multiLevelType w:val="multilevel"/>
     <w:tmpl w:val="D2B887B2"/>
@@ -8340,7 +9917,7 @@
       </w:rPr>
     </w:lvl>
   </w:abstractNum>
-  <w:abstractNum w:abstractNumId="16" w15:restartNumberingAfterBreak="0">
+  <w:abstractNum w:abstractNumId="17" w15:restartNumberingAfterBreak="0">
     <w:nsid w:val="784F4AED"/>
     <w:multiLevelType w:val="multilevel"/>
     <w:tmpl w:val="3F2CCEBC"/>
@@ -8489,7 +10066,7 @@
       </w:rPr>
     </w:lvl>
   </w:abstractNum>
-  <w:abstractNum w:abstractNumId="17" w15:restartNumberingAfterBreak="0">
+  <w:abstractNum w:abstractNumId="18" w15:restartNumberingAfterBreak="0">
     <w:nsid w:val="79AB5F0E"/>
     <w:multiLevelType w:val="hybridMultilevel"/>
     <w:tmpl w:val="3F86480E"/>
@@ -8578,7 +10155,7 @@
       </w:pPr>
     </w:lvl>
   </w:abstractNum>
-  <w:abstractNum w:abstractNumId="18" w15:restartNumberingAfterBreak="0">
+  <w:abstractNum w:abstractNumId="19" w15:restartNumberingAfterBreak="0">
     <w:nsid w:val="7CDE17B4"/>
     <w:multiLevelType w:val="multilevel"/>
     <w:tmpl w:val="08146814"/>
@@ -8727,7 +10304,7 @@
       </w:rPr>
     </w:lvl>
   </w:abstractNum>
-  <w:abstractNum w:abstractNumId="19" w15:restartNumberingAfterBreak="0">
+  <w:abstractNum w:abstractNumId="20" w15:restartNumberingAfterBreak="0">
     <w:nsid w:val="7F8C67E6"/>
     <w:multiLevelType w:val="multilevel"/>
     <w:tmpl w:val="42947B60"/>
@@ -8877,16 +10454,16 @@
     </w:lvl>
   </w:abstractNum>
   <w:num w:numId="1" w16cid:durableId="1842423761">
-    <w:abstractNumId w:val="12"/>
+    <w:abstractNumId w:val="13"/>
   </w:num>
   <w:num w:numId="2" w16cid:durableId="694160720">
     <w:abstractNumId w:val="8"/>
   </w:num>
   <w:num w:numId="3" w16cid:durableId="1432163000">
-    <w:abstractNumId w:val="16"/>
+    <w:abstractNumId w:val="17"/>
   </w:num>
   <w:num w:numId="4" w16cid:durableId="528564836">
-    <w:abstractNumId w:val="14"/>
+    <w:abstractNumId w:val="15"/>
   </w:num>
   <w:num w:numId="5" w16cid:durableId="406927017">
     <w:abstractNumId w:val="10"/>
@@ -8898,22 +10475,22 @@
     <w:abstractNumId w:val="3"/>
   </w:num>
   <w:num w:numId="8" w16cid:durableId="723136965">
-    <w:abstractNumId w:val="13"/>
+    <w:abstractNumId w:val="14"/>
   </w:num>
   <w:num w:numId="9" w16cid:durableId="1557352386">
+    <w:abstractNumId w:val="20"/>
+  </w:num>
+  <w:num w:numId="10" w16cid:durableId="305430505">
     <w:abstractNumId w:val="19"/>
   </w:num>
-  <w:num w:numId="10" w16cid:durableId="305430505">
-    <w:abstractNumId w:val="18"/>
-  </w:num>
   <w:num w:numId="11" w16cid:durableId="189758363">
-    <w:abstractNumId w:val="15"/>
+    <w:abstractNumId w:val="16"/>
   </w:num>
   <w:num w:numId="12" w16cid:durableId="692145093">
     <w:abstractNumId w:val="11"/>
   </w:num>
   <w:num w:numId="13" w16cid:durableId="972297798">
-    <w:abstractNumId w:val="17"/>
+    <w:abstractNumId w:val="18"/>
   </w:num>
   <w:num w:numId="14" w16cid:durableId="1971353891">
     <w:abstractNumId w:val="2"/>
@@ -8935,6 +10512,9 @@
   </w:num>
   <w:num w:numId="20" w16cid:durableId="1177309517">
     <w:abstractNumId w:val="1"/>
+  </w:num>
+  <w:num w:numId="21" w16cid:durableId="1128939107">
+    <w:abstractNumId w:val="12"/>
   </w:num>
 </w:numbering>
 </file>
@@ -9336,16 +10916,16 @@
     <w:lsdException w:name="Unresolved Mention" w:semiHidden="1" w:unhideWhenUsed="1"/>
     <w:lsdException w:name="Smart Link" w:semiHidden="1" w:unhideWhenUsed="1"/>
   </w:latentStyles>
-  <w:style w:type="paragraph" w:default="1" w:styleId="Normal">
+  <w:style w:type="paragraph" w:default="1" w:styleId="Standaard">
     <w:name w:val="Normal"/>
     <w:qFormat/>
     <w:rsid w:val="003B3700"/>
   </w:style>
-  <w:style w:type="paragraph" w:styleId="Heading1">
+  <w:style w:type="paragraph" w:styleId="Kop1">
     <w:name w:val="heading 1"/>
-    <w:basedOn w:val="Normal"/>
-    <w:next w:val="Normal"/>
-    <w:link w:val="Heading1Char"/>
+    <w:basedOn w:val="Standaard"/>
+    <w:next w:val="Standaard"/>
+    <w:link w:val="Kop1Char"/>
     <w:uiPriority w:val="9"/>
     <w:qFormat/>
     <w:rsid w:val="00F52705"/>
@@ -9362,11 +10942,11 @@
       <w:szCs w:val="40"/>
     </w:rPr>
   </w:style>
-  <w:style w:type="paragraph" w:styleId="Heading2">
+  <w:style w:type="paragraph" w:styleId="Kop2">
     <w:name w:val="heading 2"/>
-    <w:basedOn w:val="Normal"/>
-    <w:next w:val="Normal"/>
-    <w:link w:val="Heading2Char"/>
+    <w:basedOn w:val="Standaard"/>
+    <w:next w:val="Standaard"/>
+    <w:link w:val="Kop2Char"/>
     <w:uiPriority w:val="9"/>
     <w:unhideWhenUsed/>
     <w:qFormat/>
@@ -9384,11 +10964,11 @@
       <w:szCs w:val="32"/>
     </w:rPr>
   </w:style>
-  <w:style w:type="paragraph" w:styleId="Heading3">
+  <w:style w:type="paragraph" w:styleId="Kop3">
     <w:name w:val="heading 3"/>
-    <w:basedOn w:val="Normal"/>
-    <w:next w:val="Normal"/>
-    <w:link w:val="Heading3Char"/>
+    <w:basedOn w:val="Standaard"/>
+    <w:next w:val="Standaard"/>
+    <w:link w:val="Kop3Char"/>
     <w:uiPriority w:val="9"/>
     <w:semiHidden/>
     <w:unhideWhenUsed/>
@@ -9407,11 +10987,11 @@
       <w:szCs w:val="28"/>
     </w:rPr>
   </w:style>
-  <w:style w:type="paragraph" w:styleId="Heading4">
+  <w:style w:type="paragraph" w:styleId="Kop4">
     <w:name w:val="heading 4"/>
-    <w:basedOn w:val="Normal"/>
-    <w:next w:val="Normal"/>
-    <w:link w:val="Heading4Char"/>
+    <w:basedOn w:val="Standaard"/>
+    <w:next w:val="Standaard"/>
+    <w:link w:val="Kop4Char"/>
     <w:uiPriority w:val="9"/>
     <w:semiHidden/>
     <w:unhideWhenUsed/>
@@ -9430,11 +11010,11 @@
       <w:color w:val="0F4761" w:themeColor="accent1" w:themeShade="BF"/>
     </w:rPr>
   </w:style>
-  <w:style w:type="paragraph" w:styleId="Heading5">
+  <w:style w:type="paragraph" w:styleId="Kop5">
     <w:name w:val="heading 5"/>
-    <w:basedOn w:val="Normal"/>
-    <w:next w:val="Normal"/>
-    <w:link w:val="Heading5Char"/>
+    <w:basedOn w:val="Standaard"/>
+    <w:next w:val="Standaard"/>
+    <w:link w:val="Kop5Char"/>
     <w:uiPriority w:val="9"/>
     <w:semiHidden/>
     <w:unhideWhenUsed/>
@@ -9451,11 +11031,11 @@
       <w:color w:val="0F4761" w:themeColor="accent1" w:themeShade="BF"/>
     </w:rPr>
   </w:style>
-  <w:style w:type="paragraph" w:styleId="Heading6">
+  <w:style w:type="paragraph" w:styleId="Kop6">
     <w:name w:val="heading 6"/>
-    <w:basedOn w:val="Normal"/>
-    <w:next w:val="Normal"/>
-    <w:link w:val="Heading6Char"/>
+    <w:basedOn w:val="Standaard"/>
+    <w:next w:val="Standaard"/>
+    <w:link w:val="Kop6Char"/>
     <w:uiPriority w:val="9"/>
     <w:semiHidden/>
     <w:unhideWhenUsed/>
@@ -9474,11 +11054,11 @@
       <w:color w:val="595959" w:themeColor="text1" w:themeTint="A6"/>
     </w:rPr>
   </w:style>
-  <w:style w:type="paragraph" w:styleId="Heading7">
+  <w:style w:type="paragraph" w:styleId="Kop7">
     <w:name w:val="heading 7"/>
-    <w:basedOn w:val="Normal"/>
-    <w:next w:val="Normal"/>
-    <w:link w:val="Heading7Char"/>
+    <w:basedOn w:val="Standaard"/>
+    <w:next w:val="Standaard"/>
+    <w:link w:val="Kop7Char"/>
     <w:uiPriority w:val="9"/>
     <w:semiHidden/>
     <w:unhideWhenUsed/>
@@ -9495,11 +11075,11 @@
       <w:color w:val="595959" w:themeColor="text1" w:themeTint="A6"/>
     </w:rPr>
   </w:style>
-  <w:style w:type="paragraph" w:styleId="Heading8">
+  <w:style w:type="paragraph" w:styleId="Kop8">
     <w:name w:val="heading 8"/>
-    <w:basedOn w:val="Normal"/>
-    <w:next w:val="Normal"/>
-    <w:link w:val="Heading8Char"/>
+    <w:basedOn w:val="Standaard"/>
+    <w:next w:val="Standaard"/>
+    <w:link w:val="Kop8Char"/>
     <w:uiPriority w:val="9"/>
     <w:semiHidden/>
     <w:unhideWhenUsed/>
@@ -9518,11 +11098,11 @@
       <w:color w:val="272727" w:themeColor="text1" w:themeTint="D8"/>
     </w:rPr>
   </w:style>
-  <w:style w:type="paragraph" w:styleId="Heading9">
+  <w:style w:type="paragraph" w:styleId="Kop9">
     <w:name w:val="heading 9"/>
-    <w:basedOn w:val="Normal"/>
-    <w:next w:val="Normal"/>
-    <w:link w:val="Heading9Char"/>
+    <w:basedOn w:val="Standaard"/>
+    <w:next w:val="Standaard"/>
+    <w:link w:val="Kop9Char"/>
     <w:uiPriority w:val="9"/>
     <w:semiHidden/>
     <w:unhideWhenUsed/>
@@ -9539,13 +11119,13 @@
       <w:color w:val="272727" w:themeColor="text1" w:themeTint="D8"/>
     </w:rPr>
   </w:style>
-  <w:style w:type="character" w:default="1" w:styleId="DefaultParagraphFont">
+  <w:style w:type="character" w:default="1" w:styleId="Standaardalinea-lettertype">
     <w:name w:val="Default Paragraph Font"/>
     <w:uiPriority w:val="1"/>
     <w:semiHidden/>
     <w:unhideWhenUsed/>
   </w:style>
-  <w:style w:type="table" w:default="1" w:styleId="TableNormal">
+  <w:style w:type="table" w:default="1" w:styleId="Standaardtabel">
     <w:name w:val="Normal Table"/>
     <w:uiPriority w:val="99"/>
     <w:semiHidden/>
@@ -9560,16 +11140,16 @@
       </w:tblCellMar>
     </w:tblPr>
   </w:style>
-  <w:style w:type="numbering" w:default="1" w:styleId="NoList">
+  <w:style w:type="numbering" w:default="1" w:styleId="Geenlijst">
     <w:name w:val="No List"/>
     <w:uiPriority w:val="99"/>
     <w:semiHidden/>
     <w:unhideWhenUsed/>
   </w:style>
-  <w:style w:type="character" w:customStyle="1" w:styleId="Heading1Char">
-    <w:name w:val="Heading 1 Char"/>
-    <w:basedOn w:val="DefaultParagraphFont"/>
-    <w:link w:val="Heading1"/>
+  <w:style w:type="character" w:customStyle="1" w:styleId="Kop1Char">
+    <w:name w:val="Kop 1 Char"/>
+    <w:basedOn w:val="Standaardalinea-lettertype"/>
+    <w:link w:val="Kop1"/>
     <w:uiPriority w:val="9"/>
     <w:rsid w:val="00F52705"/>
     <w:rPr>
@@ -9579,10 +11159,10 @@
       <w:szCs w:val="40"/>
     </w:rPr>
   </w:style>
-  <w:style w:type="character" w:customStyle="1" w:styleId="Heading2Char">
-    <w:name w:val="Heading 2 Char"/>
-    <w:basedOn w:val="DefaultParagraphFont"/>
-    <w:link w:val="Heading2"/>
+  <w:style w:type="character" w:customStyle="1" w:styleId="Kop2Char">
+    <w:name w:val="Kop 2 Char"/>
+    <w:basedOn w:val="Standaardalinea-lettertype"/>
+    <w:link w:val="Kop2"/>
     <w:uiPriority w:val="9"/>
     <w:rsid w:val="00F52705"/>
     <w:rPr>
@@ -9592,10 +11172,10 @@
       <w:szCs w:val="32"/>
     </w:rPr>
   </w:style>
-  <w:style w:type="character" w:customStyle="1" w:styleId="Heading3Char">
-    <w:name w:val="Heading 3 Char"/>
-    <w:basedOn w:val="DefaultParagraphFont"/>
-    <w:link w:val="Heading3"/>
+  <w:style w:type="character" w:customStyle="1" w:styleId="Kop3Char">
+    <w:name w:val="Kop 3 Char"/>
+    <w:basedOn w:val="Standaardalinea-lettertype"/>
+    <w:link w:val="Kop3"/>
     <w:uiPriority w:val="9"/>
     <w:semiHidden/>
     <w:rsid w:val="00F52705"/>
@@ -9606,10 +11186,10 @@
       <w:szCs w:val="28"/>
     </w:rPr>
   </w:style>
-  <w:style w:type="character" w:customStyle="1" w:styleId="Heading4Char">
-    <w:name w:val="Heading 4 Char"/>
-    <w:basedOn w:val="DefaultParagraphFont"/>
-    <w:link w:val="Heading4"/>
+  <w:style w:type="character" w:customStyle="1" w:styleId="Kop4Char">
+    <w:name w:val="Kop 4 Char"/>
+    <w:basedOn w:val="Standaardalinea-lettertype"/>
+    <w:link w:val="Kop4"/>
     <w:uiPriority w:val="9"/>
     <w:semiHidden/>
     <w:rsid w:val="00F52705"/>
@@ -9620,10 +11200,10 @@
       <w:color w:val="0F4761" w:themeColor="accent1" w:themeShade="BF"/>
     </w:rPr>
   </w:style>
-  <w:style w:type="character" w:customStyle="1" w:styleId="Heading5Char">
-    <w:name w:val="Heading 5 Char"/>
-    <w:basedOn w:val="DefaultParagraphFont"/>
-    <w:link w:val="Heading5"/>
+  <w:style w:type="character" w:customStyle="1" w:styleId="Kop5Char">
+    <w:name w:val="Kop 5 Char"/>
+    <w:basedOn w:val="Standaardalinea-lettertype"/>
+    <w:link w:val="Kop5"/>
     <w:uiPriority w:val="9"/>
     <w:semiHidden/>
     <w:rsid w:val="00F52705"/>
@@ -9632,10 +11212,10 @@
       <w:color w:val="0F4761" w:themeColor="accent1" w:themeShade="BF"/>
     </w:rPr>
   </w:style>
-  <w:style w:type="character" w:customStyle="1" w:styleId="Heading6Char">
-    <w:name w:val="Heading 6 Char"/>
-    <w:basedOn w:val="DefaultParagraphFont"/>
-    <w:link w:val="Heading6"/>
+  <w:style w:type="character" w:customStyle="1" w:styleId="Kop6Char">
+    <w:name w:val="Kop 6 Char"/>
+    <w:basedOn w:val="Standaardalinea-lettertype"/>
+    <w:link w:val="Kop6"/>
     <w:uiPriority w:val="9"/>
     <w:semiHidden/>
     <w:rsid w:val="00F52705"/>
@@ -9646,10 +11226,10 @@
       <w:color w:val="595959" w:themeColor="text1" w:themeTint="A6"/>
     </w:rPr>
   </w:style>
-  <w:style w:type="character" w:customStyle="1" w:styleId="Heading7Char">
-    <w:name w:val="Heading 7 Char"/>
-    <w:basedOn w:val="DefaultParagraphFont"/>
-    <w:link w:val="Heading7"/>
+  <w:style w:type="character" w:customStyle="1" w:styleId="Kop7Char">
+    <w:name w:val="Kop 7 Char"/>
+    <w:basedOn w:val="Standaardalinea-lettertype"/>
+    <w:link w:val="Kop7"/>
     <w:uiPriority w:val="9"/>
     <w:semiHidden/>
     <w:rsid w:val="00F52705"/>
@@ -9658,10 +11238,10 @@
       <w:color w:val="595959" w:themeColor="text1" w:themeTint="A6"/>
     </w:rPr>
   </w:style>
-  <w:style w:type="character" w:customStyle="1" w:styleId="Heading8Char">
-    <w:name w:val="Heading 8 Char"/>
-    <w:basedOn w:val="DefaultParagraphFont"/>
-    <w:link w:val="Heading8"/>
+  <w:style w:type="character" w:customStyle="1" w:styleId="Kop8Char">
+    <w:name w:val="Kop 8 Char"/>
+    <w:basedOn w:val="Standaardalinea-lettertype"/>
+    <w:link w:val="Kop8"/>
     <w:uiPriority w:val="9"/>
     <w:semiHidden/>
     <w:rsid w:val="00F52705"/>
@@ -9672,10 +11252,10 @@
       <w:color w:val="272727" w:themeColor="text1" w:themeTint="D8"/>
     </w:rPr>
   </w:style>
-  <w:style w:type="character" w:customStyle="1" w:styleId="Heading9Char">
-    <w:name w:val="Heading 9 Char"/>
-    <w:basedOn w:val="DefaultParagraphFont"/>
-    <w:link w:val="Heading9"/>
+  <w:style w:type="character" w:customStyle="1" w:styleId="Kop9Char">
+    <w:name w:val="Kop 9 Char"/>
+    <w:basedOn w:val="Standaardalinea-lettertype"/>
+    <w:link w:val="Kop9"/>
     <w:uiPriority w:val="9"/>
     <w:semiHidden/>
     <w:rsid w:val="00F52705"/>
@@ -9684,11 +11264,11 @@
       <w:color w:val="272727" w:themeColor="text1" w:themeTint="D8"/>
     </w:rPr>
   </w:style>
-  <w:style w:type="paragraph" w:styleId="Title">
+  <w:style w:type="paragraph" w:styleId="Titel">
     <w:name w:val="Title"/>
-    <w:basedOn w:val="Normal"/>
-    <w:next w:val="Normal"/>
-    <w:link w:val="TitleChar"/>
+    <w:basedOn w:val="Standaard"/>
+    <w:next w:val="Standaard"/>
+    <w:link w:val="TitelChar"/>
     <w:uiPriority w:val="10"/>
     <w:qFormat/>
     <w:rsid w:val="00F52705"/>
@@ -9704,10 +11284,10 @@
       <w:szCs w:val="56"/>
     </w:rPr>
   </w:style>
-  <w:style w:type="character" w:customStyle="1" w:styleId="TitleChar">
-    <w:name w:val="Title Char"/>
-    <w:basedOn w:val="DefaultParagraphFont"/>
-    <w:link w:val="Title"/>
+  <w:style w:type="character" w:customStyle="1" w:styleId="TitelChar">
+    <w:name w:val="Titel Char"/>
+    <w:basedOn w:val="Standaardalinea-lettertype"/>
+    <w:link w:val="Titel"/>
     <w:uiPriority w:val="10"/>
     <w:rsid w:val="00F52705"/>
     <w:rPr>
@@ -9718,11 +11298,11 @@
       <w:szCs w:val="56"/>
     </w:rPr>
   </w:style>
-  <w:style w:type="paragraph" w:styleId="Subtitle">
+  <w:style w:type="paragraph" w:styleId="Ondertitel">
     <w:name w:val="Subtitle"/>
-    <w:basedOn w:val="Normal"/>
-    <w:next w:val="Normal"/>
-    <w:link w:val="SubtitleChar"/>
+    <w:basedOn w:val="Standaard"/>
+    <w:next w:val="Standaard"/>
+    <w:link w:val="OndertitelChar"/>
     <w:uiPriority w:val="11"/>
     <w:qFormat/>
     <w:rsid w:val="00F52705"/>
@@ -9739,10 +11319,10 @@
       <w:szCs w:val="28"/>
     </w:rPr>
   </w:style>
-  <w:style w:type="character" w:customStyle="1" w:styleId="SubtitleChar">
-    <w:name w:val="Subtitle Char"/>
-    <w:basedOn w:val="DefaultParagraphFont"/>
-    <w:link w:val="Subtitle"/>
+  <w:style w:type="character" w:customStyle="1" w:styleId="OndertitelChar">
+    <w:name w:val="Ondertitel Char"/>
+    <w:basedOn w:val="Standaardalinea-lettertype"/>
+    <w:link w:val="Ondertitel"/>
     <w:uiPriority w:val="11"/>
     <w:rsid w:val="00F52705"/>
     <w:rPr>
@@ -9753,11 +11333,11 @@
       <w:szCs w:val="28"/>
     </w:rPr>
   </w:style>
-  <w:style w:type="paragraph" w:styleId="Quote">
+  <w:style w:type="paragraph" w:styleId="Citaat">
     <w:name w:val="Quote"/>
-    <w:basedOn w:val="Normal"/>
-    <w:next w:val="Normal"/>
-    <w:link w:val="QuoteChar"/>
+    <w:basedOn w:val="Standaard"/>
+    <w:next w:val="Standaard"/>
+    <w:link w:val="CitaatChar"/>
     <w:uiPriority w:val="29"/>
     <w:qFormat/>
     <w:rsid w:val="00F52705"/>
@@ -9771,10 +11351,10 @@
       <w:color w:val="404040" w:themeColor="text1" w:themeTint="BF"/>
     </w:rPr>
   </w:style>
-  <w:style w:type="character" w:customStyle="1" w:styleId="QuoteChar">
-    <w:name w:val="Quote Char"/>
-    <w:basedOn w:val="DefaultParagraphFont"/>
-    <w:link w:val="Quote"/>
+  <w:style w:type="character" w:customStyle="1" w:styleId="CitaatChar">
+    <w:name w:val="Citaat Char"/>
+    <w:basedOn w:val="Standaardalinea-lettertype"/>
+    <w:link w:val="Citaat"/>
     <w:uiPriority w:val="29"/>
     <w:rsid w:val="00F52705"/>
     <w:rPr>
@@ -9783,9 +11363,9 @@
       <w:color w:val="404040" w:themeColor="text1" w:themeTint="BF"/>
     </w:rPr>
   </w:style>
-  <w:style w:type="paragraph" w:styleId="ListParagraph">
+  <w:style w:type="paragraph" w:styleId="Lijstalinea">
     <w:name w:val="List Paragraph"/>
-    <w:basedOn w:val="Normal"/>
+    <w:basedOn w:val="Standaard"/>
     <w:uiPriority w:val="34"/>
     <w:qFormat/>
     <w:rsid w:val="00F52705"/>
@@ -9794,9 +11374,9 @@
       <w:contextualSpacing/>
     </w:pPr>
   </w:style>
-  <w:style w:type="character" w:styleId="IntenseEmphasis">
+  <w:style w:type="character" w:styleId="Intensievebenadrukking">
     <w:name w:val="Intense Emphasis"/>
-    <w:basedOn w:val="DefaultParagraphFont"/>
+    <w:basedOn w:val="Standaardalinea-lettertype"/>
     <w:uiPriority w:val="21"/>
     <w:qFormat/>
     <w:rsid w:val="00F52705"/>
@@ -9806,11 +11386,11 @@
       <w:color w:val="0F4761" w:themeColor="accent1" w:themeShade="BF"/>
     </w:rPr>
   </w:style>
-  <w:style w:type="paragraph" w:styleId="IntenseQuote">
+  <w:style w:type="paragraph" w:styleId="Duidelijkcitaat">
     <w:name w:val="Intense Quote"/>
-    <w:basedOn w:val="Normal"/>
-    <w:next w:val="Normal"/>
-    <w:link w:val="IntenseQuoteChar"/>
+    <w:basedOn w:val="Standaard"/>
+    <w:next w:val="Standaard"/>
+    <w:link w:val="DuidelijkcitaatChar"/>
     <w:uiPriority w:val="30"/>
     <w:qFormat/>
     <w:rsid w:val="00F52705"/>
@@ -9829,10 +11409,10 @@
       <w:color w:val="0F4761" w:themeColor="accent1" w:themeShade="BF"/>
     </w:rPr>
   </w:style>
-  <w:style w:type="character" w:customStyle="1" w:styleId="IntenseQuoteChar">
-    <w:name w:val="Intense Quote Char"/>
-    <w:basedOn w:val="DefaultParagraphFont"/>
-    <w:link w:val="IntenseQuote"/>
+  <w:style w:type="character" w:customStyle="1" w:styleId="DuidelijkcitaatChar">
+    <w:name w:val="Duidelijk citaat Char"/>
+    <w:basedOn w:val="Standaardalinea-lettertype"/>
+    <w:link w:val="Duidelijkcitaat"/>
     <w:uiPriority w:val="30"/>
     <w:rsid w:val="00F52705"/>
     <w:rPr>
@@ -9841,9 +11421,9 @@
       <w:color w:val="0F4761" w:themeColor="accent1" w:themeShade="BF"/>
     </w:rPr>
   </w:style>
-  <w:style w:type="character" w:styleId="IntenseReference">
+  <w:style w:type="character" w:styleId="Intensieveverwijzing">
     <w:name w:val="Intense Reference"/>
-    <w:basedOn w:val="DefaultParagraphFont"/>
+    <w:basedOn w:val="Standaardalinea-lettertype"/>
     <w:uiPriority w:val="32"/>
     <w:qFormat/>
     <w:rsid w:val="00F52705"/>
@@ -9855,9 +11435,9 @@
       <w:spacing w:val="5"/>
     </w:rPr>
   </w:style>
-  <w:style w:type="table" w:styleId="TableGrid">
+  <w:style w:type="table" w:styleId="Tabelraster">
     <w:name w:val="Table Grid"/>
-    <w:basedOn w:val="TableNormal"/>
+    <w:basedOn w:val="Standaardtabel"/>
     <w:uiPriority w:val="39"/>
     <w:rsid w:val="00F52705"/>
     <w:pPr>
@@ -9874,9 +11454,9 @@
       </w:tblBorders>
     </w:tblPr>
   </w:style>
-  <w:style w:type="table" w:styleId="TableGridLight">
+  <w:style w:type="table" w:styleId="Tabelrasterlicht">
     <w:name w:val="Grid Table Light"/>
-    <w:basedOn w:val="TableNormal"/>
+    <w:basedOn w:val="Standaardtabel"/>
     <w:uiPriority w:val="40"/>
     <w:rsid w:val="00D53FBC"/>
     <w:pPr>
@@ -9893,9 +11473,9 @@
       </w:tblBorders>
     </w:tblPr>
   </w:style>
-  <w:style w:type="table" w:styleId="PlainTable1">
+  <w:style w:type="table" w:styleId="Onopgemaaktetabel1">
     <w:name w:val="Plain Table 1"/>
-    <w:basedOn w:val="TableNormal"/>
+    <w:basedOn w:val="Standaardtabel"/>
     <w:uiPriority w:val="41"/>
     <w:rsid w:val="005D78C6"/>
     <w:pPr>
@@ -9956,9 +11536,9 @@
       </w:tcPr>
     </w:tblStylePr>
   </w:style>
-  <w:style w:type="table" w:styleId="PlainTable2">
+  <w:style w:type="table" w:styleId="Onopgemaaktetabel2">
     <w:name w:val="Plain Table 2"/>
-    <w:basedOn w:val="TableNormal"/>
+    <w:basedOn w:val="Standaardtabel"/>
     <w:uiPriority w:val="42"/>
     <w:rsid w:val="005D78C6"/>
     <w:pPr>
@@ -10036,9 +11616,9 @@
       </w:tcPr>
     </w:tblStylePr>
   </w:style>
-  <w:style w:type="table" w:styleId="PlainTable3">
+  <w:style w:type="table" w:styleId="Onopgemaaktetabel3">
     <w:name w:val="Plain Table 3"/>
-    <w:basedOn w:val="TableNormal"/>
+    <w:basedOn w:val="Standaardtabel"/>
     <w:uiPriority w:val="43"/>
     <w:rsid w:val="005D78C6"/>
     <w:pPr>
@@ -10129,9 +11709,9 @@
       </w:tcPr>
     </w:tblStylePr>
   </w:style>
-  <w:style w:type="table" w:styleId="PlainTable4">
+  <w:style w:type="table" w:styleId="Onopgemaaktetabel4">
     <w:name w:val="Plain Table 4"/>
-    <w:basedOn w:val="TableNormal"/>
+    <w:basedOn w:val="Standaardtabel"/>
     <w:uiPriority w:val="44"/>
     <w:rsid w:val="005D78C6"/>
     <w:pPr>
@@ -10178,9 +11758,9 @@
       </w:tcPr>
     </w:tblStylePr>
   </w:style>
-  <w:style w:type="table" w:styleId="PlainTable5">
+  <w:style w:type="table" w:styleId="Onopgemaaktetabel5">
     <w:name w:val="Plain Table 5"/>
-    <w:basedOn w:val="TableNormal"/>
+    <w:basedOn w:val="Standaardtabel"/>
     <w:uiPriority w:val="45"/>
     <w:rsid w:val="005D78C6"/>
     <w:pPr>
@@ -10298,9 +11878,9 @@
       </w:tcPr>
     </w:tblStylePr>
   </w:style>
-  <w:style w:type="table" w:styleId="GridTable1Light">
+  <w:style w:type="table" w:styleId="Rastertabel1licht">
     <w:name w:val="Grid Table 1 Light"/>
-    <w:basedOn w:val="TableNormal"/>
+    <w:basedOn w:val="Standaardtabel"/>
     <w:uiPriority w:val="46"/>
     <w:rsid w:val="005D78C6"/>
     <w:pPr>
@@ -10355,9 +11935,9 @@
       </w:rPr>
     </w:tblStylePr>
   </w:style>
-  <w:style w:type="table" w:styleId="GridTable1Light-Accent1">
+  <w:style w:type="table" w:styleId="Rastertabel1licht-Accent1">
     <w:name w:val="Grid Table 1 Light Accent 1"/>
-    <w:basedOn w:val="TableNormal"/>
+    <w:basedOn w:val="Standaardtabel"/>
     <w:uiPriority w:val="46"/>
     <w:rsid w:val="005D78C6"/>
     <w:pPr>
@@ -10412,9 +11992,9 @@
       </w:rPr>
     </w:tblStylePr>
   </w:style>
-  <w:style w:type="table" w:styleId="GridTable1Light-Accent2">
+  <w:style w:type="table" w:styleId="Rastertabel1licht-Accent2">
     <w:name w:val="Grid Table 1 Light Accent 2"/>
-    <w:basedOn w:val="TableNormal"/>
+    <w:basedOn w:val="Standaardtabel"/>
     <w:uiPriority w:val="46"/>
     <w:rsid w:val="005D78C6"/>
     <w:pPr>
@@ -10469,9 +12049,9 @@
       </w:rPr>
     </w:tblStylePr>
   </w:style>
-  <w:style w:type="table" w:styleId="GridTable3-Accent4">
+  <w:style w:type="table" w:styleId="Rastertabel3-Accent4">
     <w:name w:val="Grid Table 3 Accent 4"/>
-    <w:basedOn w:val="TableNormal"/>
+    <w:basedOn w:val="Standaardtabel"/>
     <w:uiPriority w:val="48"/>
     <w:rsid w:val="005D78C6"/>
     <w:pPr>
@@ -10605,9 +12185,9 @@
       </w:tcPr>
     </w:tblStylePr>
   </w:style>
-  <w:style w:type="table" w:styleId="GridTable5Dark">
+  <w:style w:type="table" w:styleId="Rastertabel5donker">
     <w:name w:val="Grid Table 5 Dark"/>
-    <w:basedOn w:val="TableNormal"/>
+    <w:basedOn w:val="Standaardtabel"/>
     <w:uiPriority w:val="50"/>
     <w:rsid w:val="005D78C6"/>
     <w:pPr>
@@ -10711,9 +12291,9 @@
       </w:tcPr>
     </w:tblStylePr>
   </w:style>
-  <w:style w:type="table" w:styleId="ListTable1Light">
+  <w:style w:type="table" w:styleId="Lijsttabel1licht">
     <w:name w:val="List Table 1 Light"/>
-    <w:basedOn w:val="TableNormal"/>
+    <w:basedOn w:val="Standaardtabel"/>
     <w:uiPriority w:val="46"/>
     <w:rsid w:val="005D78C6"/>
     <w:pPr>
@@ -10772,9 +12352,9 @@
       </w:tcPr>
     </w:tblStylePr>
   </w:style>
-  <w:style w:type="table" w:styleId="ListTable4">
+  <w:style w:type="table" w:styleId="Lijsttabel4">
     <w:name w:val="List Table 4"/>
-    <w:basedOn w:val="TableNormal"/>
+    <w:basedOn w:val="Standaardtabel"/>
     <w:uiPriority w:val="49"/>
     <w:rsid w:val="005D78C6"/>
     <w:pPr>
@@ -10846,9 +12426,9 @@
       </w:tcPr>
     </w:tblStylePr>
   </w:style>
-  <w:style w:type="table" w:styleId="ListTable5Dark">
+  <w:style w:type="table" w:styleId="Lijsttabel5donker">
     <w:name w:val="List Table 5 Dark"/>
-    <w:basedOn w:val="TableNormal"/>
+    <w:basedOn w:val="Standaardtabel"/>
     <w:uiPriority w:val="50"/>
     <w:rsid w:val="005D78C6"/>
     <w:pPr>
@@ -10980,9 +12560,9 @@
       </w:tcPr>
     </w:tblStylePr>
   </w:style>
-  <w:style w:type="table" w:styleId="ListTable5Dark-Accent1">
+  <w:style w:type="table" w:styleId="Lijsttabel5donker-Accent1">
     <w:name w:val="List Table 5 Dark Accent 1"/>
-    <w:basedOn w:val="TableNormal"/>
+    <w:basedOn w:val="Standaardtabel"/>
     <w:uiPriority w:val="50"/>
     <w:rsid w:val="005D78C6"/>
     <w:pPr>
@@ -11114,9 +12694,9 @@
       </w:tcPr>
     </w:tblStylePr>
   </w:style>
-  <w:style w:type="table" w:styleId="ListTable2">
+  <w:style w:type="table" w:styleId="Lijsttabel2">
     <w:name w:val="List Table 2"/>
-    <w:basedOn w:val="TableNormal"/>
+    <w:basedOn w:val="Standaardtabel"/>
     <w:uiPriority w:val="47"/>
     <w:rsid w:val="005D78C6"/>
     <w:pPr>
@@ -11168,9 +12748,9 @@
       </w:tcPr>
     </w:tblStylePr>
   </w:style>
-  <w:style w:type="table" w:styleId="GridTable4">
+  <w:style w:type="table" w:styleId="Rastertabel4">
     <w:name w:val="Grid Table 4"/>
-    <w:basedOn w:val="TableNormal"/>
+    <w:basedOn w:val="Standaardtabel"/>
     <w:uiPriority w:val="49"/>
     <w:rsid w:val="005D78C6"/>
     <w:pPr>
@@ -11258,8 +12838,8 @@
   </w:style>
   <w:style w:type="paragraph" w:customStyle="1" w:styleId="Style2">
     <w:name w:val="Style2"/>
-    <w:basedOn w:val="Heading1"/>
-    <w:next w:val="Normal"/>
+    <w:basedOn w:val="Kop1"/>
+    <w:next w:val="Standaard"/>
     <w:qFormat/>
     <w:rsid w:val="001A6124"/>
     <w:rPr>
@@ -11269,8 +12849,8 @@
   </w:style>
   <w:style w:type="paragraph" w:customStyle="1" w:styleId="Style3">
     <w:name w:val="Style3"/>
-    <w:basedOn w:val="Heading2"/>
-    <w:next w:val="Normal"/>
+    <w:basedOn w:val="Kop2"/>
+    <w:next w:val="Standaard"/>
     <w:qFormat/>
     <w:rsid w:val="001A6124"/>
     <w:rPr>
@@ -11279,10 +12859,10 @@
       <w:lang w:val="nl-NL"/>
     </w:rPr>
   </w:style>
-  <w:style w:type="paragraph" w:styleId="TOCHeading">
+  <w:style w:type="paragraph" w:styleId="Kopvaninhoudsopgave">
     <w:name w:val="TOC Heading"/>
-    <w:basedOn w:val="Heading1"/>
-    <w:next w:val="Normal"/>
+    <w:basedOn w:val="Kop1"/>
+    <w:next w:val="Standaard"/>
     <w:uiPriority w:val="39"/>
     <w:unhideWhenUsed/>
     <w:qFormat/>
@@ -11300,10 +12880,10 @@
       <w14:ligatures w14:val="none"/>
     </w:rPr>
   </w:style>
-  <w:style w:type="paragraph" w:styleId="TOC1">
+  <w:style w:type="paragraph" w:styleId="Inhopg1">
     <w:name w:val="toc 1"/>
-    <w:basedOn w:val="Normal"/>
-    <w:next w:val="Normal"/>
+    <w:basedOn w:val="Standaard"/>
+    <w:next w:val="Standaard"/>
     <w:autoRedefine/>
     <w:uiPriority w:val="39"/>
     <w:unhideWhenUsed/>
@@ -11318,10 +12898,10 @@
       <w:iCs/>
     </w:rPr>
   </w:style>
-  <w:style w:type="paragraph" w:styleId="TOC2">
+  <w:style w:type="paragraph" w:styleId="Inhopg2">
     <w:name w:val="toc 2"/>
-    <w:basedOn w:val="Normal"/>
-    <w:next w:val="Normal"/>
+    <w:basedOn w:val="Standaard"/>
+    <w:next w:val="Standaard"/>
     <w:autoRedefine/>
     <w:uiPriority w:val="39"/>
     <w:unhideWhenUsed/>
@@ -11339,7 +12919,7 @@
   </w:style>
   <w:style w:type="character" w:styleId="Hyperlink">
     <w:name w:val="Hyperlink"/>
-    <w:basedOn w:val="DefaultParagraphFont"/>
+    <w:basedOn w:val="Standaardalinea-lettertype"/>
     <w:uiPriority w:val="99"/>
     <w:unhideWhenUsed/>
     <w:rsid w:val="00957DC9"/>
@@ -11348,10 +12928,10 @@
       <w:u w:val="single"/>
     </w:rPr>
   </w:style>
-  <w:style w:type="paragraph" w:styleId="TOC3">
+  <w:style w:type="paragraph" w:styleId="Inhopg3">
     <w:name w:val="toc 3"/>
-    <w:basedOn w:val="Normal"/>
-    <w:next w:val="Normal"/>
+    <w:basedOn w:val="Standaard"/>
+    <w:next w:val="Standaard"/>
     <w:autoRedefine/>
     <w:uiPriority w:val="39"/>
     <w:unhideWhenUsed/>
@@ -11365,10 +12945,10 @@
       <w:szCs w:val="20"/>
     </w:rPr>
   </w:style>
-  <w:style w:type="paragraph" w:styleId="TOC4">
+  <w:style w:type="paragraph" w:styleId="Inhopg4">
     <w:name w:val="toc 4"/>
-    <w:basedOn w:val="Normal"/>
-    <w:next w:val="Normal"/>
+    <w:basedOn w:val="Standaard"/>
+    <w:next w:val="Standaard"/>
     <w:autoRedefine/>
     <w:uiPriority w:val="39"/>
     <w:semiHidden/>
@@ -11383,10 +12963,10 @@
       <w:szCs w:val="20"/>
     </w:rPr>
   </w:style>
-  <w:style w:type="paragraph" w:styleId="TOC5">
+  <w:style w:type="paragraph" w:styleId="Inhopg5">
     <w:name w:val="toc 5"/>
-    <w:basedOn w:val="Normal"/>
-    <w:next w:val="Normal"/>
+    <w:basedOn w:val="Standaard"/>
+    <w:next w:val="Standaard"/>
     <w:autoRedefine/>
     <w:uiPriority w:val="39"/>
     <w:semiHidden/>
@@ -11401,10 +12981,10 @@
       <w:szCs w:val="20"/>
     </w:rPr>
   </w:style>
-  <w:style w:type="paragraph" w:styleId="TOC6">
+  <w:style w:type="paragraph" w:styleId="Inhopg6">
     <w:name w:val="toc 6"/>
-    <w:basedOn w:val="Normal"/>
-    <w:next w:val="Normal"/>
+    <w:basedOn w:val="Standaard"/>
+    <w:next w:val="Standaard"/>
     <w:autoRedefine/>
     <w:uiPriority w:val="39"/>
     <w:semiHidden/>
@@ -11419,10 +12999,10 @@
       <w:szCs w:val="20"/>
     </w:rPr>
   </w:style>
-  <w:style w:type="paragraph" w:styleId="TOC7">
+  <w:style w:type="paragraph" w:styleId="Inhopg7">
     <w:name w:val="toc 7"/>
-    <w:basedOn w:val="Normal"/>
-    <w:next w:val="Normal"/>
+    <w:basedOn w:val="Standaard"/>
+    <w:next w:val="Standaard"/>
     <w:autoRedefine/>
     <w:uiPriority w:val="39"/>
     <w:semiHidden/>
@@ -11437,10 +13017,10 @@
       <w:szCs w:val="20"/>
     </w:rPr>
   </w:style>
-  <w:style w:type="paragraph" w:styleId="TOC8">
+  <w:style w:type="paragraph" w:styleId="Inhopg8">
     <w:name w:val="toc 8"/>
-    <w:basedOn w:val="Normal"/>
-    <w:next w:val="Normal"/>
+    <w:basedOn w:val="Standaard"/>
+    <w:next w:val="Standaard"/>
     <w:autoRedefine/>
     <w:uiPriority w:val="39"/>
     <w:semiHidden/>
@@ -11455,10 +13035,10 @@
       <w:szCs w:val="20"/>
     </w:rPr>
   </w:style>
-  <w:style w:type="paragraph" w:styleId="TOC9">
+  <w:style w:type="paragraph" w:styleId="Inhopg9">
     <w:name w:val="toc 9"/>
-    <w:basedOn w:val="Normal"/>
-    <w:next w:val="Normal"/>
+    <w:basedOn w:val="Standaard"/>
+    <w:next w:val="Standaard"/>
     <w:autoRedefine/>
     <w:uiPriority w:val="39"/>
     <w:semiHidden/>

--- a/Opleverset_Project_5-6/Verslagen/Requirement analyse.docx
+++ b/Opleverset_Project_5-6/Verslagen/Requirement analyse.docx
@@ -17,19 +17,8 @@
           <w:sz w:val="36"/>
           <w:szCs w:val="36"/>
         </w:rPr>
-        <w:t xml:space="preserve">Requirements </w:t>
-      </w:r>
-      <w:proofErr w:type="spellStart"/>
-      <w:r>
-        <w:rPr>
-          <w:b/>
-          <w:bCs/>
-          <w:sz w:val="36"/>
-          <w:szCs w:val="36"/>
-        </w:rPr>
-        <w:t>analyse</w:t>
-      </w:r>
-      <w:proofErr w:type="spellEnd"/>
+        <w:t>Requirements analyse</w:t>
+      </w:r>
     </w:p>
     <w:p>
       <w:r>
@@ -88,13 +77,8 @@
     <w:p/>
     <w:p>
       <w:r>
-        <w:t xml:space="preserve">Dennis </w:t>
-      </w:r>
-      <w:proofErr w:type="spellStart"/>
-      <w:r>
-        <w:t>Zejnilovic</w:t>
-      </w:r>
-      <w:proofErr w:type="spellEnd"/>
+        <w:t>Dennis Zejnilovic</w:t>
+      </w:r>
       <w:r>
         <w:tab/>
         <w:t>1098617</w:t>
@@ -102,15 +86,7 @@
     </w:p>
     <w:p>
       <w:r>
-        <w:t xml:space="preserve">Ali </w:t>
-      </w:r>
-      <w:proofErr w:type="spellStart"/>
-      <w:r>
-        <w:t>Haimed</w:t>
-      </w:r>
-      <w:proofErr w:type="spellEnd"/>
-      <w:r>
-        <w:t xml:space="preserve"> </w:t>
+        <w:t xml:space="preserve">Ali Haimed </w:t>
       </w:r>
       <w:r>
         <w:tab/>
@@ -177,11 +153,9 @@
           <w:pPr>
             <w:pStyle w:val="Kopvaninhoudsopgave"/>
           </w:pPr>
-          <w:proofErr w:type="spellStart"/>
           <w:r>
             <w:t>Inhoudsopgave</w:t>
           </w:r>
-          <w:proofErr w:type="spellEnd"/>
         </w:p>
         <w:p>
           <w:pPr>
@@ -1265,23 +1239,7 @@
           <w:rFonts w:asciiTheme="majorHAnsi" w:hAnsiTheme="majorHAnsi"/>
           <w:lang w:val="nl-NL"/>
         </w:rPr>
-        <w:t xml:space="preserve">In dit </w:t>
-      </w:r>
-      <w:proofErr w:type="spellStart"/>
-      <w:r>
-        <w:rPr>
-          <w:rFonts w:asciiTheme="majorHAnsi" w:hAnsiTheme="majorHAnsi"/>
-          <w:lang w:val="nl-NL"/>
-        </w:rPr>
-        <w:t>requirements</w:t>
-      </w:r>
-      <w:proofErr w:type="spellEnd"/>
-      <w:r>
-        <w:rPr>
-          <w:rFonts w:asciiTheme="majorHAnsi" w:hAnsiTheme="majorHAnsi"/>
-          <w:lang w:val="nl-NL"/>
-        </w:rPr>
-        <w:t xml:space="preserve"> analyse zullen de eisen behandeld worden voor het project: Het lokaliseren en detecteren van drones. Deze analyse zal de </w:t>
+        <w:t xml:space="preserve">In dit requirements analyse zullen de eisen behandeld worden voor het project: Het lokaliseren en detecteren van drones. Deze analyse zal de </w:t>
       </w:r>
       <w:r>
         <w:rPr>
@@ -1303,7 +1261,6 @@
         </w:rPr>
         <w:t xml:space="preserve">ser </w:t>
       </w:r>
-      <w:proofErr w:type="spellStart"/>
       <w:r>
         <w:rPr>
           <w:rFonts w:asciiTheme="majorHAnsi" w:hAnsiTheme="majorHAnsi"/>
@@ -1322,9 +1279,15 @@
           <w:u w:val="single"/>
           <w:lang w:val="nl-NL"/>
         </w:rPr>
-        <w:t>tories</w:t>
-      </w:r>
-      <w:proofErr w:type="spellEnd"/>
+        <w:t xml:space="preserve">tories </w:t>
+      </w:r>
+      <w:r>
+        <w:rPr>
+          <w:rFonts w:asciiTheme="majorHAnsi" w:hAnsiTheme="majorHAnsi"/>
+          <w:lang w:val="nl-NL"/>
+        </w:rPr>
+        <w:t>van de</w:t>
+      </w:r>
       <w:r>
         <w:rPr>
           <w:rFonts w:asciiTheme="majorHAnsi" w:hAnsiTheme="majorHAnsi"/>
@@ -1333,14 +1296,14 @@
           <w:u w:val="single"/>
           <w:lang w:val="nl-NL"/>
         </w:rPr>
-        <w:t xml:space="preserve"> </w:t>
+        <w:t xml:space="preserve"> Product Backlog </w:t>
       </w:r>
       <w:r>
         <w:rPr>
           <w:rFonts w:asciiTheme="majorHAnsi" w:hAnsiTheme="majorHAnsi"/>
           <w:lang w:val="nl-NL"/>
         </w:rPr>
-        <w:t>van de</w:t>
+        <w:t xml:space="preserve">(zie </w:t>
       </w:r>
       <w:r>
         <w:rPr>
@@ -1350,85 +1313,14 @@
           <w:u w:val="single"/>
           <w:lang w:val="nl-NL"/>
         </w:rPr>
-        <w:t xml:space="preserve"> Product </w:t>
-      </w:r>
-      <w:proofErr w:type="spellStart"/>
+        <w:t>README.md</w:t>
+      </w:r>
       <w:r>
         <w:rPr>
           <w:rFonts w:asciiTheme="majorHAnsi" w:hAnsiTheme="majorHAnsi"/>
-          <w:b/>
-          <w:bCs/>
-          <w:u w:val="single"/>
-          <w:lang w:val="nl-NL"/>
-        </w:rPr>
-        <w:t>Backlog</w:t>
-      </w:r>
-      <w:proofErr w:type="spellEnd"/>
-      <w:r>
-        <w:rPr>
-          <w:rFonts w:asciiTheme="majorHAnsi" w:hAnsiTheme="majorHAnsi"/>
-          <w:b/>
-          <w:bCs/>
-          <w:u w:val="single"/>
-          <w:lang w:val="nl-NL"/>
-        </w:rPr>
-        <w:t xml:space="preserve"> </w:t>
-      </w:r>
-      <w:r>
-        <w:rPr>
-          <w:rFonts w:asciiTheme="majorHAnsi" w:hAnsiTheme="majorHAnsi"/>
-          <w:lang w:val="nl-NL"/>
-        </w:rPr>
-        <w:t xml:space="preserve">(zie </w:t>
-      </w:r>
-      <w:r>
-        <w:rPr>
-          <w:rFonts w:asciiTheme="majorHAnsi" w:hAnsiTheme="majorHAnsi"/>
-          <w:b/>
-          <w:bCs/>
-          <w:u w:val="single"/>
-          <w:lang w:val="nl-NL"/>
-        </w:rPr>
-        <w:t>README.md</w:t>
-      </w:r>
-      <w:r>
-        <w:rPr>
-          <w:rFonts w:asciiTheme="majorHAnsi" w:hAnsiTheme="majorHAnsi"/>
-          <w:lang w:val="nl-NL"/>
-        </w:rPr>
-        <w:t xml:space="preserve">) die zijn geconstrueerd na meerdere meetings met de opdrachtgever behandelen om daarvan passende eisen op te stellen. Deze analyse zal een Prioriteit systeem bevatten die de eisen verdeeld in hoe belangrijk ze zijn voor het project waarin het </w:t>
-      </w:r>
-      <w:proofErr w:type="spellStart"/>
-      <w:r>
-        <w:rPr>
-          <w:rFonts w:asciiTheme="majorHAnsi" w:hAnsiTheme="majorHAnsi"/>
-          <w:lang w:val="nl-NL"/>
-        </w:rPr>
-        <w:t>MoSCoW</w:t>
-      </w:r>
-      <w:proofErr w:type="spellEnd"/>
-      <w:r>
-        <w:rPr>
-          <w:rFonts w:asciiTheme="majorHAnsi" w:hAnsiTheme="majorHAnsi"/>
-          <w:lang w:val="nl-NL"/>
-        </w:rPr>
-        <w:t xml:space="preserve"> systeem wordt toegepast. Ook zullen de gekozen componenten voor het project aan het begin van de analyse benoemd worden, eisen waarin er een aanpassing of toevoeging is van de componenten zal aangegeven worden in de </w:t>
-      </w:r>
-      <w:proofErr w:type="spellStart"/>
-      <w:r>
-        <w:rPr>
-          <w:rFonts w:asciiTheme="majorHAnsi" w:hAnsiTheme="majorHAnsi"/>
-          <w:lang w:val="nl-NL"/>
-        </w:rPr>
-        <w:t>requirements</w:t>
-      </w:r>
-      <w:proofErr w:type="spellEnd"/>
-      <w:r>
-        <w:rPr>
-          <w:rFonts w:asciiTheme="majorHAnsi" w:hAnsiTheme="majorHAnsi"/>
-          <w:lang w:val="nl-NL"/>
-        </w:rPr>
-        <w:t xml:space="preserve"> zelf</w:t>
+          <w:lang w:val="nl-NL"/>
+        </w:rPr>
+        <w:t>) die zijn geconstrueerd na meerdere meetings met de opdrachtgever behandelen om daarvan passende eisen op te stellen. Deze analyse zal een Prioriteit systeem bevatten die de eisen verdeeld in hoe belangrijk ze zijn voor het project waarin het MoSCoW systeem wordt toegepast. Ook zullen de gekozen componenten voor het project aan het begin van de analyse benoemd worden, eisen waarin er een aanpassing of toevoeging is van de componenten zal aangegeven worden in de requirements zelf</w:t>
       </w:r>
       <w:r>
         <w:rPr>
@@ -1493,7 +1385,6 @@
                       <w:bCs/>
                     </w:rPr>
                   </w:pPr>
-                  <w:proofErr w:type="spellStart"/>
                   <w:r>
                     <w:rPr>
                       <w:b/>
@@ -1501,7 +1392,6 @@
                     </w:rPr>
                     <w:t>Prioriteit</w:t>
                   </w:r>
-                  <w:proofErr w:type="spellEnd"/>
                 </w:p>
               </w:tc>
               <w:tc>
@@ -1564,23 +1454,7 @@
                       <w:b/>
                       <w:bCs/>
                     </w:rPr>
-                    <w:t xml:space="preserve">P1 – </w:t>
-                  </w:r>
-                  <w:proofErr w:type="spellStart"/>
-                  <w:r>
-                    <w:rPr>
-                      <w:b/>
-                      <w:bCs/>
-                    </w:rPr>
-                    <w:t>Essentieel</w:t>
-                  </w:r>
-                  <w:proofErr w:type="spellEnd"/>
-                  <w:r>
-                    <w:rPr>
-                      <w:b/>
-                      <w:bCs/>
-                    </w:rPr>
-                    <w:t xml:space="preserve"> (must-have)</w:t>
+                    <w:t>P1 – Essentieel (must-have)</w:t>
                   </w:r>
                 </w:p>
               </w:tc>
@@ -1640,58 +1514,7 @@
                       <w:b/>
                       <w:bCs/>
                     </w:rPr>
-                    <w:t xml:space="preserve">P2 – </w:t>
-                  </w:r>
-                  <w:proofErr w:type="spellStart"/>
-                  <w:r>
-                    <w:rPr>
-                      <w:b/>
-                      <w:bCs/>
-                    </w:rPr>
-                    <w:t>Belangrijk</w:t>
-                  </w:r>
-                  <w:proofErr w:type="spellEnd"/>
-                  <w:r>
-                    <w:rPr>
-                      <w:b/>
-                      <w:bCs/>
-                    </w:rPr>
-                    <w:t xml:space="preserve"> (should-have)</w:t>
-                  </w:r>
-                </w:p>
-              </w:tc>
-              <w:tc>
-                <w:tcPr>
-                  <w:tcW w:w="0" w:type="auto"/>
-                  <w:hideMark/>
-                </w:tcPr>
-                <w:p>
-                  <w:pPr>
-                    <w:spacing w:after="160" w:line="278" w:lineRule="auto"/>
-                  </w:pPr>
-                  <w:proofErr w:type="spellStart"/>
-                  <w:r>
-                    <w:t>Verbetert</w:t>
-                  </w:r>
-                  <w:proofErr w:type="spellEnd"/>
-                  <w:r>
-                    <w:t xml:space="preserve"> </w:t>
-                  </w:r>
-                  <w:proofErr w:type="spellStart"/>
-                  <w:r>
-                    <w:t>bruikbaarheid</w:t>
-                  </w:r>
-                  <w:proofErr w:type="spellEnd"/>
-                  <w:r>
-                    <w:t xml:space="preserve"> of </w:t>
-                  </w:r>
-                  <w:proofErr w:type="spellStart"/>
-                  <w:r>
-                    <w:t>betrouwbaarheid</w:t>
-                  </w:r>
-                  <w:proofErr w:type="spellEnd"/>
-                  <w:r>
-                    <w:t>.</w:t>
+                    <w:t>P2 – Belangrijk (should-have)</w:t>
                   </w:r>
                 </w:p>
               </w:tc>
@@ -1705,15 +1528,21 @@
                     <w:spacing w:after="160" w:line="278" w:lineRule="auto"/>
                   </w:pPr>
                   <w:r>
-                    <w:t>Live camera-</w:t>
+                    <w:t>Verbetert bruikbaarheid of betrouwbaarheid.</w:t>
                   </w:r>
-                  <w:proofErr w:type="spellStart"/>
+                </w:p>
+              </w:tc>
+              <w:tc>
+                <w:tcPr>
+                  <w:tcW w:w="0" w:type="auto"/>
+                  <w:hideMark/>
+                </w:tcPr>
+                <w:p>
+                  <w:pPr>
+                    <w:spacing w:after="160" w:line="278" w:lineRule="auto"/>
+                  </w:pPr>
                   <w:r>
-                    <w:t>overzicht</w:t>
-                  </w:r>
-                  <w:proofErr w:type="spellEnd"/>
-                  <w:r>
-                    <w:t>, data in GUI.</w:t>
+                    <w:t>Live camera-overzicht, data in GUI.</w:t>
                   </w:r>
                 </w:p>
               </w:tc>
@@ -1733,23 +1562,7 @@
                       <w:b/>
                       <w:bCs/>
                     </w:rPr>
-                    <w:t xml:space="preserve">P3 – </w:t>
-                  </w:r>
-                  <w:proofErr w:type="spellStart"/>
-                  <w:r>
-                    <w:rPr>
-                      <w:b/>
-                      <w:bCs/>
-                    </w:rPr>
-                    <w:t>Optioneel</w:t>
-                  </w:r>
-                  <w:proofErr w:type="spellEnd"/>
-                  <w:r>
-                    <w:rPr>
-                      <w:b/>
-                      <w:bCs/>
-                    </w:rPr>
-                    <w:t xml:space="preserve"> (could-have)</w:t>
+                    <w:t>P3 – Optioneel (could-have)</w:t>
                   </w:r>
                 </w:p>
               </w:tc>
@@ -1930,21 +1743,8 @@
           <w:kern w:val="0"/>
           <w:lang w:val="nl-NL"/>
         </w:rPr>
-        <w:t xml:space="preserve">USB </w:t>
-      </w:r>
-      <w:proofErr w:type="spellStart"/>
-      <w:r>
-        <w:rPr>
-          <w:rFonts w:asciiTheme="majorHAnsi" w:hAnsiTheme="majorHAnsi" w:cs="Helvetica Neue"/>
-          <w:b/>
-          <w:bCs/>
-          <w:color w:val="000000"/>
-          <w:kern w:val="0"/>
-          <w:lang w:val="nl-NL"/>
-        </w:rPr>
-        <w:t>Arducam</w:t>
-      </w:r>
-      <w:proofErr w:type="spellEnd"/>
+        <w:t>USB Arducam</w:t>
+      </w:r>
       <w:r>
         <w:rPr>
           <w:rFonts w:asciiTheme="majorHAnsi" w:hAnsiTheme="majorHAnsi" w:cs="Helvetica Neue"/>
@@ -2088,29 +1888,8 @@
           <w:kern w:val="0"/>
           <w:lang w:val="nl-NL"/>
         </w:rPr>
-        <w:t xml:space="preserve"> en de </w:t>
-      </w:r>
-      <w:proofErr w:type="spellStart"/>
-      <w:r>
-        <w:rPr>
-          <w:rFonts w:asciiTheme="majorHAnsi" w:hAnsiTheme="majorHAnsi" w:cs="Helvetica Neue"/>
-          <w:color w:val="000000"/>
-          <w:kern w:val="0"/>
-          <w:lang w:val="nl-NL"/>
-        </w:rPr>
-        <w:t>library</w:t>
-      </w:r>
-      <w:proofErr w:type="spellEnd"/>
-      <w:r>
-        <w:rPr>
-          <w:rFonts w:asciiTheme="majorHAnsi" w:hAnsiTheme="majorHAnsi" w:cs="Helvetica Neue"/>
-          <w:color w:val="000000"/>
-          <w:kern w:val="0"/>
-          <w:lang w:val="nl-NL"/>
-        </w:rPr>
-        <w:t xml:space="preserve"> </w:t>
-      </w:r>
-      <w:proofErr w:type="spellStart"/>
+        <w:t xml:space="preserve"> en de library </w:t>
+      </w:r>
       <w:r>
         <w:rPr>
           <w:rFonts w:asciiTheme="majorHAnsi" w:hAnsiTheme="majorHAnsi" w:cs="Helvetica Neue"/>
@@ -2122,7 +1901,6 @@
         </w:rPr>
         <w:t>OpenCV</w:t>
       </w:r>
-      <w:proofErr w:type="spellEnd"/>
       <w:r>
         <w:rPr>
           <w:rFonts w:asciiTheme="majorHAnsi" w:hAnsiTheme="majorHAnsi" w:cs="Helvetica Neue"/>
@@ -2201,7 +1979,6 @@
         </w:rPr>
         <w:t xml:space="preserve">Voor de keuze in Microcontroller is er gekozen voor het gebruik te maken van de </w:t>
       </w:r>
-      <w:proofErr w:type="spellStart"/>
       <w:r>
         <w:rPr>
           <w:rFonts w:asciiTheme="majorHAnsi" w:hAnsiTheme="majorHAnsi" w:cs="Helvetica Neue"/>
@@ -2233,19 +2010,7 @@
           <w:kern w:val="0"/>
           <w:lang w:val="nl-NL"/>
         </w:rPr>
-        <w:t>berry</w:t>
-      </w:r>
-      <w:proofErr w:type="spellEnd"/>
-      <w:r>
-        <w:rPr>
-          <w:rFonts w:asciiTheme="majorHAnsi" w:hAnsiTheme="majorHAnsi" w:cs="Helvetica Neue"/>
-          <w:b/>
-          <w:bCs/>
-          <w:color w:val="000000"/>
-          <w:kern w:val="0"/>
-          <w:lang w:val="nl-NL"/>
-        </w:rPr>
-        <w:t xml:space="preserve"> Pi 5</w:t>
+        <w:t>berry Pi 5</w:t>
       </w:r>
       <w:r>
         <w:rPr>
@@ -2436,27 +2201,7 @@
           <w:kern w:val="0"/>
           <w:lang w:val="nl-NL"/>
         </w:rPr>
-        <w:t xml:space="preserve">Deze </w:t>
-      </w:r>
-      <w:proofErr w:type="spellStart"/>
-      <w:r>
-        <w:rPr>
-          <w:rFonts w:cs="Helvetica Neue"/>
-          <w:color w:val="000000"/>
-          <w:kern w:val="0"/>
-          <w:lang w:val="nl-NL"/>
-        </w:rPr>
-        <w:t>requirement</w:t>
-      </w:r>
-      <w:proofErr w:type="spellEnd"/>
-      <w:r>
-        <w:rPr>
-          <w:rFonts w:cs="Helvetica Neue"/>
-          <w:color w:val="000000"/>
-          <w:kern w:val="0"/>
-          <w:lang w:val="nl-NL"/>
-        </w:rPr>
-        <w:t xml:space="preserve"> verwijst naar een eis van de opdrachtgever die is uitgewerkt in </w:t>
+        <w:t xml:space="preserve">Deze requirement verwijst naar een eis van de opdrachtgever die is uitgewerkt in </w:t>
       </w:r>
       <w:r>
         <w:rPr>
@@ -2489,22 +2234,8 @@
           <w:u w:val="single"/>
           <w:lang w:val="nl-NL"/>
         </w:rPr>
-        <w:t xml:space="preserve">Product </w:t>
-      </w:r>
-      <w:proofErr w:type="spellStart"/>
-      <w:r>
-        <w:rPr>
-          <w:rFonts w:cs="Helvetica Neue"/>
-          <w:b/>
-          <w:bCs/>
-          <w:color w:val="000000"/>
-          <w:kern w:val="0"/>
-          <w:u w:val="single"/>
-          <w:lang w:val="nl-NL"/>
-        </w:rPr>
-        <w:t>Backlog</w:t>
-      </w:r>
-      <w:proofErr w:type="spellEnd"/>
+        <w:t>Product Backlog</w:t>
+      </w:r>
       <w:r>
         <w:rPr>
           <w:rFonts w:cs="Helvetica Neue"/>
@@ -2596,61 +2327,7 @@
           <w:color w:val="000000"/>
           <w:kern w:val="0"/>
         </w:rPr>
-        <w:t>Camera (</w:t>
-      </w:r>
-      <w:proofErr w:type="spellStart"/>
-      <w:r>
-        <w:rPr>
-          <w:rFonts w:cs="Helvetica Neue"/>
-          <w:color w:val="000000"/>
-          <w:kern w:val="0"/>
-        </w:rPr>
-        <w:t>Arducam</w:t>
-      </w:r>
-      <w:proofErr w:type="spellEnd"/>
-      <w:r>
-        <w:rPr>
-          <w:rFonts w:cs="Helvetica Neue"/>
-          <w:color w:val="000000"/>
-          <w:kern w:val="0"/>
-        </w:rPr>
-        <w:t xml:space="preserve"> of </w:t>
-      </w:r>
-      <w:proofErr w:type="spellStart"/>
-      <w:r>
-        <w:rPr>
-          <w:rFonts w:cs="Helvetica Neue"/>
-          <w:color w:val="000000"/>
-          <w:kern w:val="0"/>
-        </w:rPr>
-        <w:t>Waveshare</w:t>
-      </w:r>
-      <w:proofErr w:type="spellEnd"/>
-      <w:r>
-        <w:rPr>
-          <w:rFonts w:cs="Helvetica Neue"/>
-          <w:color w:val="000000"/>
-          <w:kern w:val="0"/>
-        </w:rPr>
-        <w:t xml:space="preserve"> </w:t>
-      </w:r>
-      <w:proofErr w:type="spellStart"/>
-      <w:r>
-        <w:rPr>
-          <w:rFonts w:cs="Helvetica Neue"/>
-          <w:color w:val="000000"/>
-          <w:kern w:val="0"/>
-        </w:rPr>
-        <w:t>stereocamera</w:t>
-      </w:r>
-      <w:proofErr w:type="spellEnd"/>
-      <w:r>
-        <w:rPr>
-          <w:rFonts w:cs="Helvetica Neue"/>
-          <w:color w:val="000000"/>
-          <w:kern w:val="0"/>
-        </w:rPr>
-        <w:t>)</w:t>
+        <w:t>Camera (Arducam of Waveshare stereocamera)</w:t>
       </w:r>
     </w:p>
     <w:p>
@@ -2674,25 +2351,14 @@
           <w:lang w:val="nl-NL"/>
         </w:rPr>
       </w:pPr>
-      <w:proofErr w:type="spellStart"/>
-      <w:r>
-        <w:rPr>
-          <w:rFonts w:cs="Helvetica Neue"/>
-          <w:color w:val="000000"/>
-          <w:kern w:val="0"/>
-          <w:lang w:val="nl-NL"/>
-        </w:rPr>
-        <w:t>Raspberry</w:t>
-      </w:r>
-      <w:proofErr w:type="spellEnd"/>
-      <w:r>
-        <w:rPr>
-          <w:rFonts w:cs="Helvetica Neue"/>
-          <w:color w:val="000000"/>
-          <w:kern w:val="0"/>
-          <w:lang w:val="nl-NL"/>
-        </w:rPr>
-        <w:t xml:space="preserve"> Pi 5</w:t>
+      <w:r>
+        <w:rPr>
+          <w:rFonts w:cs="Helvetica Neue"/>
+          <w:color w:val="000000"/>
+          <w:kern w:val="0"/>
+          <w:lang w:val="nl-NL"/>
+        </w:rPr>
+        <w:t>Raspberry Pi 5</w:t>
       </w:r>
     </w:p>
     <w:p>
@@ -2723,19 +2389,8 @@
           <w:kern w:val="0"/>
           <w:lang w:val="nl-NL"/>
         </w:rPr>
-        <w:t xml:space="preserve">Python met </w:t>
-      </w:r>
-      <w:proofErr w:type="spellStart"/>
-      <w:r>
-        <w:rPr>
-          <w:rFonts w:cs="Helvetica Neue"/>
-          <w:color w:val="000000"/>
-          <w:kern w:val="0"/>
-          <w:lang w:val="nl-NL"/>
-        </w:rPr>
-        <w:t>Opencv</w:t>
-      </w:r>
-      <w:proofErr w:type="spellEnd"/>
+        <w:t>Python met Opencv</w:t>
+      </w:r>
     </w:p>
     <w:p>
       <w:pPr>
@@ -2841,7 +2496,25 @@
           <w:kern w:val="0"/>
           <w:lang w:val="nl-NL"/>
         </w:rPr>
-        <w:t xml:space="preserve"> Test 1: ‘Object Detectie’</w:t>
+        <w:t xml:space="preserve"> Test </w:t>
+      </w:r>
+      <w:r>
+        <w:rPr>
+          <w:rFonts w:cs="Helvetica Neue"/>
+          <w:color w:val="000000"/>
+          <w:kern w:val="0"/>
+          <w:lang w:val="nl-NL"/>
+        </w:rPr>
+        <w:t>2</w:t>
+      </w:r>
+      <w:r>
+        <w:rPr>
+          <w:rFonts w:cs="Helvetica Neue"/>
+          <w:color w:val="000000"/>
+          <w:kern w:val="0"/>
+          <w:lang w:val="nl-NL"/>
+        </w:rPr>
+        <w:t>: ‘Object Detectie’</w:t>
       </w:r>
     </w:p>
     <w:p>
@@ -2917,55 +2590,7 @@
           <w:kern w:val="0"/>
           <w:lang w:val="nl-NL"/>
         </w:rPr>
-        <w:t xml:space="preserve">Er wordt een </w:t>
-      </w:r>
-      <w:proofErr w:type="spellStart"/>
-      <w:r>
-        <w:rPr>
-          <w:rFonts w:cs="Helvetica Neue"/>
-          <w:i/>
-          <w:iCs/>
-          <w:color w:val="000000"/>
-          <w:kern w:val="0"/>
-          <w:lang w:val="nl-NL"/>
-        </w:rPr>
-        <w:t>Graphical</w:t>
-      </w:r>
-      <w:proofErr w:type="spellEnd"/>
-      <w:r>
-        <w:rPr>
-          <w:rFonts w:cs="Helvetica Neue"/>
-          <w:i/>
-          <w:iCs/>
-          <w:color w:val="000000"/>
-          <w:kern w:val="0"/>
-          <w:lang w:val="nl-NL"/>
-        </w:rPr>
-        <w:t xml:space="preserve"> User Interface (GUI) aangemaakt die de real-time beeld, afstand en positie kan laten zien door middel van de data van de </w:t>
-      </w:r>
-      <w:proofErr w:type="spellStart"/>
-      <w:r>
-        <w:rPr>
-          <w:rFonts w:cs="Helvetica Neue"/>
-          <w:i/>
-          <w:iCs/>
-          <w:color w:val="000000"/>
-          <w:kern w:val="0"/>
-          <w:lang w:val="nl-NL"/>
-        </w:rPr>
-        <w:t>Raspberry</w:t>
-      </w:r>
-      <w:proofErr w:type="spellEnd"/>
-      <w:r>
-        <w:rPr>
-          <w:rFonts w:cs="Helvetica Neue"/>
-          <w:i/>
-          <w:iCs/>
-          <w:color w:val="000000"/>
-          <w:kern w:val="0"/>
-          <w:lang w:val="nl-NL"/>
-        </w:rPr>
-        <w:t xml:space="preserve"> Pi 5 op te nemen.</w:t>
+        <w:t>Er wordt een Graphical User Interface (GUI) aangemaakt die de real-time beeld, afstand en positie kan laten zien door middel van de data van de Raspberry Pi 5 op te nemen.</w:t>
       </w:r>
     </w:p>
     <w:p>
@@ -2991,27 +2616,7 @@
           <w:kern w:val="0"/>
           <w:lang w:val="nl-NL"/>
         </w:rPr>
-        <w:t xml:space="preserve">Deze </w:t>
-      </w:r>
-      <w:proofErr w:type="spellStart"/>
-      <w:r>
-        <w:rPr>
-          <w:rFonts w:cs="Helvetica Neue"/>
-          <w:color w:val="000000"/>
-          <w:kern w:val="0"/>
-          <w:lang w:val="nl-NL"/>
-        </w:rPr>
-        <w:t>requirement</w:t>
-      </w:r>
-      <w:proofErr w:type="spellEnd"/>
-      <w:r>
-        <w:rPr>
-          <w:rFonts w:cs="Helvetica Neue"/>
-          <w:color w:val="000000"/>
-          <w:kern w:val="0"/>
-          <w:lang w:val="nl-NL"/>
-        </w:rPr>
-        <w:t xml:space="preserve"> verwijst naar een eis van de opdrachtgever die is uitgewerkt in </w:t>
+        <w:t xml:space="preserve">Deze requirement verwijst naar een eis van de opdrachtgever die is uitgewerkt in </w:t>
       </w:r>
       <w:r>
         <w:rPr>
@@ -3044,22 +2649,8 @@
           <w:u w:val="single"/>
           <w:lang w:val="nl-NL"/>
         </w:rPr>
-        <w:t xml:space="preserve">Product </w:t>
-      </w:r>
-      <w:proofErr w:type="spellStart"/>
-      <w:r>
-        <w:rPr>
-          <w:rFonts w:cs="Helvetica Neue"/>
-          <w:b/>
-          <w:bCs/>
-          <w:color w:val="000000"/>
-          <w:kern w:val="0"/>
-          <w:u w:val="single"/>
-          <w:lang w:val="nl-NL"/>
-        </w:rPr>
-        <w:t>Backlog</w:t>
-      </w:r>
-      <w:proofErr w:type="spellEnd"/>
+        <w:t>Product Backlog</w:t>
+      </w:r>
       <w:r>
         <w:rPr>
           <w:rFonts w:cs="Helvetica Neue"/>
@@ -3157,43 +2748,7 @@
           <w:color w:val="000000"/>
           <w:kern w:val="0"/>
         </w:rPr>
-        <w:t>in Python (</w:t>
-      </w:r>
-      <w:proofErr w:type="spellStart"/>
-      <w:r>
-        <w:rPr>
-          <w:rFonts w:cs="Helvetica Neue"/>
-          <w:color w:val="000000"/>
-          <w:kern w:val="0"/>
-        </w:rPr>
-        <w:t>Tkinter</w:t>
-      </w:r>
-      <w:proofErr w:type="spellEnd"/>
-      <w:r>
-        <w:rPr>
-          <w:rFonts w:cs="Helvetica Neue"/>
-          <w:color w:val="000000"/>
-          <w:kern w:val="0"/>
-        </w:rPr>
-        <w:t xml:space="preserve">, </w:t>
-      </w:r>
-      <w:proofErr w:type="spellStart"/>
-      <w:r>
-        <w:rPr>
-          <w:rFonts w:cs="Helvetica Neue"/>
-          <w:color w:val="000000"/>
-          <w:kern w:val="0"/>
-        </w:rPr>
-        <w:t>PyQt</w:t>
-      </w:r>
-      <w:proofErr w:type="spellEnd"/>
-      <w:r>
-        <w:rPr>
-          <w:rFonts w:cs="Helvetica Neue"/>
-          <w:color w:val="000000"/>
-          <w:kern w:val="0"/>
-        </w:rPr>
-        <w:t xml:space="preserve"> of OpenCV GUI)</w:t>
+        <w:t>in Python (Tkinter, PyQt of OpenCV GUI)</w:t>
       </w:r>
     </w:p>
     <w:p>
@@ -3322,7 +2877,7 @@
           <w:kern w:val="0"/>
           <w:lang w:val="nl-NL"/>
         </w:rPr>
-        <w:t>3</w:t>
+        <w:t>4</w:t>
       </w:r>
       <w:r>
         <w:rPr>
@@ -3414,27 +2969,7 @@
           <w:kern w:val="0"/>
           <w:lang w:val="nl-NL"/>
         </w:rPr>
-        <w:t xml:space="preserve">Deze </w:t>
-      </w:r>
-      <w:proofErr w:type="spellStart"/>
-      <w:r>
-        <w:rPr>
-          <w:rFonts w:cs="Helvetica Neue"/>
-          <w:color w:val="000000"/>
-          <w:kern w:val="0"/>
-          <w:lang w:val="nl-NL"/>
-        </w:rPr>
-        <w:t>requirement</w:t>
-      </w:r>
-      <w:proofErr w:type="spellEnd"/>
-      <w:r>
-        <w:rPr>
-          <w:rFonts w:cs="Helvetica Neue"/>
-          <w:color w:val="000000"/>
-          <w:kern w:val="0"/>
-          <w:lang w:val="nl-NL"/>
-        </w:rPr>
-        <w:t xml:space="preserve"> verwijst naar een eis van de opdrachtgever die is uitgewerkt in </w:t>
+        <w:t xml:space="preserve">Deze requirement verwijst naar een eis van de opdrachtgever die is uitgewerkt in </w:t>
       </w:r>
       <w:r>
         <w:rPr>
@@ -3467,22 +3002,8 @@
           <w:u w:val="single"/>
           <w:lang w:val="nl-NL"/>
         </w:rPr>
-        <w:t xml:space="preserve">Product </w:t>
-      </w:r>
-      <w:proofErr w:type="spellStart"/>
-      <w:r>
-        <w:rPr>
-          <w:rFonts w:cs="Helvetica Neue"/>
-          <w:b/>
-          <w:bCs/>
-          <w:color w:val="000000"/>
-          <w:kern w:val="0"/>
-          <w:u w:val="single"/>
-          <w:lang w:val="nl-NL"/>
-        </w:rPr>
-        <w:t>Backlog</w:t>
-      </w:r>
-      <w:proofErr w:type="spellEnd"/>
+        <w:t>Product Backlog</w:t>
+      </w:r>
       <w:r>
         <w:rPr>
           <w:rFonts w:cs="Helvetica Neue"/>
@@ -3560,61 +3081,7 @@
           <w:color w:val="000000"/>
           <w:kern w:val="0"/>
         </w:rPr>
-        <w:t>Camera (</w:t>
-      </w:r>
-      <w:proofErr w:type="spellStart"/>
-      <w:r>
-        <w:rPr>
-          <w:rFonts w:cs="Helvetica Neue"/>
-          <w:color w:val="000000"/>
-          <w:kern w:val="0"/>
-        </w:rPr>
-        <w:t>Arducam</w:t>
-      </w:r>
-      <w:proofErr w:type="spellEnd"/>
-      <w:r>
-        <w:rPr>
-          <w:rFonts w:cs="Helvetica Neue"/>
-          <w:color w:val="000000"/>
-          <w:kern w:val="0"/>
-        </w:rPr>
-        <w:t xml:space="preserve"> of </w:t>
-      </w:r>
-      <w:proofErr w:type="spellStart"/>
-      <w:r>
-        <w:rPr>
-          <w:rFonts w:cs="Helvetica Neue"/>
-          <w:color w:val="000000"/>
-          <w:kern w:val="0"/>
-        </w:rPr>
-        <w:t>Waveshare</w:t>
-      </w:r>
-      <w:proofErr w:type="spellEnd"/>
-      <w:r>
-        <w:rPr>
-          <w:rFonts w:cs="Helvetica Neue"/>
-          <w:color w:val="000000"/>
-          <w:kern w:val="0"/>
-        </w:rPr>
-        <w:t xml:space="preserve"> </w:t>
-      </w:r>
-      <w:proofErr w:type="spellStart"/>
-      <w:r>
-        <w:rPr>
-          <w:rFonts w:cs="Helvetica Neue"/>
-          <w:color w:val="000000"/>
-          <w:kern w:val="0"/>
-        </w:rPr>
-        <w:t>stereocamera</w:t>
-      </w:r>
-      <w:proofErr w:type="spellEnd"/>
-      <w:r>
-        <w:rPr>
-          <w:rFonts w:cs="Helvetica Neue"/>
-          <w:color w:val="000000"/>
-          <w:kern w:val="0"/>
-        </w:rPr>
-        <w:t>)</w:t>
+        <w:t>Camera (Arducam of Waveshare stereocamera)</w:t>
       </w:r>
     </w:p>
     <w:p>
@@ -3638,25 +3105,14 @@
           <w:lang w:val="nl-NL"/>
         </w:rPr>
       </w:pPr>
-      <w:proofErr w:type="spellStart"/>
-      <w:r>
-        <w:rPr>
-          <w:rFonts w:cs="Helvetica Neue"/>
-          <w:color w:val="000000"/>
-          <w:kern w:val="0"/>
-          <w:lang w:val="nl-NL"/>
-        </w:rPr>
-        <w:t>Raspberry</w:t>
-      </w:r>
-      <w:proofErr w:type="spellEnd"/>
-      <w:r>
-        <w:rPr>
-          <w:rFonts w:cs="Helvetica Neue"/>
-          <w:color w:val="000000"/>
-          <w:kern w:val="0"/>
-          <w:lang w:val="nl-NL"/>
-        </w:rPr>
-        <w:t xml:space="preserve"> Pi 5</w:t>
+      <w:r>
+        <w:rPr>
+          <w:rFonts w:cs="Helvetica Neue"/>
+          <w:color w:val="000000"/>
+          <w:kern w:val="0"/>
+          <w:lang w:val="nl-NL"/>
+        </w:rPr>
+        <w:t>Raspberry Pi 5</w:t>
       </w:r>
     </w:p>
     <w:p>
@@ -3687,19 +3143,8 @@
           <w:kern w:val="0"/>
           <w:lang w:val="nl-NL"/>
         </w:rPr>
-        <w:t xml:space="preserve">Python met </w:t>
-      </w:r>
-      <w:proofErr w:type="spellStart"/>
-      <w:r>
-        <w:rPr>
-          <w:rFonts w:cs="Helvetica Neue"/>
-          <w:color w:val="000000"/>
-          <w:kern w:val="0"/>
-          <w:lang w:val="nl-NL"/>
-        </w:rPr>
-        <w:t>Opencv</w:t>
-      </w:r>
-      <w:proofErr w:type="spellEnd"/>
+        <w:t>Python met Opencv</w:t>
+      </w:r>
     </w:p>
     <w:p>
       <w:pPr>
@@ -3777,34 +3222,16 @@
           <w:kern w:val="0"/>
           <w:lang w:val="nl-NL"/>
         </w:rPr>
-        <w:t>2</w:t>
-      </w:r>
-      <w:r>
-        <w:rPr>
-          <w:rFonts w:cs="Helvetica Neue"/>
-          <w:color w:val="000000"/>
-          <w:kern w:val="0"/>
-          <w:lang w:val="nl-NL"/>
-        </w:rPr>
-        <w:t>: ‘</w:t>
-      </w:r>
-      <w:r>
-        <w:rPr>
-          <w:rFonts w:cs="Helvetica Neue"/>
-          <w:color w:val="000000"/>
-          <w:kern w:val="0"/>
-          <w:lang w:val="nl-NL"/>
-        </w:rPr>
-        <w:t>Afstand Detectie</w:t>
-      </w:r>
-      <w:r>
-        <w:rPr>
-          <w:rFonts w:cs="Helvetica Neue"/>
-          <w:color w:val="000000"/>
-          <w:kern w:val="0"/>
-          <w:lang w:val="nl-NL"/>
-        </w:rPr>
-        <w:t>’</w:t>
+        <w:t>3</w:t>
+      </w:r>
+      <w:r>
+        <w:rPr>
+          <w:rFonts w:cs="Helvetica Neue"/>
+          <w:color w:val="000000"/>
+          <w:kern w:val="0"/>
+          <w:lang w:val="nl-NL"/>
+        </w:rPr>
+        <w:t>: ‘Afstand Detectie’</w:t>
       </w:r>
     </w:p>
     <w:p>
@@ -3856,31 +3283,7 @@
           <w:kern w:val="0"/>
           <w:lang w:val="nl-NL"/>
         </w:rPr>
-        <w:t xml:space="preserve">In de GUI staat een 2D grafiek die bestaat uit lengte en breedte (x, y) die gebruik maakt van de feed van de 2 camera’s waarin de locatie van een bewegend object in </w:t>
-      </w:r>
-      <w:proofErr w:type="spellStart"/>
-      <w:r>
-        <w:rPr>
-          <w:rFonts w:cs="Helvetica Neue"/>
-          <w:i/>
-          <w:iCs/>
-          <w:color w:val="000000"/>
-          <w:kern w:val="0"/>
-          <w:lang w:val="nl-NL"/>
-        </w:rPr>
-        <w:t>realtime</w:t>
-      </w:r>
-      <w:proofErr w:type="spellEnd"/>
-      <w:r>
-        <w:rPr>
-          <w:rFonts w:cs="Helvetica Neue"/>
-          <w:i/>
-          <w:iCs/>
-          <w:color w:val="000000"/>
-          <w:kern w:val="0"/>
-          <w:lang w:val="nl-NL"/>
-        </w:rPr>
-        <w:t xml:space="preserve"> wordt weergegeven door het middelpunt te nemen van de detectiekader die over het object zit en dat als constante punt weer te geven in de grafiek waarvan de positie elke 0,5s wordt bijgewerkt.</w:t>
+        <w:t>In de GUI staat een 2D grafiek die bestaat uit lengte en breedte (x, y) die gebruik maakt van de feed van de 2 camera’s waarin de locatie van een bewegend object in realtime wordt weergegeven door het middelpunt te nemen van de detectiekader die over het object zit en dat als constante punt weer te geven in de grafiek waarvan de positie elke 0,5s wordt bijgewerkt.</w:t>
       </w:r>
     </w:p>
     <w:p>
@@ -3906,27 +3309,7 @@
           <w:kern w:val="0"/>
           <w:lang w:val="nl-NL"/>
         </w:rPr>
-        <w:t xml:space="preserve">Deze </w:t>
-      </w:r>
-      <w:proofErr w:type="spellStart"/>
-      <w:r>
-        <w:rPr>
-          <w:rFonts w:cs="Helvetica Neue"/>
-          <w:color w:val="000000"/>
-          <w:kern w:val="0"/>
-          <w:lang w:val="nl-NL"/>
-        </w:rPr>
-        <w:t>requirement</w:t>
-      </w:r>
-      <w:proofErr w:type="spellEnd"/>
-      <w:r>
-        <w:rPr>
-          <w:rFonts w:cs="Helvetica Neue"/>
-          <w:color w:val="000000"/>
-          <w:kern w:val="0"/>
-          <w:lang w:val="nl-NL"/>
-        </w:rPr>
-        <w:t xml:space="preserve"> verwijst naar een eis van de opdrachtgever die is uitgewerkt in </w:t>
+        <w:t xml:space="preserve">Deze requirement verwijst naar een eis van de opdrachtgever die is uitgewerkt in </w:t>
       </w:r>
       <w:r>
         <w:rPr>
@@ -3959,22 +3342,8 @@
           <w:u w:val="single"/>
           <w:lang w:val="nl-NL"/>
         </w:rPr>
-        <w:t xml:space="preserve">Product </w:t>
-      </w:r>
-      <w:proofErr w:type="spellStart"/>
-      <w:r>
-        <w:rPr>
-          <w:rFonts w:cs="Helvetica Neue"/>
-          <w:b/>
-          <w:bCs/>
-          <w:color w:val="000000"/>
-          <w:kern w:val="0"/>
-          <w:u w:val="single"/>
-          <w:lang w:val="nl-NL"/>
-        </w:rPr>
-        <w:t>Backlog</w:t>
-      </w:r>
-      <w:proofErr w:type="spellEnd"/>
+        <w:t>Product Backlog</w:t>
+      </w:r>
       <w:r>
         <w:rPr>
           <w:rFonts w:cs="Helvetica Neue"/>
@@ -4052,61 +3421,7 @@
           <w:color w:val="000000"/>
           <w:kern w:val="0"/>
         </w:rPr>
-        <w:t>Camera (</w:t>
-      </w:r>
-      <w:proofErr w:type="spellStart"/>
-      <w:r>
-        <w:rPr>
-          <w:rFonts w:cs="Helvetica Neue"/>
-          <w:color w:val="000000"/>
-          <w:kern w:val="0"/>
-        </w:rPr>
-        <w:t>Arducam</w:t>
-      </w:r>
-      <w:proofErr w:type="spellEnd"/>
-      <w:r>
-        <w:rPr>
-          <w:rFonts w:cs="Helvetica Neue"/>
-          <w:color w:val="000000"/>
-          <w:kern w:val="0"/>
-        </w:rPr>
-        <w:t xml:space="preserve"> of </w:t>
-      </w:r>
-      <w:proofErr w:type="spellStart"/>
-      <w:r>
-        <w:rPr>
-          <w:rFonts w:cs="Helvetica Neue"/>
-          <w:color w:val="000000"/>
-          <w:kern w:val="0"/>
-        </w:rPr>
-        <w:t>Waveshare</w:t>
-      </w:r>
-      <w:proofErr w:type="spellEnd"/>
-      <w:r>
-        <w:rPr>
-          <w:rFonts w:cs="Helvetica Neue"/>
-          <w:color w:val="000000"/>
-          <w:kern w:val="0"/>
-        </w:rPr>
-        <w:t xml:space="preserve"> </w:t>
-      </w:r>
-      <w:proofErr w:type="spellStart"/>
-      <w:r>
-        <w:rPr>
-          <w:rFonts w:cs="Helvetica Neue"/>
-          <w:color w:val="000000"/>
-          <w:kern w:val="0"/>
-        </w:rPr>
-        <w:t>stereocamera</w:t>
-      </w:r>
-      <w:proofErr w:type="spellEnd"/>
-      <w:r>
-        <w:rPr>
-          <w:rFonts w:cs="Helvetica Neue"/>
-          <w:color w:val="000000"/>
-          <w:kern w:val="0"/>
-        </w:rPr>
-        <w:t>)</w:t>
+        <w:t>Camera (Arducam of Waveshare stereocamera)</w:t>
       </w:r>
     </w:p>
     <w:p>
@@ -4168,19 +3483,8 @@
           <w:kern w:val="0"/>
           <w:lang w:val="nl-NL"/>
         </w:rPr>
-        <w:t xml:space="preserve">Python met </w:t>
-      </w:r>
-      <w:proofErr w:type="spellStart"/>
-      <w:r>
-        <w:rPr>
-          <w:rFonts w:cs="Helvetica Neue"/>
-          <w:color w:val="000000"/>
-          <w:kern w:val="0"/>
-          <w:lang w:val="nl-NL"/>
-        </w:rPr>
-        <w:t>Opencv</w:t>
-      </w:r>
-      <w:proofErr w:type="spellEnd"/>
+        <w:t>Python met Opencv</w:t>
+      </w:r>
     </w:p>
     <w:p>
       <w:pPr>
@@ -4258,34 +3562,16 @@
           <w:kern w:val="0"/>
           <w:lang w:val="nl-NL"/>
         </w:rPr>
-        <w:t>4</w:t>
-      </w:r>
-      <w:r>
-        <w:rPr>
-          <w:rFonts w:cs="Helvetica Neue"/>
-          <w:color w:val="000000"/>
-          <w:kern w:val="0"/>
-          <w:lang w:val="nl-NL"/>
-        </w:rPr>
-        <w:t>: ‘G</w:t>
-      </w:r>
-      <w:r>
-        <w:rPr>
-          <w:rFonts w:cs="Helvetica Neue"/>
-          <w:color w:val="000000"/>
-          <w:kern w:val="0"/>
-          <w:lang w:val="nl-NL"/>
-        </w:rPr>
-        <w:t>rafiek</w:t>
-      </w:r>
-      <w:r>
-        <w:rPr>
-          <w:rFonts w:cs="Helvetica Neue"/>
-          <w:color w:val="000000"/>
-          <w:kern w:val="0"/>
-          <w:lang w:val="nl-NL"/>
-        </w:rPr>
-        <w:t>’</w:t>
+        <w:t>5</w:t>
+      </w:r>
+      <w:r>
+        <w:rPr>
+          <w:rFonts w:cs="Helvetica Neue"/>
+          <w:color w:val="000000"/>
+          <w:kern w:val="0"/>
+          <w:lang w:val="nl-NL"/>
+        </w:rPr>
+        <w:t>: ‘Grafiek’</w:t>
       </w:r>
     </w:p>
     <w:p>
@@ -4363,27 +3649,7 @@
           <w:kern w:val="0"/>
           <w:lang w:val="nl-NL"/>
         </w:rPr>
-        <w:t xml:space="preserve">Deze </w:t>
-      </w:r>
-      <w:proofErr w:type="spellStart"/>
-      <w:r>
-        <w:rPr>
-          <w:rFonts w:cs="Helvetica Neue"/>
-          <w:color w:val="000000"/>
-          <w:kern w:val="0"/>
-          <w:lang w:val="nl-NL"/>
-        </w:rPr>
-        <w:t>requirement</w:t>
-      </w:r>
-      <w:proofErr w:type="spellEnd"/>
-      <w:r>
-        <w:rPr>
-          <w:rFonts w:cs="Helvetica Neue"/>
-          <w:color w:val="000000"/>
-          <w:kern w:val="0"/>
-          <w:lang w:val="nl-NL"/>
-        </w:rPr>
-        <w:t xml:space="preserve"> verwijst naar een eis van de opdrachtgever die is uitgewerkt in </w:t>
+        <w:t xml:space="preserve">Deze requirement verwijst naar een eis van de opdrachtgever die is uitgewerkt in </w:t>
       </w:r>
       <w:r>
         <w:rPr>
@@ -4416,22 +3682,8 @@
           <w:u w:val="single"/>
           <w:lang w:val="nl-NL"/>
         </w:rPr>
-        <w:t xml:space="preserve">Product </w:t>
-      </w:r>
-      <w:proofErr w:type="spellStart"/>
-      <w:r>
-        <w:rPr>
-          <w:rFonts w:cs="Helvetica Neue"/>
-          <w:b/>
-          <w:bCs/>
-          <w:color w:val="000000"/>
-          <w:kern w:val="0"/>
-          <w:u w:val="single"/>
-          <w:lang w:val="nl-NL"/>
-        </w:rPr>
-        <w:t>Backlog</w:t>
-      </w:r>
-      <w:proofErr w:type="spellEnd"/>
+        <w:t>Product Backlog</w:t>
+      </w:r>
       <w:r>
         <w:rPr>
           <w:rFonts w:cs="Helvetica Neue"/>
@@ -4509,61 +3761,7 @@
           <w:color w:val="000000"/>
           <w:kern w:val="0"/>
         </w:rPr>
-        <w:t>Camera (</w:t>
-      </w:r>
-      <w:proofErr w:type="spellStart"/>
-      <w:r>
-        <w:rPr>
-          <w:rFonts w:cs="Helvetica Neue"/>
-          <w:color w:val="000000"/>
-          <w:kern w:val="0"/>
-        </w:rPr>
-        <w:t>Arducam</w:t>
-      </w:r>
-      <w:proofErr w:type="spellEnd"/>
-      <w:r>
-        <w:rPr>
-          <w:rFonts w:cs="Helvetica Neue"/>
-          <w:color w:val="000000"/>
-          <w:kern w:val="0"/>
-        </w:rPr>
-        <w:t xml:space="preserve"> of </w:t>
-      </w:r>
-      <w:proofErr w:type="spellStart"/>
-      <w:r>
-        <w:rPr>
-          <w:rFonts w:cs="Helvetica Neue"/>
-          <w:color w:val="000000"/>
-          <w:kern w:val="0"/>
-        </w:rPr>
-        <w:t>Waveshare</w:t>
-      </w:r>
-      <w:proofErr w:type="spellEnd"/>
-      <w:r>
-        <w:rPr>
-          <w:rFonts w:cs="Helvetica Neue"/>
-          <w:color w:val="000000"/>
-          <w:kern w:val="0"/>
-        </w:rPr>
-        <w:t xml:space="preserve"> </w:t>
-      </w:r>
-      <w:proofErr w:type="spellStart"/>
-      <w:r>
-        <w:rPr>
-          <w:rFonts w:cs="Helvetica Neue"/>
-          <w:color w:val="000000"/>
-          <w:kern w:val="0"/>
-        </w:rPr>
-        <w:t>stereocamera</w:t>
-      </w:r>
-      <w:proofErr w:type="spellEnd"/>
-      <w:r>
-        <w:rPr>
-          <w:rFonts w:cs="Helvetica Neue"/>
-          <w:color w:val="000000"/>
-          <w:kern w:val="0"/>
-        </w:rPr>
-        <w:t>)</w:t>
+        <w:t>Camera (Arducam of Waveshare stereocamera)</w:t>
       </w:r>
     </w:p>
     <w:p>
@@ -4587,25 +3785,14 @@
           <w:lang w:val="nl-NL"/>
         </w:rPr>
       </w:pPr>
-      <w:proofErr w:type="spellStart"/>
-      <w:r>
-        <w:rPr>
-          <w:rFonts w:cs="Helvetica Neue"/>
-          <w:color w:val="000000"/>
-          <w:kern w:val="0"/>
-          <w:lang w:val="nl-NL"/>
-        </w:rPr>
-        <w:t>Raspberry</w:t>
-      </w:r>
-      <w:proofErr w:type="spellEnd"/>
-      <w:r>
-        <w:rPr>
-          <w:rFonts w:cs="Helvetica Neue"/>
-          <w:color w:val="000000"/>
-          <w:kern w:val="0"/>
-          <w:lang w:val="nl-NL"/>
-        </w:rPr>
-        <w:t xml:space="preserve"> Pi 5</w:t>
+      <w:r>
+        <w:rPr>
+          <w:rFonts w:cs="Helvetica Neue"/>
+          <w:color w:val="000000"/>
+          <w:kern w:val="0"/>
+          <w:lang w:val="nl-NL"/>
+        </w:rPr>
+        <w:t>Raspberry Pi 5</w:t>
       </w:r>
     </w:p>
     <w:p>
@@ -4715,34 +3902,16 @@
           <w:kern w:val="0"/>
           <w:lang w:val="nl-NL"/>
         </w:rPr>
-        <w:t>5</w:t>
-      </w:r>
-      <w:r>
-        <w:rPr>
-          <w:rFonts w:cs="Helvetica Neue"/>
-          <w:color w:val="000000"/>
-          <w:kern w:val="0"/>
-          <w:lang w:val="nl-NL"/>
-        </w:rPr>
-        <w:t>: ‘</w:t>
-      </w:r>
-      <w:r>
-        <w:rPr>
-          <w:rFonts w:cs="Helvetica Neue"/>
-          <w:color w:val="000000"/>
-          <w:kern w:val="0"/>
-          <w:lang w:val="nl-NL"/>
-        </w:rPr>
-        <w:t>Camera-Overzicht</w:t>
-      </w:r>
-      <w:r>
-        <w:rPr>
-          <w:rFonts w:cs="Helvetica Neue"/>
-          <w:color w:val="000000"/>
-          <w:kern w:val="0"/>
-          <w:lang w:val="nl-NL"/>
-        </w:rPr>
-        <w:t>’</w:t>
+        <w:t>1</w:t>
+      </w:r>
+      <w:r>
+        <w:rPr>
+          <w:rFonts w:cs="Helvetica Neue"/>
+          <w:color w:val="000000"/>
+          <w:kern w:val="0"/>
+          <w:lang w:val="nl-NL"/>
+        </w:rPr>
+        <w:t>: ‘Camera-Overzicht’</w:t>
       </w:r>
     </w:p>
     <w:p/>
@@ -4826,27 +3995,7 @@
           <w:kern w:val="0"/>
           <w:lang w:val="nl-NL"/>
         </w:rPr>
-        <w:t xml:space="preserve">Deze </w:t>
-      </w:r>
-      <w:proofErr w:type="spellStart"/>
-      <w:r>
-        <w:rPr>
-          <w:rFonts w:cs="Helvetica Neue"/>
-          <w:color w:val="000000"/>
-          <w:kern w:val="0"/>
-          <w:lang w:val="nl-NL"/>
-        </w:rPr>
-        <w:t>requirement</w:t>
-      </w:r>
-      <w:proofErr w:type="spellEnd"/>
-      <w:r>
-        <w:rPr>
-          <w:rFonts w:cs="Helvetica Neue"/>
-          <w:color w:val="000000"/>
-          <w:kern w:val="0"/>
-          <w:lang w:val="nl-NL"/>
-        </w:rPr>
-        <w:t xml:space="preserve"> verwijst naar een eis van de opdrachtgever die is uitgewerkt in </w:t>
+        <w:t xml:space="preserve">Deze requirement verwijst naar een eis van de opdrachtgever die is uitgewerkt in </w:t>
       </w:r>
       <w:r>
         <w:rPr>
@@ -4879,22 +4028,8 @@
           <w:u w:val="single"/>
           <w:lang w:val="nl-NL"/>
         </w:rPr>
-        <w:t xml:space="preserve">Product </w:t>
-      </w:r>
-      <w:proofErr w:type="spellStart"/>
-      <w:r>
-        <w:rPr>
-          <w:rFonts w:cs="Helvetica Neue"/>
-          <w:b/>
-          <w:bCs/>
-          <w:color w:val="000000"/>
-          <w:kern w:val="0"/>
-          <w:u w:val="single"/>
-          <w:lang w:val="nl-NL"/>
-        </w:rPr>
-        <w:t>Backlog</w:t>
-      </w:r>
-      <w:proofErr w:type="spellEnd"/>
+        <w:t>Product Backlog</w:t>
+      </w:r>
       <w:r>
         <w:rPr>
           <w:rFonts w:cs="Helvetica Neue"/>
@@ -5133,27 +4268,7 @@
           <w:kern w:val="0"/>
           <w:lang w:val="nl-NL"/>
         </w:rPr>
-        <w:t xml:space="preserve">Deze </w:t>
-      </w:r>
-      <w:proofErr w:type="spellStart"/>
-      <w:r>
-        <w:rPr>
-          <w:rFonts w:cs="Helvetica Neue"/>
-          <w:color w:val="000000"/>
-          <w:kern w:val="0"/>
-          <w:lang w:val="nl-NL"/>
-        </w:rPr>
-        <w:t>requirement</w:t>
-      </w:r>
-      <w:proofErr w:type="spellEnd"/>
-      <w:r>
-        <w:rPr>
-          <w:rFonts w:cs="Helvetica Neue"/>
-          <w:color w:val="000000"/>
-          <w:kern w:val="0"/>
-          <w:lang w:val="nl-NL"/>
-        </w:rPr>
-        <w:t xml:space="preserve"> verwijst naar een </w:t>
+        <w:t xml:space="preserve">Deze requirement verwijst naar een </w:t>
       </w:r>
       <w:r>
         <w:rPr>
@@ -5222,22 +4337,8 @@
           <w:u w:val="single"/>
           <w:lang w:val="nl-NL"/>
         </w:rPr>
-        <w:t xml:space="preserve">Product </w:t>
-      </w:r>
-      <w:proofErr w:type="spellStart"/>
-      <w:r>
-        <w:rPr>
-          <w:rFonts w:cs="Helvetica Neue"/>
-          <w:b/>
-          <w:bCs/>
-          <w:color w:val="000000"/>
-          <w:kern w:val="0"/>
-          <w:u w:val="single"/>
-          <w:lang w:val="nl-NL"/>
-        </w:rPr>
-        <w:t>Backlog</w:t>
-      </w:r>
-      <w:proofErr w:type="spellEnd"/>
+        <w:t>Product Backlog</w:t>
+      </w:r>
       <w:r>
         <w:rPr>
           <w:rFonts w:cs="Helvetica Neue"/>
@@ -5339,55 +4440,7 @@
           <w:kern w:val="0"/>
           <w:lang w:val="nl-NL"/>
         </w:rPr>
-        <w:t xml:space="preserve">In de GUI staat een 3D grafiek die bestaat uit lengte, breedte en diepte (x, y, </w:t>
-      </w:r>
-      <w:proofErr w:type="spellStart"/>
-      <w:r>
-        <w:rPr>
-          <w:rFonts w:cs="Helvetica Neue"/>
-          <w:i/>
-          <w:iCs/>
-          <w:color w:val="000000"/>
-          <w:kern w:val="0"/>
-          <w:lang w:val="nl-NL"/>
-        </w:rPr>
-        <w:t>z</w:t>
-      </w:r>
-      <w:proofErr w:type="spellEnd"/>
-      <w:r>
-        <w:rPr>
-          <w:rFonts w:cs="Helvetica Neue"/>
-          <w:i/>
-          <w:iCs/>
-          <w:color w:val="000000"/>
-          <w:kern w:val="0"/>
-          <w:lang w:val="nl-NL"/>
-        </w:rPr>
-        <w:t xml:space="preserve">) die gebruik maakt van de feed van de 2 camera’s waarin de locatie van een bewegend object in </w:t>
-      </w:r>
-      <w:proofErr w:type="spellStart"/>
-      <w:r>
-        <w:rPr>
-          <w:rFonts w:cs="Helvetica Neue"/>
-          <w:i/>
-          <w:iCs/>
-          <w:color w:val="000000"/>
-          <w:kern w:val="0"/>
-          <w:lang w:val="nl-NL"/>
-        </w:rPr>
-        <w:t>realtime</w:t>
-      </w:r>
-      <w:proofErr w:type="spellEnd"/>
-      <w:r>
-        <w:rPr>
-          <w:rFonts w:cs="Helvetica Neue"/>
-          <w:i/>
-          <w:iCs/>
-          <w:color w:val="000000"/>
-          <w:kern w:val="0"/>
-          <w:lang w:val="nl-NL"/>
-        </w:rPr>
-        <w:t xml:space="preserve"> wordt weergegeven door het middelpunt te nemen van de detectiekader die over het object zit en dat als constante punt weer te geven in de grafiek waarvan de positie elke 0,5s wordt bijgewerkt en met een afwijking van ≤ 10cm voor het bepalen van de diepte.</w:t>
+        <w:t>In de GUI staat een 3D grafiek die bestaat uit lengte, breedte en diepte (x, y, z) die gebruik maakt van de feed van de 2 camera’s waarin de locatie van een bewegend object in realtime wordt weergegeven door het middelpunt te nemen van de detectiekader die over het object zit en dat als constante punt weer te geven in de grafiek waarvan de positie elke 0,5s wordt bijgewerkt en met een afwijking van ≤ 10cm voor het bepalen van de diepte.</w:t>
       </w:r>
     </w:p>
     <w:p>
@@ -5425,27 +4478,7 @@
           <w:kern w:val="0"/>
           <w:lang w:val="nl-NL"/>
         </w:rPr>
-        <w:t xml:space="preserve">Deze </w:t>
-      </w:r>
-      <w:proofErr w:type="spellStart"/>
-      <w:r>
-        <w:rPr>
-          <w:rFonts w:cs="Helvetica Neue"/>
-          <w:color w:val="000000"/>
-          <w:kern w:val="0"/>
-          <w:lang w:val="nl-NL"/>
-        </w:rPr>
-        <w:t>requirement</w:t>
-      </w:r>
-      <w:proofErr w:type="spellEnd"/>
-      <w:r>
-        <w:rPr>
-          <w:rFonts w:cs="Helvetica Neue"/>
-          <w:color w:val="000000"/>
-          <w:kern w:val="0"/>
-          <w:lang w:val="nl-NL"/>
-        </w:rPr>
-        <w:t xml:space="preserve"> verwijst naar een </w:t>
+        <w:t xml:space="preserve">Deze requirement verwijst naar een </w:t>
       </w:r>
       <w:r>
         <w:rPr>
@@ -5508,22 +4541,8 @@
           <w:u w:val="single"/>
           <w:lang w:val="nl-NL"/>
         </w:rPr>
-        <w:t xml:space="preserve">Product </w:t>
-      </w:r>
-      <w:proofErr w:type="spellStart"/>
-      <w:r>
-        <w:rPr>
-          <w:rFonts w:cs="Helvetica Neue"/>
-          <w:b/>
-          <w:bCs/>
-          <w:color w:val="000000"/>
-          <w:kern w:val="0"/>
-          <w:u w:val="single"/>
-          <w:lang w:val="nl-NL"/>
-        </w:rPr>
-        <w:t>Backlog</w:t>
-      </w:r>
-      <w:proofErr w:type="spellEnd"/>
+        <w:t>Product Backlog</w:t>
+      </w:r>
       <w:r>
         <w:rPr>
           <w:rFonts w:cs="Helvetica Neue"/>
@@ -5601,61 +4620,7 @@
           <w:color w:val="000000"/>
           <w:kern w:val="0"/>
         </w:rPr>
-        <w:t>Camera (</w:t>
-      </w:r>
-      <w:proofErr w:type="spellStart"/>
-      <w:r>
-        <w:rPr>
-          <w:rFonts w:cs="Helvetica Neue"/>
-          <w:color w:val="000000"/>
-          <w:kern w:val="0"/>
-        </w:rPr>
-        <w:t>Arducam</w:t>
-      </w:r>
-      <w:proofErr w:type="spellEnd"/>
-      <w:r>
-        <w:rPr>
-          <w:rFonts w:cs="Helvetica Neue"/>
-          <w:color w:val="000000"/>
-          <w:kern w:val="0"/>
-        </w:rPr>
-        <w:t xml:space="preserve"> of </w:t>
-      </w:r>
-      <w:proofErr w:type="spellStart"/>
-      <w:r>
-        <w:rPr>
-          <w:rFonts w:cs="Helvetica Neue"/>
-          <w:color w:val="000000"/>
-          <w:kern w:val="0"/>
-        </w:rPr>
-        <w:t>Waveshare</w:t>
-      </w:r>
-      <w:proofErr w:type="spellEnd"/>
-      <w:r>
-        <w:rPr>
-          <w:rFonts w:cs="Helvetica Neue"/>
-          <w:color w:val="000000"/>
-          <w:kern w:val="0"/>
-        </w:rPr>
-        <w:t xml:space="preserve"> </w:t>
-      </w:r>
-      <w:proofErr w:type="spellStart"/>
-      <w:r>
-        <w:rPr>
-          <w:rFonts w:cs="Helvetica Neue"/>
-          <w:color w:val="000000"/>
-          <w:kern w:val="0"/>
-        </w:rPr>
-        <w:t>stereocamera</w:t>
-      </w:r>
-      <w:proofErr w:type="spellEnd"/>
-      <w:r>
-        <w:rPr>
-          <w:rFonts w:cs="Helvetica Neue"/>
-          <w:color w:val="000000"/>
-          <w:kern w:val="0"/>
-        </w:rPr>
-        <w:t>)</w:t>
+        <w:t>Camera (Arducam of Waveshare stereocamera)</w:t>
       </w:r>
     </w:p>
     <w:p>
@@ -5679,25 +4644,14 @@
           <w:lang w:val="nl-NL"/>
         </w:rPr>
       </w:pPr>
-      <w:proofErr w:type="spellStart"/>
-      <w:r>
-        <w:rPr>
-          <w:rFonts w:cs="Helvetica Neue"/>
-          <w:color w:val="000000"/>
-          <w:kern w:val="0"/>
-          <w:lang w:val="nl-NL"/>
-        </w:rPr>
-        <w:t>Raspberry</w:t>
-      </w:r>
-      <w:proofErr w:type="spellEnd"/>
-      <w:r>
-        <w:rPr>
-          <w:rFonts w:cs="Helvetica Neue"/>
-          <w:color w:val="000000"/>
-          <w:kern w:val="0"/>
-          <w:lang w:val="nl-NL"/>
-        </w:rPr>
-        <w:t xml:space="preserve"> Pi 5</w:t>
+      <w:r>
+        <w:rPr>
+          <w:rFonts w:cs="Helvetica Neue"/>
+          <w:color w:val="000000"/>
+          <w:kern w:val="0"/>
+          <w:lang w:val="nl-NL"/>
+        </w:rPr>
+        <w:t>Raspberry Pi 5</w:t>
       </w:r>
     </w:p>
     <w:p>
@@ -5929,27 +4883,7 @@
           <w:kern w:val="0"/>
           <w:lang w:val="nl-NL"/>
         </w:rPr>
-        <w:t xml:space="preserve">Deze </w:t>
-      </w:r>
-      <w:proofErr w:type="spellStart"/>
-      <w:r>
-        <w:rPr>
-          <w:rFonts w:cs="Helvetica Neue"/>
-          <w:color w:val="000000"/>
-          <w:kern w:val="0"/>
-          <w:lang w:val="nl-NL"/>
-        </w:rPr>
-        <w:t>requirement</w:t>
-      </w:r>
-      <w:proofErr w:type="spellEnd"/>
-      <w:r>
-        <w:rPr>
-          <w:rFonts w:cs="Helvetica Neue"/>
-          <w:color w:val="000000"/>
-          <w:kern w:val="0"/>
-          <w:lang w:val="nl-NL"/>
-        </w:rPr>
-        <w:t xml:space="preserve"> verwijst naar </w:t>
+        <w:t xml:space="preserve">Deze requirement verwijst naar </w:t>
       </w:r>
       <w:r>
         <w:rPr>
@@ -6012,22 +4946,8 @@
           <w:u w:val="single"/>
           <w:lang w:val="nl-NL"/>
         </w:rPr>
-        <w:t xml:space="preserve">Product </w:t>
-      </w:r>
-      <w:proofErr w:type="spellStart"/>
-      <w:r>
-        <w:rPr>
-          <w:rFonts w:cs="Helvetica Neue"/>
-          <w:b/>
-          <w:bCs/>
-          <w:color w:val="000000"/>
-          <w:kern w:val="0"/>
-          <w:u w:val="single"/>
-          <w:lang w:val="nl-NL"/>
-        </w:rPr>
-        <w:t>Backlog</w:t>
-      </w:r>
-      <w:proofErr w:type="spellEnd"/>
+        <w:t>Product Backlog</w:t>
+      </w:r>
       <w:r>
         <w:rPr>
           <w:rFonts w:cs="Helvetica Neue"/>
@@ -6109,7 +5029,6 @@
           <w:kern w:val="0"/>
         </w:rPr>
       </w:pPr>
-      <w:proofErr w:type="spellStart"/>
       <w:r>
         <w:rPr>
           <w:rFonts w:cs="Helvetica Neue"/>
@@ -6118,7 +5037,6 @@
         </w:rPr>
         <w:t>Nachtzichtcamera</w:t>
       </w:r>
-      <w:proofErr w:type="spellEnd"/>
     </w:p>
     <w:p>
       <w:pPr>
@@ -6141,25 +5059,14 @@
           <w:lang w:val="nl-NL"/>
         </w:rPr>
       </w:pPr>
-      <w:proofErr w:type="spellStart"/>
-      <w:r>
-        <w:rPr>
-          <w:rFonts w:cs="Helvetica Neue"/>
-          <w:color w:val="000000"/>
-          <w:kern w:val="0"/>
-          <w:lang w:val="nl-NL"/>
-        </w:rPr>
-        <w:t>Raspberry</w:t>
-      </w:r>
-      <w:proofErr w:type="spellEnd"/>
-      <w:r>
-        <w:rPr>
-          <w:rFonts w:cs="Helvetica Neue"/>
-          <w:color w:val="000000"/>
-          <w:kern w:val="0"/>
-          <w:lang w:val="nl-NL"/>
-        </w:rPr>
-        <w:t xml:space="preserve"> Pi 5</w:t>
+      <w:r>
+        <w:rPr>
+          <w:rFonts w:cs="Helvetica Neue"/>
+          <w:color w:val="000000"/>
+          <w:kern w:val="0"/>
+          <w:lang w:val="nl-NL"/>
+        </w:rPr>
+        <w:t>Raspberry Pi 5</w:t>
       </w:r>
     </w:p>
     <w:p>
@@ -6190,19 +5097,8 @@
           <w:kern w:val="0"/>
           <w:lang w:val="nl-NL"/>
         </w:rPr>
-        <w:t xml:space="preserve">Python met </w:t>
-      </w:r>
-      <w:proofErr w:type="spellStart"/>
-      <w:r>
-        <w:rPr>
-          <w:rFonts w:cs="Helvetica Neue"/>
-          <w:color w:val="000000"/>
-          <w:kern w:val="0"/>
-          <w:lang w:val="nl-NL"/>
-        </w:rPr>
-        <w:t>Opencv</w:t>
-      </w:r>
-      <w:proofErr w:type="spellEnd"/>
+        <w:t>Python met Opencv</w:t>
+      </w:r>
     </w:p>
     <w:p>
       <w:pPr>
@@ -6329,27 +5225,7 @@
           <w:kern w:val="0"/>
           <w:lang w:val="nl-NL"/>
         </w:rPr>
-        <w:t xml:space="preserve">Sinds deze </w:t>
-      </w:r>
-      <w:proofErr w:type="spellStart"/>
-      <w:r>
-        <w:rPr>
-          <w:rFonts w:cs="Helvetica Neue"/>
-          <w:color w:val="000000"/>
-          <w:kern w:val="0"/>
-          <w:lang w:val="nl-NL"/>
-        </w:rPr>
-        <w:t>requirement</w:t>
-      </w:r>
-      <w:proofErr w:type="spellEnd"/>
-      <w:r>
-        <w:rPr>
-          <w:rFonts w:cs="Helvetica Neue"/>
-          <w:color w:val="000000"/>
-          <w:kern w:val="0"/>
-          <w:lang w:val="nl-NL"/>
-        </w:rPr>
-        <w:t xml:space="preserve"> een prioriteit heeft van </w:t>
+        <w:t xml:space="preserve">Sinds deze requirement een prioriteit heeft van </w:t>
       </w:r>
       <w:r>
         <w:rPr>
@@ -6369,47 +5245,7 @@
           <w:kern w:val="0"/>
           <w:lang w:val="nl-NL"/>
         </w:rPr>
-        <w:t xml:space="preserve"> is er tot nu toe geen toegevoegde eisen gesteld van deze </w:t>
-      </w:r>
-      <w:proofErr w:type="spellStart"/>
-      <w:r>
-        <w:rPr>
-          <w:rFonts w:cs="Helvetica Neue"/>
-          <w:color w:val="000000"/>
-          <w:kern w:val="0"/>
-          <w:lang w:val="nl-NL"/>
-        </w:rPr>
-        <w:t>requirement</w:t>
-      </w:r>
-      <w:proofErr w:type="spellEnd"/>
-      <w:r>
-        <w:rPr>
-          <w:rFonts w:cs="Helvetica Neue"/>
-          <w:color w:val="000000"/>
-          <w:kern w:val="0"/>
-          <w:lang w:val="nl-NL"/>
-        </w:rPr>
-        <w:t xml:space="preserve"> en is er dus ook geen onderzoek afgesteld voor de keuze van geschikte camera, dit zal veranderen als de </w:t>
-      </w:r>
-      <w:proofErr w:type="spellStart"/>
-      <w:r>
-        <w:rPr>
-          <w:rFonts w:cs="Helvetica Neue"/>
-          <w:color w:val="000000"/>
-          <w:kern w:val="0"/>
-          <w:lang w:val="nl-NL"/>
-        </w:rPr>
-        <w:t>requirement</w:t>
-      </w:r>
-      <w:proofErr w:type="spellEnd"/>
-      <w:r>
-        <w:rPr>
-          <w:rFonts w:cs="Helvetica Neue"/>
-          <w:color w:val="000000"/>
-          <w:kern w:val="0"/>
-          <w:lang w:val="nl-NL"/>
-        </w:rPr>
-        <w:t xml:space="preserve"> behandelt zou worden. Deze eisen en keuzes van camera worden dan toegevoegd aan het </w:t>
+        <w:t xml:space="preserve"> is er tot nu toe geen toegevoegde eisen gesteld van deze requirement en is er dus ook geen onderzoek afgesteld voor de keuze van geschikte camera, dit zal veranderen als de requirement behandelt zou worden. Deze eisen en keuzes van camera worden dan toegevoegd aan het </w:t>
       </w:r>
       <w:r>
         <w:rPr>
@@ -6481,7 +5317,6 @@
           <w:lang w:val="nl-NL"/>
         </w:rPr>
       </w:pPr>
-      <w:proofErr w:type="spellStart"/>
       <w:r>
         <w:rPr>
           <w:rFonts w:cs="Helvetica Neue"/>
@@ -6493,21 +5328,7 @@
           <w:szCs w:val="28"/>
           <w:lang w:val="nl-NL"/>
         </w:rPr>
-        <w:t>Testing</w:t>
-      </w:r>
-      <w:proofErr w:type="spellEnd"/>
-      <w:r>
-        <w:rPr>
-          <w:rFonts w:cs="Helvetica Neue"/>
-          <w:b/>
-          <w:bCs/>
-          <w:color w:val="000000"/>
-          <w:kern w:val="0"/>
-          <w:sz w:val="28"/>
-          <w:szCs w:val="28"/>
-          <w:lang w:val="nl-NL"/>
-        </w:rPr>
-        <w:t xml:space="preserve">: </w:t>
+        <w:t xml:space="preserve">Testing: </w:t>
       </w:r>
     </w:p>
     <w:p>
@@ -6745,27 +5566,7 @@
           <w:kern w:val="0"/>
           <w:lang w:val="nl-NL"/>
         </w:rPr>
-        <w:t xml:space="preserve">Deze </w:t>
-      </w:r>
-      <w:proofErr w:type="spellStart"/>
-      <w:r>
-        <w:rPr>
-          <w:rFonts w:cs="Helvetica Neue"/>
-          <w:color w:val="000000"/>
-          <w:kern w:val="0"/>
-          <w:lang w:val="nl-NL"/>
-        </w:rPr>
-        <w:t>requirement</w:t>
-      </w:r>
-      <w:proofErr w:type="spellEnd"/>
-      <w:r>
-        <w:rPr>
-          <w:rFonts w:cs="Helvetica Neue"/>
-          <w:color w:val="000000"/>
-          <w:kern w:val="0"/>
-          <w:lang w:val="nl-NL"/>
-        </w:rPr>
-        <w:t xml:space="preserve"> verwijst naar een </w:t>
+        <w:t xml:space="preserve">Deze requirement verwijst naar een </w:t>
       </w:r>
       <w:r>
         <w:rPr>
@@ -6785,7 +5586,6 @@
         </w:rPr>
         <w:t xml:space="preserve">van de opdrachtgever die is uitgewerkt in </w:t>
       </w:r>
-      <w:proofErr w:type="spellStart"/>
       <w:r>
         <w:rPr>
           <w:rFonts w:cs="Helvetica Neue"/>
@@ -6796,9 +5596,8 @@
           <w:u w:val="single"/>
           <w:lang w:val="nl-NL"/>
         </w:rPr>
-        <w:t>UserStory</w:t>
-      </w:r>
-      <w:proofErr w:type="spellEnd"/>
+        <w:t xml:space="preserve">UserStory Nr. </w:t>
+      </w:r>
       <w:r>
         <w:rPr>
           <w:rFonts w:cs="Helvetica Neue"/>
@@ -6809,7 +5608,16 @@
           <w:u w:val="single"/>
           <w:lang w:val="nl-NL"/>
         </w:rPr>
-        <w:t xml:space="preserve"> Nr. </w:t>
+        <w:t>10</w:t>
+      </w:r>
+      <w:r>
+        <w:rPr>
+          <w:rFonts w:cs="Helvetica Neue"/>
+          <w:color w:val="000000"/>
+          <w:kern w:val="0"/>
+          <w:lang w:val="nl-NL"/>
+        </w:rPr>
+        <w:t xml:space="preserve"> in de </w:t>
       </w:r>
       <w:r>
         <w:rPr>
@@ -6821,43 +5629,8 @@
           <w:u w:val="single"/>
           <w:lang w:val="nl-NL"/>
         </w:rPr>
-        <w:t>10</w:t>
-      </w:r>
-      <w:r>
-        <w:rPr>
-          <w:rFonts w:cs="Helvetica Neue"/>
-          <w:color w:val="000000"/>
-          <w:kern w:val="0"/>
-          <w:lang w:val="nl-NL"/>
-        </w:rPr>
-        <w:t xml:space="preserve"> in de </w:t>
-      </w:r>
-      <w:r>
-        <w:rPr>
-          <w:rFonts w:cs="Helvetica Neue"/>
-          <w:b/>
-          <w:bCs/>
-          <w:color w:val="000000"/>
-          <w:kern w:val="0"/>
-          <w:u w:val="single"/>
-          <w:lang w:val="nl-NL"/>
-        </w:rPr>
-        <w:t xml:space="preserve">Product </w:t>
-      </w:r>
-      <w:proofErr w:type="spellStart"/>
-      <w:r>
-        <w:rPr>
-          <w:rFonts w:cs="Helvetica Neue"/>
-          <w:b/>
-          <w:bCs/>
-          <w:color w:val="000000"/>
-          <w:kern w:val="0"/>
-          <w:u w:val="single"/>
-          <w:lang w:val="nl-NL"/>
-        </w:rPr>
-        <w:t>Backlog</w:t>
-      </w:r>
-      <w:proofErr w:type="spellEnd"/>
+        <w:t>Product Backlog</w:t>
+      </w:r>
       <w:r>
         <w:rPr>
           <w:rFonts w:cs="Helvetica Neue"/>
@@ -6939,7 +5712,6 @@
           <w:kern w:val="0"/>
         </w:rPr>
       </w:pPr>
-      <w:proofErr w:type="spellStart"/>
       <w:r>
         <w:rPr>
           <w:rFonts w:cs="Helvetica Neue"/>
@@ -6948,7 +5720,6 @@
         </w:rPr>
         <w:t>Microfoon</w:t>
       </w:r>
-      <w:proofErr w:type="spellEnd"/>
     </w:p>
     <w:p>
       <w:pPr>
@@ -6971,25 +5742,14 @@
           <w:lang w:val="nl-NL"/>
         </w:rPr>
       </w:pPr>
-      <w:proofErr w:type="spellStart"/>
-      <w:r>
-        <w:rPr>
-          <w:rFonts w:cs="Helvetica Neue"/>
-          <w:color w:val="000000"/>
-          <w:kern w:val="0"/>
-          <w:lang w:val="nl-NL"/>
-        </w:rPr>
-        <w:t>Rasberry</w:t>
-      </w:r>
-      <w:proofErr w:type="spellEnd"/>
-      <w:r>
-        <w:rPr>
-          <w:rFonts w:cs="Helvetica Neue"/>
-          <w:color w:val="000000"/>
-          <w:kern w:val="0"/>
-          <w:lang w:val="nl-NL"/>
-        </w:rPr>
-        <w:t xml:space="preserve"> Pi 5</w:t>
+      <w:r>
+        <w:rPr>
+          <w:rFonts w:cs="Helvetica Neue"/>
+          <w:color w:val="000000"/>
+          <w:kern w:val="0"/>
+          <w:lang w:val="nl-NL"/>
+        </w:rPr>
+        <w:t>Rasberry Pi 5</w:t>
       </w:r>
     </w:p>
     <w:p>
@@ -7020,19 +5780,8 @@
           <w:kern w:val="0"/>
           <w:lang w:val="nl-NL"/>
         </w:rPr>
-        <w:t xml:space="preserve">Python met </w:t>
-      </w:r>
-      <w:proofErr w:type="spellStart"/>
-      <w:r>
-        <w:rPr>
-          <w:rFonts w:cs="Helvetica Neue"/>
-          <w:color w:val="000000"/>
-          <w:kern w:val="0"/>
-          <w:lang w:val="nl-NL"/>
-        </w:rPr>
-        <w:t>Opencv</w:t>
-      </w:r>
-      <w:proofErr w:type="spellEnd"/>
+        <w:t>Python met Opencv</w:t>
+      </w:r>
     </w:p>
     <w:p>
       <w:pPr>
@@ -7159,27 +5908,7 @@
           <w:kern w:val="0"/>
           <w:lang w:val="nl-NL"/>
         </w:rPr>
-        <w:t xml:space="preserve">Sinds deze </w:t>
-      </w:r>
-      <w:proofErr w:type="spellStart"/>
-      <w:r>
-        <w:rPr>
-          <w:rFonts w:cs="Helvetica Neue"/>
-          <w:color w:val="000000"/>
-          <w:kern w:val="0"/>
-          <w:lang w:val="nl-NL"/>
-        </w:rPr>
-        <w:t>requirement</w:t>
-      </w:r>
-      <w:proofErr w:type="spellEnd"/>
-      <w:r>
-        <w:rPr>
-          <w:rFonts w:cs="Helvetica Neue"/>
-          <w:color w:val="000000"/>
-          <w:kern w:val="0"/>
-          <w:lang w:val="nl-NL"/>
-        </w:rPr>
-        <w:t xml:space="preserve"> een prioriteit heeft van </w:t>
+        <w:t xml:space="preserve">Sinds deze requirement een prioriteit heeft van </w:t>
       </w:r>
       <w:r>
         <w:rPr>
@@ -7199,67 +5928,7 @@
           <w:kern w:val="0"/>
           <w:lang w:val="nl-NL"/>
         </w:rPr>
-        <w:t xml:space="preserve"> is er tot nu toe geen toegevoegde eisen gesteld van deze </w:t>
-      </w:r>
-      <w:proofErr w:type="spellStart"/>
-      <w:r>
-        <w:rPr>
-          <w:rFonts w:cs="Helvetica Neue"/>
-          <w:color w:val="000000"/>
-          <w:kern w:val="0"/>
-          <w:lang w:val="nl-NL"/>
-        </w:rPr>
-        <w:t>requirement</w:t>
-      </w:r>
-      <w:proofErr w:type="spellEnd"/>
-      <w:r>
-        <w:rPr>
-          <w:rFonts w:cs="Helvetica Neue"/>
-          <w:color w:val="000000"/>
-          <w:kern w:val="0"/>
-          <w:lang w:val="nl-NL"/>
-        </w:rPr>
-        <w:t xml:space="preserve"> en is er dus ook geen onderzoek afgesteld voor de keuze van geschikte microfoon, dit zal veranderen als de </w:t>
-      </w:r>
-      <w:proofErr w:type="spellStart"/>
-      <w:r>
-        <w:rPr>
-          <w:rFonts w:cs="Helvetica Neue"/>
-          <w:color w:val="000000"/>
-          <w:kern w:val="0"/>
-          <w:lang w:val="nl-NL"/>
-        </w:rPr>
-        <w:t>requirement</w:t>
-      </w:r>
-      <w:proofErr w:type="spellEnd"/>
-      <w:r>
-        <w:rPr>
-          <w:rFonts w:cs="Helvetica Neue"/>
-          <w:color w:val="000000"/>
-          <w:kern w:val="0"/>
-          <w:lang w:val="nl-NL"/>
-        </w:rPr>
-        <w:t xml:space="preserve"> behandelt zou worden. Deze eisen en keuzes van </w:t>
-      </w:r>
-      <w:proofErr w:type="spellStart"/>
-      <w:r>
-        <w:rPr>
-          <w:rFonts w:cs="Helvetica Neue"/>
-          <w:color w:val="000000"/>
-          <w:kern w:val="0"/>
-          <w:lang w:val="nl-NL"/>
-        </w:rPr>
-        <w:t>micrfoon</w:t>
-      </w:r>
-      <w:proofErr w:type="spellEnd"/>
-      <w:r>
-        <w:rPr>
-          <w:rFonts w:cs="Helvetica Neue"/>
-          <w:color w:val="000000"/>
-          <w:kern w:val="0"/>
-          <w:lang w:val="nl-NL"/>
-        </w:rPr>
-        <w:t xml:space="preserve"> worden dan behandelt in het dan aangemaakte verslag: </w:t>
+        <w:t xml:space="preserve"> is er tot nu toe geen toegevoegde eisen gesteld van deze requirement en is er dus ook geen onderzoek afgesteld voor de keuze van geschikte microfoon, dit zal veranderen als de requirement behandelt zou worden. Deze eisen en keuzes van micrfoon worden dan behandelt in het dan aangemaakte verslag: </w:t>
       </w:r>
       <w:r>
         <w:rPr>

--- a/Opleverset_Project_5-6/Verslagen/Requirement analyse.docx
+++ b/Opleverset_Project_5-6/Verslagen/Requirement analyse.docx
@@ -2158,7 +2158,51 @@
           <w:kern w:val="0"/>
           <w:lang w:val="nl-NL"/>
         </w:rPr>
-        <w:t>Het systeem detecteert objecten met gebruik van camera’s met een nauwkeurigheid van minimaal 90%, een &lt;1s vertraging en bij normale lichtomstandigheden (Tussen 12:00 en 15:00) waarin de detectie wordt weergegeven met een detectiekader over het object.</w:t>
+        <w:t>Het systeem detecteert objecten met gebruik van camera’s met een nauwkeurigheid van minimaal 90%</w:t>
+      </w:r>
+      <w:r>
+        <w:rPr>
+          <w:rFonts w:cs="Helvetica Neue"/>
+          <w:i/>
+          <w:iCs/>
+          <w:color w:val="000000"/>
+          <w:kern w:val="0"/>
+          <w:lang w:val="nl-NL"/>
+        </w:rPr>
+        <w:t xml:space="preserve"> en </w:t>
+      </w:r>
+      <w:r>
+        <w:rPr>
+          <w:rFonts w:cs="Helvetica Neue"/>
+          <w:i/>
+          <w:iCs/>
+          <w:color w:val="000000"/>
+          <w:kern w:val="0"/>
+          <w:lang w:val="nl-NL"/>
+        </w:rPr>
+        <w:t>een &lt;</w:t>
+      </w:r>
+      <w:r>
+        <w:rPr>
+          <w:rFonts w:cs="Helvetica Neue"/>
+          <w:i/>
+          <w:iCs/>
+          <w:color w:val="000000"/>
+          <w:kern w:val="0"/>
+          <w:lang w:val="nl-NL"/>
+        </w:rPr>
+        <w:t>2</w:t>
+      </w:r>
+      <w:r>
+        <w:rPr>
+          <w:rFonts w:cs="Helvetica Neue"/>
+          <w:i/>
+          <w:iCs/>
+          <w:color w:val="000000"/>
+          <w:kern w:val="0"/>
+          <w:lang w:val="nl-NL"/>
+        </w:rPr>
+        <w:t>s vertraging) waarin de detectie wordt weergegeven met een detectiekader over het object.</w:t>
       </w:r>
     </w:p>
     <w:p>
@@ -2943,7 +2987,29 @@
           <w:kern w:val="0"/>
           <w:lang w:val="nl-NL"/>
         </w:rPr>
-        <w:t>De afstand van een drone tot kan bepaald worden met het gebruik van 2 camera’s door middel van stereovisie geometrie met een afwijking van ≤ 5cm en wordt real-time doorgestuurd en weergegeven in de GUI in meters.</w:t>
+        <w:t>De afstand van een drone tot kan bepaald worden met het gebruik van 2 camera’s door middel van stereovisie geometrie met een afwijking van ≤ 5</w:t>
+      </w:r>
+      <w:r>
+        <w:rPr>
+          <w:rFonts w:cs="Helvetica Neue"/>
+          <w:i/>
+          <w:iCs/>
+          <w:color w:val="000000"/>
+          <w:kern w:val="0"/>
+          <w:lang w:val="nl-NL"/>
+        </w:rPr>
+        <w:t>0</w:t>
+      </w:r>
+      <w:r>
+        <w:rPr>
+          <w:rFonts w:cs="Helvetica Neue"/>
+          <w:i/>
+          <w:iCs/>
+          <w:color w:val="000000"/>
+          <w:kern w:val="0"/>
+          <w:lang w:val="nl-NL"/>
+        </w:rPr>
+        <w:t>cm en wordt real-time doorgestuurd en weergegeven in de GUI in meters.</w:t>
       </w:r>
     </w:p>
     <w:p>

--- a/Opleverset_Project_5-6/Verslagen/Requirement analyse.docx
+++ b/Opleverset_Project_5-6/Verslagen/Requirement analyse.docx
@@ -17,8 +17,19 @@
           <w:sz w:val="36"/>
           <w:szCs w:val="36"/>
         </w:rPr>
-        <w:t>Requirements analyse</w:t>
-      </w:r>
+        <w:t xml:space="preserve">Requirements </w:t>
+      </w:r>
+      <w:proofErr w:type="spellStart"/>
+      <w:r>
+        <w:rPr>
+          <w:b/>
+          <w:bCs/>
+          <w:sz w:val="36"/>
+          <w:szCs w:val="36"/>
+        </w:rPr>
+        <w:t>analyse</w:t>
+      </w:r>
+      <w:proofErr w:type="spellEnd"/>
     </w:p>
     <w:p>
       <w:r>
@@ -86,7 +97,15 @@
     </w:p>
     <w:p>
       <w:r>
-        <w:t xml:space="preserve">Ali Haimed </w:t>
+        <w:t xml:space="preserve">Ali </w:t>
+      </w:r>
+      <w:proofErr w:type="spellStart"/>
+      <w:r>
+        <w:t>Haimed</w:t>
+      </w:r>
+      <w:proofErr w:type="spellEnd"/>
+      <w:r>
+        <w:t xml:space="preserve"> </w:t>
       </w:r>
       <w:r>
         <w:tab/>
@@ -151,15 +170,17 @@
       <w:sdtContent>
         <w:p>
           <w:pPr>
-            <w:pStyle w:val="Kopvaninhoudsopgave"/>
+            <w:pStyle w:val="TOCHeading"/>
           </w:pPr>
+          <w:proofErr w:type="spellStart"/>
           <w:r>
             <w:t>Inhoudsopgave</w:t>
           </w:r>
+          <w:proofErr w:type="spellEnd"/>
         </w:p>
         <w:p>
           <w:pPr>
-            <w:pStyle w:val="Inhopg1"/>
+            <w:pStyle w:val="TOC1"/>
             <w:tabs>
               <w:tab w:val="right" w:leader="dot" w:pos="9350"/>
             </w:tabs>
@@ -249,7 +270,7 @@
         </w:p>
         <w:p>
           <w:pPr>
-            <w:pStyle w:val="Inhopg1"/>
+            <w:pStyle w:val="TOC1"/>
             <w:tabs>
               <w:tab w:val="right" w:leader="dot" w:pos="9350"/>
             </w:tabs>
@@ -322,7 +343,7 @@
         </w:p>
         <w:p>
           <w:pPr>
-            <w:pStyle w:val="Inhopg1"/>
+            <w:pStyle w:val="TOC1"/>
             <w:tabs>
               <w:tab w:val="right" w:leader="dot" w:pos="9350"/>
             </w:tabs>
@@ -395,7 +416,7 @@
         </w:p>
         <w:p>
           <w:pPr>
-            <w:pStyle w:val="Inhopg2"/>
+            <w:pStyle w:val="TOC2"/>
             <w:tabs>
               <w:tab w:val="right" w:leader="dot" w:pos="9350"/>
             </w:tabs>
@@ -468,7 +489,7 @@
         </w:p>
         <w:p>
           <w:pPr>
-            <w:pStyle w:val="Inhopg2"/>
+            <w:pStyle w:val="TOC2"/>
             <w:tabs>
               <w:tab w:val="right" w:leader="dot" w:pos="9350"/>
             </w:tabs>
@@ -541,7 +562,7 @@
         </w:p>
         <w:p>
           <w:pPr>
-            <w:pStyle w:val="Inhopg2"/>
+            <w:pStyle w:val="TOC2"/>
             <w:tabs>
               <w:tab w:val="right" w:leader="dot" w:pos="9350"/>
             </w:tabs>
@@ -614,7 +635,7 @@
         </w:p>
         <w:p>
           <w:pPr>
-            <w:pStyle w:val="Inhopg2"/>
+            <w:pStyle w:val="TOC2"/>
             <w:tabs>
               <w:tab w:val="right" w:leader="dot" w:pos="9350"/>
             </w:tabs>
@@ -687,7 +708,7 @@
         </w:p>
         <w:p>
           <w:pPr>
-            <w:pStyle w:val="Inhopg2"/>
+            <w:pStyle w:val="TOC2"/>
             <w:tabs>
               <w:tab w:val="right" w:leader="dot" w:pos="9350"/>
             </w:tabs>
@@ -760,7 +781,7 @@
         </w:p>
         <w:p>
           <w:pPr>
-            <w:pStyle w:val="Inhopg2"/>
+            <w:pStyle w:val="TOC2"/>
             <w:tabs>
               <w:tab w:val="right" w:leader="dot" w:pos="9350"/>
             </w:tabs>
@@ -833,7 +854,7 @@
         </w:p>
         <w:p>
           <w:pPr>
-            <w:pStyle w:val="Inhopg2"/>
+            <w:pStyle w:val="TOC2"/>
             <w:tabs>
               <w:tab w:val="right" w:leader="dot" w:pos="9350"/>
             </w:tabs>
@@ -906,7 +927,7 @@
         </w:p>
         <w:p>
           <w:pPr>
-            <w:pStyle w:val="Inhopg2"/>
+            <w:pStyle w:val="TOC2"/>
             <w:tabs>
               <w:tab w:val="right" w:leader="dot" w:pos="9350"/>
             </w:tabs>
@@ -979,7 +1000,7 @@
         </w:p>
         <w:p>
           <w:pPr>
-            <w:pStyle w:val="Inhopg2"/>
+            <w:pStyle w:val="TOC2"/>
             <w:tabs>
               <w:tab w:val="right" w:leader="dot" w:pos="9350"/>
             </w:tabs>
@@ -1052,7 +1073,7 @@
         </w:p>
         <w:p>
           <w:pPr>
-            <w:pStyle w:val="Inhopg2"/>
+            <w:pStyle w:val="TOC2"/>
             <w:tabs>
               <w:tab w:val="right" w:leader="dot" w:pos="9350"/>
             </w:tabs>
@@ -1125,7 +1146,7 @@
         </w:p>
         <w:p>
           <w:pPr>
-            <w:pStyle w:val="Inhopg2"/>
+            <w:pStyle w:val="TOC2"/>
             <w:tabs>
               <w:tab w:val="right" w:leader="dot" w:pos="9350"/>
             </w:tabs>
@@ -1239,7 +1260,23 @@
           <w:rFonts w:asciiTheme="majorHAnsi" w:hAnsiTheme="majorHAnsi"/>
           <w:lang w:val="nl-NL"/>
         </w:rPr>
-        <w:t xml:space="preserve">In dit requirements analyse zullen de eisen behandeld worden voor het project: Het lokaliseren en detecteren van drones. Deze analyse zal de </w:t>
+        <w:t xml:space="preserve">In dit </w:t>
+      </w:r>
+      <w:proofErr w:type="spellStart"/>
+      <w:r>
+        <w:rPr>
+          <w:rFonts w:asciiTheme="majorHAnsi" w:hAnsiTheme="majorHAnsi"/>
+          <w:lang w:val="nl-NL"/>
+        </w:rPr>
+        <w:t>requirements</w:t>
+      </w:r>
+      <w:proofErr w:type="spellEnd"/>
+      <w:r>
+        <w:rPr>
+          <w:rFonts w:asciiTheme="majorHAnsi" w:hAnsiTheme="majorHAnsi"/>
+          <w:lang w:val="nl-NL"/>
+        </w:rPr>
+        <w:t xml:space="preserve"> analyse zullen de eisen behandeld worden voor het project: Het lokaliseren en detecteren van drones. Deze analyse zal de </w:t>
       </w:r>
       <w:r>
         <w:rPr>
@@ -1261,6 +1298,7 @@
         </w:rPr>
         <w:t xml:space="preserve">ser </w:t>
       </w:r>
+      <w:proofErr w:type="spellStart"/>
       <w:r>
         <w:rPr>
           <w:rFonts w:asciiTheme="majorHAnsi" w:hAnsiTheme="majorHAnsi"/>
@@ -1279,15 +1317,9 @@
           <w:u w:val="single"/>
           <w:lang w:val="nl-NL"/>
         </w:rPr>
-        <w:t xml:space="preserve">tories </w:t>
-      </w:r>
-      <w:r>
-        <w:rPr>
-          <w:rFonts w:asciiTheme="majorHAnsi" w:hAnsiTheme="majorHAnsi"/>
-          <w:lang w:val="nl-NL"/>
-        </w:rPr>
-        <w:t>van de</w:t>
-      </w:r>
+        <w:t>tories</w:t>
+      </w:r>
+      <w:proofErr w:type="spellEnd"/>
       <w:r>
         <w:rPr>
           <w:rFonts w:asciiTheme="majorHAnsi" w:hAnsiTheme="majorHAnsi"/>
@@ -1296,14 +1328,14 @@
           <w:u w:val="single"/>
           <w:lang w:val="nl-NL"/>
         </w:rPr>
-        <w:t xml:space="preserve"> Product Backlog </w:t>
+        <w:t xml:space="preserve"> </w:t>
       </w:r>
       <w:r>
         <w:rPr>
           <w:rFonts w:asciiTheme="majorHAnsi" w:hAnsiTheme="majorHAnsi"/>
           <w:lang w:val="nl-NL"/>
         </w:rPr>
-        <w:t xml:space="preserve">(zie </w:t>
+        <w:t>van de</w:t>
       </w:r>
       <w:r>
         <w:rPr>
@@ -1313,6 +1345,45 @@
           <w:u w:val="single"/>
           <w:lang w:val="nl-NL"/>
         </w:rPr>
+        <w:t xml:space="preserve"> Product </w:t>
+      </w:r>
+      <w:proofErr w:type="spellStart"/>
+      <w:r>
+        <w:rPr>
+          <w:rFonts w:asciiTheme="majorHAnsi" w:hAnsiTheme="majorHAnsi"/>
+          <w:b/>
+          <w:bCs/>
+          <w:u w:val="single"/>
+          <w:lang w:val="nl-NL"/>
+        </w:rPr>
+        <w:t>Backlog</w:t>
+      </w:r>
+      <w:proofErr w:type="spellEnd"/>
+      <w:r>
+        <w:rPr>
+          <w:rFonts w:asciiTheme="majorHAnsi" w:hAnsiTheme="majorHAnsi"/>
+          <w:b/>
+          <w:bCs/>
+          <w:u w:val="single"/>
+          <w:lang w:val="nl-NL"/>
+        </w:rPr>
+        <w:t xml:space="preserve"> </w:t>
+      </w:r>
+      <w:r>
+        <w:rPr>
+          <w:rFonts w:asciiTheme="majorHAnsi" w:hAnsiTheme="majorHAnsi"/>
+          <w:lang w:val="nl-NL"/>
+        </w:rPr>
+        <w:t xml:space="preserve">(zie </w:t>
+      </w:r>
+      <w:r>
+        <w:rPr>
+          <w:rFonts w:asciiTheme="majorHAnsi" w:hAnsiTheme="majorHAnsi"/>
+          <w:b/>
+          <w:bCs/>
+          <w:u w:val="single"/>
+          <w:lang w:val="nl-NL"/>
+        </w:rPr>
         <w:t>README.md</w:t>
       </w:r>
       <w:r>
@@ -1320,7 +1391,39 @@
           <w:rFonts w:asciiTheme="majorHAnsi" w:hAnsiTheme="majorHAnsi"/>
           <w:lang w:val="nl-NL"/>
         </w:rPr>
-        <w:t>) die zijn geconstrueerd na meerdere meetings met de opdrachtgever behandelen om daarvan passende eisen op te stellen. Deze analyse zal een Prioriteit systeem bevatten die de eisen verdeeld in hoe belangrijk ze zijn voor het project waarin het MoSCoW systeem wordt toegepast. Ook zullen de gekozen componenten voor het project aan het begin van de analyse benoemd worden, eisen waarin er een aanpassing of toevoeging is van de componenten zal aangegeven worden in de requirements zelf</w:t>
+        <w:t xml:space="preserve">) die zijn geconstrueerd na meerdere meetings met de opdrachtgever behandelen om daarvan passende eisen op te stellen. Deze analyse zal een Prioriteit systeem bevatten die de eisen verdeeld in hoe belangrijk ze zijn voor het project waarin het </w:t>
+      </w:r>
+      <w:proofErr w:type="spellStart"/>
+      <w:r>
+        <w:rPr>
+          <w:rFonts w:asciiTheme="majorHAnsi" w:hAnsiTheme="majorHAnsi"/>
+          <w:lang w:val="nl-NL"/>
+        </w:rPr>
+        <w:t>MoSCoW</w:t>
+      </w:r>
+      <w:proofErr w:type="spellEnd"/>
+      <w:r>
+        <w:rPr>
+          <w:rFonts w:asciiTheme="majorHAnsi" w:hAnsiTheme="majorHAnsi"/>
+          <w:lang w:val="nl-NL"/>
+        </w:rPr>
+        <w:t xml:space="preserve"> systeem wordt toegepast. Ook zullen de gekozen componenten voor het project aan het begin van de analyse benoemd worden, eisen waarin er een aanpassing of toevoeging is van de componenten zal aangegeven worden in de </w:t>
+      </w:r>
+      <w:proofErr w:type="spellStart"/>
+      <w:r>
+        <w:rPr>
+          <w:rFonts w:asciiTheme="majorHAnsi" w:hAnsiTheme="majorHAnsi"/>
+          <w:lang w:val="nl-NL"/>
+        </w:rPr>
+        <w:t>requirements</w:t>
+      </w:r>
+      <w:proofErr w:type="spellEnd"/>
+      <w:r>
+        <w:rPr>
+          <w:rFonts w:asciiTheme="majorHAnsi" w:hAnsiTheme="majorHAnsi"/>
+          <w:lang w:val="nl-NL"/>
+        </w:rPr>
+        <w:t xml:space="preserve"> zelf</w:t>
       </w:r>
       <w:r>
         <w:rPr>
@@ -1348,7 +1451,7 @@
     </w:p>
     <w:tbl>
       <w:tblPr>
-        <w:tblStyle w:val="Tabelraster"/>
+        <w:tblStyle w:val="TableGrid"/>
         <w:tblW w:w="0" w:type="auto"/>
         <w:tblLook w:val="04A0" w:firstRow="1" w:lastRow="0" w:firstColumn="1" w:lastColumn="0" w:noHBand="0" w:noVBand="1"/>
       </w:tblPr>
@@ -1362,7 +1465,7 @@
           </w:tcPr>
           <w:tbl>
             <w:tblPr>
-              <w:tblStyle w:val="Tabelrasterlicht"/>
+              <w:tblStyle w:val="TableGridLight"/>
               <w:tblW w:w="0" w:type="auto"/>
               <w:tblLook w:val="04A0" w:firstRow="1" w:lastRow="0" w:firstColumn="1" w:lastColumn="0" w:noHBand="0" w:noVBand="1"/>
             </w:tblPr>
@@ -1385,6 +1488,7 @@
                       <w:bCs/>
                     </w:rPr>
                   </w:pPr>
+                  <w:proofErr w:type="spellStart"/>
                   <w:r>
                     <w:rPr>
                       <w:b/>
@@ -1392,6 +1496,7 @@
                     </w:rPr>
                     <w:t>Prioriteit</w:t>
                   </w:r>
+                  <w:proofErr w:type="spellEnd"/>
                 </w:p>
               </w:tc>
               <w:tc>
@@ -1454,7 +1559,23 @@
                       <w:b/>
                       <w:bCs/>
                     </w:rPr>
-                    <w:t>P1 – Essentieel (must-have)</w:t>
+                    <w:t xml:space="preserve">P1 – </w:t>
+                  </w:r>
+                  <w:proofErr w:type="spellStart"/>
+                  <w:r>
+                    <w:rPr>
+                      <w:b/>
+                      <w:bCs/>
+                    </w:rPr>
+                    <w:t>Essentieel</w:t>
+                  </w:r>
+                  <w:proofErr w:type="spellEnd"/>
+                  <w:r>
+                    <w:rPr>
+                      <w:b/>
+                      <w:bCs/>
+                    </w:rPr>
+                    <w:t xml:space="preserve"> (must-have)</w:t>
                   </w:r>
                 </w:p>
               </w:tc>
@@ -1514,7 +1635,58 @@
                       <w:b/>
                       <w:bCs/>
                     </w:rPr>
-                    <w:t>P2 – Belangrijk (should-have)</w:t>
+                    <w:t xml:space="preserve">P2 – </w:t>
+                  </w:r>
+                  <w:proofErr w:type="spellStart"/>
+                  <w:r>
+                    <w:rPr>
+                      <w:b/>
+                      <w:bCs/>
+                    </w:rPr>
+                    <w:t>Belangrijk</w:t>
+                  </w:r>
+                  <w:proofErr w:type="spellEnd"/>
+                  <w:r>
+                    <w:rPr>
+                      <w:b/>
+                      <w:bCs/>
+                    </w:rPr>
+                    <w:t xml:space="preserve"> (should-have)</w:t>
+                  </w:r>
+                </w:p>
+              </w:tc>
+              <w:tc>
+                <w:tcPr>
+                  <w:tcW w:w="0" w:type="auto"/>
+                  <w:hideMark/>
+                </w:tcPr>
+                <w:p>
+                  <w:pPr>
+                    <w:spacing w:after="160" w:line="278" w:lineRule="auto"/>
+                  </w:pPr>
+                  <w:proofErr w:type="spellStart"/>
+                  <w:r>
+                    <w:t>Verbetert</w:t>
+                  </w:r>
+                  <w:proofErr w:type="spellEnd"/>
+                  <w:r>
+                    <w:t xml:space="preserve"> </w:t>
+                  </w:r>
+                  <w:proofErr w:type="spellStart"/>
+                  <w:r>
+                    <w:t>bruikbaarheid</w:t>
+                  </w:r>
+                  <w:proofErr w:type="spellEnd"/>
+                  <w:r>
+                    <w:t xml:space="preserve"> of </w:t>
+                  </w:r>
+                  <w:proofErr w:type="spellStart"/>
+                  <w:r>
+                    <w:t>betrouwbaarheid</w:t>
+                  </w:r>
+                  <w:proofErr w:type="spellEnd"/>
+                  <w:r>
+                    <w:t>.</w:t>
                   </w:r>
                 </w:p>
               </w:tc>
@@ -1528,21 +1700,15 @@
                     <w:spacing w:after="160" w:line="278" w:lineRule="auto"/>
                   </w:pPr>
                   <w:r>
-                    <w:t>Verbetert bruikbaarheid of betrouwbaarheid.</w:t>
+                    <w:t>Live camera-</w:t>
                   </w:r>
-                </w:p>
-              </w:tc>
-              <w:tc>
-                <w:tcPr>
-                  <w:tcW w:w="0" w:type="auto"/>
-                  <w:hideMark/>
-                </w:tcPr>
-                <w:p>
-                  <w:pPr>
-                    <w:spacing w:after="160" w:line="278" w:lineRule="auto"/>
-                  </w:pPr>
+                  <w:proofErr w:type="spellStart"/>
                   <w:r>
-                    <w:t>Live camera-overzicht, data in GUI.</w:t>
+                    <w:t>overzicht</w:t>
+                  </w:r>
+                  <w:proofErr w:type="spellEnd"/>
+                  <w:r>
+                    <w:t>, data in GUI.</w:t>
                   </w:r>
                 </w:p>
               </w:tc>
@@ -1562,7 +1728,23 @@
                       <w:b/>
                       <w:bCs/>
                     </w:rPr>
-                    <w:t>P3 – Optioneel (could-have)</w:t>
+                    <w:t xml:space="preserve">P3 – </w:t>
+                  </w:r>
+                  <w:proofErr w:type="spellStart"/>
+                  <w:r>
+                    <w:rPr>
+                      <w:b/>
+                      <w:bCs/>
+                    </w:rPr>
+                    <w:t>Optioneel</w:t>
+                  </w:r>
+                  <w:proofErr w:type="spellEnd"/>
+                  <w:r>
+                    <w:rPr>
+                      <w:b/>
+                      <w:bCs/>
+                    </w:rPr>
+                    <w:t xml:space="preserve"> (could-have)</w:t>
                   </w:r>
                 </w:p>
               </w:tc>
@@ -1669,7 +1851,7 @@
     </w:p>
     <w:p>
       <w:pPr>
-        <w:pStyle w:val="Lijstalinea"/>
+        <w:pStyle w:val="ListParagraph"/>
         <w:numPr>
           <w:ilvl w:val="0"/>
           <w:numId w:val="19"/>
@@ -1732,47 +1914,54 @@
           <w:kern w:val="0"/>
           <w:lang w:val="nl-NL"/>
         </w:rPr>
-        <w:t xml:space="preserve">Er is nog geen definitieve keuze gemaakt uit de </w:t>
+        <w:t xml:space="preserve">Voor de keuze van de camera’s is er gekozen door de opdrachtgever om de </w:t>
+      </w:r>
+      <w:proofErr w:type="spellStart"/>
+      <w:r>
+        <w:rPr>
+          <w:lang w:val="nl-NL"/>
+        </w:rPr>
+        <w:t>Arducam</w:t>
+      </w:r>
+      <w:proofErr w:type="spellEnd"/>
+      <w:r>
+        <w:rPr>
+          <w:lang w:val="nl-NL"/>
+        </w:rPr>
+        <w:t xml:space="preserve"> USB Camera Module</w:t>
+      </w:r>
+      <w:r>
+        <w:rPr>
+          <w:lang w:val="nl-NL"/>
+        </w:rPr>
+        <w:t xml:space="preserve"> en de</w:t>
+      </w:r>
+      <w:r>
+        <w:rPr>
+          <w:lang w:val="nl-NL"/>
+        </w:rPr>
+        <w:t xml:space="preserve"> </w:t>
+      </w:r>
+      <w:r>
+        <w:rPr>
+          <w:lang w:val="nl-NL"/>
+        </w:rPr>
+        <w:t>IMX219-83 Stereo Camera</w:t>
+      </w:r>
+      <w:r>
+        <w:rPr>
+          <w:lang w:val="nl-NL"/>
+        </w:rPr>
+        <w:t xml:space="preserve"> aan te schaffen</w:t>
       </w:r>
       <w:r>
         <w:rPr>
           <w:rFonts w:asciiTheme="majorHAnsi" w:hAnsiTheme="majorHAnsi" w:cs="Helvetica Neue"/>
-          <w:b/>
-          <w:bCs/>
-          <w:color w:val="000000"/>
-          <w:kern w:val="0"/>
-          <w:lang w:val="nl-NL"/>
-        </w:rPr>
-        <w:t>USB Arducam</w:t>
-      </w:r>
-      <w:r>
-        <w:rPr>
-          <w:rFonts w:asciiTheme="majorHAnsi" w:hAnsiTheme="majorHAnsi" w:cs="Helvetica Neue"/>
-          <w:color w:val="000000"/>
-          <w:kern w:val="0"/>
-          <w:lang w:val="nl-NL"/>
-        </w:rPr>
-        <w:t xml:space="preserve"> camera en een </w:t>
-      </w:r>
-      <w:r>
-        <w:rPr>
-          <w:rFonts w:asciiTheme="majorHAnsi" w:hAnsiTheme="majorHAnsi" w:cs="Helvetica Neue"/>
-          <w:b/>
-          <w:bCs/>
-          <w:color w:val="000000"/>
-          <w:kern w:val="0"/>
-          <w:lang w:val="nl-NL"/>
-        </w:rPr>
-        <w:t>Waveshare stereocamera</w:t>
-      </w:r>
-      <w:r>
-        <w:rPr>
-          <w:rFonts w:asciiTheme="majorHAnsi" w:hAnsiTheme="majorHAnsi" w:cs="Helvetica Neue"/>
-          <w:color w:val="000000"/>
-          <w:kern w:val="0"/>
-          <w:lang w:val="nl-NL"/>
-        </w:rPr>
-        <w:t xml:space="preserve">. Deze keuze wordt definitief na mate het testen van beide camera’s. Eisen en de specificaties van deze camera zijn terug te vinden in het document </w:t>
+          <w:color w:val="000000"/>
+          <w:kern w:val="0"/>
+          <w:lang w:val="nl-NL"/>
+        </w:rPr>
+        <w:t xml:space="preserve">. Eisen en de specificaties van deze camera zijn terug te vinden in het document </w:t>
       </w:r>
       <w:r>
         <w:rPr>
@@ -1809,7 +1998,7 @@
     </w:p>
     <w:p>
       <w:pPr>
-        <w:pStyle w:val="Lijstalinea"/>
+        <w:pStyle w:val="ListParagraph"/>
         <w:numPr>
           <w:ilvl w:val="0"/>
           <w:numId w:val="19"/>
@@ -1888,8 +2077,29 @@
           <w:kern w:val="0"/>
           <w:lang w:val="nl-NL"/>
         </w:rPr>
-        <w:t xml:space="preserve"> en de library </w:t>
-      </w:r>
+        <w:t xml:space="preserve"> en de </w:t>
+      </w:r>
+      <w:proofErr w:type="spellStart"/>
+      <w:r>
+        <w:rPr>
+          <w:rFonts w:asciiTheme="majorHAnsi" w:hAnsiTheme="majorHAnsi" w:cs="Helvetica Neue"/>
+          <w:color w:val="000000"/>
+          <w:kern w:val="0"/>
+          <w:lang w:val="nl-NL"/>
+        </w:rPr>
+        <w:t>library</w:t>
+      </w:r>
+      <w:proofErr w:type="spellEnd"/>
+      <w:r>
+        <w:rPr>
+          <w:rFonts w:asciiTheme="majorHAnsi" w:hAnsiTheme="majorHAnsi" w:cs="Helvetica Neue"/>
+          <w:color w:val="000000"/>
+          <w:kern w:val="0"/>
+          <w:lang w:val="nl-NL"/>
+        </w:rPr>
+        <w:t xml:space="preserve"> </w:t>
+      </w:r>
+      <w:proofErr w:type="spellStart"/>
       <w:r>
         <w:rPr>
           <w:rFonts w:asciiTheme="majorHAnsi" w:hAnsiTheme="majorHAnsi" w:cs="Helvetica Neue"/>
@@ -1901,6 +2111,7 @@
         </w:rPr>
         <w:t>OpenCV</w:t>
       </w:r>
+      <w:proofErr w:type="spellEnd"/>
       <w:r>
         <w:rPr>
           <w:rFonts w:asciiTheme="majorHAnsi" w:hAnsiTheme="majorHAnsi" w:cs="Helvetica Neue"/>
@@ -1935,7 +2146,7 @@
     </w:p>
     <w:p>
       <w:pPr>
-        <w:pStyle w:val="Lijstalinea"/>
+        <w:pStyle w:val="ListParagraph"/>
         <w:numPr>
           <w:ilvl w:val="0"/>
           <w:numId w:val="19"/>
@@ -1979,6 +2190,7 @@
         </w:rPr>
         <w:t xml:space="preserve">Voor de keuze in Microcontroller is er gekozen voor het gebruik te maken van de </w:t>
       </w:r>
+      <w:proofErr w:type="spellStart"/>
       <w:r>
         <w:rPr>
           <w:rFonts w:asciiTheme="majorHAnsi" w:hAnsiTheme="majorHAnsi" w:cs="Helvetica Neue"/>
@@ -2010,7 +2222,19 @@
           <w:kern w:val="0"/>
           <w:lang w:val="nl-NL"/>
         </w:rPr>
-        <w:t>berry Pi 5</w:t>
+        <w:t>berry</w:t>
+      </w:r>
+      <w:proofErr w:type="spellEnd"/>
+      <w:r>
+        <w:rPr>
+          <w:rFonts w:asciiTheme="majorHAnsi" w:hAnsiTheme="majorHAnsi" w:cs="Helvetica Neue"/>
+          <w:b/>
+          <w:bCs/>
+          <w:color w:val="000000"/>
+          <w:kern w:val="0"/>
+          <w:lang w:val="nl-NL"/>
+        </w:rPr>
+        <w:t xml:space="preserve"> Pi 5</w:t>
       </w:r>
       <w:r>
         <w:rPr>
@@ -2245,7 +2469,27 @@
           <w:kern w:val="0"/>
           <w:lang w:val="nl-NL"/>
         </w:rPr>
-        <w:t xml:space="preserve">Deze requirement verwijst naar een eis van de opdrachtgever die is uitgewerkt in </w:t>
+        <w:t xml:space="preserve">Deze </w:t>
+      </w:r>
+      <w:proofErr w:type="spellStart"/>
+      <w:r>
+        <w:rPr>
+          <w:rFonts w:cs="Helvetica Neue"/>
+          <w:color w:val="000000"/>
+          <w:kern w:val="0"/>
+          <w:lang w:val="nl-NL"/>
+        </w:rPr>
+        <w:t>requirement</w:t>
+      </w:r>
+      <w:proofErr w:type="spellEnd"/>
+      <w:r>
+        <w:rPr>
+          <w:rFonts w:cs="Helvetica Neue"/>
+          <w:color w:val="000000"/>
+          <w:kern w:val="0"/>
+          <w:lang w:val="nl-NL"/>
+        </w:rPr>
+        <w:t xml:space="preserve"> verwijst naar een eis van de opdrachtgever die is uitgewerkt in </w:t>
       </w:r>
       <w:r>
         <w:rPr>
@@ -2278,8 +2522,22 @@
           <w:u w:val="single"/>
           <w:lang w:val="nl-NL"/>
         </w:rPr>
-        <w:t>Product Backlog</w:t>
-      </w:r>
+        <w:t xml:space="preserve">Product </w:t>
+      </w:r>
+      <w:proofErr w:type="spellStart"/>
+      <w:r>
+        <w:rPr>
+          <w:rFonts w:cs="Helvetica Neue"/>
+          <w:b/>
+          <w:bCs/>
+          <w:color w:val="000000"/>
+          <w:kern w:val="0"/>
+          <w:u w:val="single"/>
+          <w:lang w:val="nl-NL"/>
+        </w:rPr>
+        <w:t>Backlog</w:t>
+      </w:r>
+      <w:proofErr w:type="spellEnd"/>
       <w:r>
         <w:rPr>
           <w:rFonts w:cs="Helvetica Neue"/>
@@ -2347,7 +2605,7 @@
     </w:p>
     <w:p>
       <w:pPr>
-        <w:pStyle w:val="Lijstalinea"/>
+        <w:pStyle w:val="ListParagraph"/>
         <w:numPr>
           <w:ilvl w:val="0"/>
           <w:numId w:val="19"/>
@@ -2371,12 +2629,66 @@
           <w:color w:val="000000"/>
           <w:kern w:val="0"/>
         </w:rPr>
-        <w:t>Camera (Arducam of Waveshare stereocamera)</w:t>
-      </w:r>
-    </w:p>
-    <w:p>
-      <w:pPr>
-        <w:pStyle w:val="Lijstalinea"/>
+        <w:t>Camera (</w:t>
+      </w:r>
+      <w:proofErr w:type="spellStart"/>
+      <w:r>
+        <w:rPr>
+          <w:rFonts w:cs="Helvetica Neue"/>
+          <w:color w:val="000000"/>
+          <w:kern w:val="0"/>
+        </w:rPr>
+        <w:t>Arducam</w:t>
+      </w:r>
+      <w:proofErr w:type="spellEnd"/>
+      <w:r>
+        <w:rPr>
+          <w:rFonts w:cs="Helvetica Neue"/>
+          <w:color w:val="000000"/>
+          <w:kern w:val="0"/>
+        </w:rPr>
+        <w:t xml:space="preserve"> of </w:t>
+      </w:r>
+      <w:proofErr w:type="spellStart"/>
+      <w:r>
+        <w:rPr>
+          <w:rFonts w:cs="Helvetica Neue"/>
+          <w:color w:val="000000"/>
+          <w:kern w:val="0"/>
+        </w:rPr>
+        <w:t>Waveshare</w:t>
+      </w:r>
+      <w:proofErr w:type="spellEnd"/>
+      <w:r>
+        <w:rPr>
+          <w:rFonts w:cs="Helvetica Neue"/>
+          <w:color w:val="000000"/>
+          <w:kern w:val="0"/>
+        </w:rPr>
+        <w:t xml:space="preserve"> </w:t>
+      </w:r>
+      <w:proofErr w:type="spellStart"/>
+      <w:r>
+        <w:rPr>
+          <w:rFonts w:cs="Helvetica Neue"/>
+          <w:color w:val="000000"/>
+          <w:kern w:val="0"/>
+        </w:rPr>
+        <w:t>stereocamera</w:t>
+      </w:r>
+      <w:proofErr w:type="spellEnd"/>
+      <w:r>
+        <w:rPr>
+          <w:rFonts w:cs="Helvetica Neue"/>
+          <w:color w:val="000000"/>
+          <w:kern w:val="0"/>
+        </w:rPr>
+        <w:t>)</w:t>
+      </w:r>
+    </w:p>
+    <w:p>
+      <w:pPr>
+        <w:pStyle w:val="ListParagraph"/>
         <w:numPr>
           <w:ilvl w:val="0"/>
           <w:numId w:val="19"/>
@@ -2395,19 +2707,30 @@
           <w:lang w:val="nl-NL"/>
         </w:rPr>
       </w:pPr>
-      <w:r>
-        <w:rPr>
-          <w:rFonts w:cs="Helvetica Neue"/>
-          <w:color w:val="000000"/>
-          <w:kern w:val="0"/>
-          <w:lang w:val="nl-NL"/>
-        </w:rPr>
-        <w:t>Raspberry Pi 5</w:t>
-      </w:r>
-    </w:p>
-    <w:p>
-      <w:pPr>
-        <w:pStyle w:val="Lijstalinea"/>
+      <w:proofErr w:type="spellStart"/>
+      <w:r>
+        <w:rPr>
+          <w:rFonts w:cs="Helvetica Neue"/>
+          <w:color w:val="000000"/>
+          <w:kern w:val="0"/>
+          <w:lang w:val="nl-NL"/>
+        </w:rPr>
+        <w:t>Raspberry</w:t>
+      </w:r>
+      <w:proofErr w:type="spellEnd"/>
+      <w:r>
+        <w:rPr>
+          <w:rFonts w:cs="Helvetica Neue"/>
+          <w:color w:val="000000"/>
+          <w:kern w:val="0"/>
+          <w:lang w:val="nl-NL"/>
+        </w:rPr>
+        <w:t xml:space="preserve"> Pi 5</w:t>
+      </w:r>
+    </w:p>
+    <w:p>
+      <w:pPr>
+        <w:pStyle w:val="ListParagraph"/>
         <w:numPr>
           <w:ilvl w:val="0"/>
           <w:numId w:val="19"/>
@@ -2433,8 +2756,19 @@
           <w:kern w:val="0"/>
           <w:lang w:val="nl-NL"/>
         </w:rPr>
-        <w:t>Python met Opencv</w:t>
-      </w:r>
+        <w:t xml:space="preserve">Python met </w:t>
+      </w:r>
+      <w:proofErr w:type="spellStart"/>
+      <w:r>
+        <w:rPr>
+          <w:rFonts w:cs="Helvetica Neue"/>
+          <w:color w:val="000000"/>
+          <w:kern w:val="0"/>
+          <w:lang w:val="nl-NL"/>
+        </w:rPr>
+        <w:t>Opencv</w:t>
+      </w:r>
+      <w:proofErr w:type="spellEnd"/>
     </w:p>
     <w:p>
       <w:pPr>
@@ -2634,7 +2968,55 @@
           <w:kern w:val="0"/>
           <w:lang w:val="nl-NL"/>
         </w:rPr>
-        <w:t>Er wordt een Graphical User Interface (GUI) aangemaakt die de real-time beeld, afstand en positie kan laten zien door middel van de data van de Raspberry Pi 5 op te nemen.</w:t>
+        <w:t xml:space="preserve">Er wordt een </w:t>
+      </w:r>
+      <w:proofErr w:type="spellStart"/>
+      <w:r>
+        <w:rPr>
+          <w:rFonts w:cs="Helvetica Neue"/>
+          <w:i/>
+          <w:iCs/>
+          <w:color w:val="000000"/>
+          <w:kern w:val="0"/>
+          <w:lang w:val="nl-NL"/>
+        </w:rPr>
+        <w:t>Graphical</w:t>
+      </w:r>
+      <w:proofErr w:type="spellEnd"/>
+      <w:r>
+        <w:rPr>
+          <w:rFonts w:cs="Helvetica Neue"/>
+          <w:i/>
+          <w:iCs/>
+          <w:color w:val="000000"/>
+          <w:kern w:val="0"/>
+          <w:lang w:val="nl-NL"/>
+        </w:rPr>
+        <w:t xml:space="preserve"> User Interface (GUI) aangemaakt die de real-time beeld, afstand en positie kan laten zien door middel van de data van de </w:t>
+      </w:r>
+      <w:proofErr w:type="spellStart"/>
+      <w:r>
+        <w:rPr>
+          <w:rFonts w:cs="Helvetica Neue"/>
+          <w:i/>
+          <w:iCs/>
+          <w:color w:val="000000"/>
+          <w:kern w:val="0"/>
+          <w:lang w:val="nl-NL"/>
+        </w:rPr>
+        <w:t>Raspberry</w:t>
+      </w:r>
+      <w:proofErr w:type="spellEnd"/>
+      <w:r>
+        <w:rPr>
+          <w:rFonts w:cs="Helvetica Neue"/>
+          <w:i/>
+          <w:iCs/>
+          <w:color w:val="000000"/>
+          <w:kern w:val="0"/>
+          <w:lang w:val="nl-NL"/>
+        </w:rPr>
+        <w:t xml:space="preserve"> Pi 5 op te nemen.</w:t>
       </w:r>
     </w:p>
     <w:p>
@@ -2660,7 +3042,27 @@
           <w:kern w:val="0"/>
           <w:lang w:val="nl-NL"/>
         </w:rPr>
-        <w:t xml:space="preserve">Deze requirement verwijst naar een eis van de opdrachtgever die is uitgewerkt in </w:t>
+        <w:t xml:space="preserve">Deze </w:t>
+      </w:r>
+      <w:proofErr w:type="spellStart"/>
+      <w:r>
+        <w:rPr>
+          <w:rFonts w:cs="Helvetica Neue"/>
+          <w:color w:val="000000"/>
+          <w:kern w:val="0"/>
+          <w:lang w:val="nl-NL"/>
+        </w:rPr>
+        <w:t>requirement</w:t>
+      </w:r>
+      <w:proofErr w:type="spellEnd"/>
+      <w:r>
+        <w:rPr>
+          <w:rFonts w:cs="Helvetica Neue"/>
+          <w:color w:val="000000"/>
+          <w:kern w:val="0"/>
+          <w:lang w:val="nl-NL"/>
+        </w:rPr>
+        <w:t xml:space="preserve"> verwijst naar een eis van de opdrachtgever die is uitgewerkt in </w:t>
       </w:r>
       <w:r>
         <w:rPr>
@@ -2693,8 +3095,22 @@
           <w:u w:val="single"/>
           <w:lang w:val="nl-NL"/>
         </w:rPr>
-        <w:t>Product Backlog</w:t>
-      </w:r>
+        <w:t xml:space="preserve">Product </w:t>
+      </w:r>
+      <w:proofErr w:type="spellStart"/>
+      <w:r>
+        <w:rPr>
+          <w:rFonts w:cs="Helvetica Neue"/>
+          <w:b/>
+          <w:bCs/>
+          <w:color w:val="000000"/>
+          <w:kern w:val="0"/>
+          <w:u w:val="single"/>
+          <w:lang w:val="nl-NL"/>
+        </w:rPr>
+        <w:t>Backlog</w:t>
+      </w:r>
+      <w:proofErr w:type="spellEnd"/>
       <w:r>
         <w:rPr>
           <w:rFonts w:cs="Helvetica Neue"/>
@@ -2751,7 +3167,7 @@
     </w:p>
     <w:p>
       <w:pPr>
-        <w:pStyle w:val="Lijstalinea"/>
+        <w:pStyle w:val="ListParagraph"/>
         <w:numPr>
           <w:ilvl w:val="0"/>
           <w:numId w:val="19"/>
@@ -2792,12 +3208,48 @@
           <w:color w:val="000000"/>
           <w:kern w:val="0"/>
         </w:rPr>
-        <w:t>in Python (Tkinter, PyQt of OpenCV GUI)</w:t>
-      </w:r>
-    </w:p>
-    <w:p>
-      <w:pPr>
-        <w:pStyle w:val="Lijstalinea"/>
+        <w:t>in Python (</w:t>
+      </w:r>
+      <w:proofErr w:type="spellStart"/>
+      <w:r>
+        <w:rPr>
+          <w:rFonts w:cs="Helvetica Neue"/>
+          <w:color w:val="000000"/>
+          <w:kern w:val="0"/>
+        </w:rPr>
+        <w:t>Tkinter</w:t>
+      </w:r>
+      <w:proofErr w:type="spellEnd"/>
+      <w:r>
+        <w:rPr>
+          <w:rFonts w:cs="Helvetica Neue"/>
+          <w:color w:val="000000"/>
+          <w:kern w:val="0"/>
+        </w:rPr>
+        <w:t xml:space="preserve">, </w:t>
+      </w:r>
+      <w:proofErr w:type="spellStart"/>
+      <w:r>
+        <w:rPr>
+          <w:rFonts w:cs="Helvetica Neue"/>
+          <w:color w:val="000000"/>
+          <w:kern w:val="0"/>
+        </w:rPr>
+        <w:t>PyQt</w:t>
+      </w:r>
+      <w:proofErr w:type="spellEnd"/>
+      <w:r>
+        <w:rPr>
+          <w:rFonts w:cs="Helvetica Neue"/>
+          <w:color w:val="000000"/>
+          <w:kern w:val="0"/>
+        </w:rPr>
+        <w:t xml:space="preserve"> of OpenCV GUI)</w:t>
+      </w:r>
+    </w:p>
+    <w:p>
+      <w:pPr>
+        <w:pStyle w:val="ListParagraph"/>
         <w:numPr>
           <w:ilvl w:val="0"/>
           <w:numId w:val="19"/>
@@ -3035,7 +3487,27 @@
           <w:kern w:val="0"/>
           <w:lang w:val="nl-NL"/>
         </w:rPr>
-        <w:t xml:space="preserve">Deze requirement verwijst naar een eis van de opdrachtgever die is uitgewerkt in </w:t>
+        <w:t xml:space="preserve">Deze </w:t>
+      </w:r>
+      <w:proofErr w:type="spellStart"/>
+      <w:r>
+        <w:rPr>
+          <w:rFonts w:cs="Helvetica Neue"/>
+          <w:color w:val="000000"/>
+          <w:kern w:val="0"/>
+          <w:lang w:val="nl-NL"/>
+        </w:rPr>
+        <w:t>requirement</w:t>
+      </w:r>
+      <w:proofErr w:type="spellEnd"/>
+      <w:r>
+        <w:rPr>
+          <w:rFonts w:cs="Helvetica Neue"/>
+          <w:color w:val="000000"/>
+          <w:kern w:val="0"/>
+          <w:lang w:val="nl-NL"/>
+        </w:rPr>
+        <w:t xml:space="preserve"> verwijst naar een eis van de opdrachtgever die is uitgewerkt in </w:t>
       </w:r>
       <w:r>
         <w:rPr>
@@ -3068,8 +3540,22 @@
           <w:u w:val="single"/>
           <w:lang w:val="nl-NL"/>
         </w:rPr>
-        <w:t>Product Backlog</w:t>
-      </w:r>
+        <w:t xml:space="preserve">Product </w:t>
+      </w:r>
+      <w:proofErr w:type="spellStart"/>
+      <w:r>
+        <w:rPr>
+          <w:rFonts w:cs="Helvetica Neue"/>
+          <w:b/>
+          <w:bCs/>
+          <w:color w:val="000000"/>
+          <w:kern w:val="0"/>
+          <w:u w:val="single"/>
+          <w:lang w:val="nl-NL"/>
+        </w:rPr>
+        <w:t>Backlog</w:t>
+      </w:r>
+      <w:proofErr w:type="spellEnd"/>
       <w:r>
         <w:rPr>
           <w:rFonts w:cs="Helvetica Neue"/>
@@ -3123,7 +3609,7 @@
     </w:p>
     <w:p>
       <w:pPr>
-        <w:pStyle w:val="Lijstalinea"/>
+        <w:pStyle w:val="ListParagraph"/>
         <w:numPr>
           <w:ilvl w:val="0"/>
           <w:numId w:val="19"/>
@@ -3147,12 +3633,66 @@
           <w:color w:val="000000"/>
           <w:kern w:val="0"/>
         </w:rPr>
-        <w:t>Camera (Arducam of Waveshare stereocamera)</w:t>
-      </w:r>
-    </w:p>
-    <w:p>
-      <w:pPr>
-        <w:pStyle w:val="Lijstalinea"/>
+        <w:t>Camera (</w:t>
+      </w:r>
+      <w:proofErr w:type="spellStart"/>
+      <w:r>
+        <w:rPr>
+          <w:rFonts w:cs="Helvetica Neue"/>
+          <w:color w:val="000000"/>
+          <w:kern w:val="0"/>
+        </w:rPr>
+        <w:t>Arducam</w:t>
+      </w:r>
+      <w:proofErr w:type="spellEnd"/>
+      <w:r>
+        <w:rPr>
+          <w:rFonts w:cs="Helvetica Neue"/>
+          <w:color w:val="000000"/>
+          <w:kern w:val="0"/>
+        </w:rPr>
+        <w:t xml:space="preserve"> of </w:t>
+      </w:r>
+      <w:proofErr w:type="spellStart"/>
+      <w:r>
+        <w:rPr>
+          <w:rFonts w:cs="Helvetica Neue"/>
+          <w:color w:val="000000"/>
+          <w:kern w:val="0"/>
+        </w:rPr>
+        <w:t>Waveshare</w:t>
+      </w:r>
+      <w:proofErr w:type="spellEnd"/>
+      <w:r>
+        <w:rPr>
+          <w:rFonts w:cs="Helvetica Neue"/>
+          <w:color w:val="000000"/>
+          <w:kern w:val="0"/>
+        </w:rPr>
+        <w:t xml:space="preserve"> </w:t>
+      </w:r>
+      <w:proofErr w:type="spellStart"/>
+      <w:r>
+        <w:rPr>
+          <w:rFonts w:cs="Helvetica Neue"/>
+          <w:color w:val="000000"/>
+          <w:kern w:val="0"/>
+        </w:rPr>
+        <w:t>stereocamera</w:t>
+      </w:r>
+      <w:proofErr w:type="spellEnd"/>
+      <w:r>
+        <w:rPr>
+          <w:rFonts w:cs="Helvetica Neue"/>
+          <w:color w:val="000000"/>
+          <w:kern w:val="0"/>
+        </w:rPr>
+        <w:t>)</w:t>
+      </w:r>
+    </w:p>
+    <w:p>
+      <w:pPr>
+        <w:pStyle w:val="ListParagraph"/>
         <w:numPr>
           <w:ilvl w:val="0"/>
           <w:numId w:val="19"/>
@@ -3171,19 +3711,30 @@
           <w:lang w:val="nl-NL"/>
         </w:rPr>
       </w:pPr>
-      <w:r>
-        <w:rPr>
-          <w:rFonts w:cs="Helvetica Neue"/>
-          <w:color w:val="000000"/>
-          <w:kern w:val="0"/>
-          <w:lang w:val="nl-NL"/>
-        </w:rPr>
-        <w:t>Raspberry Pi 5</w:t>
-      </w:r>
-    </w:p>
-    <w:p>
-      <w:pPr>
-        <w:pStyle w:val="Lijstalinea"/>
+      <w:proofErr w:type="spellStart"/>
+      <w:r>
+        <w:rPr>
+          <w:rFonts w:cs="Helvetica Neue"/>
+          <w:color w:val="000000"/>
+          <w:kern w:val="0"/>
+          <w:lang w:val="nl-NL"/>
+        </w:rPr>
+        <w:t>Raspberry</w:t>
+      </w:r>
+      <w:proofErr w:type="spellEnd"/>
+      <w:r>
+        <w:rPr>
+          <w:rFonts w:cs="Helvetica Neue"/>
+          <w:color w:val="000000"/>
+          <w:kern w:val="0"/>
+          <w:lang w:val="nl-NL"/>
+        </w:rPr>
+        <w:t xml:space="preserve"> Pi 5</w:t>
+      </w:r>
+    </w:p>
+    <w:p>
+      <w:pPr>
+        <w:pStyle w:val="ListParagraph"/>
         <w:numPr>
           <w:ilvl w:val="0"/>
           <w:numId w:val="19"/>
@@ -3209,8 +3760,19 @@
           <w:kern w:val="0"/>
           <w:lang w:val="nl-NL"/>
         </w:rPr>
-        <w:t>Python met Opencv</w:t>
-      </w:r>
+        <w:t xml:space="preserve">Python met </w:t>
+      </w:r>
+      <w:proofErr w:type="spellStart"/>
+      <w:r>
+        <w:rPr>
+          <w:rFonts w:cs="Helvetica Neue"/>
+          <w:color w:val="000000"/>
+          <w:kern w:val="0"/>
+          <w:lang w:val="nl-NL"/>
+        </w:rPr>
+        <w:t>Opencv</w:t>
+      </w:r>
+      <w:proofErr w:type="spellEnd"/>
     </w:p>
     <w:p>
       <w:pPr>
@@ -3349,7 +3911,31 @@
           <w:kern w:val="0"/>
           <w:lang w:val="nl-NL"/>
         </w:rPr>
-        <w:t>In de GUI staat een 2D grafiek die bestaat uit lengte en breedte (x, y) die gebruik maakt van de feed van de 2 camera’s waarin de locatie van een bewegend object in realtime wordt weergegeven door het middelpunt te nemen van de detectiekader die over het object zit en dat als constante punt weer te geven in de grafiek waarvan de positie elke 0,5s wordt bijgewerkt.</w:t>
+        <w:t xml:space="preserve">In de GUI staat een 2D grafiek die bestaat uit lengte en breedte (x, y) die gebruik maakt van de feed van de 2 camera’s waarin de locatie van een bewegend object in </w:t>
+      </w:r>
+      <w:proofErr w:type="spellStart"/>
+      <w:r>
+        <w:rPr>
+          <w:rFonts w:cs="Helvetica Neue"/>
+          <w:i/>
+          <w:iCs/>
+          <w:color w:val="000000"/>
+          <w:kern w:val="0"/>
+          <w:lang w:val="nl-NL"/>
+        </w:rPr>
+        <w:t>realtime</w:t>
+      </w:r>
+      <w:proofErr w:type="spellEnd"/>
+      <w:r>
+        <w:rPr>
+          <w:rFonts w:cs="Helvetica Neue"/>
+          <w:i/>
+          <w:iCs/>
+          <w:color w:val="000000"/>
+          <w:kern w:val="0"/>
+          <w:lang w:val="nl-NL"/>
+        </w:rPr>
+        <w:t xml:space="preserve"> wordt weergegeven door het middelpunt te nemen van de detectiekader die over het object zit en dat als constante punt weer te geven in de grafiek waarvan de positie elke 0,5s wordt bijgewerkt.</w:t>
       </w:r>
     </w:p>
     <w:p>
@@ -3375,7 +3961,27 @@
           <w:kern w:val="0"/>
           <w:lang w:val="nl-NL"/>
         </w:rPr>
-        <w:t xml:space="preserve">Deze requirement verwijst naar een eis van de opdrachtgever die is uitgewerkt in </w:t>
+        <w:t xml:space="preserve">Deze </w:t>
+      </w:r>
+      <w:proofErr w:type="spellStart"/>
+      <w:r>
+        <w:rPr>
+          <w:rFonts w:cs="Helvetica Neue"/>
+          <w:color w:val="000000"/>
+          <w:kern w:val="0"/>
+          <w:lang w:val="nl-NL"/>
+        </w:rPr>
+        <w:t>requirement</w:t>
+      </w:r>
+      <w:proofErr w:type="spellEnd"/>
+      <w:r>
+        <w:rPr>
+          <w:rFonts w:cs="Helvetica Neue"/>
+          <w:color w:val="000000"/>
+          <w:kern w:val="0"/>
+          <w:lang w:val="nl-NL"/>
+        </w:rPr>
+        <w:t xml:space="preserve"> verwijst naar een eis van de opdrachtgever die is uitgewerkt in </w:t>
       </w:r>
       <w:r>
         <w:rPr>
@@ -3408,8 +4014,22 @@
           <w:u w:val="single"/>
           <w:lang w:val="nl-NL"/>
         </w:rPr>
-        <w:t>Product Backlog</w:t>
-      </w:r>
+        <w:t xml:space="preserve">Product </w:t>
+      </w:r>
+      <w:proofErr w:type="spellStart"/>
+      <w:r>
+        <w:rPr>
+          <w:rFonts w:cs="Helvetica Neue"/>
+          <w:b/>
+          <w:bCs/>
+          <w:color w:val="000000"/>
+          <w:kern w:val="0"/>
+          <w:u w:val="single"/>
+          <w:lang w:val="nl-NL"/>
+        </w:rPr>
+        <w:t>Backlog</w:t>
+      </w:r>
+      <w:proofErr w:type="spellEnd"/>
       <w:r>
         <w:rPr>
           <w:rFonts w:cs="Helvetica Neue"/>
@@ -3463,7 +4083,7 @@
     </w:p>
     <w:p>
       <w:pPr>
-        <w:pStyle w:val="Lijstalinea"/>
+        <w:pStyle w:val="ListParagraph"/>
         <w:numPr>
           <w:ilvl w:val="0"/>
           <w:numId w:val="19"/>
@@ -3487,12 +4107,66 @@
           <w:color w:val="000000"/>
           <w:kern w:val="0"/>
         </w:rPr>
-        <w:t>Camera (Arducam of Waveshare stereocamera)</w:t>
-      </w:r>
-    </w:p>
-    <w:p>
-      <w:pPr>
-        <w:pStyle w:val="Lijstalinea"/>
+        <w:t>Camera (</w:t>
+      </w:r>
+      <w:proofErr w:type="spellStart"/>
+      <w:r>
+        <w:rPr>
+          <w:rFonts w:cs="Helvetica Neue"/>
+          <w:color w:val="000000"/>
+          <w:kern w:val="0"/>
+        </w:rPr>
+        <w:t>Arducam</w:t>
+      </w:r>
+      <w:proofErr w:type="spellEnd"/>
+      <w:r>
+        <w:rPr>
+          <w:rFonts w:cs="Helvetica Neue"/>
+          <w:color w:val="000000"/>
+          <w:kern w:val="0"/>
+        </w:rPr>
+        <w:t xml:space="preserve"> of </w:t>
+      </w:r>
+      <w:proofErr w:type="spellStart"/>
+      <w:r>
+        <w:rPr>
+          <w:rFonts w:cs="Helvetica Neue"/>
+          <w:color w:val="000000"/>
+          <w:kern w:val="0"/>
+        </w:rPr>
+        <w:t>Waveshare</w:t>
+      </w:r>
+      <w:proofErr w:type="spellEnd"/>
+      <w:r>
+        <w:rPr>
+          <w:rFonts w:cs="Helvetica Neue"/>
+          <w:color w:val="000000"/>
+          <w:kern w:val="0"/>
+        </w:rPr>
+        <w:t xml:space="preserve"> </w:t>
+      </w:r>
+      <w:proofErr w:type="spellStart"/>
+      <w:r>
+        <w:rPr>
+          <w:rFonts w:cs="Helvetica Neue"/>
+          <w:color w:val="000000"/>
+          <w:kern w:val="0"/>
+        </w:rPr>
+        <w:t>stereocamera</w:t>
+      </w:r>
+      <w:proofErr w:type="spellEnd"/>
+      <w:r>
+        <w:rPr>
+          <w:rFonts w:cs="Helvetica Neue"/>
+          <w:color w:val="000000"/>
+          <w:kern w:val="0"/>
+        </w:rPr>
+        <w:t>)</w:t>
+      </w:r>
+    </w:p>
+    <w:p>
+      <w:pPr>
+        <w:pStyle w:val="ListParagraph"/>
         <w:numPr>
           <w:ilvl w:val="0"/>
           <w:numId w:val="19"/>
@@ -3523,7 +4197,7 @@
     </w:p>
     <w:p>
       <w:pPr>
-        <w:pStyle w:val="Lijstalinea"/>
+        <w:pStyle w:val="ListParagraph"/>
         <w:numPr>
           <w:ilvl w:val="0"/>
           <w:numId w:val="19"/>
@@ -3549,8 +4223,19 @@
           <w:kern w:val="0"/>
           <w:lang w:val="nl-NL"/>
         </w:rPr>
-        <w:t>Python met Opencv</w:t>
-      </w:r>
+        <w:t xml:space="preserve">Python met </w:t>
+      </w:r>
+      <w:proofErr w:type="spellStart"/>
+      <w:r>
+        <w:rPr>
+          <w:rFonts w:cs="Helvetica Neue"/>
+          <w:color w:val="000000"/>
+          <w:kern w:val="0"/>
+          <w:lang w:val="nl-NL"/>
+        </w:rPr>
+        <w:t>Opencv</w:t>
+      </w:r>
+      <w:proofErr w:type="spellEnd"/>
     </w:p>
     <w:p>
       <w:pPr>
@@ -3715,7 +4400,27 @@
           <w:kern w:val="0"/>
           <w:lang w:val="nl-NL"/>
         </w:rPr>
-        <w:t xml:space="preserve">Deze requirement verwijst naar een eis van de opdrachtgever die is uitgewerkt in </w:t>
+        <w:t xml:space="preserve">Deze </w:t>
+      </w:r>
+      <w:proofErr w:type="spellStart"/>
+      <w:r>
+        <w:rPr>
+          <w:rFonts w:cs="Helvetica Neue"/>
+          <w:color w:val="000000"/>
+          <w:kern w:val="0"/>
+          <w:lang w:val="nl-NL"/>
+        </w:rPr>
+        <w:t>requirement</w:t>
+      </w:r>
+      <w:proofErr w:type="spellEnd"/>
+      <w:r>
+        <w:rPr>
+          <w:rFonts w:cs="Helvetica Neue"/>
+          <w:color w:val="000000"/>
+          <w:kern w:val="0"/>
+          <w:lang w:val="nl-NL"/>
+        </w:rPr>
+        <w:t xml:space="preserve"> verwijst naar een eis van de opdrachtgever die is uitgewerkt in </w:t>
       </w:r>
       <w:r>
         <w:rPr>
@@ -3748,8 +4453,22 @@
           <w:u w:val="single"/>
           <w:lang w:val="nl-NL"/>
         </w:rPr>
-        <w:t>Product Backlog</w:t>
-      </w:r>
+        <w:t xml:space="preserve">Product </w:t>
+      </w:r>
+      <w:proofErr w:type="spellStart"/>
+      <w:r>
+        <w:rPr>
+          <w:rFonts w:cs="Helvetica Neue"/>
+          <w:b/>
+          <w:bCs/>
+          <w:color w:val="000000"/>
+          <w:kern w:val="0"/>
+          <w:u w:val="single"/>
+          <w:lang w:val="nl-NL"/>
+        </w:rPr>
+        <w:t>Backlog</w:t>
+      </w:r>
+      <w:proofErr w:type="spellEnd"/>
       <w:r>
         <w:rPr>
           <w:rFonts w:cs="Helvetica Neue"/>
@@ -3803,7 +4522,7 @@
     </w:p>
     <w:p>
       <w:pPr>
-        <w:pStyle w:val="Lijstalinea"/>
+        <w:pStyle w:val="ListParagraph"/>
         <w:numPr>
           <w:ilvl w:val="0"/>
           <w:numId w:val="19"/>
@@ -3827,12 +4546,66 @@
           <w:color w:val="000000"/>
           <w:kern w:val="0"/>
         </w:rPr>
-        <w:t>Camera (Arducam of Waveshare stereocamera)</w:t>
-      </w:r>
-    </w:p>
-    <w:p>
-      <w:pPr>
-        <w:pStyle w:val="Lijstalinea"/>
+        <w:t>Camera (</w:t>
+      </w:r>
+      <w:proofErr w:type="spellStart"/>
+      <w:r>
+        <w:rPr>
+          <w:rFonts w:cs="Helvetica Neue"/>
+          <w:color w:val="000000"/>
+          <w:kern w:val="0"/>
+        </w:rPr>
+        <w:t>Arducam</w:t>
+      </w:r>
+      <w:proofErr w:type="spellEnd"/>
+      <w:r>
+        <w:rPr>
+          <w:rFonts w:cs="Helvetica Neue"/>
+          <w:color w:val="000000"/>
+          <w:kern w:val="0"/>
+        </w:rPr>
+        <w:t xml:space="preserve"> of </w:t>
+      </w:r>
+      <w:proofErr w:type="spellStart"/>
+      <w:r>
+        <w:rPr>
+          <w:rFonts w:cs="Helvetica Neue"/>
+          <w:color w:val="000000"/>
+          <w:kern w:val="0"/>
+        </w:rPr>
+        <w:t>Waveshare</w:t>
+      </w:r>
+      <w:proofErr w:type="spellEnd"/>
+      <w:r>
+        <w:rPr>
+          <w:rFonts w:cs="Helvetica Neue"/>
+          <w:color w:val="000000"/>
+          <w:kern w:val="0"/>
+        </w:rPr>
+        <w:t xml:space="preserve"> </w:t>
+      </w:r>
+      <w:proofErr w:type="spellStart"/>
+      <w:r>
+        <w:rPr>
+          <w:rFonts w:cs="Helvetica Neue"/>
+          <w:color w:val="000000"/>
+          <w:kern w:val="0"/>
+        </w:rPr>
+        <w:t>stereocamera</w:t>
+      </w:r>
+      <w:proofErr w:type="spellEnd"/>
+      <w:r>
+        <w:rPr>
+          <w:rFonts w:cs="Helvetica Neue"/>
+          <w:color w:val="000000"/>
+          <w:kern w:val="0"/>
+        </w:rPr>
+        <w:t>)</w:t>
+      </w:r>
+    </w:p>
+    <w:p>
+      <w:pPr>
+        <w:pStyle w:val="ListParagraph"/>
         <w:numPr>
           <w:ilvl w:val="0"/>
           <w:numId w:val="19"/>
@@ -3851,19 +4624,30 @@
           <w:lang w:val="nl-NL"/>
         </w:rPr>
       </w:pPr>
-      <w:r>
-        <w:rPr>
-          <w:rFonts w:cs="Helvetica Neue"/>
-          <w:color w:val="000000"/>
-          <w:kern w:val="0"/>
-          <w:lang w:val="nl-NL"/>
-        </w:rPr>
-        <w:t>Raspberry Pi 5</w:t>
-      </w:r>
-    </w:p>
-    <w:p>
-      <w:pPr>
-        <w:pStyle w:val="Lijstalinea"/>
+      <w:proofErr w:type="spellStart"/>
+      <w:r>
+        <w:rPr>
+          <w:rFonts w:cs="Helvetica Neue"/>
+          <w:color w:val="000000"/>
+          <w:kern w:val="0"/>
+          <w:lang w:val="nl-NL"/>
+        </w:rPr>
+        <w:t>Raspberry</w:t>
+      </w:r>
+      <w:proofErr w:type="spellEnd"/>
+      <w:r>
+        <w:rPr>
+          <w:rFonts w:cs="Helvetica Neue"/>
+          <w:color w:val="000000"/>
+          <w:kern w:val="0"/>
+          <w:lang w:val="nl-NL"/>
+        </w:rPr>
+        <w:t xml:space="preserve"> Pi 5</w:t>
+      </w:r>
+    </w:p>
+    <w:p>
+      <w:pPr>
+        <w:pStyle w:val="ListParagraph"/>
         <w:numPr>
           <w:ilvl w:val="0"/>
           <w:numId w:val="19"/>
@@ -4061,7 +4845,27 @@
           <w:kern w:val="0"/>
           <w:lang w:val="nl-NL"/>
         </w:rPr>
-        <w:t xml:space="preserve">Deze requirement verwijst naar een eis van de opdrachtgever die is uitgewerkt in </w:t>
+        <w:t xml:space="preserve">Deze </w:t>
+      </w:r>
+      <w:proofErr w:type="spellStart"/>
+      <w:r>
+        <w:rPr>
+          <w:rFonts w:cs="Helvetica Neue"/>
+          <w:color w:val="000000"/>
+          <w:kern w:val="0"/>
+          <w:lang w:val="nl-NL"/>
+        </w:rPr>
+        <w:t>requirement</w:t>
+      </w:r>
+      <w:proofErr w:type="spellEnd"/>
+      <w:r>
+        <w:rPr>
+          <w:rFonts w:cs="Helvetica Neue"/>
+          <w:color w:val="000000"/>
+          <w:kern w:val="0"/>
+          <w:lang w:val="nl-NL"/>
+        </w:rPr>
+        <w:t xml:space="preserve"> verwijst naar een eis van de opdrachtgever die is uitgewerkt in </w:t>
       </w:r>
       <w:r>
         <w:rPr>
@@ -4094,8 +4898,22 @@
           <w:u w:val="single"/>
           <w:lang w:val="nl-NL"/>
         </w:rPr>
-        <w:t>Product Backlog</w:t>
-      </w:r>
+        <w:t xml:space="preserve">Product </w:t>
+      </w:r>
+      <w:proofErr w:type="spellStart"/>
+      <w:r>
+        <w:rPr>
+          <w:rFonts w:cs="Helvetica Neue"/>
+          <w:b/>
+          <w:bCs/>
+          <w:color w:val="000000"/>
+          <w:kern w:val="0"/>
+          <w:u w:val="single"/>
+          <w:lang w:val="nl-NL"/>
+        </w:rPr>
+        <w:t>Backlog</w:t>
+      </w:r>
+      <w:proofErr w:type="spellEnd"/>
       <w:r>
         <w:rPr>
           <w:rFonts w:cs="Helvetica Neue"/>
@@ -4149,7 +4967,7 @@
     </w:p>
     <w:p>
       <w:pPr>
-        <w:pStyle w:val="Lijstalinea"/>
+        <w:pStyle w:val="ListParagraph"/>
         <w:numPr>
           <w:ilvl w:val="0"/>
           <w:numId w:val="19"/>
@@ -4180,7 +4998,7 @@
     </w:p>
     <w:p>
       <w:pPr>
-        <w:pStyle w:val="Lijstalinea"/>
+        <w:pStyle w:val="ListParagraph"/>
         <w:numPr>
           <w:ilvl w:val="0"/>
           <w:numId w:val="19"/>
@@ -4198,7 +5016,7 @@
     </w:p>
     <w:p>
       <w:pPr>
-        <w:pStyle w:val="Lijstalinea"/>
+        <w:pStyle w:val="ListParagraph"/>
         <w:numPr>
           <w:ilvl w:val="0"/>
           <w:numId w:val="19"/>
@@ -4255,7 +5073,7 @@
     </w:p>
     <w:p>
       <w:pPr>
-        <w:pStyle w:val="Kop2"/>
+        <w:pStyle w:val="Heading2"/>
         <w:rPr>
           <w:b/>
           <w:bCs/>
@@ -4334,7 +5152,27 @@
           <w:kern w:val="0"/>
           <w:lang w:val="nl-NL"/>
         </w:rPr>
-        <w:t xml:space="preserve">Deze requirement verwijst naar een </w:t>
+        <w:t xml:space="preserve">Deze </w:t>
+      </w:r>
+      <w:proofErr w:type="spellStart"/>
+      <w:r>
+        <w:rPr>
+          <w:rFonts w:cs="Helvetica Neue"/>
+          <w:color w:val="000000"/>
+          <w:kern w:val="0"/>
+          <w:lang w:val="nl-NL"/>
+        </w:rPr>
+        <w:t>requirement</w:t>
+      </w:r>
+      <w:proofErr w:type="spellEnd"/>
+      <w:r>
+        <w:rPr>
+          <w:rFonts w:cs="Helvetica Neue"/>
+          <w:color w:val="000000"/>
+          <w:kern w:val="0"/>
+          <w:lang w:val="nl-NL"/>
+        </w:rPr>
+        <w:t xml:space="preserve"> verwijst naar een </w:t>
       </w:r>
       <w:r>
         <w:rPr>
@@ -4403,8 +5241,22 @@
           <w:u w:val="single"/>
           <w:lang w:val="nl-NL"/>
         </w:rPr>
-        <w:t>Product Backlog</w:t>
-      </w:r>
+        <w:t xml:space="preserve">Product </w:t>
+      </w:r>
+      <w:proofErr w:type="spellStart"/>
+      <w:r>
+        <w:rPr>
+          <w:rFonts w:cs="Helvetica Neue"/>
+          <w:b/>
+          <w:bCs/>
+          <w:color w:val="000000"/>
+          <w:kern w:val="0"/>
+          <w:u w:val="single"/>
+          <w:lang w:val="nl-NL"/>
+        </w:rPr>
+        <w:t>Backlog</w:t>
+      </w:r>
+      <w:proofErr w:type="spellEnd"/>
       <w:r>
         <w:rPr>
           <w:rFonts w:cs="Helvetica Neue"/>
@@ -4506,7 +5358,55 @@
           <w:kern w:val="0"/>
           <w:lang w:val="nl-NL"/>
         </w:rPr>
-        <w:t>In de GUI staat een 3D grafiek die bestaat uit lengte, breedte en diepte (x, y, z) die gebruik maakt van de feed van de 2 camera’s waarin de locatie van een bewegend object in realtime wordt weergegeven door het middelpunt te nemen van de detectiekader die over het object zit en dat als constante punt weer te geven in de grafiek waarvan de positie elke 0,5s wordt bijgewerkt en met een afwijking van ≤ 10cm voor het bepalen van de diepte.</w:t>
+        <w:t xml:space="preserve">In de GUI staat een 3D grafiek die bestaat uit lengte, breedte en diepte (x, y, </w:t>
+      </w:r>
+      <w:proofErr w:type="spellStart"/>
+      <w:r>
+        <w:rPr>
+          <w:rFonts w:cs="Helvetica Neue"/>
+          <w:i/>
+          <w:iCs/>
+          <w:color w:val="000000"/>
+          <w:kern w:val="0"/>
+          <w:lang w:val="nl-NL"/>
+        </w:rPr>
+        <w:t>z</w:t>
+      </w:r>
+      <w:proofErr w:type="spellEnd"/>
+      <w:r>
+        <w:rPr>
+          <w:rFonts w:cs="Helvetica Neue"/>
+          <w:i/>
+          <w:iCs/>
+          <w:color w:val="000000"/>
+          <w:kern w:val="0"/>
+          <w:lang w:val="nl-NL"/>
+        </w:rPr>
+        <w:t xml:space="preserve">) die gebruik maakt van de feed van de 2 camera’s waarin de locatie van een bewegend object in </w:t>
+      </w:r>
+      <w:proofErr w:type="spellStart"/>
+      <w:r>
+        <w:rPr>
+          <w:rFonts w:cs="Helvetica Neue"/>
+          <w:i/>
+          <w:iCs/>
+          <w:color w:val="000000"/>
+          <w:kern w:val="0"/>
+          <w:lang w:val="nl-NL"/>
+        </w:rPr>
+        <w:t>realtime</w:t>
+      </w:r>
+      <w:proofErr w:type="spellEnd"/>
+      <w:r>
+        <w:rPr>
+          <w:rFonts w:cs="Helvetica Neue"/>
+          <w:i/>
+          <w:iCs/>
+          <w:color w:val="000000"/>
+          <w:kern w:val="0"/>
+          <w:lang w:val="nl-NL"/>
+        </w:rPr>
+        <w:t xml:space="preserve"> wordt weergegeven door het middelpunt te nemen van de detectiekader die over het object zit en dat als constante punt weer te geven in de grafiek waarvan de positie elke 0,5s wordt bijgewerkt en met een afwijking van ≤ 10cm voor het bepalen van de diepte.</w:t>
       </w:r>
     </w:p>
     <w:p>
@@ -4544,7 +5444,27 @@
           <w:kern w:val="0"/>
           <w:lang w:val="nl-NL"/>
         </w:rPr>
-        <w:t xml:space="preserve">Deze requirement verwijst naar een </w:t>
+        <w:t xml:space="preserve">Deze </w:t>
+      </w:r>
+      <w:proofErr w:type="spellStart"/>
+      <w:r>
+        <w:rPr>
+          <w:rFonts w:cs="Helvetica Neue"/>
+          <w:color w:val="000000"/>
+          <w:kern w:val="0"/>
+          <w:lang w:val="nl-NL"/>
+        </w:rPr>
+        <w:t>requirement</w:t>
+      </w:r>
+      <w:proofErr w:type="spellEnd"/>
+      <w:r>
+        <w:rPr>
+          <w:rFonts w:cs="Helvetica Neue"/>
+          <w:color w:val="000000"/>
+          <w:kern w:val="0"/>
+          <w:lang w:val="nl-NL"/>
+        </w:rPr>
+        <w:t xml:space="preserve"> verwijst naar een </w:t>
       </w:r>
       <w:r>
         <w:rPr>
@@ -4607,8 +5527,22 @@
           <w:u w:val="single"/>
           <w:lang w:val="nl-NL"/>
         </w:rPr>
-        <w:t>Product Backlog</w:t>
-      </w:r>
+        <w:t xml:space="preserve">Product </w:t>
+      </w:r>
+      <w:proofErr w:type="spellStart"/>
+      <w:r>
+        <w:rPr>
+          <w:rFonts w:cs="Helvetica Neue"/>
+          <w:b/>
+          <w:bCs/>
+          <w:color w:val="000000"/>
+          <w:kern w:val="0"/>
+          <w:u w:val="single"/>
+          <w:lang w:val="nl-NL"/>
+        </w:rPr>
+        <w:t>Backlog</w:t>
+      </w:r>
+      <w:proofErr w:type="spellEnd"/>
       <w:r>
         <w:rPr>
           <w:rFonts w:cs="Helvetica Neue"/>
@@ -4662,7 +5596,7 @@
     </w:p>
     <w:p>
       <w:pPr>
-        <w:pStyle w:val="Lijstalinea"/>
+        <w:pStyle w:val="ListParagraph"/>
         <w:numPr>
           <w:ilvl w:val="0"/>
           <w:numId w:val="19"/>
@@ -4686,12 +5620,66 @@
           <w:color w:val="000000"/>
           <w:kern w:val="0"/>
         </w:rPr>
-        <w:t>Camera (Arducam of Waveshare stereocamera)</w:t>
-      </w:r>
-    </w:p>
-    <w:p>
-      <w:pPr>
-        <w:pStyle w:val="Lijstalinea"/>
+        <w:t>Camera (</w:t>
+      </w:r>
+      <w:proofErr w:type="spellStart"/>
+      <w:r>
+        <w:rPr>
+          <w:rFonts w:cs="Helvetica Neue"/>
+          <w:color w:val="000000"/>
+          <w:kern w:val="0"/>
+        </w:rPr>
+        <w:t>Arducam</w:t>
+      </w:r>
+      <w:proofErr w:type="spellEnd"/>
+      <w:r>
+        <w:rPr>
+          <w:rFonts w:cs="Helvetica Neue"/>
+          <w:color w:val="000000"/>
+          <w:kern w:val="0"/>
+        </w:rPr>
+        <w:t xml:space="preserve"> of </w:t>
+      </w:r>
+      <w:proofErr w:type="spellStart"/>
+      <w:r>
+        <w:rPr>
+          <w:rFonts w:cs="Helvetica Neue"/>
+          <w:color w:val="000000"/>
+          <w:kern w:val="0"/>
+        </w:rPr>
+        <w:t>Waveshare</w:t>
+      </w:r>
+      <w:proofErr w:type="spellEnd"/>
+      <w:r>
+        <w:rPr>
+          <w:rFonts w:cs="Helvetica Neue"/>
+          <w:color w:val="000000"/>
+          <w:kern w:val="0"/>
+        </w:rPr>
+        <w:t xml:space="preserve"> </w:t>
+      </w:r>
+      <w:proofErr w:type="spellStart"/>
+      <w:r>
+        <w:rPr>
+          <w:rFonts w:cs="Helvetica Neue"/>
+          <w:color w:val="000000"/>
+          <w:kern w:val="0"/>
+        </w:rPr>
+        <w:t>stereocamera</w:t>
+      </w:r>
+      <w:proofErr w:type="spellEnd"/>
+      <w:r>
+        <w:rPr>
+          <w:rFonts w:cs="Helvetica Neue"/>
+          <w:color w:val="000000"/>
+          <w:kern w:val="0"/>
+        </w:rPr>
+        <w:t>)</w:t>
+      </w:r>
+    </w:p>
+    <w:p>
+      <w:pPr>
+        <w:pStyle w:val="ListParagraph"/>
         <w:numPr>
           <w:ilvl w:val="0"/>
           <w:numId w:val="19"/>
@@ -4710,19 +5698,30 @@
           <w:lang w:val="nl-NL"/>
         </w:rPr>
       </w:pPr>
-      <w:r>
-        <w:rPr>
-          <w:rFonts w:cs="Helvetica Neue"/>
-          <w:color w:val="000000"/>
-          <w:kern w:val="0"/>
-          <w:lang w:val="nl-NL"/>
-        </w:rPr>
-        <w:t>Raspberry Pi 5</w:t>
-      </w:r>
-    </w:p>
-    <w:p>
-      <w:pPr>
-        <w:pStyle w:val="Lijstalinea"/>
+      <w:proofErr w:type="spellStart"/>
+      <w:r>
+        <w:rPr>
+          <w:rFonts w:cs="Helvetica Neue"/>
+          <w:color w:val="000000"/>
+          <w:kern w:val="0"/>
+          <w:lang w:val="nl-NL"/>
+        </w:rPr>
+        <w:t>Raspberry</w:t>
+      </w:r>
+      <w:proofErr w:type="spellEnd"/>
+      <w:r>
+        <w:rPr>
+          <w:rFonts w:cs="Helvetica Neue"/>
+          <w:color w:val="000000"/>
+          <w:kern w:val="0"/>
+          <w:lang w:val="nl-NL"/>
+        </w:rPr>
+        <w:t xml:space="preserve"> Pi 5</w:t>
+      </w:r>
+    </w:p>
+    <w:p>
+      <w:pPr>
+        <w:pStyle w:val="ListParagraph"/>
         <w:numPr>
           <w:ilvl w:val="0"/>
           <w:numId w:val="19"/>
@@ -4949,7 +5948,27 @@
           <w:kern w:val="0"/>
           <w:lang w:val="nl-NL"/>
         </w:rPr>
-        <w:t xml:space="preserve">Deze requirement verwijst naar </w:t>
+        <w:t xml:space="preserve">Deze </w:t>
+      </w:r>
+      <w:proofErr w:type="spellStart"/>
+      <w:r>
+        <w:rPr>
+          <w:rFonts w:cs="Helvetica Neue"/>
+          <w:color w:val="000000"/>
+          <w:kern w:val="0"/>
+          <w:lang w:val="nl-NL"/>
+        </w:rPr>
+        <w:t>requirement</w:t>
+      </w:r>
+      <w:proofErr w:type="spellEnd"/>
+      <w:r>
+        <w:rPr>
+          <w:rFonts w:cs="Helvetica Neue"/>
+          <w:color w:val="000000"/>
+          <w:kern w:val="0"/>
+          <w:lang w:val="nl-NL"/>
+        </w:rPr>
+        <w:t xml:space="preserve"> verwijst naar </w:t>
       </w:r>
       <w:r>
         <w:rPr>
@@ -5012,8 +6031,22 @@
           <w:u w:val="single"/>
           <w:lang w:val="nl-NL"/>
         </w:rPr>
-        <w:t>Product Backlog</w:t>
-      </w:r>
+        <w:t xml:space="preserve">Product </w:t>
+      </w:r>
+      <w:proofErr w:type="spellStart"/>
+      <w:r>
+        <w:rPr>
+          <w:rFonts w:cs="Helvetica Neue"/>
+          <w:b/>
+          <w:bCs/>
+          <w:color w:val="000000"/>
+          <w:kern w:val="0"/>
+          <w:u w:val="single"/>
+          <w:lang w:val="nl-NL"/>
+        </w:rPr>
+        <w:t>Backlog</w:t>
+      </w:r>
+      <w:proofErr w:type="spellEnd"/>
       <w:r>
         <w:rPr>
           <w:rFonts w:cs="Helvetica Neue"/>
@@ -5077,7 +6110,7 @@
     </w:p>
     <w:p>
       <w:pPr>
-        <w:pStyle w:val="Lijstalinea"/>
+        <w:pStyle w:val="ListParagraph"/>
         <w:numPr>
           <w:ilvl w:val="0"/>
           <w:numId w:val="19"/>
@@ -5095,6 +6128,7 @@
           <w:kern w:val="0"/>
         </w:rPr>
       </w:pPr>
+      <w:proofErr w:type="spellStart"/>
       <w:r>
         <w:rPr>
           <w:rFonts w:cs="Helvetica Neue"/>
@@ -5103,10 +6137,11 @@
         </w:rPr>
         <w:t>Nachtzichtcamera</w:t>
       </w:r>
-    </w:p>
-    <w:p>
-      <w:pPr>
-        <w:pStyle w:val="Lijstalinea"/>
+      <w:proofErr w:type="spellEnd"/>
+    </w:p>
+    <w:p>
+      <w:pPr>
+        <w:pStyle w:val="ListParagraph"/>
         <w:numPr>
           <w:ilvl w:val="0"/>
           <w:numId w:val="19"/>
@@ -5125,19 +6160,30 @@
           <w:lang w:val="nl-NL"/>
         </w:rPr>
       </w:pPr>
-      <w:r>
-        <w:rPr>
-          <w:rFonts w:cs="Helvetica Neue"/>
-          <w:color w:val="000000"/>
-          <w:kern w:val="0"/>
-          <w:lang w:val="nl-NL"/>
-        </w:rPr>
-        <w:t>Raspberry Pi 5</w:t>
-      </w:r>
-    </w:p>
-    <w:p>
-      <w:pPr>
-        <w:pStyle w:val="Lijstalinea"/>
+      <w:proofErr w:type="spellStart"/>
+      <w:r>
+        <w:rPr>
+          <w:rFonts w:cs="Helvetica Neue"/>
+          <w:color w:val="000000"/>
+          <w:kern w:val="0"/>
+          <w:lang w:val="nl-NL"/>
+        </w:rPr>
+        <w:t>Raspberry</w:t>
+      </w:r>
+      <w:proofErr w:type="spellEnd"/>
+      <w:r>
+        <w:rPr>
+          <w:rFonts w:cs="Helvetica Neue"/>
+          <w:color w:val="000000"/>
+          <w:kern w:val="0"/>
+          <w:lang w:val="nl-NL"/>
+        </w:rPr>
+        <w:t xml:space="preserve"> Pi 5</w:t>
+      </w:r>
+    </w:p>
+    <w:p>
+      <w:pPr>
+        <w:pStyle w:val="ListParagraph"/>
         <w:numPr>
           <w:ilvl w:val="0"/>
           <w:numId w:val="19"/>
@@ -5163,8 +6209,19 @@
           <w:kern w:val="0"/>
           <w:lang w:val="nl-NL"/>
         </w:rPr>
-        <w:t>Python met Opencv</w:t>
-      </w:r>
+        <w:t xml:space="preserve">Python met </w:t>
+      </w:r>
+      <w:proofErr w:type="spellStart"/>
+      <w:r>
+        <w:rPr>
+          <w:rFonts w:cs="Helvetica Neue"/>
+          <w:color w:val="000000"/>
+          <w:kern w:val="0"/>
+          <w:lang w:val="nl-NL"/>
+        </w:rPr>
+        <w:t>Opencv</w:t>
+      </w:r>
+      <w:proofErr w:type="spellEnd"/>
     </w:p>
     <w:p>
       <w:pPr>
@@ -5236,7 +6293,7 @@
     </w:p>
     <w:p>
       <w:pPr>
-        <w:pStyle w:val="Lijstalinea"/>
+        <w:pStyle w:val="ListParagraph"/>
         <w:numPr>
           <w:ilvl w:val="0"/>
           <w:numId w:val="19"/>
@@ -5291,7 +6348,27 @@
           <w:kern w:val="0"/>
           <w:lang w:val="nl-NL"/>
         </w:rPr>
-        <w:t xml:space="preserve">Sinds deze requirement een prioriteit heeft van </w:t>
+        <w:t xml:space="preserve">Sinds deze </w:t>
+      </w:r>
+      <w:proofErr w:type="spellStart"/>
+      <w:r>
+        <w:rPr>
+          <w:rFonts w:cs="Helvetica Neue"/>
+          <w:color w:val="000000"/>
+          <w:kern w:val="0"/>
+          <w:lang w:val="nl-NL"/>
+        </w:rPr>
+        <w:t>requirement</w:t>
+      </w:r>
+      <w:proofErr w:type="spellEnd"/>
+      <w:r>
+        <w:rPr>
+          <w:rFonts w:cs="Helvetica Neue"/>
+          <w:color w:val="000000"/>
+          <w:kern w:val="0"/>
+          <w:lang w:val="nl-NL"/>
+        </w:rPr>
+        <w:t xml:space="preserve"> een prioriteit heeft van </w:t>
       </w:r>
       <w:r>
         <w:rPr>
@@ -5311,7 +6388,47 @@
           <w:kern w:val="0"/>
           <w:lang w:val="nl-NL"/>
         </w:rPr>
-        <w:t xml:space="preserve"> is er tot nu toe geen toegevoegde eisen gesteld van deze requirement en is er dus ook geen onderzoek afgesteld voor de keuze van geschikte camera, dit zal veranderen als de requirement behandelt zou worden. Deze eisen en keuzes van camera worden dan toegevoegd aan het </w:t>
+        <w:t xml:space="preserve"> is er tot nu toe geen toegevoegde eisen gesteld van deze </w:t>
+      </w:r>
+      <w:proofErr w:type="spellStart"/>
+      <w:r>
+        <w:rPr>
+          <w:rFonts w:cs="Helvetica Neue"/>
+          <w:color w:val="000000"/>
+          <w:kern w:val="0"/>
+          <w:lang w:val="nl-NL"/>
+        </w:rPr>
+        <w:t>requirement</w:t>
+      </w:r>
+      <w:proofErr w:type="spellEnd"/>
+      <w:r>
+        <w:rPr>
+          <w:rFonts w:cs="Helvetica Neue"/>
+          <w:color w:val="000000"/>
+          <w:kern w:val="0"/>
+          <w:lang w:val="nl-NL"/>
+        </w:rPr>
+        <w:t xml:space="preserve"> en is er dus ook geen onderzoek afgesteld voor de keuze van geschikte camera, dit zal veranderen als de </w:t>
+      </w:r>
+      <w:proofErr w:type="spellStart"/>
+      <w:r>
+        <w:rPr>
+          <w:rFonts w:cs="Helvetica Neue"/>
+          <w:color w:val="000000"/>
+          <w:kern w:val="0"/>
+          <w:lang w:val="nl-NL"/>
+        </w:rPr>
+        <w:t>requirement</w:t>
+      </w:r>
+      <w:proofErr w:type="spellEnd"/>
+      <w:r>
+        <w:rPr>
+          <w:rFonts w:cs="Helvetica Neue"/>
+          <w:color w:val="000000"/>
+          <w:kern w:val="0"/>
+          <w:lang w:val="nl-NL"/>
+        </w:rPr>
+        <w:t xml:space="preserve"> behandelt zou worden. Deze eisen en keuzes van camera worden dan toegevoegd aan het </w:t>
       </w:r>
       <w:r>
         <w:rPr>
@@ -5383,6 +6500,7 @@
           <w:lang w:val="nl-NL"/>
         </w:rPr>
       </w:pPr>
+      <w:proofErr w:type="spellStart"/>
       <w:r>
         <w:rPr>
           <w:rFonts w:cs="Helvetica Neue"/>
@@ -5394,7 +6512,21 @@
           <w:szCs w:val="28"/>
           <w:lang w:val="nl-NL"/>
         </w:rPr>
-        <w:t xml:space="preserve">Testing: </w:t>
+        <w:t>Testing</w:t>
+      </w:r>
+      <w:proofErr w:type="spellEnd"/>
+      <w:r>
+        <w:rPr>
+          <w:rFonts w:cs="Helvetica Neue"/>
+          <w:b/>
+          <w:bCs/>
+          <w:color w:val="000000"/>
+          <w:kern w:val="0"/>
+          <w:sz w:val="28"/>
+          <w:szCs w:val="28"/>
+          <w:lang w:val="nl-NL"/>
+        </w:rPr>
+        <w:t xml:space="preserve">: </w:t>
       </w:r>
     </w:p>
     <w:p>
@@ -5442,7 +6574,7 @@
     </w:p>
     <w:p>
       <w:pPr>
-        <w:pStyle w:val="Lijstalinea"/>
+        <w:pStyle w:val="ListParagraph"/>
         <w:numPr>
           <w:ilvl w:val="0"/>
           <w:numId w:val="21"/>
@@ -5632,7 +6764,27 @@
           <w:kern w:val="0"/>
           <w:lang w:val="nl-NL"/>
         </w:rPr>
-        <w:t xml:space="preserve">Deze requirement verwijst naar een </w:t>
+        <w:t xml:space="preserve">Deze </w:t>
+      </w:r>
+      <w:proofErr w:type="spellStart"/>
+      <w:r>
+        <w:rPr>
+          <w:rFonts w:cs="Helvetica Neue"/>
+          <w:color w:val="000000"/>
+          <w:kern w:val="0"/>
+          <w:lang w:val="nl-NL"/>
+        </w:rPr>
+        <w:t>requirement</w:t>
+      </w:r>
+      <w:proofErr w:type="spellEnd"/>
+      <w:r>
+        <w:rPr>
+          <w:rFonts w:cs="Helvetica Neue"/>
+          <w:color w:val="000000"/>
+          <w:kern w:val="0"/>
+          <w:lang w:val="nl-NL"/>
+        </w:rPr>
+        <w:t xml:space="preserve"> verwijst naar een </w:t>
       </w:r>
       <w:r>
         <w:rPr>
@@ -5652,6 +6804,7 @@
         </w:rPr>
         <w:t xml:space="preserve">van de opdrachtgever die is uitgewerkt in </w:t>
       </w:r>
+      <w:proofErr w:type="spellStart"/>
       <w:r>
         <w:rPr>
           <w:rFonts w:cs="Helvetica Neue"/>
@@ -5662,8 +6815,9 @@
           <w:u w:val="single"/>
           <w:lang w:val="nl-NL"/>
         </w:rPr>
-        <w:t xml:space="preserve">UserStory Nr. </w:t>
-      </w:r>
+        <w:t>UserStory</w:t>
+      </w:r>
+      <w:proofErr w:type="spellEnd"/>
       <w:r>
         <w:rPr>
           <w:rFonts w:cs="Helvetica Neue"/>
@@ -5674,16 +6828,7 @@
           <w:u w:val="single"/>
           <w:lang w:val="nl-NL"/>
         </w:rPr>
-        <w:t>10</w:t>
-      </w:r>
-      <w:r>
-        <w:rPr>
-          <w:rFonts w:cs="Helvetica Neue"/>
-          <w:color w:val="000000"/>
-          <w:kern w:val="0"/>
-          <w:lang w:val="nl-NL"/>
-        </w:rPr>
-        <w:t xml:space="preserve"> in de </w:t>
+        <w:t xml:space="preserve"> Nr. </w:t>
       </w:r>
       <w:r>
         <w:rPr>
@@ -5695,8 +6840,43 @@
           <w:u w:val="single"/>
           <w:lang w:val="nl-NL"/>
         </w:rPr>
-        <w:t>Product Backlog</w:t>
-      </w:r>
+        <w:t>10</w:t>
+      </w:r>
+      <w:r>
+        <w:rPr>
+          <w:rFonts w:cs="Helvetica Neue"/>
+          <w:color w:val="000000"/>
+          <w:kern w:val="0"/>
+          <w:lang w:val="nl-NL"/>
+        </w:rPr>
+        <w:t xml:space="preserve"> in de </w:t>
+      </w:r>
+      <w:r>
+        <w:rPr>
+          <w:rFonts w:cs="Helvetica Neue"/>
+          <w:b/>
+          <w:bCs/>
+          <w:color w:val="000000"/>
+          <w:kern w:val="0"/>
+          <w:u w:val="single"/>
+          <w:lang w:val="nl-NL"/>
+        </w:rPr>
+        <w:t xml:space="preserve">Product </w:t>
+      </w:r>
+      <w:proofErr w:type="spellStart"/>
+      <w:r>
+        <w:rPr>
+          <w:rFonts w:cs="Helvetica Neue"/>
+          <w:b/>
+          <w:bCs/>
+          <w:color w:val="000000"/>
+          <w:kern w:val="0"/>
+          <w:u w:val="single"/>
+          <w:lang w:val="nl-NL"/>
+        </w:rPr>
+        <w:t>Backlog</w:t>
+      </w:r>
+      <w:proofErr w:type="spellEnd"/>
       <w:r>
         <w:rPr>
           <w:rFonts w:cs="Helvetica Neue"/>
@@ -5760,7 +6940,7 @@
     </w:p>
     <w:p>
       <w:pPr>
-        <w:pStyle w:val="Lijstalinea"/>
+        <w:pStyle w:val="ListParagraph"/>
         <w:numPr>
           <w:ilvl w:val="0"/>
           <w:numId w:val="19"/>
@@ -5778,6 +6958,7 @@
           <w:kern w:val="0"/>
         </w:rPr>
       </w:pPr>
+      <w:proofErr w:type="spellStart"/>
       <w:r>
         <w:rPr>
           <w:rFonts w:cs="Helvetica Neue"/>
@@ -5786,10 +6967,11 @@
         </w:rPr>
         <w:t>Microfoon</w:t>
       </w:r>
-    </w:p>
-    <w:p>
-      <w:pPr>
-        <w:pStyle w:val="Lijstalinea"/>
+      <w:proofErr w:type="spellEnd"/>
+    </w:p>
+    <w:p>
+      <w:pPr>
+        <w:pStyle w:val="ListParagraph"/>
         <w:numPr>
           <w:ilvl w:val="0"/>
           <w:numId w:val="19"/>
@@ -5808,19 +6990,30 @@
           <w:lang w:val="nl-NL"/>
         </w:rPr>
       </w:pPr>
-      <w:r>
-        <w:rPr>
-          <w:rFonts w:cs="Helvetica Neue"/>
-          <w:color w:val="000000"/>
-          <w:kern w:val="0"/>
-          <w:lang w:val="nl-NL"/>
-        </w:rPr>
-        <w:t>Rasberry Pi 5</w:t>
-      </w:r>
-    </w:p>
-    <w:p>
-      <w:pPr>
-        <w:pStyle w:val="Lijstalinea"/>
+      <w:proofErr w:type="spellStart"/>
+      <w:r>
+        <w:rPr>
+          <w:rFonts w:cs="Helvetica Neue"/>
+          <w:color w:val="000000"/>
+          <w:kern w:val="0"/>
+          <w:lang w:val="nl-NL"/>
+        </w:rPr>
+        <w:t>Rasberry</w:t>
+      </w:r>
+      <w:proofErr w:type="spellEnd"/>
+      <w:r>
+        <w:rPr>
+          <w:rFonts w:cs="Helvetica Neue"/>
+          <w:color w:val="000000"/>
+          <w:kern w:val="0"/>
+          <w:lang w:val="nl-NL"/>
+        </w:rPr>
+        <w:t xml:space="preserve"> Pi 5</w:t>
+      </w:r>
+    </w:p>
+    <w:p>
+      <w:pPr>
+        <w:pStyle w:val="ListParagraph"/>
         <w:numPr>
           <w:ilvl w:val="0"/>
           <w:numId w:val="19"/>
@@ -5846,8 +7039,19 @@
           <w:kern w:val="0"/>
           <w:lang w:val="nl-NL"/>
         </w:rPr>
-        <w:t>Python met Opencv</w:t>
-      </w:r>
+        <w:t xml:space="preserve">Python met </w:t>
+      </w:r>
+      <w:proofErr w:type="spellStart"/>
+      <w:r>
+        <w:rPr>
+          <w:rFonts w:cs="Helvetica Neue"/>
+          <w:color w:val="000000"/>
+          <w:kern w:val="0"/>
+          <w:lang w:val="nl-NL"/>
+        </w:rPr>
+        <w:t>Opencv</w:t>
+      </w:r>
+      <w:proofErr w:type="spellEnd"/>
     </w:p>
     <w:p>
       <w:pPr>
@@ -5919,7 +7123,7 @@
     </w:p>
     <w:p>
       <w:pPr>
-        <w:pStyle w:val="Lijstalinea"/>
+        <w:pStyle w:val="ListParagraph"/>
         <w:numPr>
           <w:ilvl w:val="0"/>
           <w:numId w:val="19"/>
@@ -5974,7 +7178,27 @@
           <w:kern w:val="0"/>
           <w:lang w:val="nl-NL"/>
         </w:rPr>
-        <w:t xml:space="preserve">Sinds deze requirement een prioriteit heeft van </w:t>
+        <w:t xml:space="preserve">Sinds deze </w:t>
+      </w:r>
+      <w:proofErr w:type="spellStart"/>
+      <w:r>
+        <w:rPr>
+          <w:rFonts w:cs="Helvetica Neue"/>
+          <w:color w:val="000000"/>
+          <w:kern w:val="0"/>
+          <w:lang w:val="nl-NL"/>
+        </w:rPr>
+        <w:t>requirement</w:t>
+      </w:r>
+      <w:proofErr w:type="spellEnd"/>
+      <w:r>
+        <w:rPr>
+          <w:rFonts w:cs="Helvetica Neue"/>
+          <w:color w:val="000000"/>
+          <w:kern w:val="0"/>
+          <w:lang w:val="nl-NL"/>
+        </w:rPr>
+        <w:t xml:space="preserve"> een prioriteit heeft van </w:t>
       </w:r>
       <w:r>
         <w:rPr>
@@ -5994,7 +7218,67 @@
           <w:kern w:val="0"/>
           <w:lang w:val="nl-NL"/>
         </w:rPr>
-        <w:t xml:space="preserve"> is er tot nu toe geen toegevoegde eisen gesteld van deze requirement en is er dus ook geen onderzoek afgesteld voor de keuze van geschikte microfoon, dit zal veranderen als de requirement behandelt zou worden. Deze eisen en keuzes van micrfoon worden dan behandelt in het dan aangemaakte verslag: </w:t>
+        <w:t xml:space="preserve"> is er tot nu toe geen toegevoegde eisen gesteld van deze </w:t>
+      </w:r>
+      <w:proofErr w:type="spellStart"/>
+      <w:r>
+        <w:rPr>
+          <w:rFonts w:cs="Helvetica Neue"/>
+          <w:color w:val="000000"/>
+          <w:kern w:val="0"/>
+          <w:lang w:val="nl-NL"/>
+        </w:rPr>
+        <w:t>requirement</w:t>
+      </w:r>
+      <w:proofErr w:type="spellEnd"/>
+      <w:r>
+        <w:rPr>
+          <w:rFonts w:cs="Helvetica Neue"/>
+          <w:color w:val="000000"/>
+          <w:kern w:val="0"/>
+          <w:lang w:val="nl-NL"/>
+        </w:rPr>
+        <w:t xml:space="preserve"> en is er dus ook geen onderzoek afgesteld voor de keuze van geschikte microfoon, dit zal veranderen als de </w:t>
+      </w:r>
+      <w:proofErr w:type="spellStart"/>
+      <w:r>
+        <w:rPr>
+          <w:rFonts w:cs="Helvetica Neue"/>
+          <w:color w:val="000000"/>
+          <w:kern w:val="0"/>
+          <w:lang w:val="nl-NL"/>
+        </w:rPr>
+        <w:t>requirement</w:t>
+      </w:r>
+      <w:proofErr w:type="spellEnd"/>
+      <w:r>
+        <w:rPr>
+          <w:rFonts w:cs="Helvetica Neue"/>
+          <w:color w:val="000000"/>
+          <w:kern w:val="0"/>
+          <w:lang w:val="nl-NL"/>
+        </w:rPr>
+        <w:t xml:space="preserve"> behandelt zou worden. Deze eisen en keuzes van </w:t>
+      </w:r>
+      <w:proofErr w:type="spellStart"/>
+      <w:r>
+        <w:rPr>
+          <w:rFonts w:cs="Helvetica Neue"/>
+          <w:color w:val="000000"/>
+          <w:kern w:val="0"/>
+          <w:lang w:val="nl-NL"/>
+        </w:rPr>
+        <w:t>micrfoon</w:t>
+      </w:r>
+      <w:proofErr w:type="spellEnd"/>
+      <w:r>
+        <w:rPr>
+          <w:rFonts w:cs="Helvetica Neue"/>
+          <w:color w:val="000000"/>
+          <w:kern w:val="0"/>
+          <w:lang w:val="nl-NL"/>
+        </w:rPr>
+        <w:t xml:space="preserve"> worden dan behandelt in het dan aangemaakte verslag: </w:t>
       </w:r>
       <w:r>
         <w:rPr>
@@ -6040,7 +7324,7 @@
     </w:p>
     <w:p>
       <w:pPr>
-        <w:pStyle w:val="Lijstalinea"/>
+        <w:pStyle w:val="ListParagraph"/>
         <w:numPr>
           <w:ilvl w:val="0"/>
           <w:numId w:val="21"/>
@@ -6058,7 +7342,7 @@
     </w:p>
     <w:tbl>
       <w:tblPr>
-        <w:tblStyle w:val="Tabelraster"/>
+        <w:tblStyle w:val="TableGrid"/>
         <w:tblpPr w:leftFromText="141" w:rightFromText="141" w:vertAnchor="text" w:horzAnchor="margin" w:tblpY="585"/>
         <w:tblW w:w="0" w:type="auto"/>
         <w:tblLook w:val="04A0" w:firstRow="1" w:lastRow="0" w:firstColumn="1" w:lastColumn="0" w:noHBand="0" w:noVBand="1"/>
@@ -6071,7 +7355,7 @@
       <w:tr>
         <w:tc>
           <w:tcPr>
-            <w:tcW w:w="846" w:type="dxa"/>
+            <w:tcW w:w="852" w:type="dxa"/>
           </w:tcPr>
           <w:p>
             <w:pPr>
@@ -6089,7 +7373,7 @@
         </w:tc>
         <w:tc>
           <w:tcPr>
-            <w:tcW w:w="5387" w:type="dxa"/>
+            <w:tcW w:w="5384" w:type="dxa"/>
           </w:tcPr>
           <w:p>
             <w:pPr>
@@ -6101,13 +7385,13 @@
               <w:rPr>
                 <w:lang w:val="nl-NL"/>
               </w:rPr>
-              <w:t>Wat/wie</w:t>
+              <w:t>Wijzigingen</w:t>
             </w:r>
           </w:p>
         </w:tc>
         <w:tc>
           <w:tcPr>
-            <w:tcW w:w="3117" w:type="dxa"/>
+            <w:tcW w:w="3114" w:type="dxa"/>
           </w:tcPr>
           <w:p>
             <w:pPr>
@@ -6127,7 +7411,7 @@
       <w:tr>
         <w:tc>
           <w:tcPr>
-            <w:tcW w:w="846" w:type="dxa"/>
+            <w:tcW w:w="852" w:type="dxa"/>
           </w:tcPr>
           <w:p>
             <w:pPr>
@@ -6145,7 +7429,7 @@
         </w:tc>
         <w:tc>
           <w:tcPr>
-            <w:tcW w:w="5387" w:type="dxa"/>
+            <w:tcW w:w="5384" w:type="dxa"/>
           </w:tcPr>
           <w:p>
             <w:pPr>
@@ -6157,13 +7441,19 @@
               <w:rPr>
                 <w:lang w:val="nl-NL"/>
               </w:rPr>
-              <w:t>Eerste versie - allen</w:t>
+              <w:t xml:space="preserve">Eerste versie </w:t>
+            </w:r>
+            <w:r>
+              <w:rPr>
+                <w:lang w:val="nl-NL"/>
+              </w:rPr>
+              <w:t>verslag</w:t>
             </w:r>
           </w:p>
         </w:tc>
         <w:tc>
           <w:tcPr>
-            <w:tcW w:w="3117" w:type="dxa"/>
+            <w:tcW w:w="3114" w:type="dxa"/>
           </w:tcPr>
           <w:p>
             <w:pPr>
@@ -6183,7 +7473,7 @@
       <w:tr>
         <w:tc>
           <w:tcPr>
-            <w:tcW w:w="846" w:type="dxa"/>
+            <w:tcW w:w="852" w:type="dxa"/>
           </w:tcPr>
           <w:p>
             <w:pPr>
@@ -6201,7 +7491,7 @@
         </w:tc>
         <w:tc>
           <w:tcPr>
-            <w:tcW w:w="5387" w:type="dxa"/>
+            <w:tcW w:w="5384" w:type="dxa"/>
           </w:tcPr>
           <w:p>
             <w:pPr>
@@ -6219,7 +7509,7 @@
         </w:tc>
         <w:tc>
           <w:tcPr>
-            <w:tcW w:w="3117" w:type="dxa"/>
+            <w:tcW w:w="3114" w:type="dxa"/>
           </w:tcPr>
           <w:p>
             <w:pPr>
@@ -6239,7 +7529,7 @@
       <w:tr>
         <w:tc>
           <w:tcPr>
-            <w:tcW w:w="846" w:type="dxa"/>
+            <w:tcW w:w="852" w:type="dxa"/>
           </w:tcPr>
           <w:p>
             <w:pPr>
@@ -6257,7 +7547,7 @@
         </w:tc>
         <w:tc>
           <w:tcPr>
-            <w:tcW w:w="5387" w:type="dxa"/>
+            <w:tcW w:w="5384" w:type="dxa"/>
           </w:tcPr>
           <w:p>
             <w:pPr>
@@ -6275,7 +7565,7 @@
         </w:tc>
         <w:tc>
           <w:tcPr>
-            <w:tcW w:w="3117" w:type="dxa"/>
+            <w:tcW w:w="3114" w:type="dxa"/>
           </w:tcPr>
           <w:p>
             <w:pPr>
@@ -6289,44 +7579,6 @@
               </w:rPr>
               <w:t>16-12-2025</w:t>
             </w:r>
-          </w:p>
-        </w:tc>
-      </w:tr>
-      <w:tr>
-        <w:tc>
-          <w:tcPr>
-            <w:tcW w:w="846" w:type="dxa"/>
-          </w:tcPr>
-          <w:p>
-            <w:pPr>
-              <w:rPr>
-                <w:lang w:val="nl-NL"/>
-              </w:rPr>
-            </w:pPr>
-          </w:p>
-        </w:tc>
-        <w:tc>
-          <w:tcPr>
-            <w:tcW w:w="5387" w:type="dxa"/>
-          </w:tcPr>
-          <w:p>
-            <w:pPr>
-              <w:rPr>
-                <w:lang w:val="nl-NL"/>
-              </w:rPr>
-            </w:pPr>
-          </w:p>
-        </w:tc>
-        <w:tc>
-          <w:tcPr>
-            <w:tcW w:w="3117" w:type="dxa"/>
-          </w:tcPr>
-          <w:p>
-            <w:pPr>
-              <w:rPr>
-                <w:lang w:val="nl-NL"/>
-              </w:rPr>
-            </w:pPr>
           </w:p>
         </w:tc>
       </w:tr>
@@ -9651,16 +10903,16 @@
     <w:lsdException w:name="Unresolved Mention" w:semiHidden="1" w:unhideWhenUsed="1"/>
     <w:lsdException w:name="Smart Link" w:semiHidden="1" w:unhideWhenUsed="1"/>
   </w:latentStyles>
-  <w:style w:type="paragraph" w:default="1" w:styleId="Standaard">
+  <w:style w:type="paragraph" w:default="1" w:styleId="Normal">
     <w:name w:val="Normal"/>
     <w:qFormat/>
     <w:rsid w:val="003B3700"/>
   </w:style>
-  <w:style w:type="paragraph" w:styleId="Kop1">
+  <w:style w:type="paragraph" w:styleId="Heading1">
     <w:name w:val="heading 1"/>
-    <w:basedOn w:val="Standaard"/>
-    <w:next w:val="Standaard"/>
-    <w:link w:val="Kop1Char"/>
+    <w:basedOn w:val="Normal"/>
+    <w:next w:val="Normal"/>
+    <w:link w:val="Heading1Char"/>
     <w:uiPriority w:val="9"/>
     <w:qFormat/>
     <w:rsid w:val="00F52705"/>
@@ -9677,11 +10929,11 @@
       <w:szCs w:val="40"/>
     </w:rPr>
   </w:style>
-  <w:style w:type="paragraph" w:styleId="Kop2">
+  <w:style w:type="paragraph" w:styleId="Heading2">
     <w:name w:val="heading 2"/>
-    <w:basedOn w:val="Standaard"/>
-    <w:next w:val="Standaard"/>
-    <w:link w:val="Kop2Char"/>
+    <w:basedOn w:val="Normal"/>
+    <w:next w:val="Normal"/>
+    <w:link w:val="Heading2Char"/>
     <w:uiPriority w:val="9"/>
     <w:unhideWhenUsed/>
     <w:qFormat/>
@@ -9699,11 +10951,11 @@
       <w:szCs w:val="32"/>
     </w:rPr>
   </w:style>
-  <w:style w:type="paragraph" w:styleId="Kop3">
+  <w:style w:type="paragraph" w:styleId="Heading3">
     <w:name w:val="heading 3"/>
-    <w:basedOn w:val="Standaard"/>
-    <w:next w:val="Standaard"/>
-    <w:link w:val="Kop3Char"/>
+    <w:basedOn w:val="Normal"/>
+    <w:next w:val="Normal"/>
+    <w:link w:val="Heading3Char"/>
     <w:uiPriority w:val="9"/>
     <w:semiHidden/>
     <w:unhideWhenUsed/>
@@ -9722,11 +10974,11 @@
       <w:szCs w:val="28"/>
     </w:rPr>
   </w:style>
-  <w:style w:type="paragraph" w:styleId="Kop4">
+  <w:style w:type="paragraph" w:styleId="Heading4">
     <w:name w:val="heading 4"/>
-    <w:basedOn w:val="Standaard"/>
-    <w:next w:val="Standaard"/>
-    <w:link w:val="Kop4Char"/>
+    <w:basedOn w:val="Normal"/>
+    <w:next w:val="Normal"/>
+    <w:link w:val="Heading4Char"/>
     <w:uiPriority w:val="9"/>
     <w:semiHidden/>
     <w:unhideWhenUsed/>
@@ -9745,11 +10997,11 @@
       <w:color w:val="0F4761" w:themeColor="accent1" w:themeShade="BF"/>
     </w:rPr>
   </w:style>
-  <w:style w:type="paragraph" w:styleId="Kop5">
+  <w:style w:type="paragraph" w:styleId="Heading5">
     <w:name w:val="heading 5"/>
-    <w:basedOn w:val="Standaard"/>
-    <w:next w:val="Standaard"/>
-    <w:link w:val="Kop5Char"/>
+    <w:basedOn w:val="Normal"/>
+    <w:next w:val="Normal"/>
+    <w:link w:val="Heading5Char"/>
     <w:uiPriority w:val="9"/>
     <w:semiHidden/>
     <w:unhideWhenUsed/>
@@ -9766,11 +11018,11 @@
       <w:color w:val="0F4761" w:themeColor="accent1" w:themeShade="BF"/>
     </w:rPr>
   </w:style>
-  <w:style w:type="paragraph" w:styleId="Kop6">
+  <w:style w:type="paragraph" w:styleId="Heading6">
     <w:name w:val="heading 6"/>
-    <w:basedOn w:val="Standaard"/>
-    <w:next w:val="Standaard"/>
-    <w:link w:val="Kop6Char"/>
+    <w:basedOn w:val="Normal"/>
+    <w:next w:val="Normal"/>
+    <w:link w:val="Heading6Char"/>
     <w:uiPriority w:val="9"/>
     <w:semiHidden/>
     <w:unhideWhenUsed/>
@@ -9789,11 +11041,11 @@
       <w:color w:val="595959" w:themeColor="text1" w:themeTint="A6"/>
     </w:rPr>
   </w:style>
-  <w:style w:type="paragraph" w:styleId="Kop7">
+  <w:style w:type="paragraph" w:styleId="Heading7">
     <w:name w:val="heading 7"/>
-    <w:basedOn w:val="Standaard"/>
-    <w:next w:val="Standaard"/>
-    <w:link w:val="Kop7Char"/>
+    <w:basedOn w:val="Normal"/>
+    <w:next w:val="Normal"/>
+    <w:link w:val="Heading7Char"/>
     <w:uiPriority w:val="9"/>
     <w:semiHidden/>
     <w:unhideWhenUsed/>
@@ -9810,11 +11062,11 @@
       <w:color w:val="595959" w:themeColor="text1" w:themeTint="A6"/>
     </w:rPr>
   </w:style>
-  <w:style w:type="paragraph" w:styleId="Kop8">
+  <w:style w:type="paragraph" w:styleId="Heading8">
     <w:name w:val="heading 8"/>
-    <w:basedOn w:val="Standaard"/>
-    <w:next w:val="Standaard"/>
-    <w:link w:val="Kop8Char"/>
+    <w:basedOn w:val="Normal"/>
+    <w:next w:val="Normal"/>
+    <w:link w:val="Heading8Char"/>
     <w:uiPriority w:val="9"/>
     <w:semiHidden/>
     <w:unhideWhenUsed/>
@@ -9833,11 +11085,11 @@
       <w:color w:val="272727" w:themeColor="text1" w:themeTint="D8"/>
     </w:rPr>
   </w:style>
-  <w:style w:type="paragraph" w:styleId="Kop9">
+  <w:style w:type="paragraph" w:styleId="Heading9">
     <w:name w:val="heading 9"/>
-    <w:basedOn w:val="Standaard"/>
-    <w:next w:val="Standaard"/>
-    <w:link w:val="Kop9Char"/>
+    <w:basedOn w:val="Normal"/>
+    <w:next w:val="Normal"/>
+    <w:link w:val="Heading9Char"/>
     <w:uiPriority w:val="9"/>
     <w:semiHidden/>
     <w:unhideWhenUsed/>
@@ -9854,13 +11106,13 @@
       <w:color w:val="272727" w:themeColor="text1" w:themeTint="D8"/>
     </w:rPr>
   </w:style>
-  <w:style w:type="character" w:default="1" w:styleId="Standaardalinea-lettertype">
+  <w:style w:type="character" w:default="1" w:styleId="DefaultParagraphFont">
     <w:name w:val="Default Paragraph Font"/>
     <w:uiPriority w:val="1"/>
     <w:semiHidden/>
     <w:unhideWhenUsed/>
   </w:style>
-  <w:style w:type="table" w:default="1" w:styleId="Standaardtabel">
+  <w:style w:type="table" w:default="1" w:styleId="TableNormal">
     <w:name w:val="Normal Table"/>
     <w:uiPriority w:val="99"/>
     <w:semiHidden/>
@@ -9875,16 +11127,16 @@
       </w:tblCellMar>
     </w:tblPr>
   </w:style>
-  <w:style w:type="numbering" w:default="1" w:styleId="Geenlijst">
+  <w:style w:type="numbering" w:default="1" w:styleId="NoList">
     <w:name w:val="No List"/>
     <w:uiPriority w:val="99"/>
     <w:semiHidden/>
     <w:unhideWhenUsed/>
   </w:style>
-  <w:style w:type="character" w:customStyle="1" w:styleId="Kop1Char">
-    <w:name w:val="Kop 1 Char"/>
-    <w:basedOn w:val="Standaardalinea-lettertype"/>
-    <w:link w:val="Kop1"/>
+  <w:style w:type="character" w:customStyle="1" w:styleId="Heading1Char">
+    <w:name w:val="Heading 1 Char"/>
+    <w:basedOn w:val="DefaultParagraphFont"/>
+    <w:link w:val="Heading1"/>
     <w:uiPriority w:val="9"/>
     <w:rsid w:val="00F52705"/>
     <w:rPr>
@@ -9894,10 +11146,10 @@
       <w:szCs w:val="40"/>
     </w:rPr>
   </w:style>
-  <w:style w:type="character" w:customStyle="1" w:styleId="Kop2Char">
-    <w:name w:val="Kop 2 Char"/>
-    <w:basedOn w:val="Standaardalinea-lettertype"/>
-    <w:link w:val="Kop2"/>
+  <w:style w:type="character" w:customStyle="1" w:styleId="Heading2Char">
+    <w:name w:val="Heading 2 Char"/>
+    <w:basedOn w:val="DefaultParagraphFont"/>
+    <w:link w:val="Heading2"/>
     <w:uiPriority w:val="9"/>
     <w:rsid w:val="00F52705"/>
     <w:rPr>
@@ -9907,10 +11159,10 @@
       <w:szCs w:val="32"/>
     </w:rPr>
   </w:style>
-  <w:style w:type="character" w:customStyle="1" w:styleId="Kop3Char">
-    <w:name w:val="Kop 3 Char"/>
-    <w:basedOn w:val="Standaardalinea-lettertype"/>
-    <w:link w:val="Kop3"/>
+  <w:style w:type="character" w:customStyle="1" w:styleId="Heading3Char">
+    <w:name w:val="Heading 3 Char"/>
+    <w:basedOn w:val="DefaultParagraphFont"/>
+    <w:link w:val="Heading3"/>
     <w:uiPriority w:val="9"/>
     <w:semiHidden/>
     <w:rsid w:val="00F52705"/>
@@ -9921,10 +11173,10 @@
       <w:szCs w:val="28"/>
     </w:rPr>
   </w:style>
-  <w:style w:type="character" w:customStyle="1" w:styleId="Kop4Char">
-    <w:name w:val="Kop 4 Char"/>
-    <w:basedOn w:val="Standaardalinea-lettertype"/>
-    <w:link w:val="Kop4"/>
+  <w:style w:type="character" w:customStyle="1" w:styleId="Heading4Char">
+    <w:name w:val="Heading 4 Char"/>
+    <w:basedOn w:val="DefaultParagraphFont"/>
+    <w:link w:val="Heading4"/>
     <w:uiPriority w:val="9"/>
     <w:semiHidden/>
     <w:rsid w:val="00F52705"/>
@@ -9935,10 +11187,10 @@
       <w:color w:val="0F4761" w:themeColor="accent1" w:themeShade="BF"/>
     </w:rPr>
   </w:style>
-  <w:style w:type="character" w:customStyle="1" w:styleId="Kop5Char">
-    <w:name w:val="Kop 5 Char"/>
-    <w:basedOn w:val="Standaardalinea-lettertype"/>
-    <w:link w:val="Kop5"/>
+  <w:style w:type="character" w:customStyle="1" w:styleId="Heading5Char">
+    <w:name w:val="Heading 5 Char"/>
+    <w:basedOn w:val="DefaultParagraphFont"/>
+    <w:link w:val="Heading5"/>
     <w:uiPriority w:val="9"/>
     <w:semiHidden/>
     <w:rsid w:val="00F52705"/>
@@ -9947,10 +11199,10 @@
       <w:color w:val="0F4761" w:themeColor="accent1" w:themeShade="BF"/>
     </w:rPr>
   </w:style>
-  <w:style w:type="character" w:customStyle="1" w:styleId="Kop6Char">
-    <w:name w:val="Kop 6 Char"/>
-    <w:basedOn w:val="Standaardalinea-lettertype"/>
-    <w:link w:val="Kop6"/>
+  <w:style w:type="character" w:customStyle="1" w:styleId="Heading6Char">
+    <w:name w:val="Heading 6 Char"/>
+    <w:basedOn w:val="DefaultParagraphFont"/>
+    <w:link w:val="Heading6"/>
     <w:uiPriority w:val="9"/>
     <w:semiHidden/>
     <w:rsid w:val="00F52705"/>
@@ -9961,10 +11213,10 @@
       <w:color w:val="595959" w:themeColor="text1" w:themeTint="A6"/>
     </w:rPr>
   </w:style>
-  <w:style w:type="character" w:customStyle="1" w:styleId="Kop7Char">
-    <w:name w:val="Kop 7 Char"/>
-    <w:basedOn w:val="Standaardalinea-lettertype"/>
-    <w:link w:val="Kop7"/>
+  <w:style w:type="character" w:customStyle="1" w:styleId="Heading7Char">
+    <w:name w:val="Heading 7 Char"/>
+    <w:basedOn w:val="DefaultParagraphFont"/>
+    <w:link w:val="Heading7"/>
     <w:uiPriority w:val="9"/>
     <w:semiHidden/>
     <w:rsid w:val="00F52705"/>
@@ -9973,10 +11225,10 @@
       <w:color w:val="595959" w:themeColor="text1" w:themeTint="A6"/>
     </w:rPr>
   </w:style>
-  <w:style w:type="character" w:customStyle="1" w:styleId="Kop8Char">
-    <w:name w:val="Kop 8 Char"/>
-    <w:basedOn w:val="Standaardalinea-lettertype"/>
-    <w:link w:val="Kop8"/>
+  <w:style w:type="character" w:customStyle="1" w:styleId="Heading8Char">
+    <w:name w:val="Heading 8 Char"/>
+    <w:basedOn w:val="DefaultParagraphFont"/>
+    <w:link w:val="Heading8"/>
     <w:uiPriority w:val="9"/>
     <w:semiHidden/>
     <w:rsid w:val="00F52705"/>
@@ -9987,10 +11239,10 @@
       <w:color w:val="272727" w:themeColor="text1" w:themeTint="D8"/>
     </w:rPr>
   </w:style>
-  <w:style w:type="character" w:customStyle="1" w:styleId="Kop9Char">
-    <w:name w:val="Kop 9 Char"/>
-    <w:basedOn w:val="Standaardalinea-lettertype"/>
-    <w:link w:val="Kop9"/>
+  <w:style w:type="character" w:customStyle="1" w:styleId="Heading9Char">
+    <w:name w:val="Heading 9 Char"/>
+    <w:basedOn w:val="DefaultParagraphFont"/>
+    <w:link w:val="Heading9"/>
     <w:uiPriority w:val="9"/>
     <w:semiHidden/>
     <w:rsid w:val="00F52705"/>
@@ -9999,11 +11251,11 @@
       <w:color w:val="272727" w:themeColor="text1" w:themeTint="D8"/>
     </w:rPr>
   </w:style>
-  <w:style w:type="paragraph" w:styleId="Titel">
+  <w:style w:type="paragraph" w:styleId="Title">
     <w:name w:val="Title"/>
-    <w:basedOn w:val="Standaard"/>
-    <w:next w:val="Standaard"/>
-    <w:link w:val="TitelChar"/>
+    <w:basedOn w:val="Normal"/>
+    <w:next w:val="Normal"/>
+    <w:link w:val="TitleChar"/>
     <w:uiPriority w:val="10"/>
     <w:qFormat/>
     <w:rsid w:val="00F52705"/>
@@ -10019,10 +11271,10 @@
       <w:szCs w:val="56"/>
     </w:rPr>
   </w:style>
-  <w:style w:type="character" w:customStyle="1" w:styleId="TitelChar">
-    <w:name w:val="Titel Char"/>
-    <w:basedOn w:val="Standaardalinea-lettertype"/>
-    <w:link w:val="Titel"/>
+  <w:style w:type="character" w:customStyle="1" w:styleId="TitleChar">
+    <w:name w:val="Title Char"/>
+    <w:basedOn w:val="DefaultParagraphFont"/>
+    <w:link w:val="Title"/>
     <w:uiPriority w:val="10"/>
     <w:rsid w:val="00F52705"/>
     <w:rPr>
@@ -10033,11 +11285,11 @@
       <w:szCs w:val="56"/>
     </w:rPr>
   </w:style>
-  <w:style w:type="paragraph" w:styleId="Ondertitel">
+  <w:style w:type="paragraph" w:styleId="Subtitle">
     <w:name w:val="Subtitle"/>
-    <w:basedOn w:val="Standaard"/>
-    <w:next w:val="Standaard"/>
-    <w:link w:val="OndertitelChar"/>
+    <w:basedOn w:val="Normal"/>
+    <w:next w:val="Normal"/>
+    <w:link w:val="SubtitleChar"/>
     <w:uiPriority w:val="11"/>
     <w:qFormat/>
     <w:rsid w:val="00F52705"/>
@@ -10054,10 +11306,10 @@
       <w:szCs w:val="28"/>
     </w:rPr>
   </w:style>
-  <w:style w:type="character" w:customStyle="1" w:styleId="OndertitelChar">
-    <w:name w:val="Ondertitel Char"/>
-    <w:basedOn w:val="Standaardalinea-lettertype"/>
-    <w:link w:val="Ondertitel"/>
+  <w:style w:type="character" w:customStyle="1" w:styleId="SubtitleChar">
+    <w:name w:val="Subtitle Char"/>
+    <w:basedOn w:val="DefaultParagraphFont"/>
+    <w:link w:val="Subtitle"/>
     <w:uiPriority w:val="11"/>
     <w:rsid w:val="00F52705"/>
     <w:rPr>
@@ -10068,11 +11320,11 @@
       <w:szCs w:val="28"/>
     </w:rPr>
   </w:style>
-  <w:style w:type="paragraph" w:styleId="Citaat">
+  <w:style w:type="paragraph" w:styleId="Quote">
     <w:name w:val="Quote"/>
-    <w:basedOn w:val="Standaard"/>
-    <w:next w:val="Standaard"/>
-    <w:link w:val="CitaatChar"/>
+    <w:basedOn w:val="Normal"/>
+    <w:next w:val="Normal"/>
+    <w:link w:val="QuoteChar"/>
     <w:uiPriority w:val="29"/>
     <w:qFormat/>
     <w:rsid w:val="00F52705"/>
@@ -10086,10 +11338,10 @@
       <w:color w:val="404040" w:themeColor="text1" w:themeTint="BF"/>
     </w:rPr>
   </w:style>
-  <w:style w:type="character" w:customStyle="1" w:styleId="CitaatChar">
-    <w:name w:val="Citaat Char"/>
-    <w:basedOn w:val="Standaardalinea-lettertype"/>
-    <w:link w:val="Citaat"/>
+  <w:style w:type="character" w:customStyle="1" w:styleId="QuoteChar">
+    <w:name w:val="Quote Char"/>
+    <w:basedOn w:val="DefaultParagraphFont"/>
+    <w:link w:val="Quote"/>
     <w:uiPriority w:val="29"/>
     <w:rsid w:val="00F52705"/>
     <w:rPr>
@@ -10098,9 +11350,9 @@
       <w:color w:val="404040" w:themeColor="text1" w:themeTint="BF"/>
     </w:rPr>
   </w:style>
-  <w:style w:type="paragraph" w:styleId="Lijstalinea">
+  <w:style w:type="paragraph" w:styleId="ListParagraph">
     <w:name w:val="List Paragraph"/>
-    <w:basedOn w:val="Standaard"/>
+    <w:basedOn w:val="Normal"/>
     <w:uiPriority w:val="34"/>
     <w:qFormat/>
     <w:rsid w:val="00F52705"/>
@@ -10109,9 +11361,9 @@
       <w:contextualSpacing/>
     </w:pPr>
   </w:style>
-  <w:style w:type="character" w:styleId="Intensievebenadrukking">
+  <w:style w:type="character" w:styleId="IntenseEmphasis">
     <w:name w:val="Intense Emphasis"/>
-    <w:basedOn w:val="Standaardalinea-lettertype"/>
+    <w:basedOn w:val="DefaultParagraphFont"/>
     <w:uiPriority w:val="21"/>
     <w:qFormat/>
     <w:rsid w:val="00F52705"/>
@@ -10121,11 +11373,11 @@
       <w:color w:val="0F4761" w:themeColor="accent1" w:themeShade="BF"/>
     </w:rPr>
   </w:style>
-  <w:style w:type="paragraph" w:styleId="Duidelijkcitaat">
+  <w:style w:type="paragraph" w:styleId="IntenseQuote">
     <w:name w:val="Intense Quote"/>
-    <w:basedOn w:val="Standaard"/>
-    <w:next w:val="Standaard"/>
-    <w:link w:val="DuidelijkcitaatChar"/>
+    <w:basedOn w:val="Normal"/>
+    <w:next w:val="Normal"/>
+    <w:link w:val="IntenseQuoteChar"/>
     <w:uiPriority w:val="30"/>
     <w:qFormat/>
     <w:rsid w:val="00F52705"/>
@@ -10144,10 +11396,10 @@
       <w:color w:val="0F4761" w:themeColor="accent1" w:themeShade="BF"/>
     </w:rPr>
   </w:style>
-  <w:style w:type="character" w:customStyle="1" w:styleId="DuidelijkcitaatChar">
-    <w:name w:val="Duidelijk citaat Char"/>
-    <w:basedOn w:val="Standaardalinea-lettertype"/>
-    <w:link w:val="Duidelijkcitaat"/>
+  <w:style w:type="character" w:customStyle="1" w:styleId="IntenseQuoteChar">
+    <w:name w:val="Intense Quote Char"/>
+    <w:basedOn w:val="DefaultParagraphFont"/>
+    <w:link w:val="IntenseQuote"/>
     <w:uiPriority w:val="30"/>
     <w:rsid w:val="00F52705"/>
     <w:rPr>
@@ -10156,9 +11408,9 @@
       <w:color w:val="0F4761" w:themeColor="accent1" w:themeShade="BF"/>
     </w:rPr>
   </w:style>
-  <w:style w:type="character" w:styleId="Intensieveverwijzing">
+  <w:style w:type="character" w:styleId="IntenseReference">
     <w:name w:val="Intense Reference"/>
-    <w:basedOn w:val="Standaardalinea-lettertype"/>
+    <w:basedOn w:val="DefaultParagraphFont"/>
     <w:uiPriority w:val="32"/>
     <w:qFormat/>
     <w:rsid w:val="00F52705"/>
@@ -10170,9 +11422,9 @@
       <w:spacing w:val="5"/>
     </w:rPr>
   </w:style>
-  <w:style w:type="table" w:styleId="Tabelraster">
+  <w:style w:type="table" w:styleId="TableGrid">
     <w:name w:val="Table Grid"/>
-    <w:basedOn w:val="Standaardtabel"/>
+    <w:basedOn w:val="TableNormal"/>
     <w:uiPriority w:val="39"/>
     <w:rsid w:val="00F52705"/>
     <w:pPr>
@@ -10189,9 +11441,9 @@
       </w:tblBorders>
     </w:tblPr>
   </w:style>
-  <w:style w:type="table" w:styleId="Tabelrasterlicht">
+  <w:style w:type="table" w:styleId="TableGridLight">
     <w:name w:val="Grid Table Light"/>
-    <w:basedOn w:val="Standaardtabel"/>
+    <w:basedOn w:val="TableNormal"/>
     <w:uiPriority w:val="40"/>
     <w:rsid w:val="00D53FBC"/>
     <w:pPr>
@@ -10208,9 +11460,9 @@
       </w:tblBorders>
     </w:tblPr>
   </w:style>
-  <w:style w:type="table" w:styleId="Onopgemaaktetabel1">
+  <w:style w:type="table" w:styleId="PlainTable1">
     <w:name w:val="Plain Table 1"/>
-    <w:basedOn w:val="Standaardtabel"/>
+    <w:basedOn w:val="TableNormal"/>
     <w:uiPriority w:val="41"/>
     <w:rsid w:val="005D78C6"/>
     <w:pPr>
@@ -10271,9 +11523,9 @@
       </w:tcPr>
     </w:tblStylePr>
   </w:style>
-  <w:style w:type="table" w:styleId="Onopgemaaktetabel2">
+  <w:style w:type="table" w:styleId="PlainTable2">
     <w:name w:val="Plain Table 2"/>
-    <w:basedOn w:val="Standaardtabel"/>
+    <w:basedOn w:val="TableNormal"/>
     <w:uiPriority w:val="42"/>
     <w:rsid w:val="005D78C6"/>
     <w:pPr>
@@ -10351,9 +11603,9 @@
       </w:tcPr>
     </w:tblStylePr>
   </w:style>
-  <w:style w:type="table" w:styleId="Onopgemaaktetabel3">
+  <w:style w:type="table" w:styleId="PlainTable3">
     <w:name w:val="Plain Table 3"/>
-    <w:basedOn w:val="Standaardtabel"/>
+    <w:basedOn w:val="TableNormal"/>
     <w:uiPriority w:val="43"/>
     <w:rsid w:val="005D78C6"/>
     <w:pPr>
@@ -10444,9 +11696,9 @@
       </w:tcPr>
     </w:tblStylePr>
   </w:style>
-  <w:style w:type="table" w:styleId="Onopgemaaktetabel4">
+  <w:style w:type="table" w:styleId="PlainTable4">
     <w:name w:val="Plain Table 4"/>
-    <w:basedOn w:val="Standaardtabel"/>
+    <w:basedOn w:val="TableNormal"/>
     <w:uiPriority w:val="44"/>
     <w:rsid w:val="005D78C6"/>
     <w:pPr>
@@ -10493,9 +11745,9 @@
       </w:tcPr>
     </w:tblStylePr>
   </w:style>
-  <w:style w:type="table" w:styleId="Onopgemaaktetabel5">
+  <w:style w:type="table" w:styleId="PlainTable5">
     <w:name w:val="Plain Table 5"/>
-    <w:basedOn w:val="Standaardtabel"/>
+    <w:basedOn w:val="TableNormal"/>
     <w:uiPriority w:val="45"/>
     <w:rsid w:val="005D78C6"/>
     <w:pPr>
@@ -10613,9 +11865,9 @@
       </w:tcPr>
     </w:tblStylePr>
   </w:style>
-  <w:style w:type="table" w:styleId="Rastertabel1licht">
+  <w:style w:type="table" w:styleId="GridTable1Light">
     <w:name w:val="Grid Table 1 Light"/>
-    <w:basedOn w:val="Standaardtabel"/>
+    <w:basedOn w:val="TableNormal"/>
     <w:uiPriority w:val="46"/>
     <w:rsid w:val="005D78C6"/>
     <w:pPr>
@@ -10670,9 +11922,9 @@
       </w:rPr>
     </w:tblStylePr>
   </w:style>
-  <w:style w:type="table" w:styleId="Rastertabel1licht-Accent1">
+  <w:style w:type="table" w:styleId="GridTable1Light-Accent1">
     <w:name w:val="Grid Table 1 Light Accent 1"/>
-    <w:basedOn w:val="Standaardtabel"/>
+    <w:basedOn w:val="TableNormal"/>
     <w:uiPriority w:val="46"/>
     <w:rsid w:val="005D78C6"/>
     <w:pPr>
@@ -10727,9 +11979,9 @@
       </w:rPr>
     </w:tblStylePr>
   </w:style>
-  <w:style w:type="table" w:styleId="Rastertabel1licht-Accent2">
+  <w:style w:type="table" w:styleId="GridTable1Light-Accent2">
     <w:name w:val="Grid Table 1 Light Accent 2"/>
-    <w:basedOn w:val="Standaardtabel"/>
+    <w:basedOn w:val="TableNormal"/>
     <w:uiPriority w:val="46"/>
     <w:rsid w:val="005D78C6"/>
     <w:pPr>
@@ -10784,9 +12036,9 @@
       </w:rPr>
     </w:tblStylePr>
   </w:style>
-  <w:style w:type="table" w:styleId="Rastertabel3-Accent4">
+  <w:style w:type="table" w:styleId="GridTable3-Accent4">
     <w:name w:val="Grid Table 3 Accent 4"/>
-    <w:basedOn w:val="Standaardtabel"/>
+    <w:basedOn w:val="TableNormal"/>
     <w:uiPriority w:val="48"/>
     <w:rsid w:val="005D78C6"/>
     <w:pPr>
@@ -10920,9 +12172,9 @@
       </w:tcPr>
     </w:tblStylePr>
   </w:style>
-  <w:style w:type="table" w:styleId="Rastertabel5donker">
+  <w:style w:type="table" w:styleId="GridTable5Dark">
     <w:name w:val="Grid Table 5 Dark"/>
-    <w:basedOn w:val="Standaardtabel"/>
+    <w:basedOn w:val="TableNormal"/>
     <w:uiPriority w:val="50"/>
     <w:rsid w:val="005D78C6"/>
     <w:pPr>
@@ -11026,9 +12278,9 @@
       </w:tcPr>
     </w:tblStylePr>
   </w:style>
-  <w:style w:type="table" w:styleId="Lijsttabel1licht">
+  <w:style w:type="table" w:styleId="ListTable1Light">
     <w:name w:val="List Table 1 Light"/>
-    <w:basedOn w:val="Standaardtabel"/>
+    <w:basedOn w:val="TableNormal"/>
     <w:uiPriority w:val="46"/>
     <w:rsid w:val="005D78C6"/>
     <w:pPr>
@@ -11087,9 +12339,9 @@
       </w:tcPr>
     </w:tblStylePr>
   </w:style>
-  <w:style w:type="table" w:styleId="Lijsttabel4">
+  <w:style w:type="table" w:styleId="ListTable4">
     <w:name w:val="List Table 4"/>
-    <w:basedOn w:val="Standaardtabel"/>
+    <w:basedOn w:val="TableNormal"/>
     <w:uiPriority w:val="49"/>
     <w:rsid w:val="005D78C6"/>
     <w:pPr>
@@ -11161,9 +12413,9 @@
       </w:tcPr>
     </w:tblStylePr>
   </w:style>
-  <w:style w:type="table" w:styleId="Lijsttabel5donker">
+  <w:style w:type="table" w:styleId="ListTable5Dark">
     <w:name w:val="List Table 5 Dark"/>
-    <w:basedOn w:val="Standaardtabel"/>
+    <w:basedOn w:val="TableNormal"/>
     <w:uiPriority w:val="50"/>
     <w:rsid w:val="005D78C6"/>
     <w:pPr>
@@ -11295,9 +12547,9 @@
       </w:tcPr>
     </w:tblStylePr>
   </w:style>
-  <w:style w:type="table" w:styleId="Lijsttabel5donker-Accent1">
+  <w:style w:type="table" w:styleId="ListTable5Dark-Accent1">
     <w:name w:val="List Table 5 Dark Accent 1"/>
-    <w:basedOn w:val="Standaardtabel"/>
+    <w:basedOn w:val="TableNormal"/>
     <w:uiPriority w:val="50"/>
     <w:rsid w:val="005D78C6"/>
     <w:pPr>
@@ -11429,9 +12681,9 @@
       </w:tcPr>
     </w:tblStylePr>
   </w:style>
-  <w:style w:type="table" w:styleId="Lijsttabel2">
+  <w:style w:type="table" w:styleId="ListTable2">
     <w:name w:val="List Table 2"/>
-    <w:basedOn w:val="Standaardtabel"/>
+    <w:basedOn w:val="TableNormal"/>
     <w:uiPriority w:val="47"/>
     <w:rsid w:val="005D78C6"/>
     <w:pPr>
@@ -11483,9 +12735,9 @@
       </w:tcPr>
     </w:tblStylePr>
   </w:style>
-  <w:style w:type="table" w:styleId="Rastertabel4">
+  <w:style w:type="table" w:styleId="GridTable4">
     <w:name w:val="Grid Table 4"/>
-    <w:basedOn w:val="Standaardtabel"/>
+    <w:basedOn w:val="TableNormal"/>
     <w:uiPriority w:val="49"/>
     <w:rsid w:val="005D78C6"/>
     <w:pPr>
@@ -11573,8 +12825,8 @@
   </w:style>
   <w:style w:type="paragraph" w:customStyle="1" w:styleId="Style2">
     <w:name w:val="Style2"/>
-    <w:basedOn w:val="Kop1"/>
-    <w:next w:val="Standaard"/>
+    <w:basedOn w:val="Heading1"/>
+    <w:next w:val="Normal"/>
     <w:qFormat/>
     <w:rsid w:val="001A6124"/>
     <w:rPr>
@@ -11584,8 +12836,8 @@
   </w:style>
   <w:style w:type="paragraph" w:customStyle="1" w:styleId="Style3">
     <w:name w:val="Style3"/>
-    <w:basedOn w:val="Kop2"/>
-    <w:next w:val="Standaard"/>
+    <w:basedOn w:val="Heading2"/>
+    <w:next w:val="Normal"/>
     <w:qFormat/>
     <w:rsid w:val="001A6124"/>
     <w:rPr>
@@ -11594,10 +12846,10 @@
       <w:lang w:val="nl-NL"/>
     </w:rPr>
   </w:style>
-  <w:style w:type="paragraph" w:styleId="Kopvaninhoudsopgave">
+  <w:style w:type="paragraph" w:styleId="TOCHeading">
     <w:name w:val="TOC Heading"/>
-    <w:basedOn w:val="Kop1"/>
-    <w:next w:val="Standaard"/>
+    <w:basedOn w:val="Heading1"/>
+    <w:next w:val="Normal"/>
     <w:uiPriority w:val="39"/>
     <w:unhideWhenUsed/>
     <w:qFormat/>
@@ -11615,10 +12867,10 @@
       <w14:ligatures w14:val="none"/>
     </w:rPr>
   </w:style>
-  <w:style w:type="paragraph" w:styleId="Inhopg1">
+  <w:style w:type="paragraph" w:styleId="TOC1">
     <w:name w:val="toc 1"/>
-    <w:basedOn w:val="Standaard"/>
-    <w:next w:val="Standaard"/>
+    <w:basedOn w:val="Normal"/>
+    <w:next w:val="Normal"/>
     <w:autoRedefine/>
     <w:uiPriority w:val="39"/>
     <w:unhideWhenUsed/>
@@ -11633,10 +12885,10 @@
       <w:iCs/>
     </w:rPr>
   </w:style>
-  <w:style w:type="paragraph" w:styleId="Inhopg2">
+  <w:style w:type="paragraph" w:styleId="TOC2">
     <w:name w:val="toc 2"/>
-    <w:basedOn w:val="Standaard"/>
-    <w:next w:val="Standaard"/>
+    <w:basedOn w:val="Normal"/>
+    <w:next w:val="Normal"/>
     <w:autoRedefine/>
     <w:uiPriority w:val="39"/>
     <w:unhideWhenUsed/>
@@ -11654,7 +12906,7 @@
   </w:style>
   <w:style w:type="character" w:styleId="Hyperlink">
     <w:name w:val="Hyperlink"/>
-    <w:basedOn w:val="Standaardalinea-lettertype"/>
+    <w:basedOn w:val="DefaultParagraphFont"/>
     <w:uiPriority w:val="99"/>
     <w:unhideWhenUsed/>
     <w:rsid w:val="00957DC9"/>
@@ -11663,10 +12915,10 @@
       <w:u w:val="single"/>
     </w:rPr>
   </w:style>
-  <w:style w:type="paragraph" w:styleId="Inhopg3">
+  <w:style w:type="paragraph" w:styleId="TOC3">
     <w:name w:val="toc 3"/>
-    <w:basedOn w:val="Standaard"/>
-    <w:next w:val="Standaard"/>
+    <w:basedOn w:val="Normal"/>
+    <w:next w:val="Normal"/>
     <w:autoRedefine/>
     <w:uiPriority w:val="39"/>
     <w:unhideWhenUsed/>
@@ -11680,10 +12932,10 @@
       <w:szCs w:val="20"/>
     </w:rPr>
   </w:style>
-  <w:style w:type="paragraph" w:styleId="Inhopg4">
+  <w:style w:type="paragraph" w:styleId="TOC4">
     <w:name w:val="toc 4"/>
-    <w:basedOn w:val="Standaard"/>
-    <w:next w:val="Standaard"/>
+    <w:basedOn w:val="Normal"/>
+    <w:next w:val="Normal"/>
     <w:autoRedefine/>
     <w:uiPriority w:val="39"/>
     <w:semiHidden/>
@@ -11698,10 +12950,10 @@
       <w:szCs w:val="20"/>
     </w:rPr>
   </w:style>
-  <w:style w:type="paragraph" w:styleId="Inhopg5">
+  <w:style w:type="paragraph" w:styleId="TOC5">
     <w:name w:val="toc 5"/>
-    <w:basedOn w:val="Standaard"/>
-    <w:next w:val="Standaard"/>
+    <w:basedOn w:val="Normal"/>
+    <w:next w:val="Normal"/>
     <w:autoRedefine/>
     <w:uiPriority w:val="39"/>
     <w:semiHidden/>
@@ -11716,10 +12968,10 @@
       <w:szCs w:val="20"/>
     </w:rPr>
   </w:style>
-  <w:style w:type="paragraph" w:styleId="Inhopg6">
+  <w:style w:type="paragraph" w:styleId="TOC6">
     <w:name w:val="toc 6"/>
-    <w:basedOn w:val="Standaard"/>
-    <w:next w:val="Standaard"/>
+    <w:basedOn w:val="Normal"/>
+    <w:next w:val="Normal"/>
     <w:autoRedefine/>
     <w:uiPriority w:val="39"/>
     <w:semiHidden/>
@@ -11734,10 +12986,10 @@
       <w:szCs w:val="20"/>
     </w:rPr>
   </w:style>
-  <w:style w:type="paragraph" w:styleId="Inhopg7">
+  <w:style w:type="paragraph" w:styleId="TOC7">
     <w:name w:val="toc 7"/>
-    <w:basedOn w:val="Standaard"/>
-    <w:next w:val="Standaard"/>
+    <w:basedOn w:val="Normal"/>
+    <w:next w:val="Normal"/>
     <w:autoRedefine/>
     <w:uiPriority w:val="39"/>
     <w:semiHidden/>
@@ -11752,10 +13004,10 @@
       <w:szCs w:val="20"/>
     </w:rPr>
   </w:style>
-  <w:style w:type="paragraph" w:styleId="Inhopg8">
+  <w:style w:type="paragraph" w:styleId="TOC8">
     <w:name w:val="toc 8"/>
-    <w:basedOn w:val="Standaard"/>
-    <w:next w:val="Standaard"/>
+    <w:basedOn w:val="Normal"/>
+    <w:next w:val="Normal"/>
     <w:autoRedefine/>
     <w:uiPriority w:val="39"/>
     <w:semiHidden/>
@@ -11770,10 +13022,10 @@
       <w:szCs w:val="20"/>
     </w:rPr>
   </w:style>
-  <w:style w:type="paragraph" w:styleId="Inhopg9">
+  <w:style w:type="paragraph" w:styleId="TOC9">
     <w:name w:val="toc 9"/>
-    <w:basedOn w:val="Standaard"/>
-    <w:next w:val="Standaard"/>
+    <w:basedOn w:val="Normal"/>
+    <w:next w:val="Normal"/>
     <w:autoRedefine/>
     <w:uiPriority w:val="39"/>
     <w:semiHidden/>

--- a/Opleverset_Project_5-6/Verslagen/Requirement analyse.docx
+++ b/Opleverset_Project_5-6/Verslagen/Requirement analyse.docx
@@ -17,19 +17,8 @@
           <w:sz w:val="36"/>
           <w:szCs w:val="36"/>
         </w:rPr>
-        <w:t xml:space="preserve">Requirements </w:t>
-      </w:r>
-      <w:proofErr w:type="spellStart"/>
-      <w:r>
-        <w:rPr>
-          <w:b/>
-          <w:bCs/>
-          <w:sz w:val="36"/>
-          <w:szCs w:val="36"/>
-        </w:rPr>
-        <w:t>analyse</w:t>
-      </w:r>
-      <w:proofErr w:type="spellEnd"/>
+        <w:t>Requirements analyse</w:t>
+      </w:r>
     </w:p>
     <w:p>
       <w:r>
@@ -80,32 +69,110 @@
         </w:drawing>
       </w:r>
     </w:p>
-    <w:p/>
-    <w:p/>
-    <w:p/>
-    <w:p/>
-    <w:p/>
-    <w:p/>
-    <w:p>
-      <w:r>
+    <w:p>
+      <w:pPr>
+        <w:rPr>
+          <w:b/>
+          <w:bCs/>
+          <w:u w:val="single"/>
+          <w:lang w:val="nl-NL"/>
+        </w:rPr>
+      </w:pPr>
+      <w:r>
+        <w:rPr>
+          <w:b/>
+          <w:bCs/>
+          <w:u w:val="single"/>
+          <w:lang w:val="nl-NL"/>
+        </w:rPr>
+        <w:t>Projectleden:</w:t>
+      </w:r>
+    </w:p>
+    <w:p>
+      <w:pPr>
+        <w:rPr>
+          <w:lang w:val="nl-NL"/>
+        </w:rPr>
+      </w:pPr>
+      <w:r>
+        <w:rPr>
+          <w:lang w:val="nl-NL"/>
+        </w:rPr>
         <w:t>Dennis Zejnilovic</w:t>
       </w:r>
       <w:r>
+        <w:rPr>
+          <w:lang w:val="nl-NL"/>
+        </w:rPr>
         <w:tab/>
         <w:t>1098617</w:t>
       </w:r>
-    </w:p>
-    <w:p>
-      <w:r>
-        <w:t xml:space="preserve">Ali </w:t>
-      </w:r>
-      <w:proofErr w:type="spellStart"/>
-      <w:r>
-        <w:t>Haimed</w:t>
-      </w:r>
-      <w:proofErr w:type="spellEnd"/>
-      <w:r>
-        <w:t xml:space="preserve"> </w:t>
+      <w:r>
+        <w:rPr>
+          <w:lang w:val="nl-NL"/>
+        </w:rPr>
+        <w:tab/>
+      </w:r>
+      <w:r>
+        <w:rPr>
+          <w:lang w:val="nl-NL"/>
+        </w:rPr>
+        <w:tab/>
+      </w:r>
+      <w:r>
+        <w:rPr>
+          <w:lang w:val="nl-NL"/>
+        </w:rPr>
+        <w:tab/>
+      </w:r>
+      <w:r>
+        <w:rPr>
+          <w:lang w:val="nl-NL"/>
+        </w:rPr>
+        <w:tab/>
+      </w:r>
+      <w:r>
+        <w:rPr>
+          <w:lang w:val="nl-NL"/>
+        </w:rPr>
+        <w:tab/>
+      </w:r>
+      <w:r>
+        <w:rPr>
+          <w:lang w:val="nl-NL"/>
+        </w:rPr>
+        <w:tab/>
+      </w:r>
+      <w:r>
+        <w:rPr>
+          <w:lang w:val="nl-NL"/>
+        </w:rPr>
+        <w:tab/>
+      </w:r>
+    </w:p>
+    <w:p>
+      <w:pPr>
+        <w:rPr>
+          <w:lang w:val="nl-NL"/>
+        </w:rPr>
+      </w:pPr>
+      <w:r>
+        <w:rPr>
+          <w:lang w:val="nl-NL"/>
+        </w:rPr>
+        <w:t>Tom Heijmans</w:t>
+      </w:r>
+      <w:r>
+        <w:rPr>
+          <w:lang w:val="nl-NL"/>
+        </w:rPr>
+        <w:tab/>
+        <w:t>1079471</w:t>
+      </w:r>
+    </w:p>
+    <w:p>
+      <w:r>
+        <w:t>Ali Haimed</w:t>
       </w:r>
       <w:r>
         <w:tab/>
@@ -126,22 +193,71 @@
     </w:p>
     <w:p>
       <w:pPr>
-        <w:rPr>
-          <w:lang w:val="nl-NL"/>
-        </w:rPr>
-      </w:pPr>
-      <w:r>
-        <w:rPr>
-          <w:lang w:val="nl-NL"/>
-        </w:rPr>
-        <w:t>Tom Heijmans</w:t>
-      </w:r>
-      <w:r>
-        <w:rPr>
-          <w:lang w:val="nl-NL"/>
-        </w:rPr>
-        <w:tab/>
-        <w:t>1079471</w:t>
+        <w:jc w:val="right"/>
+      </w:pPr>
+      <w:r>
+        <w:rPr>
+          <w:b/>
+          <w:bCs/>
+          <w:u w:val="single"/>
+        </w:rPr>
+        <w:t>Docenten:</w:t>
+      </w:r>
+    </w:p>
+    <w:p>
+      <w:pPr>
+        <w:jc w:val="right"/>
+        <w:rPr>
+          <w:lang w:val="nl-NL"/>
+        </w:rPr>
+      </w:pPr>
+      <w:r>
+        <w:rPr>
+          <w:lang w:val="nl-NL"/>
+        </w:rPr>
+        <w:t>Sandra Hekkelman</w:t>
+      </w:r>
+    </w:p>
+    <w:p>
+      <w:pPr>
+        <w:jc w:val="right"/>
+        <w:rPr>
+          <w:lang w:val="nl-NL"/>
+        </w:rPr>
+      </w:pPr>
+      <w:r>
+        <w:rPr>
+          <w:lang w:val="nl-NL"/>
+        </w:rPr>
+        <w:t>Wouter Bergmann Tiest</w:t>
+      </w:r>
+    </w:p>
+    <w:p>
+      <w:pPr>
+        <w:jc w:val="right"/>
+        <w:rPr>
+          <w:lang w:val="nl-NL"/>
+        </w:rPr>
+      </w:pPr>
+      <w:r>
+        <w:rPr>
+          <w:lang w:val="nl-NL"/>
+        </w:rPr>
+        <w:t>1-02-2025</w:t>
+      </w:r>
+    </w:p>
+    <w:p>
+      <w:pPr>
+        <w:jc w:val="right"/>
+        <w:rPr>
+          <w:lang w:val="nl-NL"/>
+        </w:rPr>
+      </w:pPr>
+      <w:r>
+        <w:rPr>
+          <w:lang w:val="nl-NL"/>
+        </w:rPr>
+        <w:t>Eerste gelegenheid</w:t>
       </w:r>
     </w:p>
     <w:sdt>
@@ -170,17 +286,15 @@
       <w:sdtContent>
         <w:p>
           <w:pPr>
-            <w:pStyle w:val="TOCHeading"/>
+            <w:pStyle w:val="Kopvaninhoudsopgave"/>
           </w:pPr>
-          <w:proofErr w:type="spellStart"/>
           <w:r>
             <w:t>Inhoudsopgave</w:t>
           </w:r>
-          <w:proofErr w:type="spellEnd"/>
         </w:p>
         <w:p>
           <w:pPr>
-            <w:pStyle w:val="TOC1"/>
+            <w:pStyle w:val="Inhopg1"/>
             <w:tabs>
               <w:tab w:val="right" w:leader="dot" w:pos="9350"/>
             </w:tabs>
@@ -270,7 +384,7 @@
         </w:p>
         <w:p>
           <w:pPr>
-            <w:pStyle w:val="TOC1"/>
+            <w:pStyle w:val="Inhopg1"/>
             <w:tabs>
               <w:tab w:val="right" w:leader="dot" w:pos="9350"/>
             </w:tabs>
@@ -343,7 +457,7 @@
         </w:p>
         <w:p>
           <w:pPr>
-            <w:pStyle w:val="TOC1"/>
+            <w:pStyle w:val="Inhopg1"/>
             <w:tabs>
               <w:tab w:val="right" w:leader="dot" w:pos="9350"/>
             </w:tabs>
@@ -416,7 +530,7 @@
         </w:p>
         <w:p>
           <w:pPr>
-            <w:pStyle w:val="TOC2"/>
+            <w:pStyle w:val="Inhopg2"/>
             <w:tabs>
               <w:tab w:val="right" w:leader="dot" w:pos="9350"/>
             </w:tabs>
@@ -489,7 +603,7 @@
         </w:p>
         <w:p>
           <w:pPr>
-            <w:pStyle w:val="TOC2"/>
+            <w:pStyle w:val="Inhopg2"/>
             <w:tabs>
               <w:tab w:val="right" w:leader="dot" w:pos="9350"/>
             </w:tabs>
@@ -562,7 +676,7 @@
         </w:p>
         <w:p>
           <w:pPr>
-            <w:pStyle w:val="TOC2"/>
+            <w:pStyle w:val="Inhopg2"/>
             <w:tabs>
               <w:tab w:val="right" w:leader="dot" w:pos="9350"/>
             </w:tabs>
@@ -635,7 +749,7 @@
         </w:p>
         <w:p>
           <w:pPr>
-            <w:pStyle w:val="TOC2"/>
+            <w:pStyle w:val="Inhopg2"/>
             <w:tabs>
               <w:tab w:val="right" w:leader="dot" w:pos="9350"/>
             </w:tabs>
@@ -708,7 +822,7 @@
         </w:p>
         <w:p>
           <w:pPr>
-            <w:pStyle w:val="TOC2"/>
+            <w:pStyle w:val="Inhopg2"/>
             <w:tabs>
               <w:tab w:val="right" w:leader="dot" w:pos="9350"/>
             </w:tabs>
@@ -781,7 +895,7 @@
         </w:p>
         <w:p>
           <w:pPr>
-            <w:pStyle w:val="TOC2"/>
+            <w:pStyle w:val="Inhopg2"/>
             <w:tabs>
               <w:tab w:val="right" w:leader="dot" w:pos="9350"/>
             </w:tabs>
@@ -854,7 +968,7 @@
         </w:p>
         <w:p>
           <w:pPr>
-            <w:pStyle w:val="TOC2"/>
+            <w:pStyle w:val="Inhopg2"/>
             <w:tabs>
               <w:tab w:val="right" w:leader="dot" w:pos="9350"/>
             </w:tabs>
@@ -927,7 +1041,7 @@
         </w:p>
         <w:p>
           <w:pPr>
-            <w:pStyle w:val="TOC2"/>
+            <w:pStyle w:val="Inhopg2"/>
             <w:tabs>
               <w:tab w:val="right" w:leader="dot" w:pos="9350"/>
             </w:tabs>
@@ -1000,7 +1114,7 @@
         </w:p>
         <w:p>
           <w:pPr>
-            <w:pStyle w:val="TOC2"/>
+            <w:pStyle w:val="Inhopg2"/>
             <w:tabs>
               <w:tab w:val="right" w:leader="dot" w:pos="9350"/>
             </w:tabs>
@@ -1073,7 +1187,7 @@
         </w:p>
         <w:p>
           <w:pPr>
-            <w:pStyle w:val="TOC2"/>
+            <w:pStyle w:val="Inhopg2"/>
             <w:tabs>
               <w:tab w:val="right" w:leader="dot" w:pos="9350"/>
             </w:tabs>
@@ -1146,7 +1260,7 @@
         </w:p>
         <w:p>
           <w:pPr>
-            <w:pStyle w:val="TOC2"/>
+            <w:pStyle w:val="Inhopg2"/>
             <w:tabs>
               <w:tab w:val="right" w:leader="dot" w:pos="9350"/>
             </w:tabs>
@@ -1260,23 +1374,7 @@
           <w:rFonts w:asciiTheme="majorHAnsi" w:hAnsiTheme="majorHAnsi"/>
           <w:lang w:val="nl-NL"/>
         </w:rPr>
-        <w:t xml:space="preserve">In dit </w:t>
-      </w:r>
-      <w:proofErr w:type="spellStart"/>
-      <w:r>
-        <w:rPr>
-          <w:rFonts w:asciiTheme="majorHAnsi" w:hAnsiTheme="majorHAnsi"/>
-          <w:lang w:val="nl-NL"/>
-        </w:rPr>
-        <w:t>requirements</w:t>
-      </w:r>
-      <w:proofErr w:type="spellEnd"/>
-      <w:r>
-        <w:rPr>
-          <w:rFonts w:asciiTheme="majorHAnsi" w:hAnsiTheme="majorHAnsi"/>
-          <w:lang w:val="nl-NL"/>
-        </w:rPr>
-        <w:t xml:space="preserve"> analyse zullen de eisen behandeld worden voor het project: Het lokaliseren en detecteren van drones. Deze analyse zal de </w:t>
+        <w:t xml:space="preserve">In dit requirements analyse zullen de eisen behandeld worden voor het project: Het lokaliseren en detecteren van drones. Deze analyse zal de </w:t>
       </w:r>
       <w:r>
         <w:rPr>
@@ -1298,7 +1396,6 @@
         </w:rPr>
         <w:t xml:space="preserve">ser </w:t>
       </w:r>
-      <w:proofErr w:type="spellStart"/>
       <w:r>
         <w:rPr>
           <w:rFonts w:asciiTheme="majorHAnsi" w:hAnsiTheme="majorHAnsi"/>
@@ -1317,9 +1414,15 @@
           <w:u w:val="single"/>
           <w:lang w:val="nl-NL"/>
         </w:rPr>
-        <w:t>tories</w:t>
-      </w:r>
-      <w:proofErr w:type="spellEnd"/>
+        <w:t xml:space="preserve">tories </w:t>
+      </w:r>
+      <w:r>
+        <w:rPr>
+          <w:rFonts w:asciiTheme="majorHAnsi" w:hAnsiTheme="majorHAnsi"/>
+          <w:lang w:val="nl-NL"/>
+        </w:rPr>
+        <w:t>van de</w:t>
+      </w:r>
       <w:r>
         <w:rPr>
           <w:rFonts w:asciiTheme="majorHAnsi" w:hAnsiTheme="majorHAnsi"/>
@@ -1328,14 +1431,14 @@
           <w:u w:val="single"/>
           <w:lang w:val="nl-NL"/>
         </w:rPr>
-        <w:t xml:space="preserve"> </w:t>
+        <w:t xml:space="preserve"> Product Backlog </w:t>
       </w:r>
       <w:r>
         <w:rPr>
           <w:rFonts w:asciiTheme="majorHAnsi" w:hAnsiTheme="majorHAnsi"/>
           <w:lang w:val="nl-NL"/>
         </w:rPr>
-        <w:t>van de</w:t>
+        <w:t xml:space="preserve">(zie </w:t>
       </w:r>
       <w:r>
         <w:rPr>
@@ -1345,85 +1448,14 @@
           <w:u w:val="single"/>
           <w:lang w:val="nl-NL"/>
         </w:rPr>
-        <w:t xml:space="preserve"> Product </w:t>
-      </w:r>
-      <w:proofErr w:type="spellStart"/>
+        <w:t>README.md</w:t>
+      </w:r>
       <w:r>
         <w:rPr>
           <w:rFonts w:asciiTheme="majorHAnsi" w:hAnsiTheme="majorHAnsi"/>
-          <w:b/>
-          <w:bCs/>
-          <w:u w:val="single"/>
-          <w:lang w:val="nl-NL"/>
-        </w:rPr>
-        <w:t>Backlog</w:t>
-      </w:r>
-      <w:proofErr w:type="spellEnd"/>
-      <w:r>
-        <w:rPr>
-          <w:rFonts w:asciiTheme="majorHAnsi" w:hAnsiTheme="majorHAnsi"/>
-          <w:b/>
-          <w:bCs/>
-          <w:u w:val="single"/>
-          <w:lang w:val="nl-NL"/>
-        </w:rPr>
-        <w:t xml:space="preserve"> </w:t>
-      </w:r>
-      <w:r>
-        <w:rPr>
-          <w:rFonts w:asciiTheme="majorHAnsi" w:hAnsiTheme="majorHAnsi"/>
-          <w:lang w:val="nl-NL"/>
-        </w:rPr>
-        <w:t xml:space="preserve">(zie </w:t>
-      </w:r>
-      <w:r>
-        <w:rPr>
-          <w:rFonts w:asciiTheme="majorHAnsi" w:hAnsiTheme="majorHAnsi"/>
-          <w:b/>
-          <w:bCs/>
-          <w:u w:val="single"/>
-          <w:lang w:val="nl-NL"/>
-        </w:rPr>
-        <w:t>README.md</w:t>
-      </w:r>
-      <w:r>
-        <w:rPr>
-          <w:rFonts w:asciiTheme="majorHAnsi" w:hAnsiTheme="majorHAnsi"/>
-          <w:lang w:val="nl-NL"/>
-        </w:rPr>
-        <w:t xml:space="preserve">) die zijn geconstrueerd na meerdere meetings met de opdrachtgever behandelen om daarvan passende eisen op te stellen. Deze analyse zal een Prioriteit systeem bevatten die de eisen verdeeld in hoe belangrijk ze zijn voor het project waarin het </w:t>
-      </w:r>
-      <w:proofErr w:type="spellStart"/>
-      <w:r>
-        <w:rPr>
-          <w:rFonts w:asciiTheme="majorHAnsi" w:hAnsiTheme="majorHAnsi"/>
-          <w:lang w:val="nl-NL"/>
-        </w:rPr>
-        <w:t>MoSCoW</w:t>
-      </w:r>
-      <w:proofErr w:type="spellEnd"/>
-      <w:r>
-        <w:rPr>
-          <w:rFonts w:asciiTheme="majorHAnsi" w:hAnsiTheme="majorHAnsi"/>
-          <w:lang w:val="nl-NL"/>
-        </w:rPr>
-        <w:t xml:space="preserve"> systeem wordt toegepast. Ook zullen de gekozen componenten voor het project aan het begin van de analyse benoemd worden, eisen waarin er een aanpassing of toevoeging is van de componenten zal aangegeven worden in de </w:t>
-      </w:r>
-      <w:proofErr w:type="spellStart"/>
-      <w:r>
-        <w:rPr>
-          <w:rFonts w:asciiTheme="majorHAnsi" w:hAnsiTheme="majorHAnsi"/>
-          <w:lang w:val="nl-NL"/>
-        </w:rPr>
-        <w:t>requirements</w:t>
-      </w:r>
-      <w:proofErr w:type="spellEnd"/>
-      <w:r>
-        <w:rPr>
-          <w:rFonts w:asciiTheme="majorHAnsi" w:hAnsiTheme="majorHAnsi"/>
-          <w:lang w:val="nl-NL"/>
-        </w:rPr>
-        <w:t xml:space="preserve"> zelf</w:t>
+          <w:lang w:val="nl-NL"/>
+        </w:rPr>
+        <w:t>) die zijn geconstrueerd na meerdere meetings met de opdrachtgever behandelen om daarvan passende eisen op te stellen. Deze analyse zal een Prioriteit systeem bevatten die de eisen verdeeld in hoe belangrijk ze zijn voor het project waarin het MoSCoW systeem wordt toegepast. Ook zullen de gekozen componenten voor het project aan het begin van de analyse benoemd worden, eisen waarin er een aanpassing of toevoeging is van de componenten zal aangegeven worden in de requirements zelf</w:t>
       </w:r>
       <w:r>
         <w:rPr>
@@ -1451,7 +1483,7 @@
     </w:p>
     <w:tbl>
       <w:tblPr>
-        <w:tblStyle w:val="TableGrid"/>
+        <w:tblStyle w:val="Tabelraster"/>
         <w:tblW w:w="0" w:type="auto"/>
         <w:tblLook w:val="04A0" w:firstRow="1" w:lastRow="0" w:firstColumn="1" w:lastColumn="0" w:noHBand="0" w:noVBand="1"/>
       </w:tblPr>
@@ -1465,7 +1497,7 @@
           </w:tcPr>
           <w:tbl>
             <w:tblPr>
-              <w:tblStyle w:val="TableGridLight"/>
+              <w:tblStyle w:val="Tabelrasterlicht"/>
               <w:tblW w:w="0" w:type="auto"/>
               <w:tblLook w:val="04A0" w:firstRow="1" w:lastRow="0" w:firstColumn="1" w:lastColumn="0" w:noHBand="0" w:noVBand="1"/>
             </w:tblPr>
@@ -1488,7 +1520,6 @@
                       <w:bCs/>
                     </w:rPr>
                   </w:pPr>
-                  <w:proofErr w:type="spellStart"/>
                   <w:r>
                     <w:rPr>
                       <w:b/>
@@ -1496,7 +1527,6 @@
                     </w:rPr>
                     <w:t>Prioriteit</w:t>
                   </w:r>
-                  <w:proofErr w:type="spellEnd"/>
                 </w:p>
               </w:tc>
               <w:tc>
@@ -1559,23 +1589,7 @@
                       <w:b/>
                       <w:bCs/>
                     </w:rPr>
-                    <w:t xml:space="preserve">P1 – </w:t>
-                  </w:r>
-                  <w:proofErr w:type="spellStart"/>
-                  <w:r>
-                    <w:rPr>
-                      <w:b/>
-                      <w:bCs/>
-                    </w:rPr>
-                    <w:t>Essentieel</w:t>
-                  </w:r>
-                  <w:proofErr w:type="spellEnd"/>
-                  <w:r>
-                    <w:rPr>
-                      <w:b/>
-                      <w:bCs/>
-                    </w:rPr>
-                    <w:t xml:space="preserve"> (must-have)</w:t>
+                    <w:t>P1 – Essentieel (must-have)</w:t>
                   </w:r>
                 </w:p>
               </w:tc>
@@ -1635,58 +1649,7 @@
                       <w:b/>
                       <w:bCs/>
                     </w:rPr>
-                    <w:t xml:space="preserve">P2 – </w:t>
-                  </w:r>
-                  <w:proofErr w:type="spellStart"/>
-                  <w:r>
-                    <w:rPr>
-                      <w:b/>
-                      <w:bCs/>
-                    </w:rPr>
-                    <w:t>Belangrijk</w:t>
-                  </w:r>
-                  <w:proofErr w:type="spellEnd"/>
-                  <w:r>
-                    <w:rPr>
-                      <w:b/>
-                      <w:bCs/>
-                    </w:rPr>
-                    <w:t xml:space="preserve"> (should-have)</w:t>
-                  </w:r>
-                </w:p>
-              </w:tc>
-              <w:tc>
-                <w:tcPr>
-                  <w:tcW w:w="0" w:type="auto"/>
-                  <w:hideMark/>
-                </w:tcPr>
-                <w:p>
-                  <w:pPr>
-                    <w:spacing w:after="160" w:line="278" w:lineRule="auto"/>
-                  </w:pPr>
-                  <w:proofErr w:type="spellStart"/>
-                  <w:r>
-                    <w:t>Verbetert</w:t>
-                  </w:r>
-                  <w:proofErr w:type="spellEnd"/>
-                  <w:r>
-                    <w:t xml:space="preserve"> </w:t>
-                  </w:r>
-                  <w:proofErr w:type="spellStart"/>
-                  <w:r>
-                    <w:t>bruikbaarheid</w:t>
-                  </w:r>
-                  <w:proofErr w:type="spellEnd"/>
-                  <w:r>
-                    <w:t xml:space="preserve"> of </w:t>
-                  </w:r>
-                  <w:proofErr w:type="spellStart"/>
-                  <w:r>
-                    <w:t>betrouwbaarheid</w:t>
-                  </w:r>
-                  <w:proofErr w:type="spellEnd"/>
-                  <w:r>
-                    <w:t>.</w:t>
+                    <w:t>P2 – Belangrijk (should-have)</w:t>
                   </w:r>
                 </w:p>
               </w:tc>
@@ -1700,15 +1663,21 @@
                     <w:spacing w:after="160" w:line="278" w:lineRule="auto"/>
                   </w:pPr>
                   <w:r>
-                    <w:t>Live camera-</w:t>
+                    <w:t>Verbetert bruikbaarheid of betrouwbaarheid.</w:t>
                   </w:r>
-                  <w:proofErr w:type="spellStart"/>
+                </w:p>
+              </w:tc>
+              <w:tc>
+                <w:tcPr>
+                  <w:tcW w:w="0" w:type="auto"/>
+                  <w:hideMark/>
+                </w:tcPr>
+                <w:p>
+                  <w:pPr>
+                    <w:spacing w:after="160" w:line="278" w:lineRule="auto"/>
+                  </w:pPr>
                   <w:r>
-                    <w:t>overzicht</w:t>
-                  </w:r>
-                  <w:proofErr w:type="spellEnd"/>
-                  <w:r>
-                    <w:t>, data in GUI.</w:t>
+                    <w:t>Live camera-overzicht, data in GUI.</w:t>
                   </w:r>
                 </w:p>
               </w:tc>
@@ -1728,23 +1697,7 @@
                       <w:b/>
                       <w:bCs/>
                     </w:rPr>
-                    <w:t xml:space="preserve">P3 – </w:t>
-                  </w:r>
-                  <w:proofErr w:type="spellStart"/>
-                  <w:r>
-                    <w:rPr>
-                      <w:b/>
-                      <w:bCs/>
-                    </w:rPr>
-                    <w:t>Optioneel</w:t>
-                  </w:r>
-                  <w:proofErr w:type="spellEnd"/>
-                  <w:r>
-                    <w:rPr>
-                      <w:b/>
-                      <w:bCs/>
-                    </w:rPr>
-                    <w:t xml:space="preserve"> (could-have)</w:t>
+                    <w:t>P3 – Optioneel (could-have)</w:t>
                   </w:r>
                 </w:p>
               </w:tc>
@@ -1851,7 +1804,7 @@
     </w:p>
     <w:p>
       <w:pPr>
-        <w:pStyle w:val="ListParagraph"/>
+        <w:pStyle w:val="Lijstalinea"/>
         <w:numPr>
           <w:ilvl w:val="0"/>
           <w:numId w:val="19"/>
@@ -1916,19 +1869,11 @@
         </w:rPr>
         <w:t xml:space="preserve">Voor de keuze van de camera’s is er gekozen door de opdrachtgever om de </w:t>
       </w:r>
-      <w:proofErr w:type="spellStart"/>
-      <w:r>
-        <w:rPr>
-          <w:lang w:val="nl-NL"/>
-        </w:rPr>
-        <w:t>Arducam</w:t>
-      </w:r>
-      <w:proofErr w:type="spellEnd"/>
-      <w:r>
-        <w:rPr>
-          <w:lang w:val="nl-NL"/>
-        </w:rPr>
-        <w:t xml:space="preserve"> USB Camera Module</w:t>
+      <w:r>
+        <w:rPr>
+          <w:lang w:val="nl-NL"/>
+        </w:rPr>
+        <w:t>Arducam USB Camera Module</w:t>
       </w:r>
       <w:r>
         <w:rPr>
@@ -1946,13 +1891,7 @@
         <w:rPr>
           <w:lang w:val="nl-NL"/>
         </w:rPr>
-        <w:t>IMX219-83 Stereo Camera</w:t>
-      </w:r>
-      <w:r>
-        <w:rPr>
-          <w:lang w:val="nl-NL"/>
-        </w:rPr>
-        <w:t xml:space="preserve"> aan te schaffen</w:t>
+        <w:t>IMX219-83 Stereo Camera aan te schaffen</w:t>
       </w:r>
       <w:r>
         <w:rPr>
@@ -1998,7 +1937,7 @@
     </w:p>
     <w:p>
       <w:pPr>
-        <w:pStyle w:val="ListParagraph"/>
+        <w:pStyle w:val="Lijstalinea"/>
         <w:numPr>
           <w:ilvl w:val="0"/>
           <w:numId w:val="19"/>
@@ -2077,29 +2016,8 @@
           <w:kern w:val="0"/>
           <w:lang w:val="nl-NL"/>
         </w:rPr>
-        <w:t xml:space="preserve"> en de </w:t>
-      </w:r>
-      <w:proofErr w:type="spellStart"/>
-      <w:r>
-        <w:rPr>
-          <w:rFonts w:asciiTheme="majorHAnsi" w:hAnsiTheme="majorHAnsi" w:cs="Helvetica Neue"/>
-          <w:color w:val="000000"/>
-          <w:kern w:val="0"/>
-          <w:lang w:val="nl-NL"/>
-        </w:rPr>
-        <w:t>library</w:t>
-      </w:r>
-      <w:proofErr w:type="spellEnd"/>
-      <w:r>
-        <w:rPr>
-          <w:rFonts w:asciiTheme="majorHAnsi" w:hAnsiTheme="majorHAnsi" w:cs="Helvetica Neue"/>
-          <w:color w:val="000000"/>
-          <w:kern w:val="0"/>
-          <w:lang w:val="nl-NL"/>
-        </w:rPr>
-        <w:t xml:space="preserve"> </w:t>
-      </w:r>
-      <w:proofErr w:type="spellStart"/>
+        <w:t xml:space="preserve"> en de library </w:t>
+      </w:r>
       <w:r>
         <w:rPr>
           <w:rFonts w:asciiTheme="majorHAnsi" w:hAnsiTheme="majorHAnsi" w:cs="Helvetica Neue"/>
@@ -2111,7 +2029,6 @@
         </w:rPr>
         <w:t>OpenCV</w:t>
       </w:r>
-      <w:proofErr w:type="spellEnd"/>
       <w:r>
         <w:rPr>
           <w:rFonts w:asciiTheme="majorHAnsi" w:hAnsiTheme="majorHAnsi" w:cs="Helvetica Neue"/>
@@ -2146,7 +2063,7 @@
     </w:p>
     <w:p>
       <w:pPr>
-        <w:pStyle w:val="ListParagraph"/>
+        <w:pStyle w:val="Lijstalinea"/>
         <w:numPr>
           <w:ilvl w:val="0"/>
           <w:numId w:val="19"/>
@@ -2190,7 +2107,6 @@
         </w:rPr>
         <w:t xml:space="preserve">Voor de keuze in Microcontroller is er gekozen voor het gebruik te maken van de </w:t>
       </w:r>
-      <w:proofErr w:type="spellStart"/>
       <w:r>
         <w:rPr>
           <w:rFonts w:asciiTheme="majorHAnsi" w:hAnsiTheme="majorHAnsi" w:cs="Helvetica Neue"/>
@@ -2222,19 +2138,7 @@
           <w:kern w:val="0"/>
           <w:lang w:val="nl-NL"/>
         </w:rPr>
-        <w:t>berry</w:t>
-      </w:r>
-      <w:proofErr w:type="spellEnd"/>
-      <w:r>
-        <w:rPr>
-          <w:rFonts w:asciiTheme="majorHAnsi" w:hAnsiTheme="majorHAnsi" w:cs="Helvetica Neue"/>
-          <w:b/>
-          <w:bCs/>
-          <w:color w:val="000000"/>
-          <w:kern w:val="0"/>
-          <w:lang w:val="nl-NL"/>
-        </w:rPr>
-        <w:t xml:space="preserve"> Pi 5</w:t>
+        <w:t>berry Pi 5</w:t>
       </w:r>
       <w:r>
         <w:rPr>
@@ -2469,27 +2373,7 @@
           <w:kern w:val="0"/>
           <w:lang w:val="nl-NL"/>
         </w:rPr>
-        <w:t xml:space="preserve">Deze </w:t>
-      </w:r>
-      <w:proofErr w:type="spellStart"/>
-      <w:r>
-        <w:rPr>
-          <w:rFonts w:cs="Helvetica Neue"/>
-          <w:color w:val="000000"/>
-          <w:kern w:val="0"/>
-          <w:lang w:val="nl-NL"/>
-        </w:rPr>
-        <w:t>requirement</w:t>
-      </w:r>
-      <w:proofErr w:type="spellEnd"/>
-      <w:r>
-        <w:rPr>
-          <w:rFonts w:cs="Helvetica Neue"/>
-          <w:color w:val="000000"/>
-          <w:kern w:val="0"/>
-          <w:lang w:val="nl-NL"/>
-        </w:rPr>
-        <w:t xml:space="preserve"> verwijst naar een eis van de opdrachtgever die is uitgewerkt in </w:t>
+        <w:t xml:space="preserve">Deze requirement verwijst naar een eis van de opdrachtgever die is uitgewerkt in </w:t>
       </w:r>
       <w:r>
         <w:rPr>
@@ -2522,22 +2406,8 @@
           <w:u w:val="single"/>
           <w:lang w:val="nl-NL"/>
         </w:rPr>
-        <w:t xml:space="preserve">Product </w:t>
-      </w:r>
-      <w:proofErr w:type="spellStart"/>
-      <w:r>
-        <w:rPr>
-          <w:rFonts w:cs="Helvetica Neue"/>
-          <w:b/>
-          <w:bCs/>
-          <w:color w:val="000000"/>
-          <w:kern w:val="0"/>
-          <w:u w:val="single"/>
-          <w:lang w:val="nl-NL"/>
-        </w:rPr>
-        <w:t>Backlog</w:t>
-      </w:r>
-      <w:proofErr w:type="spellEnd"/>
+        <w:t>Product Backlog</w:t>
+      </w:r>
       <w:r>
         <w:rPr>
           <w:rFonts w:cs="Helvetica Neue"/>
@@ -2605,7 +2475,7 @@
     </w:p>
     <w:p>
       <w:pPr>
-        <w:pStyle w:val="ListParagraph"/>
+        <w:pStyle w:val="Lijstalinea"/>
         <w:numPr>
           <w:ilvl w:val="0"/>
           <w:numId w:val="19"/>
@@ -2629,66 +2499,12 @@
           <w:color w:val="000000"/>
           <w:kern w:val="0"/>
         </w:rPr>
-        <w:t>Camera (</w:t>
-      </w:r>
-      <w:proofErr w:type="spellStart"/>
-      <w:r>
-        <w:rPr>
-          <w:rFonts w:cs="Helvetica Neue"/>
-          <w:color w:val="000000"/>
-          <w:kern w:val="0"/>
-        </w:rPr>
-        <w:t>Arducam</w:t>
-      </w:r>
-      <w:proofErr w:type="spellEnd"/>
-      <w:r>
-        <w:rPr>
-          <w:rFonts w:cs="Helvetica Neue"/>
-          <w:color w:val="000000"/>
-          <w:kern w:val="0"/>
-        </w:rPr>
-        <w:t xml:space="preserve"> of </w:t>
-      </w:r>
-      <w:proofErr w:type="spellStart"/>
-      <w:r>
-        <w:rPr>
-          <w:rFonts w:cs="Helvetica Neue"/>
-          <w:color w:val="000000"/>
-          <w:kern w:val="0"/>
-        </w:rPr>
-        <w:t>Waveshare</w:t>
-      </w:r>
-      <w:proofErr w:type="spellEnd"/>
-      <w:r>
-        <w:rPr>
-          <w:rFonts w:cs="Helvetica Neue"/>
-          <w:color w:val="000000"/>
-          <w:kern w:val="0"/>
-        </w:rPr>
-        <w:t xml:space="preserve"> </w:t>
-      </w:r>
-      <w:proofErr w:type="spellStart"/>
-      <w:r>
-        <w:rPr>
-          <w:rFonts w:cs="Helvetica Neue"/>
-          <w:color w:val="000000"/>
-          <w:kern w:val="0"/>
-        </w:rPr>
-        <w:t>stereocamera</w:t>
-      </w:r>
-      <w:proofErr w:type="spellEnd"/>
-      <w:r>
-        <w:rPr>
-          <w:rFonts w:cs="Helvetica Neue"/>
-          <w:color w:val="000000"/>
-          <w:kern w:val="0"/>
-        </w:rPr>
-        <w:t>)</w:t>
-      </w:r>
-    </w:p>
-    <w:p>
-      <w:pPr>
-        <w:pStyle w:val="ListParagraph"/>
+        <w:t>Camera (Arducam of Waveshare stereocamera)</w:t>
+      </w:r>
+    </w:p>
+    <w:p>
+      <w:pPr>
+        <w:pStyle w:val="Lijstalinea"/>
         <w:numPr>
           <w:ilvl w:val="0"/>
           <w:numId w:val="19"/>
@@ -2707,30 +2523,19 @@
           <w:lang w:val="nl-NL"/>
         </w:rPr>
       </w:pPr>
-      <w:proofErr w:type="spellStart"/>
-      <w:r>
-        <w:rPr>
-          <w:rFonts w:cs="Helvetica Neue"/>
-          <w:color w:val="000000"/>
-          <w:kern w:val="0"/>
-          <w:lang w:val="nl-NL"/>
-        </w:rPr>
-        <w:t>Raspberry</w:t>
-      </w:r>
-      <w:proofErr w:type="spellEnd"/>
-      <w:r>
-        <w:rPr>
-          <w:rFonts w:cs="Helvetica Neue"/>
-          <w:color w:val="000000"/>
-          <w:kern w:val="0"/>
-          <w:lang w:val="nl-NL"/>
-        </w:rPr>
-        <w:t xml:space="preserve"> Pi 5</w:t>
-      </w:r>
-    </w:p>
-    <w:p>
-      <w:pPr>
-        <w:pStyle w:val="ListParagraph"/>
+      <w:r>
+        <w:rPr>
+          <w:rFonts w:cs="Helvetica Neue"/>
+          <w:color w:val="000000"/>
+          <w:kern w:val="0"/>
+          <w:lang w:val="nl-NL"/>
+        </w:rPr>
+        <w:t>Raspberry Pi 5</w:t>
+      </w:r>
+    </w:p>
+    <w:p>
+      <w:pPr>
+        <w:pStyle w:val="Lijstalinea"/>
         <w:numPr>
           <w:ilvl w:val="0"/>
           <w:numId w:val="19"/>
@@ -2756,19 +2561,8 @@
           <w:kern w:val="0"/>
           <w:lang w:val="nl-NL"/>
         </w:rPr>
-        <w:t xml:space="preserve">Python met </w:t>
-      </w:r>
-      <w:proofErr w:type="spellStart"/>
-      <w:r>
-        <w:rPr>
-          <w:rFonts w:cs="Helvetica Neue"/>
-          <w:color w:val="000000"/>
-          <w:kern w:val="0"/>
-          <w:lang w:val="nl-NL"/>
-        </w:rPr>
-        <w:t>Opencv</w:t>
-      </w:r>
-      <w:proofErr w:type="spellEnd"/>
+        <w:t>Python met Opencv</w:t>
+      </w:r>
     </w:p>
     <w:p>
       <w:pPr>
@@ -2968,55 +2762,7 @@
           <w:kern w:val="0"/>
           <w:lang w:val="nl-NL"/>
         </w:rPr>
-        <w:t xml:space="preserve">Er wordt een </w:t>
-      </w:r>
-      <w:proofErr w:type="spellStart"/>
-      <w:r>
-        <w:rPr>
-          <w:rFonts w:cs="Helvetica Neue"/>
-          <w:i/>
-          <w:iCs/>
-          <w:color w:val="000000"/>
-          <w:kern w:val="0"/>
-          <w:lang w:val="nl-NL"/>
-        </w:rPr>
-        <w:t>Graphical</w:t>
-      </w:r>
-      <w:proofErr w:type="spellEnd"/>
-      <w:r>
-        <w:rPr>
-          <w:rFonts w:cs="Helvetica Neue"/>
-          <w:i/>
-          <w:iCs/>
-          <w:color w:val="000000"/>
-          <w:kern w:val="0"/>
-          <w:lang w:val="nl-NL"/>
-        </w:rPr>
-        <w:t xml:space="preserve"> User Interface (GUI) aangemaakt die de real-time beeld, afstand en positie kan laten zien door middel van de data van de </w:t>
-      </w:r>
-      <w:proofErr w:type="spellStart"/>
-      <w:r>
-        <w:rPr>
-          <w:rFonts w:cs="Helvetica Neue"/>
-          <w:i/>
-          <w:iCs/>
-          <w:color w:val="000000"/>
-          <w:kern w:val="0"/>
-          <w:lang w:val="nl-NL"/>
-        </w:rPr>
-        <w:t>Raspberry</w:t>
-      </w:r>
-      <w:proofErr w:type="spellEnd"/>
-      <w:r>
-        <w:rPr>
-          <w:rFonts w:cs="Helvetica Neue"/>
-          <w:i/>
-          <w:iCs/>
-          <w:color w:val="000000"/>
-          <w:kern w:val="0"/>
-          <w:lang w:val="nl-NL"/>
-        </w:rPr>
-        <w:t xml:space="preserve"> Pi 5 op te nemen.</w:t>
+        <w:t>Er wordt een Graphical User Interface (GUI) aangemaakt die de real-time beeld, afstand en positie kan laten zien door middel van de data van de Raspberry Pi 5 op te nemen.</w:t>
       </w:r>
     </w:p>
     <w:p>
@@ -3042,27 +2788,7 @@
           <w:kern w:val="0"/>
           <w:lang w:val="nl-NL"/>
         </w:rPr>
-        <w:t xml:space="preserve">Deze </w:t>
-      </w:r>
-      <w:proofErr w:type="spellStart"/>
-      <w:r>
-        <w:rPr>
-          <w:rFonts w:cs="Helvetica Neue"/>
-          <w:color w:val="000000"/>
-          <w:kern w:val="0"/>
-          <w:lang w:val="nl-NL"/>
-        </w:rPr>
-        <w:t>requirement</w:t>
-      </w:r>
-      <w:proofErr w:type="spellEnd"/>
-      <w:r>
-        <w:rPr>
-          <w:rFonts w:cs="Helvetica Neue"/>
-          <w:color w:val="000000"/>
-          <w:kern w:val="0"/>
-          <w:lang w:val="nl-NL"/>
-        </w:rPr>
-        <w:t xml:space="preserve"> verwijst naar een eis van de opdrachtgever die is uitgewerkt in </w:t>
+        <w:t xml:space="preserve">Deze requirement verwijst naar een eis van de opdrachtgever die is uitgewerkt in </w:t>
       </w:r>
       <w:r>
         <w:rPr>
@@ -3095,22 +2821,8 @@
           <w:u w:val="single"/>
           <w:lang w:val="nl-NL"/>
         </w:rPr>
-        <w:t xml:space="preserve">Product </w:t>
-      </w:r>
-      <w:proofErr w:type="spellStart"/>
-      <w:r>
-        <w:rPr>
-          <w:rFonts w:cs="Helvetica Neue"/>
-          <w:b/>
-          <w:bCs/>
-          <w:color w:val="000000"/>
-          <w:kern w:val="0"/>
-          <w:u w:val="single"/>
-          <w:lang w:val="nl-NL"/>
-        </w:rPr>
-        <w:t>Backlog</w:t>
-      </w:r>
-      <w:proofErr w:type="spellEnd"/>
+        <w:t>Product Backlog</w:t>
+      </w:r>
       <w:r>
         <w:rPr>
           <w:rFonts w:cs="Helvetica Neue"/>
@@ -3167,7 +2879,7 @@
     </w:p>
     <w:p>
       <w:pPr>
-        <w:pStyle w:val="ListParagraph"/>
+        <w:pStyle w:val="Lijstalinea"/>
         <w:numPr>
           <w:ilvl w:val="0"/>
           <w:numId w:val="19"/>
@@ -3208,48 +2920,12 @@
           <w:color w:val="000000"/>
           <w:kern w:val="0"/>
         </w:rPr>
-        <w:t>in Python (</w:t>
-      </w:r>
-      <w:proofErr w:type="spellStart"/>
-      <w:r>
-        <w:rPr>
-          <w:rFonts w:cs="Helvetica Neue"/>
-          <w:color w:val="000000"/>
-          <w:kern w:val="0"/>
-        </w:rPr>
-        <w:t>Tkinter</w:t>
-      </w:r>
-      <w:proofErr w:type="spellEnd"/>
-      <w:r>
-        <w:rPr>
-          <w:rFonts w:cs="Helvetica Neue"/>
-          <w:color w:val="000000"/>
-          <w:kern w:val="0"/>
-        </w:rPr>
-        <w:t xml:space="preserve">, </w:t>
-      </w:r>
-      <w:proofErr w:type="spellStart"/>
-      <w:r>
-        <w:rPr>
-          <w:rFonts w:cs="Helvetica Neue"/>
-          <w:color w:val="000000"/>
-          <w:kern w:val="0"/>
-        </w:rPr>
-        <w:t>PyQt</w:t>
-      </w:r>
-      <w:proofErr w:type="spellEnd"/>
-      <w:r>
-        <w:rPr>
-          <w:rFonts w:cs="Helvetica Neue"/>
-          <w:color w:val="000000"/>
-          <w:kern w:val="0"/>
-        </w:rPr>
-        <w:t xml:space="preserve"> of OpenCV GUI)</w:t>
-      </w:r>
-    </w:p>
-    <w:p>
-      <w:pPr>
-        <w:pStyle w:val="ListParagraph"/>
+        <w:t>in Python (Tkinter, PyQt of OpenCV GUI)</w:t>
+      </w:r>
+    </w:p>
+    <w:p>
+      <w:pPr>
+        <w:pStyle w:val="Lijstalinea"/>
         <w:numPr>
           <w:ilvl w:val="0"/>
           <w:numId w:val="19"/>
@@ -3487,27 +3163,7 @@
           <w:kern w:val="0"/>
           <w:lang w:val="nl-NL"/>
         </w:rPr>
-        <w:t xml:space="preserve">Deze </w:t>
-      </w:r>
-      <w:proofErr w:type="spellStart"/>
-      <w:r>
-        <w:rPr>
-          <w:rFonts w:cs="Helvetica Neue"/>
-          <w:color w:val="000000"/>
-          <w:kern w:val="0"/>
-          <w:lang w:val="nl-NL"/>
-        </w:rPr>
-        <w:t>requirement</w:t>
-      </w:r>
-      <w:proofErr w:type="spellEnd"/>
-      <w:r>
-        <w:rPr>
-          <w:rFonts w:cs="Helvetica Neue"/>
-          <w:color w:val="000000"/>
-          <w:kern w:val="0"/>
-          <w:lang w:val="nl-NL"/>
-        </w:rPr>
-        <w:t xml:space="preserve"> verwijst naar een eis van de opdrachtgever die is uitgewerkt in </w:t>
+        <w:t xml:space="preserve">Deze requirement verwijst naar een eis van de opdrachtgever die is uitgewerkt in </w:t>
       </w:r>
       <w:r>
         <w:rPr>
@@ -3540,22 +3196,8 @@
           <w:u w:val="single"/>
           <w:lang w:val="nl-NL"/>
         </w:rPr>
-        <w:t xml:space="preserve">Product </w:t>
-      </w:r>
-      <w:proofErr w:type="spellStart"/>
-      <w:r>
-        <w:rPr>
-          <w:rFonts w:cs="Helvetica Neue"/>
-          <w:b/>
-          <w:bCs/>
-          <w:color w:val="000000"/>
-          <w:kern w:val="0"/>
-          <w:u w:val="single"/>
-          <w:lang w:val="nl-NL"/>
-        </w:rPr>
-        <w:t>Backlog</w:t>
-      </w:r>
-      <w:proofErr w:type="spellEnd"/>
+        <w:t>Product Backlog</w:t>
+      </w:r>
       <w:r>
         <w:rPr>
           <w:rFonts w:cs="Helvetica Neue"/>
@@ -3609,7 +3251,7 @@
     </w:p>
     <w:p>
       <w:pPr>
-        <w:pStyle w:val="ListParagraph"/>
+        <w:pStyle w:val="Lijstalinea"/>
         <w:numPr>
           <w:ilvl w:val="0"/>
           <w:numId w:val="19"/>
@@ -3633,66 +3275,12 @@
           <w:color w:val="000000"/>
           <w:kern w:val="0"/>
         </w:rPr>
-        <w:t>Camera (</w:t>
-      </w:r>
-      <w:proofErr w:type="spellStart"/>
-      <w:r>
-        <w:rPr>
-          <w:rFonts w:cs="Helvetica Neue"/>
-          <w:color w:val="000000"/>
-          <w:kern w:val="0"/>
-        </w:rPr>
-        <w:t>Arducam</w:t>
-      </w:r>
-      <w:proofErr w:type="spellEnd"/>
-      <w:r>
-        <w:rPr>
-          <w:rFonts w:cs="Helvetica Neue"/>
-          <w:color w:val="000000"/>
-          <w:kern w:val="0"/>
-        </w:rPr>
-        <w:t xml:space="preserve"> of </w:t>
-      </w:r>
-      <w:proofErr w:type="spellStart"/>
-      <w:r>
-        <w:rPr>
-          <w:rFonts w:cs="Helvetica Neue"/>
-          <w:color w:val="000000"/>
-          <w:kern w:val="0"/>
-        </w:rPr>
-        <w:t>Waveshare</w:t>
-      </w:r>
-      <w:proofErr w:type="spellEnd"/>
-      <w:r>
-        <w:rPr>
-          <w:rFonts w:cs="Helvetica Neue"/>
-          <w:color w:val="000000"/>
-          <w:kern w:val="0"/>
-        </w:rPr>
-        <w:t xml:space="preserve"> </w:t>
-      </w:r>
-      <w:proofErr w:type="spellStart"/>
-      <w:r>
-        <w:rPr>
-          <w:rFonts w:cs="Helvetica Neue"/>
-          <w:color w:val="000000"/>
-          <w:kern w:val="0"/>
-        </w:rPr>
-        <w:t>stereocamera</w:t>
-      </w:r>
-      <w:proofErr w:type="spellEnd"/>
-      <w:r>
-        <w:rPr>
-          <w:rFonts w:cs="Helvetica Neue"/>
-          <w:color w:val="000000"/>
-          <w:kern w:val="0"/>
-        </w:rPr>
-        <w:t>)</w:t>
-      </w:r>
-    </w:p>
-    <w:p>
-      <w:pPr>
-        <w:pStyle w:val="ListParagraph"/>
+        <w:t>Camera (Arducam of Waveshare stereocamera)</w:t>
+      </w:r>
+    </w:p>
+    <w:p>
+      <w:pPr>
+        <w:pStyle w:val="Lijstalinea"/>
         <w:numPr>
           <w:ilvl w:val="0"/>
           <w:numId w:val="19"/>
@@ -3711,30 +3299,19 @@
           <w:lang w:val="nl-NL"/>
         </w:rPr>
       </w:pPr>
-      <w:proofErr w:type="spellStart"/>
-      <w:r>
-        <w:rPr>
-          <w:rFonts w:cs="Helvetica Neue"/>
-          <w:color w:val="000000"/>
-          <w:kern w:val="0"/>
-          <w:lang w:val="nl-NL"/>
-        </w:rPr>
-        <w:t>Raspberry</w:t>
-      </w:r>
-      <w:proofErr w:type="spellEnd"/>
-      <w:r>
-        <w:rPr>
-          <w:rFonts w:cs="Helvetica Neue"/>
-          <w:color w:val="000000"/>
-          <w:kern w:val="0"/>
-          <w:lang w:val="nl-NL"/>
-        </w:rPr>
-        <w:t xml:space="preserve"> Pi 5</w:t>
-      </w:r>
-    </w:p>
-    <w:p>
-      <w:pPr>
-        <w:pStyle w:val="ListParagraph"/>
+      <w:r>
+        <w:rPr>
+          <w:rFonts w:cs="Helvetica Neue"/>
+          <w:color w:val="000000"/>
+          <w:kern w:val="0"/>
+          <w:lang w:val="nl-NL"/>
+        </w:rPr>
+        <w:t>Raspberry Pi 5</w:t>
+      </w:r>
+    </w:p>
+    <w:p>
+      <w:pPr>
+        <w:pStyle w:val="Lijstalinea"/>
         <w:numPr>
           <w:ilvl w:val="0"/>
           <w:numId w:val="19"/>
@@ -3760,19 +3337,8 @@
           <w:kern w:val="0"/>
           <w:lang w:val="nl-NL"/>
         </w:rPr>
-        <w:t xml:space="preserve">Python met </w:t>
-      </w:r>
-      <w:proofErr w:type="spellStart"/>
-      <w:r>
-        <w:rPr>
-          <w:rFonts w:cs="Helvetica Neue"/>
-          <w:color w:val="000000"/>
-          <w:kern w:val="0"/>
-          <w:lang w:val="nl-NL"/>
-        </w:rPr>
-        <w:t>Opencv</w:t>
-      </w:r>
-      <w:proofErr w:type="spellEnd"/>
+        <w:t>Python met Opencv</w:t>
+      </w:r>
     </w:p>
     <w:p>
       <w:pPr>
@@ -3911,31 +3477,7 @@
           <w:kern w:val="0"/>
           <w:lang w:val="nl-NL"/>
         </w:rPr>
-        <w:t xml:space="preserve">In de GUI staat een 2D grafiek die bestaat uit lengte en breedte (x, y) die gebruik maakt van de feed van de 2 camera’s waarin de locatie van een bewegend object in </w:t>
-      </w:r>
-      <w:proofErr w:type="spellStart"/>
-      <w:r>
-        <w:rPr>
-          <w:rFonts w:cs="Helvetica Neue"/>
-          <w:i/>
-          <w:iCs/>
-          <w:color w:val="000000"/>
-          <w:kern w:val="0"/>
-          <w:lang w:val="nl-NL"/>
-        </w:rPr>
-        <w:t>realtime</w:t>
-      </w:r>
-      <w:proofErr w:type="spellEnd"/>
-      <w:r>
-        <w:rPr>
-          <w:rFonts w:cs="Helvetica Neue"/>
-          <w:i/>
-          <w:iCs/>
-          <w:color w:val="000000"/>
-          <w:kern w:val="0"/>
-          <w:lang w:val="nl-NL"/>
-        </w:rPr>
-        <w:t xml:space="preserve"> wordt weergegeven door het middelpunt te nemen van de detectiekader die over het object zit en dat als constante punt weer te geven in de grafiek waarvan de positie elke 0,5s wordt bijgewerkt.</w:t>
+        <w:t>In de GUI staat een 2D grafiek die bestaat uit lengte en breedte (x, y) die gebruik maakt van de feed van de 2 camera’s waarin de locatie van een bewegend object in realtime wordt weergegeven door het middelpunt te nemen van de detectiekader die over het object zit en dat als constante punt weer te geven in de grafiek waarvan de positie elke 0,5s wordt bijgewerkt.</w:t>
       </w:r>
     </w:p>
     <w:p>
@@ -3961,27 +3503,7 @@
           <w:kern w:val="0"/>
           <w:lang w:val="nl-NL"/>
         </w:rPr>
-        <w:t xml:space="preserve">Deze </w:t>
-      </w:r>
-      <w:proofErr w:type="spellStart"/>
-      <w:r>
-        <w:rPr>
-          <w:rFonts w:cs="Helvetica Neue"/>
-          <w:color w:val="000000"/>
-          <w:kern w:val="0"/>
-          <w:lang w:val="nl-NL"/>
-        </w:rPr>
-        <w:t>requirement</w:t>
-      </w:r>
-      <w:proofErr w:type="spellEnd"/>
-      <w:r>
-        <w:rPr>
-          <w:rFonts w:cs="Helvetica Neue"/>
-          <w:color w:val="000000"/>
-          <w:kern w:val="0"/>
-          <w:lang w:val="nl-NL"/>
-        </w:rPr>
-        <w:t xml:space="preserve"> verwijst naar een eis van de opdrachtgever die is uitgewerkt in </w:t>
+        <w:t xml:space="preserve">Deze requirement verwijst naar een eis van de opdrachtgever die is uitgewerkt in </w:t>
       </w:r>
       <w:r>
         <w:rPr>
@@ -4014,22 +3536,8 @@
           <w:u w:val="single"/>
           <w:lang w:val="nl-NL"/>
         </w:rPr>
-        <w:t xml:space="preserve">Product </w:t>
-      </w:r>
-      <w:proofErr w:type="spellStart"/>
-      <w:r>
-        <w:rPr>
-          <w:rFonts w:cs="Helvetica Neue"/>
-          <w:b/>
-          <w:bCs/>
-          <w:color w:val="000000"/>
-          <w:kern w:val="0"/>
-          <w:u w:val="single"/>
-          <w:lang w:val="nl-NL"/>
-        </w:rPr>
-        <w:t>Backlog</w:t>
-      </w:r>
-      <w:proofErr w:type="spellEnd"/>
+        <w:t>Product Backlog</w:t>
+      </w:r>
       <w:r>
         <w:rPr>
           <w:rFonts w:cs="Helvetica Neue"/>
@@ -4083,7 +3591,7 @@
     </w:p>
     <w:p>
       <w:pPr>
-        <w:pStyle w:val="ListParagraph"/>
+        <w:pStyle w:val="Lijstalinea"/>
         <w:numPr>
           <w:ilvl w:val="0"/>
           <w:numId w:val="19"/>
@@ -4107,66 +3615,12 @@
           <w:color w:val="000000"/>
           <w:kern w:val="0"/>
         </w:rPr>
-        <w:t>Camera (</w:t>
-      </w:r>
-      <w:proofErr w:type="spellStart"/>
-      <w:r>
-        <w:rPr>
-          <w:rFonts w:cs="Helvetica Neue"/>
-          <w:color w:val="000000"/>
-          <w:kern w:val="0"/>
-        </w:rPr>
-        <w:t>Arducam</w:t>
-      </w:r>
-      <w:proofErr w:type="spellEnd"/>
-      <w:r>
-        <w:rPr>
-          <w:rFonts w:cs="Helvetica Neue"/>
-          <w:color w:val="000000"/>
-          <w:kern w:val="0"/>
-        </w:rPr>
-        <w:t xml:space="preserve"> of </w:t>
-      </w:r>
-      <w:proofErr w:type="spellStart"/>
-      <w:r>
-        <w:rPr>
-          <w:rFonts w:cs="Helvetica Neue"/>
-          <w:color w:val="000000"/>
-          <w:kern w:val="0"/>
-        </w:rPr>
-        <w:t>Waveshare</w:t>
-      </w:r>
-      <w:proofErr w:type="spellEnd"/>
-      <w:r>
-        <w:rPr>
-          <w:rFonts w:cs="Helvetica Neue"/>
-          <w:color w:val="000000"/>
-          <w:kern w:val="0"/>
-        </w:rPr>
-        <w:t xml:space="preserve"> </w:t>
-      </w:r>
-      <w:proofErr w:type="spellStart"/>
-      <w:r>
-        <w:rPr>
-          <w:rFonts w:cs="Helvetica Neue"/>
-          <w:color w:val="000000"/>
-          <w:kern w:val="0"/>
-        </w:rPr>
-        <w:t>stereocamera</w:t>
-      </w:r>
-      <w:proofErr w:type="spellEnd"/>
-      <w:r>
-        <w:rPr>
-          <w:rFonts w:cs="Helvetica Neue"/>
-          <w:color w:val="000000"/>
-          <w:kern w:val="0"/>
-        </w:rPr>
-        <w:t>)</w:t>
-      </w:r>
-    </w:p>
-    <w:p>
-      <w:pPr>
-        <w:pStyle w:val="ListParagraph"/>
+        <w:t>Camera (Arducam of Waveshare stereocamera)</w:t>
+      </w:r>
+    </w:p>
+    <w:p>
+      <w:pPr>
+        <w:pStyle w:val="Lijstalinea"/>
         <w:numPr>
           <w:ilvl w:val="0"/>
           <w:numId w:val="19"/>
@@ -4197,7 +3651,7 @@
     </w:p>
     <w:p>
       <w:pPr>
-        <w:pStyle w:val="ListParagraph"/>
+        <w:pStyle w:val="Lijstalinea"/>
         <w:numPr>
           <w:ilvl w:val="0"/>
           <w:numId w:val="19"/>
@@ -4223,19 +3677,8 @@
           <w:kern w:val="0"/>
           <w:lang w:val="nl-NL"/>
         </w:rPr>
-        <w:t xml:space="preserve">Python met </w:t>
-      </w:r>
-      <w:proofErr w:type="spellStart"/>
-      <w:r>
-        <w:rPr>
-          <w:rFonts w:cs="Helvetica Neue"/>
-          <w:color w:val="000000"/>
-          <w:kern w:val="0"/>
-          <w:lang w:val="nl-NL"/>
-        </w:rPr>
-        <w:t>Opencv</w:t>
-      </w:r>
-      <w:proofErr w:type="spellEnd"/>
+        <w:t>Python met Opencv</w:t>
+      </w:r>
     </w:p>
     <w:p>
       <w:pPr>
@@ -4400,27 +3843,7 @@
           <w:kern w:val="0"/>
           <w:lang w:val="nl-NL"/>
         </w:rPr>
-        <w:t xml:space="preserve">Deze </w:t>
-      </w:r>
-      <w:proofErr w:type="spellStart"/>
-      <w:r>
-        <w:rPr>
-          <w:rFonts w:cs="Helvetica Neue"/>
-          <w:color w:val="000000"/>
-          <w:kern w:val="0"/>
-          <w:lang w:val="nl-NL"/>
-        </w:rPr>
-        <w:t>requirement</w:t>
-      </w:r>
-      <w:proofErr w:type="spellEnd"/>
-      <w:r>
-        <w:rPr>
-          <w:rFonts w:cs="Helvetica Neue"/>
-          <w:color w:val="000000"/>
-          <w:kern w:val="0"/>
-          <w:lang w:val="nl-NL"/>
-        </w:rPr>
-        <w:t xml:space="preserve"> verwijst naar een eis van de opdrachtgever die is uitgewerkt in </w:t>
+        <w:t xml:space="preserve">Deze requirement verwijst naar een eis van de opdrachtgever die is uitgewerkt in </w:t>
       </w:r>
       <w:r>
         <w:rPr>
@@ -4453,22 +3876,8 @@
           <w:u w:val="single"/>
           <w:lang w:val="nl-NL"/>
         </w:rPr>
-        <w:t xml:space="preserve">Product </w:t>
-      </w:r>
-      <w:proofErr w:type="spellStart"/>
-      <w:r>
-        <w:rPr>
-          <w:rFonts w:cs="Helvetica Neue"/>
-          <w:b/>
-          <w:bCs/>
-          <w:color w:val="000000"/>
-          <w:kern w:val="0"/>
-          <w:u w:val="single"/>
-          <w:lang w:val="nl-NL"/>
-        </w:rPr>
-        <w:t>Backlog</w:t>
-      </w:r>
-      <w:proofErr w:type="spellEnd"/>
+        <w:t>Product Backlog</w:t>
+      </w:r>
       <w:r>
         <w:rPr>
           <w:rFonts w:cs="Helvetica Neue"/>
@@ -4522,7 +3931,7 @@
     </w:p>
     <w:p>
       <w:pPr>
-        <w:pStyle w:val="ListParagraph"/>
+        <w:pStyle w:val="Lijstalinea"/>
         <w:numPr>
           <w:ilvl w:val="0"/>
           <w:numId w:val="19"/>
@@ -4546,66 +3955,12 @@
           <w:color w:val="000000"/>
           <w:kern w:val="0"/>
         </w:rPr>
-        <w:t>Camera (</w:t>
-      </w:r>
-      <w:proofErr w:type="spellStart"/>
-      <w:r>
-        <w:rPr>
-          <w:rFonts w:cs="Helvetica Neue"/>
-          <w:color w:val="000000"/>
-          <w:kern w:val="0"/>
-        </w:rPr>
-        <w:t>Arducam</w:t>
-      </w:r>
-      <w:proofErr w:type="spellEnd"/>
-      <w:r>
-        <w:rPr>
-          <w:rFonts w:cs="Helvetica Neue"/>
-          <w:color w:val="000000"/>
-          <w:kern w:val="0"/>
-        </w:rPr>
-        <w:t xml:space="preserve"> of </w:t>
-      </w:r>
-      <w:proofErr w:type="spellStart"/>
-      <w:r>
-        <w:rPr>
-          <w:rFonts w:cs="Helvetica Neue"/>
-          <w:color w:val="000000"/>
-          <w:kern w:val="0"/>
-        </w:rPr>
-        <w:t>Waveshare</w:t>
-      </w:r>
-      <w:proofErr w:type="spellEnd"/>
-      <w:r>
-        <w:rPr>
-          <w:rFonts w:cs="Helvetica Neue"/>
-          <w:color w:val="000000"/>
-          <w:kern w:val="0"/>
-        </w:rPr>
-        <w:t xml:space="preserve"> </w:t>
-      </w:r>
-      <w:proofErr w:type="spellStart"/>
-      <w:r>
-        <w:rPr>
-          <w:rFonts w:cs="Helvetica Neue"/>
-          <w:color w:val="000000"/>
-          <w:kern w:val="0"/>
-        </w:rPr>
-        <w:t>stereocamera</w:t>
-      </w:r>
-      <w:proofErr w:type="spellEnd"/>
-      <w:r>
-        <w:rPr>
-          <w:rFonts w:cs="Helvetica Neue"/>
-          <w:color w:val="000000"/>
-          <w:kern w:val="0"/>
-        </w:rPr>
-        <w:t>)</w:t>
-      </w:r>
-    </w:p>
-    <w:p>
-      <w:pPr>
-        <w:pStyle w:val="ListParagraph"/>
+        <w:t>Camera (Arducam of Waveshare stereocamera)</w:t>
+      </w:r>
+    </w:p>
+    <w:p>
+      <w:pPr>
+        <w:pStyle w:val="Lijstalinea"/>
         <w:numPr>
           <w:ilvl w:val="0"/>
           <w:numId w:val="19"/>
@@ -4624,30 +3979,19 @@
           <w:lang w:val="nl-NL"/>
         </w:rPr>
       </w:pPr>
-      <w:proofErr w:type="spellStart"/>
-      <w:r>
-        <w:rPr>
-          <w:rFonts w:cs="Helvetica Neue"/>
-          <w:color w:val="000000"/>
-          <w:kern w:val="0"/>
-          <w:lang w:val="nl-NL"/>
-        </w:rPr>
-        <w:t>Raspberry</w:t>
-      </w:r>
-      <w:proofErr w:type="spellEnd"/>
-      <w:r>
-        <w:rPr>
-          <w:rFonts w:cs="Helvetica Neue"/>
-          <w:color w:val="000000"/>
-          <w:kern w:val="0"/>
-          <w:lang w:val="nl-NL"/>
-        </w:rPr>
-        <w:t xml:space="preserve"> Pi 5</w:t>
-      </w:r>
-    </w:p>
-    <w:p>
-      <w:pPr>
-        <w:pStyle w:val="ListParagraph"/>
+      <w:r>
+        <w:rPr>
+          <w:rFonts w:cs="Helvetica Neue"/>
+          <w:color w:val="000000"/>
+          <w:kern w:val="0"/>
+          <w:lang w:val="nl-NL"/>
+        </w:rPr>
+        <w:t>Raspberry Pi 5</w:t>
+      </w:r>
+    </w:p>
+    <w:p>
+      <w:pPr>
+        <w:pStyle w:val="Lijstalinea"/>
         <w:numPr>
           <w:ilvl w:val="0"/>
           <w:numId w:val="19"/>
@@ -4845,27 +4189,7 @@
           <w:kern w:val="0"/>
           <w:lang w:val="nl-NL"/>
         </w:rPr>
-        <w:t xml:space="preserve">Deze </w:t>
-      </w:r>
-      <w:proofErr w:type="spellStart"/>
-      <w:r>
-        <w:rPr>
-          <w:rFonts w:cs="Helvetica Neue"/>
-          <w:color w:val="000000"/>
-          <w:kern w:val="0"/>
-          <w:lang w:val="nl-NL"/>
-        </w:rPr>
-        <w:t>requirement</w:t>
-      </w:r>
-      <w:proofErr w:type="spellEnd"/>
-      <w:r>
-        <w:rPr>
-          <w:rFonts w:cs="Helvetica Neue"/>
-          <w:color w:val="000000"/>
-          <w:kern w:val="0"/>
-          <w:lang w:val="nl-NL"/>
-        </w:rPr>
-        <w:t xml:space="preserve"> verwijst naar een eis van de opdrachtgever die is uitgewerkt in </w:t>
+        <w:t xml:space="preserve">Deze requirement verwijst naar een eis van de opdrachtgever die is uitgewerkt in </w:t>
       </w:r>
       <w:r>
         <w:rPr>
@@ -4898,22 +4222,8 @@
           <w:u w:val="single"/>
           <w:lang w:val="nl-NL"/>
         </w:rPr>
-        <w:t xml:space="preserve">Product </w:t>
-      </w:r>
-      <w:proofErr w:type="spellStart"/>
-      <w:r>
-        <w:rPr>
-          <w:rFonts w:cs="Helvetica Neue"/>
-          <w:b/>
-          <w:bCs/>
-          <w:color w:val="000000"/>
-          <w:kern w:val="0"/>
-          <w:u w:val="single"/>
-          <w:lang w:val="nl-NL"/>
-        </w:rPr>
-        <w:t>Backlog</w:t>
-      </w:r>
-      <w:proofErr w:type="spellEnd"/>
+        <w:t>Product Backlog</w:t>
+      </w:r>
       <w:r>
         <w:rPr>
           <w:rFonts w:cs="Helvetica Neue"/>
@@ -4967,7 +4277,7 @@
     </w:p>
     <w:p>
       <w:pPr>
-        <w:pStyle w:val="ListParagraph"/>
+        <w:pStyle w:val="Lijstalinea"/>
         <w:numPr>
           <w:ilvl w:val="0"/>
           <w:numId w:val="19"/>
@@ -4998,7 +4308,7 @@
     </w:p>
     <w:p>
       <w:pPr>
-        <w:pStyle w:val="ListParagraph"/>
+        <w:pStyle w:val="Lijstalinea"/>
         <w:numPr>
           <w:ilvl w:val="0"/>
           <w:numId w:val="19"/>
@@ -5016,7 +4326,7 @@
     </w:p>
     <w:p>
       <w:pPr>
-        <w:pStyle w:val="ListParagraph"/>
+        <w:pStyle w:val="Lijstalinea"/>
         <w:numPr>
           <w:ilvl w:val="0"/>
           <w:numId w:val="19"/>
@@ -5073,7 +4383,7 @@
     </w:p>
     <w:p>
       <w:pPr>
-        <w:pStyle w:val="Heading2"/>
+        <w:pStyle w:val="Kop2"/>
         <w:rPr>
           <w:b/>
           <w:bCs/>
@@ -5152,27 +4462,7 @@
           <w:kern w:val="0"/>
           <w:lang w:val="nl-NL"/>
         </w:rPr>
-        <w:t xml:space="preserve">Deze </w:t>
-      </w:r>
-      <w:proofErr w:type="spellStart"/>
-      <w:r>
-        <w:rPr>
-          <w:rFonts w:cs="Helvetica Neue"/>
-          <w:color w:val="000000"/>
-          <w:kern w:val="0"/>
-          <w:lang w:val="nl-NL"/>
-        </w:rPr>
-        <w:t>requirement</w:t>
-      </w:r>
-      <w:proofErr w:type="spellEnd"/>
-      <w:r>
-        <w:rPr>
-          <w:rFonts w:cs="Helvetica Neue"/>
-          <w:color w:val="000000"/>
-          <w:kern w:val="0"/>
-          <w:lang w:val="nl-NL"/>
-        </w:rPr>
-        <w:t xml:space="preserve"> verwijst naar een </w:t>
+        <w:t xml:space="preserve">Deze requirement verwijst naar een </w:t>
       </w:r>
       <w:r>
         <w:rPr>
@@ -5241,22 +4531,8 @@
           <w:u w:val="single"/>
           <w:lang w:val="nl-NL"/>
         </w:rPr>
-        <w:t xml:space="preserve">Product </w:t>
-      </w:r>
-      <w:proofErr w:type="spellStart"/>
-      <w:r>
-        <w:rPr>
-          <w:rFonts w:cs="Helvetica Neue"/>
-          <w:b/>
-          <w:bCs/>
-          <w:color w:val="000000"/>
-          <w:kern w:val="0"/>
-          <w:u w:val="single"/>
-          <w:lang w:val="nl-NL"/>
-        </w:rPr>
-        <w:t>Backlog</w:t>
-      </w:r>
-      <w:proofErr w:type="spellEnd"/>
+        <w:t>Product Backlog</w:t>
+      </w:r>
       <w:r>
         <w:rPr>
           <w:rFonts w:cs="Helvetica Neue"/>
@@ -5358,55 +4634,7 @@
           <w:kern w:val="0"/>
           <w:lang w:val="nl-NL"/>
         </w:rPr>
-        <w:t xml:space="preserve">In de GUI staat een 3D grafiek die bestaat uit lengte, breedte en diepte (x, y, </w:t>
-      </w:r>
-      <w:proofErr w:type="spellStart"/>
-      <w:r>
-        <w:rPr>
-          <w:rFonts w:cs="Helvetica Neue"/>
-          <w:i/>
-          <w:iCs/>
-          <w:color w:val="000000"/>
-          <w:kern w:val="0"/>
-          <w:lang w:val="nl-NL"/>
-        </w:rPr>
-        <w:t>z</w:t>
-      </w:r>
-      <w:proofErr w:type="spellEnd"/>
-      <w:r>
-        <w:rPr>
-          <w:rFonts w:cs="Helvetica Neue"/>
-          <w:i/>
-          <w:iCs/>
-          <w:color w:val="000000"/>
-          <w:kern w:val="0"/>
-          <w:lang w:val="nl-NL"/>
-        </w:rPr>
-        <w:t xml:space="preserve">) die gebruik maakt van de feed van de 2 camera’s waarin de locatie van een bewegend object in </w:t>
-      </w:r>
-      <w:proofErr w:type="spellStart"/>
-      <w:r>
-        <w:rPr>
-          <w:rFonts w:cs="Helvetica Neue"/>
-          <w:i/>
-          <w:iCs/>
-          <w:color w:val="000000"/>
-          <w:kern w:val="0"/>
-          <w:lang w:val="nl-NL"/>
-        </w:rPr>
-        <w:t>realtime</w:t>
-      </w:r>
-      <w:proofErr w:type="spellEnd"/>
-      <w:r>
-        <w:rPr>
-          <w:rFonts w:cs="Helvetica Neue"/>
-          <w:i/>
-          <w:iCs/>
-          <w:color w:val="000000"/>
-          <w:kern w:val="0"/>
-          <w:lang w:val="nl-NL"/>
-        </w:rPr>
-        <w:t xml:space="preserve"> wordt weergegeven door het middelpunt te nemen van de detectiekader die over het object zit en dat als constante punt weer te geven in de grafiek waarvan de positie elke 0,5s wordt bijgewerkt en met een afwijking van ≤ 10cm voor het bepalen van de diepte.</w:t>
+        <w:t>In de GUI staat een 3D grafiek die bestaat uit lengte, breedte en diepte (x, y, z) die gebruik maakt van de feed van de 2 camera’s waarin de locatie van een bewegend object in realtime wordt weergegeven door het middelpunt te nemen van de detectiekader die over het object zit en dat als constante punt weer te geven in de grafiek waarvan de positie elke 0,5s wordt bijgewerkt en met een afwijking van ≤ 10cm voor het bepalen van de diepte.</w:t>
       </w:r>
     </w:p>
     <w:p>
@@ -5444,27 +4672,7 @@
           <w:kern w:val="0"/>
           <w:lang w:val="nl-NL"/>
         </w:rPr>
-        <w:t xml:space="preserve">Deze </w:t>
-      </w:r>
-      <w:proofErr w:type="spellStart"/>
-      <w:r>
-        <w:rPr>
-          <w:rFonts w:cs="Helvetica Neue"/>
-          <w:color w:val="000000"/>
-          <w:kern w:val="0"/>
-          <w:lang w:val="nl-NL"/>
-        </w:rPr>
-        <w:t>requirement</w:t>
-      </w:r>
-      <w:proofErr w:type="spellEnd"/>
-      <w:r>
-        <w:rPr>
-          <w:rFonts w:cs="Helvetica Neue"/>
-          <w:color w:val="000000"/>
-          <w:kern w:val="0"/>
-          <w:lang w:val="nl-NL"/>
-        </w:rPr>
-        <w:t xml:space="preserve"> verwijst naar een </w:t>
+        <w:t xml:space="preserve">Deze requirement verwijst naar een </w:t>
       </w:r>
       <w:r>
         <w:rPr>
@@ -5527,22 +4735,8 @@
           <w:u w:val="single"/>
           <w:lang w:val="nl-NL"/>
         </w:rPr>
-        <w:t xml:space="preserve">Product </w:t>
-      </w:r>
-      <w:proofErr w:type="spellStart"/>
-      <w:r>
-        <w:rPr>
-          <w:rFonts w:cs="Helvetica Neue"/>
-          <w:b/>
-          <w:bCs/>
-          <w:color w:val="000000"/>
-          <w:kern w:val="0"/>
-          <w:u w:val="single"/>
-          <w:lang w:val="nl-NL"/>
-        </w:rPr>
-        <w:t>Backlog</w:t>
-      </w:r>
-      <w:proofErr w:type="spellEnd"/>
+        <w:t>Product Backlog</w:t>
+      </w:r>
       <w:r>
         <w:rPr>
           <w:rFonts w:cs="Helvetica Neue"/>
@@ -5596,7 +4790,7 @@
     </w:p>
     <w:p>
       <w:pPr>
-        <w:pStyle w:val="ListParagraph"/>
+        <w:pStyle w:val="Lijstalinea"/>
         <w:numPr>
           <w:ilvl w:val="0"/>
           <w:numId w:val="19"/>
@@ -5620,66 +4814,12 @@
           <w:color w:val="000000"/>
           <w:kern w:val="0"/>
         </w:rPr>
-        <w:t>Camera (</w:t>
-      </w:r>
-      <w:proofErr w:type="spellStart"/>
-      <w:r>
-        <w:rPr>
-          <w:rFonts w:cs="Helvetica Neue"/>
-          <w:color w:val="000000"/>
-          <w:kern w:val="0"/>
-        </w:rPr>
-        <w:t>Arducam</w:t>
-      </w:r>
-      <w:proofErr w:type="spellEnd"/>
-      <w:r>
-        <w:rPr>
-          <w:rFonts w:cs="Helvetica Neue"/>
-          <w:color w:val="000000"/>
-          <w:kern w:val="0"/>
-        </w:rPr>
-        <w:t xml:space="preserve"> of </w:t>
-      </w:r>
-      <w:proofErr w:type="spellStart"/>
-      <w:r>
-        <w:rPr>
-          <w:rFonts w:cs="Helvetica Neue"/>
-          <w:color w:val="000000"/>
-          <w:kern w:val="0"/>
-        </w:rPr>
-        <w:t>Waveshare</w:t>
-      </w:r>
-      <w:proofErr w:type="spellEnd"/>
-      <w:r>
-        <w:rPr>
-          <w:rFonts w:cs="Helvetica Neue"/>
-          <w:color w:val="000000"/>
-          <w:kern w:val="0"/>
-        </w:rPr>
-        <w:t xml:space="preserve"> </w:t>
-      </w:r>
-      <w:proofErr w:type="spellStart"/>
-      <w:r>
-        <w:rPr>
-          <w:rFonts w:cs="Helvetica Neue"/>
-          <w:color w:val="000000"/>
-          <w:kern w:val="0"/>
-        </w:rPr>
-        <w:t>stereocamera</w:t>
-      </w:r>
-      <w:proofErr w:type="spellEnd"/>
-      <w:r>
-        <w:rPr>
-          <w:rFonts w:cs="Helvetica Neue"/>
-          <w:color w:val="000000"/>
-          <w:kern w:val="0"/>
-        </w:rPr>
-        <w:t>)</w:t>
-      </w:r>
-    </w:p>
-    <w:p>
-      <w:pPr>
-        <w:pStyle w:val="ListParagraph"/>
+        <w:t>Camera (Arducam of Waveshare stereocamera)</w:t>
+      </w:r>
+    </w:p>
+    <w:p>
+      <w:pPr>
+        <w:pStyle w:val="Lijstalinea"/>
         <w:numPr>
           <w:ilvl w:val="0"/>
           <w:numId w:val="19"/>
@@ -5698,30 +4838,19 @@
           <w:lang w:val="nl-NL"/>
         </w:rPr>
       </w:pPr>
-      <w:proofErr w:type="spellStart"/>
-      <w:r>
-        <w:rPr>
-          <w:rFonts w:cs="Helvetica Neue"/>
-          <w:color w:val="000000"/>
-          <w:kern w:val="0"/>
-          <w:lang w:val="nl-NL"/>
-        </w:rPr>
-        <w:t>Raspberry</w:t>
-      </w:r>
-      <w:proofErr w:type="spellEnd"/>
-      <w:r>
-        <w:rPr>
-          <w:rFonts w:cs="Helvetica Neue"/>
-          <w:color w:val="000000"/>
-          <w:kern w:val="0"/>
-          <w:lang w:val="nl-NL"/>
-        </w:rPr>
-        <w:t xml:space="preserve"> Pi 5</w:t>
-      </w:r>
-    </w:p>
-    <w:p>
-      <w:pPr>
-        <w:pStyle w:val="ListParagraph"/>
+      <w:r>
+        <w:rPr>
+          <w:rFonts w:cs="Helvetica Neue"/>
+          <w:color w:val="000000"/>
+          <w:kern w:val="0"/>
+          <w:lang w:val="nl-NL"/>
+        </w:rPr>
+        <w:t>Raspberry Pi 5</w:t>
+      </w:r>
+    </w:p>
+    <w:p>
+      <w:pPr>
+        <w:pStyle w:val="Lijstalinea"/>
         <w:numPr>
           <w:ilvl w:val="0"/>
           <w:numId w:val="19"/>
@@ -5948,27 +5077,7 @@
           <w:kern w:val="0"/>
           <w:lang w:val="nl-NL"/>
         </w:rPr>
-        <w:t xml:space="preserve">Deze </w:t>
-      </w:r>
-      <w:proofErr w:type="spellStart"/>
-      <w:r>
-        <w:rPr>
-          <w:rFonts w:cs="Helvetica Neue"/>
-          <w:color w:val="000000"/>
-          <w:kern w:val="0"/>
-          <w:lang w:val="nl-NL"/>
-        </w:rPr>
-        <w:t>requirement</w:t>
-      </w:r>
-      <w:proofErr w:type="spellEnd"/>
-      <w:r>
-        <w:rPr>
-          <w:rFonts w:cs="Helvetica Neue"/>
-          <w:color w:val="000000"/>
-          <w:kern w:val="0"/>
-          <w:lang w:val="nl-NL"/>
-        </w:rPr>
-        <w:t xml:space="preserve"> verwijst naar </w:t>
+        <w:t xml:space="preserve">Deze requirement verwijst naar </w:t>
       </w:r>
       <w:r>
         <w:rPr>
@@ -6031,22 +5140,8 @@
           <w:u w:val="single"/>
           <w:lang w:val="nl-NL"/>
         </w:rPr>
-        <w:t xml:space="preserve">Product </w:t>
-      </w:r>
-      <w:proofErr w:type="spellStart"/>
-      <w:r>
-        <w:rPr>
-          <w:rFonts w:cs="Helvetica Neue"/>
-          <w:b/>
-          <w:bCs/>
-          <w:color w:val="000000"/>
-          <w:kern w:val="0"/>
-          <w:u w:val="single"/>
-          <w:lang w:val="nl-NL"/>
-        </w:rPr>
-        <w:t>Backlog</w:t>
-      </w:r>
-      <w:proofErr w:type="spellEnd"/>
+        <w:t>Product Backlog</w:t>
+      </w:r>
       <w:r>
         <w:rPr>
           <w:rFonts w:cs="Helvetica Neue"/>
@@ -6110,7 +5205,7 @@
     </w:p>
     <w:p>
       <w:pPr>
-        <w:pStyle w:val="ListParagraph"/>
+        <w:pStyle w:val="Lijstalinea"/>
         <w:numPr>
           <w:ilvl w:val="0"/>
           <w:numId w:val="19"/>
@@ -6128,7 +5223,6 @@
           <w:kern w:val="0"/>
         </w:rPr>
       </w:pPr>
-      <w:proofErr w:type="spellStart"/>
       <w:r>
         <w:rPr>
           <w:rFonts w:cs="Helvetica Neue"/>
@@ -6137,11 +5231,10 @@
         </w:rPr>
         <w:t>Nachtzichtcamera</w:t>
       </w:r>
-      <w:proofErr w:type="spellEnd"/>
-    </w:p>
-    <w:p>
-      <w:pPr>
-        <w:pStyle w:val="ListParagraph"/>
+    </w:p>
+    <w:p>
+      <w:pPr>
+        <w:pStyle w:val="Lijstalinea"/>
         <w:numPr>
           <w:ilvl w:val="0"/>
           <w:numId w:val="19"/>
@@ -6160,30 +5253,19 @@
           <w:lang w:val="nl-NL"/>
         </w:rPr>
       </w:pPr>
-      <w:proofErr w:type="spellStart"/>
-      <w:r>
-        <w:rPr>
-          <w:rFonts w:cs="Helvetica Neue"/>
-          <w:color w:val="000000"/>
-          <w:kern w:val="0"/>
-          <w:lang w:val="nl-NL"/>
-        </w:rPr>
-        <w:t>Raspberry</w:t>
-      </w:r>
-      <w:proofErr w:type="spellEnd"/>
-      <w:r>
-        <w:rPr>
-          <w:rFonts w:cs="Helvetica Neue"/>
-          <w:color w:val="000000"/>
-          <w:kern w:val="0"/>
-          <w:lang w:val="nl-NL"/>
-        </w:rPr>
-        <w:t xml:space="preserve"> Pi 5</w:t>
-      </w:r>
-    </w:p>
-    <w:p>
-      <w:pPr>
-        <w:pStyle w:val="ListParagraph"/>
+      <w:r>
+        <w:rPr>
+          <w:rFonts w:cs="Helvetica Neue"/>
+          <w:color w:val="000000"/>
+          <w:kern w:val="0"/>
+          <w:lang w:val="nl-NL"/>
+        </w:rPr>
+        <w:t>Raspberry Pi 5</w:t>
+      </w:r>
+    </w:p>
+    <w:p>
+      <w:pPr>
+        <w:pStyle w:val="Lijstalinea"/>
         <w:numPr>
           <w:ilvl w:val="0"/>
           <w:numId w:val="19"/>
@@ -6209,19 +5291,8 @@
           <w:kern w:val="0"/>
           <w:lang w:val="nl-NL"/>
         </w:rPr>
-        <w:t xml:space="preserve">Python met </w:t>
-      </w:r>
-      <w:proofErr w:type="spellStart"/>
-      <w:r>
-        <w:rPr>
-          <w:rFonts w:cs="Helvetica Neue"/>
-          <w:color w:val="000000"/>
-          <w:kern w:val="0"/>
-          <w:lang w:val="nl-NL"/>
-        </w:rPr>
-        <w:t>Opencv</w:t>
-      </w:r>
-      <w:proofErr w:type="spellEnd"/>
+        <w:t>Python met Opencv</w:t>
+      </w:r>
     </w:p>
     <w:p>
       <w:pPr>
@@ -6293,7 +5364,7 @@
     </w:p>
     <w:p>
       <w:pPr>
-        <w:pStyle w:val="ListParagraph"/>
+        <w:pStyle w:val="Lijstalinea"/>
         <w:numPr>
           <w:ilvl w:val="0"/>
           <w:numId w:val="19"/>
@@ -6348,27 +5419,7 @@
           <w:kern w:val="0"/>
           <w:lang w:val="nl-NL"/>
         </w:rPr>
-        <w:t xml:space="preserve">Sinds deze </w:t>
-      </w:r>
-      <w:proofErr w:type="spellStart"/>
-      <w:r>
-        <w:rPr>
-          <w:rFonts w:cs="Helvetica Neue"/>
-          <w:color w:val="000000"/>
-          <w:kern w:val="0"/>
-          <w:lang w:val="nl-NL"/>
-        </w:rPr>
-        <w:t>requirement</w:t>
-      </w:r>
-      <w:proofErr w:type="spellEnd"/>
-      <w:r>
-        <w:rPr>
-          <w:rFonts w:cs="Helvetica Neue"/>
-          <w:color w:val="000000"/>
-          <w:kern w:val="0"/>
-          <w:lang w:val="nl-NL"/>
-        </w:rPr>
-        <w:t xml:space="preserve"> een prioriteit heeft van </w:t>
+        <w:t xml:space="preserve">Sinds deze requirement een prioriteit heeft van </w:t>
       </w:r>
       <w:r>
         <w:rPr>
@@ -6388,47 +5439,7 @@
           <w:kern w:val="0"/>
           <w:lang w:val="nl-NL"/>
         </w:rPr>
-        <w:t xml:space="preserve"> is er tot nu toe geen toegevoegde eisen gesteld van deze </w:t>
-      </w:r>
-      <w:proofErr w:type="spellStart"/>
-      <w:r>
-        <w:rPr>
-          <w:rFonts w:cs="Helvetica Neue"/>
-          <w:color w:val="000000"/>
-          <w:kern w:val="0"/>
-          <w:lang w:val="nl-NL"/>
-        </w:rPr>
-        <w:t>requirement</w:t>
-      </w:r>
-      <w:proofErr w:type="spellEnd"/>
-      <w:r>
-        <w:rPr>
-          <w:rFonts w:cs="Helvetica Neue"/>
-          <w:color w:val="000000"/>
-          <w:kern w:val="0"/>
-          <w:lang w:val="nl-NL"/>
-        </w:rPr>
-        <w:t xml:space="preserve"> en is er dus ook geen onderzoek afgesteld voor de keuze van geschikte camera, dit zal veranderen als de </w:t>
-      </w:r>
-      <w:proofErr w:type="spellStart"/>
-      <w:r>
-        <w:rPr>
-          <w:rFonts w:cs="Helvetica Neue"/>
-          <w:color w:val="000000"/>
-          <w:kern w:val="0"/>
-          <w:lang w:val="nl-NL"/>
-        </w:rPr>
-        <w:t>requirement</w:t>
-      </w:r>
-      <w:proofErr w:type="spellEnd"/>
-      <w:r>
-        <w:rPr>
-          <w:rFonts w:cs="Helvetica Neue"/>
-          <w:color w:val="000000"/>
-          <w:kern w:val="0"/>
-          <w:lang w:val="nl-NL"/>
-        </w:rPr>
-        <w:t xml:space="preserve"> behandelt zou worden. Deze eisen en keuzes van camera worden dan toegevoegd aan het </w:t>
+        <w:t xml:space="preserve"> is er tot nu toe geen toegevoegde eisen gesteld van deze requirement en is er dus ook geen onderzoek afgesteld voor de keuze van geschikte camera, dit zal veranderen als de requirement behandelt zou worden. Deze eisen en keuzes van camera worden dan toegevoegd aan het </w:t>
       </w:r>
       <w:r>
         <w:rPr>
@@ -6500,7 +5511,6 @@
           <w:lang w:val="nl-NL"/>
         </w:rPr>
       </w:pPr>
-      <w:proofErr w:type="spellStart"/>
       <w:r>
         <w:rPr>
           <w:rFonts w:cs="Helvetica Neue"/>
@@ -6512,21 +5522,7 @@
           <w:szCs w:val="28"/>
           <w:lang w:val="nl-NL"/>
         </w:rPr>
-        <w:t>Testing</w:t>
-      </w:r>
-      <w:proofErr w:type="spellEnd"/>
-      <w:r>
-        <w:rPr>
-          <w:rFonts w:cs="Helvetica Neue"/>
-          <w:b/>
-          <w:bCs/>
-          <w:color w:val="000000"/>
-          <w:kern w:val="0"/>
-          <w:sz w:val="28"/>
-          <w:szCs w:val="28"/>
-          <w:lang w:val="nl-NL"/>
-        </w:rPr>
-        <w:t xml:space="preserve">: </w:t>
+        <w:t xml:space="preserve">Testing: </w:t>
       </w:r>
     </w:p>
     <w:p>
@@ -6574,7 +5570,7 @@
     </w:p>
     <w:p>
       <w:pPr>
-        <w:pStyle w:val="ListParagraph"/>
+        <w:pStyle w:val="Lijstalinea"/>
         <w:numPr>
           <w:ilvl w:val="0"/>
           <w:numId w:val="21"/>
@@ -6764,27 +5760,7 @@
           <w:kern w:val="0"/>
           <w:lang w:val="nl-NL"/>
         </w:rPr>
-        <w:t xml:space="preserve">Deze </w:t>
-      </w:r>
-      <w:proofErr w:type="spellStart"/>
-      <w:r>
-        <w:rPr>
-          <w:rFonts w:cs="Helvetica Neue"/>
-          <w:color w:val="000000"/>
-          <w:kern w:val="0"/>
-          <w:lang w:val="nl-NL"/>
-        </w:rPr>
-        <w:t>requirement</w:t>
-      </w:r>
-      <w:proofErr w:type="spellEnd"/>
-      <w:r>
-        <w:rPr>
-          <w:rFonts w:cs="Helvetica Neue"/>
-          <w:color w:val="000000"/>
-          <w:kern w:val="0"/>
-          <w:lang w:val="nl-NL"/>
-        </w:rPr>
-        <w:t xml:space="preserve"> verwijst naar een </w:t>
+        <w:t xml:space="preserve">Deze requirement verwijst naar een </w:t>
       </w:r>
       <w:r>
         <w:rPr>
@@ -6804,7 +5780,6 @@
         </w:rPr>
         <w:t xml:space="preserve">van de opdrachtgever die is uitgewerkt in </w:t>
       </w:r>
-      <w:proofErr w:type="spellStart"/>
       <w:r>
         <w:rPr>
           <w:rFonts w:cs="Helvetica Neue"/>
@@ -6815,9 +5790,8 @@
           <w:u w:val="single"/>
           <w:lang w:val="nl-NL"/>
         </w:rPr>
-        <w:t>UserStory</w:t>
-      </w:r>
-      <w:proofErr w:type="spellEnd"/>
+        <w:t xml:space="preserve">UserStory Nr. </w:t>
+      </w:r>
       <w:r>
         <w:rPr>
           <w:rFonts w:cs="Helvetica Neue"/>
@@ -6828,7 +5802,16 @@
           <w:u w:val="single"/>
           <w:lang w:val="nl-NL"/>
         </w:rPr>
-        <w:t xml:space="preserve"> Nr. </w:t>
+        <w:t>10</w:t>
+      </w:r>
+      <w:r>
+        <w:rPr>
+          <w:rFonts w:cs="Helvetica Neue"/>
+          <w:color w:val="000000"/>
+          <w:kern w:val="0"/>
+          <w:lang w:val="nl-NL"/>
+        </w:rPr>
+        <w:t xml:space="preserve"> in de </w:t>
       </w:r>
       <w:r>
         <w:rPr>
@@ -6840,43 +5823,8 @@
           <w:u w:val="single"/>
           <w:lang w:val="nl-NL"/>
         </w:rPr>
-        <w:t>10</w:t>
-      </w:r>
-      <w:r>
-        <w:rPr>
-          <w:rFonts w:cs="Helvetica Neue"/>
-          <w:color w:val="000000"/>
-          <w:kern w:val="0"/>
-          <w:lang w:val="nl-NL"/>
-        </w:rPr>
-        <w:t xml:space="preserve"> in de </w:t>
-      </w:r>
-      <w:r>
-        <w:rPr>
-          <w:rFonts w:cs="Helvetica Neue"/>
-          <w:b/>
-          <w:bCs/>
-          <w:color w:val="000000"/>
-          <w:kern w:val="0"/>
-          <w:u w:val="single"/>
-          <w:lang w:val="nl-NL"/>
-        </w:rPr>
-        <w:t xml:space="preserve">Product </w:t>
-      </w:r>
-      <w:proofErr w:type="spellStart"/>
-      <w:r>
-        <w:rPr>
-          <w:rFonts w:cs="Helvetica Neue"/>
-          <w:b/>
-          <w:bCs/>
-          <w:color w:val="000000"/>
-          <w:kern w:val="0"/>
-          <w:u w:val="single"/>
-          <w:lang w:val="nl-NL"/>
-        </w:rPr>
-        <w:t>Backlog</w:t>
-      </w:r>
-      <w:proofErr w:type="spellEnd"/>
+        <w:t>Product Backlog</w:t>
+      </w:r>
       <w:r>
         <w:rPr>
           <w:rFonts w:cs="Helvetica Neue"/>
@@ -6940,7 +5888,7 @@
     </w:p>
     <w:p>
       <w:pPr>
-        <w:pStyle w:val="ListParagraph"/>
+        <w:pStyle w:val="Lijstalinea"/>
         <w:numPr>
           <w:ilvl w:val="0"/>
           <w:numId w:val="19"/>
@@ -6958,7 +5906,6 @@
           <w:kern w:val="0"/>
         </w:rPr>
       </w:pPr>
-      <w:proofErr w:type="spellStart"/>
       <w:r>
         <w:rPr>
           <w:rFonts w:cs="Helvetica Neue"/>
@@ -6967,11 +5914,10 @@
         </w:rPr>
         <w:t>Microfoon</w:t>
       </w:r>
-      <w:proofErr w:type="spellEnd"/>
-    </w:p>
-    <w:p>
-      <w:pPr>
-        <w:pStyle w:val="ListParagraph"/>
+    </w:p>
+    <w:p>
+      <w:pPr>
+        <w:pStyle w:val="Lijstalinea"/>
         <w:numPr>
           <w:ilvl w:val="0"/>
           <w:numId w:val="19"/>
@@ -6990,30 +5936,19 @@
           <w:lang w:val="nl-NL"/>
         </w:rPr>
       </w:pPr>
-      <w:proofErr w:type="spellStart"/>
-      <w:r>
-        <w:rPr>
-          <w:rFonts w:cs="Helvetica Neue"/>
-          <w:color w:val="000000"/>
-          <w:kern w:val="0"/>
-          <w:lang w:val="nl-NL"/>
-        </w:rPr>
-        <w:t>Rasberry</w:t>
-      </w:r>
-      <w:proofErr w:type="spellEnd"/>
-      <w:r>
-        <w:rPr>
-          <w:rFonts w:cs="Helvetica Neue"/>
-          <w:color w:val="000000"/>
-          <w:kern w:val="0"/>
-          <w:lang w:val="nl-NL"/>
-        </w:rPr>
-        <w:t xml:space="preserve"> Pi 5</w:t>
-      </w:r>
-    </w:p>
-    <w:p>
-      <w:pPr>
-        <w:pStyle w:val="ListParagraph"/>
+      <w:r>
+        <w:rPr>
+          <w:rFonts w:cs="Helvetica Neue"/>
+          <w:color w:val="000000"/>
+          <w:kern w:val="0"/>
+          <w:lang w:val="nl-NL"/>
+        </w:rPr>
+        <w:t>Rasberry Pi 5</w:t>
+      </w:r>
+    </w:p>
+    <w:p>
+      <w:pPr>
+        <w:pStyle w:val="Lijstalinea"/>
         <w:numPr>
           <w:ilvl w:val="0"/>
           <w:numId w:val="19"/>
@@ -7039,19 +5974,8 @@
           <w:kern w:val="0"/>
           <w:lang w:val="nl-NL"/>
         </w:rPr>
-        <w:t xml:space="preserve">Python met </w:t>
-      </w:r>
-      <w:proofErr w:type="spellStart"/>
-      <w:r>
-        <w:rPr>
-          <w:rFonts w:cs="Helvetica Neue"/>
-          <w:color w:val="000000"/>
-          <w:kern w:val="0"/>
-          <w:lang w:val="nl-NL"/>
-        </w:rPr>
-        <w:t>Opencv</w:t>
-      </w:r>
-      <w:proofErr w:type="spellEnd"/>
+        <w:t>Python met Opencv</w:t>
+      </w:r>
     </w:p>
     <w:p>
       <w:pPr>
@@ -7123,7 +6047,7 @@
     </w:p>
     <w:p>
       <w:pPr>
-        <w:pStyle w:val="ListParagraph"/>
+        <w:pStyle w:val="Lijstalinea"/>
         <w:numPr>
           <w:ilvl w:val="0"/>
           <w:numId w:val="19"/>
@@ -7178,27 +6102,7 @@
           <w:kern w:val="0"/>
           <w:lang w:val="nl-NL"/>
         </w:rPr>
-        <w:t xml:space="preserve">Sinds deze </w:t>
-      </w:r>
-      <w:proofErr w:type="spellStart"/>
-      <w:r>
-        <w:rPr>
-          <w:rFonts w:cs="Helvetica Neue"/>
-          <w:color w:val="000000"/>
-          <w:kern w:val="0"/>
-          <w:lang w:val="nl-NL"/>
-        </w:rPr>
-        <w:t>requirement</w:t>
-      </w:r>
-      <w:proofErr w:type="spellEnd"/>
-      <w:r>
-        <w:rPr>
-          <w:rFonts w:cs="Helvetica Neue"/>
-          <w:color w:val="000000"/>
-          <w:kern w:val="0"/>
-          <w:lang w:val="nl-NL"/>
-        </w:rPr>
-        <w:t xml:space="preserve"> een prioriteit heeft van </w:t>
+        <w:t xml:space="preserve">Sinds deze requirement een prioriteit heeft van </w:t>
       </w:r>
       <w:r>
         <w:rPr>
@@ -7218,67 +6122,7 @@
           <w:kern w:val="0"/>
           <w:lang w:val="nl-NL"/>
         </w:rPr>
-        <w:t xml:space="preserve"> is er tot nu toe geen toegevoegde eisen gesteld van deze </w:t>
-      </w:r>
-      <w:proofErr w:type="spellStart"/>
-      <w:r>
-        <w:rPr>
-          <w:rFonts w:cs="Helvetica Neue"/>
-          <w:color w:val="000000"/>
-          <w:kern w:val="0"/>
-          <w:lang w:val="nl-NL"/>
-        </w:rPr>
-        <w:t>requirement</w:t>
-      </w:r>
-      <w:proofErr w:type="spellEnd"/>
-      <w:r>
-        <w:rPr>
-          <w:rFonts w:cs="Helvetica Neue"/>
-          <w:color w:val="000000"/>
-          <w:kern w:val="0"/>
-          <w:lang w:val="nl-NL"/>
-        </w:rPr>
-        <w:t xml:space="preserve"> en is er dus ook geen onderzoek afgesteld voor de keuze van geschikte microfoon, dit zal veranderen als de </w:t>
-      </w:r>
-      <w:proofErr w:type="spellStart"/>
-      <w:r>
-        <w:rPr>
-          <w:rFonts w:cs="Helvetica Neue"/>
-          <w:color w:val="000000"/>
-          <w:kern w:val="0"/>
-          <w:lang w:val="nl-NL"/>
-        </w:rPr>
-        <w:t>requirement</w:t>
-      </w:r>
-      <w:proofErr w:type="spellEnd"/>
-      <w:r>
-        <w:rPr>
-          <w:rFonts w:cs="Helvetica Neue"/>
-          <w:color w:val="000000"/>
-          <w:kern w:val="0"/>
-          <w:lang w:val="nl-NL"/>
-        </w:rPr>
-        <w:t xml:space="preserve"> behandelt zou worden. Deze eisen en keuzes van </w:t>
-      </w:r>
-      <w:proofErr w:type="spellStart"/>
-      <w:r>
-        <w:rPr>
-          <w:rFonts w:cs="Helvetica Neue"/>
-          <w:color w:val="000000"/>
-          <w:kern w:val="0"/>
-          <w:lang w:val="nl-NL"/>
-        </w:rPr>
-        <w:t>micrfoon</w:t>
-      </w:r>
-      <w:proofErr w:type="spellEnd"/>
-      <w:r>
-        <w:rPr>
-          <w:rFonts w:cs="Helvetica Neue"/>
-          <w:color w:val="000000"/>
-          <w:kern w:val="0"/>
-          <w:lang w:val="nl-NL"/>
-        </w:rPr>
-        <w:t xml:space="preserve"> worden dan behandelt in het dan aangemaakte verslag: </w:t>
+        <w:t xml:space="preserve"> is er tot nu toe geen toegevoegde eisen gesteld van deze requirement en is er dus ook geen onderzoek afgesteld voor de keuze van geschikte microfoon, dit zal veranderen als de requirement behandelt zou worden. Deze eisen en keuzes van micrfoon worden dan behandelt in het dan aangemaakte verslag: </w:t>
       </w:r>
       <w:r>
         <w:rPr>
@@ -7324,7 +6168,7 @@
     </w:p>
     <w:p>
       <w:pPr>
-        <w:pStyle w:val="ListParagraph"/>
+        <w:pStyle w:val="Lijstalinea"/>
         <w:numPr>
           <w:ilvl w:val="0"/>
           <w:numId w:val="21"/>
@@ -7342,7 +6186,7 @@
     </w:p>
     <w:tbl>
       <w:tblPr>
-        <w:tblStyle w:val="TableGrid"/>
+        <w:tblStyle w:val="Tabelraster"/>
         <w:tblpPr w:leftFromText="141" w:rightFromText="141" w:vertAnchor="text" w:horzAnchor="margin" w:tblpY="585"/>
         <w:tblW w:w="0" w:type="auto"/>
         <w:tblLook w:val="04A0" w:firstRow="1" w:lastRow="0" w:firstColumn="1" w:lastColumn="0" w:noHBand="0" w:noVBand="1"/>
@@ -10903,16 +9747,16 @@
     <w:lsdException w:name="Unresolved Mention" w:semiHidden="1" w:unhideWhenUsed="1"/>
     <w:lsdException w:name="Smart Link" w:semiHidden="1" w:unhideWhenUsed="1"/>
   </w:latentStyles>
-  <w:style w:type="paragraph" w:default="1" w:styleId="Normal">
+  <w:style w:type="paragraph" w:default="1" w:styleId="Standaard">
     <w:name w:val="Normal"/>
     <w:qFormat/>
     <w:rsid w:val="003B3700"/>
   </w:style>
-  <w:style w:type="paragraph" w:styleId="Heading1">
+  <w:style w:type="paragraph" w:styleId="Kop1">
     <w:name w:val="heading 1"/>
-    <w:basedOn w:val="Normal"/>
-    <w:next w:val="Normal"/>
-    <w:link w:val="Heading1Char"/>
+    <w:basedOn w:val="Standaard"/>
+    <w:next w:val="Standaard"/>
+    <w:link w:val="Kop1Char"/>
     <w:uiPriority w:val="9"/>
     <w:qFormat/>
     <w:rsid w:val="00F52705"/>
@@ -10929,11 +9773,11 @@
       <w:szCs w:val="40"/>
     </w:rPr>
   </w:style>
-  <w:style w:type="paragraph" w:styleId="Heading2">
+  <w:style w:type="paragraph" w:styleId="Kop2">
     <w:name w:val="heading 2"/>
-    <w:basedOn w:val="Normal"/>
-    <w:next w:val="Normal"/>
-    <w:link w:val="Heading2Char"/>
+    <w:basedOn w:val="Standaard"/>
+    <w:next w:val="Standaard"/>
+    <w:link w:val="Kop2Char"/>
     <w:uiPriority w:val="9"/>
     <w:unhideWhenUsed/>
     <w:qFormat/>
@@ -10951,11 +9795,11 @@
       <w:szCs w:val="32"/>
     </w:rPr>
   </w:style>
-  <w:style w:type="paragraph" w:styleId="Heading3">
+  <w:style w:type="paragraph" w:styleId="Kop3">
     <w:name w:val="heading 3"/>
-    <w:basedOn w:val="Normal"/>
-    <w:next w:val="Normal"/>
-    <w:link w:val="Heading3Char"/>
+    <w:basedOn w:val="Standaard"/>
+    <w:next w:val="Standaard"/>
+    <w:link w:val="Kop3Char"/>
     <w:uiPriority w:val="9"/>
     <w:semiHidden/>
     <w:unhideWhenUsed/>
@@ -10974,11 +9818,11 @@
       <w:szCs w:val="28"/>
     </w:rPr>
   </w:style>
-  <w:style w:type="paragraph" w:styleId="Heading4">
+  <w:style w:type="paragraph" w:styleId="Kop4">
     <w:name w:val="heading 4"/>
-    <w:basedOn w:val="Normal"/>
-    <w:next w:val="Normal"/>
-    <w:link w:val="Heading4Char"/>
+    <w:basedOn w:val="Standaard"/>
+    <w:next w:val="Standaard"/>
+    <w:link w:val="Kop4Char"/>
     <w:uiPriority w:val="9"/>
     <w:semiHidden/>
     <w:unhideWhenUsed/>
@@ -10997,11 +9841,11 @@
       <w:color w:val="0F4761" w:themeColor="accent1" w:themeShade="BF"/>
     </w:rPr>
   </w:style>
-  <w:style w:type="paragraph" w:styleId="Heading5">
+  <w:style w:type="paragraph" w:styleId="Kop5">
     <w:name w:val="heading 5"/>
-    <w:basedOn w:val="Normal"/>
-    <w:next w:val="Normal"/>
-    <w:link w:val="Heading5Char"/>
+    <w:basedOn w:val="Standaard"/>
+    <w:next w:val="Standaard"/>
+    <w:link w:val="Kop5Char"/>
     <w:uiPriority w:val="9"/>
     <w:semiHidden/>
     <w:unhideWhenUsed/>
@@ -11018,11 +9862,11 @@
       <w:color w:val="0F4761" w:themeColor="accent1" w:themeShade="BF"/>
     </w:rPr>
   </w:style>
-  <w:style w:type="paragraph" w:styleId="Heading6">
+  <w:style w:type="paragraph" w:styleId="Kop6">
     <w:name w:val="heading 6"/>
-    <w:basedOn w:val="Normal"/>
-    <w:next w:val="Normal"/>
-    <w:link w:val="Heading6Char"/>
+    <w:basedOn w:val="Standaard"/>
+    <w:next w:val="Standaard"/>
+    <w:link w:val="Kop6Char"/>
     <w:uiPriority w:val="9"/>
     <w:semiHidden/>
     <w:unhideWhenUsed/>
@@ -11041,11 +9885,11 @@
       <w:color w:val="595959" w:themeColor="text1" w:themeTint="A6"/>
     </w:rPr>
   </w:style>
-  <w:style w:type="paragraph" w:styleId="Heading7">
+  <w:style w:type="paragraph" w:styleId="Kop7">
     <w:name w:val="heading 7"/>
-    <w:basedOn w:val="Normal"/>
-    <w:next w:val="Normal"/>
-    <w:link w:val="Heading7Char"/>
+    <w:basedOn w:val="Standaard"/>
+    <w:next w:val="Standaard"/>
+    <w:link w:val="Kop7Char"/>
     <w:uiPriority w:val="9"/>
     <w:semiHidden/>
     <w:unhideWhenUsed/>
@@ -11062,11 +9906,11 @@
       <w:color w:val="595959" w:themeColor="text1" w:themeTint="A6"/>
     </w:rPr>
   </w:style>
-  <w:style w:type="paragraph" w:styleId="Heading8">
+  <w:style w:type="paragraph" w:styleId="Kop8">
     <w:name w:val="heading 8"/>
-    <w:basedOn w:val="Normal"/>
-    <w:next w:val="Normal"/>
-    <w:link w:val="Heading8Char"/>
+    <w:basedOn w:val="Standaard"/>
+    <w:next w:val="Standaard"/>
+    <w:link w:val="Kop8Char"/>
     <w:uiPriority w:val="9"/>
     <w:semiHidden/>
     <w:unhideWhenUsed/>
@@ -11085,11 +9929,11 @@
       <w:color w:val="272727" w:themeColor="text1" w:themeTint="D8"/>
     </w:rPr>
   </w:style>
-  <w:style w:type="paragraph" w:styleId="Heading9">
+  <w:style w:type="paragraph" w:styleId="Kop9">
     <w:name w:val="heading 9"/>
-    <w:basedOn w:val="Normal"/>
-    <w:next w:val="Normal"/>
-    <w:link w:val="Heading9Char"/>
+    <w:basedOn w:val="Standaard"/>
+    <w:next w:val="Standaard"/>
+    <w:link w:val="Kop9Char"/>
     <w:uiPriority w:val="9"/>
     <w:semiHidden/>
     <w:unhideWhenUsed/>
@@ -11106,13 +9950,13 @@
       <w:color w:val="272727" w:themeColor="text1" w:themeTint="D8"/>
     </w:rPr>
   </w:style>
-  <w:style w:type="character" w:default="1" w:styleId="DefaultParagraphFont">
+  <w:style w:type="character" w:default="1" w:styleId="Standaardalinea-lettertype">
     <w:name w:val="Default Paragraph Font"/>
     <w:uiPriority w:val="1"/>
     <w:semiHidden/>
     <w:unhideWhenUsed/>
   </w:style>
-  <w:style w:type="table" w:default="1" w:styleId="TableNormal">
+  <w:style w:type="table" w:default="1" w:styleId="Standaardtabel">
     <w:name w:val="Normal Table"/>
     <w:uiPriority w:val="99"/>
     <w:semiHidden/>
@@ -11127,16 +9971,16 @@
       </w:tblCellMar>
     </w:tblPr>
   </w:style>
-  <w:style w:type="numbering" w:default="1" w:styleId="NoList">
+  <w:style w:type="numbering" w:default="1" w:styleId="Geenlijst">
     <w:name w:val="No List"/>
     <w:uiPriority w:val="99"/>
     <w:semiHidden/>
     <w:unhideWhenUsed/>
   </w:style>
-  <w:style w:type="character" w:customStyle="1" w:styleId="Heading1Char">
-    <w:name w:val="Heading 1 Char"/>
-    <w:basedOn w:val="DefaultParagraphFont"/>
-    <w:link w:val="Heading1"/>
+  <w:style w:type="character" w:customStyle="1" w:styleId="Kop1Char">
+    <w:name w:val="Kop 1 Char"/>
+    <w:basedOn w:val="Standaardalinea-lettertype"/>
+    <w:link w:val="Kop1"/>
     <w:uiPriority w:val="9"/>
     <w:rsid w:val="00F52705"/>
     <w:rPr>
@@ -11146,10 +9990,10 @@
       <w:szCs w:val="40"/>
     </w:rPr>
   </w:style>
-  <w:style w:type="character" w:customStyle="1" w:styleId="Heading2Char">
-    <w:name w:val="Heading 2 Char"/>
-    <w:basedOn w:val="DefaultParagraphFont"/>
-    <w:link w:val="Heading2"/>
+  <w:style w:type="character" w:customStyle="1" w:styleId="Kop2Char">
+    <w:name w:val="Kop 2 Char"/>
+    <w:basedOn w:val="Standaardalinea-lettertype"/>
+    <w:link w:val="Kop2"/>
     <w:uiPriority w:val="9"/>
     <w:rsid w:val="00F52705"/>
     <w:rPr>
@@ -11159,10 +10003,10 @@
       <w:szCs w:val="32"/>
     </w:rPr>
   </w:style>
-  <w:style w:type="character" w:customStyle="1" w:styleId="Heading3Char">
-    <w:name w:val="Heading 3 Char"/>
-    <w:basedOn w:val="DefaultParagraphFont"/>
-    <w:link w:val="Heading3"/>
+  <w:style w:type="character" w:customStyle="1" w:styleId="Kop3Char">
+    <w:name w:val="Kop 3 Char"/>
+    <w:basedOn w:val="Standaardalinea-lettertype"/>
+    <w:link w:val="Kop3"/>
     <w:uiPriority w:val="9"/>
     <w:semiHidden/>
     <w:rsid w:val="00F52705"/>
@@ -11173,10 +10017,10 @@
       <w:szCs w:val="28"/>
     </w:rPr>
   </w:style>
-  <w:style w:type="character" w:customStyle="1" w:styleId="Heading4Char">
-    <w:name w:val="Heading 4 Char"/>
-    <w:basedOn w:val="DefaultParagraphFont"/>
-    <w:link w:val="Heading4"/>
+  <w:style w:type="character" w:customStyle="1" w:styleId="Kop4Char">
+    <w:name w:val="Kop 4 Char"/>
+    <w:basedOn w:val="Standaardalinea-lettertype"/>
+    <w:link w:val="Kop4"/>
     <w:uiPriority w:val="9"/>
     <w:semiHidden/>
     <w:rsid w:val="00F52705"/>
@@ -11187,10 +10031,10 @@
       <w:color w:val="0F4761" w:themeColor="accent1" w:themeShade="BF"/>
     </w:rPr>
   </w:style>
-  <w:style w:type="character" w:customStyle="1" w:styleId="Heading5Char">
-    <w:name w:val="Heading 5 Char"/>
-    <w:basedOn w:val="DefaultParagraphFont"/>
-    <w:link w:val="Heading5"/>
+  <w:style w:type="character" w:customStyle="1" w:styleId="Kop5Char">
+    <w:name w:val="Kop 5 Char"/>
+    <w:basedOn w:val="Standaardalinea-lettertype"/>
+    <w:link w:val="Kop5"/>
     <w:uiPriority w:val="9"/>
     <w:semiHidden/>
     <w:rsid w:val="00F52705"/>
@@ -11199,10 +10043,10 @@
       <w:color w:val="0F4761" w:themeColor="accent1" w:themeShade="BF"/>
     </w:rPr>
   </w:style>
-  <w:style w:type="character" w:customStyle="1" w:styleId="Heading6Char">
-    <w:name w:val="Heading 6 Char"/>
-    <w:basedOn w:val="DefaultParagraphFont"/>
-    <w:link w:val="Heading6"/>
+  <w:style w:type="character" w:customStyle="1" w:styleId="Kop6Char">
+    <w:name w:val="Kop 6 Char"/>
+    <w:basedOn w:val="Standaardalinea-lettertype"/>
+    <w:link w:val="Kop6"/>
     <w:uiPriority w:val="9"/>
     <w:semiHidden/>
     <w:rsid w:val="00F52705"/>
@@ -11213,10 +10057,10 @@
       <w:color w:val="595959" w:themeColor="text1" w:themeTint="A6"/>
     </w:rPr>
   </w:style>
-  <w:style w:type="character" w:customStyle="1" w:styleId="Heading7Char">
-    <w:name w:val="Heading 7 Char"/>
-    <w:basedOn w:val="DefaultParagraphFont"/>
-    <w:link w:val="Heading7"/>
+  <w:style w:type="character" w:customStyle="1" w:styleId="Kop7Char">
+    <w:name w:val="Kop 7 Char"/>
+    <w:basedOn w:val="Standaardalinea-lettertype"/>
+    <w:link w:val="Kop7"/>
     <w:uiPriority w:val="9"/>
     <w:semiHidden/>
     <w:rsid w:val="00F52705"/>
@@ -11225,10 +10069,10 @@
       <w:color w:val="595959" w:themeColor="text1" w:themeTint="A6"/>
     </w:rPr>
   </w:style>
-  <w:style w:type="character" w:customStyle="1" w:styleId="Heading8Char">
-    <w:name w:val="Heading 8 Char"/>
-    <w:basedOn w:val="DefaultParagraphFont"/>
-    <w:link w:val="Heading8"/>
+  <w:style w:type="character" w:customStyle="1" w:styleId="Kop8Char">
+    <w:name w:val="Kop 8 Char"/>
+    <w:basedOn w:val="Standaardalinea-lettertype"/>
+    <w:link w:val="Kop8"/>
     <w:uiPriority w:val="9"/>
     <w:semiHidden/>
     <w:rsid w:val="00F52705"/>
@@ -11239,10 +10083,10 @@
       <w:color w:val="272727" w:themeColor="text1" w:themeTint="D8"/>
     </w:rPr>
   </w:style>
-  <w:style w:type="character" w:customStyle="1" w:styleId="Heading9Char">
-    <w:name w:val="Heading 9 Char"/>
-    <w:basedOn w:val="DefaultParagraphFont"/>
-    <w:link w:val="Heading9"/>
+  <w:style w:type="character" w:customStyle="1" w:styleId="Kop9Char">
+    <w:name w:val="Kop 9 Char"/>
+    <w:basedOn w:val="Standaardalinea-lettertype"/>
+    <w:link w:val="Kop9"/>
     <w:uiPriority w:val="9"/>
     <w:semiHidden/>
     <w:rsid w:val="00F52705"/>
@@ -11251,11 +10095,11 @@
       <w:color w:val="272727" w:themeColor="text1" w:themeTint="D8"/>
     </w:rPr>
   </w:style>
-  <w:style w:type="paragraph" w:styleId="Title">
+  <w:style w:type="paragraph" w:styleId="Titel">
     <w:name w:val="Title"/>
-    <w:basedOn w:val="Normal"/>
-    <w:next w:val="Normal"/>
-    <w:link w:val="TitleChar"/>
+    <w:basedOn w:val="Standaard"/>
+    <w:next w:val="Standaard"/>
+    <w:link w:val="TitelChar"/>
     <w:uiPriority w:val="10"/>
     <w:qFormat/>
     <w:rsid w:val="00F52705"/>
@@ -11271,10 +10115,10 @@
       <w:szCs w:val="56"/>
     </w:rPr>
   </w:style>
-  <w:style w:type="character" w:customStyle="1" w:styleId="TitleChar">
-    <w:name w:val="Title Char"/>
-    <w:basedOn w:val="DefaultParagraphFont"/>
-    <w:link w:val="Title"/>
+  <w:style w:type="character" w:customStyle="1" w:styleId="TitelChar">
+    <w:name w:val="Titel Char"/>
+    <w:basedOn w:val="Standaardalinea-lettertype"/>
+    <w:link w:val="Titel"/>
     <w:uiPriority w:val="10"/>
     <w:rsid w:val="00F52705"/>
     <w:rPr>
@@ -11285,11 +10129,11 @@
       <w:szCs w:val="56"/>
     </w:rPr>
   </w:style>
-  <w:style w:type="paragraph" w:styleId="Subtitle">
+  <w:style w:type="paragraph" w:styleId="Ondertitel">
     <w:name w:val="Subtitle"/>
-    <w:basedOn w:val="Normal"/>
-    <w:next w:val="Normal"/>
-    <w:link w:val="SubtitleChar"/>
+    <w:basedOn w:val="Standaard"/>
+    <w:next w:val="Standaard"/>
+    <w:link w:val="OndertitelChar"/>
     <w:uiPriority w:val="11"/>
     <w:qFormat/>
     <w:rsid w:val="00F52705"/>
@@ -11306,10 +10150,10 @@
       <w:szCs w:val="28"/>
     </w:rPr>
   </w:style>
-  <w:style w:type="character" w:customStyle="1" w:styleId="SubtitleChar">
-    <w:name w:val="Subtitle Char"/>
-    <w:basedOn w:val="DefaultParagraphFont"/>
-    <w:link w:val="Subtitle"/>
+  <w:style w:type="character" w:customStyle="1" w:styleId="OndertitelChar">
+    <w:name w:val="Ondertitel Char"/>
+    <w:basedOn w:val="Standaardalinea-lettertype"/>
+    <w:link w:val="Ondertitel"/>
     <w:uiPriority w:val="11"/>
     <w:rsid w:val="00F52705"/>
     <w:rPr>
@@ -11320,11 +10164,11 @@
       <w:szCs w:val="28"/>
     </w:rPr>
   </w:style>
-  <w:style w:type="paragraph" w:styleId="Quote">
+  <w:style w:type="paragraph" w:styleId="Citaat">
     <w:name w:val="Quote"/>
-    <w:basedOn w:val="Normal"/>
-    <w:next w:val="Normal"/>
-    <w:link w:val="QuoteChar"/>
+    <w:basedOn w:val="Standaard"/>
+    <w:next w:val="Standaard"/>
+    <w:link w:val="CitaatChar"/>
     <w:uiPriority w:val="29"/>
     <w:qFormat/>
     <w:rsid w:val="00F52705"/>
@@ -11338,10 +10182,10 @@
       <w:color w:val="404040" w:themeColor="text1" w:themeTint="BF"/>
     </w:rPr>
   </w:style>
-  <w:style w:type="character" w:customStyle="1" w:styleId="QuoteChar">
-    <w:name w:val="Quote Char"/>
-    <w:basedOn w:val="DefaultParagraphFont"/>
-    <w:link w:val="Quote"/>
+  <w:style w:type="character" w:customStyle="1" w:styleId="CitaatChar">
+    <w:name w:val="Citaat Char"/>
+    <w:basedOn w:val="Standaardalinea-lettertype"/>
+    <w:link w:val="Citaat"/>
     <w:uiPriority w:val="29"/>
     <w:rsid w:val="00F52705"/>
     <w:rPr>
@@ -11350,9 +10194,9 @@
       <w:color w:val="404040" w:themeColor="text1" w:themeTint="BF"/>
     </w:rPr>
   </w:style>
-  <w:style w:type="paragraph" w:styleId="ListParagraph">
+  <w:style w:type="paragraph" w:styleId="Lijstalinea">
     <w:name w:val="List Paragraph"/>
-    <w:basedOn w:val="Normal"/>
+    <w:basedOn w:val="Standaard"/>
     <w:uiPriority w:val="34"/>
     <w:qFormat/>
     <w:rsid w:val="00F52705"/>
@@ -11361,9 +10205,9 @@
       <w:contextualSpacing/>
     </w:pPr>
   </w:style>
-  <w:style w:type="character" w:styleId="IntenseEmphasis">
+  <w:style w:type="character" w:styleId="Intensievebenadrukking">
     <w:name w:val="Intense Emphasis"/>
-    <w:basedOn w:val="DefaultParagraphFont"/>
+    <w:basedOn w:val="Standaardalinea-lettertype"/>
     <w:uiPriority w:val="21"/>
     <w:qFormat/>
     <w:rsid w:val="00F52705"/>
@@ -11373,11 +10217,11 @@
       <w:color w:val="0F4761" w:themeColor="accent1" w:themeShade="BF"/>
     </w:rPr>
   </w:style>
-  <w:style w:type="paragraph" w:styleId="IntenseQuote">
+  <w:style w:type="paragraph" w:styleId="Duidelijkcitaat">
     <w:name w:val="Intense Quote"/>
-    <w:basedOn w:val="Normal"/>
-    <w:next w:val="Normal"/>
-    <w:link w:val="IntenseQuoteChar"/>
+    <w:basedOn w:val="Standaard"/>
+    <w:next w:val="Standaard"/>
+    <w:link w:val="DuidelijkcitaatChar"/>
     <w:uiPriority w:val="30"/>
     <w:qFormat/>
     <w:rsid w:val="00F52705"/>
@@ -11396,10 +10240,10 @@
       <w:color w:val="0F4761" w:themeColor="accent1" w:themeShade="BF"/>
     </w:rPr>
   </w:style>
-  <w:style w:type="character" w:customStyle="1" w:styleId="IntenseQuoteChar">
-    <w:name w:val="Intense Quote Char"/>
-    <w:basedOn w:val="DefaultParagraphFont"/>
-    <w:link w:val="IntenseQuote"/>
+  <w:style w:type="character" w:customStyle="1" w:styleId="DuidelijkcitaatChar">
+    <w:name w:val="Duidelijk citaat Char"/>
+    <w:basedOn w:val="Standaardalinea-lettertype"/>
+    <w:link w:val="Duidelijkcitaat"/>
     <w:uiPriority w:val="30"/>
     <w:rsid w:val="00F52705"/>
     <w:rPr>
@@ -11408,9 +10252,9 @@
       <w:color w:val="0F4761" w:themeColor="accent1" w:themeShade="BF"/>
     </w:rPr>
   </w:style>
-  <w:style w:type="character" w:styleId="IntenseReference">
+  <w:style w:type="character" w:styleId="Intensieveverwijzing">
     <w:name w:val="Intense Reference"/>
-    <w:basedOn w:val="DefaultParagraphFont"/>
+    <w:basedOn w:val="Standaardalinea-lettertype"/>
     <w:uiPriority w:val="32"/>
     <w:qFormat/>
     <w:rsid w:val="00F52705"/>
@@ -11422,9 +10266,9 @@
       <w:spacing w:val="5"/>
     </w:rPr>
   </w:style>
-  <w:style w:type="table" w:styleId="TableGrid">
+  <w:style w:type="table" w:styleId="Tabelraster">
     <w:name w:val="Table Grid"/>
-    <w:basedOn w:val="TableNormal"/>
+    <w:basedOn w:val="Standaardtabel"/>
     <w:uiPriority w:val="39"/>
     <w:rsid w:val="00F52705"/>
     <w:pPr>
@@ -11441,9 +10285,9 @@
       </w:tblBorders>
     </w:tblPr>
   </w:style>
-  <w:style w:type="table" w:styleId="TableGridLight">
+  <w:style w:type="table" w:styleId="Tabelrasterlicht">
     <w:name w:val="Grid Table Light"/>
-    <w:basedOn w:val="TableNormal"/>
+    <w:basedOn w:val="Standaardtabel"/>
     <w:uiPriority w:val="40"/>
     <w:rsid w:val="00D53FBC"/>
     <w:pPr>
@@ -11460,9 +10304,9 @@
       </w:tblBorders>
     </w:tblPr>
   </w:style>
-  <w:style w:type="table" w:styleId="PlainTable1">
+  <w:style w:type="table" w:styleId="Onopgemaaktetabel1">
     <w:name w:val="Plain Table 1"/>
-    <w:basedOn w:val="TableNormal"/>
+    <w:basedOn w:val="Standaardtabel"/>
     <w:uiPriority w:val="41"/>
     <w:rsid w:val="005D78C6"/>
     <w:pPr>
@@ -11523,9 +10367,9 @@
       </w:tcPr>
     </w:tblStylePr>
   </w:style>
-  <w:style w:type="table" w:styleId="PlainTable2">
+  <w:style w:type="table" w:styleId="Onopgemaaktetabel2">
     <w:name w:val="Plain Table 2"/>
-    <w:basedOn w:val="TableNormal"/>
+    <w:basedOn w:val="Standaardtabel"/>
     <w:uiPriority w:val="42"/>
     <w:rsid w:val="005D78C6"/>
     <w:pPr>
@@ -11603,9 +10447,9 @@
       </w:tcPr>
     </w:tblStylePr>
   </w:style>
-  <w:style w:type="table" w:styleId="PlainTable3">
+  <w:style w:type="table" w:styleId="Onopgemaaktetabel3">
     <w:name w:val="Plain Table 3"/>
-    <w:basedOn w:val="TableNormal"/>
+    <w:basedOn w:val="Standaardtabel"/>
     <w:uiPriority w:val="43"/>
     <w:rsid w:val="005D78C6"/>
     <w:pPr>
@@ -11696,9 +10540,9 @@
       </w:tcPr>
     </w:tblStylePr>
   </w:style>
-  <w:style w:type="table" w:styleId="PlainTable4">
+  <w:style w:type="table" w:styleId="Onopgemaaktetabel4">
     <w:name w:val="Plain Table 4"/>
-    <w:basedOn w:val="TableNormal"/>
+    <w:basedOn w:val="Standaardtabel"/>
     <w:uiPriority w:val="44"/>
     <w:rsid w:val="005D78C6"/>
     <w:pPr>
@@ -11745,9 +10589,9 @@
       </w:tcPr>
     </w:tblStylePr>
   </w:style>
-  <w:style w:type="table" w:styleId="PlainTable5">
+  <w:style w:type="table" w:styleId="Onopgemaaktetabel5">
     <w:name w:val="Plain Table 5"/>
-    <w:basedOn w:val="TableNormal"/>
+    <w:basedOn w:val="Standaardtabel"/>
     <w:uiPriority w:val="45"/>
     <w:rsid w:val="005D78C6"/>
     <w:pPr>
@@ -11865,9 +10709,9 @@
       </w:tcPr>
     </w:tblStylePr>
   </w:style>
-  <w:style w:type="table" w:styleId="GridTable1Light">
+  <w:style w:type="table" w:styleId="Rastertabel1licht">
     <w:name w:val="Grid Table 1 Light"/>
-    <w:basedOn w:val="TableNormal"/>
+    <w:basedOn w:val="Standaardtabel"/>
     <w:uiPriority w:val="46"/>
     <w:rsid w:val="005D78C6"/>
     <w:pPr>
@@ -11922,9 +10766,9 @@
       </w:rPr>
     </w:tblStylePr>
   </w:style>
-  <w:style w:type="table" w:styleId="GridTable1Light-Accent1">
+  <w:style w:type="table" w:styleId="Rastertabel1licht-Accent1">
     <w:name w:val="Grid Table 1 Light Accent 1"/>
-    <w:basedOn w:val="TableNormal"/>
+    <w:basedOn w:val="Standaardtabel"/>
     <w:uiPriority w:val="46"/>
     <w:rsid w:val="005D78C6"/>
     <w:pPr>
@@ -11979,9 +10823,9 @@
       </w:rPr>
     </w:tblStylePr>
   </w:style>
-  <w:style w:type="table" w:styleId="GridTable1Light-Accent2">
+  <w:style w:type="table" w:styleId="Rastertabel1licht-Accent2">
     <w:name w:val="Grid Table 1 Light Accent 2"/>
-    <w:basedOn w:val="TableNormal"/>
+    <w:basedOn w:val="Standaardtabel"/>
     <w:uiPriority w:val="46"/>
     <w:rsid w:val="005D78C6"/>
     <w:pPr>
@@ -12036,9 +10880,9 @@
       </w:rPr>
     </w:tblStylePr>
   </w:style>
-  <w:style w:type="table" w:styleId="GridTable3-Accent4">
+  <w:style w:type="table" w:styleId="Rastertabel3-Accent4">
     <w:name w:val="Grid Table 3 Accent 4"/>
-    <w:basedOn w:val="TableNormal"/>
+    <w:basedOn w:val="Standaardtabel"/>
     <w:uiPriority w:val="48"/>
     <w:rsid w:val="005D78C6"/>
     <w:pPr>
@@ -12172,9 +11016,9 @@
       </w:tcPr>
     </w:tblStylePr>
   </w:style>
-  <w:style w:type="table" w:styleId="GridTable5Dark">
+  <w:style w:type="table" w:styleId="Rastertabel5donker">
     <w:name w:val="Grid Table 5 Dark"/>
-    <w:basedOn w:val="TableNormal"/>
+    <w:basedOn w:val="Standaardtabel"/>
     <w:uiPriority w:val="50"/>
     <w:rsid w:val="005D78C6"/>
     <w:pPr>
@@ -12278,9 +11122,9 @@
       </w:tcPr>
     </w:tblStylePr>
   </w:style>
-  <w:style w:type="table" w:styleId="ListTable1Light">
+  <w:style w:type="table" w:styleId="Lijsttabel1licht">
     <w:name w:val="List Table 1 Light"/>
-    <w:basedOn w:val="TableNormal"/>
+    <w:basedOn w:val="Standaardtabel"/>
     <w:uiPriority w:val="46"/>
     <w:rsid w:val="005D78C6"/>
     <w:pPr>
@@ -12339,9 +11183,9 @@
       </w:tcPr>
     </w:tblStylePr>
   </w:style>
-  <w:style w:type="table" w:styleId="ListTable4">
+  <w:style w:type="table" w:styleId="Lijsttabel4">
     <w:name w:val="List Table 4"/>
-    <w:basedOn w:val="TableNormal"/>
+    <w:basedOn w:val="Standaardtabel"/>
     <w:uiPriority w:val="49"/>
     <w:rsid w:val="005D78C6"/>
     <w:pPr>
@@ -12413,9 +11257,9 @@
       </w:tcPr>
     </w:tblStylePr>
   </w:style>
-  <w:style w:type="table" w:styleId="ListTable5Dark">
+  <w:style w:type="table" w:styleId="Lijsttabel5donker">
     <w:name w:val="List Table 5 Dark"/>
-    <w:basedOn w:val="TableNormal"/>
+    <w:basedOn w:val="Standaardtabel"/>
     <w:uiPriority w:val="50"/>
     <w:rsid w:val="005D78C6"/>
     <w:pPr>
@@ -12547,9 +11391,9 @@
       </w:tcPr>
     </w:tblStylePr>
   </w:style>
-  <w:style w:type="table" w:styleId="ListTable5Dark-Accent1">
+  <w:style w:type="table" w:styleId="Lijsttabel5donker-Accent1">
     <w:name w:val="List Table 5 Dark Accent 1"/>
-    <w:basedOn w:val="TableNormal"/>
+    <w:basedOn w:val="Standaardtabel"/>
     <w:uiPriority w:val="50"/>
     <w:rsid w:val="005D78C6"/>
     <w:pPr>
@@ -12681,9 +11525,9 @@
       </w:tcPr>
     </w:tblStylePr>
   </w:style>
-  <w:style w:type="table" w:styleId="ListTable2">
+  <w:style w:type="table" w:styleId="Lijsttabel2">
     <w:name w:val="List Table 2"/>
-    <w:basedOn w:val="TableNormal"/>
+    <w:basedOn w:val="Standaardtabel"/>
     <w:uiPriority w:val="47"/>
     <w:rsid w:val="005D78C6"/>
     <w:pPr>
@@ -12735,9 +11579,9 @@
       </w:tcPr>
     </w:tblStylePr>
   </w:style>
-  <w:style w:type="table" w:styleId="GridTable4">
+  <w:style w:type="table" w:styleId="Rastertabel4">
     <w:name w:val="Grid Table 4"/>
-    <w:basedOn w:val="TableNormal"/>
+    <w:basedOn w:val="Standaardtabel"/>
     <w:uiPriority w:val="49"/>
     <w:rsid w:val="005D78C6"/>
     <w:pPr>
@@ -12825,8 +11669,8 @@
   </w:style>
   <w:style w:type="paragraph" w:customStyle="1" w:styleId="Style2">
     <w:name w:val="Style2"/>
-    <w:basedOn w:val="Heading1"/>
-    <w:next w:val="Normal"/>
+    <w:basedOn w:val="Kop1"/>
+    <w:next w:val="Standaard"/>
     <w:qFormat/>
     <w:rsid w:val="001A6124"/>
     <w:rPr>
@@ -12836,8 +11680,8 @@
   </w:style>
   <w:style w:type="paragraph" w:customStyle="1" w:styleId="Style3">
     <w:name w:val="Style3"/>
-    <w:basedOn w:val="Heading2"/>
-    <w:next w:val="Normal"/>
+    <w:basedOn w:val="Kop2"/>
+    <w:next w:val="Standaard"/>
     <w:qFormat/>
     <w:rsid w:val="001A6124"/>
     <w:rPr>
@@ -12846,10 +11690,10 @@
       <w:lang w:val="nl-NL"/>
     </w:rPr>
   </w:style>
-  <w:style w:type="paragraph" w:styleId="TOCHeading">
+  <w:style w:type="paragraph" w:styleId="Kopvaninhoudsopgave">
     <w:name w:val="TOC Heading"/>
-    <w:basedOn w:val="Heading1"/>
-    <w:next w:val="Normal"/>
+    <w:basedOn w:val="Kop1"/>
+    <w:next w:val="Standaard"/>
     <w:uiPriority w:val="39"/>
     <w:unhideWhenUsed/>
     <w:qFormat/>
@@ -12867,10 +11711,10 @@
       <w14:ligatures w14:val="none"/>
     </w:rPr>
   </w:style>
-  <w:style w:type="paragraph" w:styleId="TOC1">
+  <w:style w:type="paragraph" w:styleId="Inhopg1">
     <w:name w:val="toc 1"/>
-    <w:basedOn w:val="Normal"/>
-    <w:next w:val="Normal"/>
+    <w:basedOn w:val="Standaard"/>
+    <w:next w:val="Standaard"/>
     <w:autoRedefine/>
     <w:uiPriority w:val="39"/>
     <w:unhideWhenUsed/>
@@ -12885,10 +11729,10 @@
       <w:iCs/>
     </w:rPr>
   </w:style>
-  <w:style w:type="paragraph" w:styleId="TOC2">
+  <w:style w:type="paragraph" w:styleId="Inhopg2">
     <w:name w:val="toc 2"/>
-    <w:basedOn w:val="Normal"/>
-    <w:next w:val="Normal"/>
+    <w:basedOn w:val="Standaard"/>
+    <w:next w:val="Standaard"/>
     <w:autoRedefine/>
     <w:uiPriority w:val="39"/>
     <w:unhideWhenUsed/>
@@ -12906,7 +11750,7 @@
   </w:style>
   <w:style w:type="character" w:styleId="Hyperlink">
     <w:name w:val="Hyperlink"/>
-    <w:basedOn w:val="DefaultParagraphFont"/>
+    <w:basedOn w:val="Standaardalinea-lettertype"/>
     <w:uiPriority w:val="99"/>
     <w:unhideWhenUsed/>
     <w:rsid w:val="00957DC9"/>
@@ -12915,10 +11759,10 @@
       <w:u w:val="single"/>
     </w:rPr>
   </w:style>
-  <w:style w:type="paragraph" w:styleId="TOC3">
+  <w:style w:type="paragraph" w:styleId="Inhopg3">
     <w:name w:val="toc 3"/>
-    <w:basedOn w:val="Normal"/>
-    <w:next w:val="Normal"/>
+    <w:basedOn w:val="Standaard"/>
+    <w:next w:val="Standaard"/>
     <w:autoRedefine/>
     <w:uiPriority w:val="39"/>
     <w:unhideWhenUsed/>
@@ -12932,10 +11776,10 @@
       <w:szCs w:val="20"/>
     </w:rPr>
   </w:style>
-  <w:style w:type="paragraph" w:styleId="TOC4">
+  <w:style w:type="paragraph" w:styleId="Inhopg4">
     <w:name w:val="toc 4"/>
-    <w:basedOn w:val="Normal"/>
-    <w:next w:val="Normal"/>
+    <w:basedOn w:val="Standaard"/>
+    <w:next w:val="Standaard"/>
     <w:autoRedefine/>
     <w:uiPriority w:val="39"/>
     <w:semiHidden/>
@@ -12950,10 +11794,10 @@
       <w:szCs w:val="20"/>
     </w:rPr>
   </w:style>
-  <w:style w:type="paragraph" w:styleId="TOC5">
+  <w:style w:type="paragraph" w:styleId="Inhopg5">
     <w:name w:val="toc 5"/>
-    <w:basedOn w:val="Normal"/>
-    <w:next w:val="Normal"/>
+    <w:basedOn w:val="Standaard"/>
+    <w:next w:val="Standaard"/>
     <w:autoRedefine/>
     <w:uiPriority w:val="39"/>
     <w:semiHidden/>
@@ -12968,10 +11812,10 @@
       <w:szCs w:val="20"/>
     </w:rPr>
   </w:style>
-  <w:style w:type="paragraph" w:styleId="TOC6">
+  <w:style w:type="paragraph" w:styleId="Inhopg6">
     <w:name w:val="toc 6"/>
-    <w:basedOn w:val="Normal"/>
-    <w:next w:val="Normal"/>
+    <w:basedOn w:val="Standaard"/>
+    <w:next w:val="Standaard"/>
     <w:autoRedefine/>
     <w:uiPriority w:val="39"/>
     <w:semiHidden/>
@@ -12986,10 +11830,10 @@
       <w:szCs w:val="20"/>
     </w:rPr>
   </w:style>
-  <w:style w:type="paragraph" w:styleId="TOC7">
+  <w:style w:type="paragraph" w:styleId="Inhopg7">
     <w:name w:val="toc 7"/>
-    <w:basedOn w:val="Normal"/>
-    <w:next w:val="Normal"/>
+    <w:basedOn w:val="Standaard"/>
+    <w:next w:val="Standaard"/>
     <w:autoRedefine/>
     <w:uiPriority w:val="39"/>
     <w:semiHidden/>
@@ -13004,10 +11848,10 @@
       <w:szCs w:val="20"/>
     </w:rPr>
   </w:style>
-  <w:style w:type="paragraph" w:styleId="TOC8">
+  <w:style w:type="paragraph" w:styleId="Inhopg8">
     <w:name w:val="toc 8"/>
-    <w:basedOn w:val="Normal"/>
-    <w:next w:val="Normal"/>
+    <w:basedOn w:val="Standaard"/>
+    <w:next w:val="Standaard"/>
     <w:autoRedefine/>
     <w:uiPriority w:val="39"/>
     <w:semiHidden/>
@@ -13022,10 +11866,10 @@
       <w:szCs w:val="20"/>
     </w:rPr>
   </w:style>
-  <w:style w:type="paragraph" w:styleId="TOC9">
+  <w:style w:type="paragraph" w:styleId="Inhopg9">
     <w:name w:val="toc 9"/>
-    <w:basedOn w:val="Normal"/>
-    <w:next w:val="Normal"/>
+    <w:basedOn w:val="Standaard"/>
+    <w:next w:val="Standaard"/>
     <w:autoRedefine/>
     <w:uiPriority w:val="39"/>
     <w:semiHidden/>

--- a/Opleverset_Project_5-6/Verslagen/Requirement analyse.docx
+++ b/Opleverset_Project_5-6/Verslagen/Requirement analyse.docx
@@ -17,8 +17,19 @@
           <w:sz w:val="36"/>
           <w:szCs w:val="36"/>
         </w:rPr>
-        <w:t>Requirements analyse</w:t>
-      </w:r>
+        <w:t xml:space="preserve">Requirements </w:t>
+      </w:r>
+      <w:proofErr w:type="spellStart"/>
+      <w:r>
+        <w:rPr>
+          <w:b/>
+          <w:bCs/>
+          <w:sz w:val="36"/>
+          <w:szCs w:val="36"/>
+        </w:rPr>
+        <w:t>analyse</w:t>
+      </w:r>
+      <w:proofErr w:type="spellEnd"/>
     </w:p>
     <w:p>
       <w:r>
@@ -172,8 +183,13 @@
     </w:p>
     <w:p>
       <w:r>
-        <w:t>Ali Haimed</w:t>
-      </w:r>
+        <w:t xml:space="preserve">Ali </w:t>
+      </w:r>
+      <w:proofErr w:type="spellStart"/>
+      <w:r>
+        <w:t>Haimed</w:t>
+      </w:r>
+      <w:proofErr w:type="spellEnd"/>
       <w:r>
         <w:tab/>
       </w:r>
@@ -195,13 +211,23 @@
       <w:pPr>
         <w:jc w:val="right"/>
       </w:pPr>
+      <w:proofErr w:type="spellStart"/>
       <w:r>
         <w:rPr>
           <w:b/>
           <w:bCs/>
           <w:u w:val="single"/>
         </w:rPr>
-        <w:t>Docenten:</w:t>
+        <w:t>Docenten</w:t>
+      </w:r>
+      <w:proofErr w:type="spellEnd"/>
+      <w:r>
+        <w:rPr>
+          <w:b/>
+          <w:bCs/>
+          <w:u w:val="single"/>
+        </w:rPr>
+        <w:t>:</w:t>
       </w:r>
     </w:p>
     <w:p>
@@ -215,8 +241,16 @@
         <w:rPr>
           <w:lang w:val="nl-NL"/>
         </w:rPr>
-        <w:t>Sandra Hekkelman</w:t>
-      </w:r>
+        <w:t xml:space="preserve">Sandra </w:t>
+      </w:r>
+      <w:proofErr w:type="spellStart"/>
+      <w:r>
+        <w:rPr>
+          <w:lang w:val="nl-NL"/>
+        </w:rPr>
+        <w:t>Hekkelman</w:t>
+      </w:r>
+      <w:proofErr w:type="spellEnd"/>
     </w:p>
     <w:p>
       <w:pPr>
@@ -286,15 +320,17 @@
       <w:sdtContent>
         <w:p>
           <w:pPr>
-            <w:pStyle w:val="Kopvaninhoudsopgave"/>
+            <w:pStyle w:val="TOCHeading"/>
           </w:pPr>
+          <w:proofErr w:type="spellStart"/>
           <w:r>
             <w:t>Inhoudsopgave</w:t>
           </w:r>
+          <w:proofErr w:type="spellEnd"/>
         </w:p>
         <w:p>
           <w:pPr>
-            <w:pStyle w:val="Inhopg1"/>
+            <w:pStyle w:val="TOC1"/>
             <w:tabs>
               <w:tab w:val="right" w:leader="dot" w:pos="9350"/>
             </w:tabs>
@@ -384,7 +420,7 @@
         </w:p>
         <w:p>
           <w:pPr>
-            <w:pStyle w:val="Inhopg1"/>
+            <w:pStyle w:val="TOC1"/>
             <w:tabs>
               <w:tab w:val="right" w:leader="dot" w:pos="9350"/>
             </w:tabs>
@@ -457,7 +493,7 @@
         </w:p>
         <w:p>
           <w:pPr>
-            <w:pStyle w:val="Inhopg1"/>
+            <w:pStyle w:val="TOC1"/>
             <w:tabs>
               <w:tab w:val="right" w:leader="dot" w:pos="9350"/>
             </w:tabs>
@@ -530,7 +566,7 @@
         </w:p>
         <w:p>
           <w:pPr>
-            <w:pStyle w:val="Inhopg2"/>
+            <w:pStyle w:val="TOC2"/>
             <w:tabs>
               <w:tab w:val="right" w:leader="dot" w:pos="9350"/>
             </w:tabs>
@@ -603,7 +639,7 @@
         </w:p>
         <w:p>
           <w:pPr>
-            <w:pStyle w:val="Inhopg2"/>
+            <w:pStyle w:val="TOC2"/>
             <w:tabs>
               <w:tab w:val="right" w:leader="dot" w:pos="9350"/>
             </w:tabs>
@@ -676,7 +712,7 @@
         </w:p>
         <w:p>
           <w:pPr>
-            <w:pStyle w:val="Inhopg2"/>
+            <w:pStyle w:val="TOC2"/>
             <w:tabs>
               <w:tab w:val="right" w:leader="dot" w:pos="9350"/>
             </w:tabs>
@@ -749,7 +785,7 @@
         </w:p>
         <w:p>
           <w:pPr>
-            <w:pStyle w:val="Inhopg2"/>
+            <w:pStyle w:val="TOC2"/>
             <w:tabs>
               <w:tab w:val="right" w:leader="dot" w:pos="9350"/>
             </w:tabs>
@@ -822,7 +858,7 @@
         </w:p>
         <w:p>
           <w:pPr>
-            <w:pStyle w:val="Inhopg2"/>
+            <w:pStyle w:val="TOC2"/>
             <w:tabs>
               <w:tab w:val="right" w:leader="dot" w:pos="9350"/>
             </w:tabs>
@@ -895,7 +931,7 @@
         </w:p>
         <w:p>
           <w:pPr>
-            <w:pStyle w:val="Inhopg2"/>
+            <w:pStyle w:val="TOC2"/>
             <w:tabs>
               <w:tab w:val="right" w:leader="dot" w:pos="9350"/>
             </w:tabs>
@@ -968,7 +1004,7 @@
         </w:p>
         <w:p>
           <w:pPr>
-            <w:pStyle w:val="Inhopg2"/>
+            <w:pStyle w:val="TOC2"/>
             <w:tabs>
               <w:tab w:val="right" w:leader="dot" w:pos="9350"/>
             </w:tabs>
@@ -1041,7 +1077,7 @@
         </w:p>
         <w:p>
           <w:pPr>
-            <w:pStyle w:val="Inhopg2"/>
+            <w:pStyle w:val="TOC2"/>
             <w:tabs>
               <w:tab w:val="right" w:leader="dot" w:pos="9350"/>
             </w:tabs>
@@ -1114,7 +1150,7 @@
         </w:p>
         <w:p>
           <w:pPr>
-            <w:pStyle w:val="Inhopg2"/>
+            <w:pStyle w:val="TOC2"/>
             <w:tabs>
               <w:tab w:val="right" w:leader="dot" w:pos="9350"/>
             </w:tabs>
@@ -1187,7 +1223,7 @@
         </w:p>
         <w:p>
           <w:pPr>
-            <w:pStyle w:val="Inhopg2"/>
+            <w:pStyle w:val="TOC2"/>
             <w:tabs>
               <w:tab w:val="right" w:leader="dot" w:pos="9350"/>
             </w:tabs>
@@ -1260,7 +1296,7 @@
         </w:p>
         <w:p>
           <w:pPr>
-            <w:pStyle w:val="Inhopg2"/>
+            <w:pStyle w:val="TOC2"/>
             <w:tabs>
               <w:tab w:val="right" w:leader="dot" w:pos="9350"/>
             </w:tabs>
@@ -1374,7 +1410,23 @@
           <w:rFonts w:asciiTheme="majorHAnsi" w:hAnsiTheme="majorHAnsi"/>
           <w:lang w:val="nl-NL"/>
         </w:rPr>
-        <w:t xml:space="preserve">In dit requirements analyse zullen de eisen behandeld worden voor het project: Het lokaliseren en detecteren van drones. Deze analyse zal de </w:t>
+        <w:t xml:space="preserve">In dit </w:t>
+      </w:r>
+      <w:proofErr w:type="spellStart"/>
+      <w:r>
+        <w:rPr>
+          <w:rFonts w:asciiTheme="majorHAnsi" w:hAnsiTheme="majorHAnsi"/>
+          <w:lang w:val="nl-NL"/>
+        </w:rPr>
+        <w:t>requirements</w:t>
+      </w:r>
+      <w:proofErr w:type="spellEnd"/>
+      <w:r>
+        <w:rPr>
+          <w:rFonts w:asciiTheme="majorHAnsi" w:hAnsiTheme="majorHAnsi"/>
+          <w:lang w:val="nl-NL"/>
+        </w:rPr>
+        <w:t xml:space="preserve"> analyse zullen de eisen behandeld worden voor het project: Het lokaliseren en detecteren van drones. Deze analyse zal de </w:t>
       </w:r>
       <w:r>
         <w:rPr>
@@ -1396,6 +1448,7 @@
         </w:rPr>
         <w:t xml:space="preserve">ser </w:t>
       </w:r>
+      <w:proofErr w:type="spellStart"/>
       <w:r>
         <w:rPr>
           <w:rFonts w:asciiTheme="majorHAnsi" w:hAnsiTheme="majorHAnsi"/>
@@ -1414,15 +1467,9 @@
           <w:u w:val="single"/>
           <w:lang w:val="nl-NL"/>
         </w:rPr>
-        <w:t xml:space="preserve">tories </w:t>
-      </w:r>
-      <w:r>
-        <w:rPr>
-          <w:rFonts w:asciiTheme="majorHAnsi" w:hAnsiTheme="majorHAnsi"/>
-          <w:lang w:val="nl-NL"/>
-        </w:rPr>
-        <w:t>van de</w:t>
-      </w:r>
+        <w:t>tories</w:t>
+      </w:r>
+      <w:proofErr w:type="spellEnd"/>
       <w:r>
         <w:rPr>
           <w:rFonts w:asciiTheme="majorHAnsi" w:hAnsiTheme="majorHAnsi"/>
@@ -1431,14 +1478,14 @@
           <w:u w:val="single"/>
           <w:lang w:val="nl-NL"/>
         </w:rPr>
-        <w:t xml:space="preserve"> Product Backlog </w:t>
+        <w:t xml:space="preserve"> </w:t>
       </w:r>
       <w:r>
         <w:rPr>
           <w:rFonts w:asciiTheme="majorHAnsi" w:hAnsiTheme="majorHAnsi"/>
           <w:lang w:val="nl-NL"/>
         </w:rPr>
-        <w:t xml:space="preserve">(zie </w:t>
+        <w:t>van de</w:t>
       </w:r>
       <w:r>
         <w:rPr>
@@ -1448,6 +1495,45 @@
           <w:u w:val="single"/>
           <w:lang w:val="nl-NL"/>
         </w:rPr>
+        <w:t xml:space="preserve"> Product </w:t>
+      </w:r>
+      <w:proofErr w:type="spellStart"/>
+      <w:r>
+        <w:rPr>
+          <w:rFonts w:asciiTheme="majorHAnsi" w:hAnsiTheme="majorHAnsi"/>
+          <w:b/>
+          <w:bCs/>
+          <w:u w:val="single"/>
+          <w:lang w:val="nl-NL"/>
+        </w:rPr>
+        <w:t>Backlog</w:t>
+      </w:r>
+      <w:proofErr w:type="spellEnd"/>
+      <w:r>
+        <w:rPr>
+          <w:rFonts w:asciiTheme="majorHAnsi" w:hAnsiTheme="majorHAnsi"/>
+          <w:b/>
+          <w:bCs/>
+          <w:u w:val="single"/>
+          <w:lang w:val="nl-NL"/>
+        </w:rPr>
+        <w:t xml:space="preserve"> </w:t>
+      </w:r>
+      <w:r>
+        <w:rPr>
+          <w:rFonts w:asciiTheme="majorHAnsi" w:hAnsiTheme="majorHAnsi"/>
+          <w:lang w:val="nl-NL"/>
+        </w:rPr>
+        <w:t xml:space="preserve">(zie </w:t>
+      </w:r>
+      <w:r>
+        <w:rPr>
+          <w:rFonts w:asciiTheme="majorHAnsi" w:hAnsiTheme="majorHAnsi"/>
+          <w:b/>
+          <w:bCs/>
+          <w:u w:val="single"/>
+          <w:lang w:val="nl-NL"/>
+        </w:rPr>
         <w:t>README.md</w:t>
       </w:r>
       <w:r>
@@ -1455,7 +1541,39 @@
           <w:rFonts w:asciiTheme="majorHAnsi" w:hAnsiTheme="majorHAnsi"/>
           <w:lang w:val="nl-NL"/>
         </w:rPr>
-        <w:t>) die zijn geconstrueerd na meerdere meetings met de opdrachtgever behandelen om daarvan passende eisen op te stellen. Deze analyse zal een Prioriteit systeem bevatten die de eisen verdeeld in hoe belangrijk ze zijn voor het project waarin het MoSCoW systeem wordt toegepast. Ook zullen de gekozen componenten voor het project aan het begin van de analyse benoemd worden, eisen waarin er een aanpassing of toevoeging is van de componenten zal aangegeven worden in de requirements zelf</w:t>
+        <w:t xml:space="preserve">) die zijn geconstrueerd na meerdere meetings met de opdrachtgever behandelen om daarvan passende eisen op te stellen. Deze analyse zal een Prioriteit systeem bevatten die de eisen verdeeld in hoe belangrijk ze zijn voor het project waarin het </w:t>
+      </w:r>
+      <w:proofErr w:type="spellStart"/>
+      <w:r>
+        <w:rPr>
+          <w:rFonts w:asciiTheme="majorHAnsi" w:hAnsiTheme="majorHAnsi"/>
+          <w:lang w:val="nl-NL"/>
+        </w:rPr>
+        <w:t>MoSCoW</w:t>
+      </w:r>
+      <w:proofErr w:type="spellEnd"/>
+      <w:r>
+        <w:rPr>
+          <w:rFonts w:asciiTheme="majorHAnsi" w:hAnsiTheme="majorHAnsi"/>
+          <w:lang w:val="nl-NL"/>
+        </w:rPr>
+        <w:t xml:space="preserve"> systeem wordt toegepast. Ook zullen de gekozen componenten voor het project aan het begin van de analyse benoemd worden, eisen waarin er een aanpassing of toevoeging is van de componenten zal aangegeven worden in de </w:t>
+      </w:r>
+      <w:proofErr w:type="spellStart"/>
+      <w:r>
+        <w:rPr>
+          <w:rFonts w:asciiTheme="majorHAnsi" w:hAnsiTheme="majorHAnsi"/>
+          <w:lang w:val="nl-NL"/>
+        </w:rPr>
+        <w:t>requirements</w:t>
+      </w:r>
+      <w:proofErr w:type="spellEnd"/>
+      <w:r>
+        <w:rPr>
+          <w:rFonts w:asciiTheme="majorHAnsi" w:hAnsiTheme="majorHAnsi"/>
+          <w:lang w:val="nl-NL"/>
+        </w:rPr>
+        <w:t xml:space="preserve"> zelf</w:t>
       </w:r>
       <w:r>
         <w:rPr>
@@ -1483,7 +1601,7 @@
     </w:p>
     <w:tbl>
       <w:tblPr>
-        <w:tblStyle w:val="Tabelraster"/>
+        <w:tblStyle w:val="TableGrid"/>
         <w:tblW w:w="0" w:type="auto"/>
         <w:tblLook w:val="04A0" w:firstRow="1" w:lastRow="0" w:firstColumn="1" w:lastColumn="0" w:noHBand="0" w:noVBand="1"/>
       </w:tblPr>
@@ -1497,7 +1615,7 @@
           </w:tcPr>
           <w:tbl>
             <w:tblPr>
-              <w:tblStyle w:val="Tabelrasterlicht"/>
+              <w:tblStyle w:val="TableGridLight"/>
               <w:tblW w:w="0" w:type="auto"/>
               <w:tblLook w:val="04A0" w:firstRow="1" w:lastRow="0" w:firstColumn="1" w:lastColumn="0" w:noHBand="0" w:noVBand="1"/>
             </w:tblPr>
@@ -1520,6 +1638,7 @@
                       <w:bCs/>
                     </w:rPr>
                   </w:pPr>
+                  <w:proofErr w:type="spellStart"/>
                   <w:r>
                     <w:rPr>
                       <w:b/>
@@ -1527,6 +1646,7 @@
                     </w:rPr>
                     <w:t>Prioriteit</w:t>
                   </w:r>
+                  <w:proofErr w:type="spellEnd"/>
                 </w:p>
               </w:tc>
               <w:tc>
@@ -1589,7 +1709,23 @@
                       <w:b/>
                       <w:bCs/>
                     </w:rPr>
-                    <w:t>P1 – Essentieel (must-have)</w:t>
+                    <w:t xml:space="preserve">P1 – </w:t>
+                  </w:r>
+                  <w:proofErr w:type="spellStart"/>
+                  <w:r>
+                    <w:rPr>
+                      <w:b/>
+                      <w:bCs/>
+                    </w:rPr>
+                    <w:t>Essentieel</w:t>
+                  </w:r>
+                  <w:proofErr w:type="spellEnd"/>
+                  <w:r>
+                    <w:rPr>
+                      <w:b/>
+                      <w:bCs/>
+                    </w:rPr>
+                    <w:t xml:space="preserve"> (must-have)</w:t>
                   </w:r>
                 </w:p>
               </w:tc>
@@ -1649,7 +1785,58 @@
                       <w:b/>
                       <w:bCs/>
                     </w:rPr>
-                    <w:t>P2 – Belangrijk (should-have)</w:t>
+                    <w:t xml:space="preserve">P2 – </w:t>
+                  </w:r>
+                  <w:proofErr w:type="spellStart"/>
+                  <w:r>
+                    <w:rPr>
+                      <w:b/>
+                      <w:bCs/>
+                    </w:rPr>
+                    <w:t>Belangrijk</w:t>
+                  </w:r>
+                  <w:proofErr w:type="spellEnd"/>
+                  <w:r>
+                    <w:rPr>
+                      <w:b/>
+                      <w:bCs/>
+                    </w:rPr>
+                    <w:t xml:space="preserve"> (should-have)</w:t>
+                  </w:r>
+                </w:p>
+              </w:tc>
+              <w:tc>
+                <w:tcPr>
+                  <w:tcW w:w="0" w:type="auto"/>
+                  <w:hideMark/>
+                </w:tcPr>
+                <w:p>
+                  <w:pPr>
+                    <w:spacing w:after="160" w:line="278" w:lineRule="auto"/>
+                  </w:pPr>
+                  <w:proofErr w:type="spellStart"/>
+                  <w:r>
+                    <w:t>Verbetert</w:t>
+                  </w:r>
+                  <w:proofErr w:type="spellEnd"/>
+                  <w:r>
+                    <w:t xml:space="preserve"> </w:t>
+                  </w:r>
+                  <w:proofErr w:type="spellStart"/>
+                  <w:r>
+                    <w:t>bruikbaarheid</w:t>
+                  </w:r>
+                  <w:proofErr w:type="spellEnd"/>
+                  <w:r>
+                    <w:t xml:space="preserve"> of </w:t>
+                  </w:r>
+                  <w:proofErr w:type="spellStart"/>
+                  <w:r>
+                    <w:t>betrouwbaarheid</w:t>
+                  </w:r>
+                  <w:proofErr w:type="spellEnd"/>
+                  <w:r>
+                    <w:t>.</w:t>
                   </w:r>
                 </w:p>
               </w:tc>
@@ -1663,21 +1850,15 @@
                     <w:spacing w:after="160" w:line="278" w:lineRule="auto"/>
                   </w:pPr>
                   <w:r>
-                    <w:t>Verbetert bruikbaarheid of betrouwbaarheid.</w:t>
+                    <w:t>Live camera-</w:t>
                   </w:r>
-                </w:p>
-              </w:tc>
-              <w:tc>
-                <w:tcPr>
-                  <w:tcW w:w="0" w:type="auto"/>
-                  <w:hideMark/>
-                </w:tcPr>
-                <w:p>
-                  <w:pPr>
-                    <w:spacing w:after="160" w:line="278" w:lineRule="auto"/>
-                  </w:pPr>
+                  <w:proofErr w:type="spellStart"/>
                   <w:r>
-                    <w:t>Live camera-overzicht, data in GUI.</w:t>
+                    <w:t>overzicht</w:t>
+                  </w:r>
+                  <w:proofErr w:type="spellEnd"/>
+                  <w:r>
+                    <w:t>, data in GUI.</w:t>
                   </w:r>
                 </w:p>
               </w:tc>
@@ -1697,7 +1878,23 @@
                       <w:b/>
                       <w:bCs/>
                     </w:rPr>
-                    <w:t>P3 – Optioneel (could-have)</w:t>
+                    <w:t xml:space="preserve">P3 – </w:t>
+                  </w:r>
+                  <w:proofErr w:type="spellStart"/>
+                  <w:r>
+                    <w:rPr>
+                      <w:b/>
+                      <w:bCs/>
+                    </w:rPr>
+                    <w:t>Optioneel</w:t>
+                  </w:r>
+                  <w:proofErr w:type="spellEnd"/>
+                  <w:r>
+                    <w:rPr>
+                      <w:b/>
+                      <w:bCs/>
+                    </w:rPr>
+                    <w:t xml:space="preserve"> (could-have)</w:t>
                   </w:r>
                 </w:p>
               </w:tc>
@@ -1804,7 +2001,7 @@
     </w:p>
     <w:p>
       <w:pPr>
-        <w:pStyle w:val="Lijstalinea"/>
+        <w:pStyle w:val="ListParagraph"/>
         <w:numPr>
           <w:ilvl w:val="0"/>
           <w:numId w:val="19"/>
@@ -1869,11 +2066,19 @@
         </w:rPr>
         <w:t xml:space="preserve">Voor de keuze van de camera’s is er gekozen door de opdrachtgever om de </w:t>
       </w:r>
-      <w:r>
-        <w:rPr>
-          <w:lang w:val="nl-NL"/>
-        </w:rPr>
-        <w:t>Arducam USB Camera Module</w:t>
+      <w:proofErr w:type="spellStart"/>
+      <w:r>
+        <w:rPr>
+          <w:lang w:val="nl-NL"/>
+        </w:rPr>
+        <w:t>Arducam</w:t>
+      </w:r>
+      <w:proofErr w:type="spellEnd"/>
+      <w:r>
+        <w:rPr>
+          <w:lang w:val="nl-NL"/>
+        </w:rPr>
+        <w:t xml:space="preserve"> USB Camera Module</w:t>
       </w:r>
       <w:r>
         <w:rPr>
@@ -1937,11 +2142,130 @@
     </w:p>
     <w:p>
       <w:pPr>
-        <w:pStyle w:val="Lijstalinea"/>
+        <w:rPr>
+          <w:rFonts w:asciiTheme="majorHAnsi" w:hAnsiTheme="majorHAnsi" w:cs="Helvetica Neue"/>
+          <w:color w:val="000000"/>
+          <w:kern w:val="0"/>
+          <w:lang w:val="nl-NL"/>
+        </w:rPr>
+      </w:pPr>
+    </w:p>
+    <w:p>
+      <w:pPr>
+        <w:pStyle w:val="ListParagraph"/>
         <w:numPr>
           <w:ilvl w:val="0"/>
           <w:numId w:val="19"/>
         </w:numPr>
+        <w:rPr>
+          <w:rFonts w:asciiTheme="majorHAnsi" w:hAnsiTheme="majorHAnsi" w:cs="Helvetica Neue"/>
+          <w:b/>
+          <w:bCs/>
+          <w:color w:val="000000"/>
+          <w:kern w:val="0"/>
+          <w:lang w:val="nl-NL"/>
+        </w:rPr>
+      </w:pPr>
+      <w:r>
+        <w:rPr>
+          <w:rFonts w:asciiTheme="majorHAnsi" w:hAnsiTheme="majorHAnsi" w:cs="Helvetica Neue"/>
+          <w:b/>
+          <w:bCs/>
+          <w:color w:val="000000"/>
+          <w:kern w:val="0"/>
+          <w:lang w:val="nl-NL"/>
+        </w:rPr>
+        <w:t xml:space="preserve">Microcontroller: </w:t>
+      </w:r>
+    </w:p>
+    <w:p>
+      <w:pPr>
+        <w:rPr>
+          <w:rFonts w:asciiTheme="majorHAnsi" w:hAnsiTheme="majorHAnsi" w:cs="Helvetica Neue"/>
+          <w:color w:val="000000"/>
+          <w:kern w:val="0"/>
+          <w:lang w:val="nl-NL"/>
+        </w:rPr>
+      </w:pPr>
+      <w:r>
+        <w:rPr>
+          <w:rFonts w:asciiTheme="majorHAnsi" w:hAnsiTheme="majorHAnsi" w:cs="Helvetica Neue"/>
+          <w:color w:val="000000"/>
+          <w:kern w:val="0"/>
+          <w:lang w:val="nl-NL"/>
+        </w:rPr>
+        <w:t xml:space="preserve">Voor de keuze in Microcontroller is er gekozen voor het gebruik te maken van de </w:t>
+      </w:r>
+      <w:proofErr w:type="spellStart"/>
+      <w:r>
+        <w:rPr>
+          <w:rFonts w:asciiTheme="majorHAnsi" w:hAnsiTheme="majorHAnsi" w:cs="Helvetica Neue"/>
+          <w:b/>
+          <w:bCs/>
+          <w:color w:val="000000"/>
+          <w:kern w:val="0"/>
+          <w:lang w:val="nl-NL"/>
+        </w:rPr>
+        <w:t>Ras</w:t>
+      </w:r>
+      <w:r>
+        <w:rPr>
+          <w:rFonts w:asciiTheme="majorHAnsi" w:hAnsiTheme="majorHAnsi" w:cs="Helvetica Neue"/>
+          <w:b/>
+          <w:bCs/>
+          <w:color w:val="000000"/>
+          <w:kern w:val="0"/>
+          <w:lang w:val="nl-NL"/>
+        </w:rPr>
+        <w:t>p</w:t>
+      </w:r>
+      <w:r>
+        <w:rPr>
+          <w:rFonts w:asciiTheme="majorHAnsi" w:hAnsiTheme="majorHAnsi" w:cs="Helvetica Neue"/>
+          <w:b/>
+          <w:bCs/>
+          <w:color w:val="000000"/>
+          <w:kern w:val="0"/>
+          <w:lang w:val="nl-NL"/>
+        </w:rPr>
+        <w:t>berry</w:t>
+      </w:r>
+      <w:proofErr w:type="spellEnd"/>
+      <w:r>
+        <w:rPr>
+          <w:rFonts w:asciiTheme="majorHAnsi" w:hAnsiTheme="majorHAnsi" w:cs="Helvetica Neue"/>
+          <w:b/>
+          <w:bCs/>
+          <w:color w:val="000000"/>
+          <w:kern w:val="0"/>
+          <w:lang w:val="nl-NL"/>
+        </w:rPr>
+        <w:t xml:space="preserve"> Pi 5</w:t>
+      </w:r>
+      <w:r>
+        <w:rPr>
+          <w:rFonts w:asciiTheme="majorHAnsi" w:hAnsiTheme="majorHAnsi" w:cs="Helvetica Neue"/>
+          <w:color w:val="000000"/>
+          <w:kern w:val="0"/>
+          <w:lang w:val="nl-NL"/>
+        </w:rPr>
+        <w:t xml:space="preserve">. Eisen en de specificaties van de software is terug te vinden in het document </w:t>
+      </w:r>
+      <w:r>
+        <w:rPr>
+          <w:rFonts w:asciiTheme="majorHAnsi" w:hAnsiTheme="majorHAnsi" w:cs="Helvetica Neue"/>
+          <w:b/>
+          <w:bCs/>
+          <w:color w:val="000000"/>
+          <w:kern w:val="0"/>
+          <w:u w:val="single"/>
+          <w:lang w:val="nl-NL"/>
+        </w:rPr>
+        <w:t>Microcontroller onderzoeksverslag.</w:t>
+      </w:r>
+    </w:p>
+    <w:p>
+      <w:pPr>
         <w:tabs>
           <w:tab w:val="right" w:pos="9020"/>
         </w:tabs>
@@ -1955,20 +2279,10 @@
           <w:bCs/>
           <w:color w:val="000000"/>
           <w:kern w:val="0"/>
-          <w:lang w:val="nl-NL"/>
-        </w:rPr>
-      </w:pPr>
-      <w:r>
-        <w:rPr>
-          <w:rFonts w:asciiTheme="majorHAnsi" w:hAnsiTheme="majorHAnsi" w:cs="Helvetica Neue"/>
-          <w:b/>
-          <w:bCs/>
-          <w:color w:val="000000"/>
-          <w:kern w:val="0"/>
-          <w:lang w:val="nl-NL"/>
-        </w:rPr>
-        <w:t>Software:</w:t>
-      </w:r>
+          <w:u w:val="single"/>
+          <w:lang w:val="nl-NL"/>
+        </w:rPr>
+      </w:pPr>
     </w:p>
     <w:p>
       <w:pPr>
@@ -1989,58 +2303,241 @@
           <w:lang w:val="nl-NL"/>
         </w:rPr>
       </w:pPr>
-      <w:r>
-        <w:rPr>
-          <w:rFonts w:asciiTheme="majorHAnsi" w:hAnsiTheme="majorHAnsi" w:cs="Helvetica Neue"/>
-          <w:color w:val="000000"/>
-          <w:kern w:val="0"/>
-          <w:lang w:val="nl-NL"/>
-        </w:rPr>
-        <w:t xml:space="preserve">Voor de keuze in software is er gekozen voor het gebruik te maken van de taal </w:t>
-      </w:r>
-      <w:r>
-        <w:rPr>
-          <w:rFonts w:asciiTheme="majorHAnsi" w:hAnsiTheme="majorHAnsi" w:cs="Helvetica Neue"/>
+    </w:p>
+    <w:p>
+      <w:pPr>
+        <w:tabs>
+          <w:tab w:val="right" w:pos="9020"/>
+        </w:tabs>
+        <w:autoSpaceDE w:val="0"/>
+        <w:autoSpaceDN w:val="0"/>
+        <w:adjustRightInd w:val="0"/>
+        <w:spacing w:after="0" w:line="240" w:lineRule="auto"/>
+        <w:rPr>
+          <w:rFonts w:ascii="Helvetica Neue" w:hAnsi="Helvetica Neue" w:cs="Helvetica Neue"/>
+          <w:color w:val="000000"/>
+          <w:kern w:val="0"/>
+          <w:lang w:val="nl-NL"/>
+        </w:rPr>
+      </w:pPr>
+    </w:p>
+    <w:p>
+      <w:pPr>
+        <w:tabs>
+          <w:tab w:val="right" w:pos="9020"/>
+        </w:tabs>
+        <w:autoSpaceDE w:val="0"/>
+        <w:autoSpaceDN w:val="0"/>
+        <w:adjustRightInd w:val="0"/>
+        <w:spacing w:after="0" w:line="240" w:lineRule="auto"/>
+        <w:rPr>
+          <w:rFonts w:ascii="Helvetica Neue" w:hAnsi="Helvetica Neue" w:cs="Helvetica Neue"/>
           <w:b/>
           <w:bCs/>
-          <w:color w:val="000000"/>
-          <w:kern w:val="0"/>
-          <w:lang w:val="nl-NL"/>
-        </w:rPr>
-        <w:t>Python</w:t>
-      </w:r>
-      <w:r>
-        <w:rPr>
-          <w:rFonts w:asciiTheme="majorHAnsi" w:hAnsiTheme="majorHAnsi" w:cs="Helvetica Neue"/>
-          <w:color w:val="000000"/>
-          <w:kern w:val="0"/>
-          <w:lang w:val="nl-NL"/>
-        </w:rPr>
-        <w:t xml:space="preserve"> en de library </w:t>
-      </w:r>
-      <w:r>
-        <w:rPr>
-          <w:rFonts w:asciiTheme="majorHAnsi" w:hAnsiTheme="majorHAnsi" w:cs="Helvetica Neue"/>
+          <w:color w:val="0070C0"/>
+          <w:kern w:val="0"/>
+          <w:sz w:val="28"/>
+          <w:szCs w:val="28"/>
+          <w:lang w:val="nl-NL"/>
+        </w:rPr>
+      </w:pPr>
+    </w:p>
+    <w:p>
+      <w:pPr>
+        <w:pStyle w:val="Style3"/>
+        <w:rPr>
+          <w:rFonts w:asciiTheme="minorHAnsi" w:hAnsiTheme="minorHAnsi"/>
+          <w:color w:val="215E99" w:themeColor="text2" w:themeTint="BF"/>
+        </w:rPr>
+      </w:pPr>
+      <w:bookmarkStart w:id="3" w:name="_Toc214218434"/>
+    </w:p>
+    <w:p>
+      <w:pPr>
+        <w:pStyle w:val="Style3"/>
+        <w:rPr>
+          <w:rFonts w:asciiTheme="minorHAnsi" w:hAnsiTheme="minorHAnsi"/>
+          <w:color w:val="215E99" w:themeColor="text2" w:themeTint="BF"/>
+        </w:rPr>
+      </w:pPr>
+    </w:p>
+    <w:p>
+      <w:pPr>
+        <w:pStyle w:val="Style3"/>
+        <w:rPr>
+          <w:rFonts w:asciiTheme="minorHAnsi" w:hAnsiTheme="minorHAnsi"/>
+          <w:color w:val="215E99" w:themeColor="text2" w:themeTint="BF"/>
+        </w:rPr>
+      </w:pPr>
+      <w:r>
+        <w:rPr>
+          <w:rFonts w:asciiTheme="minorHAnsi" w:hAnsiTheme="minorHAnsi"/>
+          <w:color w:val="215E99" w:themeColor="text2" w:themeTint="BF"/>
+        </w:rPr>
+        <w:t>RQ01: Objectdetectie (Functioneel (Prioriteit P1))</w:t>
+      </w:r>
+      <w:bookmarkEnd w:id="3"/>
+    </w:p>
+    <w:p>
+      <w:pPr>
+        <w:tabs>
+          <w:tab w:val="right" w:pos="9020"/>
+        </w:tabs>
+        <w:autoSpaceDE w:val="0"/>
+        <w:autoSpaceDN w:val="0"/>
+        <w:adjustRightInd w:val="0"/>
+        <w:spacing w:after="0" w:line="240" w:lineRule="auto"/>
+        <w:rPr>
+          <w:rFonts w:cs="Helvetica Neue"/>
+          <w:i/>
+          <w:iCs/>
+          <w:color w:val="000000"/>
+          <w:kern w:val="0"/>
+          <w:lang w:val="nl-NL"/>
+        </w:rPr>
+      </w:pPr>
+      <w:r>
+        <w:rPr>
+          <w:rFonts w:cs="Helvetica Neue"/>
+          <w:i/>
+          <w:iCs/>
+          <w:color w:val="000000"/>
+          <w:kern w:val="0"/>
+          <w:lang w:val="nl-NL"/>
+        </w:rPr>
+        <w:t>Het systeem detecteert objecten met gebruik van camera’s met een nauwkeurigheid van minimaal 90%</w:t>
+      </w:r>
+      <w:r>
+        <w:rPr>
+          <w:rFonts w:cs="Helvetica Neue"/>
+          <w:i/>
+          <w:iCs/>
+          <w:color w:val="000000"/>
+          <w:kern w:val="0"/>
+          <w:lang w:val="nl-NL"/>
+        </w:rPr>
+        <w:t xml:space="preserve"> en </w:t>
+      </w:r>
+      <w:r>
+        <w:rPr>
+          <w:rFonts w:cs="Helvetica Neue"/>
+          <w:i/>
+          <w:iCs/>
+          <w:color w:val="000000"/>
+          <w:kern w:val="0"/>
+          <w:lang w:val="nl-NL"/>
+        </w:rPr>
+        <w:t>een &lt;</w:t>
+      </w:r>
+      <w:r>
+        <w:rPr>
+          <w:rFonts w:cs="Helvetica Neue"/>
+          <w:i/>
+          <w:iCs/>
+          <w:color w:val="000000"/>
+          <w:kern w:val="0"/>
+          <w:lang w:val="nl-NL"/>
+        </w:rPr>
+        <w:t>2</w:t>
+      </w:r>
+      <w:r>
+        <w:rPr>
+          <w:rFonts w:cs="Helvetica Neue"/>
+          <w:i/>
+          <w:iCs/>
+          <w:color w:val="000000"/>
+          <w:kern w:val="0"/>
+          <w:lang w:val="nl-NL"/>
+        </w:rPr>
+        <w:t>s vertraging) waarin de detectie wordt weergegeven met een detectiekader over het object.</w:t>
+      </w:r>
+    </w:p>
+    <w:p>
+      <w:pPr>
+        <w:tabs>
+          <w:tab w:val="right" w:pos="9020"/>
+        </w:tabs>
+        <w:autoSpaceDE w:val="0"/>
+        <w:autoSpaceDN w:val="0"/>
+        <w:adjustRightInd w:val="0"/>
+        <w:spacing w:after="0" w:line="240" w:lineRule="auto"/>
+        <w:rPr>
+          <w:rFonts w:cs="Helvetica Neue"/>
+          <w:color w:val="000000"/>
+          <w:kern w:val="0"/>
+          <w:lang w:val="nl-NL"/>
+        </w:rPr>
+      </w:pPr>
+    </w:p>
+    <w:p>
+      <w:pPr>
+        <w:tabs>
+          <w:tab w:val="right" w:pos="9020"/>
+        </w:tabs>
+        <w:autoSpaceDE w:val="0"/>
+        <w:autoSpaceDN w:val="0"/>
+        <w:adjustRightInd w:val="0"/>
+        <w:spacing w:after="0" w:line="240" w:lineRule="auto"/>
+        <w:rPr>
+          <w:rFonts w:cs="Helvetica Neue"/>
+          <w:color w:val="000000"/>
+          <w:kern w:val="0"/>
+          <w:lang w:val="nl-NL"/>
+        </w:rPr>
+      </w:pPr>
+      <w:r>
+        <w:rPr>
+          <w:rFonts w:cs="Helvetica Neue"/>
+          <w:color w:val="000000"/>
+          <w:kern w:val="0"/>
+          <w:lang w:val="nl-NL"/>
+        </w:rPr>
+        <w:t xml:space="preserve">Deze </w:t>
+      </w:r>
+      <w:proofErr w:type="spellStart"/>
+      <w:r>
+        <w:rPr>
+          <w:rFonts w:cs="Helvetica Neue"/>
+          <w:color w:val="000000"/>
+          <w:kern w:val="0"/>
+          <w:lang w:val="nl-NL"/>
+        </w:rPr>
+        <w:t>requirement</w:t>
+      </w:r>
+      <w:proofErr w:type="spellEnd"/>
+      <w:r>
+        <w:rPr>
+          <w:rFonts w:cs="Helvetica Neue"/>
+          <w:color w:val="000000"/>
+          <w:kern w:val="0"/>
+          <w:lang w:val="nl-NL"/>
+        </w:rPr>
+        <w:t xml:space="preserve"> verwijst naar een eis van de opdrachtgever die is uitgewerkt in </w:t>
+      </w:r>
+      <w:r>
+        <w:rPr>
+          <w:rFonts w:cs="Helvetica Neue"/>
           <w:b/>
           <w:bCs/>
           <w:color w:val="000000"/>
           <w:kern w:val="0"/>
-          <w:lang w:val="nl-NL"/>
-        </w:rPr>
-        <w:t>OpenCV</w:t>
-      </w:r>
-      <w:r>
-        <w:rPr>
-          <w:rFonts w:asciiTheme="majorHAnsi" w:hAnsiTheme="majorHAnsi" w:cs="Helvetica Neue"/>
-          <w:color w:val="000000"/>
-          <w:kern w:val="0"/>
-          <w:lang w:val="nl-NL"/>
-        </w:rPr>
-        <w:t xml:space="preserve">. Eisen en de specificaties van de software is terug te vinden in het document </w:t>
-      </w:r>
-      <w:r>
-        <w:rPr>
-          <w:rFonts w:asciiTheme="majorHAnsi" w:hAnsiTheme="majorHAnsi" w:cs="Helvetica Neue"/>
+          <w:u w:val="single"/>
+          <w:lang w:val="nl-NL"/>
+        </w:rPr>
+        <w:t>User Story Nr. 1</w:t>
+      </w:r>
+      <w:r>
+        <w:rPr>
+          <w:rFonts w:cs="Helvetica Neue"/>
+          <w:color w:val="000000"/>
+          <w:kern w:val="0"/>
+          <w:lang w:val="nl-NL"/>
+        </w:rPr>
+        <w:t xml:space="preserve"> in de </w:t>
+      </w:r>
+      <w:r>
+        <w:rPr>
+          <w:rFonts w:cs="Helvetica Neue"/>
           <w:b/>
           <w:bCs/>
           <w:color w:val="000000"/>
@@ -2048,122 +2545,94 @@
           <w:u w:val="single"/>
           <w:lang w:val="nl-NL"/>
         </w:rPr>
-        <w:t>Software onderzoeksverslag.</w:t>
-      </w:r>
-    </w:p>
-    <w:p>
-      <w:pPr>
-        <w:rPr>
-          <w:rFonts w:asciiTheme="majorHAnsi" w:hAnsiTheme="majorHAnsi" w:cs="Helvetica Neue"/>
-          <w:color w:val="000000"/>
-          <w:kern w:val="0"/>
-          <w:lang w:val="nl-NL"/>
-        </w:rPr>
-      </w:pPr>
-    </w:p>
-    <w:p>
-      <w:pPr>
-        <w:pStyle w:val="Lijstalinea"/>
+        <w:t xml:space="preserve">Product </w:t>
+      </w:r>
+      <w:proofErr w:type="spellStart"/>
+      <w:r>
+        <w:rPr>
+          <w:rFonts w:cs="Helvetica Neue"/>
+          <w:b/>
+          <w:bCs/>
+          <w:color w:val="000000"/>
+          <w:kern w:val="0"/>
+          <w:u w:val="single"/>
+          <w:lang w:val="nl-NL"/>
+        </w:rPr>
+        <w:t>Backlog</w:t>
+      </w:r>
+      <w:proofErr w:type="spellEnd"/>
+      <w:r>
+        <w:rPr>
+          <w:rFonts w:cs="Helvetica Neue"/>
+          <w:color w:val="000000"/>
+          <w:kern w:val="0"/>
+          <w:lang w:val="nl-NL"/>
+        </w:rPr>
+        <w:t>, in het geval van financiële beperkingen was er een vrije keuze en was het budget te bepalen met de opdrachtgever.</w:t>
+      </w:r>
+    </w:p>
+    <w:p>
+      <w:pPr>
+        <w:tabs>
+          <w:tab w:val="right" w:pos="9020"/>
+        </w:tabs>
+        <w:autoSpaceDE w:val="0"/>
+        <w:autoSpaceDN w:val="0"/>
+        <w:adjustRightInd w:val="0"/>
+        <w:spacing w:after="0" w:line="240" w:lineRule="auto"/>
+        <w:rPr>
+          <w:rFonts w:cs="Helvetica Neue"/>
+          <w:b/>
+          <w:bCs/>
+          <w:color w:val="000000"/>
+          <w:kern w:val="0"/>
+          <w:sz w:val="28"/>
+          <w:szCs w:val="28"/>
+          <w:lang w:val="nl-NL"/>
+        </w:rPr>
+      </w:pPr>
+    </w:p>
+    <w:p>
+      <w:pPr>
+        <w:tabs>
+          <w:tab w:val="right" w:pos="9020"/>
+        </w:tabs>
+        <w:autoSpaceDE w:val="0"/>
+        <w:autoSpaceDN w:val="0"/>
+        <w:adjustRightInd w:val="0"/>
+        <w:spacing w:after="0" w:line="240" w:lineRule="auto"/>
+        <w:rPr>
+          <w:rFonts w:cs="Helvetica Neue"/>
+          <w:b/>
+          <w:bCs/>
+          <w:color w:val="000000"/>
+          <w:kern w:val="0"/>
+          <w:sz w:val="28"/>
+          <w:szCs w:val="28"/>
+          <w:lang w:val="nl-NL"/>
+        </w:rPr>
+      </w:pPr>
+      <w:r>
+        <w:rPr>
+          <w:rFonts w:cs="Helvetica Neue"/>
+          <w:b/>
+          <w:bCs/>
+          <w:color w:val="000000"/>
+          <w:kern w:val="0"/>
+          <w:sz w:val="28"/>
+          <w:szCs w:val="28"/>
+          <w:lang w:val="nl-NL"/>
+        </w:rPr>
+        <w:t>Betrokken componenten:</w:t>
+      </w:r>
+    </w:p>
+    <w:p>
+      <w:pPr>
+        <w:pStyle w:val="ListParagraph"/>
         <w:numPr>
           <w:ilvl w:val="0"/>
           <w:numId w:val="19"/>
         </w:numPr>
-        <w:rPr>
-          <w:rFonts w:asciiTheme="majorHAnsi" w:hAnsiTheme="majorHAnsi" w:cs="Helvetica Neue"/>
-          <w:b/>
-          <w:bCs/>
-          <w:color w:val="000000"/>
-          <w:kern w:val="0"/>
-          <w:lang w:val="nl-NL"/>
-        </w:rPr>
-      </w:pPr>
-      <w:r>
-        <w:rPr>
-          <w:rFonts w:asciiTheme="majorHAnsi" w:hAnsiTheme="majorHAnsi" w:cs="Helvetica Neue"/>
-          <w:b/>
-          <w:bCs/>
-          <w:color w:val="000000"/>
-          <w:kern w:val="0"/>
-          <w:lang w:val="nl-NL"/>
-        </w:rPr>
-        <w:t xml:space="preserve">Microcontroller: </w:t>
-      </w:r>
-    </w:p>
-    <w:p>
-      <w:pPr>
-        <w:rPr>
-          <w:rFonts w:asciiTheme="majorHAnsi" w:hAnsiTheme="majorHAnsi" w:cs="Helvetica Neue"/>
-          <w:color w:val="000000"/>
-          <w:kern w:val="0"/>
-          <w:lang w:val="nl-NL"/>
-        </w:rPr>
-      </w:pPr>
-      <w:r>
-        <w:rPr>
-          <w:rFonts w:asciiTheme="majorHAnsi" w:hAnsiTheme="majorHAnsi" w:cs="Helvetica Neue"/>
-          <w:color w:val="000000"/>
-          <w:kern w:val="0"/>
-          <w:lang w:val="nl-NL"/>
-        </w:rPr>
-        <w:t xml:space="preserve">Voor de keuze in Microcontroller is er gekozen voor het gebruik te maken van de </w:t>
-      </w:r>
-      <w:r>
-        <w:rPr>
-          <w:rFonts w:asciiTheme="majorHAnsi" w:hAnsiTheme="majorHAnsi" w:cs="Helvetica Neue"/>
-          <w:b/>
-          <w:bCs/>
-          <w:color w:val="000000"/>
-          <w:kern w:val="0"/>
-          <w:lang w:val="nl-NL"/>
-        </w:rPr>
-        <w:t>Ras</w:t>
-      </w:r>
-      <w:r>
-        <w:rPr>
-          <w:rFonts w:asciiTheme="majorHAnsi" w:hAnsiTheme="majorHAnsi" w:cs="Helvetica Neue"/>
-          <w:b/>
-          <w:bCs/>
-          <w:color w:val="000000"/>
-          <w:kern w:val="0"/>
-          <w:lang w:val="nl-NL"/>
-        </w:rPr>
-        <w:t>p</w:t>
-      </w:r>
-      <w:r>
-        <w:rPr>
-          <w:rFonts w:asciiTheme="majorHAnsi" w:hAnsiTheme="majorHAnsi" w:cs="Helvetica Neue"/>
-          <w:b/>
-          <w:bCs/>
-          <w:color w:val="000000"/>
-          <w:kern w:val="0"/>
-          <w:lang w:val="nl-NL"/>
-        </w:rPr>
-        <w:t>berry Pi 5</w:t>
-      </w:r>
-      <w:r>
-        <w:rPr>
-          <w:rFonts w:asciiTheme="majorHAnsi" w:hAnsiTheme="majorHAnsi" w:cs="Helvetica Neue"/>
-          <w:color w:val="000000"/>
-          <w:kern w:val="0"/>
-          <w:lang w:val="nl-NL"/>
-        </w:rPr>
-        <w:t xml:space="preserve">. Eisen en de specificaties van de software is terug te vinden in het document </w:t>
-      </w:r>
-      <w:r>
-        <w:rPr>
-          <w:rFonts w:asciiTheme="majorHAnsi" w:hAnsiTheme="majorHAnsi" w:cs="Helvetica Neue"/>
-          <w:b/>
-          <w:bCs/>
-          <w:color w:val="000000"/>
-          <w:kern w:val="0"/>
-          <w:u w:val="single"/>
-          <w:lang w:val="nl-NL"/>
-        </w:rPr>
-        <w:t>Microcontroller onderzoeksverslag.</w:t>
-      </w:r>
-    </w:p>
-    <w:p>
-      <w:pPr>
         <w:tabs>
           <w:tab w:val="right" w:pos="9020"/>
         </w:tabs>
@@ -2172,18 +2641,81 @@
         <w:adjustRightInd w:val="0"/>
         <w:spacing w:after="0" w:line="240" w:lineRule="auto"/>
         <w:rPr>
-          <w:rFonts w:asciiTheme="majorHAnsi" w:hAnsiTheme="majorHAnsi" w:cs="Helvetica Neue"/>
-          <w:b/>
-          <w:bCs/>
-          <w:color w:val="000000"/>
-          <w:kern w:val="0"/>
-          <w:u w:val="single"/>
-          <w:lang w:val="nl-NL"/>
-        </w:rPr>
-      </w:pPr>
-    </w:p>
-    <w:p>
-      <w:pPr>
+          <w:rFonts w:cs="Helvetica Neue"/>
+          <w:color w:val="000000"/>
+          <w:kern w:val="0"/>
+        </w:rPr>
+      </w:pPr>
+      <w:r>
+        <w:rPr>
+          <w:rFonts w:cs="Helvetica Neue"/>
+          <w:color w:val="000000"/>
+          <w:kern w:val="0"/>
+        </w:rPr>
+        <w:t>Camera (</w:t>
+      </w:r>
+      <w:proofErr w:type="spellStart"/>
+      <w:r>
+        <w:rPr>
+          <w:rFonts w:cs="Helvetica Neue"/>
+          <w:color w:val="000000"/>
+          <w:kern w:val="0"/>
+        </w:rPr>
+        <w:t>Arducam</w:t>
+      </w:r>
+      <w:proofErr w:type="spellEnd"/>
+      <w:r>
+        <w:rPr>
+          <w:rFonts w:cs="Helvetica Neue"/>
+          <w:color w:val="000000"/>
+          <w:kern w:val="0"/>
+        </w:rPr>
+        <w:t xml:space="preserve"> of </w:t>
+      </w:r>
+      <w:proofErr w:type="spellStart"/>
+      <w:r>
+        <w:rPr>
+          <w:rFonts w:cs="Helvetica Neue"/>
+          <w:color w:val="000000"/>
+          <w:kern w:val="0"/>
+        </w:rPr>
+        <w:t>Waveshare</w:t>
+      </w:r>
+      <w:proofErr w:type="spellEnd"/>
+      <w:r>
+        <w:rPr>
+          <w:rFonts w:cs="Helvetica Neue"/>
+          <w:color w:val="000000"/>
+          <w:kern w:val="0"/>
+        </w:rPr>
+        <w:t xml:space="preserve"> </w:t>
+      </w:r>
+      <w:proofErr w:type="spellStart"/>
+      <w:r>
+        <w:rPr>
+          <w:rFonts w:cs="Helvetica Neue"/>
+          <w:color w:val="000000"/>
+          <w:kern w:val="0"/>
+        </w:rPr>
+        <w:t>stereocamera</w:t>
+      </w:r>
+      <w:proofErr w:type="spellEnd"/>
+      <w:r>
+        <w:rPr>
+          <w:rFonts w:cs="Helvetica Neue"/>
+          <w:color w:val="000000"/>
+          <w:kern w:val="0"/>
+        </w:rPr>
+        <w:t>)</w:t>
+      </w:r>
+    </w:p>
+    <w:p>
+      <w:pPr>
+        <w:pStyle w:val="ListParagraph"/>
+        <w:numPr>
+          <w:ilvl w:val="0"/>
+          <w:numId w:val="19"/>
+        </w:numPr>
         <w:tabs>
           <w:tab w:val="right" w:pos="9020"/>
         </w:tabs>
@@ -2192,18 +2724,40 @@
         <w:adjustRightInd w:val="0"/>
         <w:spacing w:after="0" w:line="240" w:lineRule="auto"/>
         <w:rPr>
-          <w:rFonts w:asciiTheme="majorHAnsi" w:hAnsiTheme="majorHAnsi" w:cs="Helvetica Neue"/>
-          <w:b/>
-          <w:bCs/>
-          <w:color w:val="000000"/>
-          <w:kern w:val="0"/>
-          <w:u w:val="single"/>
-          <w:lang w:val="nl-NL"/>
-        </w:rPr>
-      </w:pPr>
-    </w:p>
-    <w:p>
-      <w:pPr>
+          <w:rFonts w:cs="Helvetica Neue"/>
+          <w:color w:val="000000"/>
+          <w:kern w:val="0"/>
+          <w:lang w:val="nl-NL"/>
+        </w:rPr>
+      </w:pPr>
+      <w:proofErr w:type="spellStart"/>
+      <w:r>
+        <w:rPr>
+          <w:rFonts w:cs="Helvetica Neue"/>
+          <w:color w:val="000000"/>
+          <w:kern w:val="0"/>
+          <w:lang w:val="nl-NL"/>
+        </w:rPr>
+        <w:t>Raspberry</w:t>
+      </w:r>
+      <w:proofErr w:type="spellEnd"/>
+      <w:r>
+        <w:rPr>
+          <w:rFonts w:cs="Helvetica Neue"/>
+          <w:color w:val="000000"/>
+          <w:kern w:val="0"/>
+          <w:lang w:val="nl-NL"/>
+        </w:rPr>
+        <w:t xml:space="preserve"> Pi 5</w:t>
+      </w:r>
+    </w:p>
+    <w:p>
+      <w:pPr>
+        <w:pStyle w:val="ListParagraph"/>
+        <w:numPr>
+          <w:ilvl w:val="0"/>
+          <w:numId w:val="19"/>
+        </w:numPr>
         <w:tabs>
           <w:tab w:val="right" w:pos="9020"/>
         </w:tabs>
@@ -2212,12 +2766,32 @@
         <w:adjustRightInd w:val="0"/>
         <w:spacing w:after="0" w:line="240" w:lineRule="auto"/>
         <w:rPr>
-          <w:rFonts w:ascii="Helvetica Neue" w:hAnsi="Helvetica Neue" w:cs="Helvetica Neue"/>
-          <w:color w:val="000000"/>
-          <w:kern w:val="0"/>
-          <w:lang w:val="nl-NL"/>
-        </w:rPr>
-      </w:pPr>
+          <w:rFonts w:cs="Helvetica Neue"/>
+          <w:color w:val="000000"/>
+          <w:kern w:val="0"/>
+          <w:lang w:val="nl-NL"/>
+        </w:rPr>
+      </w:pPr>
+      <w:r>
+        <w:rPr>
+          <w:rFonts w:cs="Helvetica Neue"/>
+          <w:color w:val="000000"/>
+          <w:kern w:val="0"/>
+          <w:lang w:val="nl-NL"/>
+        </w:rPr>
+        <w:t xml:space="preserve">Python met </w:t>
+      </w:r>
+      <w:proofErr w:type="spellStart"/>
+      <w:r>
+        <w:rPr>
+          <w:rFonts w:cs="Helvetica Neue"/>
+          <w:color w:val="000000"/>
+          <w:kern w:val="0"/>
+          <w:lang w:val="nl-NL"/>
+        </w:rPr>
+        <w:t>Opencv</w:t>
+      </w:r>
+      <w:proofErr w:type="spellEnd"/>
     </w:p>
     <w:p>
       <w:pPr>
@@ -2229,35 +2803,12 @@
         <w:adjustRightInd w:val="0"/>
         <w:spacing w:after="0" w:line="240" w:lineRule="auto"/>
         <w:rPr>
-          <w:rFonts w:ascii="Helvetica Neue" w:hAnsi="Helvetica Neue" w:cs="Helvetica Neue"/>
-          <w:b/>
-          <w:bCs/>
-          <w:color w:val="0070C0"/>
-          <w:kern w:val="0"/>
-          <w:sz w:val="28"/>
-          <w:szCs w:val="28"/>
-          <w:lang w:val="nl-NL"/>
-        </w:rPr>
-      </w:pPr>
-    </w:p>
-    <w:p>
-      <w:pPr>
-        <w:pStyle w:val="Style3"/>
-        <w:rPr>
-          <w:rFonts w:asciiTheme="minorHAnsi" w:hAnsiTheme="minorHAnsi"/>
-          <w:color w:val="215E99" w:themeColor="text2" w:themeTint="BF"/>
-        </w:rPr>
-      </w:pPr>
-      <w:bookmarkStart w:id="3" w:name="_Toc214218434"/>
-      <w:r>
-        <w:rPr>
-          <w:rFonts w:asciiTheme="minorHAnsi" w:hAnsiTheme="minorHAnsi"/>
-          <w:color w:val="215E99" w:themeColor="text2" w:themeTint="BF"/>
-        </w:rPr>
-        <w:lastRenderedPageBreak/>
-        <w:t>RQ01: Objectdetectie (Functioneel (Prioriteit P1))</w:t>
-      </w:r>
-      <w:bookmarkEnd w:id="3"/>
+          <w:rFonts w:cs="Helvetica Neue"/>
+          <w:color w:val="000000"/>
+          <w:kern w:val="0"/>
+          <w:lang w:val="nl-NL"/>
+        </w:rPr>
+      </w:pPr>
     </w:p>
     <w:p>
       <w:pPr>
@@ -2270,68 +2821,15 @@
         <w:spacing w:after="0" w:line="240" w:lineRule="auto"/>
         <w:rPr>
           <w:rFonts w:cs="Helvetica Neue"/>
-          <w:i/>
-          <w:iCs/>
-          <w:color w:val="000000"/>
-          <w:kern w:val="0"/>
-          <w:lang w:val="nl-NL"/>
-        </w:rPr>
-      </w:pPr>
-      <w:r>
-        <w:rPr>
-          <w:rFonts w:cs="Helvetica Neue"/>
-          <w:i/>
-          <w:iCs/>
-          <w:color w:val="000000"/>
-          <w:kern w:val="0"/>
-          <w:lang w:val="nl-NL"/>
-        </w:rPr>
-        <w:t>Het systeem detecteert objecten met gebruik van camera’s met een nauwkeurigheid van minimaal 90%</w:t>
-      </w:r>
-      <w:r>
-        <w:rPr>
-          <w:rFonts w:cs="Helvetica Neue"/>
-          <w:i/>
-          <w:iCs/>
-          <w:color w:val="000000"/>
-          <w:kern w:val="0"/>
-          <w:lang w:val="nl-NL"/>
-        </w:rPr>
-        <w:t xml:space="preserve"> en </w:t>
-      </w:r>
-      <w:r>
-        <w:rPr>
-          <w:rFonts w:cs="Helvetica Neue"/>
-          <w:i/>
-          <w:iCs/>
-          <w:color w:val="000000"/>
-          <w:kern w:val="0"/>
-          <w:lang w:val="nl-NL"/>
-        </w:rPr>
-        <w:t>een &lt;</w:t>
-      </w:r>
-      <w:r>
-        <w:rPr>
-          <w:rFonts w:cs="Helvetica Neue"/>
-          <w:i/>
-          <w:iCs/>
-          <w:color w:val="000000"/>
-          <w:kern w:val="0"/>
-          <w:lang w:val="nl-NL"/>
-        </w:rPr>
-        <w:t>2</w:t>
-      </w:r>
-      <w:r>
-        <w:rPr>
-          <w:rFonts w:cs="Helvetica Neue"/>
-          <w:i/>
-          <w:iCs/>
-          <w:color w:val="000000"/>
-          <w:kern w:val="0"/>
-          <w:lang w:val="nl-NL"/>
-        </w:rPr>
-        <w:t>s vertraging) waarin de detectie wordt weergegeven met een detectiekader over het object.</w:t>
-      </w:r>
+          <w:b/>
+          <w:bCs/>
+          <w:color w:val="000000"/>
+          <w:kern w:val="0"/>
+          <w:sz w:val="28"/>
+          <w:szCs w:val="28"/>
+          <w:lang w:val="nl-NL"/>
+        </w:rPr>
+      </w:pPr>
     </w:p>
     <w:p>
       <w:pPr>
@@ -2344,11 +2842,28 @@
         <w:spacing w:after="0" w:line="240" w:lineRule="auto"/>
         <w:rPr>
           <w:rFonts w:cs="Helvetica Neue"/>
-          <w:color w:val="000000"/>
-          <w:kern w:val="0"/>
-          <w:lang w:val="nl-NL"/>
-        </w:rPr>
-      </w:pPr>
+          <w:b/>
+          <w:bCs/>
+          <w:color w:val="000000"/>
+          <w:kern w:val="0"/>
+          <w:sz w:val="28"/>
+          <w:szCs w:val="28"/>
+          <w:lang w:val="nl-NL"/>
+        </w:rPr>
+      </w:pPr>
+      <w:r>
+        <w:rPr>
+          <w:rFonts w:cs="Helvetica Neue"/>
+          <w:b/>
+          <w:bCs/>
+          <w:color w:val="000000"/>
+          <w:kern w:val="0"/>
+          <w:sz w:val="28"/>
+          <w:szCs w:val="28"/>
+          <w:lang w:val="nl-NL"/>
+        </w:rPr>
+        <w:t xml:space="preserve">Test: </w:t>
+      </w:r>
     </w:p>
     <w:p>
       <w:pPr>
@@ -2373,49 +2888,34 @@
           <w:kern w:val="0"/>
           <w:lang w:val="nl-NL"/>
         </w:rPr>
-        <w:t xml:space="preserve">Deze requirement verwijst naar een eis van de opdrachtgever die is uitgewerkt in </w:t>
-      </w:r>
-      <w:r>
-        <w:rPr>
-          <w:rFonts w:cs="Helvetica Neue"/>
-          <w:b/>
-          <w:bCs/>
-          <w:color w:val="000000"/>
-          <w:kern w:val="0"/>
-          <w:u w:val="single"/>
-          <w:lang w:val="nl-NL"/>
-        </w:rPr>
-        <w:t>User Story Nr. 1</w:t>
-      </w:r>
-      <w:r>
-        <w:rPr>
-          <w:rFonts w:cs="Helvetica Neue"/>
-          <w:color w:val="000000"/>
-          <w:kern w:val="0"/>
-          <w:lang w:val="nl-NL"/>
-        </w:rPr>
-        <w:t xml:space="preserve"> in de </w:t>
-      </w:r>
-      <w:r>
-        <w:rPr>
-          <w:rFonts w:cs="Helvetica Neue"/>
-          <w:b/>
-          <w:bCs/>
-          <w:color w:val="000000"/>
-          <w:kern w:val="0"/>
-          <w:u w:val="single"/>
-          <w:lang w:val="nl-NL"/>
-        </w:rPr>
-        <w:t>Product Backlog</w:t>
-      </w:r>
-      <w:r>
-        <w:rPr>
-          <w:rFonts w:cs="Helvetica Neue"/>
-          <w:color w:val="000000"/>
-          <w:kern w:val="0"/>
-          <w:lang w:val="nl-NL"/>
-        </w:rPr>
-        <w:t>, in het geval van financiële beperkingen was er een vrije keuze en was het budget te bepalen met de opdrachtgever.</w:t>
+        <w:t>Zie Testrapport</w:t>
+      </w:r>
+      <w:r>
+        <w:rPr>
+          <w:rFonts w:cs="Helvetica Neue"/>
+          <w:color w:val="000000"/>
+          <w:kern w:val="0"/>
+          <w:lang w:val="nl-NL"/>
+        </w:rPr>
+        <w:t xml:space="preserve"> Test </w:t>
+      </w:r>
+      <w:r>
+        <w:rPr>
+          <w:rFonts w:cs="Helvetica Neue"/>
+          <w:color w:val="000000"/>
+          <w:kern w:val="0"/>
+          <w:lang w:val="nl-NL"/>
+        </w:rPr>
+        <w:t>2</w:t>
+      </w:r>
+      <w:r>
+        <w:rPr>
+          <w:rFonts w:cs="Helvetica Neue"/>
+          <w:color w:val="000000"/>
+          <w:kern w:val="0"/>
+          <w:lang w:val="nl-NL"/>
+        </w:rPr>
+        <w:t>: ‘Object Detectie’</w:t>
       </w:r>
     </w:p>
     <w:p>
@@ -2429,12 +2929,8 @@
         <w:spacing w:after="0" w:line="240" w:lineRule="auto"/>
         <w:rPr>
           <w:rFonts w:cs="Helvetica Neue"/>
-          <w:b/>
-          <w:bCs/>
-          <w:color w:val="000000"/>
-          <w:kern w:val="0"/>
-          <w:sz w:val="28"/>
-          <w:szCs w:val="28"/>
+          <w:color w:val="000000"/>
+          <w:kern w:val="0"/>
           <w:lang w:val="nl-NL"/>
         </w:rPr>
       </w:pPr>
@@ -2459,6 +2955,138 @@
           <w:lang w:val="nl-NL"/>
         </w:rPr>
       </w:pPr>
+    </w:p>
+    <w:p>
+      <w:pPr>
+        <w:pStyle w:val="Style3"/>
+        <w:rPr>
+          <w:rFonts w:asciiTheme="minorHAnsi" w:hAnsiTheme="minorHAnsi"/>
+          <w:color w:val="215E99" w:themeColor="text2" w:themeTint="BF"/>
+        </w:rPr>
+      </w:pPr>
+      <w:bookmarkStart w:id="4" w:name="_Toc214218435"/>
+      <w:r>
+        <w:rPr>
+          <w:rFonts w:asciiTheme="minorHAnsi" w:hAnsiTheme="minorHAnsi"/>
+          <w:color w:val="215E99" w:themeColor="text2" w:themeTint="BF"/>
+        </w:rPr>
+        <w:t>RQ02: Gebruikersinterface (Functioneel (Prioriteit P1))</w:t>
+      </w:r>
+      <w:bookmarkEnd w:id="4"/>
+    </w:p>
+    <w:p>
+      <w:pPr>
+        <w:rPr>
+          <w:i/>
+          <w:iCs/>
+          <w:lang w:val="nl-NL"/>
+        </w:rPr>
+      </w:pPr>
+      <w:r>
+        <w:rPr>
+          <w:rFonts w:cs="Helvetica Neue"/>
+          <w:i/>
+          <w:iCs/>
+          <w:color w:val="000000"/>
+          <w:kern w:val="0"/>
+          <w:lang w:val="nl-NL"/>
+        </w:rPr>
+        <w:t xml:space="preserve">Er wordt een </w:t>
+      </w:r>
+      <w:proofErr w:type="spellStart"/>
+      <w:r>
+        <w:rPr>
+          <w:rFonts w:cs="Helvetica Neue"/>
+          <w:i/>
+          <w:iCs/>
+          <w:color w:val="000000"/>
+          <w:kern w:val="0"/>
+          <w:lang w:val="nl-NL"/>
+        </w:rPr>
+        <w:t>Graphical</w:t>
+      </w:r>
+      <w:proofErr w:type="spellEnd"/>
+      <w:r>
+        <w:rPr>
+          <w:rFonts w:cs="Helvetica Neue"/>
+          <w:i/>
+          <w:iCs/>
+          <w:color w:val="000000"/>
+          <w:kern w:val="0"/>
+          <w:lang w:val="nl-NL"/>
+        </w:rPr>
+        <w:t xml:space="preserve"> User Interface (GUI) aangemaakt die de real-time beeld, afstand en positie kan laten zien door middel van de data van de </w:t>
+      </w:r>
+      <w:proofErr w:type="spellStart"/>
+      <w:r>
+        <w:rPr>
+          <w:rFonts w:cs="Helvetica Neue"/>
+          <w:i/>
+          <w:iCs/>
+          <w:color w:val="000000"/>
+          <w:kern w:val="0"/>
+          <w:lang w:val="nl-NL"/>
+        </w:rPr>
+        <w:t>Raspberry</w:t>
+      </w:r>
+      <w:proofErr w:type="spellEnd"/>
+      <w:r>
+        <w:rPr>
+          <w:rFonts w:cs="Helvetica Neue"/>
+          <w:i/>
+          <w:iCs/>
+          <w:color w:val="000000"/>
+          <w:kern w:val="0"/>
+          <w:lang w:val="nl-NL"/>
+        </w:rPr>
+        <w:t xml:space="preserve"> Pi 5 op te nemen.</w:t>
+      </w:r>
+    </w:p>
+    <w:p>
+      <w:pPr>
+        <w:tabs>
+          <w:tab w:val="right" w:pos="9020"/>
+        </w:tabs>
+        <w:autoSpaceDE w:val="0"/>
+        <w:autoSpaceDN w:val="0"/>
+        <w:adjustRightInd w:val="0"/>
+        <w:spacing w:after="0" w:line="240" w:lineRule="auto"/>
+        <w:rPr>
+          <w:rFonts w:cs="Helvetica Neue"/>
+          <w:color w:val="000000"/>
+          <w:kern w:val="0"/>
+          <w:lang w:val="nl-NL"/>
+        </w:rPr>
+      </w:pPr>
+      <w:r>
+        <w:rPr>
+          <w:rFonts w:cs="Helvetica Neue"/>
+          <w:color w:val="000000"/>
+          <w:kern w:val="0"/>
+          <w:lang w:val="nl-NL"/>
+        </w:rPr>
+        <w:t xml:space="preserve">Deze </w:t>
+      </w:r>
+      <w:proofErr w:type="spellStart"/>
+      <w:r>
+        <w:rPr>
+          <w:rFonts w:cs="Helvetica Neue"/>
+          <w:color w:val="000000"/>
+          <w:kern w:val="0"/>
+          <w:lang w:val="nl-NL"/>
+        </w:rPr>
+        <w:t>requirement</w:t>
+      </w:r>
+      <w:proofErr w:type="spellEnd"/>
+      <w:r>
+        <w:rPr>
+          <w:rFonts w:cs="Helvetica Neue"/>
+          <w:color w:val="000000"/>
+          <w:kern w:val="0"/>
+          <w:lang w:val="nl-NL"/>
+        </w:rPr>
+        <w:t xml:space="preserve"> verwijst naar een eis van de opdrachtgever die is uitgewerkt in </w:t>
+      </w:r>
       <w:r>
         <w:rPr>
           <w:rFonts w:cs="Helvetica Neue"/>
@@ -2466,16 +3094,103 @@
           <w:bCs/>
           <w:color w:val="000000"/>
           <w:kern w:val="0"/>
+          <w:u w:val="single"/>
+          <w:lang w:val="nl-NL"/>
+        </w:rPr>
+        <w:t>User Story Nr. 2</w:t>
+      </w:r>
+      <w:r>
+        <w:rPr>
+          <w:rFonts w:cs="Helvetica Neue"/>
+          <w:color w:val="000000"/>
+          <w:kern w:val="0"/>
+          <w:lang w:val="nl-NL"/>
+        </w:rPr>
+        <w:t xml:space="preserve"> in de </w:t>
+      </w:r>
+      <w:r>
+        <w:rPr>
+          <w:rFonts w:cs="Helvetica Neue"/>
+          <w:b/>
+          <w:bCs/>
+          <w:color w:val="000000"/>
+          <w:kern w:val="0"/>
+          <w:u w:val="single"/>
+          <w:lang w:val="nl-NL"/>
+        </w:rPr>
+        <w:t xml:space="preserve">Product </w:t>
+      </w:r>
+      <w:proofErr w:type="spellStart"/>
+      <w:r>
+        <w:rPr>
+          <w:rFonts w:cs="Helvetica Neue"/>
+          <w:b/>
+          <w:bCs/>
+          <w:color w:val="000000"/>
+          <w:kern w:val="0"/>
+          <w:u w:val="single"/>
+          <w:lang w:val="nl-NL"/>
+        </w:rPr>
+        <w:t>Backlog</w:t>
+      </w:r>
+      <w:proofErr w:type="spellEnd"/>
+      <w:r>
+        <w:rPr>
+          <w:rFonts w:cs="Helvetica Neue"/>
+          <w:color w:val="000000"/>
+          <w:kern w:val="0"/>
+          <w:lang w:val="nl-NL"/>
+        </w:rPr>
+        <w:t>, in het geval van financiële beperkingen was er een vrije keuze en was het budget te bepalen met de opdrachtgever.</w:t>
+      </w:r>
+    </w:p>
+    <w:p>
+      <w:pPr>
+        <w:rPr>
+          <w:rFonts w:cs="Helvetica Neue"/>
+          <w:color w:val="000000"/>
+          <w:kern w:val="0"/>
+          <w:lang w:val="nl-NL"/>
+        </w:rPr>
+      </w:pPr>
+    </w:p>
+    <w:p>
+      <w:pPr>
+        <w:tabs>
+          <w:tab w:val="right" w:pos="9020"/>
+        </w:tabs>
+        <w:autoSpaceDE w:val="0"/>
+        <w:autoSpaceDN w:val="0"/>
+        <w:adjustRightInd w:val="0"/>
+        <w:spacing w:after="0" w:line="240" w:lineRule="auto"/>
+        <w:rPr>
+          <w:rFonts w:cs="Helvetica Neue"/>
+          <w:b/>
+          <w:bCs/>
+          <w:color w:val="000000"/>
+          <w:kern w:val="0"/>
           <w:sz w:val="28"/>
           <w:szCs w:val="28"/>
           <w:lang w:val="nl-NL"/>
         </w:rPr>
+      </w:pPr>
+      <w:r>
+        <w:rPr>
+          <w:rFonts w:cs="Helvetica Neue"/>
+          <w:b/>
+          <w:bCs/>
+          <w:color w:val="000000"/>
+          <w:kern w:val="0"/>
+          <w:sz w:val="28"/>
+          <w:szCs w:val="28"/>
+          <w:lang w:val="nl-NL"/>
+        </w:rPr>
         <w:t>Betrokken componenten:</w:t>
       </w:r>
     </w:p>
     <w:p>
       <w:pPr>
-        <w:pStyle w:val="Lijstalinea"/>
+        <w:pStyle w:val="ListParagraph"/>
         <w:numPr>
           <w:ilvl w:val="0"/>
           <w:numId w:val="19"/>
@@ -2499,410 +3214,6 @@
           <w:color w:val="000000"/>
           <w:kern w:val="0"/>
         </w:rPr>
-        <w:t>Camera (Arducam of Waveshare stereocamera)</w:t>
-      </w:r>
-    </w:p>
-    <w:p>
-      <w:pPr>
-        <w:pStyle w:val="Lijstalinea"/>
-        <w:numPr>
-          <w:ilvl w:val="0"/>
-          <w:numId w:val="19"/>
-        </w:numPr>
-        <w:tabs>
-          <w:tab w:val="right" w:pos="9020"/>
-        </w:tabs>
-        <w:autoSpaceDE w:val="0"/>
-        <w:autoSpaceDN w:val="0"/>
-        <w:adjustRightInd w:val="0"/>
-        <w:spacing w:after="0" w:line="240" w:lineRule="auto"/>
-        <w:rPr>
-          <w:rFonts w:cs="Helvetica Neue"/>
-          <w:color w:val="000000"/>
-          <w:kern w:val="0"/>
-          <w:lang w:val="nl-NL"/>
-        </w:rPr>
-      </w:pPr>
-      <w:r>
-        <w:rPr>
-          <w:rFonts w:cs="Helvetica Neue"/>
-          <w:color w:val="000000"/>
-          <w:kern w:val="0"/>
-          <w:lang w:val="nl-NL"/>
-        </w:rPr>
-        <w:t>Raspberry Pi 5</w:t>
-      </w:r>
-    </w:p>
-    <w:p>
-      <w:pPr>
-        <w:pStyle w:val="Lijstalinea"/>
-        <w:numPr>
-          <w:ilvl w:val="0"/>
-          <w:numId w:val="19"/>
-        </w:numPr>
-        <w:tabs>
-          <w:tab w:val="right" w:pos="9020"/>
-        </w:tabs>
-        <w:autoSpaceDE w:val="0"/>
-        <w:autoSpaceDN w:val="0"/>
-        <w:adjustRightInd w:val="0"/>
-        <w:spacing w:after="0" w:line="240" w:lineRule="auto"/>
-        <w:rPr>
-          <w:rFonts w:cs="Helvetica Neue"/>
-          <w:color w:val="000000"/>
-          <w:kern w:val="0"/>
-          <w:lang w:val="nl-NL"/>
-        </w:rPr>
-      </w:pPr>
-      <w:r>
-        <w:rPr>
-          <w:rFonts w:cs="Helvetica Neue"/>
-          <w:color w:val="000000"/>
-          <w:kern w:val="0"/>
-          <w:lang w:val="nl-NL"/>
-        </w:rPr>
-        <w:t>Python met Opencv</w:t>
-      </w:r>
-    </w:p>
-    <w:p>
-      <w:pPr>
-        <w:tabs>
-          <w:tab w:val="right" w:pos="9020"/>
-        </w:tabs>
-        <w:autoSpaceDE w:val="0"/>
-        <w:autoSpaceDN w:val="0"/>
-        <w:adjustRightInd w:val="0"/>
-        <w:spacing w:after="0" w:line="240" w:lineRule="auto"/>
-        <w:rPr>
-          <w:rFonts w:cs="Helvetica Neue"/>
-          <w:color w:val="000000"/>
-          <w:kern w:val="0"/>
-          <w:lang w:val="nl-NL"/>
-        </w:rPr>
-      </w:pPr>
-    </w:p>
-    <w:p>
-      <w:pPr>
-        <w:tabs>
-          <w:tab w:val="right" w:pos="9020"/>
-        </w:tabs>
-        <w:autoSpaceDE w:val="0"/>
-        <w:autoSpaceDN w:val="0"/>
-        <w:adjustRightInd w:val="0"/>
-        <w:spacing w:after="0" w:line="240" w:lineRule="auto"/>
-        <w:rPr>
-          <w:rFonts w:cs="Helvetica Neue"/>
-          <w:b/>
-          <w:bCs/>
-          <w:color w:val="000000"/>
-          <w:kern w:val="0"/>
-          <w:sz w:val="28"/>
-          <w:szCs w:val="28"/>
-          <w:lang w:val="nl-NL"/>
-        </w:rPr>
-      </w:pPr>
-    </w:p>
-    <w:p>
-      <w:pPr>
-        <w:tabs>
-          <w:tab w:val="right" w:pos="9020"/>
-        </w:tabs>
-        <w:autoSpaceDE w:val="0"/>
-        <w:autoSpaceDN w:val="0"/>
-        <w:adjustRightInd w:val="0"/>
-        <w:spacing w:after="0" w:line="240" w:lineRule="auto"/>
-        <w:rPr>
-          <w:rFonts w:cs="Helvetica Neue"/>
-          <w:b/>
-          <w:bCs/>
-          <w:color w:val="000000"/>
-          <w:kern w:val="0"/>
-          <w:sz w:val="28"/>
-          <w:szCs w:val="28"/>
-          <w:lang w:val="nl-NL"/>
-        </w:rPr>
-      </w:pPr>
-      <w:r>
-        <w:rPr>
-          <w:rFonts w:cs="Helvetica Neue"/>
-          <w:b/>
-          <w:bCs/>
-          <w:color w:val="000000"/>
-          <w:kern w:val="0"/>
-          <w:sz w:val="28"/>
-          <w:szCs w:val="28"/>
-          <w:lang w:val="nl-NL"/>
-        </w:rPr>
-        <w:t xml:space="preserve">Test: </w:t>
-      </w:r>
-    </w:p>
-    <w:p>
-      <w:pPr>
-        <w:tabs>
-          <w:tab w:val="right" w:pos="9020"/>
-        </w:tabs>
-        <w:autoSpaceDE w:val="0"/>
-        <w:autoSpaceDN w:val="0"/>
-        <w:adjustRightInd w:val="0"/>
-        <w:spacing w:after="0" w:line="240" w:lineRule="auto"/>
-        <w:rPr>
-          <w:rFonts w:cs="Helvetica Neue"/>
-          <w:color w:val="000000"/>
-          <w:kern w:val="0"/>
-          <w:lang w:val="nl-NL"/>
-        </w:rPr>
-      </w:pPr>
-      <w:r>
-        <w:rPr>
-          <w:rFonts w:cs="Helvetica Neue"/>
-          <w:color w:val="000000"/>
-          <w:kern w:val="0"/>
-          <w:lang w:val="nl-NL"/>
-        </w:rPr>
-        <w:t>Zie Testrapport</w:t>
-      </w:r>
-      <w:r>
-        <w:rPr>
-          <w:rFonts w:cs="Helvetica Neue"/>
-          <w:color w:val="000000"/>
-          <w:kern w:val="0"/>
-          <w:lang w:val="nl-NL"/>
-        </w:rPr>
-        <w:t xml:space="preserve"> Test </w:t>
-      </w:r>
-      <w:r>
-        <w:rPr>
-          <w:rFonts w:cs="Helvetica Neue"/>
-          <w:color w:val="000000"/>
-          <w:kern w:val="0"/>
-          <w:lang w:val="nl-NL"/>
-        </w:rPr>
-        <w:t>2</w:t>
-      </w:r>
-      <w:r>
-        <w:rPr>
-          <w:rFonts w:cs="Helvetica Neue"/>
-          <w:color w:val="000000"/>
-          <w:kern w:val="0"/>
-          <w:lang w:val="nl-NL"/>
-        </w:rPr>
-        <w:t>: ‘Object Detectie’</w:t>
-      </w:r>
-    </w:p>
-    <w:p>
-      <w:pPr>
-        <w:tabs>
-          <w:tab w:val="right" w:pos="9020"/>
-        </w:tabs>
-        <w:autoSpaceDE w:val="0"/>
-        <w:autoSpaceDN w:val="0"/>
-        <w:adjustRightInd w:val="0"/>
-        <w:spacing w:after="0" w:line="240" w:lineRule="auto"/>
-        <w:rPr>
-          <w:rFonts w:cs="Helvetica Neue"/>
-          <w:color w:val="000000"/>
-          <w:kern w:val="0"/>
-          <w:lang w:val="nl-NL"/>
-        </w:rPr>
-      </w:pPr>
-    </w:p>
-    <w:p>
-      <w:pPr>
-        <w:tabs>
-          <w:tab w:val="right" w:pos="9020"/>
-        </w:tabs>
-        <w:autoSpaceDE w:val="0"/>
-        <w:autoSpaceDN w:val="0"/>
-        <w:adjustRightInd w:val="0"/>
-        <w:spacing w:after="0" w:line="240" w:lineRule="auto"/>
-        <w:rPr>
-          <w:rFonts w:cs="Helvetica Neue"/>
-          <w:b/>
-          <w:bCs/>
-          <w:color w:val="000000"/>
-          <w:kern w:val="0"/>
-          <w:sz w:val="28"/>
-          <w:szCs w:val="28"/>
-          <w:lang w:val="nl-NL"/>
-        </w:rPr>
-      </w:pPr>
-    </w:p>
-    <w:p>
-      <w:pPr>
-        <w:pStyle w:val="Style3"/>
-        <w:rPr>
-          <w:rFonts w:asciiTheme="minorHAnsi" w:hAnsiTheme="minorHAnsi"/>
-          <w:color w:val="215E99" w:themeColor="text2" w:themeTint="BF"/>
-        </w:rPr>
-      </w:pPr>
-      <w:bookmarkStart w:id="4" w:name="_Toc214218435"/>
-      <w:r>
-        <w:rPr>
-          <w:rFonts w:asciiTheme="minorHAnsi" w:hAnsiTheme="minorHAnsi"/>
-          <w:color w:val="215E99" w:themeColor="text2" w:themeTint="BF"/>
-        </w:rPr>
-        <w:t>RQ02: Gebruikersinterface (Functioneel (Prioriteit P1))</w:t>
-      </w:r>
-      <w:bookmarkEnd w:id="4"/>
-    </w:p>
-    <w:p>
-      <w:pPr>
-        <w:rPr>
-          <w:i/>
-          <w:iCs/>
-          <w:lang w:val="nl-NL"/>
-        </w:rPr>
-      </w:pPr>
-      <w:r>
-        <w:rPr>
-          <w:rFonts w:cs="Helvetica Neue"/>
-          <w:i/>
-          <w:iCs/>
-          <w:color w:val="000000"/>
-          <w:kern w:val="0"/>
-          <w:lang w:val="nl-NL"/>
-        </w:rPr>
-        <w:t>Er wordt een Graphical User Interface (GUI) aangemaakt die de real-time beeld, afstand en positie kan laten zien door middel van de data van de Raspberry Pi 5 op te nemen.</w:t>
-      </w:r>
-    </w:p>
-    <w:p>
-      <w:pPr>
-        <w:tabs>
-          <w:tab w:val="right" w:pos="9020"/>
-        </w:tabs>
-        <w:autoSpaceDE w:val="0"/>
-        <w:autoSpaceDN w:val="0"/>
-        <w:adjustRightInd w:val="0"/>
-        <w:spacing w:after="0" w:line="240" w:lineRule="auto"/>
-        <w:rPr>
-          <w:rFonts w:cs="Helvetica Neue"/>
-          <w:color w:val="000000"/>
-          <w:kern w:val="0"/>
-          <w:lang w:val="nl-NL"/>
-        </w:rPr>
-      </w:pPr>
-      <w:r>
-        <w:rPr>
-          <w:rFonts w:cs="Helvetica Neue"/>
-          <w:color w:val="000000"/>
-          <w:kern w:val="0"/>
-          <w:lang w:val="nl-NL"/>
-        </w:rPr>
-        <w:t xml:space="preserve">Deze requirement verwijst naar een eis van de opdrachtgever die is uitgewerkt in </w:t>
-      </w:r>
-      <w:r>
-        <w:rPr>
-          <w:rFonts w:cs="Helvetica Neue"/>
-          <w:b/>
-          <w:bCs/>
-          <w:color w:val="000000"/>
-          <w:kern w:val="0"/>
-          <w:u w:val="single"/>
-          <w:lang w:val="nl-NL"/>
-        </w:rPr>
-        <w:t>User Story Nr. 2</w:t>
-      </w:r>
-      <w:r>
-        <w:rPr>
-          <w:rFonts w:cs="Helvetica Neue"/>
-          <w:color w:val="000000"/>
-          <w:kern w:val="0"/>
-          <w:lang w:val="nl-NL"/>
-        </w:rPr>
-        <w:t xml:space="preserve"> in de </w:t>
-      </w:r>
-      <w:r>
-        <w:rPr>
-          <w:rFonts w:cs="Helvetica Neue"/>
-          <w:b/>
-          <w:bCs/>
-          <w:color w:val="000000"/>
-          <w:kern w:val="0"/>
-          <w:u w:val="single"/>
-          <w:lang w:val="nl-NL"/>
-        </w:rPr>
-        <w:t>Product Backlog</w:t>
-      </w:r>
-      <w:r>
-        <w:rPr>
-          <w:rFonts w:cs="Helvetica Neue"/>
-          <w:color w:val="000000"/>
-          <w:kern w:val="0"/>
-          <w:lang w:val="nl-NL"/>
-        </w:rPr>
-        <w:t>, in het geval van financiële beperkingen was er een vrije keuze en was het budget te bepalen met de opdrachtgever.</w:t>
-      </w:r>
-    </w:p>
-    <w:p>
-      <w:pPr>
-        <w:rPr>
-          <w:rFonts w:cs="Helvetica Neue"/>
-          <w:color w:val="000000"/>
-          <w:kern w:val="0"/>
-          <w:lang w:val="nl-NL"/>
-        </w:rPr>
-      </w:pPr>
-    </w:p>
-    <w:p>
-      <w:pPr>
-        <w:tabs>
-          <w:tab w:val="right" w:pos="9020"/>
-        </w:tabs>
-        <w:autoSpaceDE w:val="0"/>
-        <w:autoSpaceDN w:val="0"/>
-        <w:adjustRightInd w:val="0"/>
-        <w:spacing w:after="0" w:line="240" w:lineRule="auto"/>
-        <w:rPr>
-          <w:rFonts w:cs="Helvetica Neue"/>
-          <w:b/>
-          <w:bCs/>
-          <w:color w:val="000000"/>
-          <w:kern w:val="0"/>
-          <w:sz w:val="28"/>
-          <w:szCs w:val="28"/>
-          <w:lang w:val="nl-NL"/>
-        </w:rPr>
-      </w:pPr>
-      <w:r>
-        <w:rPr>
-          <w:rFonts w:cs="Helvetica Neue"/>
-          <w:b/>
-          <w:bCs/>
-          <w:color w:val="000000"/>
-          <w:kern w:val="0"/>
-          <w:sz w:val="28"/>
-          <w:szCs w:val="28"/>
-          <w:lang w:val="nl-NL"/>
-        </w:rPr>
-        <w:t>Betrokken componenten:</w:t>
-      </w:r>
-    </w:p>
-    <w:p>
-      <w:pPr>
-        <w:pStyle w:val="Lijstalinea"/>
-        <w:numPr>
-          <w:ilvl w:val="0"/>
-          <w:numId w:val="19"/>
-        </w:numPr>
-        <w:tabs>
-          <w:tab w:val="right" w:pos="9020"/>
-        </w:tabs>
-        <w:autoSpaceDE w:val="0"/>
-        <w:autoSpaceDN w:val="0"/>
-        <w:adjustRightInd w:val="0"/>
-        <w:spacing w:after="0" w:line="240" w:lineRule="auto"/>
-        <w:rPr>
-          <w:rFonts w:cs="Helvetica Neue"/>
-          <w:color w:val="000000"/>
-          <w:kern w:val="0"/>
-        </w:rPr>
-      </w:pPr>
-      <w:r>
-        <w:rPr>
-          <w:rFonts w:cs="Helvetica Neue"/>
-          <w:color w:val="000000"/>
-          <w:kern w:val="0"/>
-        </w:rPr>
         <w:t xml:space="preserve">GUI </w:t>
       </w:r>
       <w:r>
@@ -2920,12 +3231,48 @@
           <w:color w:val="000000"/>
           <w:kern w:val="0"/>
         </w:rPr>
-        <w:t>in Python (Tkinter, PyQt of OpenCV GUI)</w:t>
-      </w:r>
-    </w:p>
-    <w:p>
-      <w:pPr>
-        <w:pStyle w:val="Lijstalinea"/>
+        <w:t>in Python (</w:t>
+      </w:r>
+      <w:proofErr w:type="spellStart"/>
+      <w:r>
+        <w:rPr>
+          <w:rFonts w:cs="Helvetica Neue"/>
+          <w:color w:val="000000"/>
+          <w:kern w:val="0"/>
+        </w:rPr>
+        <w:t>Tkinter</w:t>
+      </w:r>
+      <w:proofErr w:type="spellEnd"/>
+      <w:r>
+        <w:rPr>
+          <w:rFonts w:cs="Helvetica Neue"/>
+          <w:color w:val="000000"/>
+          <w:kern w:val="0"/>
+        </w:rPr>
+        <w:t xml:space="preserve">, </w:t>
+      </w:r>
+      <w:proofErr w:type="spellStart"/>
+      <w:r>
+        <w:rPr>
+          <w:rFonts w:cs="Helvetica Neue"/>
+          <w:color w:val="000000"/>
+          <w:kern w:val="0"/>
+        </w:rPr>
+        <w:t>PyQt</w:t>
+      </w:r>
+      <w:proofErr w:type="spellEnd"/>
+      <w:r>
+        <w:rPr>
+          <w:rFonts w:cs="Helvetica Neue"/>
+          <w:color w:val="000000"/>
+          <w:kern w:val="0"/>
+        </w:rPr>
+        <w:t xml:space="preserve"> of OpenCV GUI)</w:t>
+      </w:r>
+    </w:p>
+    <w:p>
+      <w:pPr>
+        <w:pStyle w:val="ListParagraph"/>
         <w:numPr>
           <w:ilvl w:val="0"/>
           <w:numId w:val="19"/>
@@ -3163,7 +3510,27 @@
           <w:kern w:val="0"/>
           <w:lang w:val="nl-NL"/>
         </w:rPr>
-        <w:t xml:space="preserve">Deze requirement verwijst naar een eis van de opdrachtgever die is uitgewerkt in </w:t>
+        <w:t xml:space="preserve">Deze </w:t>
+      </w:r>
+      <w:proofErr w:type="spellStart"/>
+      <w:r>
+        <w:rPr>
+          <w:rFonts w:cs="Helvetica Neue"/>
+          <w:color w:val="000000"/>
+          <w:kern w:val="0"/>
+          <w:lang w:val="nl-NL"/>
+        </w:rPr>
+        <w:t>requirement</w:t>
+      </w:r>
+      <w:proofErr w:type="spellEnd"/>
+      <w:r>
+        <w:rPr>
+          <w:rFonts w:cs="Helvetica Neue"/>
+          <w:color w:val="000000"/>
+          <w:kern w:val="0"/>
+          <w:lang w:val="nl-NL"/>
+        </w:rPr>
+        <w:t xml:space="preserve"> verwijst naar een eis van de opdrachtgever die is uitgewerkt in </w:t>
       </w:r>
       <w:r>
         <w:rPr>
@@ -3196,8 +3563,22 @@
           <w:u w:val="single"/>
           <w:lang w:val="nl-NL"/>
         </w:rPr>
-        <w:t>Product Backlog</w:t>
-      </w:r>
+        <w:t xml:space="preserve">Product </w:t>
+      </w:r>
+      <w:proofErr w:type="spellStart"/>
+      <w:r>
+        <w:rPr>
+          <w:rFonts w:cs="Helvetica Neue"/>
+          <w:b/>
+          <w:bCs/>
+          <w:color w:val="000000"/>
+          <w:kern w:val="0"/>
+          <w:u w:val="single"/>
+          <w:lang w:val="nl-NL"/>
+        </w:rPr>
+        <w:t>Backlog</w:t>
+      </w:r>
+      <w:proofErr w:type="spellEnd"/>
       <w:r>
         <w:rPr>
           <w:rFonts w:cs="Helvetica Neue"/>
@@ -3251,7 +3632,7 @@
     </w:p>
     <w:p>
       <w:pPr>
-        <w:pStyle w:val="Lijstalinea"/>
+        <w:pStyle w:val="ListParagraph"/>
         <w:numPr>
           <w:ilvl w:val="0"/>
           <w:numId w:val="19"/>
@@ -3275,12 +3656,66 @@
           <w:color w:val="000000"/>
           <w:kern w:val="0"/>
         </w:rPr>
-        <w:t>Camera (Arducam of Waveshare stereocamera)</w:t>
-      </w:r>
-    </w:p>
-    <w:p>
-      <w:pPr>
-        <w:pStyle w:val="Lijstalinea"/>
+        <w:t>Camera (</w:t>
+      </w:r>
+      <w:proofErr w:type="spellStart"/>
+      <w:r>
+        <w:rPr>
+          <w:rFonts w:cs="Helvetica Neue"/>
+          <w:color w:val="000000"/>
+          <w:kern w:val="0"/>
+        </w:rPr>
+        <w:t>Arducam</w:t>
+      </w:r>
+      <w:proofErr w:type="spellEnd"/>
+      <w:r>
+        <w:rPr>
+          <w:rFonts w:cs="Helvetica Neue"/>
+          <w:color w:val="000000"/>
+          <w:kern w:val="0"/>
+        </w:rPr>
+        <w:t xml:space="preserve"> of </w:t>
+      </w:r>
+      <w:proofErr w:type="spellStart"/>
+      <w:r>
+        <w:rPr>
+          <w:rFonts w:cs="Helvetica Neue"/>
+          <w:color w:val="000000"/>
+          <w:kern w:val="0"/>
+        </w:rPr>
+        <w:t>Waveshare</w:t>
+      </w:r>
+      <w:proofErr w:type="spellEnd"/>
+      <w:r>
+        <w:rPr>
+          <w:rFonts w:cs="Helvetica Neue"/>
+          <w:color w:val="000000"/>
+          <w:kern w:val="0"/>
+        </w:rPr>
+        <w:t xml:space="preserve"> </w:t>
+      </w:r>
+      <w:proofErr w:type="spellStart"/>
+      <w:r>
+        <w:rPr>
+          <w:rFonts w:cs="Helvetica Neue"/>
+          <w:color w:val="000000"/>
+          <w:kern w:val="0"/>
+        </w:rPr>
+        <w:t>stereocamera</w:t>
+      </w:r>
+      <w:proofErr w:type="spellEnd"/>
+      <w:r>
+        <w:rPr>
+          <w:rFonts w:cs="Helvetica Neue"/>
+          <w:color w:val="000000"/>
+          <w:kern w:val="0"/>
+        </w:rPr>
+        <w:t>)</w:t>
+      </w:r>
+    </w:p>
+    <w:p>
+      <w:pPr>
+        <w:pStyle w:val="ListParagraph"/>
         <w:numPr>
           <w:ilvl w:val="0"/>
           <w:numId w:val="19"/>
@@ -3299,19 +3734,30 @@
           <w:lang w:val="nl-NL"/>
         </w:rPr>
       </w:pPr>
-      <w:r>
-        <w:rPr>
-          <w:rFonts w:cs="Helvetica Neue"/>
-          <w:color w:val="000000"/>
-          <w:kern w:val="0"/>
-          <w:lang w:val="nl-NL"/>
-        </w:rPr>
-        <w:t>Raspberry Pi 5</w:t>
-      </w:r>
-    </w:p>
-    <w:p>
-      <w:pPr>
-        <w:pStyle w:val="Lijstalinea"/>
+      <w:proofErr w:type="spellStart"/>
+      <w:r>
+        <w:rPr>
+          <w:rFonts w:cs="Helvetica Neue"/>
+          <w:color w:val="000000"/>
+          <w:kern w:val="0"/>
+          <w:lang w:val="nl-NL"/>
+        </w:rPr>
+        <w:t>Raspberry</w:t>
+      </w:r>
+      <w:proofErr w:type="spellEnd"/>
+      <w:r>
+        <w:rPr>
+          <w:rFonts w:cs="Helvetica Neue"/>
+          <w:color w:val="000000"/>
+          <w:kern w:val="0"/>
+          <w:lang w:val="nl-NL"/>
+        </w:rPr>
+        <w:t xml:space="preserve"> Pi 5</w:t>
+      </w:r>
+    </w:p>
+    <w:p>
+      <w:pPr>
+        <w:pStyle w:val="ListParagraph"/>
         <w:numPr>
           <w:ilvl w:val="0"/>
           <w:numId w:val="19"/>
@@ -3337,8 +3783,19 @@
           <w:kern w:val="0"/>
           <w:lang w:val="nl-NL"/>
         </w:rPr>
-        <w:t>Python met Opencv</w:t>
-      </w:r>
+        <w:t xml:space="preserve">Python met </w:t>
+      </w:r>
+      <w:proofErr w:type="spellStart"/>
+      <w:r>
+        <w:rPr>
+          <w:rFonts w:cs="Helvetica Neue"/>
+          <w:color w:val="000000"/>
+          <w:kern w:val="0"/>
+          <w:lang w:val="nl-NL"/>
+        </w:rPr>
+        <w:t>Opencv</w:t>
+      </w:r>
+      <w:proofErr w:type="spellEnd"/>
     </w:p>
     <w:p>
       <w:pPr>
@@ -3477,7 +3934,31 @@
           <w:kern w:val="0"/>
           <w:lang w:val="nl-NL"/>
         </w:rPr>
-        <w:t>In de GUI staat een 2D grafiek die bestaat uit lengte en breedte (x, y) die gebruik maakt van de feed van de 2 camera’s waarin de locatie van een bewegend object in realtime wordt weergegeven door het middelpunt te nemen van de detectiekader die over het object zit en dat als constante punt weer te geven in de grafiek waarvan de positie elke 0,5s wordt bijgewerkt.</w:t>
+        <w:t xml:space="preserve">In de GUI staat een 2D grafiek die bestaat uit lengte en breedte (x, y) die gebruik maakt van de feed van de 2 camera’s waarin de locatie van een bewegend object in </w:t>
+      </w:r>
+      <w:proofErr w:type="spellStart"/>
+      <w:r>
+        <w:rPr>
+          <w:rFonts w:cs="Helvetica Neue"/>
+          <w:i/>
+          <w:iCs/>
+          <w:color w:val="000000"/>
+          <w:kern w:val="0"/>
+          <w:lang w:val="nl-NL"/>
+        </w:rPr>
+        <w:t>realtime</w:t>
+      </w:r>
+      <w:proofErr w:type="spellEnd"/>
+      <w:r>
+        <w:rPr>
+          <w:rFonts w:cs="Helvetica Neue"/>
+          <w:i/>
+          <w:iCs/>
+          <w:color w:val="000000"/>
+          <w:kern w:val="0"/>
+          <w:lang w:val="nl-NL"/>
+        </w:rPr>
+        <w:t xml:space="preserve"> wordt weergegeven door het middelpunt te nemen van de detectiekader die over het object zit en dat als constante punt weer te geven in de grafiek waarvan de positie elke 0,5s wordt bijgewerkt.</w:t>
       </w:r>
     </w:p>
     <w:p>
@@ -3503,7 +3984,27 @@
           <w:kern w:val="0"/>
           <w:lang w:val="nl-NL"/>
         </w:rPr>
-        <w:t xml:space="preserve">Deze requirement verwijst naar een eis van de opdrachtgever die is uitgewerkt in </w:t>
+        <w:t xml:space="preserve">Deze </w:t>
+      </w:r>
+      <w:proofErr w:type="spellStart"/>
+      <w:r>
+        <w:rPr>
+          <w:rFonts w:cs="Helvetica Neue"/>
+          <w:color w:val="000000"/>
+          <w:kern w:val="0"/>
+          <w:lang w:val="nl-NL"/>
+        </w:rPr>
+        <w:t>requirement</w:t>
+      </w:r>
+      <w:proofErr w:type="spellEnd"/>
+      <w:r>
+        <w:rPr>
+          <w:rFonts w:cs="Helvetica Neue"/>
+          <w:color w:val="000000"/>
+          <w:kern w:val="0"/>
+          <w:lang w:val="nl-NL"/>
+        </w:rPr>
+        <w:t xml:space="preserve"> verwijst naar een eis van de opdrachtgever die is uitgewerkt in </w:t>
       </w:r>
       <w:r>
         <w:rPr>
@@ -3536,8 +4037,22 @@
           <w:u w:val="single"/>
           <w:lang w:val="nl-NL"/>
         </w:rPr>
-        <w:t>Product Backlog</w:t>
-      </w:r>
+        <w:t xml:space="preserve">Product </w:t>
+      </w:r>
+      <w:proofErr w:type="spellStart"/>
+      <w:r>
+        <w:rPr>
+          <w:rFonts w:cs="Helvetica Neue"/>
+          <w:b/>
+          <w:bCs/>
+          <w:color w:val="000000"/>
+          <w:kern w:val="0"/>
+          <w:u w:val="single"/>
+          <w:lang w:val="nl-NL"/>
+        </w:rPr>
+        <w:t>Backlog</w:t>
+      </w:r>
+      <w:proofErr w:type="spellEnd"/>
       <w:r>
         <w:rPr>
           <w:rFonts w:cs="Helvetica Neue"/>
@@ -3591,7 +4106,7 @@
     </w:p>
     <w:p>
       <w:pPr>
-        <w:pStyle w:val="Lijstalinea"/>
+        <w:pStyle w:val="ListParagraph"/>
         <w:numPr>
           <w:ilvl w:val="0"/>
           <w:numId w:val="19"/>
@@ -3615,12 +4130,66 @@
           <w:color w:val="000000"/>
           <w:kern w:val="0"/>
         </w:rPr>
-        <w:t>Camera (Arducam of Waveshare stereocamera)</w:t>
-      </w:r>
-    </w:p>
-    <w:p>
-      <w:pPr>
-        <w:pStyle w:val="Lijstalinea"/>
+        <w:t>Camera (</w:t>
+      </w:r>
+      <w:proofErr w:type="spellStart"/>
+      <w:r>
+        <w:rPr>
+          <w:rFonts w:cs="Helvetica Neue"/>
+          <w:color w:val="000000"/>
+          <w:kern w:val="0"/>
+        </w:rPr>
+        <w:t>Arducam</w:t>
+      </w:r>
+      <w:proofErr w:type="spellEnd"/>
+      <w:r>
+        <w:rPr>
+          <w:rFonts w:cs="Helvetica Neue"/>
+          <w:color w:val="000000"/>
+          <w:kern w:val="0"/>
+        </w:rPr>
+        <w:t xml:space="preserve"> of </w:t>
+      </w:r>
+      <w:proofErr w:type="spellStart"/>
+      <w:r>
+        <w:rPr>
+          <w:rFonts w:cs="Helvetica Neue"/>
+          <w:color w:val="000000"/>
+          <w:kern w:val="0"/>
+        </w:rPr>
+        <w:t>Waveshare</w:t>
+      </w:r>
+      <w:proofErr w:type="spellEnd"/>
+      <w:r>
+        <w:rPr>
+          <w:rFonts w:cs="Helvetica Neue"/>
+          <w:color w:val="000000"/>
+          <w:kern w:val="0"/>
+        </w:rPr>
+        <w:t xml:space="preserve"> </w:t>
+      </w:r>
+      <w:proofErr w:type="spellStart"/>
+      <w:r>
+        <w:rPr>
+          <w:rFonts w:cs="Helvetica Neue"/>
+          <w:color w:val="000000"/>
+          <w:kern w:val="0"/>
+        </w:rPr>
+        <w:t>stereocamera</w:t>
+      </w:r>
+      <w:proofErr w:type="spellEnd"/>
+      <w:r>
+        <w:rPr>
+          <w:rFonts w:cs="Helvetica Neue"/>
+          <w:color w:val="000000"/>
+          <w:kern w:val="0"/>
+        </w:rPr>
+        <w:t>)</w:t>
+      </w:r>
+    </w:p>
+    <w:p>
+      <w:pPr>
+        <w:pStyle w:val="ListParagraph"/>
         <w:numPr>
           <w:ilvl w:val="0"/>
           <w:numId w:val="19"/>
@@ -3651,7 +4220,7 @@
     </w:p>
     <w:p>
       <w:pPr>
-        <w:pStyle w:val="Lijstalinea"/>
+        <w:pStyle w:val="ListParagraph"/>
         <w:numPr>
           <w:ilvl w:val="0"/>
           <w:numId w:val="19"/>
@@ -3677,8 +4246,19 @@
           <w:kern w:val="0"/>
           <w:lang w:val="nl-NL"/>
         </w:rPr>
-        <w:t>Python met Opencv</w:t>
-      </w:r>
+        <w:t xml:space="preserve">Python met </w:t>
+      </w:r>
+      <w:proofErr w:type="spellStart"/>
+      <w:r>
+        <w:rPr>
+          <w:rFonts w:cs="Helvetica Neue"/>
+          <w:color w:val="000000"/>
+          <w:kern w:val="0"/>
+          <w:lang w:val="nl-NL"/>
+        </w:rPr>
+        <w:t>Opencv</w:t>
+      </w:r>
+      <w:proofErr w:type="spellEnd"/>
     </w:p>
     <w:p>
       <w:pPr>
@@ -3843,7 +4423,27 @@
           <w:kern w:val="0"/>
           <w:lang w:val="nl-NL"/>
         </w:rPr>
-        <w:t xml:space="preserve">Deze requirement verwijst naar een eis van de opdrachtgever die is uitgewerkt in </w:t>
+        <w:t xml:space="preserve">Deze </w:t>
+      </w:r>
+      <w:proofErr w:type="spellStart"/>
+      <w:r>
+        <w:rPr>
+          <w:rFonts w:cs="Helvetica Neue"/>
+          <w:color w:val="000000"/>
+          <w:kern w:val="0"/>
+          <w:lang w:val="nl-NL"/>
+        </w:rPr>
+        <w:t>requirement</w:t>
+      </w:r>
+      <w:proofErr w:type="spellEnd"/>
+      <w:r>
+        <w:rPr>
+          <w:rFonts w:cs="Helvetica Neue"/>
+          <w:color w:val="000000"/>
+          <w:kern w:val="0"/>
+          <w:lang w:val="nl-NL"/>
+        </w:rPr>
+        <w:t xml:space="preserve"> verwijst naar een eis van de opdrachtgever die is uitgewerkt in </w:t>
       </w:r>
       <w:r>
         <w:rPr>
@@ -3876,8 +4476,22 @@
           <w:u w:val="single"/>
           <w:lang w:val="nl-NL"/>
         </w:rPr>
-        <w:t>Product Backlog</w:t>
-      </w:r>
+        <w:t xml:space="preserve">Product </w:t>
+      </w:r>
+      <w:proofErr w:type="spellStart"/>
+      <w:r>
+        <w:rPr>
+          <w:rFonts w:cs="Helvetica Neue"/>
+          <w:b/>
+          <w:bCs/>
+          <w:color w:val="000000"/>
+          <w:kern w:val="0"/>
+          <w:u w:val="single"/>
+          <w:lang w:val="nl-NL"/>
+        </w:rPr>
+        <w:t>Backlog</w:t>
+      </w:r>
+      <w:proofErr w:type="spellEnd"/>
       <w:r>
         <w:rPr>
           <w:rFonts w:cs="Helvetica Neue"/>
@@ -3931,7 +4545,7 @@
     </w:p>
     <w:p>
       <w:pPr>
-        <w:pStyle w:val="Lijstalinea"/>
+        <w:pStyle w:val="ListParagraph"/>
         <w:numPr>
           <w:ilvl w:val="0"/>
           <w:numId w:val="19"/>
@@ -3955,12 +4569,66 @@
           <w:color w:val="000000"/>
           <w:kern w:val="0"/>
         </w:rPr>
-        <w:t>Camera (Arducam of Waveshare stereocamera)</w:t>
-      </w:r>
-    </w:p>
-    <w:p>
-      <w:pPr>
-        <w:pStyle w:val="Lijstalinea"/>
+        <w:t>Camera (</w:t>
+      </w:r>
+      <w:proofErr w:type="spellStart"/>
+      <w:r>
+        <w:rPr>
+          <w:rFonts w:cs="Helvetica Neue"/>
+          <w:color w:val="000000"/>
+          <w:kern w:val="0"/>
+        </w:rPr>
+        <w:t>Arducam</w:t>
+      </w:r>
+      <w:proofErr w:type="spellEnd"/>
+      <w:r>
+        <w:rPr>
+          <w:rFonts w:cs="Helvetica Neue"/>
+          <w:color w:val="000000"/>
+          <w:kern w:val="0"/>
+        </w:rPr>
+        <w:t xml:space="preserve"> of </w:t>
+      </w:r>
+      <w:proofErr w:type="spellStart"/>
+      <w:r>
+        <w:rPr>
+          <w:rFonts w:cs="Helvetica Neue"/>
+          <w:color w:val="000000"/>
+          <w:kern w:val="0"/>
+        </w:rPr>
+        <w:t>Waveshare</w:t>
+      </w:r>
+      <w:proofErr w:type="spellEnd"/>
+      <w:r>
+        <w:rPr>
+          <w:rFonts w:cs="Helvetica Neue"/>
+          <w:color w:val="000000"/>
+          <w:kern w:val="0"/>
+        </w:rPr>
+        <w:t xml:space="preserve"> </w:t>
+      </w:r>
+      <w:proofErr w:type="spellStart"/>
+      <w:r>
+        <w:rPr>
+          <w:rFonts w:cs="Helvetica Neue"/>
+          <w:color w:val="000000"/>
+          <w:kern w:val="0"/>
+        </w:rPr>
+        <w:t>stereocamera</w:t>
+      </w:r>
+      <w:proofErr w:type="spellEnd"/>
+      <w:r>
+        <w:rPr>
+          <w:rFonts w:cs="Helvetica Neue"/>
+          <w:color w:val="000000"/>
+          <w:kern w:val="0"/>
+        </w:rPr>
+        <w:t>)</w:t>
+      </w:r>
+    </w:p>
+    <w:p>
+      <w:pPr>
+        <w:pStyle w:val="ListParagraph"/>
         <w:numPr>
           <w:ilvl w:val="0"/>
           <w:numId w:val="19"/>
@@ -3979,19 +4647,30 @@
           <w:lang w:val="nl-NL"/>
         </w:rPr>
       </w:pPr>
-      <w:r>
-        <w:rPr>
-          <w:rFonts w:cs="Helvetica Neue"/>
-          <w:color w:val="000000"/>
-          <w:kern w:val="0"/>
-          <w:lang w:val="nl-NL"/>
-        </w:rPr>
-        <w:t>Raspberry Pi 5</w:t>
-      </w:r>
-    </w:p>
-    <w:p>
-      <w:pPr>
-        <w:pStyle w:val="Lijstalinea"/>
+      <w:proofErr w:type="spellStart"/>
+      <w:r>
+        <w:rPr>
+          <w:rFonts w:cs="Helvetica Neue"/>
+          <w:color w:val="000000"/>
+          <w:kern w:val="0"/>
+          <w:lang w:val="nl-NL"/>
+        </w:rPr>
+        <w:t>Raspberry</w:t>
+      </w:r>
+      <w:proofErr w:type="spellEnd"/>
+      <w:r>
+        <w:rPr>
+          <w:rFonts w:cs="Helvetica Neue"/>
+          <w:color w:val="000000"/>
+          <w:kern w:val="0"/>
+          <w:lang w:val="nl-NL"/>
+        </w:rPr>
+        <w:t xml:space="preserve"> Pi 5</w:t>
+      </w:r>
+    </w:p>
+    <w:p>
+      <w:pPr>
+        <w:pStyle w:val="ListParagraph"/>
         <w:numPr>
           <w:ilvl w:val="0"/>
           <w:numId w:val="19"/>
@@ -4189,7 +4868,27 @@
           <w:kern w:val="0"/>
           <w:lang w:val="nl-NL"/>
         </w:rPr>
-        <w:t xml:space="preserve">Deze requirement verwijst naar een eis van de opdrachtgever die is uitgewerkt in </w:t>
+        <w:t xml:space="preserve">Deze </w:t>
+      </w:r>
+      <w:proofErr w:type="spellStart"/>
+      <w:r>
+        <w:rPr>
+          <w:rFonts w:cs="Helvetica Neue"/>
+          <w:color w:val="000000"/>
+          <w:kern w:val="0"/>
+          <w:lang w:val="nl-NL"/>
+        </w:rPr>
+        <w:t>requirement</w:t>
+      </w:r>
+      <w:proofErr w:type="spellEnd"/>
+      <w:r>
+        <w:rPr>
+          <w:rFonts w:cs="Helvetica Neue"/>
+          <w:color w:val="000000"/>
+          <w:kern w:val="0"/>
+          <w:lang w:val="nl-NL"/>
+        </w:rPr>
+        <w:t xml:space="preserve"> verwijst naar een eis van de opdrachtgever die is uitgewerkt in </w:t>
       </w:r>
       <w:r>
         <w:rPr>
@@ -4222,8 +4921,22 @@
           <w:u w:val="single"/>
           <w:lang w:val="nl-NL"/>
         </w:rPr>
-        <w:t>Product Backlog</w:t>
-      </w:r>
+        <w:t xml:space="preserve">Product </w:t>
+      </w:r>
+      <w:proofErr w:type="spellStart"/>
+      <w:r>
+        <w:rPr>
+          <w:rFonts w:cs="Helvetica Neue"/>
+          <w:b/>
+          <w:bCs/>
+          <w:color w:val="000000"/>
+          <w:kern w:val="0"/>
+          <w:u w:val="single"/>
+          <w:lang w:val="nl-NL"/>
+        </w:rPr>
+        <w:t>Backlog</w:t>
+      </w:r>
+      <w:proofErr w:type="spellEnd"/>
       <w:r>
         <w:rPr>
           <w:rFonts w:cs="Helvetica Neue"/>
@@ -4277,7 +4990,7 @@
     </w:p>
     <w:p>
       <w:pPr>
-        <w:pStyle w:val="Lijstalinea"/>
+        <w:pStyle w:val="ListParagraph"/>
         <w:numPr>
           <w:ilvl w:val="0"/>
           <w:numId w:val="19"/>
@@ -4308,7 +5021,7 @@
     </w:p>
     <w:p>
       <w:pPr>
-        <w:pStyle w:val="Lijstalinea"/>
+        <w:pStyle w:val="ListParagraph"/>
         <w:numPr>
           <w:ilvl w:val="0"/>
           <w:numId w:val="19"/>
@@ -4326,7 +5039,7 @@
     </w:p>
     <w:p>
       <w:pPr>
-        <w:pStyle w:val="Lijstalinea"/>
+        <w:pStyle w:val="ListParagraph"/>
         <w:numPr>
           <w:ilvl w:val="0"/>
           <w:numId w:val="19"/>
@@ -4383,7 +5096,7 @@
     </w:p>
     <w:p>
       <w:pPr>
-        <w:pStyle w:val="Kop2"/>
+        <w:pStyle w:val="Heading2"/>
         <w:rPr>
           <w:b/>
           <w:bCs/>
@@ -4462,7 +5175,27 @@
           <w:kern w:val="0"/>
           <w:lang w:val="nl-NL"/>
         </w:rPr>
-        <w:t xml:space="preserve">Deze requirement verwijst naar een </w:t>
+        <w:t xml:space="preserve">Deze </w:t>
+      </w:r>
+      <w:proofErr w:type="spellStart"/>
+      <w:r>
+        <w:rPr>
+          <w:rFonts w:cs="Helvetica Neue"/>
+          <w:color w:val="000000"/>
+          <w:kern w:val="0"/>
+          <w:lang w:val="nl-NL"/>
+        </w:rPr>
+        <w:t>requirement</w:t>
+      </w:r>
+      <w:proofErr w:type="spellEnd"/>
+      <w:r>
+        <w:rPr>
+          <w:rFonts w:cs="Helvetica Neue"/>
+          <w:color w:val="000000"/>
+          <w:kern w:val="0"/>
+          <w:lang w:val="nl-NL"/>
+        </w:rPr>
+        <w:t xml:space="preserve"> verwijst naar een </w:t>
       </w:r>
       <w:r>
         <w:rPr>
@@ -4531,8 +5264,22 @@
           <w:u w:val="single"/>
           <w:lang w:val="nl-NL"/>
         </w:rPr>
-        <w:t>Product Backlog</w:t>
-      </w:r>
+        <w:t xml:space="preserve">Product </w:t>
+      </w:r>
+      <w:proofErr w:type="spellStart"/>
+      <w:r>
+        <w:rPr>
+          <w:rFonts w:cs="Helvetica Neue"/>
+          <w:b/>
+          <w:bCs/>
+          <w:color w:val="000000"/>
+          <w:kern w:val="0"/>
+          <w:u w:val="single"/>
+          <w:lang w:val="nl-NL"/>
+        </w:rPr>
+        <w:t>Backlog</w:t>
+      </w:r>
+      <w:proofErr w:type="spellEnd"/>
       <w:r>
         <w:rPr>
           <w:rFonts w:cs="Helvetica Neue"/>
@@ -4634,7 +5381,55 @@
           <w:kern w:val="0"/>
           <w:lang w:val="nl-NL"/>
         </w:rPr>
-        <w:t>In de GUI staat een 3D grafiek die bestaat uit lengte, breedte en diepte (x, y, z) die gebruik maakt van de feed van de 2 camera’s waarin de locatie van een bewegend object in realtime wordt weergegeven door het middelpunt te nemen van de detectiekader die over het object zit en dat als constante punt weer te geven in de grafiek waarvan de positie elke 0,5s wordt bijgewerkt en met een afwijking van ≤ 10cm voor het bepalen van de diepte.</w:t>
+        <w:t xml:space="preserve">In de GUI staat een 3D grafiek die bestaat uit lengte, breedte en diepte (x, y, </w:t>
+      </w:r>
+      <w:proofErr w:type="spellStart"/>
+      <w:r>
+        <w:rPr>
+          <w:rFonts w:cs="Helvetica Neue"/>
+          <w:i/>
+          <w:iCs/>
+          <w:color w:val="000000"/>
+          <w:kern w:val="0"/>
+          <w:lang w:val="nl-NL"/>
+        </w:rPr>
+        <w:t>z</w:t>
+      </w:r>
+      <w:proofErr w:type="spellEnd"/>
+      <w:r>
+        <w:rPr>
+          <w:rFonts w:cs="Helvetica Neue"/>
+          <w:i/>
+          <w:iCs/>
+          <w:color w:val="000000"/>
+          <w:kern w:val="0"/>
+          <w:lang w:val="nl-NL"/>
+        </w:rPr>
+        <w:t xml:space="preserve">) die gebruik maakt van de feed van de 2 camera’s waarin de locatie van een bewegend object in </w:t>
+      </w:r>
+      <w:proofErr w:type="spellStart"/>
+      <w:r>
+        <w:rPr>
+          <w:rFonts w:cs="Helvetica Neue"/>
+          <w:i/>
+          <w:iCs/>
+          <w:color w:val="000000"/>
+          <w:kern w:val="0"/>
+          <w:lang w:val="nl-NL"/>
+        </w:rPr>
+        <w:t>realtime</w:t>
+      </w:r>
+      <w:proofErr w:type="spellEnd"/>
+      <w:r>
+        <w:rPr>
+          <w:rFonts w:cs="Helvetica Neue"/>
+          <w:i/>
+          <w:iCs/>
+          <w:color w:val="000000"/>
+          <w:kern w:val="0"/>
+          <w:lang w:val="nl-NL"/>
+        </w:rPr>
+        <w:t xml:space="preserve"> wordt weergegeven door het middelpunt te nemen van de detectiekader die over het object zit en dat als constante punt weer te geven in de grafiek waarvan de positie elke 0,5s wordt bijgewerkt en met een afwijking van ≤ 10cm voor het bepalen van de diepte.</w:t>
       </w:r>
     </w:p>
     <w:p>
@@ -4672,7 +5467,27 @@
           <w:kern w:val="0"/>
           <w:lang w:val="nl-NL"/>
         </w:rPr>
-        <w:t xml:space="preserve">Deze requirement verwijst naar een </w:t>
+        <w:t xml:space="preserve">Deze </w:t>
+      </w:r>
+      <w:proofErr w:type="spellStart"/>
+      <w:r>
+        <w:rPr>
+          <w:rFonts w:cs="Helvetica Neue"/>
+          <w:color w:val="000000"/>
+          <w:kern w:val="0"/>
+          <w:lang w:val="nl-NL"/>
+        </w:rPr>
+        <w:t>requirement</w:t>
+      </w:r>
+      <w:proofErr w:type="spellEnd"/>
+      <w:r>
+        <w:rPr>
+          <w:rFonts w:cs="Helvetica Neue"/>
+          <w:color w:val="000000"/>
+          <w:kern w:val="0"/>
+          <w:lang w:val="nl-NL"/>
+        </w:rPr>
+        <w:t xml:space="preserve"> verwijst naar een </w:t>
       </w:r>
       <w:r>
         <w:rPr>
@@ -4735,8 +5550,22 @@
           <w:u w:val="single"/>
           <w:lang w:val="nl-NL"/>
         </w:rPr>
-        <w:t>Product Backlog</w:t>
-      </w:r>
+        <w:t xml:space="preserve">Product </w:t>
+      </w:r>
+      <w:proofErr w:type="spellStart"/>
+      <w:r>
+        <w:rPr>
+          <w:rFonts w:cs="Helvetica Neue"/>
+          <w:b/>
+          <w:bCs/>
+          <w:color w:val="000000"/>
+          <w:kern w:val="0"/>
+          <w:u w:val="single"/>
+          <w:lang w:val="nl-NL"/>
+        </w:rPr>
+        <w:t>Backlog</w:t>
+      </w:r>
+      <w:proofErr w:type="spellEnd"/>
       <w:r>
         <w:rPr>
           <w:rFonts w:cs="Helvetica Neue"/>
@@ -4790,7 +5619,7 @@
     </w:p>
     <w:p>
       <w:pPr>
-        <w:pStyle w:val="Lijstalinea"/>
+        <w:pStyle w:val="ListParagraph"/>
         <w:numPr>
           <w:ilvl w:val="0"/>
           <w:numId w:val="19"/>
@@ -4814,12 +5643,66 @@
           <w:color w:val="000000"/>
           <w:kern w:val="0"/>
         </w:rPr>
-        <w:t>Camera (Arducam of Waveshare stereocamera)</w:t>
-      </w:r>
-    </w:p>
-    <w:p>
-      <w:pPr>
-        <w:pStyle w:val="Lijstalinea"/>
+        <w:t>Camera (</w:t>
+      </w:r>
+      <w:proofErr w:type="spellStart"/>
+      <w:r>
+        <w:rPr>
+          <w:rFonts w:cs="Helvetica Neue"/>
+          <w:color w:val="000000"/>
+          <w:kern w:val="0"/>
+        </w:rPr>
+        <w:t>Arducam</w:t>
+      </w:r>
+      <w:proofErr w:type="spellEnd"/>
+      <w:r>
+        <w:rPr>
+          <w:rFonts w:cs="Helvetica Neue"/>
+          <w:color w:val="000000"/>
+          <w:kern w:val="0"/>
+        </w:rPr>
+        <w:t xml:space="preserve"> of </w:t>
+      </w:r>
+      <w:proofErr w:type="spellStart"/>
+      <w:r>
+        <w:rPr>
+          <w:rFonts w:cs="Helvetica Neue"/>
+          <w:color w:val="000000"/>
+          <w:kern w:val="0"/>
+        </w:rPr>
+        <w:t>Waveshare</w:t>
+      </w:r>
+      <w:proofErr w:type="spellEnd"/>
+      <w:r>
+        <w:rPr>
+          <w:rFonts w:cs="Helvetica Neue"/>
+          <w:color w:val="000000"/>
+          <w:kern w:val="0"/>
+        </w:rPr>
+        <w:t xml:space="preserve"> </w:t>
+      </w:r>
+      <w:proofErr w:type="spellStart"/>
+      <w:r>
+        <w:rPr>
+          <w:rFonts w:cs="Helvetica Neue"/>
+          <w:color w:val="000000"/>
+          <w:kern w:val="0"/>
+        </w:rPr>
+        <w:t>stereocamera</w:t>
+      </w:r>
+      <w:proofErr w:type="spellEnd"/>
+      <w:r>
+        <w:rPr>
+          <w:rFonts w:cs="Helvetica Neue"/>
+          <w:color w:val="000000"/>
+          <w:kern w:val="0"/>
+        </w:rPr>
+        <w:t>)</w:t>
+      </w:r>
+    </w:p>
+    <w:p>
+      <w:pPr>
+        <w:pStyle w:val="ListParagraph"/>
         <w:numPr>
           <w:ilvl w:val="0"/>
           <w:numId w:val="19"/>
@@ -4838,19 +5721,30 @@
           <w:lang w:val="nl-NL"/>
         </w:rPr>
       </w:pPr>
-      <w:r>
-        <w:rPr>
-          <w:rFonts w:cs="Helvetica Neue"/>
-          <w:color w:val="000000"/>
-          <w:kern w:val="0"/>
-          <w:lang w:val="nl-NL"/>
-        </w:rPr>
-        <w:t>Raspberry Pi 5</w:t>
-      </w:r>
-    </w:p>
-    <w:p>
-      <w:pPr>
-        <w:pStyle w:val="Lijstalinea"/>
+      <w:proofErr w:type="spellStart"/>
+      <w:r>
+        <w:rPr>
+          <w:rFonts w:cs="Helvetica Neue"/>
+          <w:color w:val="000000"/>
+          <w:kern w:val="0"/>
+          <w:lang w:val="nl-NL"/>
+        </w:rPr>
+        <w:t>Raspberry</w:t>
+      </w:r>
+      <w:proofErr w:type="spellEnd"/>
+      <w:r>
+        <w:rPr>
+          <w:rFonts w:cs="Helvetica Neue"/>
+          <w:color w:val="000000"/>
+          <w:kern w:val="0"/>
+          <w:lang w:val="nl-NL"/>
+        </w:rPr>
+        <w:t xml:space="preserve"> Pi 5</w:t>
+      </w:r>
+    </w:p>
+    <w:p>
+      <w:pPr>
+        <w:pStyle w:val="ListParagraph"/>
         <w:numPr>
           <w:ilvl w:val="0"/>
           <w:numId w:val="19"/>
@@ -5077,7 +5971,27 @@
           <w:kern w:val="0"/>
           <w:lang w:val="nl-NL"/>
         </w:rPr>
-        <w:t xml:space="preserve">Deze requirement verwijst naar </w:t>
+        <w:t xml:space="preserve">Deze </w:t>
+      </w:r>
+      <w:proofErr w:type="spellStart"/>
+      <w:r>
+        <w:rPr>
+          <w:rFonts w:cs="Helvetica Neue"/>
+          <w:color w:val="000000"/>
+          <w:kern w:val="0"/>
+          <w:lang w:val="nl-NL"/>
+        </w:rPr>
+        <w:t>requirement</w:t>
+      </w:r>
+      <w:proofErr w:type="spellEnd"/>
+      <w:r>
+        <w:rPr>
+          <w:rFonts w:cs="Helvetica Neue"/>
+          <w:color w:val="000000"/>
+          <w:kern w:val="0"/>
+          <w:lang w:val="nl-NL"/>
+        </w:rPr>
+        <w:t xml:space="preserve"> verwijst naar </w:t>
       </w:r>
       <w:r>
         <w:rPr>
@@ -5140,8 +6054,22 @@
           <w:u w:val="single"/>
           <w:lang w:val="nl-NL"/>
         </w:rPr>
-        <w:t>Product Backlog</w:t>
-      </w:r>
+        <w:t xml:space="preserve">Product </w:t>
+      </w:r>
+      <w:proofErr w:type="spellStart"/>
+      <w:r>
+        <w:rPr>
+          <w:rFonts w:cs="Helvetica Neue"/>
+          <w:b/>
+          <w:bCs/>
+          <w:color w:val="000000"/>
+          <w:kern w:val="0"/>
+          <w:u w:val="single"/>
+          <w:lang w:val="nl-NL"/>
+        </w:rPr>
+        <w:t>Backlog</w:t>
+      </w:r>
+      <w:proofErr w:type="spellEnd"/>
       <w:r>
         <w:rPr>
           <w:rFonts w:cs="Helvetica Neue"/>
@@ -5205,7 +6133,7 @@
     </w:p>
     <w:p>
       <w:pPr>
-        <w:pStyle w:val="Lijstalinea"/>
+        <w:pStyle w:val="ListParagraph"/>
         <w:numPr>
           <w:ilvl w:val="0"/>
           <w:numId w:val="19"/>
@@ -5223,6 +6151,7 @@
           <w:kern w:val="0"/>
         </w:rPr>
       </w:pPr>
+      <w:proofErr w:type="spellStart"/>
       <w:r>
         <w:rPr>
           <w:rFonts w:cs="Helvetica Neue"/>
@@ -5231,10 +6160,11 @@
         </w:rPr>
         <w:t>Nachtzichtcamera</w:t>
       </w:r>
-    </w:p>
-    <w:p>
-      <w:pPr>
-        <w:pStyle w:val="Lijstalinea"/>
+      <w:proofErr w:type="spellEnd"/>
+    </w:p>
+    <w:p>
+      <w:pPr>
+        <w:pStyle w:val="ListParagraph"/>
         <w:numPr>
           <w:ilvl w:val="0"/>
           <w:numId w:val="19"/>
@@ -5253,19 +6183,30 @@
           <w:lang w:val="nl-NL"/>
         </w:rPr>
       </w:pPr>
-      <w:r>
-        <w:rPr>
-          <w:rFonts w:cs="Helvetica Neue"/>
-          <w:color w:val="000000"/>
-          <w:kern w:val="0"/>
-          <w:lang w:val="nl-NL"/>
-        </w:rPr>
-        <w:t>Raspberry Pi 5</w:t>
-      </w:r>
-    </w:p>
-    <w:p>
-      <w:pPr>
-        <w:pStyle w:val="Lijstalinea"/>
+      <w:proofErr w:type="spellStart"/>
+      <w:r>
+        <w:rPr>
+          <w:rFonts w:cs="Helvetica Neue"/>
+          <w:color w:val="000000"/>
+          <w:kern w:val="0"/>
+          <w:lang w:val="nl-NL"/>
+        </w:rPr>
+        <w:t>Raspberry</w:t>
+      </w:r>
+      <w:proofErr w:type="spellEnd"/>
+      <w:r>
+        <w:rPr>
+          <w:rFonts w:cs="Helvetica Neue"/>
+          <w:color w:val="000000"/>
+          <w:kern w:val="0"/>
+          <w:lang w:val="nl-NL"/>
+        </w:rPr>
+        <w:t xml:space="preserve"> Pi 5</w:t>
+      </w:r>
+    </w:p>
+    <w:p>
+      <w:pPr>
+        <w:pStyle w:val="ListParagraph"/>
         <w:numPr>
           <w:ilvl w:val="0"/>
           <w:numId w:val="19"/>
@@ -5291,8 +6232,19 @@
           <w:kern w:val="0"/>
           <w:lang w:val="nl-NL"/>
         </w:rPr>
-        <w:t>Python met Opencv</w:t>
-      </w:r>
+        <w:t xml:space="preserve">Python met </w:t>
+      </w:r>
+      <w:proofErr w:type="spellStart"/>
+      <w:r>
+        <w:rPr>
+          <w:rFonts w:cs="Helvetica Neue"/>
+          <w:color w:val="000000"/>
+          <w:kern w:val="0"/>
+          <w:lang w:val="nl-NL"/>
+        </w:rPr>
+        <w:t>Opencv</w:t>
+      </w:r>
+      <w:proofErr w:type="spellEnd"/>
     </w:p>
     <w:p>
       <w:pPr>
@@ -5364,7 +6316,7 @@
     </w:p>
     <w:p>
       <w:pPr>
-        <w:pStyle w:val="Lijstalinea"/>
+        <w:pStyle w:val="ListParagraph"/>
         <w:numPr>
           <w:ilvl w:val="0"/>
           <w:numId w:val="19"/>
@@ -5419,7 +6371,27 @@
           <w:kern w:val="0"/>
           <w:lang w:val="nl-NL"/>
         </w:rPr>
-        <w:t xml:space="preserve">Sinds deze requirement een prioriteit heeft van </w:t>
+        <w:t xml:space="preserve">Sinds deze </w:t>
+      </w:r>
+      <w:proofErr w:type="spellStart"/>
+      <w:r>
+        <w:rPr>
+          <w:rFonts w:cs="Helvetica Neue"/>
+          <w:color w:val="000000"/>
+          <w:kern w:val="0"/>
+          <w:lang w:val="nl-NL"/>
+        </w:rPr>
+        <w:t>requirement</w:t>
+      </w:r>
+      <w:proofErr w:type="spellEnd"/>
+      <w:r>
+        <w:rPr>
+          <w:rFonts w:cs="Helvetica Neue"/>
+          <w:color w:val="000000"/>
+          <w:kern w:val="0"/>
+          <w:lang w:val="nl-NL"/>
+        </w:rPr>
+        <w:t xml:space="preserve"> een prioriteit heeft van </w:t>
       </w:r>
       <w:r>
         <w:rPr>
@@ -5439,7 +6411,47 @@
           <w:kern w:val="0"/>
           <w:lang w:val="nl-NL"/>
         </w:rPr>
-        <w:t xml:space="preserve"> is er tot nu toe geen toegevoegde eisen gesteld van deze requirement en is er dus ook geen onderzoek afgesteld voor de keuze van geschikte camera, dit zal veranderen als de requirement behandelt zou worden. Deze eisen en keuzes van camera worden dan toegevoegd aan het </w:t>
+        <w:t xml:space="preserve"> is er tot nu toe geen toegevoegde eisen gesteld van deze </w:t>
+      </w:r>
+      <w:proofErr w:type="spellStart"/>
+      <w:r>
+        <w:rPr>
+          <w:rFonts w:cs="Helvetica Neue"/>
+          <w:color w:val="000000"/>
+          <w:kern w:val="0"/>
+          <w:lang w:val="nl-NL"/>
+        </w:rPr>
+        <w:t>requirement</w:t>
+      </w:r>
+      <w:proofErr w:type="spellEnd"/>
+      <w:r>
+        <w:rPr>
+          <w:rFonts w:cs="Helvetica Neue"/>
+          <w:color w:val="000000"/>
+          <w:kern w:val="0"/>
+          <w:lang w:val="nl-NL"/>
+        </w:rPr>
+        <w:t xml:space="preserve"> en is er dus ook geen onderzoek afgesteld voor de keuze van geschikte camera, dit zal veranderen als de </w:t>
+      </w:r>
+      <w:proofErr w:type="spellStart"/>
+      <w:r>
+        <w:rPr>
+          <w:rFonts w:cs="Helvetica Neue"/>
+          <w:color w:val="000000"/>
+          <w:kern w:val="0"/>
+          <w:lang w:val="nl-NL"/>
+        </w:rPr>
+        <w:t>requirement</w:t>
+      </w:r>
+      <w:proofErr w:type="spellEnd"/>
+      <w:r>
+        <w:rPr>
+          <w:rFonts w:cs="Helvetica Neue"/>
+          <w:color w:val="000000"/>
+          <w:kern w:val="0"/>
+          <w:lang w:val="nl-NL"/>
+        </w:rPr>
+        <w:t xml:space="preserve"> behandelt zou worden. Deze eisen en keuzes van camera worden dan toegevoegd aan het </w:t>
       </w:r>
       <w:r>
         <w:rPr>
@@ -5511,6 +6523,7 @@
           <w:lang w:val="nl-NL"/>
         </w:rPr>
       </w:pPr>
+      <w:proofErr w:type="spellStart"/>
       <w:r>
         <w:rPr>
           <w:rFonts w:cs="Helvetica Neue"/>
@@ -5522,7 +6535,21 @@
           <w:szCs w:val="28"/>
           <w:lang w:val="nl-NL"/>
         </w:rPr>
-        <w:t xml:space="preserve">Testing: </w:t>
+        <w:t>Testing</w:t>
+      </w:r>
+      <w:proofErr w:type="spellEnd"/>
+      <w:r>
+        <w:rPr>
+          <w:rFonts w:cs="Helvetica Neue"/>
+          <w:b/>
+          <w:bCs/>
+          <w:color w:val="000000"/>
+          <w:kern w:val="0"/>
+          <w:sz w:val="28"/>
+          <w:szCs w:val="28"/>
+          <w:lang w:val="nl-NL"/>
+        </w:rPr>
+        <w:t xml:space="preserve">: </w:t>
       </w:r>
     </w:p>
     <w:p>
@@ -5570,7 +6597,7 @@
     </w:p>
     <w:p>
       <w:pPr>
-        <w:pStyle w:val="Lijstalinea"/>
+        <w:pStyle w:val="ListParagraph"/>
         <w:numPr>
           <w:ilvl w:val="0"/>
           <w:numId w:val="21"/>
@@ -5760,7 +6787,27 @@
           <w:kern w:val="0"/>
           <w:lang w:val="nl-NL"/>
         </w:rPr>
-        <w:t xml:space="preserve">Deze requirement verwijst naar een </w:t>
+        <w:t xml:space="preserve">Deze </w:t>
+      </w:r>
+      <w:proofErr w:type="spellStart"/>
+      <w:r>
+        <w:rPr>
+          <w:rFonts w:cs="Helvetica Neue"/>
+          <w:color w:val="000000"/>
+          <w:kern w:val="0"/>
+          <w:lang w:val="nl-NL"/>
+        </w:rPr>
+        <w:t>requirement</w:t>
+      </w:r>
+      <w:proofErr w:type="spellEnd"/>
+      <w:r>
+        <w:rPr>
+          <w:rFonts w:cs="Helvetica Neue"/>
+          <w:color w:val="000000"/>
+          <w:kern w:val="0"/>
+          <w:lang w:val="nl-NL"/>
+        </w:rPr>
+        <w:t xml:space="preserve"> verwijst naar een </w:t>
       </w:r>
       <w:r>
         <w:rPr>
@@ -5780,6 +6827,7 @@
         </w:rPr>
         <w:t xml:space="preserve">van de opdrachtgever die is uitgewerkt in </w:t>
       </w:r>
+      <w:proofErr w:type="spellStart"/>
       <w:r>
         <w:rPr>
           <w:rFonts w:cs="Helvetica Neue"/>
@@ -5790,8 +6838,9 @@
           <w:u w:val="single"/>
           <w:lang w:val="nl-NL"/>
         </w:rPr>
-        <w:t xml:space="preserve">UserStory Nr. </w:t>
-      </w:r>
+        <w:t>UserStory</w:t>
+      </w:r>
+      <w:proofErr w:type="spellEnd"/>
       <w:r>
         <w:rPr>
           <w:rFonts w:cs="Helvetica Neue"/>
@@ -5802,16 +6851,7 @@
           <w:u w:val="single"/>
           <w:lang w:val="nl-NL"/>
         </w:rPr>
-        <w:t>10</w:t>
-      </w:r>
-      <w:r>
-        <w:rPr>
-          <w:rFonts w:cs="Helvetica Neue"/>
-          <w:color w:val="000000"/>
-          <w:kern w:val="0"/>
-          <w:lang w:val="nl-NL"/>
-        </w:rPr>
-        <w:t xml:space="preserve"> in de </w:t>
+        <w:t xml:space="preserve"> Nr. </w:t>
       </w:r>
       <w:r>
         <w:rPr>
@@ -5823,8 +6863,43 @@
           <w:u w:val="single"/>
           <w:lang w:val="nl-NL"/>
         </w:rPr>
-        <w:t>Product Backlog</w:t>
-      </w:r>
+        <w:t>10</w:t>
+      </w:r>
+      <w:r>
+        <w:rPr>
+          <w:rFonts w:cs="Helvetica Neue"/>
+          <w:color w:val="000000"/>
+          <w:kern w:val="0"/>
+          <w:lang w:val="nl-NL"/>
+        </w:rPr>
+        <w:t xml:space="preserve"> in de </w:t>
+      </w:r>
+      <w:r>
+        <w:rPr>
+          <w:rFonts w:cs="Helvetica Neue"/>
+          <w:b/>
+          <w:bCs/>
+          <w:color w:val="000000"/>
+          <w:kern w:val="0"/>
+          <w:u w:val="single"/>
+          <w:lang w:val="nl-NL"/>
+        </w:rPr>
+        <w:t xml:space="preserve">Product </w:t>
+      </w:r>
+      <w:proofErr w:type="spellStart"/>
+      <w:r>
+        <w:rPr>
+          <w:rFonts w:cs="Helvetica Neue"/>
+          <w:b/>
+          <w:bCs/>
+          <w:color w:val="000000"/>
+          <w:kern w:val="0"/>
+          <w:u w:val="single"/>
+          <w:lang w:val="nl-NL"/>
+        </w:rPr>
+        <w:t>Backlog</w:t>
+      </w:r>
+      <w:proofErr w:type="spellEnd"/>
       <w:r>
         <w:rPr>
           <w:rFonts w:cs="Helvetica Neue"/>
@@ -5888,7 +6963,7 @@
     </w:p>
     <w:p>
       <w:pPr>
-        <w:pStyle w:val="Lijstalinea"/>
+        <w:pStyle w:val="ListParagraph"/>
         <w:numPr>
           <w:ilvl w:val="0"/>
           <w:numId w:val="19"/>
@@ -5906,6 +6981,7 @@
           <w:kern w:val="0"/>
         </w:rPr>
       </w:pPr>
+      <w:proofErr w:type="spellStart"/>
       <w:r>
         <w:rPr>
           <w:rFonts w:cs="Helvetica Neue"/>
@@ -5914,10 +6990,11 @@
         </w:rPr>
         <w:t>Microfoon</w:t>
       </w:r>
-    </w:p>
-    <w:p>
-      <w:pPr>
-        <w:pStyle w:val="Lijstalinea"/>
+      <w:proofErr w:type="spellEnd"/>
+    </w:p>
+    <w:p>
+      <w:pPr>
+        <w:pStyle w:val="ListParagraph"/>
         <w:numPr>
           <w:ilvl w:val="0"/>
           <w:numId w:val="19"/>
@@ -5936,19 +7013,30 @@
           <w:lang w:val="nl-NL"/>
         </w:rPr>
       </w:pPr>
-      <w:r>
-        <w:rPr>
-          <w:rFonts w:cs="Helvetica Neue"/>
-          <w:color w:val="000000"/>
-          <w:kern w:val="0"/>
-          <w:lang w:val="nl-NL"/>
-        </w:rPr>
-        <w:t>Rasberry Pi 5</w:t>
-      </w:r>
-    </w:p>
-    <w:p>
-      <w:pPr>
-        <w:pStyle w:val="Lijstalinea"/>
+      <w:proofErr w:type="spellStart"/>
+      <w:r>
+        <w:rPr>
+          <w:rFonts w:cs="Helvetica Neue"/>
+          <w:color w:val="000000"/>
+          <w:kern w:val="0"/>
+          <w:lang w:val="nl-NL"/>
+        </w:rPr>
+        <w:t>Rasberry</w:t>
+      </w:r>
+      <w:proofErr w:type="spellEnd"/>
+      <w:r>
+        <w:rPr>
+          <w:rFonts w:cs="Helvetica Neue"/>
+          <w:color w:val="000000"/>
+          <w:kern w:val="0"/>
+          <w:lang w:val="nl-NL"/>
+        </w:rPr>
+        <w:t xml:space="preserve"> Pi 5</w:t>
+      </w:r>
+    </w:p>
+    <w:p>
+      <w:pPr>
+        <w:pStyle w:val="ListParagraph"/>
         <w:numPr>
           <w:ilvl w:val="0"/>
           <w:numId w:val="19"/>
@@ -5974,8 +7062,19 @@
           <w:kern w:val="0"/>
           <w:lang w:val="nl-NL"/>
         </w:rPr>
-        <w:t>Python met Opencv</w:t>
-      </w:r>
+        <w:t xml:space="preserve">Python met </w:t>
+      </w:r>
+      <w:proofErr w:type="spellStart"/>
+      <w:r>
+        <w:rPr>
+          <w:rFonts w:cs="Helvetica Neue"/>
+          <w:color w:val="000000"/>
+          <w:kern w:val="0"/>
+          <w:lang w:val="nl-NL"/>
+        </w:rPr>
+        <w:t>Opencv</w:t>
+      </w:r>
+      <w:proofErr w:type="spellEnd"/>
     </w:p>
     <w:p>
       <w:pPr>
@@ -6047,7 +7146,7 @@
     </w:p>
     <w:p>
       <w:pPr>
-        <w:pStyle w:val="Lijstalinea"/>
+        <w:pStyle w:val="ListParagraph"/>
         <w:numPr>
           <w:ilvl w:val="0"/>
           <w:numId w:val="19"/>
@@ -6102,7 +7201,27 @@
           <w:kern w:val="0"/>
           <w:lang w:val="nl-NL"/>
         </w:rPr>
-        <w:t xml:space="preserve">Sinds deze requirement een prioriteit heeft van </w:t>
+        <w:t xml:space="preserve">Sinds deze </w:t>
+      </w:r>
+      <w:proofErr w:type="spellStart"/>
+      <w:r>
+        <w:rPr>
+          <w:rFonts w:cs="Helvetica Neue"/>
+          <w:color w:val="000000"/>
+          <w:kern w:val="0"/>
+          <w:lang w:val="nl-NL"/>
+        </w:rPr>
+        <w:t>requirement</w:t>
+      </w:r>
+      <w:proofErr w:type="spellEnd"/>
+      <w:r>
+        <w:rPr>
+          <w:rFonts w:cs="Helvetica Neue"/>
+          <w:color w:val="000000"/>
+          <w:kern w:val="0"/>
+          <w:lang w:val="nl-NL"/>
+        </w:rPr>
+        <w:t xml:space="preserve"> een prioriteit heeft van </w:t>
       </w:r>
       <w:r>
         <w:rPr>
@@ -6122,7 +7241,67 @@
           <w:kern w:val="0"/>
           <w:lang w:val="nl-NL"/>
         </w:rPr>
-        <w:t xml:space="preserve"> is er tot nu toe geen toegevoegde eisen gesteld van deze requirement en is er dus ook geen onderzoek afgesteld voor de keuze van geschikte microfoon, dit zal veranderen als de requirement behandelt zou worden. Deze eisen en keuzes van micrfoon worden dan behandelt in het dan aangemaakte verslag: </w:t>
+        <w:t xml:space="preserve"> is er tot nu toe geen toegevoegde eisen gesteld van deze </w:t>
+      </w:r>
+      <w:proofErr w:type="spellStart"/>
+      <w:r>
+        <w:rPr>
+          <w:rFonts w:cs="Helvetica Neue"/>
+          <w:color w:val="000000"/>
+          <w:kern w:val="0"/>
+          <w:lang w:val="nl-NL"/>
+        </w:rPr>
+        <w:t>requirement</w:t>
+      </w:r>
+      <w:proofErr w:type="spellEnd"/>
+      <w:r>
+        <w:rPr>
+          <w:rFonts w:cs="Helvetica Neue"/>
+          <w:color w:val="000000"/>
+          <w:kern w:val="0"/>
+          <w:lang w:val="nl-NL"/>
+        </w:rPr>
+        <w:t xml:space="preserve"> en is er dus ook geen onderzoek afgesteld voor de keuze van geschikte microfoon, dit zal veranderen als de </w:t>
+      </w:r>
+      <w:proofErr w:type="spellStart"/>
+      <w:r>
+        <w:rPr>
+          <w:rFonts w:cs="Helvetica Neue"/>
+          <w:color w:val="000000"/>
+          <w:kern w:val="0"/>
+          <w:lang w:val="nl-NL"/>
+        </w:rPr>
+        <w:t>requirement</w:t>
+      </w:r>
+      <w:proofErr w:type="spellEnd"/>
+      <w:r>
+        <w:rPr>
+          <w:rFonts w:cs="Helvetica Neue"/>
+          <w:color w:val="000000"/>
+          <w:kern w:val="0"/>
+          <w:lang w:val="nl-NL"/>
+        </w:rPr>
+        <w:t xml:space="preserve"> behandelt zou worden. Deze eisen en keuzes van </w:t>
+      </w:r>
+      <w:proofErr w:type="spellStart"/>
+      <w:r>
+        <w:rPr>
+          <w:rFonts w:cs="Helvetica Neue"/>
+          <w:color w:val="000000"/>
+          <w:kern w:val="0"/>
+          <w:lang w:val="nl-NL"/>
+        </w:rPr>
+        <w:t>micrfoon</w:t>
+      </w:r>
+      <w:proofErr w:type="spellEnd"/>
+      <w:r>
+        <w:rPr>
+          <w:rFonts w:cs="Helvetica Neue"/>
+          <w:color w:val="000000"/>
+          <w:kern w:val="0"/>
+          <w:lang w:val="nl-NL"/>
+        </w:rPr>
+        <w:t xml:space="preserve"> worden dan behandelt in het dan aangemaakte verslag: </w:t>
       </w:r>
       <w:r>
         <w:rPr>
@@ -6168,7 +7347,7 @@
     </w:p>
     <w:p>
       <w:pPr>
-        <w:pStyle w:val="Lijstalinea"/>
+        <w:pStyle w:val="ListParagraph"/>
         <w:numPr>
           <w:ilvl w:val="0"/>
           <w:numId w:val="21"/>
@@ -6186,7 +7365,7 @@
     </w:p>
     <w:tbl>
       <w:tblPr>
-        <w:tblStyle w:val="Tabelraster"/>
+        <w:tblStyle w:val="TableGrid"/>
         <w:tblpPr w:leftFromText="141" w:rightFromText="141" w:vertAnchor="text" w:horzAnchor="margin" w:tblpY="585"/>
         <w:tblW w:w="0" w:type="auto"/>
         <w:tblLook w:val="04A0" w:firstRow="1" w:lastRow="0" w:firstColumn="1" w:lastColumn="0" w:noHBand="0" w:noVBand="1"/>
@@ -9747,16 +10926,16 @@
     <w:lsdException w:name="Unresolved Mention" w:semiHidden="1" w:unhideWhenUsed="1"/>
     <w:lsdException w:name="Smart Link" w:semiHidden="1" w:unhideWhenUsed="1"/>
   </w:latentStyles>
-  <w:style w:type="paragraph" w:default="1" w:styleId="Standaard">
+  <w:style w:type="paragraph" w:default="1" w:styleId="Normal">
     <w:name w:val="Normal"/>
     <w:qFormat/>
     <w:rsid w:val="003B3700"/>
   </w:style>
-  <w:style w:type="paragraph" w:styleId="Kop1">
+  <w:style w:type="paragraph" w:styleId="Heading1">
     <w:name w:val="heading 1"/>
-    <w:basedOn w:val="Standaard"/>
-    <w:next w:val="Standaard"/>
-    <w:link w:val="Kop1Char"/>
+    <w:basedOn w:val="Normal"/>
+    <w:next w:val="Normal"/>
+    <w:link w:val="Heading1Char"/>
     <w:uiPriority w:val="9"/>
     <w:qFormat/>
     <w:rsid w:val="00F52705"/>
@@ -9773,11 +10952,11 @@
       <w:szCs w:val="40"/>
     </w:rPr>
   </w:style>
-  <w:style w:type="paragraph" w:styleId="Kop2">
+  <w:style w:type="paragraph" w:styleId="Heading2">
     <w:name w:val="heading 2"/>
-    <w:basedOn w:val="Standaard"/>
-    <w:next w:val="Standaard"/>
-    <w:link w:val="Kop2Char"/>
+    <w:basedOn w:val="Normal"/>
+    <w:next w:val="Normal"/>
+    <w:link w:val="Heading2Char"/>
     <w:uiPriority w:val="9"/>
     <w:unhideWhenUsed/>
     <w:qFormat/>
@@ -9795,11 +10974,11 @@
       <w:szCs w:val="32"/>
     </w:rPr>
   </w:style>
-  <w:style w:type="paragraph" w:styleId="Kop3">
+  <w:style w:type="paragraph" w:styleId="Heading3">
     <w:name w:val="heading 3"/>
-    <w:basedOn w:val="Standaard"/>
-    <w:next w:val="Standaard"/>
-    <w:link w:val="Kop3Char"/>
+    <w:basedOn w:val="Normal"/>
+    <w:next w:val="Normal"/>
+    <w:link w:val="Heading3Char"/>
     <w:uiPriority w:val="9"/>
     <w:semiHidden/>
     <w:unhideWhenUsed/>
@@ -9818,11 +10997,11 @@
       <w:szCs w:val="28"/>
     </w:rPr>
   </w:style>
-  <w:style w:type="paragraph" w:styleId="Kop4">
+  <w:style w:type="paragraph" w:styleId="Heading4">
     <w:name w:val="heading 4"/>
-    <w:basedOn w:val="Standaard"/>
-    <w:next w:val="Standaard"/>
-    <w:link w:val="Kop4Char"/>
+    <w:basedOn w:val="Normal"/>
+    <w:next w:val="Normal"/>
+    <w:link w:val="Heading4Char"/>
     <w:uiPriority w:val="9"/>
     <w:semiHidden/>
     <w:unhideWhenUsed/>
@@ -9841,11 +11020,11 @@
       <w:color w:val="0F4761" w:themeColor="accent1" w:themeShade="BF"/>
     </w:rPr>
   </w:style>
-  <w:style w:type="paragraph" w:styleId="Kop5">
+  <w:style w:type="paragraph" w:styleId="Heading5">
     <w:name w:val="heading 5"/>
-    <w:basedOn w:val="Standaard"/>
-    <w:next w:val="Standaard"/>
-    <w:link w:val="Kop5Char"/>
+    <w:basedOn w:val="Normal"/>
+    <w:next w:val="Normal"/>
+    <w:link w:val="Heading5Char"/>
     <w:uiPriority w:val="9"/>
     <w:semiHidden/>
     <w:unhideWhenUsed/>
@@ -9862,11 +11041,11 @@
       <w:color w:val="0F4761" w:themeColor="accent1" w:themeShade="BF"/>
     </w:rPr>
   </w:style>
-  <w:style w:type="paragraph" w:styleId="Kop6">
+  <w:style w:type="paragraph" w:styleId="Heading6">
     <w:name w:val="heading 6"/>
-    <w:basedOn w:val="Standaard"/>
-    <w:next w:val="Standaard"/>
-    <w:link w:val="Kop6Char"/>
+    <w:basedOn w:val="Normal"/>
+    <w:next w:val="Normal"/>
+    <w:link w:val="Heading6Char"/>
     <w:uiPriority w:val="9"/>
     <w:semiHidden/>
     <w:unhideWhenUsed/>
@@ -9885,11 +11064,11 @@
       <w:color w:val="595959" w:themeColor="text1" w:themeTint="A6"/>
     </w:rPr>
   </w:style>
-  <w:style w:type="paragraph" w:styleId="Kop7">
+  <w:style w:type="paragraph" w:styleId="Heading7">
     <w:name w:val="heading 7"/>
-    <w:basedOn w:val="Standaard"/>
-    <w:next w:val="Standaard"/>
-    <w:link w:val="Kop7Char"/>
+    <w:basedOn w:val="Normal"/>
+    <w:next w:val="Normal"/>
+    <w:link w:val="Heading7Char"/>
     <w:uiPriority w:val="9"/>
     <w:semiHidden/>
     <w:unhideWhenUsed/>
@@ -9906,11 +11085,11 @@
       <w:color w:val="595959" w:themeColor="text1" w:themeTint="A6"/>
     </w:rPr>
   </w:style>
-  <w:style w:type="paragraph" w:styleId="Kop8">
+  <w:style w:type="paragraph" w:styleId="Heading8">
     <w:name w:val="heading 8"/>
-    <w:basedOn w:val="Standaard"/>
-    <w:next w:val="Standaard"/>
-    <w:link w:val="Kop8Char"/>
+    <w:basedOn w:val="Normal"/>
+    <w:next w:val="Normal"/>
+    <w:link w:val="Heading8Char"/>
     <w:uiPriority w:val="9"/>
     <w:semiHidden/>
     <w:unhideWhenUsed/>
@@ -9929,11 +11108,11 @@
       <w:color w:val="272727" w:themeColor="text1" w:themeTint="D8"/>
     </w:rPr>
   </w:style>
-  <w:style w:type="paragraph" w:styleId="Kop9">
+  <w:style w:type="paragraph" w:styleId="Heading9">
     <w:name w:val="heading 9"/>
-    <w:basedOn w:val="Standaard"/>
-    <w:next w:val="Standaard"/>
-    <w:link w:val="Kop9Char"/>
+    <w:basedOn w:val="Normal"/>
+    <w:next w:val="Normal"/>
+    <w:link w:val="Heading9Char"/>
     <w:uiPriority w:val="9"/>
     <w:semiHidden/>
     <w:unhideWhenUsed/>
@@ -9950,13 +11129,13 @@
       <w:color w:val="272727" w:themeColor="text1" w:themeTint="D8"/>
     </w:rPr>
   </w:style>
-  <w:style w:type="character" w:default="1" w:styleId="Standaardalinea-lettertype">
+  <w:style w:type="character" w:default="1" w:styleId="DefaultParagraphFont">
     <w:name w:val="Default Paragraph Font"/>
     <w:uiPriority w:val="1"/>
     <w:semiHidden/>
     <w:unhideWhenUsed/>
   </w:style>
-  <w:style w:type="table" w:default="1" w:styleId="Standaardtabel">
+  <w:style w:type="table" w:default="1" w:styleId="TableNormal">
     <w:name w:val="Normal Table"/>
     <w:uiPriority w:val="99"/>
     <w:semiHidden/>
@@ -9971,16 +11150,16 @@
       </w:tblCellMar>
     </w:tblPr>
   </w:style>
-  <w:style w:type="numbering" w:default="1" w:styleId="Geenlijst">
+  <w:style w:type="numbering" w:default="1" w:styleId="NoList">
     <w:name w:val="No List"/>
     <w:uiPriority w:val="99"/>
     <w:semiHidden/>
     <w:unhideWhenUsed/>
   </w:style>
-  <w:style w:type="character" w:customStyle="1" w:styleId="Kop1Char">
-    <w:name w:val="Kop 1 Char"/>
-    <w:basedOn w:val="Standaardalinea-lettertype"/>
-    <w:link w:val="Kop1"/>
+  <w:style w:type="character" w:customStyle="1" w:styleId="Heading1Char">
+    <w:name w:val="Heading 1 Char"/>
+    <w:basedOn w:val="DefaultParagraphFont"/>
+    <w:link w:val="Heading1"/>
     <w:uiPriority w:val="9"/>
     <w:rsid w:val="00F52705"/>
     <w:rPr>
@@ -9990,10 +11169,10 @@
       <w:szCs w:val="40"/>
     </w:rPr>
   </w:style>
-  <w:style w:type="character" w:customStyle="1" w:styleId="Kop2Char">
-    <w:name w:val="Kop 2 Char"/>
-    <w:basedOn w:val="Standaardalinea-lettertype"/>
-    <w:link w:val="Kop2"/>
+  <w:style w:type="character" w:customStyle="1" w:styleId="Heading2Char">
+    <w:name w:val="Heading 2 Char"/>
+    <w:basedOn w:val="DefaultParagraphFont"/>
+    <w:link w:val="Heading2"/>
     <w:uiPriority w:val="9"/>
     <w:rsid w:val="00F52705"/>
     <w:rPr>
@@ -10003,10 +11182,10 @@
       <w:szCs w:val="32"/>
     </w:rPr>
   </w:style>
-  <w:style w:type="character" w:customStyle="1" w:styleId="Kop3Char">
-    <w:name w:val="Kop 3 Char"/>
-    <w:basedOn w:val="Standaardalinea-lettertype"/>
-    <w:link w:val="Kop3"/>
+  <w:style w:type="character" w:customStyle="1" w:styleId="Heading3Char">
+    <w:name w:val="Heading 3 Char"/>
+    <w:basedOn w:val="DefaultParagraphFont"/>
+    <w:link w:val="Heading3"/>
     <w:uiPriority w:val="9"/>
     <w:semiHidden/>
     <w:rsid w:val="00F52705"/>
@@ -10017,10 +11196,10 @@
       <w:szCs w:val="28"/>
     </w:rPr>
   </w:style>
-  <w:style w:type="character" w:customStyle="1" w:styleId="Kop4Char">
-    <w:name w:val="Kop 4 Char"/>
-    <w:basedOn w:val="Standaardalinea-lettertype"/>
-    <w:link w:val="Kop4"/>
+  <w:style w:type="character" w:customStyle="1" w:styleId="Heading4Char">
+    <w:name w:val="Heading 4 Char"/>
+    <w:basedOn w:val="DefaultParagraphFont"/>
+    <w:link w:val="Heading4"/>
     <w:uiPriority w:val="9"/>
     <w:semiHidden/>
     <w:rsid w:val="00F52705"/>
@@ -10031,10 +11210,10 @@
       <w:color w:val="0F4761" w:themeColor="accent1" w:themeShade="BF"/>
     </w:rPr>
   </w:style>
-  <w:style w:type="character" w:customStyle="1" w:styleId="Kop5Char">
-    <w:name w:val="Kop 5 Char"/>
-    <w:basedOn w:val="Standaardalinea-lettertype"/>
-    <w:link w:val="Kop5"/>
+  <w:style w:type="character" w:customStyle="1" w:styleId="Heading5Char">
+    <w:name w:val="Heading 5 Char"/>
+    <w:basedOn w:val="DefaultParagraphFont"/>
+    <w:link w:val="Heading5"/>
     <w:uiPriority w:val="9"/>
     <w:semiHidden/>
     <w:rsid w:val="00F52705"/>
@@ -10043,10 +11222,10 @@
       <w:color w:val="0F4761" w:themeColor="accent1" w:themeShade="BF"/>
     </w:rPr>
   </w:style>
-  <w:style w:type="character" w:customStyle="1" w:styleId="Kop6Char">
-    <w:name w:val="Kop 6 Char"/>
-    <w:basedOn w:val="Standaardalinea-lettertype"/>
-    <w:link w:val="Kop6"/>
+  <w:style w:type="character" w:customStyle="1" w:styleId="Heading6Char">
+    <w:name w:val="Heading 6 Char"/>
+    <w:basedOn w:val="DefaultParagraphFont"/>
+    <w:link w:val="Heading6"/>
     <w:uiPriority w:val="9"/>
     <w:semiHidden/>
     <w:rsid w:val="00F52705"/>
@@ -10057,10 +11236,10 @@
       <w:color w:val="595959" w:themeColor="text1" w:themeTint="A6"/>
     </w:rPr>
   </w:style>
-  <w:style w:type="character" w:customStyle="1" w:styleId="Kop7Char">
-    <w:name w:val="Kop 7 Char"/>
-    <w:basedOn w:val="Standaardalinea-lettertype"/>
-    <w:link w:val="Kop7"/>
+  <w:style w:type="character" w:customStyle="1" w:styleId="Heading7Char">
+    <w:name w:val="Heading 7 Char"/>
+    <w:basedOn w:val="DefaultParagraphFont"/>
+    <w:link w:val="Heading7"/>
     <w:uiPriority w:val="9"/>
     <w:semiHidden/>
     <w:rsid w:val="00F52705"/>
@@ -10069,10 +11248,10 @@
       <w:color w:val="595959" w:themeColor="text1" w:themeTint="A6"/>
     </w:rPr>
   </w:style>
-  <w:style w:type="character" w:customStyle="1" w:styleId="Kop8Char">
-    <w:name w:val="Kop 8 Char"/>
-    <w:basedOn w:val="Standaardalinea-lettertype"/>
-    <w:link w:val="Kop8"/>
+  <w:style w:type="character" w:customStyle="1" w:styleId="Heading8Char">
+    <w:name w:val="Heading 8 Char"/>
+    <w:basedOn w:val="DefaultParagraphFont"/>
+    <w:link w:val="Heading8"/>
     <w:uiPriority w:val="9"/>
     <w:semiHidden/>
     <w:rsid w:val="00F52705"/>
@@ -10083,10 +11262,10 @@
       <w:color w:val="272727" w:themeColor="text1" w:themeTint="D8"/>
     </w:rPr>
   </w:style>
-  <w:style w:type="character" w:customStyle="1" w:styleId="Kop9Char">
-    <w:name w:val="Kop 9 Char"/>
-    <w:basedOn w:val="Standaardalinea-lettertype"/>
-    <w:link w:val="Kop9"/>
+  <w:style w:type="character" w:customStyle="1" w:styleId="Heading9Char">
+    <w:name w:val="Heading 9 Char"/>
+    <w:basedOn w:val="DefaultParagraphFont"/>
+    <w:link w:val="Heading9"/>
     <w:uiPriority w:val="9"/>
     <w:semiHidden/>
     <w:rsid w:val="00F52705"/>
@@ -10095,11 +11274,11 @@
       <w:color w:val="272727" w:themeColor="text1" w:themeTint="D8"/>
     </w:rPr>
   </w:style>
-  <w:style w:type="paragraph" w:styleId="Titel">
+  <w:style w:type="paragraph" w:styleId="Title">
     <w:name w:val="Title"/>
-    <w:basedOn w:val="Standaard"/>
-    <w:next w:val="Standaard"/>
-    <w:link w:val="TitelChar"/>
+    <w:basedOn w:val="Normal"/>
+    <w:next w:val="Normal"/>
+    <w:link w:val="TitleChar"/>
     <w:uiPriority w:val="10"/>
     <w:qFormat/>
     <w:rsid w:val="00F52705"/>
@@ -10115,10 +11294,10 @@
       <w:szCs w:val="56"/>
     </w:rPr>
   </w:style>
-  <w:style w:type="character" w:customStyle="1" w:styleId="TitelChar">
-    <w:name w:val="Titel Char"/>
-    <w:basedOn w:val="Standaardalinea-lettertype"/>
-    <w:link w:val="Titel"/>
+  <w:style w:type="character" w:customStyle="1" w:styleId="TitleChar">
+    <w:name w:val="Title Char"/>
+    <w:basedOn w:val="DefaultParagraphFont"/>
+    <w:link w:val="Title"/>
     <w:uiPriority w:val="10"/>
     <w:rsid w:val="00F52705"/>
     <w:rPr>
@@ -10129,11 +11308,11 @@
       <w:szCs w:val="56"/>
     </w:rPr>
   </w:style>
-  <w:style w:type="paragraph" w:styleId="Ondertitel">
+  <w:style w:type="paragraph" w:styleId="Subtitle">
     <w:name w:val="Subtitle"/>
-    <w:basedOn w:val="Standaard"/>
-    <w:next w:val="Standaard"/>
-    <w:link w:val="OndertitelChar"/>
+    <w:basedOn w:val="Normal"/>
+    <w:next w:val="Normal"/>
+    <w:link w:val="SubtitleChar"/>
     <w:uiPriority w:val="11"/>
     <w:qFormat/>
     <w:rsid w:val="00F52705"/>
@@ -10150,10 +11329,10 @@
       <w:szCs w:val="28"/>
     </w:rPr>
   </w:style>
-  <w:style w:type="character" w:customStyle="1" w:styleId="OndertitelChar">
-    <w:name w:val="Ondertitel Char"/>
-    <w:basedOn w:val="Standaardalinea-lettertype"/>
-    <w:link w:val="Ondertitel"/>
+  <w:style w:type="character" w:customStyle="1" w:styleId="SubtitleChar">
+    <w:name w:val="Subtitle Char"/>
+    <w:basedOn w:val="DefaultParagraphFont"/>
+    <w:link w:val="Subtitle"/>
     <w:uiPriority w:val="11"/>
     <w:rsid w:val="00F52705"/>
     <w:rPr>
@@ -10164,11 +11343,11 @@
       <w:szCs w:val="28"/>
     </w:rPr>
   </w:style>
-  <w:style w:type="paragraph" w:styleId="Citaat">
+  <w:style w:type="paragraph" w:styleId="Quote">
     <w:name w:val="Quote"/>
-    <w:basedOn w:val="Standaard"/>
-    <w:next w:val="Standaard"/>
-    <w:link w:val="CitaatChar"/>
+    <w:basedOn w:val="Normal"/>
+    <w:next w:val="Normal"/>
+    <w:link w:val="QuoteChar"/>
     <w:uiPriority w:val="29"/>
     <w:qFormat/>
     <w:rsid w:val="00F52705"/>
@@ -10182,10 +11361,10 @@
       <w:color w:val="404040" w:themeColor="text1" w:themeTint="BF"/>
     </w:rPr>
   </w:style>
-  <w:style w:type="character" w:customStyle="1" w:styleId="CitaatChar">
-    <w:name w:val="Citaat Char"/>
-    <w:basedOn w:val="Standaardalinea-lettertype"/>
-    <w:link w:val="Citaat"/>
+  <w:style w:type="character" w:customStyle="1" w:styleId="QuoteChar">
+    <w:name w:val="Quote Char"/>
+    <w:basedOn w:val="DefaultParagraphFont"/>
+    <w:link w:val="Quote"/>
     <w:uiPriority w:val="29"/>
     <w:rsid w:val="00F52705"/>
     <w:rPr>
@@ -10194,9 +11373,9 @@
       <w:color w:val="404040" w:themeColor="text1" w:themeTint="BF"/>
     </w:rPr>
   </w:style>
-  <w:style w:type="paragraph" w:styleId="Lijstalinea">
+  <w:style w:type="paragraph" w:styleId="ListParagraph">
     <w:name w:val="List Paragraph"/>
-    <w:basedOn w:val="Standaard"/>
+    <w:basedOn w:val="Normal"/>
     <w:uiPriority w:val="34"/>
     <w:qFormat/>
     <w:rsid w:val="00F52705"/>
@@ -10205,9 +11384,9 @@
       <w:contextualSpacing/>
     </w:pPr>
   </w:style>
-  <w:style w:type="character" w:styleId="Intensievebenadrukking">
+  <w:style w:type="character" w:styleId="IntenseEmphasis">
     <w:name w:val="Intense Emphasis"/>
-    <w:basedOn w:val="Standaardalinea-lettertype"/>
+    <w:basedOn w:val="DefaultParagraphFont"/>
     <w:uiPriority w:val="21"/>
     <w:qFormat/>
     <w:rsid w:val="00F52705"/>
@@ -10217,11 +11396,11 @@
       <w:color w:val="0F4761" w:themeColor="accent1" w:themeShade="BF"/>
     </w:rPr>
   </w:style>
-  <w:style w:type="paragraph" w:styleId="Duidelijkcitaat">
+  <w:style w:type="paragraph" w:styleId="IntenseQuote">
     <w:name w:val="Intense Quote"/>
-    <w:basedOn w:val="Standaard"/>
-    <w:next w:val="Standaard"/>
-    <w:link w:val="DuidelijkcitaatChar"/>
+    <w:basedOn w:val="Normal"/>
+    <w:next w:val="Normal"/>
+    <w:link w:val="IntenseQuoteChar"/>
     <w:uiPriority w:val="30"/>
     <w:qFormat/>
     <w:rsid w:val="00F52705"/>
@@ -10240,10 +11419,10 @@
       <w:color w:val="0F4761" w:themeColor="accent1" w:themeShade="BF"/>
     </w:rPr>
   </w:style>
-  <w:style w:type="character" w:customStyle="1" w:styleId="DuidelijkcitaatChar">
-    <w:name w:val="Duidelijk citaat Char"/>
-    <w:basedOn w:val="Standaardalinea-lettertype"/>
-    <w:link w:val="Duidelijkcitaat"/>
+  <w:style w:type="character" w:customStyle="1" w:styleId="IntenseQuoteChar">
+    <w:name w:val="Intense Quote Char"/>
+    <w:basedOn w:val="DefaultParagraphFont"/>
+    <w:link w:val="IntenseQuote"/>
     <w:uiPriority w:val="30"/>
     <w:rsid w:val="00F52705"/>
     <w:rPr>
@@ -10252,9 +11431,9 @@
       <w:color w:val="0F4761" w:themeColor="accent1" w:themeShade="BF"/>
     </w:rPr>
   </w:style>
-  <w:style w:type="character" w:styleId="Intensieveverwijzing">
+  <w:style w:type="character" w:styleId="IntenseReference">
     <w:name w:val="Intense Reference"/>
-    <w:basedOn w:val="Standaardalinea-lettertype"/>
+    <w:basedOn w:val="DefaultParagraphFont"/>
     <w:uiPriority w:val="32"/>
     <w:qFormat/>
     <w:rsid w:val="00F52705"/>
@@ -10266,9 +11445,9 @@
       <w:spacing w:val="5"/>
     </w:rPr>
   </w:style>
-  <w:style w:type="table" w:styleId="Tabelraster">
+  <w:style w:type="table" w:styleId="TableGrid">
     <w:name w:val="Table Grid"/>
-    <w:basedOn w:val="Standaardtabel"/>
+    <w:basedOn w:val="TableNormal"/>
     <w:uiPriority w:val="39"/>
     <w:rsid w:val="00F52705"/>
     <w:pPr>
@@ -10285,9 +11464,9 @@
       </w:tblBorders>
     </w:tblPr>
   </w:style>
-  <w:style w:type="table" w:styleId="Tabelrasterlicht">
+  <w:style w:type="table" w:styleId="TableGridLight">
     <w:name w:val="Grid Table Light"/>
-    <w:basedOn w:val="Standaardtabel"/>
+    <w:basedOn w:val="TableNormal"/>
     <w:uiPriority w:val="40"/>
     <w:rsid w:val="00D53FBC"/>
     <w:pPr>
@@ -10304,9 +11483,9 @@
       </w:tblBorders>
     </w:tblPr>
   </w:style>
-  <w:style w:type="table" w:styleId="Onopgemaaktetabel1">
+  <w:style w:type="table" w:styleId="PlainTable1">
     <w:name w:val="Plain Table 1"/>
-    <w:basedOn w:val="Standaardtabel"/>
+    <w:basedOn w:val="TableNormal"/>
     <w:uiPriority w:val="41"/>
     <w:rsid w:val="005D78C6"/>
     <w:pPr>
@@ -10367,9 +11546,9 @@
       </w:tcPr>
     </w:tblStylePr>
   </w:style>
-  <w:style w:type="table" w:styleId="Onopgemaaktetabel2">
+  <w:style w:type="table" w:styleId="PlainTable2">
     <w:name w:val="Plain Table 2"/>
-    <w:basedOn w:val="Standaardtabel"/>
+    <w:basedOn w:val="TableNormal"/>
     <w:uiPriority w:val="42"/>
     <w:rsid w:val="005D78C6"/>
     <w:pPr>
@@ -10447,9 +11626,9 @@
       </w:tcPr>
     </w:tblStylePr>
   </w:style>
-  <w:style w:type="table" w:styleId="Onopgemaaktetabel3">
+  <w:style w:type="table" w:styleId="PlainTable3">
     <w:name w:val="Plain Table 3"/>
-    <w:basedOn w:val="Standaardtabel"/>
+    <w:basedOn w:val="TableNormal"/>
     <w:uiPriority w:val="43"/>
     <w:rsid w:val="005D78C6"/>
     <w:pPr>
@@ -10540,9 +11719,9 @@
       </w:tcPr>
     </w:tblStylePr>
   </w:style>
-  <w:style w:type="table" w:styleId="Onopgemaaktetabel4">
+  <w:style w:type="table" w:styleId="PlainTable4">
     <w:name w:val="Plain Table 4"/>
-    <w:basedOn w:val="Standaardtabel"/>
+    <w:basedOn w:val="TableNormal"/>
     <w:uiPriority w:val="44"/>
     <w:rsid w:val="005D78C6"/>
     <w:pPr>
@@ -10589,9 +11768,9 @@
       </w:tcPr>
     </w:tblStylePr>
   </w:style>
-  <w:style w:type="table" w:styleId="Onopgemaaktetabel5">
+  <w:style w:type="table" w:styleId="PlainTable5">
     <w:name w:val="Plain Table 5"/>
-    <w:basedOn w:val="Standaardtabel"/>
+    <w:basedOn w:val="TableNormal"/>
     <w:uiPriority w:val="45"/>
     <w:rsid w:val="005D78C6"/>
     <w:pPr>
@@ -10709,9 +11888,9 @@
       </w:tcPr>
     </w:tblStylePr>
   </w:style>
-  <w:style w:type="table" w:styleId="Rastertabel1licht">
+  <w:style w:type="table" w:styleId="GridTable1Light">
     <w:name w:val="Grid Table 1 Light"/>
-    <w:basedOn w:val="Standaardtabel"/>
+    <w:basedOn w:val="TableNormal"/>
     <w:uiPriority w:val="46"/>
     <w:rsid w:val="005D78C6"/>
     <w:pPr>
@@ -10766,9 +11945,9 @@
       </w:rPr>
     </w:tblStylePr>
   </w:style>
-  <w:style w:type="table" w:styleId="Rastertabel1licht-Accent1">
+  <w:style w:type="table" w:styleId="GridTable1Light-Accent1">
     <w:name w:val="Grid Table 1 Light Accent 1"/>
-    <w:basedOn w:val="Standaardtabel"/>
+    <w:basedOn w:val="TableNormal"/>
     <w:uiPriority w:val="46"/>
     <w:rsid w:val="005D78C6"/>
     <w:pPr>
@@ -10823,9 +12002,9 @@
       </w:rPr>
     </w:tblStylePr>
   </w:style>
-  <w:style w:type="table" w:styleId="Rastertabel1licht-Accent2">
+  <w:style w:type="table" w:styleId="GridTable1Light-Accent2">
     <w:name w:val="Grid Table 1 Light Accent 2"/>
-    <w:basedOn w:val="Standaardtabel"/>
+    <w:basedOn w:val="TableNormal"/>
     <w:uiPriority w:val="46"/>
     <w:rsid w:val="005D78C6"/>
     <w:pPr>
@@ -10880,9 +12059,9 @@
       </w:rPr>
     </w:tblStylePr>
   </w:style>
-  <w:style w:type="table" w:styleId="Rastertabel3-Accent4">
+  <w:style w:type="table" w:styleId="GridTable3-Accent4">
     <w:name w:val="Grid Table 3 Accent 4"/>
-    <w:basedOn w:val="Standaardtabel"/>
+    <w:basedOn w:val="TableNormal"/>
     <w:uiPriority w:val="48"/>
     <w:rsid w:val="005D78C6"/>
     <w:pPr>
@@ -11016,9 +12195,9 @@
       </w:tcPr>
     </w:tblStylePr>
   </w:style>
-  <w:style w:type="table" w:styleId="Rastertabel5donker">
+  <w:style w:type="table" w:styleId="GridTable5Dark">
     <w:name w:val="Grid Table 5 Dark"/>
-    <w:basedOn w:val="Standaardtabel"/>
+    <w:basedOn w:val="TableNormal"/>
     <w:uiPriority w:val="50"/>
     <w:rsid w:val="005D78C6"/>
     <w:pPr>
@@ -11122,9 +12301,9 @@
       </w:tcPr>
     </w:tblStylePr>
   </w:style>
-  <w:style w:type="table" w:styleId="Lijsttabel1licht">
+  <w:style w:type="table" w:styleId="ListTable1Light">
     <w:name w:val="List Table 1 Light"/>
-    <w:basedOn w:val="Standaardtabel"/>
+    <w:basedOn w:val="TableNormal"/>
     <w:uiPriority w:val="46"/>
     <w:rsid w:val="005D78C6"/>
     <w:pPr>
@@ -11183,9 +12362,9 @@
       </w:tcPr>
     </w:tblStylePr>
   </w:style>
-  <w:style w:type="table" w:styleId="Lijsttabel4">
+  <w:style w:type="table" w:styleId="ListTable4">
     <w:name w:val="List Table 4"/>
-    <w:basedOn w:val="Standaardtabel"/>
+    <w:basedOn w:val="TableNormal"/>
     <w:uiPriority w:val="49"/>
     <w:rsid w:val="005D78C6"/>
     <w:pPr>
@@ -11257,9 +12436,9 @@
       </w:tcPr>
     </w:tblStylePr>
   </w:style>
-  <w:style w:type="table" w:styleId="Lijsttabel5donker">
+  <w:style w:type="table" w:styleId="ListTable5Dark">
     <w:name w:val="List Table 5 Dark"/>
-    <w:basedOn w:val="Standaardtabel"/>
+    <w:basedOn w:val="TableNormal"/>
     <w:uiPriority w:val="50"/>
     <w:rsid w:val="005D78C6"/>
     <w:pPr>
@@ -11391,9 +12570,9 @@
       </w:tcPr>
     </w:tblStylePr>
   </w:style>
-  <w:style w:type="table" w:styleId="Lijsttabel5donker-Accent1">
+  <w:style w:type="table" w:styleId="ListTable5Dark-Accent1">
     <w:name w:val="List Table 5 Dark Accent 1"/>
-    <w:basedOn w:val="Standaardtabel"/>
+    <w:basedOn w:val="TableNormal"/>
     <w:uiPriority w:val="50"/>
     <w:rsid w:val="005D78C6"/>
     <w:pPr>
@@ -11525,9 +12704,9 @@
       </w:tcPr>
     </w:tblStylePr>
   </w:style>
-  <w:style w:type="table" w:styleId="Lijsttabel2">
+  <w:style w:type="table" w:styleId="ListTable2">
     <w:name w:val="List Table 2"/>
-    <w:basedOn w:val="Standaardtabel"/>
+    <w:basedOn w:val="TableNormal"/>
     <w:uiPriority w:val="47"/>
     <w:rsid w:val="005D78C6"/>
     <w:pPr>
@@ -11579,9 +12758,9 @@
       </w:tcPr>
     </w:tblStylePr>
   </w:style>
-  <w:style w:type="table" w:styleId="Rastertabel4">
+  <w:style w:type="table" w:styleId="GridTable4">
     <w:name w:val="Grid Table 4"/>
-    <w:basedOn w:val="Standaardtabel"/>
+    <w:basedOn w:val="TableNormal"/>
     <w:uiPriority w:val="49"/>
     <w:rsid w:val="005D78C6"/>
     <w:pPr>
@@ -11669,8 +12848,8 @@
   </w:style>
   <w:style w:type="paragraph" w:customStyle="1" w:styleId="Style2">
     <w:name w:val="Style2"/>
-    <w:basedOn w:val="Kop1"/>
-    <w:next w:val="Standaard"/>
+    <w:basedOn w:val="Heading1"/>
+    <w:next w:val="Normal"/>
     <w:qFormat/>
     <w:rsid w:val="001A6124"/>
     <w:rPr>
@@ -11680,8 +12859,8 @@
   </w:style>
   <w:style w:type="paragraph" w:customStyle="1" w:styleId="Style3">
     <w:name w:val="Style3"/>
-    <w:basedOn w:val="Kop2"/>
-    <w:next w:val="Standaard"/>
+    <w:basedOn w:val="Heading2"/>
+    <w:next w:val="Normal"/>
     <w:qFormat/>
     <w:rsid w:val="001A6124"/>
     <w:rPr>
@@ -11690,10 +12869,10 @@
       <w:lang w:val="nl-NL"/>
     </w:rPr>
   </w:style>
-  <w:style w:type="paragraph" w:styleId="Kopvaninhoudsopgave">
+  <w:style w:type="paragraph" w:styleId="TOCHeading">
     <w:name w:val="TOC Heading"/>
-    <w:basedOn w:val="Kop1"/>
-    <w:next w:val="Standaard"/>
+    <w:basedOn w:val="Heading1"/>
+    <w:next w:val="Normal"/>
     <w:uiPriority w:val="39"/>
     <w:unhideWhenUsed/>
     <w:qFormat/>
@@ -11711,10 +12890,10 @@
       <w14:ligatures w14:val="none"/>
     </w:rPr>
   </w:style>
-  <w:style w:type="paragraph" w:styleId="Inhopg1">
+  <w:style w:type="paragraph" w:styleId="TOC1">
     <w:name w:val="toc 1"/>
-    <w:basedOn w:val="Standaard"/>
-    <w:next w:val="Standaard"/>
+    <w:basedOn w:val="Normal"/>
+    <w:next w:val="Normal"/>
     <w:autoRedefine/>
     <w:uiPriority w:val="39"/>
     <w:unhideWhenUsed/>
@@ -11729,10 +12908,10 @@
       <w:iCs/>
     </w:rPr>
   </w:style>
-  <w:style w:type="paragraph" w:styleId="Inhopg2">
+  <w:style w:type="paragraph" w:styleId="TOC2">
     <w:name w:val="toc 2"/>
-    <w:basedOn w:val="Standaard"/>
-    <w:next w:val="Standaard"/>
+    <w:basedOn w:val="Normal"/>
+    <w:next w:val="Normal"/>
     <w:autoRedefine/>
     <w:uiPriority w:val="39"/>
     <w:unhideWhenUsed/>
@@ -11750,7 +12929,7 @@
   </w:style>
   <w:style w:type="character" w:styleId="Hyperlink">
     <w:name w:val="Hyperlink"/>
-    <w:basedOn w:val="Standaardalinea-lettertype"/>
+    <w:basedOn w:val="DefaultParagraphFont"/>
     <w:uiPriority w:val="99"/>
     <w:unhideWhenUsed/>
     <w:rsid w:val="00957DC9"/>
@@ -11759,10 +12938,10 @@
       <w:u w:val="single"/>
     </w:rPr>
   </w:style>
-  <w:style w:type="paragraph" w:styleId="Inhopg3">
+  <w:style w:type="paragraph" w:styleId="TOC3">
     <w:name w:val="toc 3"/>
-    <w:basedOn w:val="Standaard"/>
-    <w:next w:val="Standaard"/>
+    <w:basedOn w:val="Normal"/>
+    <w:next w:val="Normal"/>
     <w:autoRedefine/>
     <w:uiPriority w:val="39"/>
     <w:unhideWhenUsed/>
@@ -11776,10 +12955,10 @@
       <w:szCs w:val="20"/>
     </w:rPr>
   </w:style>
-  <w:style w:type="paragraph" w:styleId="Inhopg4">
+  <w:style w:type="paragraph" w:styleId="TOC4">
     <w:name w:val="toc 4"/>
-    <w:basedOn w:val="Standaard"/>
-    <w:next w:val="Standaard"/>
+    <w:basedOn w:val="Normal"/>
+    <w:next w:val="Normal"/>
     <w:autoRedefine/>
     <w:uiPriority w:val="39"/>
     <w:semiHidden/>
@@ -11794,10 +12973,10 @@
       <w:szCs w:val="20"/>
     </w:rPr>
   </w:style>
-  <w:style w:type="paragraph" w:styleId="Inhopg5">
+  <w:style w:type="paragraph" w:styleId="TOC5">
     <w:name w:val="toc 5"/>
-    <w:basedOn w:val="Standaard"/>
-    <w:next w:val="Standaard"/>
+    <w:basedOn w:val="Normal"/>
+    <w:next w:val="Normal"/>
     <w:autoRedefine/>
     <w:uiPriority w:val="39"/>
     <w:semiHidden/>
@@ -11812,10 +12991,10 @@
       <w:szCs w:val="20"/>
     </w:rPr>
   </w:style>
-  <w:style w:type="paragraph" w:styleId="Inhopg6">
+  <w:style w:type="paragraph" w:styleId="TOC6">
     <w:name w:val="toc 6"/>
-    <w:basedOn w:val="Standaard"/>
-    <w:next w:val="Standaard"/>
+    <w:basedOn w:val="Normal"/>
+    <w:next w:val="Normal"/>
     <w:autoRedefine/>
     <w:uiPriority w:val="39"/>
     <w:semiHidden/>
@@ -11830,10 +13009,10 @@
       <w:szCs w:val="20"/>
     </w:rPr>
   </w:style>
-  <w:style w:type="paragraph" w:styleId="Inhopg7">
+  <w:style w:type="paragraph" w:styleId="TOC7">
     <w:name w:val="toc 7"/>
-    <w:basedOn w:val="Standaard"/>
-    <w:next w:val="Standaard"/>
+    <w:basedOn w:val="Normal"/>
+    <w:next w:val="Normal"/>
     <w:autoRedefine/>
     <w:uiPriority w:val="39"/>
     <w:semiHidden/>
@@ -11848,10 +13027,10 @@
       <w:szCs w:val="20"/>
     </w:rPr>
   </w:style>
-  <w:style w:type="paragraph" w:styleId="Inhopg8">
+  <w:style w:type="paragraph" w:styleId="TOC8">
     <w:name w:val="toc 8"/>
-    <w:basedOn w:val="Standaard"/>
-    <w:next w:val="Standaard"/>
+    <w:basedOn w:val="Normal"/>
+    <w:next w:val="Normal"/>
     <w:autoRedefine/>
     <w:uiPriority w:val="39"/>
     <w:semiHidden/>
@@ -11866,10 +13045,10 @@
       <w:szCs w:val="20"/>
     </w:rPr>
   </w:style>
-  <w:style w:type="paragraph" w:styleId="Inhopg9">
+  <w:style w:type="paragraph" w:styleId="TOC9">
     <w:name w:val="toc 9"/>
-    <w:basedOn w:val="Standaard"/>
-    <w:next w:val="Standaard"/>
+    <w:basedOn w:val="Normal"/>
+    <w:next w:val="Normal"/>
     <w:autoRedefine/>
     <w:uiPriority w:val="39"/>
     <w:semiHidden/>
